--- a/FINE-TUNING.docx
+++ b/FINE-TUNING.docx
@@ -1,6 +1,6 @@
 
 <file path=word/document.xml><?xml version="1.0" encoding="utf-8"?>
-<w:document xmlns:wpc="http://schemas.microsoft.com/office/word/2010/wordprocessingCanvas" xmlns:mc="http://schemas.openxmlformats.org/markup-compatibility/2006" xmlns:o="urn:schemas-microsoft-com:office:office" xmlns:r="http://schemas.openxmlformats.org/officeDocument/2006/relationships" xmlns:m="http://schemas.openxmlformats.org/officeDocument/2006/math" xmlns:v="urn:schemas-microsoft-com:vml" xmlns:wp14="http://schemas.microsoft.com/office/word/2010/wordprocessingDrawing" xmlns:wp="http://schemas.openxmlformats.org/drawingml/2006/wordprocessingDrawing" xmlns:w10="urn:schemas-microsoft-com:office:word" xmlns:w="http://schemas.openxmlformats.org/wordprocessingml/2006/main" xmlns:w14="http://schemas.microsoft.com/office/word/2010/wordml" xmlns:w15="http://schemas.microsoft.com/office/word/2012/wordml" xmlns:wpg="http://schemas.microsoft.com/office/word/2010/wordprocessingGroup" xmlns:wpi="http://schemas.microsoft.com/office/word/2010/wordprocessingInk" xmlns:wne="http://schemas.microsoft.com/office/word/2006/wordml" xmlns:wps="http://schemas.microsoft.com/office/word/2010/wordprocessingShape" mc:Ignorable="w14 w15 wp14">
+<w:document xmlns:wpc="http://schemas.microsoft.com/office/word/2010/wordprocessingCanvas" xmlns:cx="http://schemas.microsoft.com/office/drawing/2014/chartex" xmlns:cx1="http://schemas.microsoft.com/office/drawing/2015/9/8/chartex" xmlns:cx2="http://schemas.microsoft.com/office/drawing/2015/10/21/chartex" xmlns:cx3="http://schemas.microsoft.com/office/drawing/2016/5/9/chartex" xmlns:cx4="http://schemas.microsoft.com/office/drawing/2016/5/10/chartex" xmlns:cx5="http://schemas.microsoft.com/office/drawing/2016/5/11/chartex" xmlns:cx6="http://schemas.microsoft.com/office/drawing/2016/5/12/chartex" xmlns:cx7="http://schemas.microsoft.com/office/drawing/2016/5/13/chartex" xmlns:cx8="http://schemas.microsoft.com/office/drawing/2016/5/14/chartex" xmlns:mc="http://schemas.openxmlformats.org/markup-compatibility/2006" xmlns:aink="http://schemas.microsoft.com/office/drawing/2016/ink" xmlns:am3d="http://schemas.microsoft.com/office/drawing/2017/model3d" xmlns:o="urn:schemas-microsoft-com:office:office" xmlns:oel="http://schemas.microsoft.com/office/2019/extlst" xmlns:r="http://schemas.openxmlformats.org/officeDocument/2006/relationships" xmlns:m="http://schemas.openxmlformats.org/officeDocument/2006/math" xmlns:v="urn:schemas-microsoft-com:vml" xmlns:wp14="http://schemas.microsoft.com/office/word/2010/wordprocessingDrawing" xmlns:wp="http://schemas.openxmlformats.org/drawingml/2006/wordprocessingDrawing" xmlns:w10="urn:schemas-microsoft-com:office:word" xmlns:w="http://schemas.openxmlformats.org/wordprocessingml/2006/main" xmlns:w14="http://schemas.microsoft.com/office/word/2010/wordml" xmlns:w15="http://schemas.microsoft.com/office/word/2012/wordml" xmlns:w16cex="http://schemas.microsoft.com/office/word/2018/wordml/cex" xmlns:w16cid="http://schemas.microsoft.com/office/word/2016/wordml/cid" xmlns:w16="http://schemas.microsoft.com/office/word/2018/wordml" xmlns:w16du="http://schemas.microsoft.com/office/word/2023/wordml/word16du" xmlns:w16sdtdh="http://schemas.microsoft.com/office/word/2020/wordml/sdtdatahash" xmlns:w16sdtfl="http://schemas.microsoft.com/office/word/2024/wordml/sdtformatlock" xmlns:w16se="http://schemas.microsoft.com/office/word/2015/wordml/symex" xmlns:wpg="http://schemas.microsoft.com/office/word/2010/wordprocessingGroup" xmlns:wpi="http://schemas.microsoft.com/office/word/2010/wordprocessingInk" xmlns:wne="http://schemas.microsoft.com/office/word/2006/wordml" xmlns:wps="http://schemas.microsoft.com/office/word/2010/wordprocessingShape" mc:Ignorable="w14 w15 w16se w16cid w16 w16cex w16sdtdh w16sdtfl w16du wp14">
   <w:body>
     <w:p>
       <w:pPr>
@@ -77,7 +77,21 @@
         <w:rPr>
           <w:lang w:val="en-US"/>
         </w:rPr>
-        <w:t>What does fine tuning actually does?</w:t>
+        <w:t xml:space="preserve">What does fine tuning </w:t>
+      </w:r>
+      <w:proofErr w:type="gramStart"/>
+      <w:r>
+        <w:rPr>
+          <w:lang w:val="en-US"/>
+        </w:rPr>
+        <w:t>actually do</w:t>
+      </w:r>
+      <w:proofErr w:type="gramEnd"/>
+      <w:r>
+        <w:rPr>
+          <w:lang w:val="en-US"/>
+        </w:rPr>
+        <w:t>?</w:t>
       </w:r>
     </w:p>
     <w:p>
@@ -185,7 +199,19 @@
         <w:rPr>
           <w:lang w:val="en-US"/>
         </w:rPr>
-        <w:t>Parameter efficient Fine-Tuning(PEFT)</w:t>
+        <w:t>Parameter efficient Fine-</w:t>
+      </w:r>
+      <w:r>
+        <w:rPr>
+          <w:lang w:val="en-US"/>
+        </w:rPr>
+        <w:t>Tuning (</w:t>
+      </w:r>
+      <w:r>
+        <w:rPr>
+          <w:lang w:val="en-US"/>
+        </w:rPr>
+        <w:t>PEFT)</w:t>
       </w:r>
     </w:p>
     <w:p>
@@ -203,7 +229,27 @@
         <w:rPr>
           <w:lang w:val="en-US"/>
         </w:rPr>
-        <w:t>Low Rank Adaptation(LoRA) for Fine-tuning LLMs</w:t>
+        <w:t xml:space="preserve">Low Rank </w:t>
+      </w:r>
+      <w:r>
+        <w:rPr>
+          <w:lang w:val="en-US"/>
+        </w:rPr>
+        <w:t>Adaptation (</w:t>
+      </w:r>
+      <w:proofErr w:type="spellStart"/>
+      <w:r>
+        <w:rPr>
+          <w:lang w:val="en-US"/>
+        </w:rPr>
+        <w:t>LoRA</w:t>
+      </w:r>
+      <w:proofErr w:type="spellEnd"/>
+      <w:r>
+        <w:rPr>
+          <w:lang w:val="en-US"/>
+        </w:rPr>
+        <w:t>) for Fine-tuning LLMs</w:t>
       </w:r>
     </w:p>
     <w:p>
@@ -248,7 +294,7 @@
           <w:lang w:eastAsia="en-IN"/>
         </w:rPr>
         <w:drawing>
-          <wp:inline distT="0" distB="0" distL="0" distR="0" wp14:anchorId="1446F5DB" wp14:editId="631FE794">
+          <wp:inline distT="0" distB="0" distL="0" distR="0" wp14:anchorId="0E855BF0" wp14:editId="2D24B6F8">
             <wp:extent cx="5731510" cy="3222625"/>
             <wp:effectExtent l="0" t="0" r="2540" b="0"/>
             <wp:docPr id="1" name="Picture 1"/>
@@ -307,7 +353,7 @@
           <w:lang w:eastAsia="en-IN"/>
         </w:rPr>
         <w:drawing>
-          <wp:inline distT="0" distB="0" distL="0" distR="0" wp14:anchorId="4CD21DAE" wp14:editId="7FE597E5">
+          <wp:inline distT="0" distB="0" distL="0" distR="0" wp14:anchorId="748C0515" wp14:editId="3AABF14A">
             <wp:extent cx="5731510" cy="3222625"/>
             <wp:effectExtent l="0" t="0" r="2540" b="0"/>
             <wp:docPr id="2" name="Picture 2"/>
@@ -399,7 +445,7 @@
         </w:rPr>
         <w:lastRenderedPageBreak/>
         <w:drawing>
-          <wp:inline distT="0" distB="0" distL="0" distR="0" wp14:anchorId="61F06C29" wp14:editId="7CFCDCEB">
+          <wp:inline distT="0" distB="0" distL="0" distR="0" wp14:anchorId="715464B1" wp14:editId="4DA7DF13">
             <wp:extent cx="4914900" cy="2562225"/>
             <wp:effectExtent l="0" t="0" r="0" b="9525"/>
             <wp:docPr id="3" name="Picture 3"/>
@@ -470,7 +516,7 @@
           <w:lang w:eastAsia="en-IN"/>
         </w:rPr>
         <w:drawing>
-          <wp:inline distT="0" distB="0" distL="0" distR="0" wp14:anchorId="5E62BDF6" wp14:editId="55FB2849">
+          <wp:inline distT="0" distB="0" distL="0" distR="0" wp14:anchorId="3C25B0A6" wp14:editId="0CF6947E">
             <wp:extent cx="4543425" cy="2638425"/>
             <wp:effectExtent l="0" t="0" r="9525" b="9525"/>
             <wp:docPr id="4" name="Picture 4"/>
@@ -561,7 +607,21 @@
         <w:rPr>
           <w:sz w:val="24"/>
         </w:rPr>
-        <w:t xml:space="preserve"> from large-scale data (often unlabeled) before being fine-tuned for a specific task. It uses </w:t>
+        <w:t xml:space="preserve"> from large-scale data (often </w:t>
+      </w:r>
+      <w:proofErr w:type="spellStart"/>
+      <w:r>
+        <w:rPr>
+          <w:sz w:val="24"/>
+        </w:rPr>
+        <w:t>unlabeled</w:t>
+      </w:r>
+      <w:proofErr w:type="spellEnd"/>
+      <w:r>
+        <w:rPr>
+          <w:sz w:val="24"/>
+        </w:rPr>
+        <w:t xml:space="preserve">) before being fine-tuned for a specific task. It uses </w:t>
       </w:r>
       <w:r>
         <w:rPr>
@@ -587,7 +647,21 @@
         <w:rPr>
           <w:sz w:val="24"/>
         </w:rPr>
-        <w:t xml:space="preserve"> on smaller, task-specific labeled datasets to adapt its general knowledge. This approach enables </w:t>
+        <w:t xml:space="preserve"> on smaller, task-specific </w:t>
+      </w:r>
+      <w:proofErr w:type="spellStart"/>
+      <w:r>
+        <w:rPr>
+          <w:sz w:val="24"/>
+        </w:rPr>
+        <w:t>labeled</w:t>
+      </w:r>
+      <w:proofErr w:type="spellEnd"/>
+      <w:r>
+        <w:rPr>
+          <w:sz w:val="24"/>
+        </w:rPr>
+        <w:t xml:space="preserve"> datasets to adapt its general knowledge. This approach enables </w:t>
       </w:r>
       <w:r>
         <w:rPr>
@@ -600,7 +674,21 @@
         <w:rPr>
           <w:sz w:val="24"/>
         </w:rPr>
-        <w:t>, reduces training time and data needs, improves performance and generalization, and allows knowledge reuse across domains. In essence, pretraining builds a strong foundation of broad understanding, while fine-tuning specializes it for particular tasks.</w:t>
+        <w:t xml:space="preserve">, reduces training time and data needs, improves performance and generalization, and allows knowledge reuse across domains. In essence, pretraining builds a strong foundation of broad understanding, while fine-tuning specializes it for </w:t>
+      </w:r>
+      <w:proofErr w:type="gramStart"/>
+      <w:r>
+        <w:rPr>
+          <w:sz w:val="24"/>
+        </w:rPr>
+        <w:t>particular tasks</w:t>
+      </w:r>
+      <w:proofErr w:type="gramEnd"/>
+      <w:r>
+        <w:rPr>
+          <w:sz w:val="24"/>
+        </w:rPr>
+        <w:t>.</w:t>
       </w:r>
     </w:p>
     <w:tbl>
@@ -870,7 +958,6 @@
               <w:t xml:space="preserve">Trained on diverse sources (Common Crawl, Books, Wikipedia, </w:t>
             </w:r>
             <w:proofErr w:type="spellStart"/>
-            <w:proofErr w:type="gramStart"/>
             <w:r>
               <w:rPr>
                 <w:rFonts w:eastAsia="Times New Roman" w:cstheme="minorHAnsi"/>
@@ -881,7 +968,6 @@
               <w:t>WebText</w:t>
             </w:r>
             <w:proofErr w:type="spellEnd"/>
-            <w:proofErr w:type="gramEnd"/>
             <w:r>
               <w:rPr>
                 <w:rFonts w:eastAsia="Times New Roman" w:cstheme="minorHAnsi"/>
@@ -1017,7 +1103,27 @@
                 <w:szCs w:val="24"/>
                 <w:lang w:eastAsia="en-IN"/>
               </w:rPr>
-              <w:t xml:space="preserve">Architecture details not public, but uses a </w:t>
+              <w:t xml:space="preserve">Architecture details not </w:t>
+            </w:r>
+            <w:proofErr w:type="gramStart"/>
+            <w:r>
+              <w:rPr>
+                <w:rFonts w:eastAsia="Times New Roman" w:cstheme="minorHAnsi"/>
+                <w:sz w:val="24"/>
+                <w:szCs w:val="24"/>
+                <w:lang w:eastAsia="en-IN"/>
+              </w:rPr>
+              <w:t>public, but</w:t>
+            </w:r>
+            <w:proofErr w:type="gramEnd"/>
+            <w:r>
+              <w:rPr>
+                <w:rFonts w:eastAsia="Times New Roman" w:cstheme="minorHAnsi"/>
+                <w:sz w:val="24"/>
+                <w:szCs w:val="24"/>
+                <w:lang w:eastAsia="en-IN"/>
+              </w:rPr>
+              <w:t xml:space="preserve"> uses a </w:t>
             </w:r>
             <w:r>
               <w:rPr>
@@ -1346,6 +1452,7 @@
               </w:rPr>
               <w:t xml:space="preserve">Very large, mostly </w:t>
             </w:r>
+            <w:proofErr w:type="spellStart"/>
             <w:r>
               <w:rPr>
                 <w:rFonts w:eastAsia="Times New Roman" w:cstheme="minorHAnsi"/>
@@ -1357,6 +1464,7 @@
               </w:rPr>
               <w:t>unlabeled</w:t>
             </w:r>
+            <w:proofErr w:type="spellEnd"/>
             <w:r>
               <w:rPr>
                 <w:rFonts w:eastAsia="Times New Roman" w:cstheme="minorHAnsi"/>
@@ -1393,6 +1501,7 @@
               </w:rPr>
               <w:t xml:space="preserve">Smaller, </w:t>
             </w:r>
+            <w:proofErr w:type="spellStart"/>
             <w:r>
               <w:rPr>
                 <w:rFonts w:eastAsia="Times New Roman" w:cstheme="minorHAnsi"/>
@@ -1404,6 +1513,7 @@
               </w:rPr>
               <w:t>labeled</w:t>
             </w:r>
+            <w:proofErr w:type="spellEnd"/>
             <w:r>
               <w:rPr>
                 <w:rFonts w:eastAsia="Times New Roman" w:cstheme="minorHAnsi"/>
@@ -1884,7 +1994,27 @@
                 <w:szCs w:val="24"/>
                 <w:lang w:eastAsia="en-IN"/>
               </w:rPr>
-              <w:t>GPT, BERT, CLIP, ViT pretrained on large web-scale datasets.</w:t>
+              <w:t xml:space="preserve">GPT, BERT, CLIP, </w:t>
+            </w:r>
+            <w:proofErr w:type="spellStart"/>
+            <w:r>
+              <w:rPr>
+                <w:rFonts w:eastAsia="Times New Roman" w:cstheme="minorHAnsi"/>
+                <w:sz w:val="24"/>
+                <w:szCs w:val="24"/>
+                <w:lang w:eastAsia="en-IN"/>
+              </w:rPr>
+              <w:t>ViT</w:t>
+            </w:r>
+            <w:proofErr w:type="spellEnd"/>
+            <w:r>
+              <w:rPr>
+                <w:rFonts w:eastAsia="Times New Roman" w:cstheme="minorHAnsi"/>
+                <w:sz w:val="24"/>
+                <w:szCs w:val="24"/>
+                <w:lang w:eastAsia="en-IN"/>
+              </w:rPr>
+              <w:t xml:space="preserve"> pretrained on large web-scale datasets.</w:t>
             </w:r>
           </w:p>
         </w:tc>
@@ -2138,7 +2268,27 @@
                 <w:szCs w:val="24"/>
                 <w:lang w:eastAsia="en-IN"/>
               </w:rPr>
-              <w:t xml:space="preserve">To guide a pretrained model’s behavior using </w:t>
+              <w:t xml:space="preserve">To guide a pretrained model’s </w:t>
+            </w:r>
+            <w:proofErr w:type="spellStart"/>
+            <w:r>
+              <w:rPr>
+                <w:rFonts w:eastAsia="Times New Roman" w:cstheme="minorHAnsi"/>
+                <w:sz w:val="24"/>
+                <w:szCs w:val="24"/>
+                <w:lang w:eastAsia="en-IN"/>
+              </w:rPr>
+              <w:t>behavior</w:t>
+            </w:r>
+            <w:proofErr w:type="spellEnd"/>
+            <w:r>
+              <w:rPr>
+                <w:rFonts w:eastAsia="Times New Roman" w:cstheme="minorHAnsi"/>
+                <w:sz w:val="24"/>
+                <w:szCs w:val="24"/>
+                <w:lang w:eastAsia="en-IN"/>
+              </w:rPr>
+              <w:t xml:space="preserve"> using </w:t>
             </w:r>
             <w:r>
               <w:rPr>
@@ -2315,6 +2465,7 @@
               </w:rPr>
               <w:t xml:space="preserve">Requires </w:t>
             </w:r>
+            <w:proofErr w:type="spellStart"/>
             <w:r>
               <w:rPr>
                 <w:rFonts w:eastAsia="Times New Roman" w:cstheme="minorHAnsi"/>
@@ -2324,7 +2475,19 @@
                 <w:szCs w:val="24"/>
                 <w:lang w:eastAsia="en-IN"/>
               </w:rPr>
-              <w:t>labeled datasets</w:t>
+              <w:t>labeled</w:t>
+            </w:r>
+            <w:proofErr w:type="spellEnd"/>
+            <w:r>
+              <w:rPr>
+                <w:rFonts w:eastAsia="Times New Roman" w:cstheme="minorHAnsi"/>
+                <w:b/>
+                <w:bCs/>
+                <w:sz w:val="24"/>
+                <w:szCs w:val="24"/>
+                <w:lang w:eastAsia="en-IN"/>
+              </w:rPr>
+              <w:t xml:space="preserve"> datasets</w:t>
             </w:r>
             <w:r>
               <w:rPr>
@@ -2333,7 +2496,27 @@
                 <w:szCs w:val="24"/>
                 <w:lang w:eastAsia="en-IN"/>
               </w:rPr>
-              <w:t xml:space="preserve"> (can be small for LoRA/adapter fine-tuning or large for full fine-tuning).</w:t>
+              <w:t xml:space="preserve"> (can be small for </w:t>
+            </w:r>
+            <w:proofErr w:type="spellStart"/>
+            <w:r>
+              <w:rPr>
+                <w:rFonts w:eastAsia="Times New Roman" w:cstheme="minorHAnsi"/>
+                <w:sz w:val="24"/>
+                <w:szCs w:val="24"/>
+                <w:lang w:eastAsia="en-IN"/>
+              </w:rPr>
+              <w:t>LoRA</w:t>
+            </w:r>
+            <w:proofErr w:type="spellEnd"/>
+            <w:r>
+              <w:rPr>
+                <w:rFonts w:eastAsia="Times New Roman" w:cstheme="minorHAnsi"/>
+                <w:sz w:val="24"/>
+                <w:szCs w:val="24"/>
+                <w:lang w:eastAsia="en-IN"/>
+              </w:rPr>
+              <w:t>/adapter fine-tuning or large for full fine-tuning).</w:t>
             </w:r>
           </w:p>
         </w:tc>
@@ -2570,7 +2753,27 @@
                 <w:szCs w:val="24"/>
                 <w:lang w:eastAsia="en-IN"/>
               </w:rPr>
-              <w:t>Highly flexible — you can change behavior anytime by modifying prompts.</w:t>
+              <w:t xml:space="preserve">Highly flexible — you can change </w:t>
+            </w:r>
+            <w:proofErr w:type="spellStart"/>
+            <w:r>
+              <w:rPr>
+                <w:rFonts w:eastAsia="Times New Roman" w:cstheme="minorHAnsi"/>
+                <w:sz w:val="24"/>
+                <w:szCs w:val="24"/>
+                <w:lang w:eastAsia="en-IN"/>
+              </w:rPr>
+              <w:t>behavior</w:t>
+            </w:r>
+            <w:proofErr w:type="spellEnd"/>
+            <w:r>
+              <w:rPr>
+                <w:rFonts w:eastAsia="Times New Roman" w:cstheme="minorHAnsi"/>
+                <w:sz w:val="24"/>
+                <w:szCs w:val="24"/>
+                <w:lang w:eastAsia="en-IN"/>
+              </w:rPr>
+              <w:t xml:space="preserve"> anytime by modifying prompts.</w:t>
             </w:r>
           </w:p>
         </w:tc>
@@ -2597,7 +2800,27 @@
                 <w:szCs w:val="24"/>
                 <w:lang w:eastAsia="en-IN"/>
               </w:rPr>
-              <w:t>More rigid — once fine-tuned, behavior is fixed unless retrained.</w:t>
+              <w:t xml:space="preserve">More rigid — once fine-tuned, </w:t>
+            </w:r>
+            <w:proofErr w:type="spellStart"/>
+            <w:r>
+              <w:rPr>
+                <w:rFonts w:eastAsia="Times New Roman" w:cstheme="minorHAnsi"/>
+                <w:sz w:val="24"/>
+                <w:szCs w:val="24"/>
+                <w:lang w:eastAsia="en-IN"/>
+              </w:rPr>
+              <w:t>behavior</w:t>
+            </w:r>
+            <w:proofErr w:type="spellEnd"/>
+            <w:r>
+              <w:rPr>
+                <w:rFonts w:eastAsia="Times New Roman" w:cstheme="minorHAnsi"/>
+                <w:sz w:val="24"/>
+                <w:szCs w:val="24"/>
+                <w:lang w:eastAsia="en-IN"/>
+              </w:rPr>
+              <w:t xml:space="preserve"> is fixed unless retrained.</w:t>
             </w:r>
           </w:p>
         </w:tc>
@@ -2798,7 +3021,7 @@
           <w:lang w:eastAsia="en-IN"/>
         </w:rPr>
         <w:drawing>
-          <wp:inline distT="0" distB="0" distL="0" distR="0" wp14:anchorId="6540303D" wp14:editId="4D619F51">
+          <wp:inline distT="0" distB="0" distL="0" distR="0" wp14:anchorId="6AAB647C" wp14:editId="4C3AEA86">
             <wp:extent cx="5731510" cy="3222625"/>
             <wp:effectExtent l="0" t="0" r="2540" b="0"/>
             <wp:docPr id="5" name="Picture 5"/>
@@ -2907,7 +3130,7 @@
           <w:lang w:eastAsia="en-IN"/>
         </w:rPr>
         <w:drawing>
-          <wp:inline distT="0" distB="0" distL="0" distR="0" wp14:anchorId="1985244C" wp14:editId="1696E92C">
+          <wp:inline distT="0" distB="0" distL="0" distR="0" wp14:anchorId="0B43EBBA" wp14:editId="47B6F844">
             <wp:extent cx="4924425" cy="2047875"/>
             <wp:effectExtent l="0" t="0" r="9525" b="9525"/>
             <wp:docPr id="6" name="Picture 6"/>
@@ -3004,7 +3227,7 @@
           <w:lang w:eastAsia="en-IN"/>
         </w:rPr>
         <w:drawing>
-          <wp:inline distT="0" distB="0" distL="0" distR="0" wp14:anchorId="2B4B9E11" wp14:editId="4044E8D8">
+          <wp:inline distT="0" distB="0" distL="0" distR="0" wp14:anchorId="515F1D4C" wp14:editId="48F3C938">
             <wp:extent cx="4999858" cy="2771775"/>
             <wp:effectExtent l="0" t="0" r="0" b="0"/>
             <wp:docPr id="8" name="Picture 8"/>
@@ -3123,7 +3346,7 @@
         </w:rPr>
         <w:lastRenderedPageBreak/>
         <w:drawing>
-          <wp:inline distT="0" distB="0" distL="0" distR="0" wp14:anchorId="69BBAA8F" wp14:editId="6CBA5D10">
+          <wp:inline distT="0" distB="0" distL="0" distR="0" wp14:anchorId="4B7B56AA" wp14:editId="55B8921F">
             <wp:extent cx="5334000" cy="2742127"/>
             <wp:effectExtent l="0" t="0" r="0" b="1270"/>
             <wp:docPr id="9" name="Picture 9"/>
@@ -3212,7 +3435,7 @@
           <w:lang w:eastAsia="en-IN"/>
         </w:rPr>
         <w:drawing>
-          <wp:inline distT="0" distB="0" distL="0" distR="0" wp14:anchorId="2AA3C62B" wp14:editId="3D27CE0F">
+          <wp:inline distT="0" distB="0" distL="0" distR="0" wp14:anchorId="24CA8B5A" wp14:editId="0950B83E">
             <wp:extent cx="5314950" cy="2266950"/>
             <wp:effectExtent l="0" t="0" r="0" b="0"/>
             <wp:docPr id="10" name="Picture 10"/>
@@ -3311,7 +3534,7 @@
           <w:lang w:eastAsia="en-IN"/>
         </w:rPr>
         <w:drawing>
-          <wp:inline distT="0" distB="0" distL="0" distR="0" wp14:anchorId="5D5FCECB" wp14:editId="4AB7C01C">
+          <wp:inline distT="0" distB="0" distL="0" distR="0" wp14:anchorId="78B8CD01" wp14:editId="649D9F30">
             <wp:extent cx="5105400" cy="1895475"/>
             <wp:effectExtent l="0" t="0" r="0" b="9525"/>
             <wp:docPr id="14" name="Picture 14"/>
@@ -3378,7 +3601,7 @@
         </w:rPr>
         <w:lastRenderedPageBreak/>
         <w:drawing>
-          <wp:inline distT="0" distB="0" distL="0" distR="0" wp14:anchorId="708EF008" wp14:editId="248410CF">
+          <wp:inline distT="0" distB="0" distL="0" distR="0" wp14:anchorId="0DF0F026" wp14:editId="6F399102">
             <wp:extent cx="5267325" cy="2505075"/>
             <wp:effectExtent l="0" t="0" r="9525" b="9525"/>
             <wp:docPr id="13" name="Picture 13"/>
@@ -3442,7 +3665,7 @@
           <w:lang w:eastAsia="en-IN"/>
         </w:rPr>
         <w:drawing>
-          <wp:inline distT="0" distB="0" distL="0" distR="0" wp14:anchorId="3E9B4073" wp14:editId="49DA9A28">
+          <wp:inline distT="0" distB="0" distL="0" distR="0" wp14:anchorId="0E7CE434" wp14:editId="684B56B6">
             <wp:extent cx="5334000" cy="2200275"/>
             <wp:effectExtent l="0" t="0" r="0" b="9525"/>
             <wp:docPr id="15" name="Picture 15"/>
@@ -3584,7 +3807,19 @@
         <w:rPr>
           <w:rFonts w:asciiTheme="minorHAnsi" w:hAnsiTheme="minorHAnsi" w:cstheme="minorHAnsi"/>
         </w:rPr>
-        <w:t>Supervised (labeled pairs)</w:t>
+        <w:t>Supervised (</w:t>
+      </w:r>
+      <w:r>
+        <w:rPr>
+          <w:rFonts w:asciiTheme="minorHAnsi" w:hAnsiTheme="minorHAnsi" w:cstheme="minorHAnsi"/>
+        </w:rPr>
+        <w:t>labelled</w:t>
+      </w:r>
+      <w:r>
+        <w:rPr>
+          <w:rFonts w:asciiTheme="minorHAnsi" w:hAnsiTheme="minorHAnsi" w:cstheme="minorHAnsi"/>
+        </w:rPr>
+        <w:t xml:space="preserve"> pairs)</w:t>
       </w:r>
     </w:p>
     <w:p>
@@ -3603,7 +3838,19 @@
         <w:rPr>
           <w:rFonts w:asciiTheme="minorHAnsi" w:hAnsiTheme="minorHAnsi" w:cstheme="minorHAnsi"/>
         </w:rPr>
-        <w:t>Semi-supervised (few labels + unlabeled data)</w:t>
+        <w:t xml:space="preserve">Semi-supervised (few labels + </w:t>
+      </w:r>
+      <w:r>
+        <w:rPr>
+          <w:rFonts w:asciiTheme="minorHAnsi" w:hAnsiTheme="minorHAnsi" w:cstheme="minorHAnsi"/>
+        </w:rPr>
+        <w:t>unlabelled</w:t>
+      </w:r>
+      <w:r>
+        <w:rPr>
+          <w:rFonts w:asciiTheme="minorHAnsi" w:hAnsiTheme="minorHAnsi" w:cstheme="minorHAnsi"/>
+        </w:rPr>
+        <w:t xml:space="preserve"> data)</w:t>
       </w:r>
     </w:p>
     <w:p>
@@ -4342,7 +4589,7 @@
           <w:lang w:eastAsia="en-IN"/>
         </w:rPr>
         <w:drawing>
-          <wp:inline distT="0" distB="0" distL="0" distR="0" wp14:anchorId="2BDA2D7B" wp14:editId="05BB22DA">
+          <wp:inline distT="0" distB="0" distL="0" distR="0" wp14:anchorId="2D4A6A52" wp14:editId="1ADD9C57">
             <wp:extent cx="4391025" cy="1152525"/>
             <wp:effectExtent l="0" t="0" r="9525" b="9525"/>
             <wp:docPr id="16" name="Picture 16"/>
@@ -4419,27 +4666,47 @@
       <w:r>
         <w:t xml:space="preserve"> is a fine-tuning approach that uses a mix of </w:t>
       </w:r>
+      <w:proofErr w:type="spellStart"/>
       <w:r>
         <w:rPr>
           <w:rStyle w:val="Strong"/>
         </w:rPr>
         <w:t>labeled</w:t>
       </w:r>
+      <w:proofErr w:type="spellEnd"/>
       <w:r>
         <w:t xml:space="preserve"> and </w:t>
       </w:r>
+      <w:proofErr w:type="spellStart"/>
       <w:r>
         <w:rPr>
           <w:rStyle w:val="Strong"/>
         </w:rPr>
         <w:t>unlabeled</w:t>
       </w:r>
+      <w:proofErr w:type="spellEnd"/>
       <w:r>
         <w:t xml:space="preserve"> data to adapt a pre-trained model.</w:t>
       </w:r>
       <w:r>
         <w:br/>
-        <w:t>It leverages the labeled data to learn task-specific behaviour and the unlabeled data to improve generalization, domain understanding, and data efficiency.</w:t>
+        <w:t xml:space="preserve">It leverages the </w:t>
+      </w:r>
+      <w:proofErr w:type="spellStart"/>
+      <w:r>
+        <w:t>labeled</w:t>
+      </w:r>
+      <w:proofErr w:type="spellEnd"/>
+      <w:r>
+        <w:t xml:space="preserve"> data to learn task-specific behaviour and the </w:t>
+      </w:r>
+      <w:proofErr w:type="spellStart"/>
+      <w:r>
+        <w:t>unlabeled</w:t>
+      </w:r>
+      <w:proofErr w:type="spellEnd"/>
+      <w:r>
+        <w:t xml:space="preserve"> data to improve generalization, domain understanding, and data efficiency.</w:t>
       </w:r>
     </w:p>
     <w:p>
@@ -4532,7 +4799,36 @@
       </w:r>
       <w:proofErr w:type="spellEnd"/>
       <w:r>
-        <w:t>, a model trained on a small labeled dataset is used to predict labels for a large set of unlabeled data. These predicted labels (called pseudo-labels) are treated as ground truth, and the model is then retrained on the combination of real and pseudo-labeled data. This approach effectively enlarges the training set and helps the model generalize better, provided the initial model’s predictions are reasonably accurate.</w:t>
+        <w:t xml:space="preserve">, a model trained on a </w:t>
+      </w:r>
+      <w:proofErr w:type="gramStart"/>
+      <w:r>
+        <w:t xml:space="preserve">small </w:t>
+      </w:r>
+      <w:proofErr w:type="spellStart"/>
+      <w:r>
+        <w:t>labeled</w:t>
+      </w:r>
+      <w:proofErr w:type="spellEnd"/>
+      <w:proofErr w:type="gramEnd"/>
+      <w:r>
+        <w:t xml:space="preserve"> dataset is used to predict labels for a large set of </w:t>
+      </w:r>
+      <w:proofErr w:type="spellStart"/>
+      <w:r>
+        <w:t>unlabeled</w:t>
+      </w:r>
+      <w:proofErr w:type="spellEnd"/>
+      <w:r>
+        <w:t xml:space="preserve"> data. These predicted labels (called pseudo-labels) are treated as ground truth, and the model is then retrained on the combination of real and pseudo-</w:t>
+      </w:r>
+      <w:proofErr w:type="spellStart"/>
+      <w:r>
+        <w:t>labeled</w:t>
+      </w:r>
+      <w:proofErr w:type="spellEnd"/>
+      <w:r>
+        <w:t xml:space="preserve"> data. This approach effectively enlarges the training set and helps the model generalize better, provided the initial model’s predictions are reasonably accurate.</w:t>
       </w:r>
     </w:p>
     <w:p>
@@ -4565,7 +4861,15 @@
         <w:t xml:space="preserve">: </w:t>
       </w:r>
       <w:r>
-        <w:t>Consistency regularization enforces that a model’s predictions remain stable when the same unlabeled input is slightly modified — for example, by adding noise, changing phrasing, or applying dropout. The goal is to encourage the model to learn smoother, more robust decision boundaries by focusing on semantic meaning rather than surface variations, improving reliability under data perturbations and distribution shifts.</w:t>
+        <w:t xml:space="preserve">Consistency regularization enforces that a model’s predictions remain stable when the same </w:t>
+      </w:r>
+      <w:proofErr w:type="spellStart"/>
+      <w:r>
+        <w:t>unlabeled</w:t>
+      </w:r>
+      <w:proofErr w:type="spellEnd"/>
+      <w:r>
+        <w:t xml:space="preserve"> input is slightly modified — for example, by adding noise, changing phrasing, or applying dropout. The goal is to encourage the model to learn smoother, more robust decision boundaries by focusing on semantic meaning rather than surface variations, improving reliability under data perturbations and distribution shifts.</w:t>
       </w:r>
     </w:p>
     <w:p>
@@ -4612,13 +4916,35 @@
       </w:r>
       <w:proofErr w:type="spellEnd"/>
       <w:r>
-        <w:t xml:space="preserve"> by performing the process iteratively: the model first labels the unlabeled data, retrains using these labels, and then repeats this cycle with its improved version generating better pseudo-labels each time. Over iterations, the model refines its internal </w:t>
-      </w:r>
-      <w:r>
-        <w:rPr>
-          <w:rFonts w:asciiTheme="minorHAnsi" w:hAnsiTheme="minorHAnsi" w:cstheme="minorHAnsi"/>
-        </w:rPr>
-        <w:t>representations and confidence, allowing it to leverage massive unlabeled datasets even when starting with limited ground-truth labels.</w:t>
+        <w:t xml:space="preserve"> by performing the process iteratively: the model first labels the </w:t>
+      </w:r>
+      <w:proofErr w:type="spellStart"/>
+      <w:r>
+        <w:t>unlabeled</w:t>
+      </w:r>
+      <w:proofErr w:type="spellEnd"/>
+      <w:r>
+        <w:t xml:space="preserve"> data, retrains using these labels, and then repeats this cycle with its improved version generating better pseudo-labels each time. Over iterations, the model refines its internal </w:t>
+      </w:r>
+      <w:r>
+        <w:rPr>
+          <w:rFonts w:asciiTheme="minorHAnsi" w:hAnsiTheme="minorHAnsi" w:cstheme="minorHAnsi"/>
+        </w:rPr>
+        <w:t xml:space="preserve">representations and confidence, allowing it to leverage massive </w:t>
+      </w:r>
+      <w:proofErr w:type="spellStart"/>
+      <w:r>
+        <w:rPr>
+          <w:rFonts w:asciiTheme="minorHAnsi" w:hAnsiTheme="minorHAnsi" w:cstheme="minorHAnsi"/>
+        </w:rPr>
+        <w:t>unlabeled</w:t>
+      </w:r>
+      <w:proofErr w:type="spellEnd"/>
+      <w:r>
+        <w:rPr>
+          <w:rFonts w:asciiTheme="minorHAnsi" w:hAnsiTheme="minorHAnsi" w:cstheme="minorHAnsi"/>
+        </w:rPr>
+        <w:t xml:space="preserve"> datasets even when starting with limited ground-truth labels.</w:t>
       </w:r>
     </w:p>
     <w:p>
@@ -4653,7 +4979,25 @@
           <w:sz w:val="24"/>
           <w:szCs w:val="24"/>
         </w:rPr>
-        <w:t>Co-training trains two or more models on different, complementary “views” or feature subsets of the same data. Each model generates pseudo-labels for the unlabeled samples, which are then used by the other model to continue training. This cross-supervision helps mitigate bias, improve label quality, and encourage diverse feature learning, especially when the data naturally contains multiple perspectives or modalities.</w:t>
+        <w:t xml:space="preserve">Co-training trains two or more models on different, complementary “views” or feature subsets of the same data. Each model generates pseudo-labels for the </w:t>
+      </w:r>
+      <w:proofErr w:type="spellStart"/>
+      <w:r>
+        <w:rPr>
+          <w:rFonts w:cstheme="minorHAnsi"/>
+          <w:sz w:val="24"/>
+          <w:szCs w:val="24"/>
+        </w:rPr>
+        <w:t>unlabeled</w:t>
+      </w:r>
+      <w:proofErr w:type="spellEnd"/>
+      <w:r>
+        <w:rPr>
+          <w:rFonts w:cstheme="minorHAnsi"/>
+          <w:sz w:val="24"/>
+          <w:szCs w:val="24"/>
+        </w:rPr>
+        <w:t xml:space="preserve"> samples, which are then used by the other model to continue training. This cross-supervision helps mitigate bias, improve label quality, and encourage diverse feature learning, especially when the data naturally contains multiple perspectives or modalities.</w:t>
       </w:r>
     </w:p>
     <w:p>
@@ -4692,7 +5036,21 @@
         <w:rPr>
           <w:rFonts w:asciiTheme="minorHAnsi" w:hAnsiTheme="minorHAnsi" w:cstheme="minorHAnsi"/>
         </w:rPr>
-        <w:t xml:space="preserve"> (often pretrained or larger) generates labels or soft targets for unlabeled data, and a </w:t>
+        <w:t xml:space="preserve"> (often pretrained or larger) generates labels or soft targets for </w:t>
+      </w:r>
+      <w:proofErr w:type="spellStart"/>
+      <w:r>
+        <w:rPr>
+          <w:rFonts w:asciiTheme="minorHAnsi" w:hAnsiTheme="minorHAnsi" w:cstheme="minorHAnsi"/>
+        </w:rPr>
+        <w:t>unlabeled</w:t>
+      </w:r>
+      <w:proofErr w:type="spellEnd"/>
+      <w:r>
+        <w:rPr>
+          <w:rFonts w:asciiTheme="minorHAnsi" w:hAnsiTheme="minorHAnsi" w:cstheme="minorHAnsi"/>
+        </w:rPr>
+        <w:t xml:space="preserve"> data, and a </w:t>
       </w:r>
       <w:r>
         <w:rPr>
@@ -4705,7 +5063,35 @@
         <w:rPr>
           <w:rFonts w:asciiTheme="minorHAnsi" w:hAnsiTheme="minorHAnsi" w:cstheme="minorHAnsi"/>
         </w:rPr>
-        <w:t xml:space="preserve"> (smaller or specialized) learns from both the labeled and teacher-labeled data. This semi-supervised distillation allows knowledge transfer from teacher to student without needing full manual annotation, improving efficiency and domain adaptation while preserving performance.</w:t>
+        <w:t xml:space="preserve"> (smaller or specialized) learns from both the </w:t>
+      </w:r>
+      <w:proofErr w:type="spellStart"/>
+      <w:r>
+        <w:rPr>
+          <w:rFonts w:asciiTheme="minorHAnsi" w:hAnsiTheme="minorHAnsi" w:cstheme="minorHAnsi"/>
+        </w:rPr>
+        <w:t>labeled</w:t>
+      </w:r>
+      <w:proofErr w:type="spellEnd"/>
+      <w:r>
+        <w:rPr>
+          <w:rFonts w:asciiTheme="minorHAnsi" w:hAnsiTheme="minorHAnsi" w:cstheme="minorHAnsi"/>
+        </w:rPr>
+        <w:t xml:space="preserve"> and teacher-</w:t>
+      </w:r>
+      <w:proofErr w:type="spellStart"/>
+      <w:r>
+        <w:rPr>
+          <w:rFonts w:asciiTheme="minorHAnsi" w:hAnsiTheme="minorHAnsi" w:cstheme="minorHAnsi"/>
+        </w:rPr>
+        <w:t>labeled</w:t>
+      </w:r>
+      <w:proofErr w:type="spellEnd"/>
+      <w:r>
+        <w:rPr>
+          <w:rFonts w:asciiTheme="minorHAnsi" w:hAnsiTheme="minorHAnsi" w:cstheme="minorHAnsi"/>
+        </w:rPr>
+        <w:t xml:space="preserve"> data. This semi-supervised distillation allows knowledge transfer from teacher to student without needing full manual annotation, improving efficiency and domain adaptation while preserving performance.</w:t>
       </w:r>
     </w:p>
     <w:p>
@@ -4751,6 +5137,7 @@
         </w:rPr>
         <w:t xml:space="preserve">In this strategy, the model continues training on </w:t>
       </w:r>
+      <w:proofErr w:type="spellStart"/>
       <w:r>
         <w:rPr>
           <w:rFonts w:eastAsia="Times New Roman" w:cstheme="minorHAnsi"/>
@@ -4760,17 +5147,9 @@
           <w:szCs w:val="24"/>
           <w:lang w:eastAsia="en-IN"/>
         </w:rPr>
-        <w:t>unlabeled data</w:t>
-      </w:r>
-      <w:r>
-        <w:rPr>
-          <w:rFonts w:eastAsia="Times New Roman" w:cstheme="minorHAnsi"/>
-          <w:sz w:val="24"/>
-          <w:szCs w:val="24"/>
-          <w:lang w:eastAsia="en-IN"/>
-        </w:rPr>
-        <w:t xml:space="preserve"> using a </w:t>
-      </w:r>
+        <w:t>unlabeled</w:t>
+      </w:r>
+      <w:proofErr w:type="spellEnd"/>
       <w:r>
         <w:rPr>
           <w:rFonts w:eastAsia="Times New Roman" w:cstheme="minorHAnsi"/>
@@ -4780,7 +5159,7 @@
           <w:szCs w:val="24"/>
           <w:lang w:eastAsia="en-IN"/>
         </w:rPr>
-        <w:t>self-supervised objective</w:t>
+        <w:t xml:space="preserve"> data</w:t>
       </w:r>
       <w:r>
         <w:rPr>
@@ -4789,47 +5168,7 @@
           <w:szCs w:val="24"/>
           <w:lang w:eastAsia="en-IN"/>
         </w:rPr>
-        <w:t xml:space="preserve">, such as masked language </w:t>
-      </w:r>
-      <w:proofErr w:type="spellStart"/>
-      <w:r>
-        <w:rPr>
-          <w:rFonts w:eastAsia="Times New Roman" w:cstheme="minorHAnsi"/>
-          <w:sz w:val="24"/>
-          <w:szCs w:val="24"/>
-          <w:lang w:eastAsia="en-IN"/>
-        </w:rPr>
-        <w:t>modeling</w:t>
-      </w:r>
-      <w:proofErr w:type="spellEnd"/>
-      <w:r>
-        <w:rPr>
-          <w:rFonts w:eastAsia="Times New Roman" w:cstheme="minorHAnsi"/>
-          <w:sz w:val="24"/>
-          <w:szCs w:val="24"/>
-          <w:lang w:eastAsia="en-IN"/>
-        </w:rPr>
-        <w:t xml:space="preserve"> (predicting missing words), next-token prediction, or </w:t>
-      </w:r>
-      <w:proofErr w:type="spellStart"/>
-      <w:r>
-        <w:rPr>
-          <w:rFonts w:eastAsia="Times New Roman" w:cstheme="minorHAnsi"/>
-          <w:sz w:val="24"/>
-          <w:szCs w:val="24"/>
-          <w:lang w:eastAsia="en-IN"/>
-        </w:rPr>
-        <w:t>denoising</w:t>
-      </w:r>
-      <w:proofErr w:type="spellEnd"/>
-      <w:r>
-        <w:rPr>
-          <w:rFonts w:eastAsia="Times New Roman" w:cstheme="minorHAnsi"/>
-          <w:sz w:val="24"/>
-          <w:szCs w:val="24"/>
-          <w:lang w:eastAsia="en-IN"/>
-        </w:rPr>
-        <w:t xml:space="preserve"> reconstruction. No human-provided labels are used; instead, the model learns from patterns within the data itself. This helps the model absorb </w:t>
+        <w:t xml:space="preserve"> using a </w:t>
       </w:r>
       <w:r>
         <w:rPr>
@@ -4840,7 +5179,7 @@
           <w:szCs w:val="24"/>
           <w:lang w:eastAsia="en-IN"/>
         </w:rPr>
-        <w:t>domain knowledge</w:t>
+        <w:t>self-supervised objective</w:t>
       </w:r>
       <w:r>
         <w:rPr>
@@ -4849,7 +5188,27 @@
           <w:szCs w:val="24"/>
           <w:lang w:eastAsia="en-IN"/>
         </w:rPr>
-        <w:t xml:space="preserve">, improve </w:t>
+        <w:t xml:space="preserve">, such as masked language </w:t>
+      </w:r>
+      <w:proofErr w:type="spellStart"/>
+      <w:r>
+        <w:rPr>
+          <w:rFonts w:eastAsia="Times New Roman" w:cstheme="minorHAnsi"/>
+          <w:sz w:val="24"/>
+          <w:szCs w:val="24"/>
+          <w:lang w:eastAsia="en-IN"/>
+        </w:rPr>
+        <w:t>modeling</w:t>
+      </w:r>
+      <w:proofErr w:type="spellEnd"/>
+      <w:r>
+        <w:rPr>
+          <w:rFonts w:eastAsia="Times New Roman" w:cstheme="minorHAnsi"/>
+          <w:sz w:val="24"/>
+          <w:szCs w:val="24"/>
+          <w:lang w:eastAsia="en-IN"/>
+        </w:rPr>
+        <w:t xml:space="preserve"> (predicting missing words), next-token prediction, or denoising reconstruction. No human-provided labels are used; instead, the model learns from patterns within the data itself. This helps the model absorb </w:t>
       </w:r>
       <w:r>
         <w:rPr>
@@ -4860,7 +5219,7 @@
           <w:szCs w:val="24"/>
           <w:lang w:eastAsia="en-IN"/>
         </w:rPr>
-        <w:t>representations</w:t>
+        <w:t>domain knowledge</w:t>
       </w:r>
       <w:r>
         <w:rPr>
@@ -4869,9 +5228,8 @@
           <w:szCs w:val="24"/>
           <w:lang w:eastAsia="en-IN"/>
         </w:rPr>
-        <w:t xml:space="preserve">, and reduce </w:t>
-      </w:r>
-      <w:proofErr w:type="spellStart"/>
+        <w:t xml:space="preserve">, improve </w:t>
+      </w:r>
       <w:r>
         <w:rPr>
           <w:rFonts w:eastAsia="Times New Roman" w:cstheme="minorHAnsi"/>
@@ -4881,9 +5239,28 @@
           <w:szCs w:val="24"/>
           <w:lang w:eastAsia="en-IN"/>
         </w:rPr>
+        <w:t>representations</w:t>
+      </w:r>
+      <w:r>
+        <w:rPr>
+          <w:rFonts w:eastAsia="Times New Roman" w:cstheme="minorHAnsi"/>
+          <w:sz w:val="24"/>
+          <w:szCs w:val="24"/>
+          <w:lang w:eastAsia="en-IN"/>
+        </w:rPr>
+        <w:t xml:space="preserve">, and reduce </w:t>
+      </w:r>
+      <w:r>
+        <w:rPr>
+          <w:rFonts w:eastAsia="Times New Roman" w:cstheme="minorHAnsi"/>
+          <w:b/>
+          <w:bCs/>
+          <w:sz w:val="24"/>
+          <w:szCs w:val="24"/>
+          <w:lang w:eastAsia="en-IN"/>
+        </w:rPr>
         <w:t>overfitting</w:t>
       </w:r>
-      <w:proofErr w:type="spellEnd"/>
       <w:r>
         <w:rPr>
           <w:rFonts w:eastAsia="Times New Roman" w:cstheme="minorHAnsi"/>
@@ -5061,7 +5438,25 @@
           <w:sz w:val="24"/>
           <w:szCs w:val="24"/>
         </w:rPr>
-        <w:t xml:space="preserve">—to generate outputs that maximize the reward or align with preferred behavior. This approach is crucial for aligning large language models with </w:t>
+        <w:t xml:space="preserve">—to generate outputs that maximize the reward or align with preferred </w:t>
+      </w:r>
+      <w:proofErr w:type="spellStart"/>
+      <w:r>
+        <w:rPr>
+          <w:rFonts w:cstheme="minorHAnsi"/>
+          <w:sz w:val="24"/>
+          <w:szCs w:val="24"/>
+        </w:rPr>
+        <w:t>behavior</w:t>
+      </w:r>
+      <w:proofErr w:type="spellEnd"/>
+      <w:r>
+        <w:rPr>
+          <w:rFonts w:cstheme="minorHAnsi"/>
+          <w:sz w:val="24"/>
+          <w:szCs w:val="24"/>
+        </w:rPr>
+        <w:t xml:space="preserve">. This approach is crucial for aligning large language models with </w:t>
       </w:r>
       <w:r>
         <w:rPr>
@@ -5212,36 +5607,7 @@
           <w:color w:val="0F0F0F"/>
           <w:bdr w:val="none" w:sz="0" w:space="0" w:color="auto" w:frame="1"/>
         </w:rPr>
-        <w:t xml:space="preserve">Understanding Model </w:t>
-      </w:r>
-      <w:proofErr w:type="spellStart"/>
-      <w:r>
-        <w:rPr>
-          <w:rStyle w:val="style-scope"/>
-          <w:rFonts w:ascii="Arial" w:hAnsi="Arial" w:cs="Arial"/>
-          <w:color w:val="0F0F0F"/>
-          <w:bdr w:val="none" w:sz="0" w:space="0" w:color="auto" w:frame="1"/>
-        </w:rPr>
-        <w:t>Pretraining</w:t>
-      </w:r>
-      <w:proofErr w:type="spellEnd"/>
-      <w:r>
-        <w:rPr>
-          <w:rStyle w:val="style-scope"/>
-          <w:rFonts w:ascii="Arial" w:hAnsi="Arial" w:cs="Arial"/>
-          <w:color w:val="0F0F0F"/>
-          <w:bdr w:val="none" w:sz="0" w:space="0" w:color="auto" w:frame="1"/>
-        </w:rPr>
-        <w:t xml:space="preserve"> and Training in AI</w:t>
-      </w:r>
-      <w:r>
-        <w:rPr>
-          <w:rStyle w:val="style-scope"/>
-          <w:rFonts w:ascii="Arial" w:hAnsi="Arial" w:cs="Arial"/>
-          <w:color w:val="0F0F0F"/>
-          <w:bdr w:val="none" w:sz="0" w:space="0" w:color="auto" w:frame="1"/>
-        </w:rPr>
-        <w:t xml:space="preserve"> (</w:t>
+        <w:t>Understanding Model Pretraining and Training in AI (</w:t>
       </w:r>
       <w:r>
         <w:rPr>
@@ -5283,27 +5649,36 @@
           <w:b/>
           <w:lang w:val="en-US"/>
         </w:rPr>
-        <w:t>Transfer learning and model fine tuning?</w:t>
-      </w:r>
+        <w:t xml:space="preserve">Transfer learning and model fine </w:t>
+      </w:r>
+      <w:proofErr w:type="gramStart"/>
       <w:r>
         <w:rPr>
           <w:b/>
           <w:lang w:val="en-US"/>
         </w:rPr>
-        <w:t xml:space="preserve"> (PDF notes</w:t>
-      </w:r>
+        <w:t>tuning?</w:t>
+      </w:r>
+      <w:proofErr w:type="gramEnd"/>
       <w:r>
         <w:rPr>
           <w:b/>
           <w:lang w:val="en-US"/>
         </w:rPr>
-        <w:t xml:space="preserve"> 3</w:t>
+        <w:t xml:space="preserve"> (PDF notes</w:t>
       </w:r>
       <w:r>
         <w:rPr>
           <w:b/>
           <w:lang w:val="en-US"/>
         </w:rPr>
+        <w:t xml:space="preserve"> 3</w:t>
+      </w:r>
+      <w:r>
+        <w:rPr>
+          <w:b/>
+          <w:lang w:val="en-US"/>
+        </w:rPr>
         <w:t>)</w:t>
       </w:r>
     </w:p>
@@ -5347,49 +5722,7 @@
         <w:rPr>
           <w:rFonts w:cs="Arial"/>
         </w:rPr>
-        <w:t xml:space="preserve">In the pre-transformer era, transfer learning was far more successful and efficient in CNN-based computer vision than in LSTM-based sequential/NLP tasks, because visual features are more universal, and CNN architectures support easy feature reuse — while LSTMs produced task- and domain-specific representations that didn’t generalize as well. This is mainly because CNNs learn hierarchical and spatially invariant features (such as edges, textures, and shapes) that are reusable across different visual domains, and their convolutional weight-sharing structure allows stable and efficient fine-tuning. In contrast, LSTMs depend on sequential context and domain-specific vocabularies, making their learned representations sensitive to data distribution, tokenization, and task type. Additionally, CNNs benefited from large-scale </w:t>
-      </w:r>
-      <w:proofErr w:type="spellStart"/>
-      <w:r>
-        <w:rPr>
-          <w:rFonts w:cs="Arial"/>
-        </w:rPr>
-        <w:t>pretrained</w:t>
-      </w:r>
-      <w:proofErr w:type="spellEnd"/>
-      <w:r>
-        <w:rPr>
-          <w:rFonts w:cs="Arial"/>
-        </w:rPr>
-        <w:t xml:space="preserve"> models like </w:t>
-      </w:r>
-      <w:proofErr w:type="spellStart"/>
-      <w:r>
-        <w:rPr>
-          <w:rFonts w:cs="Arial"/>
-        </w:rPr>
-        <w:t>ImageNet</w:t>
-      </w:r>
-      <w:proofErr w:type="spellEnd"/>
-      <w:r>
-        <w:rPr>
-          <w:rFonts w:cs="Arial"/>
-        </w:rPr>
-        <w:t xml:space="preserve"> networks, while LSTMs lacked standardized large-scale </w:t>
-      </w:r>
-      <w:proofErr w:type="spellStart"/>
-      <w:r>
-        <w:rPr>
-          <w:rFonts w:cs="Arial"/>
-        </w:rPr>
-        <w:t>pretraining</w:t>
-      </w:r>
-      <w:proofErr w:type="spellEnd"/>
-      <w:r>
-        <w:rPr>
-          <w:rFonts w:cs="Arial"/>
-        </w:rPr>
-        <w:t xml:space="preserve"> before models like </w:t>
+        <w:t xml:space="preserve">In the pre-transformer era, transfer learning was far more successful and efficient in CNN-based computer vision than in LSTM-based sequential/NLP tasks, because visual features are more universal, and CNN architectures support easy feature reuse — while LSTMs produced task- and domain-specific representations that didn’t generalize as well. This is mainly because CNNs learn hierarchical and spatially invariant features (such as edges, textures, and shapes) that are reusable across different visual domains, and their convolutional weight-sharing structure allows stable and efficient fine-tuning. In contrast, LSTMs depend on sequential context and domain-specific vocabularies, making their learned representations sensitive to data distribution, tokenization, and task type. Additionally, CNNs benefited from large-scale pretrained models like ImageNet networks, while LSTMs lacked standardized large-scale pretraining before models like </w:t>
       </w:r>
       <w:proofErr w:type="spellStart"/>
       <w:r>
@@ -5495,25 +5828,7 @@
           <w:sz w:val="24"/>
           <w:szCs w:val="24"/>
         </w:rPr>
-        <w:t xml:space="preserve"> </w:t>
-      </w:r>
-      <w:proofErr w:type="gramStart"/>
-      <w:r>
-        <w:rPr>
-          <w:rFonts w:asciiTheme="minorHAnsi" w:hAnsiTheme="minorHAnsi" w:cstheme="minorHAnsi"/>
-          <w:sz w:val="24"/>
-          <w:szCs w:val="24"/>
-        </w:rPr>
-        <w:t>What</w:t>
-      </w:r>
-      <w:proofErr w:type="gramEnd"/>
-      <w:r>
-        <w:rPr>
-          <w:rFonts w:asciiTheme="minorHAnsi" w:hAnsiTheme="minorHAnsi" w:cstheme="minorHAnsi"/>
-          <w:sz w:val="24"/>
-          <w:szCs w:val="24"/>
-        </w:rPr>
-        <w:t xml:space="preserve"> it offers:</w:t>
+        <w:t xml:space="preserve"> What it offers:</w:t>
       </w:r>
     </w:p>
     <w:p>
@@ -5552,21 +5867,7 @@
         <w:rPr>
           <w:rFonts w:asciiTheme="minorHAnsi" w:hAnsiTheme="minorHAnsi" w:cstheme="minorHAnsi"/>
         </w:rPr>
-        <w:t xml:space="preserve">, T5, etc.), </w:t>
-      </w:r>
-      <w:proofErr w:type="spellStart"/>
-      <w:r>
-        <w:rPr>
-          <w:rFonts w:asciiTheme="minorHAnsi" w:hAnsiTheme="minorHAnsi" w:cstheme="minorHAnsi"/>
-        </w:rPr>
-        <w:t>tokenizers</w:t>
-      </w:r>
-      <w:proofErr w:type="spellEnd"/>
-      <w:r>
-        <w:rPr>
-          <w:rFonts w:asciiTheme="minorHAnsi" w:hAnsiTheme="minorHAnsi" w:cstheme="minorHAnsi"/>
-        </w:rPr>
-        <w:t>, and trainer APIs for fine-tuning.</w:t>
+        <w:t>, T5, etc.), tokenizers, and trainer APIs for fine-tuning.</w:t>
       </w:r>
     </w:p>
     <w:p>
@@ -5813,107 +6114,61 @@
         <w:rPr>
           <w:rFonts w:asciiTheme="minorHAnsi" w:hAnsiTheme="minorHAnsi" w:cstheme="minorHAnsi"/>
         </w:rPr>
-        <w:t xml:space="preserve"> – Tools to easily load, </w:t>
+        <w:t xml:space="preserve"> – Tools to easily load, preprocess, and benchmark data.</w:t>
+      </w:r>
+    </w:p>
+    <w:p>
+      <w:pPr>
+        <w:pStyle w:val="Heading3"/>
+        <w:rPr>
+          <w:rFonts w:asciiTheme="minorHAnsi" w:hAnsiTheme="minorHAnsi" w:cstheme="minorHAnsi"/>
+          <w:sz w:val="24"/>
+          <w:szCs w:val="24"/>
+        </w:rPr>
+      </w:pPr>
+      <w:r>
+        <w:rPr>
+          <w:rFonts w:ascii="Segoe UI Symbol" w:hAnsi="Segoe UI Symbol" w:cs="Segoe UI Symbol"/>
+          <w:sz w:val="24"/>
+          <w:szCs w:val="24"/>
+        </w:rPr>
+        <w:t>💡</w:t>
+      </w:r>
+      <w:r>
+        <w:rPr>
+          <w:rFonts w:asciiTheme="minorHAnsi" w:hAnsiTheme="minorHAnsi" w:cstheme="minorHAnsi"/>
+          <w:sz w:val="24"/>
+          <w:szCs w:val="24"/>
+        </w:rPr>
+        <w:t xml:space="preserve"> Why it exists:</w:t>
+      </w:r>
+    </w:p>
+    <w:p>
+      <w:pPr>
+        <w:pStyle w:val="NormalWeb"/>
+        <w:rPr>
+          <w:rFonts w:asciiTheme="minorHAnsi" w:hAnsiTheme="minorHAnsi" w:cstheme="minorHAnsi"/>
+        </w:rPr>
+      </w:pPr>
+      <w:r>
+        <w:rPr>
+          <w:rFonts w:asciiTheme="minorHAnsi" w:hAnsiTheme="minorHAnsi" w:cstheme="minorHAnsi"/>
+        </w:rPr>
+        <w:t xml:space="preserve">Because raw </w:t>
       </w:r>
       <w:proofErr w:type="spellStart"/>
       <w:r>
         <w:rPr>
           <w:rFonts w:asciiTheme="minorHAnsi" w:hAnsiTheme="minorHAnsi" w:cstheme="minorHAnsi"/>
         </w:rPr>
-        <w:t>preprocess</w:t>
+        <w:t>PyTorch</w:t>
       </w:r>
       <w:proofErr w:type="spellEnd"/>
       <w:r>
         <w:rPr>
           <w:rFonts w:asciiTheme="minorHAnsi" w:hAnsiTheme="minorHAnsi" w:cstheme="minorHAnsi"/>
         </w:rPr>
-        <w:t>, and benchmark data.</w:t>
-      </w:r>
-    </w:p>
-    <w:p>
-      <w:pPr>
-        <w:pStyle w:val="Heading3"/>
-        <w:rPr>
-          <w:rFonts w:asciiTheme="minorHAnsi" w:hAnsiTheme="minorHAnsi" w:cstheme="minorHAnsi"/>
-          <w:sz w:val="24"/>
-          <w:szCs w:val="24"/>
-        </w:rPr>
-      </w:pPr>
-      <w:r>
-        <w:rPr>
-          <w:rFonts w:ascii="Segoe UI Symbol" w:hAnsi="Segoe UI Symbol" w:cs="Segoe UI Symbol"/>
-          <w:sz w:val="24"/>
-          <w:szCs w:val="24"/>
-        </w:rPr>
-        <w:t>💡</w:t>
-      </w:r>
-      <w:r>
-        <w:rPr>
-          <w:rFonts w:asciiTheme="minorHAnsi" w:hAnsiTheme="minorHAnsi" w:cstheme="minorHAnsi"/>
-          <w:sz w:val="24"/>
-          <w:szCs w:val="24"/>
-        </w:rPr>
-        <w:t xml:space="preserve"> </w:t>
-      </w:r>
-      <w:proofErr w:type="gramStart"/>
-      <w:r>
-        <w:rPr>
-          <w:rFonts w:asciiTheme="minorHAnsi" w:hAnsiTheme="minorHAnsi" w:cstheme="minorHAnsi"/>
-          <w:sz w:val="24"/>
-          <w:szCs w:val="24"/>
-        </w:rPr>
-        <w:t>Why</w:t>
-      </w:r>
-      <w:proofErr w:type="gramEnd"/>
-      <w:r>
-        <w:rPr>
-          <w:rFonts w:asciiTheme="minorHAnsi" w:hAnsiTheme="minorHAnsi" w:cstheme="minorHAnsi"/>
-          <w:sz w:val="24"/>
-          <w:szCs w:val="24"/>
-        </w:rPr>
-        <w:t xml:space="preserve"> it exists:</w:t>
-      </w:r>
-    </w:p>
-    <w:p>
-      <w:pPr>
-        <w:pStyle w:val="NormalWeb"/>
-        <w:rPr>
-          <w:rFonts w:asciiTheme="minorHAnsi" w:hAnsiTheme="minorHAnsi" w:cstheme="minorHAnsi"/>
-        </w:rPr>
-      </w:pPr>
-      <w:r>
-        <w:rPr>
-          <w:rFonts w:asciiTheme="minorHAnsi" w:hAnsiTheme="minorHAnsi" w:cstheme="minorHAnsi"/>
-        </w:rPr>
-        <w:t xml:space="preserve">Because raw </w:t>
-      </w:r>
-      <w:proofErr w:type="spellStart"/>
-      <w:r>
-        <w:rPr>
-          <w:rFonts w:asciiTheme="minorHAnsi" w:hAnsiTheme="minorHAnsi" w:cstheme="minorHAnsi"/>
-        </w:rPr>
-        <w:t>PyTorch</w:t>
-      </w:r>
-      <w:proofErr w:type="spellEnd"/>
-      <w:r>
-        <w:rPr>
-          <w:rFonts w:asciiTheme="minorHAnsi" w:hAnsiTheme="minorHAnsi" w:cstheme="minorHAnsi"/>
-        </w:rPr>
-        <w:t xml:space="preserve"> or </w:t>
-      </w:r>
-      <w:proofErr w:type="spellStart"/>
-      <w:r>
-        <w:rPr>
-          <w:rFonts w:asciiTheme="minorHAnsi" w:hAnsiTheme="minorHAnsi" w:cstheme="minorHAnsi"/>
-        </w:rPr>
-        <w:t>TensorFlow</w:t>
-      </w:r>
-      <w:proofErr w:type="spellEnd"/>
-      <w:r>
-        <w:rPr>
-          <w:rFonts w:asciiTheme="minorHAnsi" w:hAnsiTheme="minorHAnsi" w:cstheme="minorHAnsi"/>
-        </w:rPr>
-        <w:t xml:space="preserve"> training is too low-level. Hugging Face provides </w:t>
+        <w:t xml:space="preserve"> or TensorFlow training is too low-level. Hugging Face provides </w:t>
       </w:r>
       <w:r>
         <w:rPr>
@@ -6006,25 +6261,7 @@
           <w:sz w:val="24"/>
           <w:szCs w:val="24"/>
         </w:rPr>
-        <w:t xml:space="preserve"> </w:t>
-      </w:r>
-      <w:proofErr w:type="gramStart"/>
-      <w:r>
-        <w:rPr>
-          <w:rFonts w:asciiTheme="minorHAnsi" w:hAnsiTheme="minorHAnsi" w:cstheme="minorHAnsi"/>
-          <w:sz w:val="24"/>
-          <w:szCs w:val="24"/>
-        </w:rPr>
-        <w:t>What</w:t>
-      </w:r>
-      <w:proofErr w:type="gramEnd"/>
-      <w:r>
-        <w:rPr>
-          <w:rFonts w:asciiTheme="minorHAnsi" w:hAnsiTheme="minorHAnsi" w:cstheme="minorHAnsi"/>
-          <w:sz w:val="24"/>
-          <w:szCs w:val="24"/>
-        </w:rPr>
-        <w:t xml:space="preserve"> it offers:</w:t>
+        <w:t xml:space="preserve"> What it offers:</w:t>
       </w:r>
     </w:p>
     <w:p>
@@ -6161,34 +6398,20 @@
         <w:rPr>
           <w:rFonts w:asciiTheme="minorHAnsi" w:hAnsiTheme="minorHAnsi" w:cstheme="minorHAnsi"/>
         </w:rPr>
-        <w:t xml:space="preserve">Works as a backend for Hugging Face, </w:t>
+        <w:t xml:space="preserve">Works as a backend for Hugging Face, Megatron-LM, and </w:t>
       </w:r>
       <w:proofErr w:type="spellStart"/>
       <w:r>
         <w:rPr>
           <w:rFonts w:asciiTheme="minorHAnsi" w:hAnsiTheme="minorHAnsi" w:cstheme="minorHAnsi"/>
         </w:rPr>
-        <w:t>Megatron</w:t>
+        <w:t>PyTorch</w:t>
       </w:r>
       <w:proofErr w:type="spellEnd"/>
       <w:r>
         <w:rPr>
           <w:rFonts w:asciiTheme="minorHAnsi" w:hAnsiTheme="minorHAnsi" w:cstheme="minorHAnsi"/>
         </w:rPr>
-        <w:t xml:space="preserve">-LM, and </w:t>
-      </w:r>
-      <w:proofErr w:type="spellStart"/>
-      <w:r>
-        <w:rPr>
-          <w:rFonts w:asciiTheme="minorHAnsi" w:hAnsiTheme="minorHAnsi" w:cstheme="minorHAnsi"/>
-        </w:rPr>
-        <w:t>PyTorch</w:t>
-      </w:r>
-      <w:proofErr w:type="spellEnd"/>
-      <w:r>
-        <w:rPr>
-          <w:rFonts w:asciiTheme="minorHAnsi" w:hAnsiTheme="minorHAnsi" w:cstheme="minorHAnsi"/>
-        </w:rPr>
         <w:t xml:space="preserve"> Lightning.</w:t>
       </w:r>
     </w:p>
@@ -6215,25 +6438,7 @@
           <w:sz w:val="24"/>
           <w:szCs w:val="24"/>
         </w:rPr>
-        <w:t xml:space="preserve"> </w:t>
-      </w:r>
-      <w:proofErr w:type="gramStart"/>
-      <w:r>
-        <w:rPr>
-          <w:rFonts w:asciiTheme="minorHAnsi" w:hAnsiTheme="minorHAnsi" w:cstheme="minorHAnsi"/>
-          <w:sz w:val="24"/>
-          <w:szCs w:val="24"/>
-        </w:rPr>
-        <w:t>Why</w:t>
-      </w:r>
-      <w:proofErr w:type="gramEnd"/>
-      <w:r>
-        <w:rPr>
-          <w:rFonts w:asciiTheme="minorHAnsi" w:hAnsiTheme="minorHAnsi" w:cstheme="minorHAnsi"/>
-          <w:sz w:val="24"/>
-          <w:szCs w:val="24"/>
-        </w:rPr>
-        <w:t xml:space="preserve"> it exists:</w:t>
+        <w:t xml:space="preserve"> Why it exists:</w:t>
       </w:r>
     </w:p>
     <w:p>
@@ -6363,25 +6568,7 @@
           <w:sz w:val="24"/>
           <w:szCs w:val="24"/>
         </w:rPr>
-        <w:t xml:space="preserve"> </w:t>
-      </w:r>
-      <w:proofErr w:type="gramStart"/>
-      <w:r>
-        <w:rPr>
-          <w:rFonts w:asciiTheme="minorHAnsi" w:hAnsiTheme="minorHAnsi" w:cstheme="minorHAnsi"/>
-          <w:sz w:val="24"/>
-          <w:szCs w:val="24"/>
-        </w:rPr>
-        <w:t>What</w:t>
-      </w:r>
-      <w:proofErr w:type="gramEnd"/>
-      <w:r>
-        <w:rPr>
-          <w:rFonts w:asciiTheme="minorHAnsi" w:hAnsiTheme="minorHAnsi" w:cstheme="minorHAnsi"/>
-          <w:sz w:val="24"/>
-          <w:szCs w:val="24"/>
-        </w:rPr>
-        <w:t xml:space="preserve"> it offers:</w:t>
+        <w:t xml:space="preserve"> What it offers:</w:t>
       </w:r>
     </w:p>
     <w:p>
@@ -6537,25 +6724,7 @@
           <w:sz w:val="24"/>
           <w:szCs w:val="24"/>
         </w:rPr>
-        <w:t xml:space="preserve"> </w:t>
-      </w:r>
-      <w:proofErr w:type="gramStart"/>
-      <w:r>
-        <w:rPr>
-          <w:rFonts w:asciiTheme="minorHAnsi" w:hAnsiTheme="minorHAnsi" w:cstheme="minorHAnsi"/>
-          <w:sz w:val="24"/>
-          <w:szCs w:val="24"/>
-        </w:rPr>
-        <w:t>Why</w:t>
-      </w:r>
-      <w:proofErr w:type="gramEnd"/>
-      <w:r>
-        <w:rPr>
-          <w:rFonts w:asciiTheme="minorHAnsi" w:hAnsiTheme="minorHAnsi" w:cstheme="minorHAnsi"/>
-          <w:sz w:val="24"/>
-          <w:szCs w:val="24"/>
-        </w:rPr>
-        <w:t xml:space="preserve"> it exists:</w:t>
+        <w:t xml:space="preserve"> Why it exists:</w:t>
       </w:r>
     </w:p>
     <w:p>
@@ -6689,18 +6858,8 @@
           <w:sz w:val="24"/>
           <w:szCs w:val="24"/>
         </w:rPr>
-        <w:t xml:space="preserve"> What It </w:t>
-      </w:r>
-      <w:proofErr w:type="gramStart"/>
-      <w:r>
-        <w:rPr>
-          <w:rFonts w:asciiTheme="minorHAnsi" w:hAnsiTheme="minorHAnsi" w:cstheme="minorHAnsi"/>
-          <w:sz w:val="24"/>
-          <w:szCs w:val="24"/>
-        </w:rPr>
-        <w:t>Offers:</w:t>
-      </w:r>
-      <w:proofErr w:type="gramEnd"/>
+        <w:t xml:space="preserve"> What It Offers:</w:t>
+      </w:r>
     </w:p>
     <w:p>
       <w:pPr>
@@ -7044,7 +7203,21 @@
         <w:rPr>
           <w:rFonts w:asciiTheme="minorHAnsi" w:hAnsiTheme="minorHAnsi" w:cstheme="minorHAnsi"/>
         </w:rPr>
-        <w:t xml:space="preserve">Fine-tuning large models was traditionally resource-heavy. </w:t>
+        <w:t xml:space="preserve">Fine-tuning large models was traditionally </w:t>
+      </w:r>
+      <w:proofErr w:type="gramStart"/>
+      <w:r>
+        <w:rPr>
+          <w:rFonts w:asciiTheme="minorHAnsi" w:hAnsiTheme="minorHAnsi" w:cstheme="minorHAnsi"/>
+        </w:rPr>
+        <w:t>resource-heavy</w:t>
+      </w:r>
+      <w:proofErr w:type="gramEnd"/>
+      <w:r>
+        <w:rPr>
+          <w:rFonts w:asciiTheme="minorHAnsi" w:hAnsiTheme="minorHAnsi" w:cstheme="minorHAnsi"/>
+        </w:rPr>
+        <w:t xml:space="preserve">. </w:t>
       </w:r>
       <w:proofErr w:type="spellStart"/>
       <w:r>
@@ -7157,18 +7330,8 @@
           <w:sz w:val="24"/>
           <w:szCs w:val="24"/>
         </w:rPr>
-        <w:t xml:space="preserve"> What It </w:t>
-      </w:r>
-      <w:proofErr w:type="gramStart"/>
-      <w:r>
-        <w:rPr>
-          <w:rFonts w:asciiTheme="minorHAnsi" w:hAnsiTheme="minorHAnsi" w:cstheme="minorHAnsi"/>
-          <w:sz w:val="24"/>
-          <w:szCs w:val="24"/>
-        </w:rPr>
-        <w:t>Offers:</w:t>
-      </w:r>
-      <w:proofErr w:type="gramEnd"/>
+        <w:t xml:space="preserve"> What It Offers:</w:t>
+      </w:r>
     </w:p>
     <w:p>
       <w:pPr>
@@ -7352,21 +7515,7 @@
         <w:rPr>
           <w:rFonts w:asciiTheme="minorHAnsi" w:hAnsiTheme="minorHAnsi" w:cstheme="minorHAnsi"/>
         </w:rPr>
-        <w:t xml:space="preserve">, enabling fast, reproducible, </w:t>
-      </w:r>
-      <w:proofErr w:type="gramStart"/>
-      <w:r>
-        <w:rPr>
-          <w:rFonts w:asciiTheme="minorHAnsi" w:hAnsiTheme="minorHAnsi" w:cstheme="minorHAnsi"/>
-        </w:rPr>
-        <w:t>end</w:t>
-      </w:r>
-      <w:proofErr w:type="gramEnd"/>
-      <w:r>
-        <w:rPr>
-          <w:rFonts w:asciiTheme="minorHAnsi" w:hAnsiTheme="minorHAnsi" w:cstheme="minorHAnsi"/>
-        </w:rPr>
-        <w:t>-to-end pipelines for instruction or chat tuning.</w:t>
+        <w:t>, enabling fast, reproducible, end-to-end pipelines for instruction or chat tuning.</w:t>
       </w:r>
     </w:p>
     <w:p>
@@ -7431,18 +7580,8 @@
           <w:sz w:val="24"/>
           <w:szCs w:val="24"/>
         </w:rPr>
-        <w:t xml:space="preserve"> What It </w:t>
-      </w:r>
-      <w:proofErr w:type="gramStart"/>
-      <w:r>
-        <w:rPr>
-          <w:rFonts w:asciiTheme="minorHAnsi" w:hAnsiTheme="minorHAnsi" w:cstheme="minorHAnsi"/>
-          <w:sz w:val="24"/>
-          <w:szCs w:val="24"/>
-        </w:rPr>
-        <w:t>Offers:</w:t>
-      </w:r>
-      <w:proofErr w:type="gramEnd"/>
+        <w:t xml:space="preserve"> What It Offers:</w:t>
+      </w:r>
     </w:p>
     <w:p>
       <w:pPr>
@@ -7625,17 +7764,8 @@
           <w:rFonts w:asciiTheme="minorHAnsi" w:hAnsiTheme="minorHAnsi" w:cstheme="minorHAnsi"/>
         </w:rPr>
         <w:lastRenderedPageBreak/>
-        <w:t>What it is</w:t>
-      </w:r>
-      <w:proofErr w:type="gramStart"/>
-      <w:r>
-        <w:rPr>
-          <w:rStyle w:val="Strong"/>
-          <w:rFonts w:asciiTheme="minorHAnsi" w:hAnsiTheme="minorHAnsi" w:cstheme="minorHAnsi"/>
-        </w:rPr>
-        <w:t>:</w:t>
-      </w:r>
-      <w:proofErr w:type="gramEnd"/>
+        <w:t>What it is:</w:t>
+      </w:r>
       <w:r>
         <w:rPr>
           <w:rFonts w:asciiTheme="minorHAnsi" w:hAnsiTheme="minorHAnsi" w:cstheme="minorHAnsi"/>
@@ -7708,6 +7838,7 @@
           <w:szCs w:val="24"/>
         </w:rPr>
       </w:pPr>
+      <w:proofErr w:type="spellStart"/>
       <w:r>
         <w:rPr>
           <w:rStyle w:val="Strong"/>
@@ -7716,7 +7847,40 @@
           <w:sz w:val="24"/>
           <w:szCs w:val="24"/>
         </w:rPr>
-        <w:t>OpenLLM (by BentoML)</w:t>
+        <w:t>OpenLLM</w:t>
+      </w:r>
+      <w:proofErr w:type="spellEnd"/>
+      <w:r>
+        <w:rPr>
+          <w:rStyle w:val="Strong"/>
+          <w:rFonts w:cstheme="minorHAnsi"/>
+          <w:bCs w:val="0"/>
+          <w:sz w:val="24"/>
+          <w:szCs w:val="24"/>
+        </w:rPr>
+        <w:t xml:space="preserve"> (by </w:t>
+      </w:r>
+      <w:proofErr w:type="spellStart"/>
+      <w:r>
+        <w:rPr>
+          <w:rStyle w:val="Strong"/>
+          <w:rFonts w:cstheme="minorHAnsi"/>
+          <w:bCs w:val="0"/>
+          <w:sz w:val="24"/>
+          <w:szCs w:val="24"/>
+        </w:rPr>
+        <w:t>BentoML</w:t>
+      </w:r>
+      <w:proofErr w:type="spellEnd"/>
+      <w:r>
+        <w:rPr>
+          <w:rStyle w:val="Strong"/>
+          <w:rFonts w:cstheme="minorHAnsi"/>
+          <w:bCs w:val="0"/>
+          <w:sz w:val="24"/>
+          <w:szCs w:val="24"/>
+        </w:rPr>
+        <w:t>)</w:t>
       </w:r>
     </w:p>
     <w:p>
@@ -7731,17 +7895,8 @@
           <w:rStyle w:val="Strong"/>
           <w:rFonts w:asciiTheme="minorHAnsi" w:hAnsiTheme="minorHAnsi" w:cstheme="minorHAnsi"/>
         </w:rPr>
-        <w:t>What it is</w:t>
-      </w:r>
-      <w:proofErr w:type="gramStart"/>
-      <w:r>
-        <w:rPr>
-          <w:rStyle w:val="Strong"/>
-          <w:rFonts w:asciiTheme="minorHAnsi" w:hAnsiTheme="minorHAnsi" w:cstheme="minorHAnsi"/>
-        </w:rPr>
-        <w:t>:</w:t>
-      </w:r>
-      <w:proofErr w:type="gramEnd"/>
+        <w:t>What it is:</w:t>
+      </w:r>
       <w:r>
         <w:rPr>
           <w:rFonts w:asciiTheme="minorHAnsi" w:hAnsiTheme="minorHAnsi" w:cstheme="minorHAnsi"/>
@@ -7793,48 +7948,34 @@
         <w:rPr>
           <w:rFonts w:asciiTheme="minorHAnsi" w:hAnsiTheme="minorHAnsi" w:cstheme="minorHAnsi"/>
         </w:rPr>
-        <w:t xml:space="preserve"> APIs, </w:t>
+        <w:t xml:space="preserve"> APIs, Docker containers, and model registries; integrates with HF, </w:t>
       </w:r>
       <w:proofErr w:type="spellStart"/>
       <w:r>
         <w:rPr>
           <w:rFonts w:asciiTheme="minorHAnsi" w:hAnsiTheme="minorHAnsi" w:cstheme="minorHAnsi"/>
         </w:rPr>
-        <w:t>Docker</w:t>
+        <w:t>PyTorch</w:t>
       </w:r>
       <w:proofErr w:type="spellEnd"/>
       <w:r>
         <w:rPr>
           <w:rFonts w:asciiTheme="minorHAnsi" w:hAnsiTheme="minorHAnsi" w:cstheme="minorHAnsi"/>
         </w:rPr>
-        <w:t xml:space="preserve"> containers, and model registries; integrates with HF, </w:t>
+        <w:t xml:space="preserve">, and </w:t>
       </w:r>
       <w:proofErr w:type="spellStart"/>
       <w:r>
         <w:rPr>
           <w:rFonts w:asciiTheme="minorHAnsi" w:hAnsiTheme="minorHAnsi" w:cstheme="minorHAnsi"/>
         </w:rPr>
-        <w:t>PyTorch</w:t>
+        <w:t>vLLM</w:t>
       </w:r>
       <w:proofErr w:type="spellEnd"/>
       <w:r>
         <w:rPr>
           <w:rFonts w:asciiTheme="minorHAnsi" w:hAnsiTheme="minorHAnsi" w:cstheme="minorHAnsi"/>
         </w:rPr>
-        <w:t xml:space="preserve">, and </w:t>
-      </w:r>
-      <w:proofErr w:type="spellStart"/>
-      <w:r>
-        <w:rPr>
-          <w:rFonts w:asciiTheme="minorHAnsi" w:hAnsiTheme="minorHAnsi" w:cstheme="minorHAnsi"/>
-        </w:rPr>
-        <w:t>vLLM</w:t>
-      </w:r>
-      <w:proofErr w:type="spellEnd"/>
-      <w:r>
-        <w:rPr>
-          <w:rFonts w:asciiTheme="minorHAnsi" w:hAnsiTheme="minorHAnsi" w:cstheme="minorHAnsi"/>
-        </w:rPr>
         <w:t>.</w:t>
       </w:r>
       <w:r>
@@ -7854,21 +7995,7 @@
         <w:rPr>
           <w:rFonts w:asciiTheme="minorHAnsi" w:hAnsiTheme="minorHAnsi" w:cstheme="minorHAnsi"/>
         </w:rPr>
-        <w:t xml:space="preserve"> To bridge the gap between research fine-tuning and real-world deployment — turning models into scalable APIs or </w:t>
-      </w:r>
-      <w:proofErr w:type="spellStart"/>
-      <w:r>
-        <w:rPr>
-          <w:rFonts w:asciiTheme="minorHAnsi" w:hAnsiTheme="minorHAnsi" w:cstheme="minorHAnsi"/>
-        </w:rPr>
-        <w:t>microservices</w:t>
-      </w:r>
-      <w:proofErr w:type="spellEnd"/>
-      <w:r>
-        <w:rPr>
-          <w:rFonts w:asciiTheme="minorHAnsi" w:hAnsiTheme="minorHAnsi" w:cstheme="minorHAnsi"/>
-        </w:rPr>
-        <w:t>.</w:t>
+        <w:t xml:space="preserve"> To bridge the gap between research fine-tuning and real-world deployment — turning models into scalable APIs or microservices.</w:t>
       </w:r>
     </w:p>
     <w:p>
@@ -7892,6 +8019,7 @@
           <w:szCs w:val="24"/>
         </w:rPr>
       </w:pPr>
+      <w:proofErr w:type="spellStart"/>
       <w:r>
         <w:rPr>
           <w:rStyle w:val="Strong"/>
@@ -7902,6 +8030,7 @@
         </w:rPr>
         <w:t>FastChat</w:t>
       </w:r>
+      <w:proofErr w:type="spellEnd"/>
     </w:p>
     <w:p>
       <w:pPr>
@@ -7916,17 +8045,8 @@
           <w:rStyle w:val="Strong"/>
           <w:rFonts w:asciiTheme="minorHAnsi" w:hAnsiTheme="minorHAnsi" w:cstheme="minorHAnsi"/>
         </w:rPr>
-        <w:t>What it is</w:t>
-      </w:r>
-      <w:proofErr w:type="gramStart"/>
-      <w:r>
-        <w:rPr>
-          <w:rStyle w:val="Strong"/>
-          <w:rFonts w:asciiTheme="minorHAnsi" w:hAnsiTheme="minorHAnsi" w:cstheme="minorHAnsi"/>
-        </w:rPr>
-        <w:t>:</w:t>
-      </w:r>
-      <w:proofErr w:type="gramEnd"/>
+        <w:t>What it is:</w:t>
+      </w:r>
       <w:r>
         <w:rPr>
           <w:rFonts w:asciiTheme="minorHAnsi" w:hAnsiTheme="minorHAnsi" w:cstheme="minorHAnsi"/>
@@ -8085,7 +8205,6 @@
         </w:rPr>
         <w:t xml:space="preserve"> </w:t>
       </w:r>
-      <w:proofErr w:type="gramStart"/>
       <w:r>
         <w:rPr>
           <w:rFonts w:eastAsia="Times New Roman" w:cstheme="minorHAnsi"/>
@@ -8097,7 +8216,6 @@
         </w:rPr>
         <w:t>what</w:t>
       </w:r>
-      <w:proofErr w:type="gramEnd"/>
       <w:r>
         <w:rPr>
           <w:rFonts w:eastAsia="Times New Roman" w:cstheme="minorHAnsi"/>
@@ -8212,27 +8330,7 @@
           <w:szCs w:val="24"/>
           <w:lang w:eastAsia="en-IN"/>
         </w:rPr>
-        <w:t xml:space="preserve"> – AWS, GCP, Azure, and on-</w:t>
-      </w:r>
-      <w:proofErr w:type="spellStart"/>
-      <w:r>
-        <w:rPr>
-          <w:rFonts w:eastAsia="Times New Roman" w:cstheme="minorHAnsi"/>
-          <w:sz w:val="24"/>
-          <w:szCs w:val="24"/>
-          <w:lang w:eastAsia="en-IN"/>
-        </w:rPr>
-        <w:t>prem</w:t>
-      </w:r>
-      <w:proofErr w:type="spellEnd"/>
-      <w:r>
-        <w:rPr>
-          <w:rFonts w:eastAsia="Times New Roman" w:cstheme="minorHAnsi"/>
-          <w:sz w:val="24"/>
-          <w:szCs w:val="24"/>
-          <w:lang w:eastAsia="en-IN"/>
-        </w:rPr>
-        <w:t xml:space="preserve"> clusters.</w:t>
+        <w:t xml:space="preserve"> – AWS, GCP, Azure, and on-prem clusters.</w:t>
       </w:r>
     </w:p>
     <w:p>
@@ -8327,21 +8425,8 @@
           <w:szCs w:val="24"/>
           <w:lang w:eastAsia="en-IN"/>
         </w:rPr>
-        <w:t>Why it exists</w:t>
-      </w:r>
-      <w:proofErr w:type="gramStart"/>
-      <w:r>
-        <w:rPr>
-          <w:rFonts w:eastAsia="Times New Roman" w:cstheme="minorHAnsi"/>
-          <w:b/>
-          <w:bCs/>
-          <w:sz w:val="24"/>
-          <w:szCs w:val="24"/>
-          <w:lang w:eastAsia="en-IN"/>
-        </w:rPr>
-        <w:t>:</w:t>
-      </w:r>
-      <w:proofErr w:type="gramEnd"/>
+        <w:t>Why it exists:</w:t>
+      </w:r>
       <w:r>
         <w:rPr>
           <w:rFonts w:eastAsia="Times New Roman" w:cstheme="minorHAnsi"/>
@@ -8425,17 +8510,8 @@
           <w:rStyle w:val="Strong"/>
           <w:rFonts w:asciiTheme="minorHAnsi" w:hAnsiTheme="minorHAnsi" w:cstheme="minorHAnsi"/>
         </w:rPr>
-        <w:t>What it is</w:t>
-      </w:r>
-      <w:proofErr w:type="gramStart"/>
-      <w:r>
-        <w:rPr>
-          <w:rStyle w:val="Strong"/>
-          <w:rFonts w:asciiTheme="minorHAnsi" w:hAnsiTheme="minorHAnsi" w:cstheme="minorHAnsi"/>
-        </w:rPr>
-        <w:t>:</w:t>
-      </w:r>
-      <w:proofErr w:type="gramEnd"/>
+        <w:t>What it is:</w:t>
+      </w:r>
       <w:r>
         <w:rPr>
           <w:rFonts w:asciiTheme="minorHAnsi" w:hAnsiTheme="minorHAnsi" w:cstheme="minorHAnsi"/>
@@ -8448,7 +8524,28 @@
           <w:rStyle w:val="Strong"/>
           <w:rFonts w:asciiTheme="minorHAnsi" w:hAnsiTheme="minorHAnsi" w:cstheme="minorHAnsi"/>
         </w:rPr>
-        <w:t>training a pre-trained LLM further on domain-specific or task-specific labeled data</w:t>
+        <w:t xml:space="preserve">training a pre-trained LLM further on domain-specific or task-specific </w:t>
+      </w:r>
+      <w:r>
+        <w:rPr>
+          <w:rStyle w:val="Strong"/>
+          <w:rFonts w:asciiTheme="minorHAnsi" w:hAnsiTheme="minorHAnsi" w:cstheme="minorHAnsi"/>
+        </w:rPr>
+        <w:t>labelled</w:t>
+      </w:r>
+      <w:r>
+        <w:rPr>
+          <w:rStyle w:val="Strong"/>
+          <w:rFonts w:asciiTheme="minorHAnsi" w:hAnsiTheme="minorHAnsi" w:cstheme="minorHAnsi"/>
+        </w:rPr>
+        <w:t xml:space="preserve"> </w:t>
+      </w:r>
+      <w:r>
+        <w:rPr>
+          <w:rStyle w:val="Strong"/>
+          <w:rFonts w:asciiTheme="minorHAnsi" w:hAnsiTheme="minorHAnsi" w:cstheme="minorHAnsi"/>
+        </w:rPr>
+        <w:t>data,</w:t>
       </w:r>
       <w:r>
         <w:rPr>
@@ -8594,8 +8691,17 @@
           <w:rStyle w:val="Strong"/>
           <w:rFonts w:asciiTheme="minorHAnsi" w:hAnsiTheme="minorHAnsi" w:cstheme="minorHAnsi"/>
         </w:rPr>
-        <w:t>specialized style or consistent behavior</w:t>
-      </w:r>
+        <w:t xml:space="preserve">specialized style or consistent </w:t>
+      </w:r>
+      <w:proofErr w:type="spellStart"/>
+      <w:r>
+        <w:rPr>
+          <w:rStyle w:val="Strong"/>
+          <w:rFonts w:asciiTheme="minorHAnsi" w:hAnsiTheme="minorHAnsi" w:cstheme="minorHAnsi"/>
+        </w:rPr>
+        <w:t>behavior</w:t>
+      </w:r>
+      <w:proofErr w:type="spellEnd"/>
       <w:r>
         <w:rPr>
           <w:rFonts w:asciiTheme="minorHAnsi" w:hAnsiTheme="minorHAnsi" w:cstheme="minorHAnsi"/>
@@ -9014,6 +9120,22 @@
     </w:p>
     <w:p>
       <w:pPr>
+        <w:pStyle w:val="NormalWeb"/>
+        <w:rPr>
+          <w:rFonts w:asciiTheme="minorHAnsi" w:hAnsiTheme="minorHAnsi" w:cstheme="minorHAnsi"/>
+        </w:rPr>
+      </w:pPr>
+    </w:p>
+    <w:p>
+      <w:pPr>
+        <w:pStyle w:val="NormalWeb"/>
+        <w:rPr>
+          <w:rFonts w:asciiTheme="minorHAnsi" w:hAnsiTheme="minorHAnsi" w:cstheme="minorHAnsi"/>
+        </w:rPr>
+      </w:pPr>
+    </w:p>
+    <w:p>
+      <w:pPr>
         <w:rPr>
           <w:rFonts w:cstheme="minorHAnsi"/>
           <w:sz w:val="24"/>
@@ -9026,7 +9148,8 @@
           <w:sz w:val="24"/>
           <w:szCs w:val="24"/>
         </w:rPr>
-        <w:pict>
+        <w:lastRenderedPageBreak/>
+        <w:pict w14:anchorId="42C37332">
           <v:rect id="_x0000_i1025" style="width:0;height:1.5pt" o:hralign="center" o:hrstd="t" o:hr="t" fillcolor="#a0a0a0" stroked="f"/>
         </w:pict>
       </w:r>
@@ -9054,17 +9177,8 @@
           <w:rStyle w:val="Strong"/>
           <w:rFonts w:asciiTheme="minorHAnsi" w:hAnsiTheme="minorHAnsi" w:cstheme="minorHAnsi"/>
         </w:rPr>
-        <w:t>What it is</w:t>
-      </w:r>
-      <w:proofErr w:type="gramStart"/>
-      <w:r>
-        <w:rPr>
-          <w:rStyle w:val="Strong"/>
-          <w:rFonts w:asciiTheme="minorHAnsi" w:hAnsiTheme="minorHAnsi" w:cstheme="minorHAnsi"/>
-        </w:rPr>
-        <w:t>:</w:t>
-      </w:r>
-      <w:proofErr w:type="gramEnd"/>
+        <w:t>What it is:</w:t>
+      </w:r>
       <w:r>
         <w:rPr>
           <w:rFonts w:asciiTheme="minorHAnsi" w:hAnsiTheme="minorHAnsi" w:cstheme="minorHAnsi"/>
@@ -9160,21 +9274,7 @@
         <w:rPr>
           <w:rFonts w:asciiTheme="minorHAnsi" w:hAnsiTheme="minorHAnsi" w:cstheme="minorHAnsi"/>
         </w:rPr>
-        <w:t xml:space="preserve"> (e.g., search the web, run code, </w:t>
-      </w:r>
-      <w:proofErr w:type="gramStart"/>
-      <w:r>
-        <w:rPr>
-          <w:rFonts w:asciiTheme="minorHAnsi" w:hAnsiTheme="minorHAnsi" w:cstheme="minorHAnsi"/>
-        </w:rPr>
-        <w:t>call</w:t>
-      </w:r>
-      <w:proofErr w:type="gramEnd"/>
-      <w:r>
-        <w:rPr>
-          <w:rFonts w:asciiTheme="minorHAnsi" w:hAnsiTheme="minorHAnsi" w:cstheme="minorHAnsi"/>
-        </w:rPr>
-        <w:t xml:space="preserve"> RAG).</w:t>
+        <w:t xml:space="preserve"> (e.g., search the web, run code, call RAG).</w:t>
       </w:r>
     </w:p>
     <w:p>
@@ -9282,7 +9382,21 @@
         <w:rPr>
           <w:rFonts w:asciiTheme="minorHAnsi" w:hAnsiTheme="minorHAnsi" w:cstheme="minorHAnsi"/>
         </w:rPr>
-        <w:t xml:space="preserve">Example: An AI assistant that books flights, summarizes emails, and </w:t>
+        <w:t xml:space="preserve">Example: An AI assistant that books </w:t>
+      </w:r>
+      <w:proofErr w:type="gramStart"/>
+      <w:r>
+        <w:rPr>
+          <w:rFonts w:asciiTheme="minorHAnsi" w:hAnsiTheme="minorHAnsi" w:cstheme="minorHAnsi"/>
+        </w:rPr>
+        <w:t>flights</w:t>
+      </w:r>
+      <w:proofErr w:type="gramEnd"/>
+      <w:r>
+        <w:rPr>
+          <w:rFonts w:asciiTheme="minorHAnsi" w:hAnsiTheme="minorHAnsi" w:cstheme="minorHAnsi"/>
+        </w:rPr>
+        <w:t xml:space="preserve">, summarizes emails, and </w:t>
       </w:r>
       <w:proofErr w:type="spellStart"/>
       <w:r>
@@ -9360,15 +9474,8 @@
         <w:pStyle w:val="Heading2"/>
       </w:pPr>
       <w:r>
-        <w:t xml:space="preserve">Why </w:t>
-      </w:r>
-      <w:proofErr w:type="spellStart"/>
-      <w:r>
-        <w:t>Finetuning</w:t>
-      </w:r>
-      <w:proofErr w:type="spellEnd"/>
-      <w:r>
-        <w:t xml:space="preserve"> Was Difficult in RNN or LSTM – How Transformers Changed the Game</w:t>
+        <w:lastRenderedPageBreak/>
+        <w:t>Why Finetuning Was Difficult in RNN or LSTM – How Transformers Changed the Game</w:t>
       </w:r>
     </w:p>
     <w:p>
@@ -9381,15 +9488,8 @@
         <w:pStyle w:val="Heading2"/>
       </w:pPr>
       <w:r>
-        <w:t xml:space="preserve">LSTM </w:t>
-      </w:r>
-      <w:proofErr w:type="spellStart"/>
-      <w:r>
-        <w:t>vs</w:t>
-      </w:r>
-      <w:proofErr w:type="spellEnd"/>
-      <w:r>
-        <w:t xml:space="preserve"> Transformer | Why Transformers Replaced LSTM in NLP</w:t>
+        <w:lastRenderedPageBreak/>
+        <w:t>LSTM vs Transformer | Why Transformers Replaced LSTM in NLP</w:t>
       </w:r>
     </w:p>
     <w:p>
@@ -9478,7 +9578,7 @@
           <w:rFonts w:cs="Arial"/>
           <w:color w:val="000000" w:themeColor="text1"/>
         </w:rPr>
-        <w:t xml:space="preserve">Hugging Face </w:t>
+        <w:t xml:space="preserve">Hugging Face vs </w:t>
       </w:r>
       <w:proofErr w:type="spellStart"/>
       <w:r>
@@ -9486,16 +9586,9 @@
           <w:rFonts w:cs="Arial"/>
           <w:color w:val="000000" w:themeColor="text1"/>
         </w:rPr>
-        <w:t>vs</w:t>
+        <w:t>LangChain</w:t>
       </w:r>
       <w:proofErr w:type="spellEnd"/>
-      <w:r>
-        <w:rPr>
-          <w:rFonts w:cs="Arial"/>
-          <w:color w:val="000000" w:themeColor="text1"/>
-        </w:rPr>
-        <w:t xml:space="preserve"> LangChain</w:t>
-      </w:r>
     </w:p>
     <w:p>
       <w:pPr>
@@ -9505,6 +9598,7 @@
           <w:color w:val="000000" w:themeColor="text1"/>
         </w:rPr>
       </w:pPr>
+      <w:proofErr w:type="spellStart"/>
       <w:r>
         <w:rPr>
           <w:rFonts w:cs="Arial"/>
@@ -9512,8 +9606,7 @@
         </w:rPr>
         <w:t>LangChain</w:t>
       </w:r>
-      <w:bookmarkStart w:id="0" w:name="_GoBack"/>
-      <w:bookmarkEnd w:id="0"/>
+      <w:proofErr w:type="spellEnd"/>
       <w:r>
         <w:rPr>
           <w:rFonts w:cs="Arial"/>
@@ -9535,23 +9628,7 @@
           <w:rFonts w:cs="Arial"/>
           <w:color w:val="000000" w:themeColor="text1"/>
         </w:rPr>
-        <w:t xml:space="preserve">). Whereas </w:t>
-      </w:r>
-      <w:proofErr w:type="gramStart"/>
-      <w:r>
-        <w:rPr>
-          <w:rFonts w:cs="Arial"/>
-          <w:color w:val="000000" w:themeColor="text1"/>
-        </w:rPr>
-        <w:t>Hugging</w:t>
-      </w:r>
-      <w:proofErr w:type="gramEnd"/>
-      <w:r>
-        <w:rPr>
-          <w:rFonts w:cs="Arial"/>
-          <w:color w:val="000000" w:themeColor="text1"/>
-        </w:rPr>
-        <w:t xml:space="preserve"> face is an ecosystem which provides different model resource, embedding resource, dataset resource and provides libraries and frameworks for fine tuning and complex DL/AI/Gen AI tasks. </w:t>
+        <w:t xml:space="preserve">). Whereas Hugging face is an ecosystem which provides different model resource, embedding resource, dataset resource and provides libraries and frameworks for fine tuning and complex DL/AI/Gen AI tasks. </w:t>
       </w:r>
     </w:p>
     <w:p>
@@ -9654,27 +9731,7 @@
           <w:bCs/>
           <w:color w:val="000000" w:themeColor="text1"/>
         </w:rPr>
-        <w:t xml:space="preserve">Hugging Face Dataset library, </w:t>
-      </w:r>
-      <w:proofErr w:type="spellStart"/>
-      <w:r>
-        <w:rPr>
-          <w:rFonts w:cs="Arial"/>
-          <w:b/>
-          <w:bCs/>
-          <w:color w:val="000000" w:themeColor="text1"/>
-        </w:rPr>
-        <w:t>Preprocessing</w:t>
-      </w:r>
-      <w:proofErr w:type="spellEnd"/>
-      <w:r>
-        <w:rPr>
-          <w:rFonts w:cs="Arial"/>
-          <w:b/>
-          <w:bCs/>
-          <w:color w:val="000000" w:themeColor="text1"/>
-        </w:rPr>
-        <w:t xml:space="preserve"> and Visualization. </w:t>
+        <w:t xml:space="preserve">Hugging Face Dataset library, Preprocessing and Visualization. </w:t>
       </w:r>
     </w:p>
     <w:p>
@@ -10183,23 +10240,7 @@
           <w:rFonts w:cs="Arial"/>
           <w:color w:val="000000" w:themeColor="text1"/>
         </w:rPr>
-        <w:t xml:space="preserve">What it measures: The uncertainty or "surprise" of a model when predicting the next word, using the </w:t>
-      </w:r>
-      <w:proofErr w:type="spellStart"/>
-      <w:r>
-        <w:rPr>
-          <w:rFonts w:cs="Arial"/>
-          <w:color w:val="000000" w:themeColor="text1"/>
-        </w:rPr>
-        <w:t>exponentiated</w:t>
-      </w:r>
-      <w:proofErr w:type="spellEnd"/>
-      <w:r>
-        <w:rPr>
-          <w:rFonts w:cs="Arial"/>
-          <w:color w:val="000000" w:themeColor="text1"/>
-        </w:rPr>
-        <w:t xml:space="preserve"> average negative log-likelihood.</w:t>
+        <w:t>What it measures: The uncertainty or "surprise" of a model when predicting the next word, using the exponentiated average negative log-likelihood.</w:t>
       </w:r>
     </w:p>
     <w:p>
@@ -11142,23 +11183,7 @@
           <w:rFonts w:cs="Arial"/>
           <w:color w:val="000000" w:themeColor="text1"/>
         </w:rPr>
-        <w:t> (approximation), KL divergence </w:t>
-      </w:r>
-      <w:proofErr w:type="gramStart"/>
-      <w:r>
-        <w:rPr>
-          <w:rFonts w:cs="Arial"/>
-          <w:color w:val="000000" w:themeColor="text1"/>
-        </w:rPr>
-        <w:t>DKL(</w:t>
-      </w:r>
-      <w:proofErr w:type="gramEnd"/>
-      <w:r>
-        <w:rPr>
-          <w:rFonts w:cs="Arial"/>
-          <w:color w:val="000000" w:themeColor="text1"/>
-        </w:rPr>
-        <w:t>P</w:t>
+        <w:t> (approximation), KL divergence DKL(P</w:t>
       </w:r>
       <w:r>
         <w:rPr>
@@ -11253,6 +11278,13 @@
           <w:color w:val="000000" w:themeColor="text1"/>
         </w:rPr>
         <w:t>. It is non-negative and zero only when the two distributions are identical. In knowledge distillation, KL divergence is used as the distillation loss component to measure the difference between the teacher’s softened output probabilities and the student’s predicted probabilities. Minimizing KL divergence helps the student to closely mimic the teacher’s output distribution, transferring the teacher’s "dark knowledge" about class similarities. The loss function combines KL divergence on softened outputs with standard cross-entropy loss on hard labels, balancing fidelity to the teacher with correctness to ground truth.</w:t>
+      </w:r>
+      <w:r>
+        <w:rPr>
+          <w:rFonts w:cs="Arial"/>
+          <w:color w:val="000000" w:themeColor="text1"/>
+        </w:rPr>
+        <w:t xml:space="preserve"> </w:t>
       </w:r>
     </w:p>
     <w:p>
@@ -11282,7 +11314,7 @@
           <w:lang w:eastAsia="en-IN"/>
         </w:rPr>
         <w:drawing>
-          <wp:inline distT="0" distB="0" distL="0" distR="0" wp14:anchorId="3671D3E3" wp14:editId="47DA6AA1">
+          <wp:inline distT="0" distB="0" distL="0" distR="0" wp14:anchorId="5F272AD7" wp14:editId="7CA36699">
             <wp:extent cx="6191250" cy="666750"/>
             <wp:effectExtent l="0" t="0" r="0" b="0"/>
             <wp:docPr id="7" name="Picture 7"/>
@@ -11342,6 +11374,1073 @@
         </w:rPr>
       </w:pPr>
     </w:p>
+    <w:p>
+      <w:pPr>
+        <w:pStyle w:val="ListParagraph"/>
+        <w:spacing w:after="240"/>
+        <w:ind w:left="288"/>
+        <w:jc w:val="both"/>
+        <w:rPr>
+          <w:rFonts w:cs="Arial"/>
+          <w:color w:val="000000" w:themeColor="text1"/>
+        </w:rPr>
+      </w:pPr>
+      <w:r>
+        <w:rPr>
+          <w:rFonts w:cs="Arial"/>
+          <w:color w:val="000000" w:themeColor="text1"/>
+        </w:rPr>
+        <w:t xml:space="preserve">In knowledge distillation, the student learns the </w:t>
+      </w:r>
+      <w:r>
+        <w:rPr>
+          <w:rFonts w:cs="Arial"/>
+          <w:b/>
+          <w:bCs/>
+          <w:color w:val="000000" w:themeColor="text1"/>
+        </w:rPr>
+        <w:t>correct classification</w:t>
+      </w:r>
+      <w:r>
+        <w:rPr>
+          <w:rFonts w:cs="Arial"/>
+          <w:color w:val="000000" w:themeColor="text1"/>
+        </w:rPr>
+        <w:t xml:space="preserve"> information by minimizing the </w:t>
+      </w:r>
+      <w:r>
+        <w:rPr>
+          <w:rFonts w:cs="Arial"/>
+          <w:b/>
+          <w:bCs/>
+          <w:color w:val="000000" w:themeColor="text1"/>
+        </w:rPr>
+        <w:t>standard cross-entropy loss</w:t>
+      </w:r>
+      <w:r>
+        <w:rPr>
+          <w:rFonts w:cs="Arial"/>
+          <w:color w:val="000000" w:themeColor="text1"/>
+        </w:rPr>
+        <w:t> with the true hard labels, which ensures it predicts the right classes. At the same time, it learns the </w:t>
+      </w:r>
+      <w:r>
+        <w:rPr>
+          <w:rFonts w:cs="Arial"/>
+          <w:b/>
+          <w:bCs/>
+          <w:color w:val="000000" w:themeColor="text1"/>
+        </w:rPr>
+        <w:t>dark knowledge</w:t>
+      </w:r>
+      <w:r>
+        <w:rPr>
+          <w:rFonts w:cs="Arial"/>
+          <w:color w:val="000000" w:themeColor="text1"/>
+        </w:rPr>
+        <w:t>—the softened output distribution of the teacher—by minimizing a </w:t>
+      </w:r>
+      <w:r>
+        <w:rPr>
+          <w:rFonts w:cs="Arial"/>
+          <w:b/>
+          <w:bCs/>
+          <w:color w:val="000000" w:themeColor="text1"/>
+        </w:rPr>
+        <w:t>distillation loss</w:t>
+      </w:r>
+      <w:r>
+        <w:rPr>
+          <w:rFonts w:cs="Arial"/>
+          <w:color w:val="000000" w:themeColor="text1"/>
+        </w:rPr>
+        <w:t xml:space="preserve">, typically the </w:t>
+      </w:r>
+      <w:proofErr w:type="spellStart"/>
+      <w:r>
+        <w:rPr>
+          <w:rFonts w:cs="Arial"/>
+          <w:color w:val="000000" w:themeColor="text1"/>
+        </w:rPr>
+        <w:t>Kullback-Leibler</w:t>
+      </w:r>
+      <w:proofErr w:type="spellEnd"/>
+      <w:r>
+        <w:rPr>
+          <w:rFonts w:cs="Arial"/>
+          <w:color w:val="000000" w:themeColor="text1"/>
+        </w:rPr>
+        <w:t xml:space="preserve"> (KL) divergence between the teacher's and student's </w:t>
+      </w:r>
+      <w:proofErr w:type="spellStart"/>
+      <w:r>
+        <w:rPr>
+          <w:rFonts w:cs="Arial"/>
+          <w:color w:val="000000" w:themeColor="text1"/>
+        </w:rPr>
+        <w:t>softmax</w:t>
+      </w:r>
+      <w:proofErr w:type="spellEnd"/>
+      <w:r>
+        <w:rPr>
+          <w:rFonts w:cs="Arial"/>
+          <w:color w:val="000000" w:themeColor="text1"/>
+        </w:rPr>
+        <w:t xml:space="preserve"> outputs at a higher temperature. So, the overall training combines these two losses: cross-entropy for correct classification and distillation loss for transferring dark knowledge, enabling the student to learn both accurate labels and the richer structure of the teacher's knowledge.</w:t>
+      </w:r>
+    </w:p>
+    <w:p>
+      <w:pPr>
+        <w:pStyle w:val="ListParagraph"/>
+        <w:spacing w:before="240"/>
+        <w:ind w:left="288"/>
+        <w:jc w:val="both"/>
+        <w:rPr>
+          <w:rFonts w:cs="Arial"/>
+          <w:color w:val="000000" w:themeColor="text1"/>
+        </w:rPr>
+      </w:pPr>
+    </w:p>
+    <w:p>
+      <w:pPr>
+        <w:pStyle w:val="ListParagraph"/>
+        <w:spacing w:before="240"/>
+        <w:ind w:left="288"/>
+        <w:jc w:val="both"/>
+        <w:rPr>
+          <w:rFonts w:cs="Arial"/>
+          <w:color w:val="000000" w:themeColor="text1"/>
+        </w:rPr>
+      </w:pPr>
+      <w:r>
+        <w:rPr>
+          <w:rFonts w:cs="Arial"/>
+          <w:b/>
+          <w:bCs/>
+          <w:color w:val="000000" w:themeColor="text1"/>
+        </w:rPr>
+        <w:t>Dark knowledge</w:t>
+      </w:r>
+      <w:r>
+        <w:rPr>
+          <w:rFonts w:cs="Arial"/>
+          <w:color w:val="000000" w:themeColor="text1"/>
+        </w:rPr>
+        <w:t xml:space="preserve"> is the extra information hidden in a teacher model’s output probabilities that shows how the teacher views similarities and confusions between different classes, not just the correct class label. Instead of predicting only the right answer, the teacher’s softened outputs assign meaningful probabilities to other classes as well, reflecting which classes are more alike or often confused. This dark knowledge is useful because it helps the student model learn richer </w:t>
+      </w:r>
+      <w:r>
+        <w:rPr>
+          <w:rFonts w:cs="Arial"/>
+          <w:color w:val="000000" w:themeColor="text1"/>
+        </w:rPr>
+        <w:lastRenderedPageBreak/>
+        <w:t>patterns and better understand relationships among classes, improving its accuracy and ability to generalize beyond simply memorizing correct labels. By learning from dark knowledge, the student can mimic the teacher’s nuanced understanding, enabling smaller and more efficient models to perform well.</w:t>
+      </w:r>
+    </w:p>
+    <w:p>
+      <w:pPr>
+        <w:pStyle w:val="ListParagraph"/>
+        <w:spacing w:before="240"/>
+        <w:ind w:left="288"/>
+        <w:jc w:val="both"/>
+        <w:rPr>
+          <w:rFonts w:cs="Arial"/>
+          <w:color w:val="000000" w:themeColor="text1"/>
+        </w:rPr>
+      </w:pPr>
+    </w:p>
+    <w:p>
+      <w:pPr>
+        <w:pStyle w:val="ListParagraph"/>
+        <w:spacing w:before="240"/>
+        <w:ind w:left="288"/>
+        <w:jc w:val="both"/>
+        <w:rPr>
+          <w:rFonts w:cs="Arial"/>
+          <w:b/>
+          <w:bCs/>
+          <w:color w:val="000000" w:themeColor="text1"/>
+        </w:rPr>
+      </w:pPr>
+      <w:r>
+        <w:rPr>
+          <w:rFonts w:cs="Arial"/>
+          <w:b/>
+          <w:bCs/>
+          <w:color w:val="000000" w:themeColor="text1"/>
+        </w:rPr>
+        <w:t>transferring knowledge about similarities:</w:t>
+      </w:r>
+    </w:p>
+    <w:p>
+      <w:pPr>
+        <w:pStyle w:val="ListParagraph"/>
+        <w:spacing w:before="240"/>
+        <w:ind w:left="288"/>
+        <w:jc w:val="both"/>
+        <w:rPr>
+          <w:rFonts w:cs="Arial"/>
+          <w:color w:val="000000" w:themeColor="text1"/>
+        </w:rPr>
+      </w:pPr>
+      <w:r>
+        <w:rPr>
+          <w:rFonts w:cs="Arial"/>
+          <w:color w:val="000000" w:themeColor="text1"/>
+        </w:rPr>
+        <w:t xml:space="preserve">While it might seem that transferring knowledge about differences (how classes differ) would directly help the student to classify better, learning similarities is </w:t>
+      </w:r>
+      <w:proofErr w:type="gramStart"/>
+      <w:r>
+        <w:rPr>
+          <w:rFonts w:cs="Arial"/>
+          <w:color w:val="000000" w:themeColor="text1"/>
+        </w:rPr>
+        <w:t>actually more</w:t>
+      </w:r>
+      <w:proofErr w:type="gramEnd"/>
+      <w:r>
+        <w:rPr>
+          <w:rFonts w:cs="Arial"/>
+          <w:color w:val="000000" w:themeColor="text1"/>
+        </w:rPr>
+        <w:t xml:space="preserve"> beneficial because:</w:t>
+      </w:r>
+    </w:p>
+    <w:p>
+      <w:pPr>
+        <w:pStyle w:val="ListParagraph"/>
+        <w:numPr>
+          <w:ilvl w:val="0"/>
+          <w:numId w:val="39"/>
+        </w:numPr>
+        <w:spacing w:before="240"/>
+        <w:jc w:val="both"/>
+        <w:rPr>
+          <w:rFonts w:cs="Arial"/>
+          <w:color w:val="000000" w:themeColor="text1"/>
+        </w:rPr>
+      </w:pPr>
+      <w:r>
+        <w:rPr>
+          <w:rFonts w:cs="Arial"/>
+          <w:color w:val="000000" w:themeColor="text1"/>
+        </w:rPr>
+        <w:t>Similarities reveal the nuanced relationships and closeness between classes, which helps the student understand which classes are often confused or related.</w:t>
+      </w:r>
+    </w:p>
+    <w:p>
+      <w:pPr>
+        <w:pStyle w:val="ListParagraph"/>
+        <w:numPr>
+          <w:ilvl w:val="0"/>
+          <w:numId w:val="39"/>
+        </w:numPr>
+        <w:spacing w:before="240"/>
+        <w:jc w:val="both"/>
+        <w:rPr>
+          <w:rFonts w:cs="Arial"/>
+          <w:color w:val="000000" w:themeColor="text1"/>
+        </w:rPr>
+      </w:pPr>
+      <w:r>
+        <w:rPr>
+          <w:rFonts w:cs="Arial"/>
+          <w:color w:val="000000" w:themeColor="text1"/>
+        </w:rPr>
+        <w:t>This richer information guides the student to learn better decision boundaries that reflect the data’s true structure.</w:t>
+      </w:r>
+    </w:p>
+    <w:p>
+      <w:pPr>
+        <w:pStyle w:val="ListParagraph"/>
+        <w:numPr>
+          <w:ilvl w:val="0"/>
+          <w:numId w:val="39"/>
+        </w:numPr>
+        <w:spacing w:before="240"/>
+        <w:jc w:val="both"/>
+        <w:rPr>
+          <w:rFonts w:cs="Arial"/>
+          <w:color w:val="000000" w:themeColor="text1"/>
+        </w:rPr>
+      </w:pPr>
+      <w:r>
+        <w:rPr>
+          <w:rFonts w:cs="Arial"/>
+          <w:color w:val="000000" w:themeColor="text1"/>
+        </w:rPr>
+        <w:t>Focusing only on differences ignores the subtle patterns and can limit learning to binary distinctions rather than capturing the spectrum of class relations.</w:t>
+      </w:r>
+    </w:p>
+    <w:p>
+      <w:pPr>
+        <w:pStyle w:val="ListParagraph"/>
+        <w:numPr>
+          <w:ilvl w:val="0"/>
+          <w:numId w:val="39"/>
+        </w:numPr>
+        <w:spacing w:before="240"/>
+        <w:jc w:val="both"/>
+        <w:rPr>
+          <w:rFonts w:cs="Arial"/>
+          <w:color w:val="000000" w:themeColor="text1"/>
+        </w:rPr>
+      </w:pPr>
+      <w:r>
+        <w:rPr>
+          <w:rFonts w:cs="Arial"/>
+          <w:color w:val="000000" w:themeColor="text1"/>
+        </w:rPr>
+        <w:t>Many state-of-the-art knowledge distillation methods extract and leverage similarities (both at prediction and feature levels) because they contain more comprehensive supervision signals for student learning.</w:t>
+      </w:r>
+    </w:p>
+    <w:p>
+      <w:pPr>
+        <w:pStyle w:val="ListParagraph"/>
+        <w:spacing w:before="240"/>
+        <w:ind w:left="288"/>
+        <w:jc w:val="both"/>
+        <w:rPr>
+          <w:rFonts w:cs="Arial"/>
+          <w:color w:val="000000" w:themeColor="text1"/>
+        </w:rPr>
+      </w:pPr>
+      <w:r>
+        <w:rPr>
+          <w:rFonts w:cs="Arial"/>
+          <w:color w:val="000000" w:themeColor="text1"/>
+        </w:rPr>
+        <w:t>Thus, learning from similarities allows the student to develop a more informed and generalizable model compared to learning only from differences.​</w:t>
+      </w:r>
+    </w:p>
+    <w:p>
+      <w:pPr>
+        <w:pStyle w:val="ListParagraph"/>
+        <w:spacing w:before="240"/>
+        <w:ind w:left="288"/>
+        <w:jc w:val="both"/>
+        <w:rPr>
+          <w:rFonts w:cs="Arial"/>
+          <w:color w:val="000000" w:themeColor="text1"/>
+        </w:rPr>
+      </w:pPr>
+      <w:r>
+        <w:rPr>
+          <w:rFonts w:cs="Arial"/>
+          <w:color w:val="000000" w:themeColor="text1"/>
+        </w:rPr>
+        <w:t>In short: transferring similarities helps the student grasp the full landscape of class relations, improving classification beyond mere difference-based distinctions.</w:t>
+      </w:r>
+    </w:p>
+    <w:p>
+      <w:pPr>
+        <w:pStyle w:val="ListParagraph"/>
+        <w:spacing w:before="240"/>
+        <w:ind w:left="288"/>
+        <w:jc w:val="both"/>
+        <w:rPr>
+          <w:rFonts w:cs="Arial"/>
+          <w:color w:val="000000" w:themeColor="text1"/>
+        </w:rPr>
+      </w:pPr>
+    </w:p>
+    <w:p>
+      <w:pPr>
+        <w:pStyle w:val="ListParagraph"/>
+        <w:spacing w:before="240" w:after="80"/>
+        <w:ind w:left="288"/>
+        <w:jc w:val="both"/>
+        <w:rPr>
+          <w:rFonts w:cs="Arial"/>
+          <w:b/>
+          <w:bCs/>
+          <w:color w:val="000000" w:themeColor="text1"/>
+        </w:rPr>
+      </w:pPr>
+      <w:r>
+        <w:rPr>
+          <w:rFonts w:cs="Arial"/>
+          <w:b/>
+          <w:bCs/>
+          <w:color w:val="000000" w:themeColor="text1"/>
+        </w:rPr>
+        <w:t>How to transfer knowledge about similarities:</w:t>
+      </w:r>
+    </w:p>
+    <w:p>
+      <w:pPr>
+        <w:pStyle w:val="ListParagraph"/>
+        <w:spacing w:before="240"/>
+        <w:ind w:left="288"/>
+        <w:jc w:val="both"/>
+        <w:rPr>
+          <w:rFonts w:cs="Arial"/>
+          <w:color w:val="000000" w:themeColor="text1"/>
+        </w:rPr>
+      </w:pPr>
+      <w:r>
+        <w:rPr>
+          <w:rFonts w:cs="Arial"/>
+          <w:color w:val="000000" w:themeColor="text1"/>
+        </w:rPr>
+        <w:t>H</w:t>
+      </w:r>
+      <w:r>
+        <w:rPr>
+          <w:rFonts w:cs="Arial"/>
+          <w:color w:val="000000" w:themeColor="text1"/>
+        </w:rPr>
+        <w:t>aving the temperature </w:t>
+      </w:r>
+      <w:r>
+        <w:rPr>
+          <w:rFonts w:cs="Arial"/>
+          <w:i/>
+          <w:iCs/>
+          <w:color w:val="000000" w:themeColor="text1"/>
+        </w:rPr>
+        <w:t>T</w:t>
+      </w:r>
+      <w:r>
+        <w:rPr>
+          <w:rFonts w:cs="Arial"/>
+          <w:color w:val="000000" w:themeColor="text1"/>
+        </w:rPr>
+        <w:t> greater than 1 is what softens the teacher’s output probabilities by dividing logits by </w:t>
+      </w:r>
+      <w:r>
+        <w:rPr>
+          <w:rFonts w:cs="Arial"/>
+          <w:i/>
+          <w:iCs/>
+          <w:color w:val="000000" w:themeColor="text1"/>
+        </w:rPr>
+        <w:t>T</w:t>
+      </w:r>
+      <w:r>
+        <w:rPr>
+          <w:rFonts w:cs="Arial"/>
+          <w:color w:val="000000" w:themeColor="text1"/>
+        </w:rPr>
+        <w:t>&gt;1 before applying SoftMax. This “softening” reveals more about the similarities between class predictions, making it easier for the student model to learn these relationships and better transfer the teacher’s dark knowledge. If </w:t>
+      </w:r>
+      <w:r>
+        <w:rPr>
+          <w:rFonts w:cs="Arial"/>
+          <w:i/>
+          <w:iCs/>
+          <w:color w:val="000000" w:themeColor="text1"/>
+        </w:rPr>
+        <w:t>T</w:t>
+      </w:r>
+      <w:r>
+        <w:rPr>
+          <w:rFonts w:cs="Arial"/>
+          <w:color w:val="000000" w:themeColor="text1"/>
+        </w:rPr>
+        <w:t xml:space="preserve"> were less than 1, the </w:t>
+      </w:r>
+      <w:proofErr w:type="spellStart"/>
+      <w:r>
+        <w:rPr>
+          <w:rFonts w:cs="Arial"/>
+          <w:color w:val="000000" w:themeColor="text1"/>
+        </w:rPr>
+        <w:t>softmax</w:t>
+      </w:r>
+      <w:proofErr w:type="spellEnd"/>
+      <w:r>
+        <w:rPr>
+          <w:rFonts w:cs="Arial"/>
+          <w:color w:val="000000" w:themeColor="text1"/>
+        </w:rPr>
+        <w:t xml:space="preserve"> outputs would become more peaked and confident, exaggerating differences and masking similarities, thereby making it harder to transfer nuanced class relationship information. So, </w:t>
+      </w:r>
+      <w:r>
+        <w:rPr>
+          <w:rFonts w:cs="Arial"/>
+          <w:i/>
+          <w:iCs/>
+          <w:color w:val="000000" w:themeColor="text1"/>
+        </w:rPr>
+        <w:t>T</w:t>
+      </w:r>
+      <w:r>
+        <w:rPr>
+          <w:rFonts w:cs="Arial"/>
+          <w:color w:val="000000" w:themeColor="text1"/>
+        </w:rPr>
+        <w:t>&gt;1 emphasizes similarities, while </w:t>
+      </w:r>
+      <w:r>
+        <w:rPr>
+          <w:rFonts w:cs="Arial"/>
+          <w:i/>
+          <w:iCs/>
+          <w:color w:val="000000" w:themeColor="text1"/>
+        </w:rPr>
+        <w:t>T</w:t>
+      </w:r>
+      <w:r>
+        <w:rPr>
+          <w:rFonts w:cs="Arial"/>
+          <w:color w:val="000000" w:themeColor="text1"/>
+        </w:rPr>
+        <w:t>&lt;1 exaggerates differences, which goes against the purpose of knowledge distillation’s richer knowledge transfer.</w:t>
+      </w:r>
+    </w:p>
+    <w:p>
+      <w:pPr>
+        <w:pStyle w:val="ListParagraph"/>
+        <w:spacing w:before="240"/>
+        <w:ind w:left="288"/>
+        <w:jc w:val="both"/>
+        <w:rPr>
+          <w:rFonts w:cs="Arial"/>
+          <w:color w:val="000000" w:themeColor="text1"/>
+        </w:rPr>
+      </w:pPr>
+    </w:p>
+    <w:p>
+      <w:pPr>
+        <w:pStyle w:val="ListParagraph"/>
+        <w:spacing w:before="240"/>
+        <w:ind w:left="288"/>
+        <w:jc w:val="both"/>
+        <w:rPr>
+          <w:rFonts w:cs="Arial"/>
+          <w:b/>
+          <w:bCs/>
+          <w:color w:val="000000" w:themeColor="text1"/>
+        </w:rPr>
+      </w:pPr>
+      <w:r>
+        <w:rPr>
+          <w:rFonts w:cs="Arial"/>
+          <w:b/>
+          <w:bCs/>
+          <w:color w:val="000000" w:themeColor="text1"/>
+        </w:rPr>
+        <w:t>Purpose of T:</w:t>
+      </w:r>
+    </w:p>
+    <w:p>
+      <w:pPr>
+        <w:pStyle w:val="ListParagraph"/>
+        <w:spacing w:before="240"/>
+        <w:ind w:left="288"/>
+        <w:jc w:val="both"/>
+        <w:rPr>
+          <w:rFonts w:cs="Arial"/>
+          <w:color w:val="000000" w:themeColor="text1"/>
+        </w:rPr>
+      </w:pPr>
+      <w:r>
+        <w:rPr>
+          <w:rFonts w:cs="Arial"/>
+          <w:color w:val="000000" w:themeColor="text1"/>
+        </w:rPr>
+        <w:t>Yes, that is precisely the purpose of the temperature parameter T</w:t>
+      </w:r>
+      <w:r>
+        <w:rPr>
+          <w:rFonts w:cs="Arial"/>
+          <w:i/>
+          <w:iCs/>
+          <w:color w:val="000000" w:themeColor="text1"/>
+        </w:rPr>
+        <w:t>T</w:t>
+      </w:r>
+      <w:r>
+        <w:rPr>
+          <w:rFonts w:cs="Arial"/>
+          <w:color w:val="000000" w:themeColor="text1"/>
+        </w:rPr>
+        <w:t> in knowledge distillation. Setting T&gt;1</w:t>
+      </w:r>
+      <w:r>
+        <w:rPr>
+          <w:rFonts w:cs="Arial"/>
+          <w:i/>
+          <w:iCs/>
+          <w:color w:val="000000" w:themeColor="text1"/>
+        </w:rPr>
+        <w:t>T</w:t>
+      </w:r>
+      <w:r>
+        <w:rPr>
+          <w:rFonts w:cs="Arial"/>
+          <w:color w:val="000000" w:themeColor="text1"/>
+        </w:rPr>
+        <w:t xml:space="preserve">&gt;1 softens the teacher model’s output probabilities by scaling down the logits before the </w:t>
+      </w:r>
+      <w:proofErr w:type="spellStart"/>
+      <w:r>
+        <w:rPr>
+          <w:rFonts w:cs="Arial"/>
+          <w:color w:val="000000" w:themeColor="text1"/>
+        </w:rPr>
+        <w:t>softmax</w:t>
+      </w:r>
+      <w:proofErr w:type="spellEnd"/>
+      <w:r>
+        <w:rPr>
+          <w:rFonts w:cs="Arial"/>
+          <w:color w:val="000000" w:themeColor="text1"/>
+        </w:rPr>
+        <w:t>, which reveals the similarities between classes in the output distribution. This softening exposes the teacher’s dark knowledge, making it easier for the student model to learn from the nuanced relationships among classes. If T</w:t>
+      </w:r>
+      <w:r>
+        <w:rPr>
+          <w:rFonts w:cs="Arial"/>
+          <w:i/>
+          <w:iCs/>
+          <w:color w:val="000000" w:themeColor="text1"/>
+        </w:rPr>
+        <w:t>T</w:t>
+      </w:r>
+      <w:r>
+        <w:rPr>
+          <w:rFonts w:cs="Arial"/>
+          <w:color w:val="000000" w:themeColor="text1"/>
+        </w:rPr>
+        <w:t> were less than 1, the outputs would become sharper and more peaked, exaggerating differences and hiding these valuable similarities. So, the temperature’s purpose is to control the “softness” of the teacher’s output, enabling effective transfer of rich knowledge from the teacher to the student</w:t>
+      </w:r>
+      <w:r>
+        <w:rPr>
+          <w:rFonts w:cs="Arial"/>
+          <w:color w:val="000000" w:themeColor="text1"/>
+        </w:rPr>
+        <w:t>.</w:t>
+      </w:r>
+    </w:p>
+    <w:p>
+      <w:pPr>
+        <w:pStyle w:val="ListParagraph"/>
+        <w:spacing w:before="240"/>
+        <w:ind w:left="288"/>
+        <w:jc w:val="both"/>
+        <w:rPr>
+          <w:rFonts w:cs="Arial"/>
+          <w:color w:val="000000" w:themeColor="text1"/>
+        </w:rPr>
+      </w:pPr>
+    </w:p>
+    <w:p>
+      <w:pPr>
+        <w:pStyle w:val="ListParagraph"/>
+        <w:spacing w:before="240"/>
+        <w:ind w:left="288"/>
+        <w:jc w:val="both"/>
+        <w:rPr>
+          <w:rFonts w:cs="Arial"/>
+          <w:color w:val="000000" w:themeColor="text1"/>
+        </w:rPr>
+      </w:pPr>
+      <w:r>
+        <w:rPr>
+          <w:rFonts w:cs="Arial"/>
+          <w:b/>
+          <w:bCs/>
+          <w:color w:val="000000" w:themeColor="text1"/>
+        </w:rPr>
+        <w:t>Logits</w:t>
+      </w:r>
+      <w:r>
+        <w:rPr>
+          <w:rFonts w:cs="Arial"/>
+          <w:color w:val="000000" w:themeColor="text1"/>
+        </w:rPr>
+        <w:t xml:space="preserve"> here means the outputs before passing to the activation and it would look like array of numbers, on passing these number to </w:t>
+      </w:r>
+      <w:proofErr w:type="spellStart"/>
+      <w:r>
+        <w:rPr>
+          <w:rFonts w:cs="Arial"/>
+          <w:color w:val="000000" w:themeColor="text1"/>
+        </w:rPr>
+        <w:t>softmax</w:t>
+      </w:r>
+      <w:proofErr w:type="spellEnd"/>
+      <w:r>
+        <w:rPr>
+          <w:rFonts w:cs="Arial"/>
+          <w:color w:val="000000" w:themeColor="text1"/>
+        </w:rPr>
+        <w:t xml:space="preserve">/activation you get probabilities in 0-1. </w:t>
+      </w:r>
+    </w:p>
+    <w:p>
+      <w:pPr>
+        <w:pStyle w:val="ListParagraph"/>
+        <w:spacing w:before="240"/>
+        <w:ind w:left="288"/>
+        <w:jc w:val="both"/>
+        <w:rPr>
+          <w:rFonts w:cs="Arial"/>
+          <w:color w:val="000000" w:themeColor="text1"/>
+        </w:rPr>
+      </w:pPr>
+    </w:p>
+    <w:p>
+      <w:pPr>
+        <w:pStyle w:val="ListParagraph"/>
+        <w:spacing w:before="240"/>
+        <w:ind w:left="288"/>
+        <w:jc w:val="both"/>
+        <w:rPr>
+          <w:rFonts w:cs="Arial"/>
+          <w:color w:val="000000" w:themeColor="text1"/>
+        </w:rPr>
+      </w:pPr>
+      <w:r>
+        <w:rPr>
+          <w:rFonts w:cs="Arial"/>
+          <w:color w:val="000000" w:themeColor="text1"/>
+        </w:rPr>
+        <w:t xml:space="preserve">Output of the teacher model (which are constant in loss function) and outputs of the student model are divided by T, before passing it to activation </w:t>
+      </w:r>
+      <w:r>
+        <w:rPr>
+          <w:rFonts w:cs="Arial"/>
+          <w:color w:val="000000" w:themeColor="text1"/>
+        </w:rPr>
+        <w:t>because</w:t>
+      </w:r>
+      <w:r>
+        <w:rPr>
+          <w:rFonts w:cs="Arial"/>
+          <w:color w:val="000000" w:themeColor="text1"/>
+        </w:rPr>
+        <w:t xml:space="preserve"> it reduces the gaps/difference </w:t>
+      </w:r>
+      <w:r>
+        <w:rPr>
+          <w:rFonts w:cs="Arial"/>
+          <w:color w:val="000000" w:themeColor="text1"/>
+        </w:rPr>
+        <w:t xml:space="preserve">in those probabilities, enabling idea of exaggeration of similarities between the classes. Then you can think, </w:t>
+      </w:r>
+      <w:r>
+        <w:rPr>
+          <w:rFonts w:cs="Arial"/>
+          <w:color w:val="000000" w:themeColor="text1"/>
+        </w:rPr>
+        <w:lastRenderedPageBreak/>
+        <w:t xml:space="preserve">you are descaling the probabilities by same factor then it would have similar impact on all, but activation is non-linear so dividing by T is just not the descaling. Difference of two descaled numbers activation is far smaller than two original numbers. Like suppose 4 and </w:t>
+      </w:r>
+      <w:r>
+        <w:rPr>
+          <w:rFonts w:cs="Arial"/>
+          <w:color w:val="000000" w:themeColor="text1"/>
+        </w:rPr>
+        <w:t>2 were</w:t>
+      </w:r>
+      <w:r>
+        <w:rPr>
+          <w:rFonts w:cs="Arial"/>
+          <w:color w:val="000000" w:themeColor="text1"/>
+        </w:rPr>
+        <w:t xml:space="preserve"> original logits then closeness in probabilities for this number if they were descaled is far more compared to the original ones. </w:t>
+      </w:r>
+    </w:p>
+    <w:p>
+      <w:pPr>
+        <w:pStyle w:val="ListParagraph"/>
+        <w:spacing w:before="240"/>
+        <w:ind w:left="288"/>
+        <w:jc w:val="both"/>
+        <w:rPr>
+          <w:rFonts w:cs="Arial"/>
+          <w:color w:val="000000" w:themeColor="text1"/>
+        </w:rPr>
+      </w:pPr>
+    </w:p>
+    <w:p>
+      <w:pPr>
+        <w:pStyle w:val="ListParagraph"/>
+        <w:spacing w:before="240"/>
+        <w:ind w:left="288"/>
+        <w:jc w:val="both"/>
+        <w:rPr>
+          <w:rFonts w:cs="Arial"/>
+          <w:b/>
+          <w:bCs/>
+          <w:color w:val="000000" w:themeColor="text1"/>
+        </w:rPr>
+      </w:pPr>
+      <w:r>
+        <w:rPr>
+          <w:rFonts w:cs="Arial"/>
+          <w:b/>
+          <w:bCs/>
+          <w:color w:val="000000" w:themeColor="text1"/>
+        </w:rPr>
+        <w:t xml:space="preserve">Intuition of distillation loss: </w:t>
+      </w:r>
+    </w:p>
+    <w:p>
+      <w:pPr>
+        <w:pStyle w:val="ListParagraph"/>
+        <w:spacing w:before="240"/>
+        <w:ind w:left="288"/>
+        <w:jc w:val="both"/>
+        <w:rPr>
+          <w:rFonts w:cs="Arial"/>
+          <w:color w:val="000000" w:themeColor="text1"/>
+        </w:rPr>
+      </w:pPr>
+      <w:r>
+        <w:rPr>
+          <w:rFonts w:cs="Arial"/>
+          <w:color w:val="000000" w:themeColor="text1"/>
+        </w:rPr>
+        <w:t xml:space="preserve">It basically calculates the difference/divergence between the teachers and </w:t>
+      </w:r>
+      <w:r>
+        <w:rPr>
+          <w:rFonts w:cs="Arial"/>
+          <w:color w:val="000000" w:themeColor="text1"/>
+        </w:rPr>
+        <w:t>students’</w:t>
+      </w:r>
+      <w:r>
+        <w:rPr>
+          <w:rFonts w:cs="Arial"/>
+          <w:color w:val="000000" w:themeColor="text1"/>
+        </w:rPr>
+        <w:t xml:space="preserve"> probabilities which are exaggerated</w:t>
+      </w:r>
+      <w:r>
+        <w:rPr>
+          <w:rFonts w:cs="Arial"/>
+          <w:color w:val="000000" w:themeColor="text1"/>
+        </w:rPr>
+        <w:t xml:space="preserve"> probabilities on similarity level within class</w:t>
+      </w:r>
+      <w:r>
+        <w:rPr>
+          <w:rFonts w:cs="Arial"/>
+          <w:color w:val="000000" w:themeColor="text1"/>
+        </w:rPr>
+        <w:t xml:space="preserve"> by temperature T</w:t>
+      </w:r>
+      <w:r>
+        <w:rPr>
+          <w:rFonts w:cs="Arial"/>
+          <w:color w:val="000000" w:themeColor="text1"/>
+        </w:rPr>
+        <w:t>.</w:t>
+      </w:r>
+      <w:r>
+        <w:rPr>
+          <w:rFonts w:cs="Arial"/>
+          <w:color w:val="000000" w:themeColor="text1"/>
+        </w:rPr>
+        <w:t xml:space="preserve"> entire divergence is multiplied by square of T for rescaling purpose as both </w:t>
+      </w:r>
+      <w:r>
+        <w:rPr>
+          <w:rFonts w:cs="Arial"/>
+          <w:color w:val="000000" w:themeColor="text1"/>
+        </w:rPr>
+        <w:t>model’s</w:t>
+      </w:r>
+      <w:r>
+        <w:rPr>
+          <w:rFonts w:cs="Arial"/>
+          <w:color w:val="000000" w:themeColor="text1"/>
+        </w:rPr>
+        <w:t xml:space="preserve"> class probabilities were descaled by that factor.</w:t>
+      </w:r>
+      <w:r>
+        <w:rPr>
+          <w:rFonts w:cs="Arial"/>
+          <w:color w:val="000000" w:themeColor="text1"/>
+        </w:rPr>
+        <w:t xml:space="preserve"> P</w:t>
+      </w:r>
+      <w:r>
+        <w:rPr>
+          <w:rFonts w:cs="Arial"/>
+          <w:color w:val="000000" w:themeColor="text1"/>
+        </w:rPr>
+        <w:t>urpose of this loss function is to maximize the dark knowledge</w:t>
+      </w:r>
+      <w:r>
+        <w:rPr>
+          <w:rFonts w:cs="Arial"/>
+          <w:color w:val="000000" w:themeColor="text1"/>
+        </w:rPr>
+        <w:t xml:space="preserve">. </w:t>
+      </w:r>
+    </w:p>
+    <w:p>
+      <w:pPr>
+        <w:pStyle w:val="ListParagraph"/>
+        <w:spacing w:before="240"/>
+        <w:ind w:left="288"/>
+        <w:jc w:val="both"/>
+        <w:rPr>
+          <w:rFonts w:cs="Arial"/>
+          <w:color w:val="000000" w:themeColor="text1"/>
+        </w:rPr>
+      </w:pPr>
+    </w:p>
+    <w:p>
+      <w:pPr>
+        <w:pStyle w:val="ListParagraph"/>
+        <w:spacing w:before="240"/>
+        <w:ind w:left="288"/>
+        <w:jc w:val="both"/>
+        <w:rPr>
+          <w:rFonts w:cs="Arial"/>
+          <w:color w:val="000000" w:themeColor="text1"/>
+        </w:rPr>
+      </w:pPr>
+      <w:r>
+        <w:rPr>
+          <w:rFonts w:cs="Arial"/>
+          <w:b/>
+          <w:bCs/>
+          <w:color w:val="000000" w:themeColor="text1"/>
+        </w:rPr>
+        <w:t>Knowledge distillation reduces the model size</w:t>
+      </w:r>
+      <w:r>
+        <w:rPr>
+          <w:rFonts w:cs="Arial"/>
+          <w:color w:val="000000" w:themeColor="text1"/>
+        </w:rPr>
+        <w:t xml:space="preserve"> by training a smaller student model to imitate the </w:t>
+      </w:r>
+      <w:proofErr w:type="spellStart"/>
+      <w:r>
+        <w:rPr>
+          <w:rFonts w:cs="Arial"/>
+          <w:color w:val="000000" w:themeColor="text1"/>
+        </w:rPr>
+        <w:t>behavior</w:t>
+      </w:r>
+      <w:proofErr w:type="spellEnd"/>
+      <w:r>
+        <w:rPr>
+          <w:rFonts w:cs="Arial"/>
+          <w:color w:val="000000" w:themeColor="text1"/>
+        </w:rPr>
+        <w:t xml:space="preserve"> of a larger, complex teacher model. Instead of training the smaller model from scratch on hard labels, the student learns from the teacher’s softened outputs which contain rich information about class similarities (dark knowledge). This allows the student to achieve accuracy close to the teacher’s with far fewer parameters and a simpler architecture. As a result, the student model is smaller, faster, and more efficient in terms of memory and computation, making it easier to deploy on devices with limited resources. The knowledge distillation process compresses the teacher’s knowledge into the smaller student without a substantial loss in performance, enabling practical and cost-effective model deployment</w:t>
+      </w:r>
+    </w:p>
+    <w:p>
+      <w:pPr>
+        <w:pStyle w:val="ListParagraph"/>
+        <w:spacing w:before="240"/>
+        <w:ind w:left="288"/>
+        <w:jc w:val="both"/>
+        <w:rPr>
+          <w:rFonts w:cs="Arial"/>
+          <w:color w:val="000000" w:themeColor="text1"/>
+        </w:rPr>
+      </w:pPr>
+    </w:p>
+    <w:p>
+      <w:pPr>
+        <w:pStyle w:val="ListParagraph"/>
+        <w:spacing w:before="240"/>
+        <w:ind w:left="288"/>
+        <w:jc w:val="both"/>
+        <w:rPr>
+          <w:rFonts w:cs="Arial"/>
+          <w:b/>
+          <w:bCs/>
+          <w:color w:val="000000" w:themeColor="text1"/>
+        </w:rPr>
+      </w:pPr>
+      <w:r>
+        <w:rPr>
+          <w:rFonts w:cs="Arial"/>
+          <w:b/>
+          <w:bCs/>
+          <w:color w:val="000000" w:themeColor="text1"/>
+        </w:rPr>
+        <w:t>How training of distil small model happens:</w:t>
+      </w:r>
+    </w:p>
+    <w:p>
+      <w:pPr>
+        <w:pStyle w:val="ListParagraph"/>
+        <w:spacing w:before="240"/>
+        <w:ind w:left="288"/>
+        <w:jc w:val="both"/>
+        <w:rPr>
+          <w:rFonts w:cs="Arial"/>
+          <w:color w:val="000000" w:themeColor="text1"/>
+        </w:rPr>
+      </w:pPr>
+      <w:r>
+        <w:rPr>
+          <w:rFonts w:cs="Arial"/>
+          <w:color w:val="000000" w:themeColor="text1"/>
+        </w:rPr>
+        <w:t>Knowledge distillation trains a smaller student model to mimic a larger teacher model by having the student learn from both the teacher’s softened outputs (which reveal dark knowledge, or the similarities and uncertainties between classes) and the true hard labels simultaneously. The teacher’s outputs are softened using a temperature parameter greater than 1 to highlight class similarities. The student minimizes a combined loss of cross-entropy with the hard labels and a distillation loss (like KL divergence) with the softened teacher outputs. This process transfers the rich knowledge from the teacher to the student, enabling the student to learn complex patterns effectively while being smaller and more efficient.</w:t>
+      </w:r>
+    </w:p>
+    <w:p>
+      <w:pPr>
+        <w:spacing w:before="240"/>
+        <w:jc w:val="both"/>
+        <w:rPr>
+          <w:rFonts w:cs="Arial"/>
+          <w:color w:val="000000" w:themeColor="text1"/>
+        </w:rPr>
+      </w:pPr>
+    </w:p>
+    <w:p>
+      <w:pPr>
+        <w:spacing w:before="240"/>
+        <w:jc w:val="both"/>
+        <w:rPr>
+          <w:rFonts w:cs="Arial"/>
+          <w:color w:val="000000" w:themeColor="text1"/>
+        </w:rPr>
+      </w:pPr>
+    </w:p>
+    <w:p>
+      <w:pPr>
+        <w:pStyle w:val="ListParagraph"/>
+        <w:spacing w:before="240"/>
+        <w:ind w:left="288"/>
+        <w:jc w:val="both"/>
+        <w:rPr>
+          <w:rFonts w:cs="Arial"/>
+          <w:color w:val="000000" w:themeColor="text1"/>
+        </w:rPr>
+      </w:pPr>
+    </w:p>
+    <w:p>
+      <w:pPr>
+        <w:pStyle w:val="ListParagraph"/>
+        <w:spacing w:before="240"/>
+        <w:ind w:left="288"/>
+        <w:jc w:val="both"/>
+        <w:rPr>
+          <w:rFonts w:cs="Arial"/>
+          <w:color w:val="000000" w:themeColor="text1"/>
+        </w:rPr>
+      </w:pPr>
+    </w:p>
+    <w:p>
+      <w:pPr>
+        <w:pStyle w:val="ListParagraph"/>
+        <w:ind w:left="288"/>
+        <w:jc w:val="both"/>
+        <w:rPr>
+          <w:rFonts w:cs="Arial"/>
+          <w:color w:val="000000" w:themeColor="text1"/>
+        </w:rPr>
+      </w:pPr>
+    </w:p>
     <w:p/>
     <w:p>
       <w:pPr>
@@ -11362,7 +12461,7 @@
       </w:pPr>
       <w:r>
         <w:lastRenderedPageBreak/>
-        <w:t> LLM Quantization</w:t>
+        <w:t>LLM Quantization</w:t>
       </w:r>
     </w:p>
     <w:p>
@@ -11389,6 +12488,116 @@
           <w:color w:val="000000" w:themeColor="text1"/>
         </w:rPr>
         <w:t xml:space="preserve">Quantization: </w:t>
+      </w:r>
+    </w:p>
+    <w:p>
+      <w:pPr>
+        <w:spacing w:line="276" w:lineRule="auto"/>
+        <w:jc w:val="both"/>
+        <w:rPr>
+          <w:rFonts w:ascii="Aptos" w:hAnsi="Aptos" w:cs="Arial"/>
+          <w:color w:val="000000" w:themeColor="text1"/>
+          <w:sz w:val="24"/>
+          <w:szCs w:val="24"/>
+        </w:rPr>
+      </w:pPr>
+      <w:r>
+        <w:rPr>
+          <w:rFonts w:ascii="Aptos" w:hAnsi="Aptos" w:cs="Arial"/>
+          <w:color w:val="000000" w:themeColor="text1"/>
+          <w:sz w:val="24"/>
+          <w:szCs w:val="24"/>
+        </w:rPr>
+        <w:t xml:space="preserve">Quantization is basically a way to map highly precise numbers (usually floating-point values) into lower-precision numbers (like integers) while keeping the important numeric differences </w:t>
+      </w:r>
+      <w:r>
+        <w:rPr>
+          <w:rFonts w:ascii="Aptos" w:hAnsi="Aptos" w:cs="Arial"/>
+          <w:b/>
+          <w:bCs/>
+          <w:color w:val="000000" w:themeColor="text1"/>
+          <w:sz w:val="24"/>
+          <w:szCs w:val="24"/>
+        </w:rPr>
+        <w:t>(Intelligence)</w:t>
+      </w:r>
+      <w:r>
+        <w:rPr>
+          <w:rFonts w:ascii="Aptos" w:hAnsi="Aptos" w:cs="Arial"/>
+          <w:color w:val="000000" w:themeColor="text1"/>
+          <w:sz w:val="24"/>
+          <w:szCs w:val="24"/>
+        </w:rPr>
+        <w:t xml:space="preserve"> </w:t>
+      </w:r>
+      <w:r>
+        <w:rPr>
+          <w:rFonts w:ascii="Aptos" w:hAnsi="Aptos" w:cs="Arial"/>
+          <w:color w:val="000000" w:themeColor="text1"/>
+          <w:sz w:val="24"/>
+          <w:szCs w:val="24"/>
+        </w:rPr>
+        <w:t>between those numbers intact. This mapping involves a function that scales and offsets the original values, so even though the numbers change form, the relative differences—the essential information—are preserved.</w:t>
+      </w:r>
+    </w:p>
+    <w:p>
+      <w:pPr>
+        <w:spacing w:line="276" w:lineRule="auto"/>
+        <w:jc w:val="both"/>
+        <w:rPr>
+          <w:rFonts w:ascii="Aptos" w:hAnsi="Aptos" w:cs="Arial"/>
+          <w:color w:val="000000" w:themeColor="text1"/>
+          <w:sz w:val="24"/>
+          <w:szCs w:val="24"/>
+        </w:rPr>
+      </w:pPr>
+      <w:r>
+        <w:rPr>
+          <w:rFonts w:ascii="Aptos" w:hAnsi="Aptos" w:cs="Arial"/>
+          <w:color w:val="000000" w:themeColor="text1"/>
+          <w:sz w:val="24"/>
+          <w:szCs w:val="24"/>
+        </w:rPr>
+        <w:t xml:space="preserve">In large language models and machine learning, this process helps reduce the model size and computation time dramatically, enabling faster and more efficient inference. One common quantization method is Post-Training Quantization (PTQ), which applies this mapping after the model is fully trained by </w:t>
+      </w:r>
+      <w:r>
+        <w:rPr>
+          <w:rFonts w:ascii="Aptos" w:hAnsi="Aptos" w:cs="Arial"/>
+          <w:color w:val="000000" w:themeColor="text1"/>
+          <w:sz w:val="24"/>
+          <w:szCs w:val="24"/>
+        </w:rPr>
+        <w:t>analysing</w:t>
+      </w:r>
+      <w:r>
+        <w:rPr>
+          <w:rFonts w:ascii="Aptos" w:hAnsi="Aptos" w:cs="Arial"/>
+          <w:color w:val="000000" w:themeColor="text1"/>
+          <w:sz w:val="24"/>
+          <w:szCs w:val="24"/>
+        </w:rPr>
+        <w:t xml:space="preserve"> sample data to decide the best scaling factors.</w:t>
+      </w:r>
+    </w:p>
+    <w:p>
+      <w:pPr>
+        <w:spacing w:line="276" w:lineRule="auto"/>
+        <w:jc w:val="both"/>
+        <w:rPr>
+          <w:rFonts w:ascii="Aptos" w:hAnsi="Aptos" w:cs="Arial"/>
+          <w:color w:val="000000" w:themeColor="text1"/>
+          <w:sz w:val="24"/>
+          <w:szCs w:val="24"/>
+        </w:rPr>
+      </w:pPr>
+      <w:r>
+        <w:rPr>
+          <w:rFonts w:ascii="Aptos" w:hAnsi="Aptos" w:cs="Arial"/>
+          <w:color w:val="000000" w:themeColor="text1"/>
+          <w:sz w:val="24"/>
+          <w:szCs w:val="24"/>
+        </w:rPr>
+        <w:t>So, all the technical work in quantization boils down to deciding how to convert the original high-precision values into a compressed, lower-precision format that still retains the key relationships between numbers. This balance lets AI models run efficiently on less powerful hardware without losing much accuracy.</w:t>
       </w:r>
     </w:p>
     <w:p>
@@ -11709,7 +12918,493 @@
           <w:rFonts w:cs="Arial"/>
           <w:color w:val="000000" w:themeColor="text1"/>
         </w:rPr>
+        <w:lastRenderedPageBreak/>
         <w:t>Overall, static quantization is preferred for maximizing inference speed and efficiency when a good calibration dataset is available, while dynamic quantization offers simplicity and flexibility at some runtime cost.</w:t>
+      </w:r>
+    </w:p>
+    <w:p>
+      <w:pPr>
+        <w:spacing w:line="276" w:lineRule="auto"/>
+        <w:jc w:val="both"/>
+        <w:rPr>
+          <w:rFonts w:cs="Arial"/>
+          <w:color w:val="000000" w:themeColor="text1"/>
+        </w:rPr>
+      </w:pPr>
+    </w:p>
+    <w:p>
+      <w:pPr>
+        <w:spacing w:line="276" w:lineRule="auto"/>
+        <w:jc w:val="both"/>
+        <w:rPr>
+          <w:rFonts w:cs="Arial"/>
+          <w:color w:val="000000" w:themeColor="text1"/>
+        </w:rPr>
+      </w:pPr>
+      <w:r>
+        <w:rPr>
+          <w:rFonts w:cs="Arial"/>
+          <w:b/>
+          <w:bCs/>
+          <w:color w:val="000000" w:themeColor="text1"/>
+        </w:rPr>
+        <w:t>GPTQ (Generalized Post-Training Quantization)</w:t>
+      </w:r>
+      <w:r>
+        <w:rPr>
+          <w:rFonts w:cs="Arial"/>
+          <w:color w:val="000000" w:themeColor="text1"/>
+        </w:rPr>
+        <w:t xml:space="preserve"> is an advanced method to shrink large language models after training. It reduces the model size and speeds up inference by converting high-precision weights into lower-bit numbers (like 4-bit</w:t>
+      </w:r>
+      <w:proofErr w:type="gramStart"/>
+      <w:r>
+        <w:rPr>
+          <w:rFonts w:cs="Arial"/>
+          <w:color w:val="000000" w:themeColor="text1"/>
+        </w:rPr>
+        <w:t>), but</w:t>
+      </w:r>
+      <w:proofErr w:type="gramEnd"/>
+      <w:r>
+        <w:rPr>
+          <w:rFonts w:cs="Arial"/>
+          <w:color w:val="000000" w:themeColor="text1"/>
+        </w:rPr>
+        <w:t xml:space="preserve"> does this carefully to keep the model accurate. GPTQ looks at each part of the model separately and optimizes how the numbers are rounded to minimize errors, without needing to retrain the model. This allows big models to run faster and use less memory on regular hardware while maintaining performance.</w:t>
+      </w:r>
+    </w:p>
+    <w:p>
+      <w:pPr>
+        <w:spacing w:line="276" w:lineRule="auto"/>
+        <w:jc w:val="both"/>
+        <w:rPr>
+          <w:rFonts w:cs="Arial"/>
+          <w:color w:val="000000" w:themeColor="text1"/>
+        </w:rPr>
+      </w:pPr>
+      <w:r>
+        <w:rPr>
+          <w:rFonts w:cs="Arial"/>
+          <w:color w:val="000000" w:themeColor="text1"/>
+        </w:rPr>
+        <w:t>In short:</w:t>
+      </w:r>
+    </w:p>
+    <w:p>
+      <w:pPr>
+        <w:numPr>
+          <w:ilvl w:val="0"/>
+          <w:numId w:val="41"/>
+        </w:numPr>
+        <w:spacing w:line="276" w:lineRule="auto"/>
+        <w:jc w:val="both"/>
+        <w:rPr>
+          <w:rFonts w:cs="Arial"/>
+          <w:color w:val="000000" w:themeColor="text1"/>
+        </w:rPr>
+      </w:pPr>
+      <w:r>
+        <w:rPr>
+          <w:rFonts w:cs="Arial"/>
+          <w:color w:val="000000" w:themeColor="text1"/>
+        </w:rPr>
+        <w:t>Compresses models after training without retraining.</w:t>
+      </w:r>
+    </w:p>
+    <w:p>
+      <w:pPr>
+        <w:numPr>
+          <w:ilvl w:val="0"/>
+          <w:numId w:val="41"/>
+        </w:numPr>
+        <w:spacing w:line="276" w:lineRule="auto"/>
+        <w:jc w:val="both"/>
+        <w:rPr>
+          <w:rFonts w:cs="Arial"/>
+          <w:color w:val="000000" w:themeColor="text1"/>
+        </w:rPr>
+      </w:pPr>
+      <w:r>
+        <w:rPr>
+          <w:rFonts w:cs="Arial"/>
+          <w:color w:val="000000" w:themeColor="text1"/>
+        </w:rPr>
+        <w:t>Uses smart rounding to keep accuracy high.</w:t>
+      </w:r>
+    </w:p>
+    <w:p>
+      <w:pPr>
+        <w:numPr>
+          <w:ilvl w:val="0"/>
+          <w:numId w:val="41"/>
+        </w:numPr>
+        <w:spacing w:line="276" w:lineRule="auto"/>
+        <w:jc w:val="both"/>
+        <w:rPr>
+          <w:rFonts w:cs="Arial"/>
+          <w:color w:val="000000" w:themeColor="text1"/>
+        </w:rPr>
+      </w:pPr>
+      <w:r>
+        <w:rPr>
+          <w:rFonts w:cs="Arial"/>
+          <w:color w:val="000000" w:themeColor="text1"/>
+        </w:rPr>
+        <w:t>Helps run big models efficiently on limited hardware.</w:t>
+      </w:r>
+    </w:p>
+    <w:p>
+      <w:pPr>
+        <w:numPr>
+          <w:ilvl w:val="0"/>
+          <w:numId w:val="41"/>
+        </w:numPr>
+        <w:spacing w:line="276" w:lineRule="auto"/>
+        <w:jc w:val="both"/>
+        <w:rPr>
+          <w:rFonts w:cs="Arial"/>
+          <w:color w:val="000000" w:themeColor="text1"/>
+        </w:rPr>
+      </w:pPr>
+      <w:r>
+        <w:rPr>
+          <w:rFonts w:cs="Arial"/>
+          <w:color w:val="000000" w:themeColor="text1"/>
+        </w:rPr>
+        <w:t>More accurate than simple quantization techniques.</w:t>
+      </w:r>
+    </w:p>
+    <w:p>
+      <w:pPr>
+        <w:spacing w:line="276" w:lineRule="auto"/>
+        <w:jc w:val="both"/>
+        <w:rPr>
+          <w:rFonts w:cs="Arial"/>
+          <w:color w:val="000000" w:themeColor="text1"/>
+        </w:rPr>
+      </w:pPr>
+    </w:p>
+    <w:p>
+      <w:pPr>
+        <w:spacing w:line="276" w:lineRule="auto"/>
+        <w:jc w:val="both"/>
+        <w:rPr>
+          <w:rFonts w:cs="Arial"/>
+          <w:color w:val="000000" w:themeColor="text1"/>
+        </w:rPr>
+      </w:pPr>
+    </w:p>
+    <w:p>
+      <w:pPr>
+        <w:pStyle w:val="Heading2"/>
+        <w:rPr>
+          <w:rFonts w:ascii="Aptos" w:hAnsi="Aptos" w:cs="Arial"/>
+          <w:color w:val="000000" w:themeColor="text1"/>
+          <w:sz w:val="28"/>
+          <w:szCs w:val="28"/>
+        </w:rPr>
+      </w:pPr>
+      <w:r>
+        <w:rPr>
+          <w:rStyle w:val="Heading3Char"/>
+          <w:rFonts w:ascii="Aptos" w:eastAsiaTheme="majorEastAsia" w:hAnsi="Aptos"/>
+          <w:sz w:val="28"/>
+          <w:szCs w:val="28"/>
+        </w:rPr>
+        <w:t>llama.cpp</w:t>
+      </w:r>
+      <w:r>
+        <w:rPr>
+          <w:rFonts w:ascii="Aptos" w:hAnsi="Aptos" w:cs="Arial"/>
+          <w:color w:val="000000" w:themeColor="text1"/>
+          <w:sz w:val="28"/>
+          <w:szCs w:val="28"/>
+        </w:rPr>
+        <w:t xml:space="preserve"> </w:t>
+      </w:r>
+    </w:p>
+    <w:p>
+      <w:pPr>
+        <w:spacing w:line="276" w:lineRule="auto"/>
+        <w:jc w:val="both"/>
+        <w:rPr>
+          <w:rFonts w:ascii="Aptos" w:hAnsi="Aptos" w:cs="Arial"/>
+          <w:color w:val="000000" w:themeColor="text1"/>
+          <w:sz w:val="24"/>
+          <w:szCs w:val="24"/>
+        </w:rPr>
+      </w:pPr>
+      <w:r>
+        <w:rPr>
+          <w:rFonts w:ascii="Aptos" w:hAnsi="Aptos" w:cs="Arial"/>
+          <w:color w:val="000000" w:themeColor="text1"/>
+          <w:sz w:val="24"/>
+          <w:szCs w:val="24"/>
+        </w:rPr>
+        <w:t>is a lightweight, fast C++ library designed to run large language models locally on regular computers without needing expensive GPUs or cloud access. It makes LLMs accessible to everyone by efficiently using CPUs and reducing memory requirements through quantization. This enables privacy, offline use, and cost savings while giving users full control over their models.</w:t>
+      </w:r>
+    </w:p>
+    <w:p>
+      <w:pPr>
+        <w:numPr>
+          <w:ilvl w:val="0"/>
+          <w:numId w:val="40"/>
+        </w:numPr>
+        <w:spacing w:line="276" w:lineRule="auto"/>
+        <w:jc w:val="both"/>
+        <w:rPr>
+          <w:rFonts w:ascii="Aptos" w:hAnsi="Aptos" w:cs="Arial"/>
+          <w:color w:val="000000" w:themeColor="text1"/>
+          <w:sz w:val="24"/>
+          <w:szCs w:val="24"/>
+        </w:rPr>
+      </w:pPr>
+      <w:r>
+        <w:rPr>
+          <w:rFonts w:ascii="Aptos" w:hAnsi="Aptos" w:cs="Arial"/>
+          <w:color w:val="000000" w:themeColor="text1"/>
+          <w:sz w:val="24"/>
+          <w:szCs w:val="24"/>
+        </w:rPr>
+        <w:t>Why we need llama.cpp:</w:t>
+      </w:r>
+    </w:p>
+    <w:p>
+      <w:pPr>
+        <w:numPr>
+          <w:ilvl w:val="1"/>
+          <w:numId w:val="40"/>
+        </w:numPr>
+        <w:spacing w:line="276" w:lineRule="auto"/>
+        <w:jc w:val="both"/>
+        <w:rPr>
+          <w:rFonts w:ascii="Aptos" w:hAnsi="Aptos" w:cs="Arial"/>
+          <w:color w:val="000000" w:themeColor="text1"/>
+          <w:sz w:val="24"/>
+          <w:szCs w:val="24"/>
+        </w:rPr>
+      </w:pPr>
+      <w:r>
+        <w:rPr>
+          <w:rFonts w:ascii="Aptos" w:hAnsi="Aptos" w:cs="Arial"/>
+          <w:color w:val="000000" w:themeColor="text1"/>
+          <w:sz w:val="24"/>
+          <w:szCs w:val="24"/>
+        </w:rPr>
+        <w:t>Enables running LLMs locally on ordinary computers instead of relying on cloud or GPUs.</w:t>
+      </w:r>
+    </w:p>
+    <w:p>
+      <w:pPr>
+        <w:numPr>
+          <w:ilvl w:val="1"/>
+          <w:numId w:val="40"/>
+        </w:numPr>
+        <w:spacing w:line="276" w:lineRule="auto"/>
+        <w:jc w:val="both"/>
+        <w:rPr>
+          <w:rFonts w:ascii="Aptos" w:hAnsi="Aptos" w:cs="Arial"/>
+          <w:color w:val="000000" w:themeColor="text1"/>
+          <w:sz w:val="24"/>
+          <w:szCs w:val="24"/>
+        </w:rPr>
+      </w:pPr>
+      <w:r>
+        <w:rPr>
+          <w:rFonts w:ascii="Aptos" w:hAnsi="Aptos" w:cs="Arial"/>
+          <w:color w:val="000000" w:themeColor="text1"/>
+          <w:sz w:val="24"/>
+          <w:szCs w:val="24"/>
+        </w:rPr>
+        <w:t>Efficient CPU usage with advanced quantization to reduce memory and improve speed.</w:t>
+      </w:r>
+    </w:p>
+    <w:p>
+      <w:pPr>
+        <w:numPr>
+          <w:ilvl w:val="1"/>
+          <w:numId w:val="40"/>
+        </w:numPr>
+        <w:spacing w:line="276" w:lineRule="auto"/>
+        <w:jc w:val="both"/>
+        <w:rPr>
+          <w:rFonts w:ascii="Aptos" w:hAnsi="Aptos" w:cs="Arial"/>
+          <w:color w:val="000000" w:themeColor="text1"/>
+          <w:sz w:val="24"/>
+          <w:szCs w:val="24"/>
+        </w:rPr>
+      </w:pPr>
+      <w:r>
+        <w:rPr>
+          <w:rFonts w:ascii="Aptos" w:hAnsi="Aptos" w:cs="Arial"/>
+          <w:color w:val="000000" w:themeColor="text1"/>
+          <w:sz w:val="24"/>
+          <w:szCs w:val="24"/>
+        </w:rPr>
+        <w:t>Provides privacy by keeping inference offline and under user control.</w:t>
+      </w:r>
+    </w:p>
+    <w:p>
+      <w:pPr>
+        <w:numPr>
+          <w:ilvl w:val="1"/>
+          <w:numId w:val="40"/>
+        </w:numPr>
+        <w:spacing w:line="276" w:lineRule="auto"/>
+        <w:jc w:val="both"/>
+        <w:rPr>
+          <w:rFonts w:ascii="Aptos" w:hAnsi="Aptos" w:cs="Arial"/>
+          <w:color w:val="000000" w:themeColor="text1"/>
+          <w:sz w:val="24"/>
+          <w:szCs w:val="24"/>
+        </w:rPr>
+      </w:pPr>
+      <w:r>
+        <w:rPr>
+          <w:rFonts w:ascii="Aptos" w:hAnsi="Aptos" w:cs="Arial"/>
+          <w:color w:val="000000" w:themeColor="text1"/>
+          <w:sz w:val="24"/>
+          <w:szCs w:val="24"/>
+        </w:rPr>
+        <w:t>Makes it possible to run large models on resource-limited devices (laptops, embedded systems).</w:t>
+      </w:r>
+    </w:p>
+    <w:p>
+      <w:pPr>
+        <w:numPr>
+          <w:ilvl w:val="1"/>
+          <w:numId w:val="40"/>
+        </w:numPr>
+        <w:spacing w:line="276" w:lineRule="auto"/>
+        <w:jc w:val="both"/>
+        <w:rPr>
+          <w:rFonts w:ascii="Aptos" w:hAnsi="Aptos" w:cs="Arial"/>
+          <w:color w:val="000000" w:themeColor="text1"/>
+          <w:sz w:val="24"/>
+          <w:szCs w:val="24"/>
+        </w:rPr>
+      </w:pPr>
+      <w:r>
+        <w:rPr>
+          <w:rFonts w:ascii="Aptos" w:hAnsi="Aptos" w:cs="Arial"/>
+          <w:color w:val="000000" w:themeColor="text1"/>
+          <w:sz w:val="24"/>
+          <w:szCs w:val="24"/>
+        </w:rPr>
+        <w:t>Open-source and lightweight with minimal dependencies, easy to integrate and customize.</w:t>
+      </w:r>
+    </w:p>
+    <w:p>
+      <w:pPr>
+        <w:numPr>
+          <w:ilvl w:val="1"/>
+          <w:numId w:val="40"/>
+        </w:numPr>
+        <w:spacing w:line="276" w:lineRule="auto"/>
+        <w:jc w:val="both"/>
+        <w:rPr>
+          <w:rFonts w:ascii="Aptos" w:hAnsi="Aptos" w:cs="Arial"/>
+          <w:color w:val="000000" w:themeColor="text1"/>
+          <w:sz w:val="24"/>
+          <w:szCs w:val="24"/>
+        </w:rPr>
+      </w:pPr>
+      <w:r>
+        <w:rPr>
+          <w:rFonts w:ascii="Aptos" w:hAnsi="Aptos" w:cs="Arial"/>
+          <w:color w:val="000000" w:themeColor="text1"/>
+          <w:sz w:val="24"/>
+          <w:szCs w:val="24"/>
+        </w:rPr>
+        <w:lastRenderedPageBreak/>
+        <w:t>Supports multiple hardware types and offers flexibility for various deployment scenarios.</w:t>
+      </w:r>
+    </w:p>
+    <w:p>
+      <w:pPr>
+        <w:numPr>
+          <w:ilvl w:val="1"/>
+          <w:numId w:val="40"/>
+        </w:numPr>
+        <w:spacing w:line="276" w:lineRule="auto"/>
+        <w:jc w:val="both"/>
+        <w:rPr>
+          <w:rFonts w:ascii="Aptos" w:hAnsi="Aptos" w:cs="Arial"/>
+          <w:color w:val="000000" w:themeColor="text1"/>
+          <w:sz w:val="24"/>
+          <w:szCs w:val="24"/>
+        </w:rPr>
+      </w:pPr>
+      <w:r>
+        <w:rPr>
+          <w:rFonts w:ascii="Aptos" w:hAnsi="Aptos" w:cs="Arial"/>
+          <w:color w:val="000000" w:themeColor="text1"/>
+          <w:sz w:val="24"/>
+          <w:szCs w:val="24"/>
+        </w:rPr>
+        <w:t>Democratizes access to powerful LLMs by lowering cost and hardware barriers.</w:t>
+      </w:r>
+    </w:p>
+    <w:p>
+      <w:pPr>
+        <w:spacing w:line="276" w:lineRule="auto"/>
+        <w:jc w:val="both"/>
+        <w:rPr>
+          <w:rFonts w:ascii="Aptos" w:hAnsi="Aptos" w:cs="Arial"/>
+          <w:color w:val="000000" w:themeColor="text1"/>
+          <w:sz w:val="24"/>
+          <w:szCs w:val="24"/>
+        </w:rPr>
+      </w:pPr>
+      <w:r>
+        <w:rPr>
+          <w:rFonts w:ascii="Aptos" w:hAnsi="Aptos" w:cs="Arial"/>
+          <w:color w:val="000000" w:themeColor="text1"/>
+          <w:sz w:val="24"/>
+          <w:szCs w:val="24"/>
+        </w:rPr>
+        <w:t>llama.cpp serves as a powerful core engine behind many user-friendly applications and production systems by providing optimized, flexible, cross-platform local inference.</w:t>
+      </w:r>
+    </w:p>
+    <w:p>
+      <w:pPr>
+        <w:spacing w:line="276" w:lineRule="auto"/>
+        <w:jc w:val="both"/>
+        <w:rPr>
+          <w:rFonts w:ascii="Aptos" w:hAnsi="Aptos" w:cs="Arial"/>
+          <w:color w:val="000000" w:themeColor="text1"/>
+        </w:rPr>
+      </w:pPr>
+      <w:r>
+        <w:rPr>
+          <w:rFonts w:ascii="Aptos" w:hAnsi="Aptos" w:cs="Arial"/>
+          <w:b/>
+          <w:bCs/>
+          <w:color w:val="000000" w:themeColor="text1"/>
+        </w:rPr>
+        <w:t>GGUF (GPT-Generated Unified Format)</w:t>
+      </w:r>
+      <w:r>
+        <w:rPr>
+          <w:rFonts w:ascii="Aptos" w:hAnsi="Aptos" w:cs="Arial"/>
+          <w:color w:val="000000" w:themeColor="text1"/>
+        </w:rPr>
+        <w:t xml:space="preserve"> is a binary file format designed for efficient storage and deployment of large language models (LLMs). It supports quick loading and saving, making it ideal for inference tasks. GGUF organizes model data, weights, and metadata in a structured, extensible way that allows easy updates and compatibility with new features. It also supports different quantization levels to reduce model size and computational requirements, making it suitable for fast, resource-efficient AI applications. GGUF is a modern successor to older formats like GGML, offering better performance, flexibility, and </w:t>
+      </w:r>
+      <w:r>
+        <w:rPr>
+          <w:rFonts w:ascii="Aptos" w:hAnsi="Aptos" w:cs="Arial"/>
+          <w:color w:val="000000" w:themeColor="text1"/>
+        </w:rPr>
+        <w:t>futureproofing</w:t>
+      </w:r>
+      <w:r>
+        <w:rPr>
+          <w:rFonts w:ascii="Aptos" w:hAnsi="Aptos" w:cs="Arial"/>
+          <w:color w:val="000000" w:themeColor="text1"/>
+        </w:rPr>
+        <w:t xml:space="preserve"> for evolving AI models and deployment needs</w:t>
       </w:r>
     </w:p>
     <w:p/>
@@ -11732,16 +13427,19 @@
       </w:pPr>
       <w:r>
         <w:lastRenderedPageBreak/>
-        <w:t>Train LLMs</w:t>
-      </w:r>
-      <w:r>
-        <w:t xml:space="preserve"> </w:t>
+        <w:t xml:space="preserve">Train LLMs </w:t>
       </w:r>
       <w:r>
         <w:t>(here</w:t>
       </w:r>
       <w:r>
-        <w:t xml:space="preserve"> do the fine tuning stuff, like types and variants and all). </w:t>
+        <w:t xml:space="preserve"> do the </w:t>
+      </w:r>
+      <w:r>
+        <w:t>fine-tuning</w:t>
+      </w:r>
+      <w:r>
+        <w:t xml:space="preserve"> stuff, like types and variants and all). </w:t>
       </w:r>
     </w:p>
     <w:p>
@@ -11782,6 +13480,13 @@
         </w:rPr>
         <w:t>On parameter level:</w:t>
       </w:r>
+      <w:r>
+        <w:rPr>
+          <w:rFonts w:cs="Arial"/>
+          <w:color w:val="000000" w:themeColor="text1"/>
+        </w:rPr>
+        <w:tab/>
+      </w:r>
     </w:p>
     <w:p>
       <w:pPr>
@@ -11816,15 +13521,7 @@
         <w:jc w:val="both"/>
       </w:pPr>
       <w:r>
-        <w:t xml:space="preserve">Freezing all layers except the last layer: Only the output or head layer is trained while the rest of the model weights remain unchanged. This is computationally efficient and preserves most of the </w:t>
-      </w:r>
-      <w:proofErr w:type="spellStart"/>
-      <w:r>
-        <w:t>pretrained</w:t>
-      </w:r>
-      <w:proofErr w:type="spellEnd"/>
-      <w:r>
-        <w:t xml:space="preserve"> knowledge while allowing the model to adapt to a new task by adjusting the final mapping.</w:t>
+        <w:t>Freezing all layers except the last layer: Only the output or head layer is trained while the rest of the model weights remain unchanged. This is computationally efficient and preserves most of the pretrained knowledge while allowing the model to adapt to a new task by adjusting the final mapping.</w:t>
       </w:r>
     </w:p>
     <w:p>
@@ -11838,16 +13535,16 @@
         <w:jc w:val="both"/>
       </w:pPr>
       <w:r>
-        <w:t xml:space="preserve">Unfreezing and retraining a few of the last layers: A small number of top layers (closer to output) are unfrozen and fine-tuned. This strikes a balance between efficiency and model adaptation capacity, often improving performance especially on tasks closer to the </w:t>
-      </w:r>
-      <w:proofErr w:type="spellStart"/>
-      <w:r>
-        <w:t>pretrained</w:t>
-      </w:r>
-      <w:proofErr w:type="spellEnd"/>
-      <w:r>
-        <w:t xml:space="preserve"> model’s domain.</w:t>
-      </w:r>
+        <w:t>Unfreezing and retraining a few of the last layers: A small number of top layers (closer to output) are unfrozen and fine-tuned. This strikes a balance between efficiency and model adaptation capacity, often improving performance especially on tasks closer to the pretrained model’s domain.</w:t>
+      </w:r>
+    </w:p>
+    <w:p>
+      <w:pPr>
+        <w:pStyle w:val="ListParagraph"/>
+        <w:spacing w:line="276" w:lineRule="auto"/>
+        <w:ind w:left="1170"/>
+        <w:jc w:val="both"/>
+      </w:pPr>
     </w:p>
     <w:p>
       <w:pPr>
@@ -11952,15 +13649,7 @@
         <w:jc w:val="both"/>
       </w:pPr>
       <w:r>
-        <w:t xml:space="preserve">Adaptors: Small inserted layers into </w:t>
-      </w:r>
-      <w:proofErr w:type="spellStart"/>
-      <w:r>
-        <w:t>pretrained</w:t>
-      </w:r>
-      <w:proofErr w:type="spellEnd"/>
-      <w:r>
-        <w:t xml:space="preserve"> models that are trained for the task, leaving the main weights frozen.</w:t>
+        <w:t>Adaptors: Small inserted layers into pretrained models that are trained for the task, leaving the main weights frozen.</w:t>
       </w:r>
     </w:p>
     <w:p>
@@ -11999,15 +13688,7 @@
         <w:jc w:val="both"/>
       </w:pPr>
       <w:r>
-        <w:t>Prefix Training: </w:t>
-      </w:r>
-      <w:proofErr w:type="gramStart"/>
-      <w:r>
-        <w:t>Adds</w:t>
-      </w:r>
-      <w:proofErr w:type="gramEnd"/>
-      <w:r>
-        <w:t xml:space="preserve"> trainable continuous vectors ("prefixes") to each transformer layer's input, modulating model behaviour without changing the main weights.</w:t>
+        <w:t>Prefix Training: Adds trainable continuous vectors ("prefixes") to each transformer layer's input, modulating model behaviour without changing the main weights.</w:t>
       </w:r>
     </w:p>
     <w:p>
@@ -12020,23 +13701,7 @@
         <w:jc w:val="both"/>
       </w:pPr>
       <w:r>
-        <w:t xml:space="preserve">Prompt Tuning: Only optimizes continuous prompt </w:t>
-      </w:r>
-      <w:proofErr w:type="spellStart"/>
-      <w:r>
-        <w:t>embeddings</w:t>
-      </w:r>
-      <w:proofErr w:type="spellEnd"/>
-      <w:r>
-        <w:t xml:space="preserve"> at input </w:t>
-      </w:r>
-      <w:proofErr w:type="spellStart"/>
-      <w:r>
-        <w:t>embeddings</w:t>
-      </w:r>
-      <w:proofErr w:type="spellEnd"/>
-      <w:r>
-        <w:t xml:space="preserve"> level, highly parameter-efficient but sometimes less powerful than prefix tuning.</w:t>
+        <w:t>Prompt Tuning: Only optimizes continuous prompt embeddings at input embeddings level, highly parameter-efficient but sometimes less powerful than prefix tuning.</w:t>
       </w:r>
     </w:p>
     <w:p>
@@ -12203,26 +13868,18 @@
       <w:pPr>
         <w:rPr>
           <w:rFonts w:cstheme="minorHAnsi"/>
-          <w:b/>
+          <w:bCs/>
           <w:sz w:val="28"/>
         </w:rPr>
       </w:pPr>
       <w:r>
         <w:rPr>
           <w:rFonts w:cstheme="minorHAnsi"/>
-          <w:b/>
+          <w:bCs/>
           <w:sz w:val="28"/>
         </w:rPr>
         <w:lastRenderedPageBreak/>
-        <w:t>Why Fine-tuning Was Difficult in RNN or LSTM – How Transformers Changed the Game</w:t>
-      </w:r>
-      <w:r>
-        <w:rPr>
-          <w:rFonts w:cstheme="minorHAnsi"/>
-          <w:b/>
-          <w:sz w:val="28"/>
-        </w:rPr>
-        <w:t>?</w:t>
+        <w:t>Why Fine-tuning Was Difficult in RNN or LSTM – How Transformers Changed the Game?</w:t>
       </w:r>
     </w:p>
     <w:p>
@@ -12300,8 +13957,8 @@
 </file>
 
 <file path=word/numbering.xml><?xml version="1.0" encoding="utf-8"?>
-<w:numbering xmlns:wpc="http://schemas.microsoft.com/office/word/2010/wordprocessingCanvas" xmlns:mc="http://schemas.openxmlformats.org/markup-compatibility/2006" xmlns:o="urn:schemas-microsoft-com:office:office" xmlns:r="http://schemas.openxmlformats.org/officeDocument/2006/relationships" xmlns:m="http://schemas.openxmlformats.org/officeDocument/2006/math" xmlns:v="urn:schemas-microsoft-com:vml" xmlns:wp14="http://schemas.microsoft.com/office/word/2010/wordprocessingDrawing" xmlns:wp="http://schemas.openxmlformats.org/drawingml/2006/wordprocessingDrawing" xmlns:w10="urn:schemas-microsoft-com:office:word" xmlns:w="http://schemas.openxmlformats.org/wordprocessingml/2006/main" xmlns:w14="http://schemas.microsoft.com/office/word/2010/wordml" xmlns:w15="http://schemas.microsoft.com/office/word/2012/wordml" xmlns:wpg="http://schemas.microsoft.com/office/word/2010/wordprocessingGroup" xmlns:wpi="http://schemas.microsoft.com/office/word/2010/wordprocessingInk" xmlns:wne="http://schemas.microsoft.com/office/word/2006/wordml" xmlns:wps="http://schemas.microsoft.com/office/word/2010/wordprocessingShape" mc:Ignorable="w14 w15 wp14">
-  <w:abstractNum w:abstractNumId="0">
+<w:numbering xmlns:wpc="http://schemas.microsoft.com/office/word/2010/wordprocessingCanvas" xmlns:cx="http://schemas.microsoft.com/office/drawing/2014/chartex" xmlns:cx1="http://schemas.microsoft.com/office/drawing/2015/9/8/chartex" xmlns:cx2="http://schemas.microsoft.com/office/drawing/2015/10/21/chartex" xmlns:cx3="http://schemas.microsoft.com/office/drawing/2016/5/9/chartex" xmlns:cx4="http://schemas.microsoft.com/office/drawing/2016/5/10/chartex" xmlns:cx5="http://schemas.microsoft.com/office/drawing/2016/5/11/chartex" xmlns:cx6="http://schemas.microsoft.com/office/drawing/2016/5/12/chartex" xmlns:cx7="http://schemas.microsoft.com/office/drawing/2016/5/13/chartex" xmlns:cx8="http://schemas.microsoft.com/office/drawing/2016/5/14/chartex" xmlns:mc="http://schemas.openxmlformats.org/markup-compatibility/2006" xmlns:aink="http://schemas.microsoft.com/office/drawing/2016/ink" xmlns:am3d="http://schemas.microsoft.com/office/drawing/2017/model3d" xmlns:o="urn:schemas-microsoft-com:office:office" xmlns:oel="http://schemas.microsoft.com/office/2019/extlst" xmlns:r="http://schemas.openxmlformats.org/officeDocument/2006/relationships" xmlns:m="http://schemas.openxmlformats.org/officeDocument/2006/math" xmlns:v="urn:schemas-microsoft-com:vml" xmlns:wp14="http://schemas.microsoft.com/office/word/2010/wordprocessingDrawing" xmlns:wp="http://schemas.openxmlformats.org/drawingml/2006/wordprocessingDrawing" xmlns:w10="urn:schemas-microsoft-com:office:word" xmlns:w="http://schemas.openxmlformats.org/wordprocessingml/2006/main" xmlns:w14="http://schemas.microsoft.com/office/word/2010/wordml" xmlns:w15="http://schemas.microsoft.com/office/word/2012/wordml" xmlns:w16cex="http://schemas.microsoft.com/office/word/2018/wordml/cex" xmlns:w16cid="http://schemas.microsoft.com/office/word/2016/wordml/cid" xmlns:w16="http://schemas.microsoft.com/office/word/2018/wordml" xmlns:w16du="http://schemas.microsoft.com/office/word/2023/wordml/word16du" xmlns:w16sdtdh="http://schemas.microsoft.com/office/word/2020/wordml/sdtdatahash" xmlns:w16sdtfl="http://schemas.microsoft.com/office/word/2024/wordml/sdtformatlock" xmlns:w16se="http://schemas.microsoft.com/office/word/2015/wordml/symex" xmlns:wpg="http://schemas.microsoft.com/office/word/2010/wordprocessingGroup" xmlns:wpi="http://schemas.microsoft.com/office/word/2010/wordprocessingInk" xmlns:wne="http://schemas.microsoft.com/office/word/2006/wordml" xmlns:wps="http://schemas.microsoft.com/office/word/2010/wordprocessingShape" mc:Ignorable="w14 w15 w16se w16cid w16 w16cex w16sdtdh w16sdtfl w16du wp14">
+  <w:abstractNum w:abstractNumId="0" w15:restartNumberingAfterBreak="0">
     <w:nsid w:val="04B25551"/>
     <w:multiLevelType w:val="multilevel"/>
     <w:tmpl w:val="4E02262C"/>
@@ -12312,7 +13969,7 @@
       <w:lvlText w:val="-"/>
       <w:lvlJc w:val="left"/>
       <w:pPr>
-        <w:ind w:left="936" w:hanging="126"/>
+        <w:ind w:left="576" w:hanging="126"/>
       </w:pPr>
       <w:rPr>
         <w:rFonts w:ascii="Aptos" w:hAnsi="Aptos" w:hint="default"/>
@@ -12328,7 +13985,7 @@
       <w:lvlText w:val="-"/>
       <w:lvlJc w:val="left"/>
       <w:pPr>
-        <w:ind w:left="1584" w:hanging="144"/>
+        <w:ind w:left="1224" w:hanging="144"/>
       </w:pPr>
       <w:rPr>
         <w:rFonts w:ascii="Aptos" w:hAnsi="Aptos" w:hint="default"/>
@@ -12343,9 +14000,9 @@
       <w:lvlJc w:val="left"/>
       <w:pPr>
         <w:tabs>
-          <w:tab w:val="num" w:pos="2340"/>
+          <w:tab w:val="num" w:pos="1980"/>
         </w:tabs>
-        <w:ind w:left="2340" w:hanging="360"/>
+        <w:ind w:left="1980" w:hanging="360"/>
       </w:pPr>
       <w:rPr>
         <w:rFonts w:ascii="Wingdings" w:hAnsi="Wingdings" w:hint="default"/>
@@ -12359,9 +14016,9 @@
       <w:lvlJc w:val="left"/>
       <w:pPr>
         <w:tabs>
-          <w:tab w:val="num" w:pos="3060"/>
+          <w:tab w:val="num" w:pos="2700"/>
         </w:tabs>
-        <w:ind w:left="3060" w:hanging="360"/>
+        <w:ind w:left="2700" w:hanging="360"/>
       </w:pPr>
       <w:rPr>
         <w:rFonts w:ascii="Wingdings" w:hAnsi="Wingdings" w:hint="default"/>
@@ -12375,9 +14032,9 @@
       <w:lvlJc w:val="left"/>
       <w:pPr>
         <w:tabs>
-          <w:tab w:val="num" w:pos="3780"/>
+          <w:tab w:val="num" w:pos="3420"/>
         </w:tabs>
-        <w:ind w:left="3780" w:hanging="360"/>
+        <w:ind w:left="3420" w:hanging="360"/>
       </w:pPr>
       <w:rPr>
         <w:rFonts w:ascii="Wingdings" w:hAnsi="Wingdings" w:hint="default"/>
@@ -12391,9 +14048,9 @@
       <w:lvlJc w:val="left"/>
       <w:pPr>
         <w:tabs>
-          <w:tab w:val="num" w:pos="4500"/>
+          <w:tab w:val="num" w:pos="4140"/>
         </w:tabs>
-        <w:ind w:left="4500" w:hanging="360"/>
+        <w:ind w:left="4140" w:hanging="360"/>
       </w:pPr>
       <w:rPr>
         <w:rFonts w:ascii="Wingdings" w:hAnsi="Wingdings" w:hint="default"/>
@@ -12407,9 +14064,9 @@
       <w:lvlJc w:val="left"/>
       <w:pPr>
         <w:tabs>
-          <w:tab w:val="num" w:pos="5220"/>
+          <w:tab w:val="num" w:pos="4860"/>
         </w:tabs>
-        <w:ind w:left="5220" w:hanging="360"/>
+        <w:ind w:left="4860" w:hanging="360"/>
       </w:pPr>
       <w:rPr>
         <w:rFonts w:ascii="Wingdings" w:hAnsi="Wingdings" w:hint="default"/>
@@ -12423,9 +14080,9 @@
       <w:lvlJc w:val="left"/>
       <w:pPr>
         <w:tabs>
-          <w:tab w:val="num" w:pos="5940"/>
+          <w:tab w:val="num" w:pos="5580"/>
         </w:tabs>
-        <w:ind w:left="5940" w:hanging="360"/>
+        <w:ind w:left="5580" w:hanging="360"/>
       </w:pPr>
       <w:rPr>
         <w:rFonts w:ascii="Wingdings" w:hAnsi="Wingdings" w:hint="default"/>
@@ -12439,9 +14096,9 @@
       <w:lvlJc w:val="left"/>
       <w:pPr>
         <w:tabs>
-          <w:tab w:val="num" w:pos="6660"/>
+          <w:tab w:val="num" w:pos="6300"/>
         </w:tabs>
-        <w:ind w:left="6660" w:hanging="360"/>
+        <w:ind w:left="6300" w:hanging="360"/>
       </w:pPr>
       <w:rPr>
         <w:rFonts w:ascii="Wingdings" w:hAnsi="Wingdings" w:hint="default"/>
@@ -12449,7 +14106,7 @@
       </w:rPr>
     </w:lvl>
   </w:abstractNum>
-  <w:abstractNum w:abstractNumId="1">
+  <w:abstractNum w:abstractNumId="1" w15:restartNumberingAfterBreak="0">
     <w:nsid w:val="053E5E53"/>
     <w:multiLevelType w:val="multilevel"/>
     <w:tmpl w:val="F780758A"/>
@@ -12596,7 +14253,7 @@
       </w:rPr>
     </w:lvl>
   </w:abstractNum>
-  <w:abstractNum w:abstractNumId="2">
+  <w:abstractNum w:abstractNumId="2" w15:restartNumberingAfterBreak="0">
     <w:nsid w:val="068837FB"/>
     <w:multiLevelType w:val="multilevel"/>
     <w:tmpl w:val="1E807A3A"/>
@@ -12743,7 +14400,7 @@
       </w:rPr>
     </w:lvl>
   </w:abstractNum>
-  <w:abstractNum w:abstractNumId="3">
+  <w:abstractNum w:abstractNumId="3" w15:restartNumberingAfterBreak="0">
     <w:nsid w:val="0A016E65"/>
     <w:multiLevelType w:val="multilevel"/>
     <w:tmpl w:val="21C62722"/>
@@ -12890,7 +14547,7 @@
       </w:rPr>
     </w:lvl>
   </w:abstractNum>
-  <w:abstractNum w:abstractNumId="4">
+  <w:abstractNum w:abstractNumId="4" w15:restartNumberingAfterBreak="0">
     <w:nsid w:val="0B475844"/>
     <w:multiLevelType w:val="hybridMultilevel"/>
     <w:tmpl w:val="5FB4EA18"/>
@@ -13002,7 +14659,7 @@
       </w:rPr>
     </w:lvl>
   </w:abstractNum>
-  <w:abstractNum w:abstractNumId="5">
+  <w:abstractNum w:abstractNumId="5" w15:restartNumberingAfterBreak="0">
     <w:nsid w:val="0F2C41EB"/>
     <w:multiLevelType w:val="multilevel"/>
     <w:tmpl w:val="7E7A99B6"/>
@@ -13097,7 +14754,7 @@
       </w:pPr>
     </w:lvl>
   </w:abstractNum>
-  <w:abstractNum w:abstractNumId="6">
+  <w:abstractNum w:abstractNumId="6" w15:restartNumberingAfterBreak="0">
     <w:nsid w:val="107B7F69"/>
     <w:multiLevelType w:val="multilevel"/>
     <w:tmpl w:val="7C462F3E"/>
@@ -13246,7 +14903,7 @@
       </w:rPr>
     </w:lvl>
   </w:abstractNum>
-  <w:abstractNum w:abstractNumId="7">
+  <w:abstractNum w:abstractNumId="7" w15:restartNumberingAfterBreak="0">
     <w:nsid w:val="10B05935"/>
     <w:multiLevelType w:val="hybridMultilevel"/>
     <w:tmpl w:val="F2624004"/>
@@ -13360,7 +15017,7 @@
       </w:rPr>
     </w:lvl>
   </w:abstractNum>
-  <w:abstractNum w:abstractNumId="8">
+  <w:abstractNum w:abstractNumId="8" w15:restartNumberingAfterBreak="0">
     <w:nsid w:val="17A37068"/>
     <w:multiLevelType w:val="multilevel"/>
     <w:tmpl w:val="CB588E6E"/>
@@ -13483,7 +15140,7 @@
       </w:rPr>
     </w:lvl>
   </w:abstractNum>
-  <w:abstractNum w:abstractNumId="9">
+  <w:abstractNum w:abstractNumId="9" w15:restartNumberingAfterBreak="0">
     <w:nsid w:val="18192FD2"/>
     <w:multiLevelType w:val="multilevel"/>
     <w:tmpl w:val="8C28702E"/>
@@ -13632,7 +15289,7 @@
       </w:rPr>
     </w:lvl>
   </w:abstractNum>
-  <w:abstractNum w:abstractNumId="10">
+  <w:abstractNum w:abstractNumId="10" w15:restartNumberingAfterBreak="0">
     <w:nsid w:val="199641C0"/>
     <w:multiLevelType w:val="multilevel"/>
     <w:tmpl w:val="8EE2F0F6"/>
@@ -13779,7 +15436,7 @@
       </w:rPr>
     </w:lvl>
   </w:abstractNum>
-  <w:abstractNum w:abstractNumId="11">
+  <w:abstractNum w:abstractNumId="11" w15:restartNumberingAfterBreak="0">
     <w:nsid w:val="1B193D0E"/>
     <w:multiLevelType w:val="multilevel"/>
     <w:tmpl w:val="B1FC9D7A"/>
@@ -13924,7 +15581,7 @@
       </w:rPr>
     </w:lvl>
   </w:abstractNum>
-  <w:abstractNum w:abstractNumId="12">
+  <w:abstractNum w:abstractNumId="12" w15:restartNumberingAfterBreak="0">
     <w:nsid w:val="1EAF5596"/>
     <w:multiLevelType w:val="hybridMultilevel"/>
     <w:tmpl w:val="44106DA2"/>
@@ -14016,7 +15673,7 @@
       </w:pPr>
     </w:lvl>
   </w:abstractNum>
-  <w:abstractNum w:abstractNumId="13">
+  <w:abstractNum w:abstractNumId="13" w15:restartNumberingAfterBreak="0">
     <w:nsid w:val="21E04A78"/>
     <w:multiLevelType w:val="hybridMultilevel"/>
     <w:tmpl w:val="45040D84"/>
@@ -14106,7 +15763,7 @@
       </w:pPr>
     </w:lvl>
   </w:abstractNum>
-  <w:abstractNum w:abstractNumId="14">
+  <w:abstractNum w:abstractNumId="14" w15:restartNumberingAfterBreak="0">
     <w:nsid w:val="253A50DA"/>
     <w:multiLevelType w:val="hybridMultilevel"/>
     <w:tmpl w:val="0874C692"/>
@@ -14192,7 +15849,7 @@
       </w:pPr>
     </w:lvl>
   </w:abstractNum>
-  <w:abstractNum w:abstractNumId="15">
+  <w:abstractNum w:abstractNumId="15" w15:restartNumberingAfterBreak="0">
     <w:nsid w:val="29723AD8"/>
     <w:multiLevelType w:val="hybridMultilevel"/>
     <w:tmpl w:val="5E7E7832"/>
@@ -14282,7 +15939,7 @@
       </w:pPr>
     </w:lvl>
   </w:abstractNum>
-  <w:abstractNum w:abstractNumId="16">
+  <w:abstractNum w:abstractNumId="16" w15:restartNumberingAfterBreak="0">
     <w:nsid w:val="2FD124BF"/>
     <w:multiLevelType w:val="hybridMultilevel"/>
     <w:tmpl w:val="94F4B86A"/>
@@ -14372,7 +16029,7 @@
       </w:pPr>
     </w:lvl>
   </w:abstractNum>
-  <w:abstractNum w:abstractNumId="17">
+  <w:abstractNum w:abstractNumId="17" w15:restartNumberingAfterBreak="0">
     <w:nsid w:val="312F2538"/>
     <w:multiLevelType w:val="multilevel"/>
     <w:tmpl w:val="5874ED9E"/>
@@ -14519,7 +16176,7 @@
       </w:rPr>
     </w:lvl>
   </w:abstractNum>
-  <w:abstractNum w:abstractNumId="18">
+  <w:abstractNum w:abstractNumId="18" w15:restartNumberingAfterBreak="0">
     <w:nsid w:val="31A251B2"/>
     <w:multiLevelType w:val="hybridMultilevel"/>
     <w:tmpl w:val="0ACC6DAE"/>
@@ -14615,7 +16272,7 @@
       </w:pPr>
     </w:lvl>
   </w:abstractNum>
-  <w:abstractNum w:abstractNumId="19">
+  <w:abstractNum w:abstractNumId="19" w15:restartNumberingAfterBreak="0">
     <w:nsid w:val="36730A13"/>
     <w:multiLevelType w:val="hybridMultilevel"/>
     <w:tmpl w:val="DC1A79E6"/>
@@ -14709,7 +16366,7 @@
       </w:pPr>
     </w:lvl>
   </w:abstractNum>
-  <w:abstractNum w:abstractNumId="20">
+  <w:abstractNum w:abstractNumId="20" w15:restartNumberingAfterBreak="0">
     <w:nsid w:val="381F2DE5"/>
     <w:multiLevelType w:val="multilevel"/>
     <w:tmpl w:val="CC50AFA8"/>
@@ -14858,7 +16515,156 @@
       </w:rPr>
     </w:lvl>
   </w:abstractNum>
-  <w:abstractNum w:abstractNumId="21">
+  <w:abstractNum w:abstractNumId="21" w15:restartNumberingAfterBreak="0">
+    <w:nsid w:val="3C8B51D0"/>
+    <w:multiLevelType w:val="multilevel"/>
+    <w:tmpl w:val="DB000EC2"/>
+    <w:lvl w:ilvl="0">
+      <w:start w:val="1"/>
+      <w:numFmt w:val="bullet"/>
+      <w:lvlText w:val=""/>
+      <w:lvlJc w:val="left"/>
+      <w:pPr>
+        <w:tabs>
+          <w:tab w:val="num" w:pos="720"/>
+        </w:tabs>
+        <w:ind w:left="720" w:hanging="360"/>
+      </w:pPr>
+      <w:rPr>
+        <w:rFonts w:ascii="Symbol" w:hAnsi="Symbol" w:hint="default"/>
+        <w:sz w:val="20"/>
+      </w:rPr>
+    </w:lvl>
+    <w:lvl w:ilvl="1" w:tentative="1">
+      <w:start w:val="1"/>
+      <w:numFmt w:val="bullet"/>
+      <w:lvlText w:val=""/>
+      <w:lvlJc w:val="left"/>
+      <w:pPr>
+        <w:tabs>
+          <w:tab w:val="num" w:pos="1440"/>
+        </w:tabs>
+        <w:ind w:left="1440" w:hanging="360"/>
+      </w:pPr>
+      <w:rPr>
+        <w:rFonts w:ascii="Symbol" w:hAnsi="Symbol" w:hint="default"/>
+        <w:sz w:val="20"/>
+      </w:rPr>
+    </w:lvl>
+    <w:lvl w:ilvl="2" w:tentative="1">
+      <w:start w:val="1"/>
+      <w:numFmt w:val="bullet"/>
+      <w:lvlText w:val=""/>
+      <w:lvlJc w:val="left"/>
+      <w:pPr>
+        <w:tabs>
+          <w:tab w:val="num" w:pos="2160"/>
+        </w:tabs>
+        <w:ind w:left="2160" w:hanging="360"/>
+      </w:pPr>
+      <w:rPr>
+        <w:rFonts w:ascii="Symbol" w:hAnsi="Symbol" w:hint="default"/>
+        <w:sz w:val="20"/>
+      </w:rPr>
+    </w:lvl>
+    <w:lvl w:ilvl="3" w:tentative="1">
+      <w:start w:val="1"/>
+      <w:numFmt w:val="bullet"/>
+      <w:lvlText w:val=""/>
+      <w:lvlJc w:val="left"/>
+      <w:pPr>
+        <w:tabs>
+          <w:tab w:val="num" w:pos="2880"/>
+        </w:tabs>
+        <w:ind w:left="2880" w:hanging="360"/>
+      </w:pPr>
+      <w:rPr>
+        <w:rFonts w:ascii="Symbol" w:hAnsi="Symbol" w:hint="default"/>
+        <w:sz w:val="20"/>
+      </w:rPr>
+    </w:lvl>
+    <w:lvl w:ilvl="4" w:tentative="1">
+      <w:start w:val="1"/>
+      <w:numFmt w:val="bullet"/>
+      <w:lvlText w:val=""/>
+      <w:lvlJc w:val="left"/>
+      <w:pPr>
+        <w:tabs>
+          <w:tab w:val="num" w:pos="3600"/>
+        </w:tabs>
+        <w:ind w:left="3600" w:hanging="360"/>
+      </w:pPr>
+      <w:rPr>
+        <w:rFonts w:ascii="Symbol" w:hAnsi="Symbol" w:hint="default"/>
+        <w:sz w:val="20"/>
+      </w:rPr>
+    </w:lvl>
+    <w:lvl w:ilvl="5" w:tentative="1">
+      <w:start w:val="1"/>
+      <w:numFmt w:val="bullet"/>
+      <w:lvlText w:val=""/>
+      <w:lvlJc w:val="left"/>
+      <w:pPr>
+        <w:tabs>
+          <w:tab w:val="num" w:pos="4320"/>
+        </w:tabs>
+        <w:ind w:left="4320" w:hanging="360"/>
+      </w:pPr>
+      <w:rPr>
+        <w:rFonts w:ascii="Symbol" w:hAnsi="Symbol" w:hint="default"/>
+        <w:sz w:val="20"/>
+      </w:rPr>
+    </w:lvl>
+    <w:lvl w:ilvl="6" w:tentative="1">
+      <w:start w:val="1"/>
+      <w:numFmt w:val="bullet"/>
+      <w:lvlText w:val=""/>
+      <w:lvlJc w:val="left"/>
+      <w:pPr>
+        <w:tabs>
+          <w:tab w:val="num" w:pos="5040"/>
+        </w:tabs>
+        <w:ind w:left="5040" w:hanging="360"/>
+      </w:pPr>
+      <w:rPr>
+        <w:rFonts w:ascii="Symbol" w:hAnsi="Symbol" w:hint="default"/>
+        <w:sz w:val="20"/>
+      </w:rPr>
+    </w:lvl>
+    <w:lvl w:ilvl="7" w:tentative="1">
+      <w:start w:val="1"/>
+      <w:numFmt w:val="bullet"/>
+      <w:lvlText w:val=""/>
+      <w:lvlJc w:val="left"/>
+      <w:pPr>
+        <w:tabs>
+          <w:tab w:val="num" w:pos="5760"/>
+        </w:tabs>
+        <w:ind w:left="5760" w:hanging="360"/>
+      </w:pPr>
+      <w:rPr>
+        <w:rFonts w:ascii="Symbol" w:hAnsi="Symbol" w:hint="default"/>
+        <w:sz w:val="20"/>
+      </w:rPr>
+    </w:lvl>
+    <w:lvl w:ilvl="8" w:tentative="1">
+      <w:start w:val="1"/>
+      <w:numFmt w:val="bullet"/>
+      <w:lvlText w:val=""/>
+      <w:lvlJc w:val="left"/>
+      <w:pPr>
+        <w:tabs>
+          <w:tab w:val="num" w:pos="6480"/>
+        </w:tabs>
+        <w:ind w:left="6480" w:hanging="360"/>
+      </w:pPr>
+      <w:rPr>
+        <w:rFonts w:ascii="Symbol" w:hAnsi="Symbol" w:hint="default"/>
+        <w:sz w:val="20"/>
+      </w:rPr>
+    </w:lvl>
+  </w:abstractNum>
+  <w:abstractNum w:abstractNumId="22" w15:restartNumberingAfterBreak="0">
     <w:nsid w:val="3D965428"/>
     <w:multiLevelType w:val="multilevel"/>
     <w:tmpl w:val="25ACB7CA"/>
@@ -14869,7 +16675,7 @@
       <w:lvlText w:val=""/>
       <w:lvlJc w:val="left"/>
       <w:pPr>
-        <w:ind w:left="1170" w:hanging="360"/>
+        <w:ind w:left="630" w:hanging="360"/>
       </w:pPr>
       <w:rPr>
         <w:rFonts w:ascii="Symbol" w:hAnsi="Symbol" w:hint="default"/>
@@ -14883,7 +16689,7 @@
       <w:lvlText w:val="-"/>
       <w:lvlJc w:val="left"/>
       <w:pPr>
-        <w:ind w:left="1404" w:hanging="144"/>
+        <w:ind w:left="864" w:hanging="144"/>
       </w:pPr>
       <w:rPr>
         <w:rFonts w:ascii="Aptos" w:hAnsi="Aptos" w:hint="default"/>
@@ -14892,6 +16698,155 @@
       </w:rPr>
     </w:lvl>
     <w:lvl w:ilvl="2">
+      <w:start w:val="1"/>
+      <w:numFmt w:val="bullet"/>
+      <w:lvlText w:val=""/>
+      <w:lvlJc w:val="left"/>
+      <w:pPr>
+        <w:tabs>
+          <w:tab w:val="num" w:pos="1620"/>
+        </w:tabs>
+        <w:ind w:left="1620" w:hanging="360"/>
+      </w:pPr>
+      <w:rPr>
+        <w:rFonts w:ascii="Wingdings" w:hAnsi="Wingdings" w:hint="default"/>
+        <w:sz w:val="20"/>
+      </w:rPr>
+    </w:lvl>
+    <w:lvl w:ilvl="3">
+      <w:start w:val="1"/>
+      <w:numFmt w:val="bullet"/>
+      <w:lvlText w:val=""/>
+      <w:lvlJc w:val="left"/>
+      <w:pPr>
+        <w:tabs>
+          <w:tab w:val="num" w:pos="2340"/>
+        </w:tabs>
+        <w:ind w:left="2340" w:hanging="360"/>
+      </w:pPr>
+      <w:rPr>
+        <w:rFonts w:ascii="Wingdings" w:hAnsi="Wingdings" w:hint="default"/>
+        <w:sz w:val="20"/>
+      </w:rPr>
+    </w:lvl>
+    <w:lvl w:ilvl="4">
+      <w:start w:val="1"/>
+      <w:numFmt w:val="bullet"/>
+      <w:lvlText w:val=""/>
+      <w:lvlJc w:val="left"/>
+      <w:pPr>
+        <w:tabs>
+          <w:tab w:val="num" w:pos="3060"/>
+        </w:tabs>
+        <w:ind w:left="3060" w:hanging="360"/>
+      </w:pPr>
+      <w:rPr>
+        <w:rFonts w:ascii="Wingdings" w:hAnsi="Wingdings" w:hint="default"/>
+        <w:sz w:val="20"/>
+      </w:rPr>
+    </w:lvl>
+    <w:lvl w:ilvl="5">
+      <w:start w:val="1"/>
+      <w:numFmt w:val="bullet"/>
+      <w:lvlText w:val=""/>
+      <w:lvlJc w:val="left"/>
+      <w:pPr>
+        <w:tabs>
+          <w:tab w:val="num" w:pos="3780"/>
+        </w:tabs>
+        <w:ind w:left="3780" w:hanging="360"/>
+      </w:pPr>
+      <w:rPr>
+        <w:rFonts w:ascii="Wingdings" w:hAnsi="Wingdings" w:hint="default"/>
+        <w:sz w:val="20"/>
+      </w:rPr>
+    </w:lvl>
+    <w:lvl w:ilvl="6">
+      <w:start w:val="1"/>
+      <w:numFmt w:val="bullet"/>
+      <w:lvlText w:val=""/>
+      <w:lvlJc w:val="left"/>
+      <w:pPr>
+        <w:tabs>
+          <w:tab w:val="num" w:pos="4500"/>
+        </w:tabs>
+        <w:ind w:left="4500" w:hanging="360"/>
+      </w:pPr>
+      <w:rPr>
+        <w:rFonts w:ascii="Wingdings" w:hAnsi="Wingdings" w:hint="default"/>
+        <w:sz w:val="20"/>
+      </w:rPr>
+    </w:lvl>
+    <w:lvl w:ilvl="7">
+      <w:start w:val="1"/>
+      <w:numFmt w:val="bullet"/>
+      <w:lvlText w:val=""/>
+      <w:lvlJc w:val="left"/>
+      <w:pPr>
+        <w:tabs>
+          <w:tab w:val="num" w:pos="5220"/>
+        </w:tabs>
+        <w:ind w:left="5220" w:hanging="360"/>
+      </w:pPr>
+      <w:rPr>
+        <w:rFonts w:ascii="Wingdings" w:hAnsi="Wingdings" w:hint="default"/>
+        <w:sz w:val="20"/>
+      </w:rPr>
+    </w:lvl>
+    <w:lvl w:ilvl="8">
+      <w:start w:val="1"/>
+      <w:numFmt w:val="bullet"/>
+      <w:lvlText w:val=""/>
+      <w:lvlJc w:val="left"/>
+      <w:pPr>
+        <w:tabs>
+          <w:tab w:val="num" w:pos="5940"/>
+        </w:tabs>
+        <w:ind w:left="5940" w:hanging="360"/>
+      </w:pPr>
+      <w:rPr>
+        <w:rFonts w:ascii="Wingdings" w:hAnsi="Wingdings" w:hint="default"/>
+        <w:sz w:val="20"/>
+      </w:rPr>
+    </w:lvl>
+  </w:abstractNum>
+  <w:abstractNum w:abstractNumId="23" w15:restartNumberingAfterBreak="0">
+    <w:nsid w:val="3F3522F1"/>
+    <w:multiLevelType w:val="multilevel"/>
+    <w:tmpl w:val="43AA400C"/>
+    <w:lvl w:ilvl="0">
+      <w:start w:val="1"/>
+      <w:numFmt w:val="bullet"/>
+      <w:lvlText w:val=""/>
+      <w:lvlJc w:val="left"/>
+      <w:pPr>
+        <w:tabs>
+          <w:tab w:val="num" w:pos="720"/>
+        </w:tabs>
+        <w:ind w:left="720" w:hanging="360"/>
+      </w:pPr>
+      <w:rPr>
+        <w:rFonts w:ascii="Symbol" w:hAnsi="Symbol" w:hint="default"/>
+        <w:sz w:val="20"/>
+      </w:rPr>
+    </w:lvl>
+    <w:lvl w:ilvl="1" w:tentative="1">
+      <w:start w:val="1"/>
+      <w:numFmt w:val="bullet"/>
+      <w:lvlText w:val="o"/>
+      <w:lvlJc w:val="left"/>
+      <w:pPr>
+        <w:tabs>
+          <w:tab w:val="num" w:pos="1440"/>
+        </w:tabs>
+        <w:ind w:left="1440" w:hanging="360"/>
+      </w:pPr>
+      <w:rPr>
+        <w:rFonts w:ascii="Courier New" w:hAnsi="Courier New" w:hint="default"/>
+        <w:sz w:val="20"/>
+      </w:rPr>
+    </w:lvl>
+    <w:lvl w:ilvl="2" w:tentative="1">
       <w:start w:val="1"/>
       <w:numFmt w:val="bullet"/>
       <w:lvlText w:val=""/>
@@ -14907,7 +16862,7 @@
         <w:sz w:val="20"/>
       </w:rPr>
     </w:lvl>
-    <w:lvl w:ilvl="3">
+    <w:lvl w:ilvl="3" w:tentative="1">
       <w:start w:val="1"/>
       <w:numFmt w:val="bullet"/>
       <w:lvlText w:val=""/>
@@ -14923,7 +16878,7 @@
         <w:sz w:val="20"/>
       </w:rPr>
     </w:lvl>
-    <w:lvl w:ilvl="4">
+    <w:lvl w:ilvl="4" w:tentative="1">
       <w:start w:val="1"/>
       <w:numFmt w:val="bullet"/>
       <w:lvlText w:val=""/>
@@ -14939,7 +16894,7 @@
         <w:sz w:val="20"/>
       </w:rPr>
     </w:lvl>
-    <w:lvl w:ilvl="5">
+    <w:lvl w:ilvl="5" w:tentative="1">
       <w:start w:val="1"/>
       <w:numFmt w:val="bullet"/>
       <w:lvlText w:val=""/>
@@ -14955,7 +16910,7 @@
         <w:sz w:val="20"/>
       </w:rPr>
     </w:lvl>
-    <w:lvl w:ilvl="6">
+    <w:lvl w:ilvl="6" w:tentative="1">
       <w:start w:val="1"/>
       <w:numFmt w:val="bullet"/>
       <w:lvlText w:val=""/>
@@ -14971,7 +16926,7 @@
         <w:sz w:val="20"/>
       </w:rPr>
     </w:lvl>
-    <w:lvl w:ilvl="7">
+    <w:lvl w:ilvl="7" w:tentative="1">
       <w:start w:val="1"/>
       <w:numFmt w:val="bullet"/>
       <w:lvlText w:val=""/>
@@ -14987,7 +16942,7 @@
         <w:sz w:val="20"/>
       </w:rPr>
     </w:lvl>
-    <w:lvl w:ilvl="8">
+    <w:lvl w:ilvl="8" w:tentative="1">
       <w:start w:val="1"/>
       <w:numFmt w:val="bullet"/>
       <w:lvlText w:val=""/>
@@ -15004,10 +16959,124 @@
       </w:rPr>
     </w:lvl>
   </w:abstractNum>
-  <w:abstractNum w:abstractNumId="22">
-    <w:nsid w:val="3F3522F1"/>
+  <w:abstractNum w:abstractNumId="24" w15:restartNumberingAfterBreak="0">
+    <w:nsid w:val="47A53E20"/>
+    <w:multiLevelType w:val="hybridMultilevel"/>
+    <w:tmpl w:val="FD5ECCCC"/>
+    <w:lvl w:ilvl="0" w:tplc="8872E926">
+      <w:start w:val="1"/>
+      <w:numFmt w:val="decimal"/>
+      <w:suff w:val="space"/>
+      <w:lvlText w:val="%1."/>
+      <w:lvlJc w:val="left"/>
+      <w:pPr>
+        <w:ind w:left="720" w:hanging="360"/>
+      </w:pPr>
+      <w:rPr>
+        <w:rFonts w:hint="default"/>
+      </w:rPr>
+    </w:lvl>
+    <w:lvl w:ilvl="1" w:tplc="40090003" w:tentative="1">
+      <w:start w:val="1"/>
+      <w:numFmt w:val="bullet"/>
+      <w:lvlText w:val="o"/>
+      <w:lvlJc w:val="left"/>
+      <w:pPr>
+        <w:ind w:left="1440" w:hanging="360"/>
+      </w:pPr>
+      <w:rPr>
+        <w:rFonts w:ascii="Courier New" w:hAnsi="Courier New" w:cs="Courier New" w:hint="default"/>
+      </w:rPr>
+    </w:lvl>
+    <w:lvl w:ilvl="2" w:tplc="40090005" w:tentative="1">
+      <w:start w:val="1"/>
+      <w:numFmt w:val="bullet"/>
+      <w:lvlText w:val=""/>
+      <w:lvlJc w:val="left"/>
+      <w:pPr>
+        <w:ind w:left="2160" w:hanging="360"/>
+      </w:pPr>
+      <w:rPr>
+        <w:rFonts w:ascii="Wingdings" w:hAnsi="Wingdings" w:hint="default"/>
+      </w:rPr>
+    </w:lvl>
+    <w:lvl w:ilvl="3" w:tplc="40090001" w:tentative="1">
+      <w:start w:val="1"/>
+      <w:numFmt w:val="bullet"/>
+      <w:lvlText w:val=""/>
+      <w:lvlJc w:val="left"/>
+      <w:pPr>
+        <w:ind w:left="2880" w:hanging="360"/>
+      </w:pPr>
+      <w:rPr>
+        <w:rFonts w:ascii="Symbol" w:hAnsi="Symbol" w:hint="default"/>
+      </w:rPr>
+    </w:lvl>
+    <w:lvl w:ilvl="4" w:tplc="40090003" w:tentative="1">
+      <w:start w:val="1"/>
+      <w:numFmt w:val="bullet"/>
+      <w:lvlText w:val="o"/>
+      <w:lvlJc w:val="left"/>
+      <w:pPr>
+        <w:ind w:left="3600" w:hanging="360"/>
+      </w:pPr>
+      <w:rPr>
+        <w:rFonts w:ascii="Courier New" w:hAnsi="Courier New" w:cs="Courier New" w:hint="default"/>
+      </w:rPr>
+    </w:lvl>
+    <w:lvl w:ilvl="5" w:tplc="40090005" w:tentative="1">
+      <w:start w:val="1"/>
+      <w:numFmt w:val="bullet"/>
+      <w:lvlText w:val=""/>
+      <w:lvlJc w:val="left"/>
+      <w:pPr>
+        <w:ind w:left="4320" w:hanging="360"/>
+      </w:pPr>
+      <w:rPr>
+        <w:rFonts w:ascii="Wingdings" w:hAnsi="Wingdings" w:hint="default"/>
+      </w:rPr>
+    </w:lvl>
+    <w:lvl w:ilvl="6" w:tplc="40090001" w:tentative="1">
+      <w:start w:val="1"/>
+      <w:numFmt w:val="bullet"/>
+      <w:lvlText w:val=""/>
+      <w:lvlJc w:val="left"/>
+      <w:pPr>
+        <w:ind w:left="5040" w:hanging="360"/>
+      </w:pPr>
+      <w:rPr>
+        <w:rFonts w:ascii="Symbol" w:hAnsi="Symbol" w:hint="default"/>
+      </w:rPr>
+    </w:lvl>
+    <w:lvl w:ilvl="7" w:tplc="40090003" w:tentative="1">
+      <w:start w:val="1"/>
+      <w:numFmt w:val="bullet"/>
+      <w:lvlText w:val="o"/>
+      <w:lvlJc w:val="left"/>
+      <w:pPr>
+        <w:ind w:left="5760" w:hanging="360"/>
+      </w:pPr>
+      <w:rPr>
+        <w:rFonts w:ascii="Courier New" w:hAnsi="Courier New" w:cs="Courier New" w:hint="default"/>
+      </w:rPr>
+    </w:lvl>
+    <w:lvl w:ilvl="8" w:tplc="40090005" w:tentative="1">
+      <w:start w:val="1"/>
+      <w:numFmt w:val="bullet"/>
+      <w:lvlText w:val=""/>
+      <w:lvlJc w:val="left"/>
+      <w:pPr>
+        <w:ind w:left="6480" w:hanging="360"/>
+      </w:pPr>
+      <w:rPr>
+        <w:rFonts w:ascii="Wingdings" w:hAnsi="Wingdings" w:hint="default"/>
+      </w:rPr>
+    </w:lvl>
+  </w:abstractNum>
+  <w:abstractNum w:abstractNumId="25" w15:restartNumberingAfterBreak="0">
+    <w:nsid w:val="49562A85"/>
     <w:multiLevelType w:val="multilevel"/>
-    <w:tmpl w:val="43AA400C"/>
+    <w:tmpl w:val="F12E11EE"/>
     <w:lvl w:ilvl="0">
       <w:start w:val="1"/>
       <w:numFmt w:val="bullet"/>
@@ -15153,123 +17222,246 @@
       </w:rPr>
     </w:lvl>
   </w:abstractNum>
-  <w:abstractNum w:abstractNumId="23">
-    <w:nsid w:val="47A53E20"/>
-    <w:multiLevelType w:val="hybridMultilevel"/>
-    <w:tmpl w:val="86C60010"/>
-    <w:lvl w:ilvl="0" w:tplc="4009000F">
+  <w:abstractNum w:abstractNumId="26" w15:restartNumberingAfterBreak="0">
+    <w:nsid w:val="550C02DC"/>
+    <w:multiLevelType w:val="multilevel"/>
+    <w:tmpl w:val="D55480C6"/>
+    <w:lvl w:ilvl="0">
+      <w:start w:val="1"/>
+      <w:numFmt w:val="decimal"/>
+      <w:lvlText w:val="%1"/>
+      <w:lvlJc w:val="left"/>
+      <w:pPr>
+        <w:ind w:left="360" w:hanging="360"/>
+      </w:pPr>
+      <w:rPr>
+        <w:rFonts w:hint="default"/>
+      </w:rPr>
+    </w:lvl>
+    <w:lvl w:ilvl="1">
+      <w:start w:val="3"/>
+      <w:numFmt w:val="decimal"/>
+      <w:lvlText w:val="%1.%2"/>
+      <w:lvlJc w:val="left"/>
+      <w:pPr>
+        <w:ind w:left="862" w:hanging="360"/>
+      </w:pPr>
+      <w:rPr>
+        <w:rFonts w:hint="default"/>
+      </w:rPr>
+    </w:lvl>
+    <w:lvl w:ilvl="2">
+      <w:start w:val="1"/>
+      <w:numFmt w:val="decimal"/>
+      <w:lvlText w:val="%1.%2.%3"/>
+      <w:lvlJc w:val="left"/>
+      <w:pPr>
+        <w:ind w:left="1724" w:hanging="720"/>
+      </w:pPr>
+      <w:rPr>
+        <w:rFonts w:hint="default"/>
+      </w:rPr>
+    </w:lvl>
+    <w:lvl w:ilvl="3">
+      <w:start w:val="1"/>
+      <w:numFmt w:val="decimal"/>
+      <w:lvlText w:val="%1.%2.%3.%4"/>
+      <w:lvlJc w:val="left"/>
+      <w:pPr>
+        <w:ind w:left="2226" w:hanging="720"/>
+      </w:pPr>
+      <w:rPr>
+        <w:rFonts w:hint="default"/>
+      </w:rPr>
+    </w:lvl>
+    <w:lvl w:ilvl="4">
+      <w:start w:val="1"/>
+      <w:numFmt w:val="decimal"/>
+      <w:lvlText w:val="%1.%2.%3.%4.%5"/>
+      <w:lvlJc w:val="left"/>
+      <w:pPr>
+        <w:ind w:left="3088" w:hanging="1080"/>
+      </w:pPr>
+      <w:rPr>
+        <w:rFonts w:hint="default"/>
+      </w:rPr>
+    </w:lvl>
+    <w:lvl w:ilvl="5">
+      <w:start w:val="1"/>
+      <w:numFmt w:val="decimal"/>
+      <w:lvlText w:val="%1.%2.%3.%4.%5.%6"/>
+      <w:lvlJc w:val="left"/>
+      <w:pPr>
+        <w:ind w:left="3590" w:hanging="1080"/>
+      </w:pPr>
+      <w:rPr>
+        <w:rFonts w:hint="default"/>
+      </w:rPr>
+    </w:lvl>
+    <w:lvl w:ilvl="6">
+      <w:start w:val="1"/>
+      <w:numFmt w:val="decimal"/>
+      <w:lvlText w:val="%1.%2.%3.%4.%5.%6.%7"/>
+      <w:lvlJc w:val="left"/>
+      <w:pPr>
+        <w:ind w:left="4452" w:hanging="1440"/>
+      </w:pPr>
+      <w:rPr>
+        <w:rFonts w:hint="default"/>
+      </w:rPr>
+    </w:lvl>
+    <w:lvl w:ilvl="7">
+      <w:start w:val="1"/>
+      <w:numFmt w:val="decimal"/>
+      <w:lvlText w:val="%1.%2.%3.%4.%5.%6.%7.%8"/>
+      <w:lvlJc w:val="left"/>
+      <w:pPr>
+        <w:ind w:left="4954" w:hanging="1440"/>
+      </w:pPr>
+      <w:rPr>
+        <w:rFonts w:hint="default"/>
+      </w:rPr>
+    </w:lvl>
+    <w:lvl w:ilvl="8">
+      <w:start w:val="1"/>
+      <w:numFmt w:val="decimal"/>
+      <w:lvlText w:val="%1.%2.%3.%4.%5.%6.%7.%8.%9"/>
+      <w:lvlJc w:val="left"/>
+      <w:pPr>
+        <w:ind w:left="5816" w:hanging="1800"/>
+      </w:pPr>
+      <w:rPr>
+        <w:rFonts w:hint="default"/>
+      </w:rPr>
+    </w:lvl>
+  </w:abstractNum>
+  <w:abstractNum w:abstractNumId="27" w15:restartNumberingAfterBreak="0">
+    <w:nsid w:val="59333424"/>
+    <w:multiLevelType w:val="multilevel"/>
+    <w:tmpl w:val="89D88EB8"/>
+    <w:lvl w:ilvl="0">
       <w:start w:val="1"/>
       <w:numFmt w:val="decimal"/>
       <w:lvlText w:val="%1."/>
       <w:lvlJc w:val="left"/>
       <w:pPr>
-        <w:ind w:left="720" w:hanging="360"/>
+        <w:ind w:left="360" w:hanging="360"/>
       </w:pPr>
       <w:rPr>
         <w:rFonts w:hint="default"/>
-      </w:rPr>
-    </w:lvl>
-    <w:lvl w:ilvl="1" w:tplc="40090003" w:tentative="1">
-      <w:start w:val="1"/>
-      <w:numFmt w:val="bullet"/>
-      <w:lvlText w:val="o"/>
-      <w:lvlJc w:val="left"/>
-      <w:pPr>
-        <w:ind w:left="1440" w:hanging="360"/>
-      </w:pPr>
-      <w:rPr>
-        <w:rFonts w:ascii="Courier New" w:hAnsi="Courier New" w:cs="Courier New" w:hint="default"/>
-      </w:rPr>
-    </w:lvl>
-    <w:lvl w:ilvl="2" w:tplc="40090005" w:tentative="1">
-      <w:start w:val="1"/>
-      <w:numFmt w:val="bullet"/>
-      <w:lvlText w:val=""/>
-      <w:lvlJc w:val="left"/>
-      <w:pPr>
-        <w:ind w:left="2160" w:hanging="360"/>
-      </w:pPr>
-      <w:rPr>
-        <w:rFonts w:ascii="Wingdings" w:hAnsi="Wingdings" w:hint="default"/>
-      </w:rPr>
-    </w:lvl>
-    <w:lvl w:ilvl="3" w:tplc="40090001" w:tentative="1">
-      <w:start w:val="1"/>
-      <w:numFmt w:val="bullet"/>
-      <w:lvlText w:val=""/>
-      <w:lvlJc w:val="left"/>
-      <w:pPr>
-        <w:ind w:left="2880" w:hanging="360"/>
-      </w:pPr>
-      <w:rPr>
-        <w:rFonts w:ascii="Symbol" w:hAnsi="Symbol" w:hint="default"/>
-      </w:rPr>
-    </w:lvl>
-    <w:lvl w:ilvl="4" w:tplc="40090003" w:tentative="1">
-      <w:start w:val="1"/>
-      <w:numFmt w:val="bullet"/>
-      <w:lvlText w:val="o"/>
-      <w:lvlJc w:val="left"/>
-      <w:pPr>
-        <w:ind w:left="3600" w:hanging="360"/>
-      </w:pPr>
-      <w:rPr>
-        <w:rFonts w:ascii="Courier New" w:hAnsi="Courier New" w:cs="Courier New" w:hint="default"/>
-      </w:rPr>
-    </w:lvl>
-    <w:lvl w:ilvl="5" w:tplc="40090005" w:tentative="1">
-      <w:start w:val="1"/>
-      <w:numFmt w:val="bullet"/>
-      <w:lvlText w:val=""/>
-      <w:lvlJc w:val="left"/>
-      <w:pPr>
-        <w:ind w:left="4320" w:hanging="360"/>
-      </w:pPr>
-      <w:rPr>
-        <w:rFonts w:ascii="Wingdings" w:hAnsi="Wingdings" w:hint="default"/>
-      </w:rPr>
-    </w:lvl>
-    <w:lvl w:ilvl="6" w:tplc="40090001" w:tentative="1">
-      <w:start w:val="1"/>
-      <w:numFmt w:val="bullet"/>
-      <w:lvlText w:val=""/>
-      <w:lvlJc w:val="left"/>
-      <w:pPr>
-        <w:ind w:left="5040" w:hanging="360"/>
-      </w:pPr>
-      <w:rPr>
-        <w:rFonts w:ascii="Symbol" w:hAnsi="Symbol" w:hint="default"/>
-      </w:rPr>
-    </w:lvl>
-    <w:lvl w:ilvl="7" w:tplc="40090003" w:tentative="1">
-      <w:start w:val="1"/>
-      <w:numFmt w:val="bullet"/>
-      <w:lvlText w:val="o"/>
-      <w:lvlJc w:val="left"/>
-      <w:pPr>
-        <w:ind w:left="5760" w:hanging="360"/>
-      </w:pPr>
-      <w:rPr>
-        <w:rFonts w:ascii="Courier New" w:hAnsi="Courier New" w:cs="Courier New" w:hint="default"/>
-      </w:rPr>
-    </w:lvl>
-    <w:lvl w:ilvl="8" w:tplc="40090005" w:tentative="1">
-      <w:start w:val="1"/>
-      <w:numFmt w:val="bullet"/>
-      <w:lvlText w:val=""/>
-      <w:lvlJc w:val="left"/>
-      <w:pPr>
-        <w:ind w:left="6480" w:hanging="360"/>
-      </w:pPr>
-      <w:rPr>
-        <w:rFonts w:ascii="Wingdings" w:hAnsi="Wingdings" w:hint="default"/>
+        <w:b/>
+      </w:rPr>
+    </w:lvl>
+    <w:lvl w:ilvl="1">
+      <w:start w:val="1"/>
+      <w:numFmt w:val="decimal"/>
+      <w:suff w:val="space"/>
+      <w:lvlText w:val="%1.%2."/>
+      <w:lvlJc w:val="left"/>
+      <w:pPr>
+        <w:ind w:left="360" w:hanging="360"/>
+      </w:pPr>
+      <w:rPr>
+        <w:rFonts w:hint="default"/>
+        <w:b/>
+      </w:rPr>
+    </w:lvl>
+    <w:lvl w:ilvl="2">
+      <w:start w:val="1"/>
+      <w:numFmt w:val="decimal"/>
+      <w:lvlText w:val="%1.%2.%3."/>
+      <w:lvlJc w:val="left"/>
+      <w:pPr>
+        <w:ind w:left="1440" w:hanging="720"/>
+      </w:pPr>
+      <w:rPr>
+        <w:rFonts w:hint="default"/>
+        <w:b/>
+      </w:rPr>
+    </w:lvl>
+    <w:lvl w:ilvl="3">
+      <w:start w:val="1"/>
+      <w:numFmt w:val="decimal"/>
+      <w:lvlText w:val="%1.%2.%3.%4."/>
+      <w:lvlJc w:val="left"/>
+      <w:pPr>
+        <w:ind w:left="1800" w:hanging="720"/>
+      </w:pPr>
+      <w:rPr>
+        <w:rFonts w:hint="default"/>
+        <w:b/>
+      </w:rPr>
+    </w:lvl>
+    <w:lvl w:ilvl="4">
+      <w:start w:val="1"/>
+      <w:numFmt w:val="decimal"/>
+      <w:lvlText w:val="%1.%2.%3.%4.%5."/>
+      <w:lvlJc w:val="left"/>
+      <w:pPr>
+        <w:ind w:left="2520" w:hanging="1080"/>
+      </w:pPr>
+      <w:rPr>
+        <w:rFonts w:hint="default"/>
+        <w:b/>
+      </w:rPr>
+    </w:lvl>
+    <w:lvl w:ilvl="5">
+      <w:start w:val="1"/>
+      <w:numFmt w:val="decimal"/>
+      <w:lvlText w:val="%1.%2.%3.%4.%5.%6."/>
+      <w:lvlJc w:val="left"/>
+      <w:pPr>
+        <w:ind w:left="2880" w:hanging="1080"/>
+      </w:pPr>
+      <w:rPr>
+        <w:rFonts w:hint="default"/>
+        <w:b/>
+      </w:rPr>
+    </w:lvl>
+    <w:lvl w:ilvl="6">
+      <w:start w:val="1"/>
+      <w:numFmt w:val="decimal"/>
+      <w:lvlText w:val="%1.%2.%3.%4.%5.%6.%7."/>
+      <w:lvlJc w:val="left"/>
+      <w:pPr>
+        <w:ind w:left="3600" w:hanging="1440"/>
+      </w:pPr>
+      <w:rPr>
+        <w:rFonts w:hint="default"/>
+        <w:b/>
+      </w:rPr>
+    </w:lvl>
+    <w:lvl w:ilvl="7">
+      <w:start w:val="1"/>
+      <w:numFmt w:val="decimal"/>
+      <w:lvlText w:val="%1.%2.%3.%4.%5.%6.%7.%8."/>
+      <w:lvlJc w:val="left"/>
+      <w:pPr>
+        <w:ind w:left="3960" w:hanging="1440"/>
+      </w:pPr>
+      <w:rPr>
+        <w:rFonts w:hint="default"/>
+        <w:b/>
+      </w:rPr>
+    </w:lvl>
+    <w:lvl w:ilvl="8">
+      <w:start w:val="1"/>
+      <w:numFmt w:val="decimal"/>
+      <w:lvlText w:val="%1.%2.%3.%4.%5.%6.%7.%8.%9."/>
+      <w:lvlJc w:val="left"/>
+      <w:pPr>
+        <w:ind w:left="4680" w:hanging="1800"/>
+      </w:pPr>
+      <w:rPr>
+        <w:rFonts w:hint="default"/>
+        <w:b/>
       </w:rPr>
     </w:lvl>
   </w:abstractNum>
-  <w:abstractNum w:abstractNumId="24">
-    <w:nsid w:val="49562A85"/>
+  <w:abstractNum w:abstractNumId="28" w15:restartNumberingAfterBreak="0">
+    <w:nsid w:val="5EF36307"/>
     <w:multiLevelType w:val="multilevel"/>
-    <w:tmpl w:val="F12E11EE"/>
+    <w:tmpl w:val="AD4A8F60"/>
     <w:lvl w:ilvl="0">
       <w:start w:val="1"/>
       <w:numFmt w:val="bullet"/>
@@ -15415,246 +17607,10 @@
       </w:rPr>
     </w:lvl>
   </w:abstractNum>
-  <w:abstractNum w:abstractNumId="25">
-    <w:nsid w:val="550C02DC"/>
+  <w:abstractNum w:abstractNumId="29" w15:restartNumberingAfterBreak="0">
+    <w:nsid w:val="65676615"/>
     <w:multiLevelType w:val="multilevel"/>
-    <w:tmpl w:val="D55480C6"/>
-    <w:lvl w:ilvl="0">
-      <w:start w:val="1"/>
-      <w:numFmt w:val="decimal"/>
-      <w:lvlText w:val="%1"/>
-      <w:lvlJc w:val="left"/>
-      <w:pPr>
-        <w:ind w:left="360" w:hanging="360"/>
-      </w:pPr>
-      <w:rPr>
-        <w:rFonts w:hint="default"/>
-      </w:rPr>
-    </w:lvl>
-    <w:lvl w:ilvl="1">
-      <w:start w:val="3"/>
-      <w:numFmt w:val="decimal"/>
-      <w:lvlText w:val="%1.%2"/>
-      <w:lvlJc w:val="left"/>
-      <w:pPr>
-        <w:ind w:left="862" w:hanging="360"/>
-      </w:pPr>
-      <w:rPr>
-        <w:rFonts w:hint="default"/>
-      </w:rPr>
-    </w:lvl>
-    <w:lvl w:ilvl="2">
-      <w:start w:val="1"/>
-      <w:numFmt w:val="decimal"/>
-      <w:lvlText w:val="%1.%2.%3"/>
-      <w:lvlJc w:val="left"/>
-      <w:pPr>
-        <w:ind w:left="1724" w:hanging="720"/>
-      </w:pPr>
-      <w:rPr>
-        <w:rFonts w:hint="default"/>
-      </w:rPr>
-    </w:lvl>
-    <w:lvl w:ilvl="3">
-      <w:start w:val="1"/>
-      <w:numFmt w:val="decimal"/>
-      <w:lvlText w:val="%1.%2.%3.%4"/>
-      <w:lvlJc w:val="left"/>
-      <w:pPr>
-        <w:ind w:left="2226" w:hanging="720"/>
-      </w:pPr>
-      <w:rPr>
-        <w:rFonts w:hint="default"/>
-      </w:rPr>
-    </w:lvl>
-    <w:lvl w:ilvl="4">
-      <w:start w:val="1"/>
-      <w:numFmt w:val="decimal"/>
-      <w:lvlText w:val="%1.%2.%3.%4.%5"/>
-      <w:lvlJc w:val="left"/>
-      <w:pPr>
-        <w:ind w:left="3088" w:hanging="1080"/>
-      </w:pPr>
-      <w:rPr>
-        <w:rFonts w:hint="default"/>
-      </w:rPr>
-    </w:lvl>
-    <w:lvl w:ilvl="5">
-      <w:start w:val="1"/>
-      <w:numFmt w:val="decimal"/>
-      <w:lvlText w:val="%1.%2.%3.%4.%5.%6"/>
-      <w:lvlJc w:val="left"/>
-      <w:pPr>
-        <w:ind w:left="3590" w:hanging="1080"/>
-      </w:pPr>
-      <w:rPr>
-        <w:rFonts w:hint="default"/>
-      </w:rPr>
-    </w:lvl>
-    <w:lvl w:ilvl="6">
-      <w:start w:val="1"/>
-      <w:numFmt w:val="decimal"/>
-      <w:lvlText w:val="%1.%2.%3.%4.%5.%6.%7"/>
-      <w:lvlJc w:val="left"/>
-      <w:pPr>
-        <w:ind w:left="4452" w:hanging="1440"/>
-      </w:pPr>
-      <w:rPr>
-        <w:rFonts w:hint="default"/>
-      </w:rPr>
-    </w:lvl>
-    <w:lvl w:ilvl="7">
-      <w:start w:val="1"/>
-      <w:numFmt w:val="decimal"/>
-      <w:lvlText w:val="%1.%2.%3.%4.%5.%6.%7.%8"/>
-      <w:lvlJc w:val="left"/>
-      <w:pPr>
-        <w:ind w:left="4954" w:hanging="1440"/>
-      </w:pPr>
-      <w:rPr>
-        <w:rFonts w:hint="default"/>
-      </w:rPr>
-    </w:lvl>
-    <w:lvl w:ilvl="8">
-      <w:start w:val="1"/>
-      <w:numFmt w:val="decimal"/>
-      <w:lvlText w:val="%1.%2.%3.%4.%5.%6.%7.%8.%9"/>
-      <w:lvlJc w:val="left"/>
-      <w:pPr>
-        <w:ind w:left="5816" w:hanging="1800"/>
-      </w:pPr>
-      <w:rPr>
-        <w:rFonts w:hint="default"/>
-      </w:rPr>
-    </w:lvl>
-  </w:abstractNum>
-  <w:abstractNum w:abstractNumId="26">
-    <w:nsid w:val="59333424"/>
-    <w:multiLevelType w:val="multilevel"/>
-    <w:tmpl w:val="89D88EB8"/>
-    <w:lvl w:ilvl="0">
-      <w:start w:val="1"/>
-      <w:numFmt w:val="decimal"/>
-      <w:lvlText w:val="%1."/>
-      <w:lvlJc w:val="left"/>
-      <w:pPr>
-        <w:ind w:left="360" w:hanging="360"/>
-      </w:pPr>
-      <w:rPr>
-        <w:rFonts w:hint="default"/>
-        <w:b/>
-      </w:rPr>
-    </w:lvl>
-    <w:lvl w:ilvl="1">
-      <w:start w:val="1"/>
-      <w:numFmt w:val="decimal"/>
-      <w:suff w:val="space"/>
-      <w:lvlText w:val="%1.%2."/>
-      <w:lvlJc w:val="left"/>
-      <w:pPr>
-        <w:ind w:left="360" w:hanging="360"/>
-      </w:pPr>
-      <w:rPr>
-        <w:rFonts w:hint="default"/>
-        <w:b/>
-      </w:rPr>
-    </w:lvl>
-    <w:lvl w:ilvl="2">
-      <w:start w:val="1"/>
-      <w:numFmt w:val="decimal"/>
-      <w:lvlText w:val="%1.%2.%3."/>
-      <w:lvlJc w:val="left"/>
-      <w:pPr>
-        <w:ind w:left="1440" w:hanging="720"/>
-      </w:pPr>
-      <w:rPr>
-        <w:rFonts w:hint="default"/>
-        <w:b/>
-      </w:rPr>
-    </w:lvl>
-    <w:lvl w:ilvl="3">
-      <w:start w:val="1"/>
-      <w:numFmt w:val="decimal"/>
-      <w:lvlText w:val="%1.%2.%3.%4."/>
-      <w:lvlJc w:val="left"/>
-      <w:pPr>
-        <w:ind w:left="1800" w:hanging="720"/>
-      </w:pPr>
-      <w:rPr>
-        <w:rFonts w:hint="default"/>
-        <w:b/>
-      </w:rPr>
-    </w:lvl>
-    <w:lvl w:ilvl="4">
-      <w:start w:val="1"/>
-      <w:numFmt w:val="decimal"/>
-      <w:lvlText w:val="%1.%2.%3.%4.%5."/>
-      <w:lvlJc w:val="left"/>
-      <w:pPr>
-        <w:ind w:left="2520" w:hanging="1080"/>
-      </w:pPr>
-      <w:rPr>
-        <w:rFonts w:hint="default"/>
-        <w:b/>
-      </w:rPr>
-    </w:lvl>
-    <w:lvl w:ilvl="5">
-      <w:start w:val="1"/>
-      <w:numFmt w:val="decimal"/>
-      <w:lvlText w:val="%1.%2.%3.%4.%5.%6."/>
-      <w:lvlJc w:val="left"/>
-      <w:pPr>
-        <w:ind w:left="2880" w:hanging="1080"/>
-      </w:pPr>
-      <w:rPr>
-        <w:rFonts w:hint="default"/>
-        <w:b/>
-      </w:rPr>
-    </w:lvl>
-    <w:lvl w:ilvl="6">
-      <w:start w:val="1"/>
-      <w:numFmt w:val="decimal"/>
-      <w:lvlText w:val="%1.%2.%3.%4.%5.%6.%7."/>
-      <w:lvlJc w:val="left"/>
-      <w:pPr>
-        <w:ind w:left="3600" w:hanging="1440"/>
-      </w:pPr>
-      <w:rPr>
-        <w:rFonts w:hint="default"/>
-        <w:b/>
-      </w:rPr>
-    </w:lvl>
-    <w:lvl w:ilvl="7">
-      <w:start w:val="1"/>
-      <w:numFmt w:val="decimal"/>
-      <w:lvlText w:val="%1.%2.%3.%4.%5.%6.%7.%8."/>
-      <w:lvlJc w:val="left"/>
-      <w:pPr>
-        <w:ind w:left="3960" w:hanging="1440"/>
-      </w:pPr>
-      <w:rPr>
-        <w:rFonts w:hint="default"/>
-        <w:b/>
-      </w:rPr>
-    </w:lvl>
-    <w:lvl w:ilvl="8">
-      <w:start w:val="1"/>
-      <w:numFmt w:val="decimal"/>
-      <w:lvlText w:val="%1.%2.%3.%4.%5.%6.%7.%8.%9."/>
-      <w:lvlJc w:val="left"/>
-      <w:pPr>
-        <w:ind w:left="4680" w:hanging="1800"/>
-      </w:pPr>
-      <w:rPr>
-        <w:rFonts w:hint="default"/>
-        <w:b/>
-      </w:rPr>
-    </w:lvl>
-  </w:abstractNum>
-  <w:abstractNum w:abstractNumId="27">
-    <w:nsid w:val="5EF36307"/>
-    <w:multiLevelType w:val="multilevel"/>
-    <w:tmpl w:val="AD4A8F60"/>
+    <w:tmpl w:val="20108214"/>
     <w:lvl w:ilvl="0">
       <w:start w:val="1"/>
       <w:numFmt w:val="bullet"/>
@@ -15800,10 +17756,194 @@
       </w:rPr>
     </w:lvl>
   </w:abstractNum>
-  <w:abstractNum w:abstractNumId="28">
-    <w:nsid w:val="65676615"/>
+  <w:abstractNum w:abstractNumId="30" w15:restartNumberingAfterBreak="0">
+    <w:nsid w:val="664C328F"/>
+    <w:multiLevelType w:val="hybridMultilevel"/>
+    <w:tmpl w:val="893AF31E"/>
+    <w:lvl w:ilvl="0" w:tplc="6BA2BEA0">
+      <w:start w:val="1"/>
+      <w:numFmt w:val="upperLetter"/>
+      <w:suff w:val="space"/>
+      <w:lvlText w:val="%1."/>
+      <w:lvlJc w:val="left"/>
+      <w:pPr>
+        <w:ind w:left="644" w:hanging="360"/>
+      </w:pPr>
+      <w:rPr>
+        <w:rFonts w:hint="default"/>
+      </w:rPr>
+    </w:lvl>
+    <w:lvl w:ilvl="1" w:tplc="1C123742">
+      <w:start w:val="1"/>
+      <w:numFmt w:val="decimal"/>
+      <w:suff w:val="space"/>
+      <w:lvlText w:val="%2."/>
+      <w:lvlJc w:val="left"/>
+      <w:pPr>
+        <w:ind w:left="360" w:hanging="360"/>
+      </w:pPr>
+      <w:rPr>
+        <w:rFonts w:hint="default"/>
+      </w:rPr>
+    </w:lvl>
+    <w:lvl w:ilvl="2" w:tplc="4009001B" w:tentative="1">
+      <w:start w:val="1"/>
+      <w:numFmt w:val="lowerRoman"/>
+      <w:lvlText w:val="%3."/>
+      <w:lvlJc w:val="right"/>
+      <w:pPr>
+        <w:ind w:left="2226" w:hanging="180"/>
+      </w:pPr>
+    </w:lvl>
+    <w:lvl w:ilvl="3" w:tplc="4009000F" w:tentative="1">
+      <w:start w:val="1"/>
+      <w:numFmt w:val="decimal"/>
+      <w:lvlText w:val="%4."/>
+      <w:lvlJc w:val="left"/>
+      <w:pPr>
+        <w:ind w:left="2946" w:hanging="360"/>
+      </w:pPr>
+    </w:lvl>
+    <w:lvl w:ilvl="4" w:tplc="40090019" w:tentative="1">
+      <w:start w:val="1"/>
+      <w:numFmt w:val="lowerLetter"/>
+      <w:lvlText w:val="%5."/>
+      <w:lvlJc w:val="left"/>
+      <w:pPr>
+        <w:ind w:left="3666" w:hanging="360"/>
+      </w:pPr>
+    </w:lvl>
+    <w:lvl w:ilvl="5" w:tplc="4009001B" w:tentative="1">
+      <w:start w:val="1"/>
+      <w:numFmt w:val="lowerRoman"/>
+      <w:lvlText w:val="%6."/>
+      <w:lvlJc w:val="right"/>
+      <w:pPr>
+        <w:ind w:left="4386" w:hanging="180"/>
+      </w:pPr>
+    </w:lvl>
+    <w:lvl w:ilvl="6" w:tplc="4009000F" w:tentative="1">
+      <w:start w:val="1"/>
+      <w:numFmt w:val="decimal"/>
+      <w:lvlText w:val="%7."/>
+      <w:lvlJc w:val="left"/>
+      <w:pPr>
+        <w:ind w:left="5106" w:hanging="360"/>
+      </w:pPr>
+    </w:lvl>
+    <w:lvl w:ilvl="7" w:tplc="40090019" w:tentative="1">
+      <w:start w:val="1"/>
+      <w:numFmt w:val="lowerLetter"/>
+      <w:lvlText w:val="%8."/>
+      <w:lvlJc w:val="left"/>
+      <w:pPr>
+        <w:ind w:left="5826" w:hanging="360"/>
+      </w:pPr>
+    </w:lvl>
+    <w:lvl w:ilvl="8" w:tplc="4009001B" w:tentative="1">
+      <w:start w:val="1"/>
+      <w:numFmt w:val="lowerRoman"/>
+      <w:lvlText w:val="%9."/>
+      <w:lvlJc w:val="right"/>
+      <w:pPr>
+        <w:ind w:left="6546" w:hanging="180"/>
+      </w:pPr>
+    </w:lvl>
+  </w:abstractNum>
+  <w:abstractNum w:abstractNumId="31" w15:restartNumberingAfterBreak="0">
+    <w:nsid w:val="684F64B1"/>
+    <w:multiLevelType w:val="hybridMultilevel"/>
+    <w:tmpl w:val="357AD188"/>
+    <w:lvl w:ilvl="0" w:tplc="99001D9C">
+      <w:start w:val="1"/>
+      <w:numFmt w:val="decimal"/>
+      <w:suff w:val="space"/>
+      <w:lvlText w:val="%1."/>
+      <w:lvlJc w:val="left"/>
+      <w:pPr>
+        <w:ind w:left="360" w:hanging="360"/>
+      </w:pPr>
+      <w:rPr>
+        <w:rFonts w:hint="default"/>
+      </w:rPr>
+    </w:lvl>
+    <w:lvl w:ilvl="1" w:tplc="40090019">
+      <w:start w:val="1"/>
+      <w:numFmt w:val="lowerLetter"/>
+      <w:lvlText w:val="%2."/>
+      <w:lvlJc w:val="left"/>
+      <w:pPr>
+        <w:ind w:left="1080" w:hanging="360"/>
+      </w:pPr>
+    </w:lvl>
+    <w:lvl w:ilvl="2" w:tplc="4009001B">
+      <w:start w:val="1"/>
+      <w:numFmt w:val="lowerRoman"/>
+      <w:lvlText w:val="%3."/>
+      <w:lvlJc w:val="right"/>
+      <w:pPr>
+        <w:ind w:left="1800" w:hanging="180"/>
+      </w:pPr>
+    </w:lvl>
+    <w:lvl w:ilvl="3" w:tplc="4009000F">
+      <w:start w:val="1"/>
+      <w:numFmt w:val="decimal"/>
+      <w:lvlText w:val="%4."/>
+      <w:lvlJc w:val="left"/>
+      <w:pPr>
+        <w:ind w:left="2520" w:hanging="360"/>
+      </w:pPr>
+    </w:lvl>
+    <w:lvl w:ilvl="4" w:tplc="40090019">
+      <w:start w:val="1"/>
+      <w:numFmt w:val="lowerLetter"/>
+      <w:lvlText w:val="%5."/>
+      <w:lvlJc w:val="left"/>
+      <w:pPr>
+        <w:ind w:left="3240" w:hanging="360"/>
+      </w:pPr>
+    </w:lvl>
+    <w:lvl w:ilvl="5" w:tplc="4009001B">
+      <w:start w:val="1"/>
+      <w:numFmt w:val="lowerRoman"/>
+      <w:lvlText w:val="%6."/>
+      <w:lvlJc w:val="right"/>
+      <w:pPr>
+        <w:ind w:left="3960" w:hanging="180"/>
+      </w:pPr>
+    </w:lvl>
+    <w:lvl w:ilvl="6" w:tplc="4009000F">
+      <w:start w:val="1"/>
+      <w:numFmt w:val="decimal"/>
+      <w:lvlText w:val="%7."/>
+      <w:lvlJc w:val="left"/>
+      <w:pPr>
+        <w:ind w:left="4680" w:hanging="360"/>
+      </w:pPr>
+    </w:lvl>
+    <w:lvl w:ilvl="7" w:tplc="40090019">
+      <w:start w:val="1"/>
+      <w:numFmt w:val="lowerLetter"/>
+      <w:lvlText w:val="%8."/>
+      <w:lvlJc w:val="left"/>
+      <w:pPr>
+        <w:ind w:left="5400" w:hanging="360"/>
+      </w:pPr>
+    </w:lvl>
+    <w:lvl w:ilvl="8" w:tplc="4009001B">
+      <w:start w:val="1"/>
+      <w:numFmt w:val="lowerRoman"/>
+      <w:lvlText w:val="%9."/>
+      <w:lvlJc w:val="right"/>
+      <w:pPr>
+        <w:ind w:left="6120" w:hanging="180"/>
+      </w:pPr>
+    </w:lvl>
+  </w:abstractNum>
+  <w:abstractNum w:abstractNumId="32" w15:restartNumberingAfterBreak="0">
+    <w:nsid w:val="6C3D2ECB"/>
     <w:multiLevelType w:val="multilevel"/>
-    <w:tmpl w:val="20108214"/>
+    <w:tmpl w:val="B598010E"/>
     <w:lvl w:ilvl="0">
       <w:start w:val="1"/>
       <w:numFmt w:val="bullet"/>
@@ -15949,190 +18089,155 @@
       </w:rPr>
     </w:lvl>
   </w:abstractNum>
-  <w:abstractNum w:abstractNumId="29">
-    <w:nsid w:val="664C328F"/>
-    <w:multiLevelType w:val="hybridMultilevel"/>
-    <w:tmpl w:val="893AF31E"/>
-    <w:lvl w:ilvl="0" w:tplc="6BA2BEA0">
-      <w:start w:val="1"/>
-      <w:numFmt w:val="upperLetter"/>
+  <w:abstractNum w:abstractNumId="33" w15:restartNumberingAfterBreak="0">
+    <w:nsid w:val="6D1A5A44"/>
+    <w:multiLevelType w:val="multilevel"/>
+    <w:tmpl w:val="D3364470"/>
+    <w:lvl w:ilvl="0">
+      <w:start w:val="1"/>
+      <w:numFmt w:val="bullet"/>
       <w:suff w:val="space"/>
-      <w:lvlText w:val="%1."/>
-      <w:lvlJc w:val="left"/>
-      <w:pPr>
-        <w:ind w:left="644" w:hanging="360"/>
-      </w:pPr>
-      <w:rPr>
-        <w:rFonts w:hint="default"/>
-      </w:rPr>
-    </w:lvl>
-    <w:lvl w:ilvl="1" w:tplc="1C123742">
-      <w:start w:val="1"/>
-      <w:numFmt w:val="decimal"/>
+      <w:lvlText w:val=""/>
+      <w:lvlJc w:val="left"/>
+      <w:pPr>
+        <w:ind w:left="720" w:hanging="360"/>
+      </w:pPr>
+      <w:rPr>
+        <w:rFonts w:ascii="Symbol" w:hAnsi="Symbol" w:hint="default"/>
+        <w:sz w:val="20"/>
+      </w:rPr>
+    </w:lvl>
+    <w:lvl w:ilvl="1">
+      <w:start w:val="1"/>
+      <w:numFmt w:val="bullet"/>
       <w:suff w:val="space"/>
-      <w:lvlText w:val="%2."/>
-      <w:lvlJc w:val="left"/>
-      <w:pPr>
-        <w:ind w:left="360" w:hanging="360"/>
-      </w:pPr>
-      <w:rPr>
-        <w:rFonts w:hint="default"/>
-      </w:rPr>
-    </w:lvl>
-    <w:lvl w:ilvl="2" w:tplc="4009001B" w:tentative="1">
-      <w:start w:val="1"/>
-      <w:numFmt w:val="lowerRoman"/>
-      <w:lvlText w:val="%3."/>
-      <w:lvlJc w:val="right"/>
-      <w:pPr>
-        <w:ind w:left="2226" w:hanging="180"/>
-      </w:pPr>
-    </w:lvl>
-    <w:lvl w:ilvl="3" w:tplc="4009000F" w:tentative="1">
-      <w:start w:val="1"/>
-      <w:numFmt w:val="decimal"/>
-      <w:lvlText w:val="%4."/>
-      <w:lvlJc w:val="left"/>
-      <w:pPr>
-        <w:ind w:left="2946" w:hanging="360"/>
-      </w:pPr>
-    </w:lvl>
-    <w:lvl w:ilvl="4" w:tplc="40090019" w:tentative="1">
-      <w:start w:val="1"/>
-      <w:numFmt w:val="lowerLetter"/>
-      <w:lvlText w:val="%5."/>
-      <w:lvlJc w:val="left"/>
-      <w:pPr>
-        <w:ind w:left="3666" w:hanging="360"/>
-      </w:pPr>
-    </w:lvl>
-    <w:lvl w:ilvl="5" w:tplc="4009001B" w:tentative="1">
-      <w:start w:val="1"/>
-      <w:numFmt w:val="lowerRoman"/>
-      <w:lvlText w:val="%6."/>
-      <w:lvlJc w:val="right"/>
-      <w:pPr>
-        <w:ind w:left="4386" w:hanging="180"/>
-      </w:pPr>
-    </w:lvl>
-    <w:lvl w:ilvl="6" w:tplc="4009000F" w:tentative="1">
-      <w:start w:val="1"/>
-      <w:numFmt w:val="decimal"/>
-      <w:lvlText w:val="%7."/>
-      <w:lvlJc w:val="left"/>
-      <w:pPr>
-        <w:ind w:left="5106" w:hanging="360"/>
-      </w:pPr>
-    </w:lvl>
-    <w:lvl w:ilvl="7" w:tplc="40090019" w:tentative="1">
-      <w:start w:val="1"/>
-      <w:numFmt w:val="lowerLetter"/>
-      <w:lvlText w:val="%8."/>
-      <w:lvlJc w:val="left"/>
-      <w:pPr>
-        <w:ind w:left="5826" w:hanging="360"/>
-      </w:pPr>
-    </w:lvl>
-    <w:lvl w:ilvl="8" w:tplc="4009001B" w:tentative="1">
-      <w:start w:val="1"/>
-      <w:numFmt w:val="lowerRoman"/>
-      <w:lvlText w:val="%9."/>
-      <w:lvlJc w:val="right"/>
-      <w:pPr>
-        <w:ind w:left="6546" w:hanging="180"/>
-      </w:pPr>
+      <w:lvlText w:val=""/>
+      <w:lvlJc w:val="left"/>
+      <w:pPr>
+        <w:ind w:left="1080" w:hanging="360"/>
+      </w:pPr>
+      <w:rPr>
+        <w:rFonts w:ascii="Symbol" w:hAnsi="Symbol" w:hint="default"/>
+        <w:sz w:val="20"/>
+      </w:rPr>
+    </w:lvl>
+    <w:lvl w:ilvl="2">
+      <w:start w:val="1"/>
+      <w:numFmt w:val="bullet"/>
+      <w:lvlText w:val=""/>
+      <w:lvlJc w:val="left"/>
+      <w:pPr>
+        <w:tabs>
+          <w:tab w:val="num" w:pos="2160"/>
+        </w:tabs>
+        <w:ind w:left="2160" w:hanging="360"/>
+      </w:pPr>
+      <w:rPr>
+        <w:rFonts w:ascii="Symbol" w:hAnsi="Symbol" w:hint="default"/>
+        <w:sz w:val="20"/>
+      </w:rPr>
+    </w:lvl>
+    <w:lvl w:ilvl="3">
+      <w:start w:val="1"/>
+      <w:numFmt w:val="bullet"/>
+      <w:lvlText w:val=""/>
+      <w:lvlJc w:val="left"/>
+      <w:pPr>
+        <w:tabs>
+          <w:tab w:val="num" w:pos="2880"/>
+        </w:tabs>
+        <w:ind w:left="2880" w:hanging="360"/>
+      </w:pPr>
+      <w:rPr>
+        <w:rFonts w:ascii="Symbol" w:hAnsi="Symbol" w:hint="default"/>
+        <w:sz w:val="20"/>
+      </w:rPr>
+    </w:lvl>
+    <w:lvl w:ilvl="4">
+      <w:start w:val="1"/>
+      <w:numFmt w:val="bullet"/>
+      <w:lvlText w:val=""/>
+      <w:lvlJc w:val="left"/>
+      <w:pPr>
+        <w:tabs>
+          <w:tab w:val="num" w:pos="3600"/>
+        </w:tabs>
+        <w:ind w:left="3600" w:hanging="360"/>
+      </w:pPr>
+      <w:rPr>
+        <w:rFonts w:ascii="Symbol" w:hAnsi="Symbol" w:hint="default"/>
+        <w:sz w:val="20"/>
+      </w:rPr>
+    </w:lvl>
+    <w:lvl w:ilvl="5">
+      <w:start w:val="1"/>
+      <w:numFmt w:val="bullet"/>
+      <w:lvlText w:val=""/>
+      <w:lvlJc w:val="left"/>
+      <w:pPr>
+        <w:tabs>
+          <w:tab w:val="num" w:pos="4320"/>
+        </w:tabs>
+        <w:ind w:left="4320" w:hanging="360"/>
+      </w:pPr>
+      <w:rPr>
+        <w:rFonts w:ascii="Symbol" w:hAnsi="Symbol" w:hint="default"/>
+        <w:sz w:val="20"/>
+      </w:rPr>
+    </w:lvl>
+    <w:lvl w:ilvl="6">
+      <w:start w:val="1"/>
+      <w:numFmt w:val="bullet"/>
+      <w:lvlText w:val=""/>
+      <w:lvlJc w:val="left"/>
+      <w:pPr>
+        <w:tabs>
+          <w:tab w:val="num" w:pos="5040"/>
+        </w:tabs>
+        <w:ind w:left="5040" w:hanging="360"/>
+      </w:pPr>
+      <w:rPr>
+        <w:rFonts w:ascii="Symbol" w:hAnsi="Symbol" w:hint="default"/>
+        <w:sz w:val="20"/>
+      </w:rPr>
+    </w:lvl>
+    <w:lvl w:ilvl="7">
+      <w:start w:val="1"/>
+      <w:numFmt w:val="bullet"/>
+      <w:lvlText w:val=""/>
+      <w:lvlJc w:val="left"/>
+      <w:pPr>
+        <w:tabs>
+          <w:tab w:val="num" w:pos="5760"/>
+        </w:tabs>
+        <w:ind w:left="5760" w:hanging="360"/>
+      </w:pPr>
+      <w:rPr>
+        <w:rFonts w:ascii="Symbol" w:hAnsi="Symbol" w:hint="default"/>
+        <w:sz w:val="20"/>
+      </w:rPr>
+    </w:lvl>
+    <w:lvl w:ilvl="8">
+      <w:start w:val="1"/>
+      <w:numFmt w:val="bullet"/>
+      <w:lvlText w:val=""/>
+      <w:lvlJc w:val="left"/>
+      <w:pPr>
+        <w:tabs>
+          <w:tab w:val="num" w:pos="6480"/>
+        </w:tabs>
+        <w:ind w:left="6480" w:hanging="360"/>
+      </w:pPr>
+      <w:rPr>
+        <w:rFonts w:ascii="Symbol" w:hAnsi="Symbol" w:hint="default"/>
+        <w:sz w:val="20"/>
+      </w:rPr>
     </w:lvl>
   </w:abstractNum>
-  <w:abstractNum w:abstractNumId="30">
-    <w:nsid w:val="684F64B1"/>
-    <w:multiLevelType w:val="hybridMultilevel"/>
-    <w:tmpl w:val="3E1418DC"/>
-    <w:lvl w:ilvl="0" w:tplc="5E0C8C5C">
-      <w:start w:val="1"/>
-      <w:numFmt w:val="decimal"/>
-      <w:lvlText w:val="%1."/>
-      <w:lvlJc w:val="left"/>
-      <w:pPr>
-        <w:ind w:left="720" w:hanging="360"/>
-      </w:pPr>
-    </w:lvl>
-    <w:lvl w:ilvl="1" w:tplc="40090019">
-      <w:start w:val="1"/>
-      <w:numFmt w:val="lowerLetter"/>
-      <w:lvlText w:val="%2."/>
-      <w:lvlJc w:val="left"/>
-      <w:pPr>
-        <w:ind w:left="1440" w:hanging="360"/>
-      </w:pPr>
-    </w:lvl>
-    <w:lvl w:ilvl="2" w:tplc="4009001B">
-      <w:start w:val="1"/>
-      <w:numFmt w:val="lowerRoman"/>
-      <w:lvlText w:val="%3."/>
-      <w:lvlJc w:val="right"/>
-      <w:pPr>
-        <w:ind w:left="2160" w:hanging="180"/>
-      </w:pPr>
-    </w:lvl>
-    <w:lvl w:ilvl="3" w:tplc="4009000F">
-      <w:start w:val="1"/>
-      <w:numFmt w:val="decimal"/>
-      <w:lvlText w:val="%4."/>
-      <w:lvlJc w:val="left"/>
-      <w:pPr>
-        <w:ind w:left="2880" w:hanging="360"/>
-      </w:pPr>
-    </w:lvl>
-    <w:lvl w:ilvl="4" w:tplc="40090019">
-      <w:start w:val="1"/>
-      <w:numFmt w:val="lowerLetter"/>
-      <w:lvlText w:val="%5."/>
-      <w:lvlJc w:val="left"/>
-      <w:pPr>
-        <w:ind w:left="3600" w:hanging="360"/>
-      </w:pPr>
-    </w:lvl>
-    <w:lvl w:ilvl="5" w:tplc="4009001B">
-      <w:start w:val="1"/>
-      <w:numFmt w:val="lowerRoman"/>
-      <w:lvlText w:val="%6."/>
-      <w:lvlJc w:val="right"/>
-      <w:pPr>
-        <w:ind w:left="4320" w:hanging="180"/>
-      </w:pPr>
-    </w:lvl>
-    <w:lvl w:ilvl="6" w:tplc="4009000F">
-      <w:start w:val="1"/>
-      <w:numFmt w:val="decimal"/>
-      <w:lvlText w:val="%7."/>
-      <w:lvlJc w:val="left"/>
-      <w:pPr>
-        <w:ind w:left="5040" w:hanging="360"/>
-      </w:pPr>
-    </w:lvl>
-    <w:lvl w:ilvl="7" w:tplc="40090019">
-      <w:start w:val="1"/>
-      <w:numFmt w:val="lowerLetter"/>
-      <w:lvlText w:val="%8."/>
-      <w:lvlJc w:val="left"/>
-      <w:pPr>
-        <w:ind w:left="5760" w:hanging="360"/>
-      </w:pPr>
-    </w:lvl>
-    <w:lvl w:ilvl="8" w:tplc="4009001B">
-      <w:start w:val="1"/>
-      <w:numFmt w:val="lowerRoman"/>
-      <w:lvlText w:val="%9."/>
-      <w:lvlJc w:val="right"/>
-      <w:pPr>
-        <w:ind w:left="6480" w:hanging="180"/>
-      </w:pPr>
-    </w:lvl>
-  </w:abstractNum>
-  <w:abstractNum w:abstractNumId="31">
-    <w:nsid w:val="6C3D2ECB"/>
+  <w:abstractNum w:abstractNumId="34" w15:restartNumberingAfterBreak="0">
+    <w:nsid w:val="71452EDD"/>
     <w:multiLevelType w:val="multilevel"/>
-    <w:tmpl w:val="B598010E"/>
+    <w:tmpl w:val="424CE2D2"/>
     <w:lvl w:ilvl="0">
       <w:start w:val="1"/>
       <w:numFmt w:val="bullet"/>
@@ -16278,10 +18383,99 @@
       </w:rPr>
     </w:lvl>
   </w:abstractNum>
-  <w:abstractNum w:abstractNumId="32">
-    <w:nsid w:val="71452EDD"/>
+  <w:abstractNum w:abstractNumId="35" w15:restartNumberingAfterBreak="0">
+    <w:nsid w:val="71E416BC"/>
+    <w:multiLevelType w:val="hybridMultilevel"/>
+    <w:tmpl w:val="9944311E"/>
+    <w:lvl w:ilvl="0" w:tplc="15E41220">
+      <w:start w:val="1"/>
+      <w:numFmt w:val="lowerLetter"/>
+      <w:lvlText w:val="%1."/>
+      <w:lvlJc w:val="left"/>
+      <w:pPr>
+        <w:ind w:left="1636" w:hanging="360"/>
+      </w:pPr>
+      <w:rPr>
+        <w:rFonts w:hint="default"/>
+      </w:rPr>
+    </w:lvl>
+    <w:lvl w:ilvl="1" w:tplc="40090019" w:tentative="1">
+      <w:start w:val="1"/>
+      <w:numFmt w:val="lowerLetter"/>
+      <w:lvlText w:val="%2."/>
+      <w:lvlJc w:val="left"/>
+      <w:pPr>
+        <w:ind w:left="2356" w:hanging="360"/>
+      </w:pPr>
+    </w:lvl>
+    <w:lvl w:ilvl="2" w:tplc="4009001B" w:tentative="1">
+      <w:start w:val="1"/>
+      <w:numFmt w:val="lowerRoman"/>
+      <w:lvlText w:val="%3."/>
+      <w:lvlJc w:val="right"/>
+      <w:pPr>
+        <w:ind w:left="3076" w:hanging="180"/>
+      </w:pPr>
+    </w:lvl>
+    <w:lvl w:ilvl="3" w:tplc="4009000F" w:tentative="1">
+      <w:start w:val="1"/>
+      <w:numFmt w:val="decimal"/>
+      <w:lvlText w:val="%4."/>
+      <w:lvlJc w:val="left"/>
+      <w:pPr>
+        <w:ind w:left="3796" w:hanging="360"/>
+      </w:pPr>
+    </w:lvl>
+    <w:lvl w:ilvl="4" w:tplc="40090019" w:tentative="1">
+      <w:start w:val="1"/>
+      <w:numFmt w:val="lowerLetter"/>
+      <w:lvlText w:val="%5."/>
+      <w:lvlJc w:val="left"/>
+      <w:pPr>
+        <w:ind w:left="4516" w:hanging="360"/>
+      </w:pPr>
+    </w:lvl>
+    <w:lvl w:ilvl="5" w:tplc="4009001B" w:tentative="1">
+      <w:start w:val="1"/>
+      <w:numFmt w:val="lowerRoman"/>
+      <w:lvlText w:val="%6."/>
+      <w:lvlJc w:val="right"/>
+      <w:pPr>
+        <w:ind w:left="5236" w:hanging="180"/>
+      </w:pPr>
+    </w:lvl>
+    <w:lvl w:ilvl="6" w:tplc="4009000F" w:tentative="1">
+      <w:start w:val="1"/>
+      <w:numFmt w:val="decimal"/>
+      <w:lvlText w:val="%7."/>
+      <w:lvlJc w:val="left"/>
+      <w:pPr>
+        <w:ind w:left="5956" w:hanging="360"/>
+      </w:pPr>
+    </w:lvl>
+    <w:lvl w:ilvl="7" w:tplc="40090019" w:tentative="1">
+      <w:start w:val="1"/>
+      <w:numFmt w:val="lowerLetter"/>
+      <w:lvlText w:val="%8."/>
+      <w:lvlJc w:val="left"/>
+      <w:pPr>
+        <w:ind w:left="6676" w:hanging="360"/>
+      </w:pPr>
+    </w:lvl>
+    <w:lvl w:ilvl="8" w:tplc="4009001B" w:tentative="1">
+      <w:start w:val="1"/>
+      <w:numFmt w:val="lowerRoman"/>
+      <w:lvlText w:val="%9."/>
+      <w:lvlJc w:val="right"/>
+      <w:pPr>
+        <w:ind w:left="7396" w:hanging="180"/>
+      </w:pPr>
+    </w:lvl>
+  </w:abstractNum>
+  <w:abstractNum w:abstractNumId="36" w15:restartNumberingAfterBreak="0">
+    <w:nsid w:val="722838F2"/>
     <w:multiLevelType w:val="multilevel"/>
-    <w:tmpl w:val="424CE2D2"/>
+    <w:tmpl w:val="D76E3038"/>
     <w:lvl w:ilvl="0">
       <w:start w:val="1"/>
       <w:numFmt w:val="bullet"/>
@@ -16301,7 +18495,7 @@
     <w:lvl w:ilvl="1" w:tentative="1">
       <w:start w:val="1"/>
       <w:numFmt w:val="bullet"/>
-      <w:lvlText w:val="o"/>
+      <w:lvlText w:val=""/>
       <w:lvlJc w:val="left"/>
       <w:pPr>
         <w:tabs>
@@ -16310,14 +18504,14 @@
         <w:ind w:left="1440" w:hanging="360"/>
       </w:pPr>
       <w:rPr>
-        <w:rFonts w:ascii="Courier New" w:hAnsi="Courier New" w:hint="default"/>
+        <w:rFonts w:ascii="Symbol" w:hAnsi="Symbol" w:hint="default"/>
         <w:sz w:val="20"/>
       </w:rPr>
     </w:lvl>
     <w:lvl w:ilvl="2" w:tentative="1">
       <w:start w:val="1"/>
       <w:numFmt w:val="bullet"/>
-      <w:lvlText w:val=""/>
+      <w:lvlText w:val=""/>
       <w:lvlJc w:val="left"/>
       <w:pPr>
         <w:tabs>
@@ -16326,14 +18520,14 @@
         <w:ind w:left="2160" w:hanging="360"/>
       </w:pPr>
       <w:rPr>
-        <w:rFonts w:ascii="Wingdings" w:hAnsi="Wingdings" w:hint="default"/>
+        <w:rFonts w:ascii="Symbol" w:hAnsi="Symbol" w:hint="default"/>
         <w:sz w:val="20"/>
       </w:rPr>
     </w:lvl>
     <w:lvl w:ilvl="3" w:tentative="1">
       <w:start w:val="1"/>
       <w:numFmt w:val="bullet"/>
-      <w:lvlText w:val=""/>
+      <w:lvlText w:val=""/>
       <w:lvlJc w:val="left"/>
       <w:pPr>
         <w:tabs>
@@ -16342,14 +18536,14 @@
         <w:ind w:left="2880" w:hanging="360"/>
       </w:pPr>
       <w:rPr>
-        <w:rFonts w:ascii="Wingdings" w:hAnsi="Wingdings" w:hint="default"/>
+        <w:rFonts w:ascii="Symbol" w:hAnsi="Symbol" w:hint="default"/>
         <w:sz w:val="20"/>
       </w:rPr>
     </w:lvl>
     <w:lvl w:ilvl="4" w:tentative="1">
       <w:start w:val="1"/>
       <w:numFmt w:val="bullet"/>
-      <w:lvlText w:val=""/>
+      <w:lvlText w:val=""/>
       <w:lvlJc w:val="left"/>
       <w:pPr>
         <w:tabs>
@@ -16358,14 +18552,14 @@
         <w:ind w:left="3600" w:hanging="360"/>
       </w:pPr>
       <w:rPr>
-        <w:rFonts w:ascii="Wingdings" w:hAnsi="Wingdings" w:hint="default"/>
+        <w:rFonts w:ascii="Symbol" w:hAnsi="Symbol" w:hint="default"/>
         <w:sz w:val="20"/>
       </w:rPr>
     </w:lvl>
     <w:lvl w:ilvl="5" w:tentative="1">
       <w:start w:val="1"/>
       <w:numFmt w:val="bullet"/>
-      <w:lvlText w:val=""/>
+      <w:lvlText w:val=""/>
       <w:lvlJc w:val="left"/>
       <w:pPr>
         <w:tabs>
@@ -16374,14 +18568,14 @@
         <w:ind w:left="4320" w:hanging="360"/>
       </w:pPr>
       <w:rPr>
-        <w:rFonts w:ascii="Wingdings" w:hAnsi="Wingdings" w:hint="default"/>
+        <w:rFonts w:ascii="Symbol" w:hAnsi="Symbol" w:hint="default"/>
         <w:sz w:val="20"/>
       </w:rPr>
     </w:lvl>
     <w:lvl w:ilvl="6" w:tentative="1">
       <w:start w:val="1"/>
       <w:numFmt w:val="bullet"/>
-      <w:lvlText w:val=""/>
+      <w:lvlText w:val=""/>
       <w:lvlJc w:val="left"/>
       <w:pPr>
         <w:tabs>
@@ -16390,14 +18584,14 @@
         <w:ind w:left="5040" w:hanging="360"/>
       </w:pPr>
       <w:rPr>
-        <w:rFonts w:ascii="Wingdings" w:hAnsi="Wingdings" w:hint="default"/>
+        <w:rFonts w:ascii="Symbol" w:hAnsi="Symbol" w:hint="default"/>
         <w:sz w:val="20"/>
       </w:rPr>
     </w:lvl>
     <w:lvl w:ilvl="7" w:tentative="1">
       <w:start w:val="1"/>
       <w:numFmt w:val="bullet"/>
-      <w:lvlText w:val=""/>
+      <w:lvlText w:val=""/>
       <w:lvlJc w:val="left"/>
       <w:pPr>
         <w:tabs>
@@ -16406,14 +18600,14 @@
         <w:ind w:left="5760" w:hanging="360"/>
       </w:pPr>
       <w:rPr>
-        <w:rFonts w:ascii="Wingdings" w:hAnsi="Wingdings" w:hint="default"/>
+        <w:rFonts w:ascii="Symbol" w:hAnsi="Symbol" w:hint="default"/>
         <w:sz w:val="20"/>
       </w:rPr>
     </w:lvl>
     <w:lvl w:ilvl="8" w:tentative="1">
       <w:start w:val="1"/>
       <w:numFmt w:val="bullet"/>
-      <w:lvlText w:val=""/>
+      <w:lvlText w:val=""/>
       <w:lvlJc w:val="left"/>
       <w:pPr>
         <w:tabs>
@@ -16422,101 +18616,12 @@
         <w:ind w:left="6480" w:hanging="360"/>
       </w:pPr>
       <w:rPr>
-        <w:rFonts w:ascii="Wingdings" w:hAnsi="Wingdings" w:hint="default"/>
+        <w:rFonts w:ascii="Symbol" w:hAnsi="Symbol" w:hint="default"/>
         <w:sz w:val="20"/>
       </w:rPr>
     </w:lvl>
   </w:abstractNum>
-  <w:abstractNum w:abstractNumId="33">
-    <w:nsid w:val="71E416BC"/>
-    <w:multiLevelType w:val="hybridMultilevel"/>
-    <w:tmpl w:val="9944311E"/>
-    <w:lvl w:ilvl="0" w:tplc="15E41220">
-      <w:start w:val="1"/>
-      <w:numFmt w:val="lowerLetter"/>
-      <w:lvlText w:val="%1."/>
-      <w:lvlJc w:val="left"/>
-      <w:pPr>
-        <w:ind w:left="1636" w:hanging="360"/>
-      </w:pPr>
-      <w:rPr>
-        <w:rFonts w:hint="default"/>
-      </w:rPr>
-    </w:lvl>
-    <w:lvl w:ilvl="1" w:tplc="40090019" w:tentative="1">
-      <w:start w:val="1"/>
-      <w:numFmt w:val="lowerLetter"/>
-      <w:lvlText w:val="%2."/>
-      <w:lvlJc w:val="left"/>
-      <w:pPr>
-        <w:ind w:left="2356" w:hanging="360"/>
-      </w:pPr>
-    </w:lvl>
-    <w:lvl w:ilvl="2" w:tplc="4009001B" w:tentative="1">
-      <w:start w:val="1"/>
-      <w:numFmt w:val="lowerRoman"/>
-      <w:lvlText w:val="%3."/>
-      <w:lvlJc w:val="right"/>
-      <w:pPr>
-        <w:ind w:left="3076" w:hanging="180"/>
-      </w:pPr>
-    </w:lvl>
-    <w:lvl w:ilvl="3" w:tplc="4009000F" w:tentative="1">
-      <w:start w:val="1"/>
-      <w:numFmt w:val="decimal"/>
-      <w:lvlText w:val="%4."/>
-      <w:lvlJc w:val="left"/>
-      <w:pPr>
-        <w:ind w:left="3796" w:hanging="360"/>
-      </w:pPr>
-    </w:lvl>
-    <w:lvl w:ilvl="4" w:tplc="40090019" w:tentative="1">
-      <w:start w:val="1"/>
-      <w:numFmt w:val="lowerLetter"/>
-      <w:lvlText w:val="%5."/>
-      <w:lvlJc w:val="left"/>
-      <w:pPr>
-        <w:ind w:left="4516" w:hanging="360"/>
-      </w:pPr>
-    </w:lvl>
-    <w:lvl w:ilvl="5" w:tplc="4009001B" w:tentative="1">
-      <w:start w:val="1"/>
-      <w:numFmt w:val="lowerRoman"/>
-      <w:lvlText w:val="%6."/>
-      <w:lvlJc w:val="right"/>
-      <w:pPr>
-        <w:ind w:left="5236" w:hanging="180"/>
-      </w:pPr>
-    </w:lvl>
-    <w:lvl w:ilvl="6" w:tplc="4009000F" w:tentative="1">
-      <w:start w:val="1"/>
-      <w:numFmt w:val="decimal"/>
-      <w:lvlText w:val="%7."/>
-      <w:lvlJc w:val="left"/>
-      <w:pPr>
-        <w:ind w:left="5956" w:hanging="360"/>
-      </w:pPr>
-    </w:lvl>
-    <w:lvl w:ilvl="7" w:tplc="40090019" w:tentative="1">
-      <w:start w:val="1"/>
-      <w:numFmt w:val="lowerLetter"/>
-      <w:lvlText w:val="%8."/>
-      <w:lvlJc w:val="left"/>
-      <w:pPr>
-        <w:ind w:left="6676" w:hanging="360"/>
-      </w:pPr>
-    </w:lvl>
-    <w:lvl w:ilvl="8" w:tplc="4009001B" w:tentative="1">
-      <w:start w:val="1"/>
-      <w:numFmt w:val="lowerRoman"/>
-      <w:lvlText w:val="%9."/>
-      <w:lvlJc w:val="right"/>
-      <w:pPr>
-        <w:ind w:left="7396" w:hanging="180"/>
-      </w:pPr>
-    </w:lvl>
-  </w:abstractNum>
-  <w:abstractNum w:abstractNumId="34">
+  <w:abstractNum w:abstractNumId="37" w15:restartNumberingAfterBreak="0">
     <w:nsid w:val="74860ABE"/>
     <w:multiLevelType w:val="multilevel"/>
     <w:tmpl w:val="90F80408"/>
@@ -16665,7 +18770,7 @@
       </w:rPr>
     </w:lvl>
   </w:abstractNum>
-  <w:abstractNum w:abstractNumId="35">
+  <w:abstractNum w:abstractNumId="38" w15:restartNumberingAfterBreak="0">
     <w:nsid w:val="77BD530B"/>
     <w:multiLevelType w:val="multilevel"/>
     <w:tmpl w:val="146CF396"/>
@@ -16812,7 +18917,7 @@
       </w:rPr>
     </w:lvl>
   </w:abstractNum>
-  <w:abstractNum w:abstractNumId="36">
+  <w:abstractNum w:abstractNumId="39" w15:restartNumberingAfterBreak="0">
     <w:nsid w:val="7D1C017E"/>
     <w:multiLevelType w:val="hybridMultilevel"/>
     <w:tmpl w:val="BBBCC2BC"/>
@@ -16905,7 +19010,7 @@
       </w:pPr>
     </w:lvl>
   </w:abstractNum>
-  <w:abstractNum w:abstractNumId="37">
+  <w:abstractNum w:abstractNumId="40" w15:restartNumberingAfterBreak="0">
     <w:nsid w:val="7F0C4E68"/>
     <w:multiLevelType w:val="multilevel"/>
     <w:tmpl w:val="60702952"/>
@@ -17052,94 +19157,94 @@
       </w:rPr>
     </w:lvl>
   </w:abstractNum>
-  <w:num w:numId="1">
+  <w:num w:numId="1" w16cid:durableId="1375471081">
+    <w:abstractNumId w:val="24"/>
+  </w:num>
+  <w:num w:numId="2" w16cid:durableId="624510925">
+    <w:abstractNumId w:val="13"/>
+  </w:num>
+  <w:num w:numId="3" w16cid:durableId="343675224">
+    <w:abstractNumId w:val="18"/>
+  </w:num>
+  <w:num w:numId="4" w16cid:durableId="297802803">
+    <w:abstractNumId w:val="35"/>
+  </w:num>
+  <w:num w:numId="5" w16cid:durableId="435441998">
+    <w:abstractNumId w:val="14"/>
+  </w:num>
+  <w:num w:numId="6" w16cid:durableId="1408502721">
+    <w:abstractNumId w:val="16"/>
+  </w:num>
+  <w:num w:numId="7" w16cid:durableId="1478379325">
+    <w:abstractNumId w:val="19"/>
+  </w:num>
+  <w:num w:numId="8" w16cid:durableId="1196116114">
+    <w:abstractNumId w:val="9"/>
+  </w:num>
+  <w:num w:numId="9" w16cid:durableId="627858618">
+    <w:abstractNumId w:val="30"/>
+  </w:num>
+  <w:num w:numId="10" w16cid:durableId="1956473722">
+    <w:abstractNumId w:val="39"/>
+  </w:num>
+  <w:num w:numId="11" w16cid:durableId="1767506117">
+    <w:abstractNumId w:val="15"/>
+  </w:num>
+  <w:num w:numId="12" w16cid:durableId="1173960383">
+    <w:abstractNumId w:val="4"/>
+  </w:num>
+  <w:num w:numId="13" w16cid:durableId="415438417">
+    <w:abstractNumId w:val="8"/>
+  </w:num>
+  <w:num w:numId="14" w16cid:durableId="1473863886">
+    <w:abstractNumId w:val="27"/>
+  </w:num>
+  <w:num w:numId="15" w16cid:durableId="1334257179">
+    <w:abstractNumId w:val="12"/>
+  </w:num>
+  <w:num w:numId="16" w16cid:durableId="1338114896">
+    <w:abstractNumId w:val="26"/>
+  </w:num>
+  <w:num w:numId="17" w16cid:durableId="1159812372">
+    <w:abstractNumId w:val="17"/>
+  </w:num>
+  <w:num w:numId="18" w16cid:durableId="1373379802">
+    <w:abstractNumId w:val="20"/>
+  </w:num>
+  <w:num w:numId="19" w16cid:durableId="13507264">
+    <w:abstractNumId w:val="32"/>
+  </w:num>
+  <w:num w:numId="20" w16cid:durableId="670184685">
+    <w:abstractNumId w:val="28"/>
+  </w:num>
+  <w:num w:numId="21" w16cid:durableId="2020696904">
+    <w:abstractNumId w:val="34"/>
+  </w:num>
+  <w:num w:numId="22" w16cid:durableId="1359618504">
+    <w:abstractNumId w:val="29"/>
+  </w:num>
+  <w:num w:numId="23" w16cid:durableId="583998444">
+    <w:abstractNumId w:val="3"/>
+  </w:num>
+  <w:num w:numId="24" w16cid:durableId="1017272755">
+    <w:abstractNumId w:val="40"/>
+  </w:num>
+  <w:num w:numId="25" w16cid:durableId="1477259349">
+    <w:abstractNumId w:val="10"/>
+  </w:num>
+  <w:num w:numId="26" w16cid:durableId="1827088644">
     <w:abstractNumId w:val="23"/>
   </w:num>
-  <w:num w:numId="2">
-    <w:abstractNumId w:val="13"/>
-  </w:num>
-  <w:num w:numId="3">
-    <w:abstractNumId w:val="18"/>
-  </w:num>
-  <w:num w:numId="4">
-    <w:abstractNumId w:val="33"/>
-  </w:num>
-  <w:num w:numId="5">
-    <w:abstractNumId w:val="14"/>
-  </w:num>
-  <w:num w:numId="6">
-    <w:abstractNumId w:val="16"/>
-  </w:num>
-  <w:num w:numId="7">
-    <w:abstractNumId w:val="19"/>
-  </w:num>
-  <w:num w:numId="8">
-    <w:abstractNumId w:val="9"/>
-  </w:num>
-  <w:num w:numId="9">
-    <w:abstractNumId w:val="29"/>
-  </w:num>
-  <w:num w:numId="10">
-    <w:abstractNumId w:val="36"/>
-  </w:num>
-  <w:num w:numId="11">
-    <w:abstractNumId w:val="15"/>
-  </w:num>
-  <w:num w:numId="12">
-    <w:abstractNumId w:val="4"/>
-  </w:num>
-  <w:num w:numId="13">
-    <w:abstractNumId w:val="8"/>
-  </w:num>
-  <w:num w:numId="14">
-    <w:abstractNumId w:val="26"/>
-  </w:num>
-  <w:num w:numId="15">
-    <w:abstractNumId w:val="12"/>
-  </w:num>
-  <w:num w:numId="16">
+  <w:num w:numId="27" w16cid:durableId="2094546850">
     <w:abstractNumId w:val="25"/>
   </w:num>
-  <w:num w:numId="17">
-    <w:abstractNumId w:val="17"/>
+  <w:num w:numId="28" w16cid:durableId="669479240">
+    <w:abstractNumId w:val="6"/>
   </w:num>
-  <w:num w:numId="18">
-    <w:abstractNumId w:val="20"/>
-  </w:num>
-  <w:num w:numId="19">
-    <w:abstractNumId w:val="31"/>
-  </w:num>
-  <w:num w:numId="20">
-    <w:abstractNumId w:val="27"/>
-  </w:num>
-  <w:num w:numId="21">
-    <w:abstractNumId w:val="32"/>
-  </w:num>
-  <w:num w:numId="22">
-    <w:abstractNumId w:val="28"/>
-  </w:num>
-  <w:num w:numId="23">
-    <w:abstractNumId w:val="3"/>
-  </w:num>
-  <w:num w:numId="24">
+  <w:num w:numId="29" w16cid:durableId="974407414">
     <w:abstractNumId w:val="37"/>
   </w:num>
-  <w:num w:numId="25">
-    <w:abstractNumId w:val="10"/>
-  </w:num>
-  <w:num w:numId="26">
-    <w:abstractNumId w:val="22"/>
-  </w:num>
-  <w:num w:numId="27">
-    <w:abstractNumId w:val="24"/>
-  </w:num>
-  <w:num w:numId="28">
-    <w:abstractNumId w:val="6"/>
-  </w:num>
-  <w:num w:numId="29">
-    <w:abstractNumId w:val="34"/>
-  </w:num>
-  <w:num w:numId="30">
+  <w:num w:numId="30" w16cid:durableId="1425112024">
     <w:abstractNumId w:val="5"/>
     <w:lvlOverride w:ilvl="0">
       <w:startOverride w:val="1"/>
@@ -17169,125 +19274,47 @@
       <w:startOverride w:val="1"/>
     </w:lvlOverride>
   </w:num>
-  <w:num w:numId="31">
+  <w:num w:numId="31" w16cid:durableId="1942836869">
+    <w:abstractNumId w:val="22"/>
+  </w:num>
+  <w:num w:numId="32" w16cid:durableId="364257588">
+    <w:abstractNumId w:val="31"/>
+  </w:num>
+  <w:num w:numId="33" w16cid:durableId="572662113">
+    <w:abstractNumId w:val="11"/>
+  </w:num>
+  <w:num w:numId="34" w16cid:durableId="1228959545">
+    <w:abstractNumId w:val="0"/>
+  </w:num>
+  <w:num w:numId="35" w16cid:durableId="1796093158">
+    <w:abstractNumId w:val="2"/>
+  </w:num>
+  <w:num w:numId="36" w16cid:durableId="519126930">
+    <w:abstractNumId w:val="38"/>
+  </w:num>
+  <w:num w:numId="37" w16cid:durableId="1138835574">
+    <w:abstractNumId w:val="1"/>
+  </w:num>
+  <w:num w:numId="38" w16cid:durableId="2010592408">
+    <w:abstractNumId w:val="7"/>
+  </w:num>
+  <w:num w:numId="39" w16cid:durableId="436102549">
+    <w:abstractNumId w:val="36"/>
+  </w:num>
+  <w:num w:numId="40" w16cid:durableId="915019887">
+    <w:abstractNumId w:val="33"/>
+  </w:num>
+  <w:num w:numId="41" w16cid:durableId="1231841121">
     <w:abstractNumId w:val="21"/>
-    <w:lvlOverride w:ilvl="0"/>
-    <w:lvlOverride w:ilvl="1"/>
-    <w:lvlOverride w:ilvl="2"/>
-    <w:lvlOverride w:ilvl="3"/>
-    <w:lvlOverride w:ilvl="4"/>
-    <w:lvlOverride w:ilvl="5"/>
-    <w:lvlOverride w:ilvl="6"/>
-    <w:lvlOverride w:ilvl="7"/>
-    <w:lvlOverride w:ilvl="8"/>
   </w:num>
-  <w:num w:numId="32">
-    <w:abstractNumId w:val="30"/>
-    <w:lvlOverride w:ilvl="0">
-      <w:startOverride w:val="1"/>
-    </w:lvlOverride>
-    <w:lvlOverride w:ilvl="1">
-      <w:startOverride w:val="1"/>
-    </w:lvlOverride>
-    <w:lvlOverride w:ilvl="2">
-      <w:startOverride w:val="1"/>
-    </w:lvlOverride>
-    <w:lvlOverride w:ilvl="3">
-      <w:startOverride w:val="1"/>
-    </w:lvlOverride>
-    <w:lvlOverride w:ilvl="4">
-      <w:startOverride w:val="1"/>
-    </w:lvlOverride>
-    <w:lvlOverride w:ilvl="5">
-      <w:startOverride w:val="1"/>
-    </w:lvlOverride>
-    <w:lvlOverride w:ilvl="6">
-      <w:startOverride w:val="1"/>
-    </w:lvlOverride>
-    <w:lvlOverride w:ilvl="7">
-      <w:startOverride w:val="1"/>
-    </w:lvlOverride>
-    <w:lvlOverride w:ilvl="8">
-      <w:startOverride w:val="1"/>
-    </w:lvlOverride>
-  </w:num>
-  <w:num w:numId="33">
-    <w:abstractNumId w:val="11"/>
-    <w:lvlOverride w:ilvl="0"/>
-    <w:lvlOverride w:ilvl="1"/>
-    <w:lvlOverride w:ilvl="2"/>
-    <w:lvlOverride w:ilvl="3"/>
-    <w:lvlOverride w:ilvl="4"/>
-    <w:lvlOverride w:ilvl="5"/>
-    <w:lvlOverride w:ilvl="6"/>
-    <w:lvlOverride w:ilvl="7"/>
-    <w:lvlOverride w:ilvl="8"/>
-  </w:num>
-  <w:num w:numId="34">
-    <w:abstractNumId w:val="0"/>
-    <w:lvlOverride w:ilvl="0"/>
-    <w:lvlOverride w:ilvl="1"/>
-    <w:lvlOverride w:ilvl="2"/>
-    <w:lvlOverride w:ilvl="3"/>
-    <w:lvlOverride w:ilvl="4"/>
-    <w:lvlOverride w:ilvl="5"/>
-    <w:lvlOverride w:ilvl="6"/>
-    <w:lvlOverride w:ilvl="7"/>
-    <w:lvlOverride w:ilvl="8"/>
-  </w:num>
-  <w:num w:numId="35">
-    <w:abstractNumId w:val="2"/>
-    <w:lvlOverride w:ilvl="0"/>
-    <w:lvlOverride w:ilvl="1"/>
-    <w:lvlOverride w:ilvl="2"/>
-    <w:lvlOverride w:ilvl="3"/>
-    <w:lvlOverride w:ilvl="4"/>
-    <w:lvlOverride w:ilvl="5"/>
-    <w:lvlOverride w:ilvl="6"/>
-    <w:lvlOverride w:ilvl="7"/>
-    <w:lvlOverride w:ilvl="8"/>
-  </w:num>
-  <w:num w:numId="36">
-    <w:abstractNumId w:val="35"/>
-    <w:lvlOverride w:ilvl="0"/>
-    <w:lvlOverride w:ilvl="1"/>
-    <w:lvlOverride w:ilvl="2"/>
-    <w:lvlOverride w:ilvl="3"/>
-    <w:lvlOverride w:ilvl="4"/>
-    <w:lvlOverride w:ilvl="5"/>
-    <w:lvlOverride w:ilvl="6"/>
-    <w:lvlOverride w:ilvl="7"/>
-    <w:lvlOverride w:ilvl="8"/>
-  </w:num>
-  <w:num w:numId="37">
-    <w:abstractNumId w:val="1"/>
-    <w:lvlOverride w:ilvl="0"/>
-    <w:lvlOverride w:ilvl="1"/>
-    <w:lvlOverride w:ilvl="2"/>
-    <w:lvlOverride w:ilvl="3"/>
-    <w:lvlOverride w:ilvl="4"/>
-    <w:lvlOverride w:ilvl="5"/>
-    <w:lvlOverride w:ilvl="6"/>
-    <w:lvlOverride w:ilvl="7"/>
-    <w:lvlOverride w:ilvl="8"/>
-  </w:num>
-  <w:num w:numId="38">
-    <w:abstractNumId w:val="7"/>
-    <w:lvlOverride w:ilvl="0"/>
-    <w:lvlOverride w:ilvl="1"/>
-    <w:lvlOverride w:ilvl="2"/>
-    <w:lvlOverride w:ilvl="3"/>
-    <w:lvlOverride w:ilvl="4"/>
-    <w:lvlOverride w:ilvl="5"/>
-    <w:lvlOverride w:ilvl="6"/>
-    <w:lvlOverride w:ilvl="7"/>
-    <w:lvlOverride w:ilvl="8"/>
+  <w:num w:numId="42" w16cid:durableId="1126511588">
+    <w:abstractNumId w:val="31"/>
   </w:num>
 </w:numbering>
 </file>
 
 <file path=word/styles.xml><?xml version="1.0" encoding="utf-8"?>
-<w:styles xmlns:mc="http://schemas.openxmlformats.org/markup-compatibility/2006" xmlns:r="http://schemas.openxmlformats.org/officeDocument/2006/relationships" xmlns:w="http://schemas.openxmlformats.org/wordprocessingml/2006/main" xmlns:w14="http://schemas.microsoft.com/office/word/2010/wordml" xmlns:w15="http://schemas.microsoft.com/office/word/2012/wordml" mc:Ignorable="w14 w15">
+<w:styles xmlns:mc="http://schemas.openxmlformats.org/markup-compatibility/2006" xmlns:r="http://schemas.openxmlformats.org/officeDocument/2006/relationships" xmlns:w="http://schemas.openxmlformats.org/wordprocessingml/2006/main" xmlns:w14="http://schemas.microsoft.com/office/word/2010/wordml" xmlns:w15="http://schemas.microsoft.com/office/word/2012/wordml" xmlns:w16cex="http://schemas.microsoft.com/office/word/2018/wordml/cex" xmlns:w16cid="http://schemas.microsoft.com/office/word/2016/wordml/cid" xmlns:w16="http://schemas.microsoft.com/office/word/2018/wordml" xmlns:w16du="http://schemas.microsoft.com/office/word/2023/wordml/word16du" xmlns:w16sdtdh="http://schemas.microsoft.com/office/word/2020/wordml/sdtdatahash" xmlns:w16sdtfl="http://schemas.microsoft.com/office/word/2024/wordml/sdtformatlock" xmlns:w16se="http://schemas.microsoft.com/office/word/2015/wordml/symex" mc:Ignorable="w14 w15 w16se w16cid w16 w16cex w16sdtdh w16sdtfl w16du">
   <w:docDefaults>
     <w:rPrDefault>
       <w:rPr>
@@ -17303,7 +19330,7 @@
       </w:pPr>
     </w:pPrDefault>
   </w:docDefaults>
-  <w:latentStyles w:defLockedState="0" w:defUIPriority="99" w:defSemiHidden="0" w:defUnhideWhenUsed="0" w:defQFormat="0" w:count="371">
+  <w:latentStyles w:defLockedState="0" w:defUIPriority="99" w:defSemiHidden="0" w:defUnhideWhenUsed="0" w:defQFormat="0" w:count="376">
     <w:lsdException w:name="Normal" w:uiPriority="0" w:qFormat="1"/>
     <w:lsdException w:name="heading 1" w:uiPriority="9" w:qFormat="1"/>
     <w:lsdException w:name="heading 2" w:semiHidden="1" w:uiPriority="9" w:unhideWhenUsed="1" w:qFormat="1"/>
@@ -17675,6 +19702,11 @@
     <w:lsdException w:name="List Table 5 Dark Accent 6" w:uiPriority="50"/>
     <w:lsdException w:name="List Table 6 Colorful Accent 6" w:uiPriority="51"/>
     <w:lsdException w:name="List Table 7 Colorful Accent 6" w:uiPriority="52"/>
+    <w:lsdException w:name="Mention" w:semiHidden="1" w:unhideWhenUsed="1"/>
+    <w:lsdException w:name="Smart Hyperlink" w:semiHidden="1" w:unhideWhenUsed="1"/>
+    <w:lsdException w:name="Hashtag" w:semiHidden="1" w:unhideWhenUsed="1"/>
+    <w:lsdException w:name="Unresolved Mention" w:semiHidden="1" w:unhideWhenUsed="1"/>
+    <w:lsdException w:name="Smart Link" w:semiHidden="1" w:unhideWhenUsed="1"/>
   </w:latentStyles>
   <w:style w:type="paragraph" w:default="1" w:styleId="Normal">
     <w:name w:val="Normal"/>
@@ -17768,6 +19800,7 @@
   <w:style w:type="character" w:default="1" w:styleId="DefaultParagraphFont">
     <w:name w:val="Default Paragraph Font"/>
     <w:uiPriority w:val="1"/>
+    <w:semiHidden/>
     <w:unhideWhenUsed/>
   </w:style>
   <w:style w:type="table" w:default="1" w:styleId="TableNormal">

--- a/FINE-TUNING.docx
+++ b/FINE-TUNING.docx
@@ -1,33 +1,1483 @@
 
 <file path=word/document.xml><?xml version="1.0" encoding="utf-8"?>
-<w:document xmlns:wpc="http://schemas.microsoft.com/office/word/2010/wordprocessingCanvas" xmlns:cx="http://schemas.microsoft.com/office/drawing/2014/chartex" xmlns:cx1="http://schemas.microsoft.com/office/drawing/2015/9/8/chartex" xmlns:cx2="http://schemas.microsoft.com/office/drawing/2015/10/21/chartex" xmlns:cx3="http://schemas.microsoft.com/office/drawing/2016/5/9/chartex" xmlns:cx4="http://schemas.microsoft.com/office/drawing/2016/5/10/chartex" xmlns:cx5="http://schemas.microsoft.com/office/drawing/2016/5/11/chartex" xmlns:cx6="http://schemas.microsoft.com/office/drawing/2016/5/12/chartex" xmlns:cx7="http://schemas.microsoft.com/office/drawing/2016/5/13/chartex" xmlns:cx8="http://schemas.microsoft.com/office/drawing/2016/5/14/chartex" xmlns:mc="http://schemas.openxmlformats.org/markup-compatibility/2006" xmlns:aink="http://schemas.microsoft.com/office/drawing/2016/ink" xmlns:am3d="http://schemas.microsoft.com/office/drawing/2017/model3d" xmlns:o="urn:schemas-microsoft-com:office:office" xmlns:oel="http://schemas.microsoft.com/office/2019/extlst" xmlns:r="http://schemas.openxmlformats.org/officeDocument/2006/relationships" xmlns:m="http://schemas.openxmlformats.org/officeDocument/2006/math" xmlns:v="urn:schemas-microsoft-com:vml" xmlns:wp14="http://schemas.microsoft.com/office/word/2010/wordprocessingDrawing" xmlns:wp="http://schemas.openxmlformats.org/drawingml/2006/wordprocessingDrawing" xmlns:w10="urn:schemas-microsoft-com:office:word" xmlns:w="http://schemas.openxmlformats.org/wordprocessingml/2006/main" xmlns:w14="http://schemas.microsoft.com/office/word/2010/wordml" xmlns:w15="http://schemas.microsoft.com/office/word/2012/wordml" xmlns:w16cex="http://schemas.microsoft.com/office/word/2018/wordml/cex" xmlns:w16cid="http://schemas.microsoft.com/office/word/2016/wordml/cid" xmlns:w16="http://schemas.microsoft.com/office/word/2018/wordml" xmlns:w16du="http://schemas.microsoft.com/office/word/2023/wordml/word16du" xmlns:w16sdtdh="http://schemas.microsoft.com/office/word/2020/wordml/sdtdatahash" xmlns:w16sdtfl="http://schemas.microsoft.com/office/word/2024/wordml/sdtformatlock" xmlns:w16se="http://schemas.microsoft.com/office/word/2015/wordml/symex" xmlns:wpg="http://schemas.microsoft.com/office/word/2010/wordprocessingGroup" xmlns:wpi="http://schemas.microsoft.com/office/word/2010/wordprocessingInk" xmlns:wne="http://schemas.microsoft.com/office/word/2006/wordml" xmlns:wps="http://schemas.microsoft.com/office/word/2010/wordprocessingShape" mc:Ignorable="w14 w15 w16se w16cid w16 w16cex w16sdtdh w16sdtfl w16du wp14">
+<w:document xmlns:wpc="http://schemas.microsoft.com/office/word/2010/wordprocessingCanvas" xmlns:mc="http://schemas.openxmlformats.org/markup-compatibility/2006" xmlns:o="urn:schemas-microsoft-com:office:office" xmlns:r="http://schemas.openxmlformats.org/officeDocument/2006/relationships" xmlns:m="http://schemas.openxmlformats.org/officeDocument/2006/math" xmlns:v="urn:schemas-microsoft-com:vml" xmlns:wp14="http://schemas.microsoft.com/office/word/2010/wordprocessingDrawing" xmlns:wp="http://schemas.openxmlformats.org/drawingml/2006/wordprocessingDrawing" xmlns:w10="urn:schemas-microsoft-com:office:word" xmlns:w="http://schemas.openxmlformats.org/wordprocessingml/2006/main" xmlns:w14="http://schemas.microsoft.com/office/word/2010/wordml" xmlns:w15="http://schemas.microsoft.com/office/word/2012/wordml" xmlns:wpg="http://schemas.microsoft.com/office/word/2010/wordprocessingGroup" xmlns:wpi="http://schemas.microsoft.com/office/word/2010/wordprocessingInk" xmlns:wne="http://schemas.microsoft.com/office/word/2006/wordml" xmlns:wps="http://schemas.microsoft.com/office/word/2010/wordprocessingShape" mc:Ignorable="w14 w15 wp14">
   <w:body>
-    <w:p>
-      <w:pPr>
-        <w:pStyle w:val="ListParagraph"/>
+    <w:sdt>
+      <w:sdtPr>
+        <w:id w:val="28772110"/>
+        <w:docPartObj>
+          <w:docPartGallery w:val="Table of Contents"/>
+          <w:docPartUnique/>
+        </w:docPartObj>
+      </w:sdtPr>
+      <w:sdtEndPr>
+        <w:rPr>
+          <w:rFonts w:asciiTheme="minorHAnsi" w:eastAsiaTheme="minorHAnsi" w:hAnsiTheme="minorHAnsi" w:cstheme="minorBidi"/>
+          <w:b/>
+          <w:bCs/>
+          <w:noProof/>
+          <w:color w:val="auto"/>
+          <w:sz w:val="22"/>
+          <w:szCs w:val="22"/>
+          <w:lang w:val="en-IN"/>
+        </w:rPr>
+      </w:sdtEndPr>
+      <w:sdtContent>
+        <w:bookmarkStart w:id="0" w:name="_GoBack" w:displacedByCustomXml="prev"/>
+        <w:bookmarkEnd w:id="0" w:displacedByCustomXml="prev"/>
+        <w:p>
+          <w:pPr>
+            <w:pStyle w:val="TOCHeading"/>
+          </w:pPr>
+          <w:r>
+            <w:t>Contents</w:t>
+          </w:r>
+        </w:p>
+        <w:p>
+          <w:pPr>
+            <w:pStyle w:val="TOC1"/>
+            <w:tabs>
+              <w:tab w:val="right" w:leader="dot" w:pos="9736"/>
+            </w:tabs>
+            <w:rPr>
+              <w:rFonts w:eastAsiaTheme="minorEastAsia"/>
+              <w:noProof/>
+              <w:lang w:eastAsia="en-IN"/>
+            </w:rPr>
+          </w:pPr>
+          <w:r>
+            <w:fldChar w:fldCharType="begin"/>
+          </w:r>
+          <w:r>
+            <w:instrText xml:space="preserve"> TOC \o "1-3" \h \z \u </w:instrText>
+          </w:r>
+          <w:r>
+            <w:fldChar w:fldCharType="separate"/>
+          </w:r>
+          <w:hyperlink w:anchor="_Toc215323148" w:history="1">
+            <w:r>
+              <w:rPr>
+                <w:rStyle w:val="Hyperlink"/>
+                <w:rFonts w:ascii="Aptos" w:hAnsi="Aptos"/>
+                <w:b/>
+                <w:noProof/>
+                <w:lang w:val="en-US"/>
+              </w:rPr>
+              <w:t>1. Fine tuning:</w:t>
+            </w:r>
+            <w:r>
+              <w:rPr>
+                <w:noProof/>
+                <w:webHidden/>
+              </w:rPr>
+              <w:tab/>
+            </w:r>
+            <w:r>
+              <w:rPr>
+                <w:noProof/>
+                <w:webHidden/>
+              </w:rPr>
+              <w:fldChar w:fldCharType="begin"/>
+            </w:r>
+            <w:r>
+              <w:rPr>
+                <w:noProof/>
+                <w:webHidden/>
+              </w:rPr>
+              <w:instrText xml:space="preserve"> PAGEREF _Toc215323148 \h </w:instrText>
+            </w:r>
+            <w:r>
+              <w:rPr>
+                <w:noProof/>
+                <w:webHidden/>
+              </w:rPr>
+            </w:r>
+            <w:r>
+              <w:rPr>
+                <w:noProof/>
+                <w:webHidden/>
+              </w:rPr>
+              <w:fldChar w:fldCharType="separate"/>
+            </w:r>
+            <w:r>
+              <w:rPr>
+                <w:noProof/>
+                <w:webHidden/>
+              </w:rPr>
+              <w:t>2</w:t>
+            </w:r>
+            <w:r>
+              <w:rPr>
+                <w:noProof/>
+                <w:webHidden/>
+              </w:rPr>
+              <w:fldChar w:fldCharType="end"/>
+            </w:r>
+          </w:hyperlink>
+        </w:p>
+        <w:p>
+          <w:pPr>
+            <w:pStyle w:val="TOC2"/>
+            <w:tabs>
+              <w:tab w:val="right" w:leader="dot" w:pos="9736"/>
+            </w:tabs>
+            <w:rPr>
+              <w:rFonts w:eastAsiaTheme="minorEastAsia"/>
+              <w:noProof/>
+              <w:lang w:eastAsia="en-IN"/>
+            </w:rPr>
+          </w:pPr>
+          <w:hyperlink w:anchor="_Toc215323149" w:history="1">
+            <w:r>
+              <w:rPr>
+                <w:rStyle w:val="Hyperlink"/>
+                <w:rFonts w:ascii="Aptos" w:hAnsi="Aptos"/>
+                <w:b/>
+                <w:noProof/>
+                <w:lang w:val="en-US"/>
+              </w:rPr>
+              <w:t>Sunny Savita</w:t>
+            </w:r>
+            <w:r>
+              <w:rPr>
+                <w:noProof/>
+                <w:webHidden/>
+              </w:rPr>
+              <w:tab/>
+            </w:r>
+            <w:r>
+              <w:rPr>
+                <w:noProof/>
+                <w:webHidden/>
+              </w:rPr>
+              <w:fldChar w:fldCharType="begin"/>
+            </w:r>
+            <w:r>
+              <w:rPr>
+                <w:noProof/>
+                <w:webHidden/>
+              </w:rPr>
+              <w:instrText xml:space="preserve"> PAGEREF _Toc215323149 \h </w:instrText>
+            </w:r>
+            <w:r>
+              <w:rPr>
+                <w:noProof/>
+                <w:webHidden/>
+              </w:rPr>
+            </w:r>
+            <w:r>
+              <w:rPr>
+                <w:noProof/>
+                <w:webHidden/>
+              </w:rPr>
+              <w:fldChar w:fldCharType="separate"/>
+            </w:r>
+            <w:r>
+              <w:rPr>
+                <w:noProof/>
+                <w:webHidden/>
+              </w:rPr>
+              <w:t>2</w:t>
+            </w:r>
+            <w:r>
+              <w:rPr>
+                <w:noProof/>
+                <w:webHidden/>
+              </w:rPr>
+              <w:fldChar w:fldCharType="end"/>
+            </w:r>
+          </w:hyperlink>
+        </w:p>
+        <w:p>
+          <w:pPr>
+            <w:pStyle w:val="TOC1"/>
+            <w:tabs>
+              <w:tab w:val="right" w:leader="dot" w:pos="9736"/>
+            </w:tabs>
+            <w:rPr>
+              <w:rFonts w:eastAsiaTheme="minorEastAsia"/>
+              <w:noProof/>
+              <w:lang w:eastAsia="en-IN"/>
+            </w:rPr>
+          </w:pPr>
+          <w:hyperlink w:anchor="_Toc215323150" w:history="1">
+            <w:r>
+              <w:rPr>
+                <w:rStyle w:val="Hyperlink"/>
+                <w:rFonts w:ascii="Aptos" w:hAnsi="Aptos"/>
+                <w:b/>
+                <w:noProof/>
+                <w:lang w:val="en-US"/>
+              </w:rPr>
+              <w:t>2. Transfer learning</w:t>
+            </w:r>
+            <w:r>
+              <w:rPr>
+                <w:noProof/>
+                <w:webHidden/>
+              </w:rPr>
+              <w:tab/>
+            </w:r>
+            <w:r>
+              <w:rPr>
+                <w:noProof/>
+                <w:webHidden/>
+              </w:rPr>
+              <w:fldChar w:fldCharType="begin"/>
+            </w:r>
+            <w:r>
+              <w:rPr>
+                <w:noProof/>
+                <w:webHidden/>
+              </w:rPr>
+              <w:instrText xml:space="preserve"> PAGEREF _Toc215323150 \h </w:instrText>
+            </w:r>
+            <w:r>
+              <w:rPr>
+                <w:noProof/>
+                <w:webHidden/>
+              </w:rPr>
+            </w:r>
+            <w:r>
+              <w:rPr>
+                <w:noProof/>
+                <w:webHidden/>
+              </w:rPr>
+              <w:fldChar w:fldCharType="separate"/>
+            </w:r>
+            <w:r>
+              <w:rPr>
+                <w:noProof/>
+                <w:webHidden/>
+              </w:rPr>
+              <w:t>2</w:t>
+            </w:r>
+            <w:r>
+              <w:rPr>
+                <w:noProof/>
+                <w:webHidden/>
+              </w:rPr>
+              <w:fldChar w:fldCharType="end"/>
+            </w:r>
+          </w:hyperlink>
+        </w:p>
+        <w:p>
+          <w:pPr>
+            <w:pStyle w:val="TOC3"/>
+            <w:tabs>
+              <w:tab w:val="right" w:leader="dot" w:pos="9736"/>
+            </w:tabs>
+            <w:rPr>
+              <w:rFonts w:eastAsiaTheme="minorEastAsia"/>
+              <w:noProof/>
+              <w:lang w:eastAsia="en-IN"/>
+            </w:rPr>
+          </w:pPr>
+          <w:hyperlink w:anchor="_Toc215323151" w:history="1">
+            <w:r>
+              <w:rPr>
+                <w:rStyle w:val="Hyperlink"/>
+                <w:rFonts w:ascii="Aptos" w:hAnsi="Aptos"/>
+                <w:noProof/>
+                <w:lang w:val="en-US"/>
+              </w:rPr>
+              <w:t>Fine tuning Frameworks:</w:t>
+            </w:r>
+            <w:r>
+              <w:rPr>
+                <w:noProof/>
+                <w:webHidden/>
+              </w:rPr>
+              <w:tab/>
+            </w:r>
+            <w:r>
+              <w:rPr>
+                <w:noProof/>
+                <w:webHidden/>
+              </w:rPr>
+              <w:fldChar w:fldCharType="begin"/>
+            </w:r>
+            <w:r>
+              <w:rPr>
+                <w:noProof/>
+                <w:webHidden/>
+              </w:rPr>
+              <w:instrText xml:space="preserve"> PAGEREF _Toc215323151 \h </w:instrText>
+            </w:r>
+            <w:r>
+              <w:rPr>
+                <w:noProof/>
+                <w:webHidden/>
+              </w:rPr>
+            </w:r>
+            <w:r>
+              <w:rPr>
+                <w:noProof/>
+                <w:webHidden/>
+              </w:rPr>
+              <w:fldChar w:fldCharType="separate"/>
+            </w:r>
+            <w:r>
+              <w:rPr>
+                <w:noProof/>
+                <w:webHidden/>
+              </w:rPr>
+              <w:t>2</w:t>
+            </w:r>
+            <w:r>
+              <w:rPr>
+                <w:noProof/>
+                <w:webHidden/>
+              </w:rPr>
+              <w:fldChar w:fldCharType="end"/>
+            </w:r>
+          </w:hyperlink>
+        </w:p>
+        <w:p>
+          <w:pPr>
+            <w:pStyle w:val="TOC2"/>
+            <w:tabs>
+              <w:tab w:val="right" w:leader="dot" w:pos="9736"/>
+            </w:tabs>
+            <w:rPr>
+              <w:rFonts w:eastAsiaTheme="minorEastAsia"/>
+              <w:noProof/>
+              <w:lang w:eastAsia="en-IN"/>
+            </w:rPr>
+          </w:pPr>
+          <w:hyperlink w:anchor="_Toc215323152" w:history="1">
+            <w:r>
+              <w:rPr>
+                <w:rStyle w:val="Hyperlink"/>
+                <w:rFonts w:ascii="Aptos" w:hAnsi="Aptos"/>
+                <w:noProof/>
+              </w:rPr>
+              <w:t>Why Finetuning Was Difficult in RNN or LSTM – How Transformers Changed the Game</w:t>
+            </w:r>
+            <w:r>
+              <w:rPr>
+                <w:noProof/>
+                <w:webHidden/>
+              </w:rPr>
+              <w:tab/>
+            </w:r>
+            <w:r>
+              <w:rPr>
+                <w:noProof/>
+                <w:webHidden/>
+              </w:rPr>
+              <w:fldChar w:fldCharType="begin"/>
+            </w:r>
+            <w:r>
+              <w:rPr>
+                <w:noProof/>
+                <w:webHidden/>
+              </w:rPr>
+              <w:instrText xml:space="preserve"> PAGEREF _Toc215323152 \h </w:instrText>
+            </w:r>
+            <w:r>
+              <w:rPr>
+                <w:noProof/>
+                <w:webHidden/>
+              </w:rPr>
+            </w:r>
+            <w:r>
+              <w:rPr>
+                <w:noProof/>
+                <w:webHidden/>
+              </w:rPr>
+              <w:fldChar w:fldCharType="separate"/>
+            </w:r>
+            <w:r>
+              <w:rPr>
+                <w:noProof/>
+                <w:webHidden/>
+              </w:rPr>
+              <w:t>6</w:t>
+            </w:r>
+            <w:r>
+              <w:rPr>
+                <w:noProof/>
+                <w:webHidden/>
+              </w:rPr>
+              <w:fldChar w:fldCharType="end"/>
+            </w:r>
+          </w:hyperlink>
+        </w:p>
+        <w:p>
+          <w:pPr>
+            <w:pStyle w:val="TOC2"/>
+            <w:tabs>
+              <w:tab w:val="right" w:leader="dot" w:pos="9736"/>
+            </w:tabs>
+            <w:rPr>
+              <w:rFonts w:eastAsiaTheme="minorEastAsia"/>
+              <w:noProof/>
+              <w:lang w:eastAsia="en-IN"/>
+            </w:rPr>
+          </w:pPr>
+          <w:hyperlink w:anchor="_Toc215323153" w:history="1">
+            <w:r>
+              <w:rPr>
+                <w:rStyle w:val="Hyperlink"/>
+                <w:rFonts w:ascii="Aptos" w:hAnsi="Aptos"/>
+                <w:noProof/>
+              </w:rPr>
+              <w:t>LSTM vs Transformer | Why Transformers Replaced LSTM in NLP</w:t>
+            </w:r>
+            <w:r>
+              <w:rPr>
+                <w:noProof/>
+                <w:webHidden/>
+              </w:rPr>
+              <w:tab/>
+            </w:r>
+            <w:r>
+              <w:rPr>
+                <w:noProof/>
+                <w:webHidden/>
+              </w:rPr>
+              <w:fldChar w:fldCharType="begin"/>
+            </w:r>
+            <w:r>
+              <w:rPr>
+                <w:noProof/>
+                <w:webHidden/>
+              </w:rPr>
+              <w:instrText xml:space="preserve"> PAGEREF _Toc215323153 \h </w:instrText>
+            </w:r>
+            <w:r>
+              <w:rPr>
+                <w:noProof/>
+                <w:webHidden/>
+              </w:rPr>
+            </w:r>
+            <w:r>
+              <w:rPr>
+                <w:noProof/>
+                <w:webHidden/>
+              </w:rPr>
+              <w:fldChar w:fldCharType="separate"/>
+            </w:r>
+            <w:r>
+              <w:rPr>
+                <w:noProof/>
+                <w:webHidden/>
+              </w:rPr>
+              <w:t>6</w:t>
+            </w:r>
+            <w:r>
+              <w:rPr>
+                <w:noProof/>
+                <w:webHidden/>
+              </w:rPr>
+              <w:fldChar w:fldCharType="end"/>
+            </w:r>
+          </w:hyperlink>
+        </w:p>
+        <w:p>
+          <w:pPr>
+            <w:pStyle w:val="TOC1"/>
+            <w:tabs>
+              <w:tab w:val="right" w:leader="dot" w:pos="9736"/>
+            </w:tabs>
+            <w:rPr>
+              <w:rFonts w:eastAsiaTheme="minorEastAsia"/>
+              <w:noProof/>
+              <w:lang w:eastAsia="en-IN"/>
+            </w:rPr>
+          </w:pPr>
+          <w:hyperlink w:anchor="_Toc215323154" w:history="1">
+            <w:r>
+              <w:rPr>
+                <w:rStyle w:val="Hyperlink"/>
+                <w:noProof/>
+              </w:rPr>
+              <w:t>Fine tuning VS RAG VS Agents</w:t>
+            </w:r>
+            <w:r>
+              <w:rPr>
+                <w:noProof/>
+                <w:webHidden/>
+              </w:rPr>
+              <w:tab/>
+            </w:r>
+            <w:r>
+              <w:rPr>
+                <w:noProof/>
+                <w:webHidden/>
+              </w:rPr>
+              <w:fldChar w:fldCharType="begin"/>
+            </w:r>
+            <w:r>
+              <w:rPr>
+                <w:noProof/>
+                <w:webHidden/>
+              </w:rPr>
+              <w:instrText xml:space="preserve"> PAGEREF _Toc215323154 \h </w:instrText>
+            </w:r>
+            <w:r>
+              <w:rPr>
+                <w:noProof/>
+                <w:webHidden/>
+              </w:rPr>
+            </w:r>
+            <w:r>
+              <w:rPr>
+                <w:noProof/>
+                <w:webHidden/>
+              </w:rPr>
+              <w:fldChar w:fldCharType="separate"/>
+            </w:r>
+            <w:r>
+              <w:rPr>
+                <w:noProof/>
+                <w:webHidden/>
+              </w:rPr>
+              <w:t>7</w:t>
+            </w:r>
+            <w:r>
+              <w:rPr>
+                <w:noProof/>
+                <w:webHidden/>
+              </w:rPr>
+              <w:fldChar w:fldCharType="end"/>
+            </w:r>
+          </w:hyperlink>
+        </w:p>
+        <w:p>
+          <w:pPr>
+            <w:pStyle w:val="TOC2"/>
+            <w:tabs>
+              <w:tab w:val="right" w:leader="dot" w:pos="9736"/>
+            </w:tabs>
+            <w:rPr>
+              <w:rFonts w:eastAsiaTheme="minorEastAsia"/>
+              <w:noProof/>
+              <w:lang w:eastAsia="en-IN"/>
+            </w:rPr>
+          </w:pPr>
+          <w:hyperlink w:anchor="_Toc215323155" w:history="1">
+            <w:r>
+              <w:rPr>
+                <w:rStyle w:val="Hyperlink"/>
+                <w:rFonts w:ascii="Aptos" w:hAnsi="Aptos"/>
+                <w:b/>
+                <w:noProof/>
+              </w:rPr>
+              <w:t>Master Hugging Face</w:t>
+            </w:r>
+            <w:r>
+              <w:rPr>
+                <w:noProof/>
+                <w:webHidden/>
+              </w:rPr>
+              <w:tab/>
+            </w:r>
+            <w:r>
+              <w:rPr>
+                <w:noProof/>
+                <w:webHidden/>
+              </w:rPr>
+              <w:fldChar w:fldCharType="begin"/>
+            </w:r>
+            <w:r>
+              <w:rPr>
+                <w:noProof/>
+                <w:webHidden/>
+              </w:rPr>
+              <w:instrText xml:space="preserve"> PAGEREF _Toc215323155 \h </w:instrText>
+            </w:r>
+            <w:r>
+              <w:rPr>
+                <w:noProof/>
+                <w:webHidden/>
+              </w:rPr>
+            </w:r>
+            <w:r>
+              <w:rPr>
+                <w:noProof/>
+                <w:webHidden/>
+              </w:rPr>
+              <w:fldChar w:fldCharType="separate"/>
+            </w:r>
+            <w:r>
+              <w:rPr>
+                <w:noProof/>
+                <w:webHidden/>
+              </w:rPr>
+              <w:t>9</w:t>
+            </w:r>
+            <w:r>
+              <w:rPr>
+                <w:noProof/>
+                <w:webHidden/>
+              </w:rPr>
+              <w:fldChar w:fldCharType="end"/>
+            </w:r>
+          </w:hyperlink>
+        </w:p>
+        <w:p>
+          <w:pPr>
+            <w:pStyle w:val="TOC2"/>
+            <w:tabs>
+              <w:tab w:val="right" w:leader="dot" w:pos="9736"/>
+            </w:tabs>
+            <w:rPr>
+              <w:rFonts w:eastAsiaTheme="minorEastAsia"/>
+              <w:noProof/>
+              <w:lang w:eastAsia="en-IN"/>
+            </w:rPr>
+          </w:pPr>
+          <w:hyperlink w:anchor="_Toc215323156" w:history="1">
+            <w:r>
+              <w:rPr>
+                <w:rStyle w:val="Hyperlink"/>
+                <w:rFonts w:ascii="Aptos" w:hAnsi="Aptos"/>
+                <w:noProof/>
+              </w:rPr>
+              <w:t>Evaluation:</w:t>
+            </w:r>
+            <w:r>
+              <w:rPr>
+                <w:noProof/>
+                <w:webHidden/>
+              </w:rPr>
+              <w:tab/>
+            </w:r>
+            <w:r>
+              <w:rPr>
+                <w:noProof/>
+                <w:webHidden/>
+              </w:rPr>
+              <w:fldChar w:fldCharType="begin"/>
+            </w:r>
+            <w:r>
+              <w:rPr>
+                <w:noProof/>
+                <w:webHidden/>
+              </w:rPr>
+              <w:instrText xml:space="preserve"> PAGEREF _Toc215323156 \h </w:instrText>
+            </w:r>
+            <w:r>
+              <w:rPr>
+                <w:noProof/>
+                <w:webHidden/>
+              </w:rPr>
+            </w:r>
+            <w:r>
+              <w:rPr>
+                <w:noProof/>
+                <w:webHidden/>
+              </w:rPr>
+              <w:fldChar w:fldCharType="separate"/>
+            </w:r>
+            <w:r>
+              <w:rPr>
+                <w:noProof/>
+                <w:webHidden/>
+              </w:rPr>
+              <w:t>10</w:t>
+            </w:r>
+            <w:r>
+              <w:rPr>
+                <w:noProof/>
+                <w:webHidden/>
+              </w:rPr>
+              <w:fldChar w:fldCharType="end"/>
+            </w:r>
+          </w:hyperlink>
+        </w:p>
+        <w:p>
+          <w:pPr>
+            <w:pStyle w:val="TOC3"/>
+            <w:tabs>
+              <w:tab w:val="right" w:leader="dot" w:pos="9736"/>
+            </w:tabs>
+            <w:rPr>
+              <w:rFonts w:eastAsiaTheme="minorEastAsia"/>
+              <w:noProof/>
+              <w:lang w:eastAsia="en-IN"/>
+            </w:rPr>
+          </w:pPr>
+          <w:hyperlink w:anchor="_Toc215323157" w:history="1">
+            <w:r>
+              <w:rPr>
+                <w:rStyle w:val="Hyperlink"/>
+                <w:rFonts w:ascii="Aptos" w:hAnsi="Aptos" w:cs="Arial"/>
+                <w:noProof/>
+                <w:bdr w:val="none" w:sz="0" w:space="0" w:color="auto" w:frame="1"/>
+              </w:rPr>
+              <w:t>Fine-Tuning BERT for NLP</w:t>
+            </w:r>
+            <w:r>
+              <w:rPr>
+                <w:noProof/>
+                <w:webHidden/>
+              </w:rPr>
+              <w:tab/>
+            </w:r>
+            <w:r>
+              <w:rPr>
+                <w:noProof/>
+                <w:webHidden/>
+              </w:rPr>
+              <w:fldChar w:fldCharType="begin"/>
+            </w:r>
+            <w:r>
+              <w:rPr>
+                <w:noProof/>
+                <w:webHidden/>
+              </w:rPr>
+              <w:instrText xml:space="preserve"> PAGEREF _Toc215323157 \h </w:instrText>
+            </w:r>
+            <w:r>
+              <w:rPr>
+                <w:noProof/>
+                <w:webHidden/>
+              </w:rPr>
+            </w:r>
+            <w:r>
+              <w:rPr>
+                <w:noProof/>
+                <w:webHidden/>
+              </w:rPr>
+              <w:fldChar w:fldCharType="separate"/>
+            </w:r>
+            <w:r>
+              <w:rPr>
+                <w:noProof/>
+                <w:webHidden/>
+              </w:rPr>
+              <w:t>11</w:t>
+            </w:r>
+            <w:r>
+              <w:rPr>
+                <w:noProof/>
+                <w:webHidden/>
+              </w:rPr>
+              <w:fldChar w:fldCharType="end"/>
+            </w:r>
+          </w:hyperlink>
+        </w:p>
+        <w:p>
+          <w:pPr>
+            <w:pStyle w:val="TOC1"/>
+            <w:tabs>
+              <w:tab w:val="right" w:leader="dot" w:pos="9736"/>
+            </w:tabs>
+            <w:rPr>
+              <w:rFonts w:eastAsiaTheme="minorEastAsia"/>
+              <w:noProof/>
+              <w:lang w:eastAsia="en-IN"/>
+            </w:rPr>
+          </w:pPr>
+          <w:hyperlink w:anchor="_Toc215323158" w:history="1">
+            <w:r>
+              <w:rPr>
+                <w:rStyle w:val="Hyperlink"/>
+                <w:noProof/>
+              </w:rPr>
+              <w:t>LLM Knowledge Distillation</w:t>
+            </w:r>
+            <w:r>
+              <w:rPr>
+                <w:noProof/>
+                <w:webHidden/>
+              </w:rPr>
+              <w:tab/>
+            </w:r>
+            <w:r>
+              <w:rPr>
+                <w:noProof/>
+                <w:webHidden/>
+              </w:rPr>
+              <w:fldChar w:fldCharType="begin"/>
+            </w:r>
+            <w:r>
+              <w:rPr>
+                <w:noProof/>
+                <w:webHidden/>
+              </w:rPr>
+              <w:instrText xml:space="preserve"> PAGEREF _Toc215323158 \h </w:instrText>
+            </w:r>
+            <w:r>
+              <w:rPr>
+                <w:noProof/>
+                <w:webHidden/>
+              </w:rPr>
+            </w:r>
+            <w:r>
+              <w:rPr>
+                <w:noProof/>
+                <w:webHidden/>
+              </w:rPr>
+              <w:fldChar w:fldCharType="separate"/>
+            </w:r>
+            <w:r>
+              <w:rPr>
+                <w:noProof/>
+                <w:webHidden/>
+              </w:rPr>
+              <w:t>12</w:t>
+            </w:r>
+            <w:r>
+              <w:rPr>
+                <w:noProof/>
+                <w:webHidden/>
+              </w:rPr>
+              <w:fldChar w:fldCharType="end"/>
+            </w:r>
+          </w:hyperlink>
+        </w:p>
+        <w:p>
+          <w:pPr>
+            <w:pStyle w:val="TOC1"/>
+            <w:tabs>
+              <w:tab w:val="right" w:leader="dot" w:pos="9736"/>
+            </w:tabs>
+            <w:rPr>
+              <w:rFonts w:eastAsiaTheme="minorEastAsia"/>
+              <w:noProof/>
+              <w:lang w:eastAsia="en-IN"/>
+            </w:rPr>
+          </w:pPr>
+          <w:hyperlink w:anchor="_Toc215323159" w:history="1">
+            <w:r>
+              <w:rPr>
+                <w:rStyle w:val="Hyperlink"/>
+                <w:b/>
+                <w:noProof/>
+              </w:rPr>
+              <w:t>Quantization:</w:t>
+            </w:r>
+            <w:r>
+              <w:rPr>
+                <w:noProof/>
+                <w:webHidden/>
+              </w:rPr>
+              <w:tab/>
+            </w:r>
+            <w:r>
+              <w:rPr>
+                <w:noProof/>
+                <w:webHidden/>
+              </w:rPr>
+              <w:fldChar w:fldCharType="begin"/>
+            </w:r>
+            <w:r>
+              <w:rPr>
+                <w:noProof/>
+                <w:webHidden/>
+              </w:rPr>
+              <w:instrText xml:space="preserve"> PAGEREF _Toc215323159 \h </w:instrText>
+            </w:r>
+            <w:r>
+              <w:rPr>
+                <w:noProof/>
+                <w:webHidden/>
+              </w:rPr>
+            </w:r>
+            <w:r>
+              <w:rPr>
+                <w:noProof/>
+                <w:webHidden/>
+              </w:rPr>
+              <w:fldChar w:fldCharType="separate"/>
+            </w:r>
+            <w:r>
+              <w:rPr>
+                <w:noProof/>
+                <w:webHidden/>
+              </w:rPr>
+              <w:t>15</w:t>
+            </w:r>
+            <w:r>
+              <w:rPr>
+                <w:noProof/>
+                <w:webHidden/>
+              </w:rPr>
+              <w:fldChar w:fldCharType="end"/>
+            </w:r>
+          </w:hyperlink>
+        </w:p>
+        <w:p>
+          <w:pPr>
+            <w:pStyle w:val="TOC3"/>
+            <w:tabs>
+              <w:tab w:val="right" w:leader="dot" w:pos="9736"/>
+            </w:tabs>
+            <w:rPr>
+              <w:rFonts w:eastAsiaTheme="minorEastAsia"/>
+              <w:noProof/>
+              <w:lang w:eastAsia="en-IN"/>
+            </w:rPr>
+          </w:pPr>
+          <w:hyperlink w:anchor="_Toc215323160" w:history="1">
+            <w:r>
+              <w:rPr>
+                <w:rStyle w:val="Hyperlink"/>
+                <w:rFonts w:ascii="Aptos" w:hAnsi="Aptos" w:cstheme="minorHAnsi"/>
+                <w:noProof/>
+              </w:rPr>
+              <w:t>How quantization bits conversion happens (FLOW):</w:t>
+            </w:r>
+            <w:r>
+              <w:rPr>
+                <w:noProof/>
+                <w:webHidden/>
+              </w:rPr>
+              <w:tab/>
+            </w:r>
+            <w:r>
+              <w:rPr>
+                <w:noProof/>
+                <w:webHidden/>
+              </w:rPr>
+              <w:fldChar w:fldCharType="begin"/>
+            </w:r>
+            <w:r>
+              <w:rPr>
+                <w:noProof/>
+                <w:webHidden/>
+              </w:rPr>
+              <w:instrText xml:space="preserve"> PAGEREF _Toc215323160 \h </w:instrText>
+            </w:r>
+            <w:r>
+              <w:rPr>
+                <w:noProof/>
+                <w:webHidden/>
+              </w:rPr>
+            </w:r>
+            <w:r>
+              <w:rPr>
+                <w:noProof/>
+                <w:webHidden/>
+              </w:rPr>
+              <w:fldChar w:fldCharType="separate"/>
+            </w:r>
+            <w:r>
+              <w:rPr>
+                <w:noProof/>
+                <w:webHidden/>
+              </w:rPr>
+              <w:t>16</w:t>
+            </w:r>
+            <w:r>
+              <w:rPr>
+                <w:noProof/>
+                <w:webHidden/>
+              </w:rPr>
+              <w:fldChar w:fldCharType="end"/>
+            </w:r>
+          </w:hyperlink>
+        </w:p>
+        <w:p>
+          <w:pPr>
+            <w:pStyle w:val="TOC2"/>
+            <w:tabs>
+              <w:tab w:val="right" w:leader="dot" w:pos="9736"/>
+            </w:tabs>
+            <w:rPr>
+              <w:rFonts w:eastAsiaTheme="minorEastAsia"/>
+              <w:noProof/>
+              <w:lang w:eastAsia="en-IN"/>
+            </w:rPr>
+          </w:pPr>
+          <w:hyperlink w:anchor="_Toc215323161" w:history="1">
+            <w:r>
+              <w:rPr>
+                <w:rStyle w:val="Hyperlink"/>
+                <w:rFonts w:ascii="Aptos" w:hAnsi="Aptos"/>
+                <w:b/>
+                <w:bCs/>
+                <w:noProof/>
+              </w:rPr>
+              <w:t>5.1. PTQ:</w:t>
+            </w:r>
+            <w:r>
+              <w:rPr>
+                <w:noProof/>
+                <w:webHidden/>
+              </w:rPr>
+              <w:tab/>
+            </w:r>
+            <w:r>
+              <w:rPr>
+                <w:noProof/>
+                <w:webHidden/>
+              </w:rPr>
+              <w:fldChar w:fldCharType="begin"/>
+            </w:r>
+            <w:r>
+              <w:rPr>
+                <w:noProof/>
+                <w:webHidden/>
+              </w:rPr>
+              <w:instrText xml:space="preserve"> PAGEREF _Toc215323161 \h </w:instrText>
+            </w:r>
+            <w:r>
+              <w:rPr>
+                <w:noProof/>
+                <w:webHidden/>
+              </w:rPr>
+            </w:r>
+            <w:r>
+              <w:rPr>
+                <w:noProof/>
+                <w:webHidden/>
+              </w:rPr>
+              <w:fldChar w:fldCharType="separate"/>
+            </w:r>
+            <w:r>
+              <w:rPr>
+                <w:noProof/>
+                <w:webHidden/>
+              </w:rPr>
+              <w:t>17</w:t>
+            </w:r>
+            <w:r>
+              <w:rPr>
+                <w:noProof/>
+                <w:webHidden/>
+              </w:rPr>
+              <w:fldChar w:fldCharType="end"/>
+            </w:r>
+          </w:hyperlink>
+        </w:p>
+        <w:p>
+          <w:pPr>
+            <w:pStyle w:val="TOC2"/>
+            <w:tabs>
+              <w:tab w:val="right" w:leader="dot" w:pos="9736"/>
+            </w:tabs>
+            <w:rPr>
+              <w:rFonts w:eastAsiaTheme="minorEastAsia"/>
+              <w:noProof/>
+              <w:lang w:eastAsia="en-IN"/>
+            </w:rPr>
+          </w:pPr>
+          <w:hyperlink w:anchor="_Toc215323162" w:history="1">
+            <w:r>
+              <w:rPr>
+                <w:rStyle w:val="Hyperlink"/>
+                <w:rFonts w:ascii="Aptos" w:hAnsi="Aptos" w:cs="Arial"/>
+                <w:b/>
+                <w:bCs/>
+                <w:noProof/>
+              </w:rPr>
+              <w:t>5.2. QAT</w:t>
+            </w:r>
+            <w:r>
+              <w:rPr>
+                <w:noProof/>
+                <w:webHidden/>
+              </w:rPr>
+              <w:tab/>
+            </w:r>
+            <w:r>
+              <w:rPr>
+                <w:noProof/>
+                <w:webHidden/>
+              </w:rPr>
+              <w:fldChar w:fldCharType="begin"/>
+            </w:r>
+            <w:r>
+              <w:rPr>
+                <w:noProof/>
+                <w:webHidden/>
+              </w:rPr>
+              <w:instrText xml:space="preserve"> PAGEREF _Toc215323162 \h </w:instrText>
+            </w:r>
+            <w:r>
+              <w:rPr>
+                <w:noProof/>
+                <w:webHidden/>
+              </w:rPr>
+            </w:r>
+            <w:r>
+              <w:rPr>
+                <w:noProof/>
+                <w:webHidden/>
+              </w:rPr>
+              <w:fldChar w:fldCharType="separate"/>
+            </w:r>
+            <w:r>
+              <w:rPr>
+                <w:noProof/>
+                <w:webHidden/>
+              </w:rPr>
+              <w:t>18</w:t>
+            </w:r>
+            <w:r>
+              <w:rPr>
+                <w:noProof/>
+                <w:webHidden/>
+              </w:rPr>
+              <w:fldChar w:fldCharType="end"/>
+            </w:r>
+          </w:hyperlink>
+        </w:p>
+        <w:p>
+          <w:pPr>
+            <w:pStyle w:val="TOC2"/>
+            <w:tabs>
+              <w:tab w:val="right" w:leader="dot" w:pos="9736"/>
+            </w:tabs>
+            <w:rPr>
+              <w:rFonts w:eastAsiaTheme="minorEastAsia"/>
+              <w:noProof/>
+              <w:lang w:eastAsia="en-IN"/>
+            </w:rPr>
+          </w:pPr>
+          <w:hyperlink w:anchor="_Toc215323163" w:history="1">
+            <w:r>
+              <w:rPr>
+                <w:rStyle w:val="Hyperlink"/>
+                <w:rFonts w:ascii="Aptos" w:hAnsi="Aptos"/>
+                <w:b/>
+                <w:bCs/>
+                <w:noProof/>
+              </w:rPr>
+              <w:t>5.3. GPTQ (Generalized/Gradient Post-Training Quantization) / (PTQ for LLMs)</w:t>
+            </w:r>
+            <w:r>
+              <w:rPr>
+                <w:noProof/>
+                <w:webHidden/>
+              </w:rPr>
+              <w:tab/>
+            </w:r>
+            <w:r>
+              <w:rPr>
+                <w:noProof/>
+                <w:webHidden/>
+              </w:rPr>
+              <w:fldChar w:fldCharType="begin"/>
+            </w:r>
+            <w:r>
+              <w:rPr>
+                <w:noProof/>
+                <w:webHidden/>
+              </w:rPr>
+              <w:instrText xml:space="preserve"> PAGEREF _Toc215323163 \h </w:instrText>
+            </w:r>
+            <w:r>
+              <w:rPr>
+                <w:noProof/>
+                <w:webHidden/>
+              </w:rPr>
+            </w:r>
+            <w:r>
+              <w:rPr>
+                <w:noProof/>
+                <w:webHidden/>
+              </w:rPr>
+              <w:fldChar w:fldCharType="separate"/>
+            </w:r>
+            <w:r>
+              <w:rPr>
+                <w:noProof/>
+                <w:webHidden/>
+              </w:rPr>
+              <w:t>19</w:t>
+            </w:r>
+            <w:r>
+              <w:rPr>
+                <w:noProof/>
+                <w:webHidden/>
+              </w:rPr>
+              <w:fldChar w:fldCharType="end"/>
+            </w:r>
+          </w:hyperlink>
+        </w:p>
+        <w:p>
+          <w:pPr>
+            <w:pStyle w:val="TOC2"/>
+            <w:tabs>
+              <w:tab w:val="right" w:leader="dot" w:pos="9736"/>
+            </w:tabs>
+            <w:rPr>
+              <w:rFonts w:eastAsiaTheme="minorEastAsia"/>
+              <w:noProof/>
+              <w:lang w:eastAsia="en-IN"/>
+            </w:rPr>
+          </w:pPr>
+          <w:hyperlink w:anchor="_Toc215323164" w:history="1">
+            <w:r>
+              <w:rPr>
+                <w:rStyle w:val="Hyperlink"/>
+                <w:rFonts w:ascii="Aptos" w:hAnsi="Aptos"/>
+                <w:b/>
+                <w:bCs/>
+                <w:noProof/>
+              </w:rPr>
+              <w:t>5.4. AWQ (Activation aware quantization) / (dynamic PTQ for LLMs):</w:t>
+            </w:r>
+            <w:r>
+              <w:rPr>
+                <w:noProof/>
+                <w:webHidden/>
+              </w:rPr>
+              <w:tab/>
+            </w:r>
+            <w:r>
+              <w:rPr>
+                <w:noProof/>
+                <w:webHidden/>
+              </w:rPr>
+              <w:fldChar w:fldCharType="begin"/>
+            </w:r>
+            <w:r>
+              <w:rPr>
+                <w:noProof/>
+                <w:webHidden/>
+              </w:rPr>
+              <w:instrText xml:space="preserve"> PAGEREF _Toc215323164 \h </w:instrText>
+            </w:r>
+            <w:r>
+              <w:rPr>
+                <w:noProof/>
+                <w:webHidden/>
+              </w:rPr>
+            </w:r>
+            <w:r>
+              <w:rPr>
+                <w:noProof/>
+                <w:webHidden/>
+              </w:rPr>
+              <w:fldChar w:fldCharType="separate"/>
+            </w:r>
+            <w:r>
+              <w:rPr>
+                <w:noProof/>
+                <w:webHidden/>
+              </w:rPr>
+              <w:t>23</w:t>
+            </w:r>
+            <w:r>
+              <w:rPr>
+                <w:noProof/>
+                <w:webHidden/>
+              </w:rPr>
+              <w:fldChar w:fldCharType="end"/>
+            </w:r>
+          </w:hyperlink>
+        </w:p>
+        <w:p>
+          <w:pPr>
+            <w:pStyle w:val="TOC2"/>
+            <w:tabs>
+              <w:tab w:val="right" w:leader="dot" w:pos="9736"/>
+            </w:tabs>
+            <w:rPr>
+              <w:rFonts w:eastAsiaTheme="minorEastAsia"/>
+              <w:noProof/>
+              <w:lang w:eastAsia="en-IN"/>
+            </w:rPr>
+          </w:pPr>
+          <w:hyperlink w:anchor="_Toc215323165" w:history="1">
+            <w:r>
+              <w:rPr>
+                <w:rStyle w:val="Hyperlink"/>
+                <w:rFonts w:ascii="Aptos" w:hAnsi="Aptos" w:cs="Times New Roman"/>
+                <w:b/>
+                <w:bCs/>
+                <w:noProof/>
+                <w:lang w:eastAsia="en-IN"/>
+              </w:rPr>
+              <w:t>llama.cpp</w:t>
+            </w:r>
+            <w:r>
+              <w:rPr>
+                <w:noProof/>
+                <w:webHidden/>
+              </w:rPr>
+              <w:tab/>
+            </w:r>
+            <w:r>
+              <w:rPr>
+                <w:noProof/>
+                <w:webHidden/>
+              </w:rPr>
+              <w:fldChar w:fldCharType="begin"/>
+            </w:r>
+            <w:r>
+              <w:rPr>
+                <w:noProof/>
+                <w:webHidden/>
+              </w:rPr>
+              <w:instrText xml:space="preserve"> PAGEREF _Toc215323165 \h </w:instrText>
+            </w:r>
+            <w:r>
+              <w:rPr>
+                <w:noProof/>
+                <w:webHidden/>
+              </w:rPr>
+            </w:r>
+            <w:r>
+              <w:rPr>
+                <w:noProof/>
+                <w:webHidden/>
+              </w:rPr>
+              <w:fldChar w:fldCharType="separate"/>
+            </w:r>
+            <w:r>
+              <w:rPr>
+                <w:noProof/>
+                <w:webHidden/>
+              </w:rPr>
+              <w:t>24</w:t>
+            </w:r>
+            <w:r>
+              <w:rPr>
+                <w:noProof/>
+                <w:webHidden/>
+              </w:rPr>
+              <w:fldChar w:fldCharType="end"/>
+            </w:r>
+          </w:hyperlink>
+        </w:p>
+        <w:p>
+          <w:pPr>
+            <w:pStyle w:val="TOC2"/>
+            <w:tabs>
+              <w:tab w:val="right" w:leader="dot" w:pos="9736"/>
+            </w:tabs>
+            <w:rPr>
+              <w:rFonts w:eastAsiaTheme="minorEastAsia"/>
+              <w:noProof/>
+              <w:lang w:eastAsia="en-IN"/>
+            </w:rPr>
+          </w:pPr>
+          <w:hyperlink w:anchor="_Toc215323166" w:history="1">
+            <w:r>
+              <w:rPr>
+                <w:rStyle w:val="Hyperlink"/>
+                <w:rFonts w:ascii="Aptos" w:hAnsi="Aptos"/>
+                <w:b/>
+                <w:noProof/>
+              </w:rPr>
+              <w:t>Train LLMs (here do the fine-tuning stuff, like types and variants and all)</w:t>
+            </w:r>
+            <w:r>
+              <w:rPr>
+                <w:rStyle w:val="Hyperlink"/>
+                <w:rFonts w:ascii="Aptos" w:hAnsi="Aptos"/>
+                <w:noProof/>
+              </w:rPr>
+              <w:t>.</w:t>
+            </w:r>
+            <w:r>
+              <w:rPr>
+                <w:noProof/>
+                <w:webHidden/>
+              </w:rPr>
+              <w:tab/>
+            </w:r>
+            <w:r>
+              <w:rPr>
+                <w:noProof/>
+                <w:webHidden/>
+              </w:rPr>
+              <w:fldChar w:fldCharType="begin"/>
+            </w:r>
+            <w:r>
+              <w:rPr>
+                <w:noProof/>
+                <w:webHidden/>
+              </w:rPr>
+              <w:instrText xml:space="preserve"> PAGEREF _Toc215323166 \h </w:instrText>
+            </w:r>
+            <w:r>
+              <w:rPr>
+                <w:noProof/>
+                <w:webHidden/>
+              </w:rPr>
+            </w:r>
+            <w:r>
+              <w:rPr>
+                <w:noProof/>
+                <w:webHidden/>
+              </w:rPr>
+              <w:fldChar w:fldCharType="separate"/>
+            </w:r>
+            <w:r>
+              <w:rPr>
+                <w:noProof/>
+                <w:webHidden/>
+              </w:rPr>
+              <w:t>25</w:t>
+            </w:r>
+            <w:r>
+              <w:rPr>
+                <w:noProof/>
+                <w:webHidden/>
+              </w:rPr>
+              <w:fldChar w:fldCharType="end"/>
+            </w:r>
+          </w:hyperlink>
+        </w:p>
+        <w:p>
+          <w:r>
+            <w:rPr>
+              <w:b/>
+              <w:bCs/>
+              <w:noProof/>
+            </w:rPr>
+            <w:fldChar w:fldCharType="end"/>
+          </w:r>
+        </w:p>
+      </w:sdtContent>
+    </w:sdt>
+    <w:p>
+      <w:pPr>
+        <w:rPr>
+          <w:rFonts w:ascii="Aptos" w:hAnsi="Aptos"/>
+          <w:lang w:val="en-US"/>
+        </w:rPr>
+      </w:pPr>
+      <w:r>
+        <w:rPr>
+          <w:rFonts w:ascii="Aptos" w:hAnsi="Aptos"/>
+          <w:lang w:val="en-US"/>
+        </w:rPr>
+        <w:br w:type="page"/>
+      </w:r>
+    </w:p>
+    <w:p>
+      <w:pPr>
+        <w:pStyle w:val="Heading1"/>
         <w:numPr>
           <w:ilvl w:val="0"/>
           <w:numId w:val="1"/>
         </w:numPr>
-        <w:rPr>
-          <w:rFonts w:ascii="Aptos" w:hAnsi="Aptos"/>
+        <w:spacing w:after="80"/>
+        <w:rPr>
+          <w:rFonts w:ascii="Aptos" w:hAnsi="Aptos"/>
+          <w:b/>
           <w:lang w:val="en-US"/>
         </w:rPr>
       </w:pPr>
-      <w:r>
-        <w:rPr>
-          <w:rFonts w:ascii="Aptos" w:hAnsi="Aptos"/>
+      <w:bookmarkStart w:id="1" w:name="_Toc215323148"/>
+      <w:r>
+        <w:rPr>
+          <w:rFonts w:ascii="Aptos" w:hAnsi="Aptos"/>
+          <w:b/>
+          <w:color w:val="000000" w:themeColor="text1"/>
           <w:lang w:val="en-US"/>
         </w:rPr>
-        <w:t>What is fine tuning?</w:t>
-      </w:r>
+        <w:lastRenderedPageBreak/>
+        <w:t>Fine tuning:</w:t>
+      </w:r>
+      <w:bookmarkEnd w:id="1"/>
     </w:p>
     <w:p>
       <w:pPr>
         <w:pStyle w:val="ListParagraph"/>
         <w:numPr>
           <w:ilvl w:val="0"/>
-          <w:numId w:val="1"/>
+          <w:numId w:val="49"/>
         </w:numPr>
         <w:rPr>
           <w:rFonts w:ascii="Aptos" w:hAnsi="Aptos"/>
@@ -39,7 +1489,7 @@
           <w:rFonts w:ascii="Aptos" w:hAnsi="Aptos"/>
           <w:lang w:val="en-US"/>
         </w:rPr>
-        <w:t>Pre-Training VS Fine-Tuning</w:t>
+        <w:t>What is fine tuning?</w:t>
       </w:r>
     </w:p>
     <w:p>
@@ -47,7 +1497,7 @@
         <w:pStyle w:val="ListParagraph"/>
         <w:numPr>
           <w:ilvl w:val="0"/>
-          <w:numId w:val="1"/>
+          <w:numId w:val="49"/>
         </w:numPr>
         <w:rPr>
           <w:rFonts w:ascii="Aptos" w:hAnsi="Aptos"/>
@@ -59,7 +1509,7 @@
           <w:rFonts w:ascii="Aptos" w:hAnsi="Aptos"/>
           <w:lang w:val="en-US"/>
         </w:rPr>
-        <w:t>Prompt Engineering VS Fine-Tuning?</w:t>
+        <w:t>Pre-Training VS Fine-Tuning</w:t>
       </w:r>
     </w:p>
     <w:p>
@@ -67,7 +1517,7 @@
         <w:pStyle w:val="ListParagraph"/>
         <w:numPr>
           <w:ilvl w:val="0"/>
-          <w:numId w:val="1"/>
+          <w:numId w:val="49"/>
         </w:numPr>
         <w:rPr>
           <w:rFonts w:ascii="Aptos" w:hAnsi="Aptos"/>
@@ -79,7 +1529,7 @@
           <w:rFonts w:ascii="Aptos" w:hAnsi="Aptos"/>
           <w:lang w:val="en-US"/>
         </w:rPr>
-        <w:t>What does fine tuning actually do?</w:t>
+        <w:t>Prompt Engineering VS Fine-Tuning?</w:t>
       </w:r>
     </w:p>
     <w:p>
@@ -87,7 +1537,7 @@
         <w:pStyle w:val="ListParagraph"/>
         <w:numPr>
           <w:ilvl w:val="0"/>
-          <w:numId w:val="1"/>
+          <w:numId w:val="49"/>
         </w:numPr>
         <w:rPr>
           <w:rFonts w:ascii="Aptos" w:hAnsi="Aptos"/>
@@ -99,7 +1549,7 @@
           <w:rFonts w:ascii="Aptos" w:hAnsi="Aptos"/>
           <w:lang w:val="en-US"/>
         </w:rPr>
-        <w:t>Benefits of fine tuning LLM?</w:t>
+        <w:t>What does fine tuning actually do?</w:t>
       </w:r>
     </w:p>
     <w:p>
@@ -107,7 +1557,7 @@
         <w:pStyle w:val="ListParagraph"/>
         <w:numPr>
           <w:ilvl w:val="0"/>
-          <w:numId w:val="1"/>
+          <w:numId w:val="49"/>
         </w:numPr>
         <w:rPr>
           <w:rFonts w:ascii="Aptos" w:hAnsi="Aptos"/>
@@ -119,7 +1569,7 @@
           <w:rFonts w:ascii="Aptos" w:hAnsi="Aptos"/>
           <w:lang w:val="en-US"/>
         </w:rPr>
-        <w:t>Fine tuning LLM – step by step</w:t>
+        <w:t>Benefits of fine tuning LLM?</w:t>
       </w:r>
     </w:p>
     <w:p>
@@ -127,7 +1577,7 @@
         <w:pStyle w:val="ListParagraph"/>
         <w:numPr>
           <w:ilvl w:val="0"/>
-          <w:numId w:val="1"/>
+          <w:numId w:val="49"/>
         </w:numPr>
         <w:rPr>
           <w:rFonts w:ascii="Aptos" w:hAnsi="Aptos"/>
@@ -139,7 +1589,7 @@
           <w:rFonts w:ascii="Aptos" w:hAnsi="Aptos"/>
           <w:lang w:val="en-US"/>
         </w:rPr>
-        <w:t>Methods of fine tuning LLMs</w:t>
+        <w:t>Fine tuning LLM – step by step</w:t>
       </w:r>
     </w:p>
     <w:p>
@@ -147,7 +1597,7 @@
         <w:pStyle w:val="ListParagraph"/>
         <w:numPr>
           <w:ilvl w:val="0"/>
-          <w:numId w:val="1"/>
+          <w:numId w:val="49"/>
         </w:numPr>
         <w:rPr>
           <w:rFonts w:ascii="Aptos" w:hAnsi="Aptos"/>
@@ -159,7 +1609,7 @@
           <w:rFonts w:ascii="Aptos" w:hAnsi="Aptos"/>
           <w:lang w:val="en-US"/>
         </w:rPr>
-        <w:t xml:space="preserve">SFT VS SSFT VS RLHF </w:t>
+        <w:t>Methods of fine tuning LLMs</w:t>
       </w:r>
     </w:p>
     <w:p>
@@ -167,7 +1617,7 @@
         <w:pStyle w:val="ListParagraph"/>
         <w:numPr>
           <w:ilvl w:val="0"/>
-          <w:numId w:val="1"/>
+          <w:numId w:val="49"/>
         </w:numPr>
         <w:rPr>
           <w:rFonts w:ascii="Aptos" w:hAnsi="Aptos"/>
@@ -179,7 +1629,7 @@
           <w:rFonts w:ascii="Aptos" w:hAnsi="Aptos"/>
           <w:lang w:val="en-US"/>
         </w:rPr>
-        <w:t>3 options of parameter tuning</w:t>
+        <w:t xml:space="preserve">SFT VS SSFT VS RLHF </w:t>
       </w:r>
     </w:p>
     <w:p>
@@ -187,7 +1637,7 @@
         <w:pStyle w:val="ListParagraph"/>
         <w:numPr>
           <w:ilvl w:val="0"/>
-          <w:numId w:val="1"/>
+          <w:numId w:val="49"/>
         </w:numPr>
         <w:rPr>
           <w:rFonts w:ascii="Aptos" w:hAnsi="Aptos"/>
@@ -199,21 +1649,7 @@
           <w:rFonts w:ascii="Aptos" w:hAnsi="Aptos"/>
           <w:lang w:val="en-US"/>
         </w:rPr>
-        <w:t>Parameter efficient Fine-</w:t>
-      </w:r>
-      <w:r>
-        <w:rPr>
-          <w:rFonts w:ascii="Aptos" w:hAnsi="Aptos"/>
-          <w:lang w:val="en-US"/>
-        </w:rPr>
-        <w:t>Tuning (</w:t>
-      </w:r>
-      <w:r>
-        <w:rPr>
-          <w:rFonts w:ascii="Aptos" w:hAnsi="Aptos"/>
-          <w:lang w:val="en-US"/>
-        </w:rPr>
-        <w:t>PEFT)</w:t>
+        <w:t>3 options of parameter tuning</w:t>
       </w:r>
     </w:p>
     <w:p>
@@ -221,7 +1657,7 @@
         <w:pStyle w:val="ListParagraph"/>
         <w:numPr>
           <w:ilvl w:val="0"/>
-          <w:numId w:val="1"/>
+          <w:numId w:val="49"/>
         </w:numPr>
         <w:rPr>
           <w:rFonts w:ascii="Aptos" w:hAnsi="Aptos"/>
@@ -233,6 +1669,40 @@
           <w:rFonts w:ascii="Aptos" w:hAnsi="Aptos"/>
           <w:lang w:val="en-US"/>
         </w:rPr>
+        <w:t>Parameter efficient Fine-</w:t>
+      </w:r>
+      <w:r>
+        <w:rPr>
+          <w:rFonts w:ascii="Aptos" w:hAnsi="Aptos"/>
+          <w:lang w:val="en-US"/>
+        </w:rPr>
+        <w:t>Tuning (</w:t>
+      </w:r>
+      <w:r>
+        <w:rPr>
+          <w:rFonts w:ascii="Aptos" w:hAnsi="Aptos"/>
+          <w:lang w:val="en-US"/>
+        </w:rPr>
+        <w:t>PEFT)</w:t>
+      </w:r>
+    </w:p>
+    <w:p>
+      <w:pPr>
+        <w:pStyle w:val="ListParagraph"/>
+        <w:numPr>
+          <w:ilvl w:val="0"/>
+          <w:numId w:val="49"/>
+        </w:numPr>
+        <w:rPr>
+          <w:rFonts w:ascii="Aptos" w:hAnsi="Aptos"/>
+          <w:lang w:val="en-US"/>
+        </w:rPr>
+      </w:pPr>
+      <w:r>
+        <w:rPr>
+          <w:rFonts w:ascii="Aptos" w:hAnsi="Aptos"/>
+          <w:lang w:val="en-US"/>
+        </w:rPr>
         <w:t xml:space="preserve">Low Rank </w:t>
       </w:r>
       <w:r>
@@ -280,7 +1750,6 @@
           <w:sz w:val="24"/>
           <w:lang w:val="en-US"/>
         </w:rPr>
-        <w:lastRenderedPageBreak/>
         <w:t>Life cycle of LLMs.</w:t>
       </w:r>
       <w:r>
@@ -454,7 +1923,6 @@
           <w:noProof/>
           <w:lang w:eastAsia="en-IN"/>
         </w:rPr>
-        <w:lastRenderedPageBreak/>
         <w:drawing>
           <wp:inline distT="0" distB="0" distL="0" distR="0" wp14:anchorId="715464B1" wp14:editId="4DA7DF13">
             <wp:extent cx="4914900" cy="2562225"/>
@@ -603,7 +2071,6 @@
           <w:rFonts w:ascii="Aptos" w:hAnsi="Aptos"/>
           <w:sz w:val="28"/>
         </w:rPr>
-        <w:lastRenderedPageBreak/>
         <w:t>Pretraining</w:t>
       </w:r>
       <w:r>
@@ -709,10 +2176,10 @@
         <w:tblLook w:val="04A0" w:firstRow="1" w:lastRow="0" w:firstColumn="1" w:lastColumn="0" w:noHBand="0" w:noVBand="1"/>
       </w:tblPr>
       <w:tblGrid>
-        <w:gridCol w:w="755"/>
-        <w:gridCol w:w="1558"/>
-        <w:gridCol w:w="1793"/>
-        <w:gridCol w:w="5640"/>
+        <w:gridCol w:w="723"/>
+        <w:gridCol w:w="1451"/>
+        <w:gridCol w:w="1762"/>
+        <w:gridCol w:w="5810"/>
       </w:tblGrid>
       <w:tr>
         <w:trPr>
@@ -960,7 +2427,27 @@
                 <w:szCs w:val="24"/>
                 <w:lang w:eastAsia="en-IN"/>
               </w:rPr>
-              <w:t>Trained on diverse sources (Common Crawl, Books, Wikipedia, WebText). Introduced few-shot and zero-shot capabilities.</w:t>
+              <w:t xml:space="preserve">Trained on diverse sources (Common Crawl, Books, Wikipedia, </w:t>
+            </w:r>
+            <w:proofErr w:type="gramStart"/>
+            <w:r>
+              <w:rPr>
+                <w:rFonts w:ascii="Aptos" w:eastAsia="Times New Roman" w:hAnsi="Aptos" w:cstheme="minorHAnsi"/>
+                <w:sz w:val="24"/>
+                <w:szCs w:val="24"/>
+                <w:lang w:eastAsia="en-IN"/>
+              </w:rPr>
+              <w:t>WebText</w:t>
+            </w:r>
+            <w:proofErr w:type="gramEnd"/>
+            <w:r>
+              <w:rPr>
+                <w:rFonts w:ascii="Aptos" w:eastAsia="Times New Roman" w:hAnsi="Aptos" w:cstheme="minorHAnsi"/>
+                <w:sz w:val="24"/>
+                <w:szCs w:val="24"/>
+                <w:lang w:eastAsia="en-IN"/>
+              </w:rPr>
+              <w:t>). Introduced few-shot and zero-shot capabilities.</w:t>
             </w:r>
           </w:p>
         </w:tc>
@@ -1143,9 +2630,9 @@
         <w:tblLook w:val="04A0" w:firstRow="1" w:lastRow="0" w:firstColumn="1" w:lastColumn="0" w:noHBand="0" w:noVBand="1"/>
       </w:tblPr>
       <w:tblGrid>
-        <w:gridCol w:w="1564"/>
-        <w:gridCol w:w="4271"/>
-        <w:gridCol w:w="3911"/>
+        <w:gridCol w:w="1474"/>
+        <w:gridCol w:w="4350"/>
+        <w:gridCol w:w="3922"/>
       </w:tblGrid>
       <w:tr>
         <w:trPr>
@@ -2005,7 +3492,6 @@
           <w:sz w:val="28"/>
           <w:lang w:val="en-US"/>
         </w:rPr>
-        <w:lastRenderedPageBreak/>
         <w:t xml:space="preserve">Prompt Engineering VS Fine-Tuning </w:t>
       </w:r>
     </w:p>
@@ -2031,9 +3517,9 @@
         <w:tblLook w:val="04A0" w:firstRow="1" w:lastRow="0" w:firstColumn="1" w:lastColumn="0" w:noHBand="0" w:noVBand="1"/>
       </w:tblPr>
       <w:tblGrid>
-        <w:gridCol w:w="1712"/>
-        <w:gridCol w:w="4197"/>
-        <w:gridCol w:w="3837"/>
+        <w:gridCol w:w="1605"/>
+        <w:gridCol w:w="4250"/>
+        <w:gridCol w:w="3891"/>
       </w:tblGrid>
       <w:tr>
         <w:trPr>
@@ -2921,7 +4407,6 @@
           <w:sz w:val="28"/>
           <w:lang w:val="en-US"/>
         </w:rPr>
-        <w:lastRenderedPageBreak/>
         <w:t>Fine tuning step by step:</w:t>
       </w:r>
     </w:p>
@@ -3203,7 +4688,6 @@
           <w:noProof/>
           <w:lang w:eastAsia="en-IN"/>
         </w:rPr>
-        <w:lastRenderedPageBreak/>
         <w:drawing>
           <wp:inline distT="0" distB="0" distL="0" distR="0" wp14:anchorId="4B7B56AA" wp14:editId="55B8921F">
             <wp:extent cx="5334000" cy="2742127"/>
@@ -3472,7 +4956,6 @@
           <w:noProof/>
           <w:lang w:eastAsia="en-IN"/>
         </w:rPr>
-        <w:lastRenderedPageBreak/>
         <w:drawing>
           <wp:inline distT="0" distB="0" distL="0" distR="0" wp14:anchorId="0DF0F026" wp14:editId="6F399102">
             <wp:extent cx="5267325" cy="2505075"/>
@@ -3616,7 +5099,6 @@
           <w:sz w:val="28"/>
           <w:lang w:val="en-US"/>
         </w:rPr>
-        <w:lastRenderedPageBreak/>
         <w:t>Fine tuning techniques:</w:t>
       </w:r>
     </w:p>
@@ -4244,7 +5726,6 @@
           <w:szCs w:val="24"/>
           <w:lang w:eastAsia="en-IN"/>
         </w:rPr>
-        <w:lastRenderedPageBreak/>
         <w:t>Supervised fine-tuning (SFT)</w:t>
       </w:r>
       <w:r>
@@ -4867,17 +6348,7 @@
           <w:szCs w:val="24"/>
           <w:lang w:eastAsia="en-IN"/>
         </w:rPr>
-        <w:t xml:space="preserve">, such as masked language modeling (predicting missing words), next-token prediction, or denoising reconstruction. No </w:t>
-      </w:r>
-      <w:r>
-        <w:rPr>
-          <w:rFonts w:ascii="Aptos" w:eastAsia="Times New Roman" w:hAnsi="Aptos" w:cstheme="minorHAnsi"/>
-          <w:sz w:val="24"/>
-          <w:szCs w:val="24"/>
-          <w:lang w:eastAsia="en-IN"/>
-        </w:rPr>
-        <w:lastRenderedPageBreak/>
-        <w:t xml:space="preserve">human-provided labels are used; instead, the model learns from patterns within the data itself. This helps the model absorb </w:t>
+        <w:t xml:space="preserve">, such as masked language modeling (predicting missing words), next-token prediction, or denoising reconstruction. No human-provided labels are used; instead, the model learns from patterns within the data itself. This helps the model absorb </w:t>
       </w:r>
       <w:r>
         <w:rPr>
@@ -5212,22 +6683,61 @@
     </w:p>
     <w:p>
       <w:pPr>
+        <w:pStyle w:val="Heading2"/>
+        <w:spacing w:before="80" w:after="80"/>
         <w:rPr>
           <w:rFonts w:ascii="Aptos" w:hAnsi="Aptos"/>
           <w:b/>
-          <w:sz w:val="44"/>
+          <w:color w:val="000000" w:themeColor="text1"/>
           <w:lang w:val="en-US"/>
         </w:rPr>
       </w:pPr>
+      <w:bookmarkStart w:id="2" w:name="_Toc215323149"/>
       <w:r>
         <w:rPr>
           <w:rFonts w:ascii="Aptos" w:hAnsi="Aptos"/>
           <w:b/>
-          <w:sz w:val="44"/>
+          <w:color w:val="000000" w:themeColor="text1"/>
           <w:lang w:val="en-US"/>
         </w:rPr>
-        <w:lastRenderedPageBreak/>
         <w:t>Sunny Savita</w:t>
+      </w:r>
+      <w:bookmarkEnd w:id="2"/>
+    </w:p>
+    <w:p>
+      <w:pPr>
+        <w:pStyle w:val="Heading1"/>
+        <w:numPr>
+          <w:ilvl w:val="0"/>
+          <w:numId w:val="8"/>
+        </w:numPr>
+        <w:spacing w:before="80" w:after="80"/>
+        <w:rPr>
+          <w:rFonts w:ascii="Aptos" w:hAnsi="Aptos"/>
+          <w:b/>
+          <w:color w:val="000000" w:themeColor="text1"/>
+          <w:lang w:val="en-US"/>
+        </w:rPr>
+      </w:pPr>
+      <w:bookmarkStart w:id="3" w:name="_Toc215323150"/>
+      <w:r>
+        <w:rPr>
+          <w:rFonts w:ascii="Aptos" w:hAnsi="Aptos"/>
+          <w:b/>
+          <w:color w:val="000000" w:themeColor="text1"/>
+          <w:lang w:val="en-US"/>
+        </w:rPr>
+        <w:t>Transfer learning</w:t>
+      </w:r>
+      <w:bookmarkEnd w:id="3"/>
+      <w:r>
+        <w:rPr>
+          <w:rFonts w:ascii="Aptos" w:hAnsi="Aptos"/>
+          <w:b/>
+          <w:color w:val="000000" w:themeColor="text1"/>
+          <w:lang w:val="en-US"/>
+        </w:rPr>
+        <w:t xml:space="preserve"> </w:t>
       </w:r>
     </w:p>
     <w:p>
@@ -5381,40 +6891,37 @@
         <w:rPr>
           <w:rFonts w:ascii="Aptos" w:hAnsi="Aptos" w:cs="Arial"/>
         </w:rPr>
-        <w:t>In the pre-transformer era, transfer learning was far more successful and efficient in CNN-based computer vision than in LSTM-based sequential/NLP tasks, because visual features are more universal, and CNN architectures support easy feature reuse — while LSTMs produced task- and domain-specific representations that didn’t generalize as well. This is mainly because CNNs learn hierarchical and spatially invariant features (such as edges, textures, and shapes) that are reusable across different visual domains, and their convolutional weight-sharing structure allows stable and efficient fine-tuning. In contrast, LSTMs depend on sequential context and domain-specific vocabularies, making their learned representations sensitive to data distribution, tokenization, and task type. Additionally, CNNs benefited from large-scale pretrained models like ImageNet networks, while LSTMs lacked standardized large-scale pretraining before models like ULMFiT, further limiting their transfer learning efficiency.</w:t>
-      </w:r>
-    </w:p>
-    <w:p>
-      <w:pPr>
-        <w:ind w:left="360"/>
-        <w:rPr>
-          <w:rFonts w:ascii="Aptos" w:hAnsi="Aptos"/>
-        </w:rPr>
-      </w:pPr>
-    </w:p>
-    <w:p>
-      <w:pPr>
-        <w:rPr>
-          <w:rFonts w:ascii="Aptos" w:hAnsi="Aptos"/>
+        <w:t>In the pre-transformer era, transfer learning was far more successful and efficient in CNN-based computer vision than in LSTM-based sequential/NLP tasks, because visual features are more universal, and CNN architectures support easy feature reuse — while LSTMs produced task- and domain-specific representations that didn’t generalize as well. This is mainly because CNNs learn hierarchical and spatially invariant features (such as edges, textures, and shapes) that are reusable across different visual domains, and their convolutional weight-sharing structure allows stable and efficient fine-tuning. In contrast, LSTMs depend on sequential context and domain-specific vocabularies, making their learned representations sensitive to data distribution, tokenization, and task type. Additionally, CNNs benefited from large-scale pretrained models like ImageNet networks, while LSTMs lacked standardized large-scale pretraining before models like ULMFiT, further limiting thei</w:t>
+      </w:r>
+      <w:r>
+        <w:rPr>
+          <w:rFonts w:ascii="Aptos" w:hAnsi="Aptos" w:cs="Arial"/>
+        </w:rPr>
+        <w:t>r transfer learning efficiency.</w:t>
+      </w:r>
+    </w:p>
+    <w:p>
+      <w:pPr>
+        <w:pStyle w:val="Heading3"/>
+        <w:spacing w:before="80" w:beforeAutospacing="0" w:after="120" w:afterAutospacing="0"/>
+        <w:rPr>
+          <w:rFonts w:ascii="Aptos" w:hAnsi="Aptos"/>
+          <w:sz w:val="24"/>
+          <w:szCs w:val="24"/>
           <w:lang w:val="en-US"/>
         </w:rPr>
       </w:pPr>
-    </w:p>
-    <w:p>
-      <w:pPr>
-        <w:pStyle w:val="Heading2"/>
-        <w:rPr>
-          <w:rFonts w:ascii="Aptos" w:hAnsi="Aptos"/>
+      <w:bookmarkStart w:id="4" w:name="_Toc215323151"/>
+      <w:r>
+        <w:rPr>
+          <w:rFonts w:ascii="Aptos" w:hAnsi="Aptos"/>
+          <w:sz w:val="24"/>
+          <w:szCs w:val="24"/>
           <w:lang w:val="en-US"/>
         </w:rPr>
-      </w:pPr>
-      <w:r>
-        <w:rPr>
-          <w:rFonts w:ascii="Aptos" w:hAnsi="Aptos"/>
-          <w:lang w:val="en-US"/>
-        </w:rPr>
         <w:t>Fine tuning Frameworks:</w:t>
       </w:r>
+      <w:bookmarkEnd w:id="4"/>
     </w:p>
     <w:p>
       <w:pPr>
@@ -5457,29 +6964,8 @@
       </w:r>
     </w:p>
     <w:p>
-      <w:pPr>
-        <w:pStyle w:val="Heading3"/>
-        <w:rPr>
-          <w:rFonts w:ascii="Aptos" w:hAnsi="Aptos" w:cstheme="minorHAnsi"/>
-          <w:sz w:val="24"/>
-          <w:szCs w:val="24"/>
-        </w:rPr>
-      </w:pPr>
-      <w:r>
-        <w:rPr>
-          <w:rFonts w:ascii="Segoe UI Emoji" w:hAnsi="Segoe UI Emoji" w:cs="Segoe UI Emoji"/>
-          <w:sz w:val="24"/>
-          <w:szCs w:val="24"/>
-        </w:rPr>
-        <w:t>🔹</w:t>
-      </w:r>
-      <w:r>
-        <w:rPr>
-          <w:rFonts w:ascii="Aptos" w:hAnsi="Aptos" w:cstheme="minorHAnsi"/>
-          <w:sz w:val="24"/>
-          <w:szCs w:val="24"/>
-        </w:rPr>
-        <w:t xml:space="preserve"> What it offers:</w:t>
+      <w:r>
+        <w:t>What it offers:</w:t>
       </w:r>
     </w:p>
     <w:p>
@@ -5751,29 +7237,22 @@
       </w:r>
     </w:p>
     <w:p>
-      <w:pPr>
-        <w:pStyle w:val="Heading3"/>
-        <w:rPr>
-          <w:rFonts w:ascii="Aptos" w:hAnsi="Aptos" w:cstheme="minorHAnsi"/>
-          <w:sz w:val="24"/>
-          <w:szCs w:val="24"/>
-        </w:rPr>
-      </w:pPr>
-      <w:r>
-        <w:rPr>
-          <w:rFonts w:ascii="Segoe UI Emoji" w:hAnsi="Segoe UI Emoji" w:cs="Segoe UI Emoji"/>
-          <w:sz w:val="24"/>
-          <w:szCs w:val="24"/>
+      <w:r>
+        <w:rPr>
+          <w:rFonts w:ascii="Segoe UI Symbol" w:hAnsi="Segoe UI Symbol" w:cs="Segoe UI Symbol"/>
         </w:rPr>
         <w:t>💡</w:t>
       </w:r>
       <w:r>
-        <w:rPr>
-          <w:rFonts w:ascii="Aptos" w:hAnsi="Aptos" w:cstheme="minorHAnsi"/>
-          <w:sz w:val="24"/>
-          <w:szCs w:val="24"/>
-        </w:rPr>
-        <w:t xml:space="preserve"> Why it exists:</w:t>
+        <w:t xml:space="preserve"> </w:t>
+      </w:r>
+      <w:proofErr w:type="gramStart"/>
+      <w:r>
+        <w:t>Why</w:t>
+      </w:r>
+      <w:proofErr w:type="gramEnd"/>
+      <w:r>
+        <w:t xml:space="preserve"> it exists:</w:t>
       </w:r>
     </w:p>
     <w:p>
@@ -5841,34 +7320,27 @@
           <w:rFonts w:ascii="Aptos" w:hAnsi="Aptos" w:cstheme="minorHAnsi"/>
           <w:i w:val="0"/>
         </w:rPr>
+        <w:t>Designed for scaling LLM training and fine-tuning efficiently.</w:t>
+      </w:r>
+    </w:p>
+    <w:p>
+      <w:r>
+        <w:rPr>
+          <w:rFonts w:ascii="Segoe UI Symbol" w:hAnsi="Segoe UI Symbol" w:cs="Segoe UI Symbol"/>
+        </w:rPr>
         <w:lastRenderedPageBreak/>
-        <w:t>Designed for scaling LLM training and fine-tuning efficiently.</w:t>
-      </w:r>
-    </w:p>
-    <w:p>
-      <w:pPr>
-        <w:pStyle w:val="Heading3"/>
-        <w:rPr>
-          <w:rFonts w:ascii="Aptos" w:hAnsi="Aptos" w:cstheme="minorHAnsi"/>
-          <w:sz w:val="24"/>
-          <w:szCs w:val="24"/>
-        </w:rPr>
-      </w:pPr>
-      <w:r>
-        <w:rPr>
-          <w:rFonts w:ascii="Segoe UI Emoji" w:hAnsi="Segoe UI Emoji" w:cs="Segoe UI Emoji"/>
-          <w:sz w:val="24"/>
-          <w:szCs w:val="24"/>
-        </w:rPr>
         <w:t>🔹</w:t>
       </w:r>
       <w:r>
-        <w:rPr>
-          <w:rFonts w:ascii="Aptos" w:hAnsi="Aptos" w:cstheme="minorHAnsi"/>
-          <w:sz w:val="24"/>
-          <w:szCs w:val="24"/>
-        </w:rPr>
-        <w:t xml:space="preserve"> What it offers:</w:t>
+        <w:t xml:space="preserve"> </w:t>
+      </w:r>
+      <w:proofErr w:type="gramStart"/>
+      <w:r>
+        <w:t>What</w:t>
+      </w:r>
+      <w:proofErr w:type="gramEnd"/>
+      <w:r>
+        <w:t xml:space="preserve"> it offers:</w:t>
       </w:r>
     </w:p>
     <w:p>
@@ -5973,7 +7445,7 @@
       </w:r>
       <w:r>
         <w:rPr>
-          <w:rFonts w:ascii="Arial" w:hAnsi="Arial" w:cs="Arial"/>
+          <w:rFonts w:ascii="Aptos" w:hAnsi="Aptos" w:cs="Arial"/>
         </w:rPr>
         <w:t>→</w:t>
       </w:r>
@@ -5985,7 +7457,7 @@
       </w:r>
       <w:r>
         <w:rPr>
-          <w:rFonts w:ascii="Arial" w:hAnsi="Arial" w:cs="Arial"/>
+          <w:rFonts w:ascii="Aptos" w:hAnsi="Aptos" w:cs="Arial"/>
         </w:rPr>
         <w:t>→</w:t>
       </w:r>
@@ -6015,29 +7487,22 @@
       </w:r>
     </w:p>
     <w:p>
-      <w:pPr>
-        <w:pStyle w:val="Heading3"/>
-        <w:rPr>
-          <w:rFonts w:ascii="Aptos" w:hAnsi="Aptos" w:cstheme="minorHAnsi"/>
-          <w:sz w:val="24"/>
-          <w:szCs w:val="24"/>
-        </w:rPr>
-      </w:pPr>
-      <w:r>
-        <w:rPr>
-          <w:rFonts w:ascii="Segoe UI Emoji" w:hAnsi="Segoe UI Emoji" w:cs="Segoe UI Emoji"/>
-          <w:sz w:val="24"/>
-          <w:szCs w:val="24"/>
+      <w:r>
+        <w:rPr>
+          <w:rFonts w:ascii="Segoe UI Symbol" w:hAnsi="Segoe UI Symbol" w:cs="Segoe UI Symbol"/>
         </w:rPr>
         <w:t>💡</w:t>
       </w:r>
       <w:r>
-        <w:rPr>
-          <w:rFonts w:ascii="Aptos" w:hAnsi="Aptos" w:cstheme="minorHAnsi"/>
-          <w:sz w:val="24"/>
-          <w:szCs w:val="24"/>
-        </w:rPr>
-        <w:t xml:space="preserve"> Why it exists:</w:t>
+        <w:t xml:space="preserve"> </w:t>
+      </w:r>
+      <w:proofErr w:type="gramStart"/>
+      <w:r>
+        <w:t>Why</w:t>
+      </w:r>
+      <w:proofErr w:type="gramEnd"/>
+      <w:r>
+        <w:t xml:space="preserve"> it exists:</w:t>
       </w:r>
     </w:p>
     <w:p>
@@ -6119,29 +7584,22 @@
       </w:r>
     </w:p>
     <w:p>
-      <w:pPr>
-        <w:pStyle w:val="Heading3"/>
-        <w:rPr>
-          <w:rFonts w:ascii="Aptos" w:hAnsi="Aptos" w:cstheme="minorHAnsi"/>
-          <w:sz w:val="24"/>
-          <w:szCs w:val="24"/>
-        </w:rPr>
-      </w:pPr>
-      <w:r>
-        <w:rPr>
-          <w:rFonts w:ascii="Segoe UI Emoji" w:hAnsi="Segoe UI Emoji" w:cs="Segoe UI Emoji"/>
-          <w:sz w:val="24"/>
-          <w:szCs w:val="24"/>
+      <w:r>
+        <w:rPr>
+          <w:rFonts w:ascii="Segoe UI Symbol" w:hAnsi="Segoe UI Symbol" w:cs="Segoe UI Symbol"/>
         </w:rPr>
         <w:t>🔹</w:t>
       </w:r>
       <w:r>
-        <w:rPr>
-          <w:rFonts w:ascii="Aptos" w:hAnsi="Aptos" w:cstheme="minorHAnsi"/>
-          <w:sz w:val="24"/>
-          <w:szCs w:val="24"/>
-        </w:rPr>
-        <w:t xml:space="preserve"> What it offers:</w:t>
+        <w:t xml:space="preserve"> </w:t>
+      </w:r>
+      <w:proofErr w:type="gramStart"/>
+      <w:r>
+        <w:t>What</w:t>
+      </w:r>
+      <w:proofErr w:type="gramEnd"/>
+      <w:r>
+        <w:t xml:space="preserve"> it offers:</w:t>
       </w:r>
     </w:p>
     <w:p>
@@ -6243,29 +7701,22 @@
       </w:r>
     </w:p>
     <w:p>
-      <w:pPr>
-        <w:pStyle w:val="Heading3"/>
-        <w:rPr>
-          <w:rFonts w:ascii="Aptos" w:hAnsi="Aptos" w:cstheme="minorHAnsi"/>
-          <w:sz w:val="24"/>
-          <w:szCs w:val="24"/>
-        </w:rPr>
-      </w:pPr>
-      <w:r>
-        <w:rPr>
-          <w:rFonts w:ascii="Segoe UI Emoji" w:hAnsi="Segoe UI Emoji" w:cs="Segoe UI Emoji"/>
-          <w:sz w:val="24"/>
-          <w:szCs w:val="24"/>
+      <w:r>
+        <w:rPr>
+          <w:rFonts w:ascii="Segoe UI Symbol" w:hAnsi="Segoe UI Symbol" w:cs="Segoe UI Symbol"/>
         </w:rPr>
         <w:t>💡</w:t>
       </w:r>
       <w:r>
-        <w:rPr>
-          <w:rFonts w:ascii="Aptos" w:hAnsi="Aptos" w:cstheme="minorHAnsi"/>
-          <w:sz w:val="24"/>
-          <w:szCs w:val="24"/>
-        </w:rPr>
-        <w:t xml:space="preserve"> Why it exists:</w:t>
+        <w:t xml:space="preserve"> </w:t>
+      </w:r>
+      <w:proofErr w:type="gramStart"/>
+      <w:r>
+        <w:t>Why</w:t>
+      </w:r>
+      <w:proofErr w:type="gramEnd"/>
+      <w:r>
+        <w:t xml:space="preserve"> it exists:</w:t>
       </w:r>
     </w:p>
     <w:p>
@@ -6361,30 +7812,20 @@
       </w:r>
     </w:p>
     <w:p>
-      <w:pPr>
-        <w:pStyle w:val="Heading3"/>
-        <w:rPr>
-          <w:rFonts w:ascii="Aptos" w:hAnsi="Aptos" w:cstheme="minorHAnsi"/>
-          <w:sz w:val="24"/>
-          <w:szCs w:val="24"/>
-        </w:rPr>
-      </w:pPr>
-      <w:r>
-        <w:rPr>
-          <w:rFonts w:ascii="Segoe UI Emoji" w:hAnsi="Segoe UI Emoji" w:cs="Segoe UI Emoji"/>
-          <w:sz w:val="24"/>
-          <w:szCs w:val="24"/>
+      <w:r>
+        <w:rPr>
+          <w:rFonts w:ascii="Segoe UI Symbol" w:hAnsi="Segoe UI Symbol" w:cs="Segoe UI Symbol"/>
         </w:rPr>
         <w:t>🔹</w:t>
       </w:r>
       <w:r>
-        <w:rPr>
-          <w:rFonts w:ascii="Aptos" w:hAnsi="Aptos" w:cstheme="minorHAnsi"/>
-          <w:sz w:val="24"/>
-          <w:szCs w:val="24"/>
-        </w:rPr>
-        <w:t xml:space="preserve"> What It Offers:</w:t>
-      </w:r>
+        <w:t xml:space="preserve"> What It </w:t>
+      </w:r>
+      <w:proofErr w:type="gramStart"/>
+      <w:r>
+        <w:t>Offers:</w:t>
+      </w:r>
+      <w:proofErr w:type="gramEnd"/>
     </w:p>
     <w:p>
       <w:pPr>
@@ -6639,43 +8080,28 @@
       </w:r>
     </w:p>
     <w:p>
-      <w:pPr>
-        <w:pStyle w:val="Heading3"/>
-        <w:rPr>
-          <w:rFonts w:ascii="Aptos" w:hAnsi="Aptos" w:cstheme="minorHAnsi"/>
-          <w:sz w:val="24"/>
-          <w:szCs w:val="24"/>
-        </w:rPr>
-      </w:pPr>
-      <w:r>
-        <w:rPr>
-          <w:rFonts w:ascii="Segoe UI Emoji" w:hAnsi="Segoe UI Emoji" w:cs="Segoe UI Emoji"/>
-          <w:sz w:val="24"/>
-          <w:szCs w:val="24"/>
+      <w:r>
+        <w:rPr>
+          <w:rFonts w:ascii="Segoe UI Symbol" w:hAnsi="Segoe UI Symbol" w:cs="Segoe UI Symbol"/>
+        </w:rPr>
+        <w:t>💡</w:t>
+      </w:r>
+      <w:r>
+        <w:t xml:space="preserve"> Why It Exists:</w:t>
+      </w:r>
+    </w:p>
+    <w:p>
+      <w:pPr>
+        <w:pStyle w:val="NormalWeb"/>
+        <w:rPr>
+          <w:rFonts w:ascii="Aptos" w:hAnsi="Aptos" w:cstheme="minorHAnsi"/>
+        </w:rPr>
+      </w:pPr>
+      <w:r>
+        <w:rPr>
+          <w:rFonts w:ascii="Aptos" w:hAnsi="Aptos" w:cstheme="minorHAnsi"/>
         </w:rPr>
         <w:lastRenderedPageBreak/>
-        <w:t>💡</w:t>
-      </w:r>
-      <w:r>
-        <w:rPr>
-          <w:rFonts w:ascii="Aptos" w:hAnsi="Aptos" w:cstheme="minorHAnsi"/>
-          <w:sz w:val="24"/>
-          <w:szCs w:val="24"/>
-        </w:rPr>
-        <w:t xml:space="preserve"> Why It Exists:</w:t>
-      </w:r>
-    </w:p>
-    <w:p>
-      <w:pPr>
-        <w:pStyle w:val="NormalWeb"/>
-        <w:rPr>
-          <w:rFonts w:ascii="Aptos" w:hAnsi="Aptos" w:cstheme="minorHAnsi"/>
-        </w:rPr>
-      </w:pPr>
-      <w:r>
-        <w:rPr>
-          <w:rFonts w:ascii="Aptos" w:hAnsi="Aptos" w:cstheme="minorHAnsi"/>
-        </w:rPr>
         <w:t xml:space="preserve">Fine-tuning large models was traditionally resource-heavy. Unsloth aims to </w:t>
       </w:r>
       <w:r>
@@ -6753,30 +8179,20 @@
       </w:r>
     </w:p>
     <w:p>
-      <w:pPr>
-        <w:pStyle w:val="Heading3"/>
-        <w:rPr>
-          <w:rFonts w:ascii="Aptos" w:hAnsi="Aptos" w:cstheme="minorHAnsi"/>
-          <w:sz w:val="24"/>
-          <w:szCs w:val="24"/>
-        </w:rPr>
-      </w:pPr>
-      <w:r>
-        <w:rPr>
-          <w:rFonts w:ascii="Segoe UI Emoji" w:hAnsi="Segoe UI Emoji" w:cs="Segoe UI Emoji"/>
-          <w:sz w:val="24"/>
-          <w:szCs w:val="24"/>
+      <w:r>
+        <w:rPr>
+          <w:rFonts w:ascii="Segoe UI Symbol" w:hAnsi="Segoe UI Symbol" w:cs="Segoe UI Symbol"/>
         </w:rPr>
         <w:t>🔹</w:t>
       </w:r>
       <w:r>
-        <w:rPr>
-          <w:rFonts w:ascii="Aptos" w:hAnsi="Aptos" w:cstheme="minorHAnsi"/>
-          <w:sz w:val="24"/>
-          <w:szCs w:val="24"/>
-        </w:rPr>
-        <w:t xml:space="preserve"> What It Offers:</w:t>
-      </w:r>
+        <w:t xml:space="preserve"> What It </w:t>
+      </w:r>
+      <w:proofErr w:type="gramStart"/>
+      <w:r>
+        <w:t>Offers:</w:t>
+      </w:r>
+      <w:proofErr w:type="gramEnd"/>
     </w:p>
     <w:p>
       <w:pPr>
@@ -6898,28 +8314,13 @@
       </w:r>
     </w:p>
     <w:p>
-      <w:pPr>
-        <w:pStyle w:val="Heading3"/>
-        <w:rPr>
-          <w:rFonts w:ascii="Aptos" w:hAnsi="Aptos" w:cstheme="minorHAnsi"/>
-          <w:sz w:val="24"/>
-          <w:szCs w:val="24"/>
-        </w:rPr>
-      </w:pPr>
-      <w:r>
-        <w:rPr>
-          <w:rFonts w:ascii="Segoe UI Emoji" w:hAnsi="Segoe UI Emoji" w:cs="Segoe UI Emoji"/>
-          <w:sz w:val="24"/>
-          <w:szCs w:val="24"/>
+      <w:r>
+        <w:rPr>
+          <w:rFonts w:ascii="Segoe UI Symbol" w:hAnsi="Segoe UI Symbol" w:cs="Segoe UI Symbol"/>
         </w:rPr>
         <w:t>💡</w:t>
       </w:r>
       <w:r>
-        <w:rPr>
-          <w:rFonts w:ascii="Aptos" w:hAnsi="Aptos" w:cstheme="minorHAnsi"/>
-          <w:sz w:val="24"/>
-          <w:szCs w:val="24"/>
-        </w:rPr>
         <w:t xml:space="preserve"> Why It Exists:</w:t>
       </w:r>
     </w:p>
@@ -6947,7 +8348,21 @@
         <w:rPr>
           <w:rFonts w:ascii="Aptos" w:hAnsi="Aptos" w:cstheme="minorHAnsi"/>
         </w:rPr>
-        <w:t>, enabling fast, reproducible, end-to-end pipelines for instruction or chat tuning.</w:t>
+        <w:t xml:space="preserve">, enabling fast, reproducible, </w:t>
+      </w:r>
+      <w:proofErr w:type="gramStart"/>
+      <w:r>
+        <w:rPr>
+          <w:rFonts w:ascii="Aptos" w:hAnsi="Aptos" w:cstheme="minorHAnsi"/>
+        </w:rPr>
+        <w:t>end</w:t>
+      </w:r>
+      <w:proofErr w:type="gramEnd"/>
+      <w:r>
+        <w:rPr>
+          <w:rFonts w:ascii="Aptos" w:hAnsi="Aptos" w:cstheme="minorHAnsi"/>
+        </w:rPr>
+        <w:t>-to-end pipelines for instruction or chat tuning.</w:t>
       </w:r>
     </w:p>
     <w:p>
@@ -6990,30 +8405,20 @@
       </w:r>
     </w:p>
     <w:p>
-      <w:pPr>
-        <w:pStyle w:val="Heading3"/>
-        <w:rPr>
-          <w:rFonts w:ascii="Aptos" w:hAnsi="Aptos" w:cstheme="minorHAnsi"/>
-          <w:sz w:val="24"/>
-          <w:szCs w:val="24"/>
-        </w:rPr>
-      </w:pPr>
-      <w:r>
-        <w:rPr>
-          <w:rFonts w:ascii="Segoe UI Emoji" w:hAnsi="Segoe UI Emoji" w:cs="Segoe UI Emoji"/>
-          <w:sz w:val="24"/>
-          <w:szCs w:val="24"/>
+      <w:r>
+        <w:rPr>
+          <w:rFonts w:ascii="Segoe UI Symbol" w:hAnsi="Segoe UI Symbol" w:cs="Segoe UI Symbol"/>
         </w:rPr>
         <w:t>🔹</w:t>
       </w:r>
       <w:r>
-        <w:rPr>
-          <w:rFonts w:ascii="Aptos" w:hAnsi="Aptos" w:cstheme="minorHAnsi"/>
-          <w:sz w:val="24"/>
-          <w:szCs w:val="24"/>
-        </w:rPr>
-        <w:t xml:space="preserve"> What It Offers:</w:t>
-      </w:r>
+        <w:t xml:space="preserve"> What It </w:t>
+      </w:r>
+      <w:proofErr w:type="gramStart"/>
+      <w:r>
+        <w:t>Offers:</w:t>
+      </w:r>
+      <w:proofErr w:type="gramEnd"/>
     </w:p>
     <w:p>
       <w:pPr>
@@ -7091,28 +8496,13 @@
       </w:r>
     </w:p>
     <w:p>
-      <w:pPr>
-        <w:pStyle w:val="Heading3"/>
-        <w:rPr>
-          <w:rFonts w:ascii="Aptos" w:hAnsi="Aptos" w:cstheme="minorHAnsi"/>
-          <w:sz w:val="24"/>
-          <w:szCs w:val="24"/>
-        </w:rPr>
-      </w:pPr>
-      <w:r>
-        <w:rPr>
-          <w:rFonts w:ascii="Segoe UI Emoji" w:hAnsi="Segoe UI Emoji" w:cs="Segoe UI Emoji"/>
-          <w:sz w:val="24"/>
-          <w:szCs w:val="24"/>
+      <w:r>
+        <w:rPr>
+          <w:rFonts w:ascii="Segoe UI Symbol" w:hAnsi="Segoe UI Symbol" w:cs="Segoe UI Symbol"/>
         </w:rPr>
         <w:t>💡</w:t>
       </w:r>
       <w:r>
-        <w:rPr>
-          <w:rFonts w:ascii="Aptos" w:hAnsi="Aptos" w:cstheme="minorHAnsi"/>
-          <w:sz w:val="24"/>
-          <w:szCs w:val="24"/>
-        </w:rPr>
         <w:t xml:space="preserve"> Why It Exists:</w:t>
       </w:r>
     </w:p>
@@ -7173,8 +8563,17 @@
           <w:rStyle w:val="Strong"/>
           <w:rFonts w:ascii="Aptos" w:hAnsi="Aptos" w:cstheme="minorHAnsi"/>
         </w:rPr>
-        <w:t>What it is:</w:t>
-      </w:r>
+        <w:t>What it is</w:t>
+      </w:r>
+      <w:proofErr w:type="gramStart"/>
+      <w:r>
+        <w:rPr>
+          <w:rStyle w:val="Strong"/>
+          <w:rFonts w:ascii="Aptos" w:hAnsi="Aptos" w:cstheme="minorHAnsi"/>
+        </w:rPr>
+        <w:t>:</w:t>
+      </w:r>
+      <w:proofErr w:type="gramEnd"/>
       <w:r>
         <w:rPr>
           <w:rFonts w:ascii="Aptos" w:hAnsi="Aptos" w:cstheme="minorHAnsi"/>
@@ -7270,9 +8669,17 @@
           <w:rStyle w:val="Strong"/>
           <w:rFonts w:ascii="Aptos" w:hAnsi="Aptos" w:cstheme="minorHAnsi"/>
         </w:rPr>
-        <w:lastRenderedPageBreak/>
-        <w:t>What it is:</w:t>
-      </w:r>
+        <w:t>What it is</w:t>
+      </w:r>
+      <w:proofErr w:type="gramStart"/>
+      <w:r>
+        <w:rPr>
+          <w:rStyle w:val="Strong"/>
+          <w:rFonts w:ascii="Aptos" w:hAnsi="Aptos" w:cstheme="minorHAnsi"/>
+        </w:rPr>
+        <w:t>:</w:t>
+      </w:r>
+      <w:proofErr w:type="gramEnd"/>
       <w:r>
         <w:rPr>
           <w:rFonts w:ascii="Aptos" w:hAnsi="Aptos" w:cstheme="minorHAnsi"/>
@@ -7304,6 +8711,7 @@
           <w:rStyle w:val="Strong"/>
           <w:rFonts w:ascii="Aptos" w:hAnsi="Aptos" w:cstheme="minorHAnsi"/>
         </w:rPr>
+        <w:lastRenderedPageBreak/>
         <w:t>Offers:</w:t>
       </w:r>
       <w:r>
@@ -7377,8 +8785,17 @@
           <w:rStyle w:val="Strong"/>
           <w:rFonts w:ascii="Aptos" w:hAnsi="Aptos" w:cstheme="minorHAnsi"/>
         </w:rPr>
-        <w:t>What it is:</w:t>
-      </w:r>
+        <w:t>What it is</w:t>
+      </w:r>
+      <w:proofErr w:type="gramStart"/>
+      <w:r>
+        <w:rPr>
+          <w:rStyle w:val="Strong"/>
+          <w:rFonts w:ascii="Aptos" w:hAnsi="Aptos" w:cstheme="minorHAnsi"/>
+        </w:rPr>
+        <w:t>:</w:t>
+      </w:r>
+      <w:proofErr w:type="gramEnd"/>
       <w:r>
         <w:rPr>
           <w:rFonts w:ascii="Aptos" w:hAnsi="Aptos" w:cstheme="minorHAnsi"/>
@@ -7519,7 +8936,7 @@
       </w:pPr>
       <w:r>
         <w:rPr>
-          <w:rFonts w:ascii="Segoe UI Emoji" w:eastAsia="Times New Roman" w:hAnsi="Segoe UI Emoji" w:cs="Segoe UI Emoji"/>
+          <w:rFonts w:ascii="Segoe UI Symbol" w:eastAsia="Times New Roman" w:hAnsi="Segoe UI Symbol" w:cs="Segoe UI Symbol"/>
           <w:sz w:val="24"/>
           <w:szCs w:val="24"/>
           <w:lang w:eastAsia="en-IN"/>
@@ -7535,6 +8952,7 @@
         </w:rPr>
         <w:t xml:space="preserve"> </w:t>
       </w:r>
+      <w:proofErr w:type="gramStart"/>
       <w:r>
         <w:rPr>
           <w:rFonts w:ascii="Aptos" w:eastAsia="Times New Roman" w:hAnsi="Aptos" w:cstheme="minorHAnsi"/>
@@ -7546,6 +8964,7 @@
         </w:rPr>
         <w:t>what</w:t>
       </w:r>
+      <w:proofErr w:type="gramEnd"/>
       <w:r>
         <w:rPr>
           <w:rFonts w:ascii="Aptos" w:eastAsia="Times New Roman" w:hAnsi="Aptos" w:cstheme="minorHAnsi"/>
@@ -7710,7 +9129,7 @@
       </w:pPr>
       <w:r>
         <w:rPr>
-          <w:rFonts w:ascii="Segoe UI Emoji" w:eastAsia="Times New Roman" w:hAnsi="Segoe UI Emoji" w:cs="Segoe UI Emoji"/>
+          <w:rFonts w:ascii="Segoe UI Symbol" w:eastAsia="Times New Roman" w:hAnsi="Segoe UI Symbol" w:cs="Segoe UI Symbol"/>
           <w:sz w:val="24"/>
           <w:szCs w:val="24"/>
           <w:lang w:eastAsia="en-IN"/>
@@ -7735,8 +9154,21 @@
           <w:szCs w:val="24"/>
           <w:lang w:eastAsia="en-IN"/>
         </w:rPr>
-        <w:t>Why it exists:</w:t>
-      </w:r>
+        <w:t>Why it exists</w:t>
+      </w:r>
+      <w:proofErr w:type="gramStart"/>
+      <w:r>
+        <w:rPr>
+          <w:rFonts w:ascii="Aptos" w:eastAsia="Times New Roman" w:hAnsi="Aptos" w:cstheme="minorHAnsi"/>
+          <w:b/>
+          <w:bCs/>
+          <w:sz w:val="24"/>
+          <w:szCs w:val="24"/>
+          <w:lang w:eastAsia="en-IN"/>
+        </w:rPr>
+        <w:t>:</w:t>
+      </w:r>
+      <w:proofErr w:type="gramEnd"/>
       <w:r>
         <w:rPr>
           <w:rFonts w:ascii="Aptos" w:eastAsia="Times New Roman" w:hAnsi="Aptos" w:cstheme="minorHAnsi"/>
@@ -7752,25 +9184,96 @@
       <w:pPr>
         <w:pStyle w:val="Heading2"/>
         <w:rPr>
-          <w:rFonts w:ascii="Aptos" w:hAnsi="Aptos"/>
-        </w:rPr>
-      </w:pPr>
-      <w:r>
-        <w:rPr>
           <w:rFonts w:ascii="Aptos" w:eastAsia="Times New Roman" w:hAnsi="Aptos" w:cstheme="minorHAnsi"/>
           <w:sz w:val="24"/>
           <w:szCs w:val="24"/>
           <w:lang w:eastAsia="en-IN"/>
         </w:rPr>
+      </w:pPr>
+      <w:r>
+        <w:rPr>
+          <w:rFonts w:ascii="Aptos" w:eastAsia="Times New Roman" w:hAnsi="Aptos" w:cstheme="minorHAnsi"/>
+          <w:sz w:val="24"/>
+          <w:szCs w:val="24"/>
+          <w:lang w:eastAsia="en-IN"/>
+        </w:rPr>
         <w:br w:type="page"/>
       </w:r>
-      <w:r>
-        <w:rPr>
-          <w:rFonts w:ascii="Aptos" w:hAnsi="Aptos"/>
-        </w:rPr>
+    </w:p>
+    <w:p>
+      <w:pPr>
+        <w:pStyle w:val="Heading2"/>
+        <w:rPr>
+          <w:rFonts w:ascii="Aptos" w:hAnsi="Aptos"/>
+        </w:rPr>
+      </w:pPr>
+      <w:bookmarkStart w:id="5" w:name="_Toc215323152"/>
+      <w:r>
+        <w:rPr>
+          <w:rFonts w:ascii="Aptos" w:hAnsi="Aptos"/>
+        </w:rPr>
+        <w:lastRenderedPageBreak/>
+        <w:t>Why Finetuning Was Difficult in RNN or LSTM – How Transformers Changed the Game</w:t>
+      </w:r>
+      <w:bookmarkEnd w:id="5"/>
+    </w:p>
+    <w:p>
+      <w:pPr>
+        <w:pStyle w:val="Heading2"/>
+        <w:rPr>
+          <w:rFonts w:ascii="Aptos" w:hAnsi="Aptos"/>
+        </w:rPr>
+      </w:pPr>
+      <w:bookmarkStart w:id="6" w:name="_Toc215323153"/>
+      <w:r>
+        <w:rPr>
+          <w:rFonts w:ascii="Aptos" w:hAnsi="Aptos"/>
+        </w:rPr>
+        <w:t xml:space="preserve">LSTM </w:t>
+      </w:r>
+      <w:proofErr w:type="spellStart"/>
+      <w:r>
+        <w:rPr>
+          <w:rFonts w:ascii="Aptos" w:hAnsi="Aptos"/>
+        </w:rPr>
+        <w:t>vs</w:t>
+      </w:r>
+      <w:proofErr w:type="spellEnd"/>
+      <w:r>
+        <w:rPr>
+          <w:rFonts w:ascii="Aptos" w:hAnsi="Aptos"/>
+        </w:rPr>
+        <w:t xml:space="preserve"> Transformer | Why Transformers Replaced LSTM in NLP</w:t>
+      </w:r>
+      <w:bookmarkEnd w:id="6"/>
+    </w:p>
+    <w:p/>
+    <w:p>
+      <w:pPr>
+        <w:rPr>
+          <w:rFonts w:ascii="Aptos" w:eastAsiaTheme="majorEastAsia" w:hAnsi="Aptos" w:cstheme="majorBidi"/>
+          <w:color w:val="2E74B5" w:themeColor="accent1" w:themeShade="BF"/>
+          <w:sz w:val="26"/>
+          <w:szCs w:val="26"/>
+        </w:rPr>
+      </w:pPr>
+      <w:r>
+        <w:rPr>
+          <w:rFonts w:ascii="Aptos" w:hAnsi="Aptos"/>
+        </w:rPr>
+        <w:br w:type="page"/>
+      </w:r>
+    </w:p>
+    <w:p>
+      <w:pPr>
+        <w:pStyle w:val="Heading1"/>
+      </w:pPr>
+      <w:bookmarkStart w:id="7" w:name="_Toc215323154"/>
+      <w:r>
         <w:lastRenderedPageBreak/>
         <w:t>Fine tuning VS RAG VS Agents</w:t>
       </w:r>
+      <w:bookmarkEnd w:id="7"/>
     </w:p>
     <w:p>
       <w:pPr>
@@ -7806,8 +9309,17 @@
           <w:rStyle w:val="Strong"/>
           <w:rFonts w:ascii="Aptos" w:hAnsi="Aptos" w:cstheme="minorHAnsi"/>
         </w:rPr>
-        <w:t>What it is:</w:t>
-      </w:r>
+        <w:t>What it is</w:t>
+      </w:r>
+      <w:proofErr w:type="gramStart"/>
+      <w:r>
+        <w:rPr>
+          <w:rStyle w:val="Strong"/>
+          <w:rFonts w:ascii="Aptos" w:hAnsi="Aptos" w:cstheme="minorHAnsi"/>
+        </w:rPr>
+        <w:t>:</w:t>
+      </w:r>
+      <w:proofErr w:type="gramEnd"/>
       <w:r>
         <w:rPr>
           <w:rFonts w:ascii="Aptos" w:hAnsi="Aptos" w:cstheme="minorHAnsi"/>
@@ -7820,28 +9332,7 @@
           <w:rStyle w:val="Strong"/>
           <w:rFonts w:ascii="Aptos" w:hAnsi="Aptos" w:cstheme="minorHAnsi"/>
         </w:rPr>
-        <w:t xml:space="preserve">training a pre-trained LLM further on domain-specific or task-specific </w:t>
-      </w:r>
-      <w:r>
-        <w:rPr>
-          <w:rStyle w:val="Strong"/>
-          <w:rFonts w:ascii="Aptos" w:hAnsi="Aptos" w:cstheme="minorHAnsi"/>
-        </w:rPr>
-        <w:t>labelled</w:t>
-      </w:r>
-      <w:r>
-        <w:rPr>
-          <w:rStyle w:val="Strong"/>
-          <w:rFonts w:ascii="Aptos" w:hAnsi="Aptos" w:cstheme="minorHAnsi"/>
-        </w:rPr>
-        <w:t xml:space="preserve"> </w:t>
-      </w:r>
-      <w:r>
-        <w:rPr>
-          <w:rStyle w:val="Strong"/>
-          <w:rFonts w:ascii="Aptos" w:hAnsi="Aptos" w:cstheme="minorHAnsi"/>
-        </w:rPr>
-        <w:t>data,</w:t>
+        <w:t>training a pre-trained LLM further on domain-specific or task-specific labelled data,</w:t>
       </w:r>
       <w:r>
         <w:rPr>
@@ -7882,7 +9373,21 @@
         <w:rPr>
           <w:rFonts w:ascii="Aptos" w:hAnsi="Aptos" w:cstheme="minorHAnsi"/>
         </w:rPr>
-        <w:t>You take a base model (e.g., GPT, LLaMA).</w:t>
+        <w:t xml:space="preserve">You take a base model (e.g., GPT, </w:t>
+      </w:r>
+      <w:proofErr w:type="spellStart"/>
+      <w:r>
+        <w:rPr>
+          <w:rFonts w:ascii="Aptos" w:hAnsi="Aptos" w:cstheme="minorHAnsi"/>
+        </w:rPr>
+        <w:t>LLaMA</w:t>
+      </w:r>
+      <w:proofErr w:type="spellEnd"/>
+      <w:r>
+        <w:rPr>
+          <w:rFonts w:ascii="Aptos" w:hAnsi="Aptos" w:cstheme="minorHAnsi"/>
+        </w:rPr>
+        <w:t>).</w:t>
       </w:r>
     </w:p>
     <w:p>
@@ -7973,8 +9478,17 @@
           <w:rStyle w:val="Strong"/>
           <w:rFonts w:ascii="Aptos" w:hAnsi="Aptos" w:cstheme="minorHAnsi"/>
         </w:rPr>
-        <w:t>specialized style or consistent behavior</w:t>
-      </w:r>
+        <w:t xml:space="preserve">specialized style or consistent </w:t>
+      </w:r>
+      <w:proofErr w:type="spellStart"/>
+      <w:r>
+        <w:rPr>
+          <w:rStyle w:val="Strong"/>
+          <w:rFonts w:ascii="Aptos" w:hAnsi="Aptos" w:cstheme="minorHAnsi"/>
+        </w:rPr>
+        <w:t>behavior</w:t>
+      </w:r>
+      <w:proofErr w:type="spellEnd"/>
       <w:r>
         <w:rPr>
           <w:rFonts w:ascii="Aptos" w:hAnsi="Aptos" w:cstheme="minorHAnsi"/>
@@ -8127,14 +9641,7 @@
           <w:rStyle w:val="Strong"/>
           <w:rFonts w:ascii="Aptos" w:hAnsi="Aptos" w:cstheme="minorHAnsi"/>
         </w:rPr>
-        <w:t>What it is</w:t>
-      </w:r>
-      <w:r>
-        <w:rPr>
-          <w:rStyle w:val="Strong"/>
-          <w:rFonts w:ascii="Aptos" w:hAnsi="Aptos" w:cstheme="minorHAnsi"/>
-        </w:rPr>
-        <w:t xml:space="preserve">: </w:t>
+        <w:t xml:space="preserve">What it is: </w:t>
       </w:r>
       <w:r>
         <w:rPr>
@@ -8385,43 +9892,19 @@
     </w:p>
     <w:p>
       <w:pPr>
-        <w:pStyle w:val="NormalWeb"/>
-        <w:rPr>
-          <w:rFonts w:ascii="Aptos" w:hAnsi="Aptos" w:cstheme="minorHAnsi"/>
-        </w:rPr>
-      </w:pPr>
-    </w:p>
-    <w:p>
-      <w:pPr>
-        <w:pStyle w:val="NormalWeb"/>
-        <w:rPr>
-          <w:rFonts w:ascii="Aptos" w:hAnsi="Aptos" w:cstheme="minorHAnsi"/>
-        </w:rPr>
-      </w:pPr>
-    </w:p>
-    <w:p>
-      <w:pPr>
-        <w:pStyle w:val="NormalWeb"/>
-        <w:rPr>
-          <w:rFonts w:ascii="Aptos" w:hAnsi="Aptos" w:cstheme="minorHAnsi"/>
-        </w:rPr>
-      </w:pPr>
-    </w:p>
-    <w:p>
-      <w:pPr>
-        <w:rPr>
-          <w:rFonts w:ascii="Aptos" w:hAnsi="Aptos" w:cstheme="minorHAnsi"/>
-          <w:sz w:val="24"/>
-          <w:szCs w:val="24"/>
-        </w:rPr>
-      </w:pPr>
-      <w:r>
-        <w:rPr>
-          <w:rFonts w:ascii="Aptos" w:hAnsi="Aptos" w:cstheme="minorHAnsi"/>
-          <w:sz w:val="24"/>
-          <w:szCs w:val="24"/>
-        </w:rPr>
-        <w:pict w14:anchorId="42C37332">
+        <w:rPr>
+          <w:rFonts w:ascii="Aptos" w:hAnsi="Aptos" w:cstheme="minorHAnsi"/>
+          <w:sz w:val="24"/>
+          <w:szCs w:val="24"/>
+        </w:rPr>
+      </w:pPr>
+      <w:r>
+        <w:rPr>
+          <w:rFonts w:ascii="Aptos" w:hAnsi="Aptos" w:cstheme="minorHAnsi"/>
+          <w:sz w:val="24"/>
+          <w:szCs w:val="24"/>
+        </w:rPr>
+        <w:pict w14:anchorId="3F256C0B">
           <v:rect id="_x0000_i1025" style="width:0;height:1.5pt" o:hralign="center" o:hrstd="t" o:hr="t" fillcolor="#a0a0a0" stroked="f"/>
         </w:pict>
       </w:r>
@@ -8454,9 +9937,17 @@
           <w:rStyle w:val="Strong"/>
           <w:rFonts w:ascii="Aptos" w:hAnsi="Aptos" w:cstheme="minorHAnsi"/>
         </w:rPr>
-        <w:lastRenderedPageBreak/>
-        <w:t>What it is:</w:t>
-      </w:r>
+        <w:t>What it is</w:t>
+      </w:r>
+      <w:proofErr w:type="gramStart"/>
+      <w:r>
+        <w:rPr>
+          <w:rStyle w:val="Strong"/>
+          <w:rFonts w:ascii="Aptos" w:hAnsi="Aptos" w:cstheme="minorHAnsi"/>
+        </w:rPr>
+        <w:t>:</w:t>
+      </w:r>
+      <w:proofErr w:type="gramEnd"/>
       <w:r>
         <w:rPr>
           <w:rFonts w:ascii="Aptos" w:hAnsi="Aptos" w:cstheme="minorHAnsi"/>
@@ -8539,6 +10030,7 @@
         <w:rPr>
           <w:rFonts w:ascii="Aptos" w:hAnsi="Aptos" w:cstheme="minorHAnsi"/>
         </w:rPr>
+        <w:lastRenderedPageBreak/>
         <w:t xml:space="preserve">Decides </w:t>
       </w:r>
       <w:r>
@@ -8552,7 +10044,21 @@
         <w:rPr>
           <w:rFonts w:ascii="Aptos" w:hAnsi="Aptos" w:cstheme="minorHAnsi"/>
         </w:rPr>
-        <w:t xml:space="preserve"> (e.g., search the web, run code, call RAG).</w:t>
+        <w:t xml:space="preserve"> (e.g., search the web, run code, </w:t>
+      </w:r>
+      <w:proofErr w:type="gramStart"/>
+      <w:r>
+        <w:rPr>
+          <w:rFonts w:ascii="Aptos" w:hAnsi="Aptos" w:cstheme="minorHAnsi"/>
+        </w:rPr>
+        <w:t>call</w:t>
+      </w:r>
+      <w:proofErr w:type="gramEnd"/>
+      <w:r>
+        <w:rPr>
+          <w:rFonts w:ascii="Aptos" w:hAnsi="Aptos" w:cstheme="minorHAnsi"/>
+        </w:rPr>
+        <w:t xml:space="preserve"> RAG).</w:t>
       </w:r>
     </w:p>
     <w:p>
@@ -8660,7 +10166,21 @@
         <w:rPr>
           <w:rFonts w:ascii="Aptos" w:hAnsi="Aptos" w:cstheme="minorHAnsi"/>
         </w:rPr>
-        <w:t>Example: An AI assistant that books flights, summarizes emails, and analyzes data.</w:t>
+        <w:t xml:space="preserve">Example: An AI assistant that books flights, summarizes emails, and </w:t>
+      </w:r>
+      <w:proofErr w:type="spellStart"/>
+      <w:r>
+        <w:rPr>
+          <w:rFonts w:ascii="Aptos" w:hAnsi="Aptos" w:cstheme="minorHAnsi"/>
+        </w:rPr>
+        <w:t>analyzes</w:t>
+      </w:r>
+      <w:proofErr w:type="spellEnd"/>
+      <w:r>
+        <w:rPr>
+          <w:rFonts w:ascii="Aptos" w:hAnsi="Aptos" w:cstheme="minorHAnsi"/>
+        </w:rPr>
+        <w:t xml:space="preserve"> data.</w:t>
       </w:r>
     </w:p>
     <w:p>
@@ -8714,7 +10234,7 @@
       </w:pPr>
       <w:r>
         <w:rPr>
-          <w:rFonts w:ascii="Aptos" w:hAnsi="Aptos" w:cstheme="minorHAnsi"/>
+          <w:rFonts w:ascii="Aptos" w:hAnsi="Aptos"/>
         </w:rPr>
         <w:br w:type="page"/>
       </w:r>
@@ -8723,70 +10243,12 @@
       <w:pPr>
         <w:pStyle w:val="Heading2"/>
         <w:rPr>
-          <w:rFonts w:ascii="Aptos" w:hAnsi="Aptos"/>
-        </w:rPr>
-      </w:pPr>
-      <w:r>
-        <w:rPr>
-          <w:rFonts w:ascii="Aptos" w:hAnsi="Aptos"/>
-        </w:rPr>
-        <w:lastRenderedPageBreak/>
-        <w:t>Why Finetuning Was Difficult in RNN or LSTM – How Transformers Changed the Game</w:t>
-      </w:r>
-    </w:p>
-    <w:p>
-      <w:pPr>
-        <w:rPr>
-          <w:rFonts w:ascii="Aptos" w:hAnsi="Aptos"/>
-        </w:rPr>
-      </w:pPr>
-      <w:r>
-        <w:rPr>
-          <w:rFonts w:ascii="Aptos" w:hAnsi="Aptos"/>
-        </w:rPr>
-        <w:br w:type="page"/>
-      </w:r>
-    </w:p>
-    <w:p>
-      <w:pPr>
-        <w:pStyle w:val="Heading2"/>
-        <w:rPr>
-          <w:rFonts w:ascii="Aptos" w:hAnsi="Aptos"/>
-        </w:rPr>
-      </w:pPr>
-      <w:r>
-        <w:rPr>
-          <w:rFonts w:ascii="Aptos" w:hAnsi="Aptos"/>
-        </w:rPr>
-        <w:lastRenderedPageBreak/>
-        <w:t>LSTM vs Transformer | Why Transformers Replaced LSTM in NLP</w:t>
-      </w:r>
-    </w:p>
-    <w:p>
-      <w:pPr>
-        <w:rPr>
-          <w:rFonts w:ascii="Aptos" w:eastAsiaTheme="majorEastAsia" w:hAnsi="Aptos" w:cstheme="majorBidi"/>
-          <w:color w:val="2E74B5" w:themeColor="accent1" w:themeShade="BF"/>
-          <w:sz w:val="26"/>
-          <w:szCs w:val="26"/>
-        </w:rPr>
-      </w:pPr>
-      <w:r>
-        <w:rPr>
-          <w:rFonts w:ascii="Aptos" w:hAnsi="Aptos"/>
-        </w:rPr>
-        <w:br w:type="page"/>
-      </w:r>
-    </w:p>
-    <w:p>
-      <w:pPr>
-        <w:pStyle w:val="Heading2"/>
-        <w:rPr>
           <w:rStyle w:val="style-scope"/>
           <w:rFonts w:ascii="Aptos" w:hAnsi="Aptos"/>
           <w:b/>
         </w:rPr>
       </w:pPr>
+      <w:bookmarkStart w:id="8" w:name="_Toc215323155"/>
       <w:r>
         <w:rPr>
           <w:rStyle w:val="style-scope"/>
@@ -8796,6 +10258,7 @@
         <w:lastRenderedPageBreak/>
         <w:t>Master Hugging Face</w:t>
       </w:r>
+      <w:bookmarkEnd w:id="8"/>
     </w:p>
     <w:p>
       <w:pPr>
@@ -8875,7 +10338,23 @@
           <w:rFonts w:ascii="Aptos" w:hAnsi="Aptos" w:cs="Arial"/>
           <w:color w:val="000000" w:themeColor="text1"/>
         </w:rPr>
-        <w:t xml:space="preserve">LangChain mainly provides you the ability to connect to different LLM APIs, prompting etc. i.e. ability for RAG application, tools for agents (primarily in LangGraph). Whereas Hugging face is an ecosystem which provides different model resource, embedding resource, dataset resource and provides libraries and frameworks for fine tuning and complex DL/AI/Gen AI tasks. </w:t>
+        <w:t xml:space="preserve">LangChain mainly provides you the ability to connect to different LLM APIs, prompting etc. i.e. ability for RAG application, tools for agents (primarily in LangGraph). Whereas </w:t>
+      </w:r>
+      <w:proofErr w:type="gramStart"/>
+      <w:r>
+        <w:rPr>
+          <w:rFonts w:ascii="Aptos" w:hAnsi="Aptos" w:cs="Arial"/>
+          <w:color w:val="000000" w:themeColor="text1"/>
+        </w:rPr>
+        <w:t>Hugging</w:t>
+      </w:r>
+      <w:proofErr w:type="gramEnd"/>
+      <w:r>
+        <w:rPr>
+          <w:rFonts w:ascii="Aptos" w:hAnsi="Aptos" w:cs="Arial"/>
+          <w:color w:val="000000" w:themeColor="text1"/>
+        </w:rPr>
+        <w:t xml:space="preserve"> face is an ecosystem which provides different model resource, embedding resource, dataset resource and provides libraries and frameworks for fine tuning and complex DL/AI/Gen AI tasks. </w:t>
       </w:r>
     </w:p>
     <w:p>
@@ -9176,12 +10655,20 @@
           <w:color w:val="000000" w:themeColor="text1"/>
         </w:rPr>
       </w:pPr>
+      <w:bookmarkStart w:id="9" w:name="_Toc215323156"/>
       <w:r>
         <w:rPr>
           <w:rFonts w:ascii="Aptos" w:hAnsi="Aptos"/>
         </w:rPr>
         <w:lastRenderedPageBreak/>
-        <w:t xml:space="preserve">Evaluation: </w:t>
+        <w:t>Evaluation:</w:t>
+      </w:r>
+      <w:bookmarkEnd w:id="9"/>
+      <w:r>
+        <w:rPr>
+          <w:rFonts w:ascii="Aptos" w:hAnsi="Aptos"/>
+        </w:rPr>
+        <w:t xml:space="preserve"> </w:t>
       </w:r>
     </w:p>
     <w:p>
@@ -9569,11 +11056,11 @@
         <w:tblLook w:val="04A0" w:firstRow="1" w:lastRow="0" w:firstColumn="1" w:lastColumn="0" w:noHBand="0" w:noVBand="1"/>
       </w:tblPr>
       <w:tblGrid>
-        <w:gridCol w:w="1297"/>
-        <w:gridCol w:w="2277"/>
-        <w:gridCol w:w="1870"/>
-        <w:gridCol w:w="1929"/>
-        <w:gridCol w:w="2373"/>
+        <w:gridCol w:w="1258"/>
+        <w:gridCol w:w="2128"/>
+        <w:gridCol w:w="1947"/>
+        <w:gridCol w:w="1882"/>
+        <w:gridCol w:w="2531"/>
       </w:tblGrid>
       <w:tr>
         <w:trPr>
@@ -10257,6 +11744,7 @@
           <w:bdr w:val="none" w:sz="0" w:space="0" w:color="auto" w:frame="1"/>
         </w:rPr>
       </w:pPr>
+      <w:bookmarkStart w:id="10" w:name="_Toc215323157"/>
       <w:r>
         <w:rPr>
           <w:rStyle w:val="style-scope"/>
@@ -10267,6 +11755,7 @@
         <w:lastRenderedPageBreak/>
         <w:t>Fine-Tuning BERT for NLP</w:t>
       </w:r>
+      <w:bookmarkEnd w:id="10"/>
     </w:p>
     <w:p>
       <w:pPr>
@@ -10305,18 +11794,14 @@
     </w:p>
     <w:p>
       <w:pPr>
-        <w:pStyle w:val="Heading2"/>
-        <w:rPr>
-          <w:rFonts w:ascii="Aptos" w:hAnsi="Aptos"/>
-        </w:rPr>
-      </w:pPr>
-      <w:r>
-        <w:rPr>
-          <w:rFonts w:ascii="Aptos" w:hAnsi="Aptos"/>
-        </w:rPr>
+        <w:pStyle w:val="Heading1"/>
+      </w:pPr>
+      <w:bookmarkStart w:id="11" w:name="_Toc215323158"/>
+      <w:r>
         <w:lastRenderedPageBreak/>
         <w:t>LLM Knowledge Distillation</w:t>
       </w:r>
+      <w:bookmarkEnd w:id="11"/>
     </w:p>
     <w:p>
       <w:pPr>
@@ -10426,7 +11911,23 @@
           <w:rFonts w:ascii="Aptos" w:hAnsi="Aptos" w:cs="Arial"/>
           <w:color w:val="000000" w:themeColor="text1"/>
         </w:rPr>
-        <w:t> (approximation), KL divergence DKL(P</w:t>
+        <w:t> (approximation), KL divergence </w:t>
+      </w:r>
+      <w:proofErr w:type="gramStart"/>
+      <w:r>
+        <w:rPr>
+          <w:rFonts w:ascii="Aptos" w:hAnsi="Aptos" w:cs="Arial"/>
+          <w:color w:val="000000" w:themeColor="text1"/>
+        </w:rPr>
+        <w:t>DKL(</w:t>
+      </w:r>
+      <w:proofErr w:type="gramEnd"/>
+      <w:r>
+        <w:rPr>
+          <w:rFonts w:ascii="Aptos" w:hAnsi="Aptos" w:cs="Arial"/>
+          <w:color w:val="000000" w:themeColor="text1"/>
+        </w:rPr>
+        <w:t>P</w:t>
       </w:r>
       <w:r>
         <w:rPr>
@@ -10768,6 +12269,7 @@
           <w:szCs w:val="24"/>
         </w:rPr>
       </w:pPr>
+      <w:proofErr w:type="gramStart"/>
       <w:r>
         <w:rPr>
           <w:rFonts w:ascii="Aptos" w:hAnsi="Aptos" w:cs="Arial"/>
@@ -10777,8 +12279,19 @@
           <w:sz w:val="24"/>
           <w:szCs w:val="24"/>
         </w:rPr>
-        <w:lastRenderedPageBreak/>
-        <w:t>transferring knowledge about similarities:</w:t>
+        <w:t>transferring</w:t>
+      </w:r>
+      <w:proofErr w:type="gramEnd"/>
+      <w:r>
+        <w:rPr>
+          <w:rFonts w:ascii="Aptos" w:hAnsi="Aptos" w:cs="Arial"/>
+          <w:b/>
+          <w:bCs/>
+          <w:color w:val="000000" w:themeColor="text1"/>
+          <w:sz w:val="24"/>
+          <w:szCs w:val="24"/>
+        </w:rPr>
+        <w:t xml:space="preserve"> knowledge about similarities:</w:t>
       </w:r>
     </w:p>
     <w:p>
@@ -10801,6 +12314,7 @@
           <w:sz w:val="24"/>
           <w:szCs w:val="24"/>
         </w:rPr>
+        <w:lastRenderedPageBreak/>
         <w:t>While it might seem that transferring knowledge about differences (how classes differ) would directly help the student to classify better, learning similarities is actually more beneficial because:</w:t>
       </w:r>
     </w:p>
@@ -10928,16 +12442,7 @@
           <w:sz w:val="24"/>
           <w:szCs w:val="24"/>
         </w:rPr>
-        <w:t>Thus, learning from similarities allows the student to develop a more informed and generalizable model compared to learning only from differences.</w:t>
-      </w:r>
-      <w:r>
-        <w:rPr>
-          <w:rFonts w:ascii="Arial" w:hAnsi="Arial" w:cs="Arial"/>
-          <w:color w:val="000000" w:themeColor="text1"/>
-          <w:sz w:val="24"/>
-          <w:szCs w:val="24"/>
-        </w:rPr>
-        <w:t>​</w:t>
+        <w:t>Thus, learning from similarities allows the student to develop a more informed and generalizable model compared to learning only from differences.​</w:t>
       </w:r>
     </w:p>
     <w:p>
@@ -11360,7 +12865,25 @@
           <w:sz w:val="24"/>
           <w:szCs w:val="24"/>
         </w:rPr>
-        <w:t xml:space="preserve">in those probabilities, enabling idea of exaggeration of similarities between the classes. Then you can think, you are descaling the probabilities by same factor then it would have similar impact on all, but activation is non-linear so dividing by T is just not the descaling. Difference </w:t>
+        <w:t xml:space="preserve">in those probabilities, enabling idea of exaggeration of similarities between the classes. Then you can think, you are descaling the probabilities by same factor then it would have similar impact on all, but activation is non-linear so dividing by T is just not the descaling. Difference of two descaled numbers activation is far smaller than two original numbers. Like suppose 4 and </w:t>
+      </w:r>
+      <w:r>
+        <w:rPr>
+          <w:rFonts w:ascii="Aptos" w:hAnsi="Aptos" w:cs="Arial"/>
+          <w:color w:val="000000" w:themeColor="text1"/>
+          <w:sz w:val="24"/>
+          <w:szCs w:val="24"/>
+        </w:rPr>
+        <w:t>2 were</w:t>
+      </w:r>
+      <w:r>
+        <w:rPr>
+          <w:rFonts w:ascii="Aptos" w:hAnsi="Aptos" w:cs="Arial"/>
+          <w:color w:val="000000" w:themeColor="text1"/>
+          <w:sz w:val="24"/>
+          <w:szCs w:val="24"/>
+        </w:rPr>
+        <w:t xml:space="preserve"> original </w:t>
       </w:r>
       <w:r>
         <w:rPr>
@@ -11370,25 +12893,7 @@
           <w:szCs w:val="24"/>
         </w:rPr>
         <w:lastRenderedPageBreak/>
-        <w:t xml:space="preserve">of two descaled numbers activation is far smaller than two original numbers. Like suppose 4 and </w:t>
-      </w:r>
-      <w:r>
-        <w:rPr>
-          <w:rFonts w:ascii="Aptos" w:hAnsi="Aptos" w:cs="Arial"/>
-          <w:color w:val="000000" w:themeColor="text1"/>
-          <w:sz w:val="24"/>
-          <w:szCs w:val="24"/>
-        </w:rPr>
-        <w:t>2 were</w:t>
-      </w:r>
-      <w:r>
-        <w:rPr>
-          <w:rFonts w:ascii="Aptos" w:hAnsi="Aptos" w:cs="Arial"/>
-          <w:color w:val="000000" w:themeColor="text1"/>
-          <w:sz w:val="24"/>
-          <w:szCs w:val="24"/>
-        </w:rPr>
-        <w:t xml:space="preserve"> original logits then closeness in probabilities for this number if they were descaled is far more compared to the original ones. </w:t>
+        <w:t xml:space="preserve">logits then closeness in probabilities for this number if they were descaled is far more compared to the original ones. </w:t>
       </w:r>
     </w:p>
     <w:p>
@@ -11759,31 +13264,25 @@
     <w:p>
       <w:pPr>
         <w:pStyle w:val="Heading1"/>
-        <w:numPr>
-          <w:ilvl w:val="0"/>
-          <w:numId w:val="23"/>
-        </w:numPr>
         <w:rPr>
           <w:b/>
-          <w:bCs/>
-        </w:rPr>
-      </w:pPr>
+        </w:rPr>
+      </w:pPr>
+      <w:bookmarkStart w:id="12" w:name="_Toc215323159"/>
       <w:r>
         <w:rPr>
           <w:b/>
-          <w:bCs/>
         </w:rPr>
         <w:lastRenderedPageBreak/>
-        <w:t xml:space="preserve">Quantization: </w:t>
-      </w:r>
-    </w:p>
-    <w:p>
-      <w:pPr>
-        <w:rPr>
-          <w:sz w:val="24"/>
-          <w:szCs w:val="24"/>
-        </w:rPr>
-      </w:pPr>
+        <w:t>Quantization:</w:t>
+      </w:r>
+      <w:bookmarkEnd w:id="12"/>
+      <w:r>
+        <w:rPr>
+          <w:b/>
+        </w:rPr>
+        <w:t xml:space="preserve"> </w:t>
+      </w:r>
     </w:p>
     <w:p>
       <w:pPr>
@@ -12301,11 +13800,626 @@
     </w:p>
     <w:p>
       <w:pPr>
-        <w:spacing w:after="240" w:line="276" w:lineRule="auto"/>
-        <w:jc w:val="both"/>
-        <w:rPr>
-          <w:rFonts w:ascii="Aptos" w:hAnsi="Aptos" w:cs="Arial"/>
-          <w:color w:val="000000" w:themeColor="text1"/>
+        <w:pStyle w:val="Heading3"/>
+        <w:spacing w:before="0" w:beforeAutospacing="0" w:after="80" w:afterAutospacing="0"/>
+        <w:rPr>
+          <w:rFonts w:ascii="Aptos" w:hAnsi="Aptos" w:cstheme="minorHAnsi"/>
+        </w:rPr>
+      </w:pPr>
+      <w:bookmarkStart w:id="13" w:name="_Toc215323160"/>
+      <w:r>
+        <w:rPr>
+          <w:rFonts w:ascii="Aptos" w:hAnsi="Aptos" w:cstheme="minorHAnsi"/>
+        </w:rPr>
+        <w:t>How quantization bits conversion happens (FLOW):</w:t>
+      </w:r>
+      <w:bookmarkEnd w:id="13"/>
+    </w:p>
+    <w:p>
+      <w:pPr>
+        <w:pStyle w:val="ListParagraph"/>
+        <w:numPr>
+          <w:ilvl w:val="1"/>
+          <w:numId w:val="44"/>
+        </w:numPr>
+        <w:spacing w:before="40" w:after="40"/>
+        <w:rPr>
+          <w:rFonts w:ascii="Aptos" w:hAnsi="Aptos"/>
+          <w:sz w:val="24"/>
+        </w:rPr>
+      </w:pPr>
+      <w:r>
+        <w:rPr>
+          <w:rFonts w:ascii="Aptos" w:hAnsi="Aptos"/>
+          <w:sz w:val="24"/>
+        </w:rPr>
+        <w:t xml:space="preserve">Non-Linear </w:t>
+      </w:r>
+    </w:p>
+    <w:p>
+      <w:pPr>
+        <w:spacing w:after="0"/>
+        <w:jc w:val="center"/>
+        <w:rPr>
+          <w:rFonts w:ascii="Aptos" w:hAnsi="Aptos"/>
+          <w:sz w:val="24"/>
+        </w:rPr>
+      </w:pPr>
+      <w:r>
+        <w:rPr>
+          <w:rFonts w:ascii="Aptos" w:hAnsi="Aptos"/>
+          <w:sz w:val="24"/>
+        </w:rPr>
+        <w:t>Layer Input: INT8</w:t>
+      </w:r>
+    </w:p>
+    <w:p>
+      <w:pPr>
+        <w:spacing w:after="0"/>
+        <w:jc w:val="center"/>
+        <w:rPr>
+          <w:rFonts w:ascii="Aptos" w:hAnsi="Aptos"/>
+          <w:sz w:val="24"/>
+        </w:rPr>
+      </w:pPr>
+      <w:r>
+        <w:rPr>
+          <w:rFonts w:ascii="Aptos" w:hAnsi="Aptos"/>
+          <w:sz w:val="24"/>
+        </w:rPr>
+        <w:t>↓</w:t>
+      </w:r>
+    </w:p>
+    <w:p>
+      <w:pPr>
+        <w:spacing w:after="0"/>
+        <w:jc w:val="center"/>
+        <w:rPr>
+          <w:rFonts w:ascii="Aptos" w:hAnsi="Aptos"/>
+          <w:sz w:val="24"/>
+        </w:rPr>
+      </w:pPr>
+      <w:proofErr w:type="spellStart"/>
+      <w:r>
+        <w:rPr>
+          <w:rFonts w:ascii="Aptos" w:hAnsi="Aptos"/>
+          <w:sz w:val="24"/>
+        </w:rPr>
+        <w:t>MatMul</w:t>
+      </w:r>
+      <w:proofErr w:type="spellEnd"/>
+      <w:r>
+        <w:rPr>
+          <w:rFonts w:ascii="Aptos" w:hAnsi="Aptos"/>
+          <w:sz w:val="24"/>
+        </w:rPr>
+        <w:t xml:space="preserve"> / </w:t>
+      </w:r>
+      <w:proofErr w:type="spellStart"/>
+      <w:r>
+        <w:rPr>
+          <w:rFonts w:ascii="Aptos" w:hAnsi="Aptos"/>
+          <w:sz w:val="24"/>
+        </w:rPr>
+        <w:t>Conv</w:t>
+      </w:r>
+      <w:proofErr w:type="spellEnd"/>
+      <w:r>
+        <w:rPr>
+          <w:rFonts w:ascii="Aptos" w:hAnsi="Aptos"/>
+          <w:sz w:val="24"/>
+        </w:rPr>
+        <w:t>: INT8 × INT8 → INT32 accumulator</w:t>
+      </w:r>
+    </w:p>
+    <w:p>
+      <w:pPr>
+        <w:spacing w:after="0"/>
+        <w:jc w:val="center"/>
+        <w:rPr>
+          <w:rFonts w:ascii="Aptos" w:hAnsi="Aptos"/>
+          <w:sz w:val="24"/>
+        </w:rPr>
+      </w:pPr>
+      <w:r>
+        <w:rPr>
+          <w:rFonts w:ascii="Aptos" w:hAnsi="Aptos"/>
+          <w:sz w:val="24"/>
+        </w:rPr>
+        <w:t>↓</w:t>
+      </w:r>
+    </w:p>
+    <w:p>
+      <w:pPr>
+        <w:spacing w:after="0"/>
+        <w:jc w:val="center"/>
+        <w:rPr>
+          <w:rFonts w:ascii="Aptos" w:hAnsi="Aptos"/>
+          <w:sz w:val="24"/>
+        </w:rPr>
+      </w:pPr>
+      <w:proofErr w:type="spellStart"/>
+      <w:r>
+        <w:rPr>
+          <w:rFonts w:ascii="Aptos" w:hAnsi="Aptos"/>
+          <w:sz w:val="24"/>
+        </w:rPr>
+        <w:t>Requantization</w:t>
+      </w:r>
+      <w:proofErr w:type="spellEnd"/>
+      <w:r>
+        <w:rPr>
+          <w:rFonts w:ascii="Aptos" w:hAnsi="Aptos"/>
+          <w:sz w:val="24"/>
+        </w:rPr>
+        <w:t>: INT32 → INT8</w:t>
+      </w:r>
+    </w:p>
+    <w:p>
+      <w:pPr>
+        <w:spacing w:after="0"/>
+        <w:jc w:val="center"/>
+        <w:rPr>
+          <w:rFonts w:ascii="Aptos" w:hAnsi="Aptos"/>
+          <w:sz w:val="24"/>
+        </w:rPr>
+      </w:pPr>
+      <w:r>
+        <w:rPr>
+          <w:rFonts w:ascii="Aptos" w:hAnsi="Aptos"/>
+          <w:sz w:val="24"/>
+        </w:rPr>
+        <w:t>↓</w:t>
+      </w:r>
+    </w:p>
+    <w:p>
+      <w:pPr>
+        <w:spacing w:after="0"/>
+        <w:jc w:val="center"/>
+        <w:rPr>
+          <w:rFonts w:ascii="Aptos" w:hAnsi="Aptos"/>
+          <w:sz w:val="24"/>
+        </w:rPr>
+      </w:pPr>
+      <w:r>
+        <w:rPr>
+          <w:rFonts w:ascii="Aptos" w:hAnsi="Aptos"/>
+          <w:sz w:val="24"/>
+        </w:rPr>
+        <w:t>Non-linear Activation</w:t>
+      </w:r>
+    </w:p>
+    <w:p>
+      <w:pPr>
+        <w:spacing w:after="0"/>
+        <w:jc w:val="center"/>
+        <w:rPr>
+          <w:rFonts w:ascii="Aptos" w:hAnsi="Aptos"/>
+          <w:sz w:val="24"/>
+        </w:rPr>
+      </w:pPr>
+      <w:r>
+        <w:rPr>
+          <w:rFonts w:ascii="Aptos" w:hAnsi="Aptos"/>
+          <w:sz w:val="24"/>
+        </w:rPr>
+        <w:t>↓</w:t>
+      </w:r>
+    </w:p>
+    <w:p>
+      <w:pPr>
+        <w:spacing w:after="0"/>
+        <w:jc w:val="center"/>
+        <w:rPr>
+          <w:rFonts w:ascii="Aptos" w:hAnsi="Aptos"/>
+          <w:sz w:val="24"/>
+        </w:rPr>
+      </w:pPr>
+      <w:proofErr w:type="spellStart"/>
+      <w:r>
+        <w:rPr>
+          <w:rFonts w:ascii="Aptos" w:hAnsi="Aptos"/>
+          <w:sz w:val="24"/>
+        </w:rPr>
+        <w:t>Dequantize</w:t>
+      </w:r>
+      <w:proofErr w:type="spellEnd"/>
+      <w:r>
+        <w:rPr>
+          <w:rFonts w:ascii="Aptos" w:hAnsi="Aptos"/>
+          <w:sz w:val="24"/>
+        </w:rPr>
+        <w:t xml:space="preserve"> INT8 → FP32</w:t>
+      </w:r>
+    </w:p>
+    <w:p>
+      <w:pPr>
+        <w:spacing w:after="0"/>
+        <w:jc w:val="center"/>
+        <w:rPr>
+          <w:rFonts w:ascii="Aptos" w:hAnsi="Aptos"/>
+          <w:sz w:val="24"/>
+        </w:rPr>
+      </w:pPr>
+      <w:r>
+        <w:rPr>
+          <w:rFonts w:ascii="Aptos" w:hAnsi="Aptos"/>
+          <w:sz w:val="24"/>
+        </w:rPr>
+        <w:t>↓</w:t>
+      </w:r>
+    </w:p>
+    <w:p>
+      <w:pPr>
+        <w:spacing w:after="0"/>
+        <w:jc w:val="center"/>
+        <w:rPr>
+          <w:rFonts w:ascii="Aptos" w:hAnsi="Aptos"/>
+          <w:sz w:val="24"/>
+        </w:rPr>
+      </w:pPr>
+      <w:r>
+        <w:rPr>
+          <w:rFonts w:ascii="Aptos" w:hAnsi="Aptos"/>
+          <w:sz w:val="24"/>
+        </w:rPr>
+        <w:t>Apply Activation in FP32</w:t>
+      </w:r>
+    </w:p>
+    <w:p>
+      <w:pPr>
+        <w:spacing w:after="0"/>
+        <w:jc w:val="center"/>
+        <w:rPr>
+          <w:rFonts w:ascii="Aptos" w:hAnsi="Aptos"/>
+          <w:sz w:val="24"/>
+        </w:rPr>
+      </w:pPr>
+      <w:r>
+        <w:rPr>
+          <w:rFonts w:ascii="Aptos" w:hAnsi="Aptos"/>
+          <w:sz w:val="24"/>
+        </w:rPr>
+        <w:t>↓</w:t>
+      </w:r>
+    </w:p>
+    <w:p>
+      <w:pPr>
+        <w:spacing w:after="0"/>
+        <w:jc w:val="center"/>
+        <w:rPr>
+          <w:rFonts w:ascii="Aptos" w:hAnsi="Aptos"/>
+          <w:sz w:val="24"/>
+        </w:rPr>
+      </w:pPr>
+      <w:r>
+        <w:rPr>
+          <w:rFonts w:ascii="Aptos" w:hAnsi="Aptos"/>
+          <w:sz w:val="24"/>
+        </w:rPr>
+        <w:t>Activation Output: FP32</w:t>
+      </w:r>
+    </w:p>
+    <w:p>
+      <w:pPr>
+        <w:spacing w:after="0"/>
+        <w:jc w:val="center"/>
+        <w:rPr>
+          <w:rFonts w:ascii="Aptos" w:hAnsi="Aptos"/>
+          <w:sz w:val="24"/>
+        </w:rPr>
+      </w:pPr>
+      <w:r>
+        <w:rPr>
+          <w:rFonts w:ascii="Aptos" w:hAnsi="Aptos"/>
+          <w:sz w:val="24"/>
+        </w:rPr>
+        <w:t>↓</w:t>
+      </w:r>
+    </w:p>
+    <w:p>
+      <w:pPr>
+        <w:spacing w:after="0"/>
+        <w:jc w:val="center"/>
+        <w:rPr>
+          <w:rFonts w:ascii="Aptos" w:hAnsi="Aptos"/>
+          <w:sz w:val="24"/>
+        </w:rPr>
+      </w:pPr>
+      <w:proofErr w:type="spellStart"/>
+      <w:r>
+        <w:rPr>
+          <w:rFonts w:ascii="Aptos" w:hAnsi="Aptos"/>
+          <w:sz w:val="24"/>
+        </w:rPr>
+        <w:t>Requantize</w:t>
+      </w:r>
+      <w:proofErr w:type="spellEnd"/>
+      <w:r>
+        <w:rPr>
+          <w:rFonts w:ascii="Aptos" w:hAnsi="Aptos"/>
+          <w:sz w:val="24"/>
+        </w:rPr>
+        <w:t xml:space="preserve"> FP32 → INT8 for next layer</w:t>
+      </w:r>
+    </w:p>
+    <w:p>
+      <w:pPr>
+        <w:spacing w:after="0"/>
+        <w:rPr>
+          <w:rFonts w:ascii="Aptos" w:hAnsi="Aptos"/>
+          <w:b/>
+          <w:sz w:val="24"/>
+        </w:rPr>
+      </w:pPr>
+    </w:p>
+    <w:p>
+      <w:pPr>
+        <w:spacing w:after="0"/>
+        <w:rPr>
+          <w:rFonts w:ascii="Aptos" w:hAnsi="Aptos"/>
+          <w:b/>
+          <w:sz w:val="24"/>
+        </w:rPr>
+      </w:pPr>
+    </w:p>
+    <w:p>
+      <w:pPr>
+        <w:pStyle w:val="ListParagraph"/>
+        <w:numPr>
+          <w:ilvl w:val="1"/>
+          <w:numId w:val="44"/>
+        </w:numPr>
+        <w:spacing w:after="0"/>
+        <w:rPr>
+          <w:rFonts w:ascii="Aptos" w:hAnsi="Aptos"/>
+          <w:sz w:val="24"/>
+        </w:rPr>
+      </w:pPr>
+      <w:r>
+        <w:rPr>
+          <w:rFonts w:ascii="Aptos" w:hAnsi="Aptos"/>
+          <w:sz w:val="24"/>
+        </w:rPr>
+        <w:t>Linear:</w:t>
+      </w:r>
+    </w:p>
+    <w:p>
+      <w:pPr>
+        <w:spacing w:after="0"/>
+        <w:jc w:val="center"/>
+        <w:rPr>
+          <w:rFonts w:ascii="Aptos" w:hAnsi="Aptos"/>
+          <w:sz w:val="24"/>
+        </w:rPr>
+      </w:pPr>
+      <w:r>
+        <w:rPr>
+          <w:rFonts w:ascii="Aptos" w:hAnsi="Aptos"/>
+          <w:sz w:val="24"/>
+        </w:rPr>
+        <w:t>Layer Input: INT8</w:t>
+      </w:r>
+    </w:p>
+    <w:p>
+      <w:pPr>
+        <w:spacing w:after="0"/>
+        <w:jc w:val="center"/>
+        <w:rPr>
+          <w:rFonts w:ascii="Aptos" w:hAnsi="Aptos"/>
+          <w:sz w:val="24"/>
+        </w:rPr>
+      </w:pPr>
+      <w:r>
+        <w:rPr>
+          <w:rFonts w:ascii="Aptos" w:hAnsi="Aptos"/>
+          <w:sz w:val="24"/>
+        </w:rPr>
+        <w:t xml:space="preserve">    ↓</w:t>
+      </w:r>
+    </w:p>
+    <w:p>
+      <w:pPr>
+        <w:spacing w:after="0"/>
+        <w:jc w:val="center"/>
+        <w:rPr>
+          <w:rFonts w:ascii="Aptos" w:hAnsi="Aptos"/>
+          <w:sz w:val="24"/>
+        </w:rPr>
+      </w:pPr>
+      <w:r>
+        <w:rPr>
+          <w:rFonts w:ascii="Aptos" w:hAnsi="Aptos"/>
+          <w:sz w:val="24"/>
+        </w:rPr>
+        <w:t>Weights: INT8</w:t>
+      </w:r>
+    </w:p>
+    <w:p>
+      <w:pPr>
+        <w:spacing w:after="0"/>
+        <w:jc w:val="center"/>
+        <w:rPr>
+          <w:rFonts w:ascii="Aptos" w:hAnsi="Aptos"/>
+          <w:sz w:val="24"/>
+        </w:rPr>
+      </w:pPr>
+      <w:r>
+        <w:rPr>
+          <w:rFonts w:ascii="Aptos" w:hAnsi="Aptos"/>
+          <w:sz w:val="24"/>
+        </w:rPr>
+        <w:t xml:space="preserve">    ↓</w:t>
+      </w:r>
+    </w:p>
+    <w:p>
+      <w:pPr>
+        <w:spacing w:after="0"/>
+        <w:jc w:val="center"/>
+        <w:rPr>
+          <w:rFonts w:ascii="Aptos" w:hAnsi="Aptos"/>
+          <w:sz w:val="24"/>
+        </w:rPr>
+      </w:pPr>
+      <w:proofErr w:type="spellStart"/>
+      <w:r>
+        <w:rPr>
+          <w:rFonts w:ascii="Aptos" w:hAnsi="Aptos"/>
+          <w:sz w:val="24"/>
+        </w:rPr>
+        <w:t>MatMul</w:t>
+      </w:r>
+      <w:proofErr w:type="spellEnd"/>
+      <w:r>
+        <w:rPr>
+          <w:rFonts w:ascii="Aptos" w:hAnsi="Aptos"/>
+          <w:sz w:val="24"/>
+        </w:rPr>
+        <w:t xml:space="preserve"> / </w:t>
+      </w:r>
+      <w:proofErr w:type="spellStart"/>
+      <w:r>
+        <w:rPr>
+          <w:rFonts w:ascii="Aptos" w:hAnsi="Aptos"/>
+          <w:sz w:val="24"/>
+        </w:rPr>
+        <w:t>Conv</w:t>
+      </w:r>
+      <w:proofErr w:type="spellEnd"/>
+      <w:r>
+        <w:rPr>
+          <w:rFonts w:ascii="Aptos" w:hAnsi="Aptos"/>
+          <w:sz w:val="24"/>
+        </w:rPr>
+        <w:t>: INT8 × INT8 → INT32 accumulator</w:t>
+      </w:r>
+    </w:p>
+    <w:p>
+      <w:pPr>
+        <w:spacing w:after="0"/>
+        <w:jc w:val="center"/>
+        <w:rPr>
+          <w:rFonts w:ascii="Aptos" w:hAnsi="Aptos"/>
+          <w:sz w:val="24"/>
+        </w:rPr>
+      </w:pPr>
+      <w:r>
+        <w:rPr>
+          <w:rFonts w:ascii="Aptos" w:hAnsi="Aptos"/>
+          <w:sz w:val="24"/>
+        </w:rPr>
+        <w:t xml:space="preserve">    ↓</w:t>
+      </w:r>
+    </w:p>
+    <w:p>
+      <w:pPr>
+        <w:spacing w:after="0"/>
+        <w:jc w:val="center"/>
+        <w:rPr>
+          <w:rFonts w:ascii="Aptos" w:hAnsi="Aptos"/>
+          <w:sz w:val="24"/>
+        </w:rPr>
+      </w:pPr>
+      <w:r>
+        <w:rPr>
+          <w:rFonts w:ascii="Aptos" w:hAnsi="Aptos"/>
+          <w:sz w:val="24"/>
+        </w:rPr>
+        <w:t>Add Bias: INT32</w:t>
+      </w:r>
+    </w:p>
+    <w:p>
+      <w:pPr>
+        <w:spacing w:after="0"/>
+        <w:jc w:val="center"/>
+        <w:rPr>
+          <w:rFonts w:ascii="Aptos" w:hAnsi="Aptos"/>
+          <w:sz w:val="24"/>
+        </w:rPr>
+      </w:pPr>
+      <w:r>
+        <w:rPr>
+          <w:rFonts w:ascii="Aptos" w:hAnsi="Aptos"/>
+          <w:sz w:val="24"/>
+        </w:rPr>
+        <w:t xml:space="preserve">    ↓</w:t>
+      </w:r>
+    </w:p>
+    <w:p>
+      <w:pPr>
+        <w:spacing w:after="0"/>
+        <w:jc w:val="center"/>
+        <w:rPr>
+          <w:rFonts w:ascii="Aptos" w:hAnsi="Aptos"/>
+          <w:sz w:val="24"/>
+        </w:rPr>
+      </w:pPr>
+      <w:proofErr w:type="spellStart"/>
+      <w:r>
+        <w:rPr>
+          <w:rFonts w:ascii="Aptos" w:hAnsi="Aptos"/>
+          <w:sz w:val="24"/>
+        </w:rPr>
+        <w:t>Requantization</w:t>
+      </w:r>
+      <w:proofErr w:type="spellEnd"/>
+      <w:r>
+        <w:rPr>
+          <w:rFonts w:ascii="Aptos" w:hAnsi="Aptos"/>
+          <w:sz w:val="24"/>
+        </w:rPr>
+        <w:t>: INT32 → INT8</w:t>
+      </w:r>
+    </w:p>
+    <w:p>
+      <w:pPr>
+        <w:spacing w:after="0"/>
+        <w:jc w:val="center"/>
+        <w:rPr>
+          <w:rFonts w:ascii="Aptos" w:hAnsi="Aptos"/>
+          <w:sz w:val="24"/>
+        </w:rPr>
+      </w:pPr>
+      <w:r>
+        <w:rPr>
+          <w:rFonts w:ascii="Aptos" w:hAnsi="Aptos"/>
+          <w:sz w:val="24"/>
+        </w:rPr>
+        <w:t xml:space="preserve">    ↓</w:t>
+      </w:r>
+    </w:p>
+    <w:p>
+      <w:pPr>
+        <w:spacing w:after="0"/>
+        <w:jc w:val="center"/>
+        <w:rPr>
+          <w:rFonts w:ascii="Aptos" w:hAnsi="Aptos"/>
+          <w:sz w:val="24"/>
+        </w:rPr>
+      </w:pPr>
+      <w:r>
+        <w:rPr>
+          <w:rFonts w:ascii="Aptos" w:hAnsi="Aptos"/>
+          <w:sz w:val="24"/>
+        </w:rPr>
+        <w:t>Layer Output: INT8 → Next Layer</w:t>
+      </w:r>
+    </w:p>
+    <w:p>
+      <w:pPr>
+        <w:pStyle w:val="Heading3"/>
+        <w:spacing w:before="0" w:beforeAutospacing="0" w:after="80" w:afterAutospacing="0"/>
+        <w:rPr>
+          <w:rFonts w:ascii="Aptos" w:hAnsi="Aptos" w:cstheme="minorHAnsi"/>
+        </w:rPr>
+      </w:pPr>
+    </w:p>
+    <w:p>
+      <w:pPr>
+        <w:pStyle w:val="Heading3"/>
+        <w:spacing w:before="0" w:beforeAutospacing="0" w:after="80" w:afterAutospacing="0"/>
+        <w:rPr>
+          <w:rFonts w:ascii="Aptos" w:hAnsi="Aptos" w:cstheme="minorHAnsi"/>
         </w:rPr>
       </w:pPr>
     </w:p>
@@ -12323,6 +14437,7 @@
           <w:color w:val="000000" w:themeColor="text1"/>
         </w:rPr>
       </w:pPr>
+      <w:bookmarkStart w:id="14" w:name="_Toc215323161"/>
       <w:r>
         <w:rPr>
           <w:rFonts w:ascii="Aptos" w:hAnsi="Aptos"/>
@@ -12330,8 +14445,10 @@
           <w:bCs/>
           <w:color w:val="000000" w:themeColor="text1"/>
         </w:rPr>
+        <w:lastRenderedPageBreak/>
         <w:t>PTQ:</w:t>
       </w:r>
+      <w:bookmarkEnd w:id="14"/>
     </w:p>
     <w:p>
       <w:pPr>
@@ -12670,7 +14787,6 @@
           <w:sz w:val="24"/>
           <w:szCs w:val="24"/>
         </w:rPr>
-        <w:lastRenderedPageBreak/>
         <w:t xml:space="preserve">No dequantization during inference </w:t>
       </w:r>
     </w:p>
@@ -12693,16 +14809,7 @@
           <w:sz w:val="24"/>
           <w:szCs w:val="24"/>
         </w:rPr>
-        <w:t>Yes, exactly—dequantizing weights during inference negates most quantization benefits, making it equivalent to running a full-precision (dequantized) model with higher memory use and slower speed from floating-point operations. Optimized inference engines (e.g., TensorRT, ONNX Runtime) keep weights quantized as integers for direct low-precision arithmetic, avoiding dequantization overhead entirely.</w:t>
-      </w:r>
-      <w:r>
-        <w:rPr>
-          <w:rFonts w:ascii="Arial" w:hAnsi="Arial" w:cs="Arial"/>
-          <w:color w:val="000000" w:themeColor="text1"/>
-          <w:sz w:val="24"/>
-          <w:szCs w:val="24"/>
-        </w:rPr>
-        <w:t>​</w:t>
+        <w:t>Yes, exactly—dequantizing weights during inference negates most quantization benefits, making it equivalent to running a full-precision (dequantized) model with higher memory use and slower speed from floating-point operations. Optimized inference engines (e.g., TensorRT, ONNX Runtime) keep weights quantized as integers for direct low-precision arithmetic, avoiding dequantization overhead entirely.​</w:t>
       </w:r>
     </w:p>
     <w:p>
@@ -12735,7 +14842,7 @@
       <w:pPr>
         <w:numPr>
           <w:ilvl w:val="0"/>
-          <w:numId w:val="48"/>
+          <w:numId w:val="45"/>
         </w:numPr>
         <w:spacing w:line="276" w:lineRule="auto"/>
         <w:jc w:val="both"/>
@@ -12753,23 +14860,14 @@
           <w:sz w:val="24"/>
           <w:szCs w:val="24"/>
         </w:rPr>
-        <w:t>Speed: Integer ops (e.g., INT8 GEMM) run 2-4x faster than FP32 on supported hardware.</w:t>
-      </w:r>
-      <w:r>
-        <w:rPr>
-          <w:rFonts w:ascii="Arial" w:hAnsi="Arial" w:cs="Arial"/>
-          <w:color w:val="000000" w:themeColor="text1"/>
-          <w:sz w:val="24"/>
-          <w:szCs w:val="24"/>
-        </w:rPr>
-        <w:t>​</w:t>
+        <w:t>Speed: Integer ops (e.g., INT8 GEMM) run 2-4x faster than FP32 on supported hardware.​</w:t>
       </w:r>
     </w:p>
     <w:p>
       <w:pPr>
         <w:numPr>
           <w:ilvl w:val="0"/>
-          <w:numId w:val="48"/>
+          <w:numId w:val="45"/>
         </w:numPr>
         <w:spacing w:line="276" w:lineRule="auto"/>
         <w:jc w:val="both"/>
@@ -12787,41 +14885,14 @@
           <w:sz w:val="24"/>
           <w:szCs w:val="24"/>
         </w:rPr>
-        <w:t xml:space="preserve">Memory: Quantized weights use 4x less space (e.g., FP32 </w:t>
-      </w:r>
-      <w:r>
-        <w:rPr>
-          <w:rFonts w:ascii="Arial" w:hAnsi="Arial" w:cs="Arial"/>
-          <w:color w:val="000000" w:themeColor="text1"/>
-          <w:sz w:val="24"/>
-          <w:szCs w:val="24"/>
-        </w:rPr>
-        <w:t>→</w:t>
-      </w:r>
-      <w:r>
-        <w:rPr>
-          <w:rFonts w:ascii="Aptos" w:hAnsi="Aptos" w:cs="Arial"/>
-          <w:color w:val="000000" w:themeColor="text1"/>
-          <w:sz w:val="24"/>
-          <w:szCs w:val="24"/>
-        </w:rPr>
-        <w:t xml:space="preserve"> INT8), enabling larger models or batch sizes.</w:t>
-      </w:r>
-      <w:r>
-        <w:rPr>
-          <w:rFonts w:ascii="Arial" w:hAnsi="Arial" w:cs="Arial"/>
-          <w:color w:val="000000" w:themeColor="text1"/>
-          <w:sz w:val="24"/>
-          <w:szCs w:val="24"/>
-        </w:rPr>
-        <w:t>​</w:t>
+        <w:t>Memory: Quantized weights use 4x less space (e.g., FP32 → INT8), enabling larger models or batch sizes.​</w:t>
       </w:r>
     </w:p>
     <w:p>
       <w:pPr>
         <w:numPr>
           <w:ilvl w:val="0"/>
-          <w:numId w:val="48"/>
+          <w:numId w:val="45"/>
         </w:numPr>
         <w:spacing w:line="276" w:lineRule="auto"/>
         <w:jc w:val="both"/>
@@ -12839,16 +14910,8 @@
           <w:sz w:val="24"/>
           <w:szCs w:val="24"/>
         </w:rPr>
-        <w:t>Power efficiency: Lower precision reduces compute cycles and energy draw.</w:t>
-      </w:r>
-      <w:r>
-        <w:rPr>
-          <w:rFonts w:ascii="Arial" w:hAnsi="Arial" w:cs="Arial"/>
-          <w:color w:val="000000" w:themeColor="text1"/>
-          <w:sz w:val="24"/>
-          <w:szCs w:val="24"/>
-        </w:rPr>
-        <w:t>​</w:t>
+        <w:lastRenderedPageBreak/>
+        <w:t>Power efficiency: Lower precision reduces compute cycles and energy draw.​</w:t>
       </w:r>
     </w:p>
     <w:p>
@@ -12881,7 +14944,7 @@
       <w:pPr>
         <w:numPr>
           <w:ilvl w:val="0"/>
-          <w:numId w:val="49"/>
+          <w:numId w:val="46"/>
         </w:numPr>
         <w:spacing w:line="276" w:lineRule="auto"/>
         <w:jc w:val="both"/>
@@ -12899,23 +14962,14 @@
           <w:sz w:val="24"/>
           <w:szCs w:val="24"/>
         </w:rPr>
-        <w:t>Only at final output layer for prediction probabilities, or in mixed-precision paths where unavoidable.</w:t>
-      </w:r>
-      <w:r>
-        <w:rPr>
-          <w:rFonts w:ascii="Arial" w:hAnsi="Arial" w:cs="Arial"/>
-          <w:color w:val="000000" w:themeColor="text1"/>
-          <w:sz w:val="24"/>
-          <w:szCs w:val="24"/>
-        </w:rPr>
-        <w:t>​</w:t>
+        <w:t>Only at final output layer for prediction probabilities, or in mixed-precision paths where unavoidable.​</w:t>
       </w:r>
     </w:p>
     <w:p>
       <w:pPr>
         <w:numPr>
           <w:ilvl w:val="0"/>
-          <w:numId w:val="49"/>
+          <w:numId w:val="46"/>
         </w:numPr>
         <w:spacing w:line="276" w:lineRule="auto"/>
         <w:jc w:val="both"/>
@@ -12933,16 +14987,7 @@
           <w:sz w:val="24"/>
           <w:szCs w:val="24"/>
         </w:rPr>
-        <w:t>Loading a pre-dequantized model skips quantization gains, matching original FP32 latency without size savings.</w:t>
-      </w:r>
-      <w:r>
-        <w:rPr>
-          <w:rFonts w:ascii="Arial" w:hAnsi="Arial" w:cs="Arial"/>
-          <w:color w:val="000000" w:themeColor="text1"/>
-          <w:sz w:val="24"/>
-          <w:szCs w:val="24"/>
-        </w:rPr>
-        <w:t>​</w:t>
+        <w:t>Loading a pre-dequantized model skips quantization gains, matching original FP32 latency without size savings.​</w:t>
       </w:r>
     </w:p>
     <w:p>
@@ -13130,6 +15175,36 @@
           <w:szCs w:val="24"/>
         </w:rPr>
         <w:t>Overall, static quantization is preferred for maximizing inference speed and efficiency when a good calibration dataset is available, while dynamic quantization offers simplicity and flexibility at some runtime cost.</w:t>
+      </w:r>
+    </w:p>
+    <w:p>
+      <w:pPr>
+        <w:spacing w:line="276" w:lineRule="auto"/>
+        <w:jc w:val="both"/>
+        <w:rPr>
+          <w:rFonts w:ascii="Aptos" w:hAnsi="Aptos" w:cs="Arial"/>
+          <w:color w:val="000000" w:themeColor="text1"/>
+          <w:sz w:val="24"/>
+          <w:szCs w:val="24"/>
+        </w:rPr>
+      </w:pPr>
+      <w:r>
+        <w:rPr>
+          <w:rFonts w:ascii="Aptos" w:hAnsi="Aptos" w:cs="Arial"/>
+          <w:color w:val="000000" w:themeColor="text1"/>
+          <w:sz w:val="24"/>
+          <w:szCs w:val="24"/>
+        </w:rPr>
+        <w:t xml:space="preserve">The difference in static and dynamic quantization is about how the re-quantization of the </w:t>
+      </w:r>
+      <w:r>
+        <w:rPr>
+          <w:rFonts w:ascii="Aptos" w:hAnsi="Aptos" w:cs="Arial"/>
+          <w:color w:val="000000" w:themeColor="text1"/>
+          <w:sz w:val="24"/>
+          <w:szCs w:val="24"/>
+        </w:rPr>
+        <w:t xml:space="preserve">outputs do happen, before passing this outputs to the activation function. </w:t>
       </w:r>
     </w:p>
     <w:p>
@@ -13140,7 +15215,7 @@
           <w:numId w:val="23"/>
         </w:numPr>
         <w:rPr>
-          <w:rFonts w:ascii="Arial" w:hAnsi="Arial" w:cs="Arial"/>
+          <w:rFonts w:ascii="Aptos" w:hAnsi="Aptos" w:cs="Arial"/>
           <w:b/>
           <w:bCs/>
           <w:color w:val="000000" w:themeColor="text1"/>
@@ -13148,9 +15223,10 @@
           <w:szCs w:val="24"/>
         </w:rPr>
       </w:pPr>
-      <w:r>
-        <w:rPr>
-          <w:rFonts w:ascii="Arial" w:hAnsi="Arial" w:cs="Arial"/>
+      <w:bookmarkStart w:id="15" w:name="_Toc215323162"/>
+      <w:r>
+        <w:rPr>
+          <w:rFonts w:ascii="Aptos" w:hAnsi="Aptos" w:cs="Arial"/>
           <w:b/>
           <w:bCs/>
           <w:color w:val="000000" w:themeColor="text1"/>
@@ -13159,6 +15235,7 @@
         </w:rPr>
         <w:t>QAT</w:t>
       </w:r>
+      <w:bookmarkEnd w:id="15"/>
     </w:p>
     <w:p>
       <w:pPr>
@@ -13187,17 +15264,25 @@
           <w:sz w:val="24"/>
           <w:szCs w:val="24"/>
         </w:rPr>
-        <w:t xml:space="preserve">s a training technique where the model learns to handle the errors introduced by quantizing weights and activations. During training, in the forward pass, the outputs from each layer are quantized to simulate low-precision inference and then dequantized back to floating-point, which introduces quantization noise. These noisy outputs are passed as inputs to the next layer, so the model experiences quantization effects throughout its forward computations. During backpropagation, the model adjusts its weights using gradients that flow through this quantization simulation, effectively learning to compensate for and minimize the errors caused </w:t>
-      </w:r>
-      <w:r>
-        <w:rPr>
-          <w:rFonts w:ascii="Aptos" w:hAnsi="Aptos" w:cs="Arial"/>
-          <w:color w:val="000000" w:themeColor="text1"/>
-          <w:sz w:val="24"/>
-          <w:szCs w:val="24"/>
-        </w:rPr>
-        <w:lastRenderedPageBreak/>
-        <w:t>by quantization. This allows the final quantized model to maintain high accuracy when deployed for low-precision inference.</w:t>
+        <w:t xml:space="preserve">s a training technique where the model learns to handle the errors introduced by quantizing weights and </w:t>
+      </w:r>
+      <w:r>
+        <w:rPr>
+          <w:rFonts w:ascii="Aptos" w:hAnsi="Aptos" w:cs="Arial"/>
+          <w:color w:val="000000" w:themeColor="text1"/>
+          <w:sz w:val="24"/>
+          <w:szCs w:val="24"/>
+        </w:rPr>
+        <w:t>activations?</w:t>
+      </w:r>
+      <w:r>
+        <w:rPr>
+          <w:rFonts w:ascii="Aptos" w:hAnsi="Aptos" w:cs="Arial"/>
+          <w:color w:val="000000" w:themeColor="text1"/>
+          <w:sz w:val="24"/>
+          <w:szCs w:val="24"/>
+        </w:rPr>
+        <w:t xml:space="preserve"> During training, in the forward pass, the outputs from each layer are quantized to simulate low-precision inference and then dequantized back to floating-point, which introduces quantization noise. These noisy outputs are passed as inputs to the next layer, so the model experiences quantization effects throughout its forward computations. During backpropagation, the model adjusts its weights using gradients that flow through this quantization simulation, effectively learning to compensate for and minimize the errors caused by quantization. This allows the final quantized model to maintain high accuracy when deployed for low-precision inference.</w:t>
       </w:r>
     </w:p>
     <w:p>
@@ -13320,23 +15405,28 @@
           <w:numId w:val="23"/>
         </w:numPr>
         <w:rPr>
+          <w:rFonts w:ascii="Aptos" w:hAnsi="Aptos"/>
           <w:b/>
           <w:bCs/>
           <w:sz w:val="24"/>
           <w:szCs w:val="24"/>
         </w:rPr>
       </w:pPr>
-      <w:r>
-        <w:rPr>
+      <w:bookmarkStart w:id="16" w:name="_Toc215323163"/>
+      <w:r>
+        <w:rPr>
+          <w:rFonts w:ascii="Aptos" w:hAnsi="Aptos"/>
           <w:b/>
           <w:bCs/>
           <w:sz w:val="24"/>
           <w:szCs w:val="24"/>
         </w:rPr>
+        <w:lastRenderedPageBreak/>
         <w:t>GPTQ (Generalized</w:t>
       </w:r>
       <w:r>
         <w:rPr>
+          <w:rFonts w:ascii="Aptos" w:hAnsi="Aptos"/>
           <w:b/>
           <w:bCs/>
           <w:sz w:val="24"/>
@@ -13346,6 +15436,7 @@
       </w:r>
       <w:r>
         <w:rPr>
+          <w:rFonts w:ascii="Aptos" w:hAnsi="Aptos"/>
           <w:b/>
           <w:bCs/>
           <w:sz w:val="24"/>
@@ -13355,6 +15446,7 @@
       </w:r>
       <w:r>
         <w:rPr>
+          <w:rFonts w:ascii="Aptos" w:hAnsi="Aptos"/>
           <w:b/>
           <w:bCs/>
           <w:sz w:val="24"/>
@@ -13364,6 +15456,7 @@
       </w:r>
       <w:r>
         <w:rPr>
+          <w:rFonts w:ascii="Aptos" w:hAnsi="Aptos"/>
           <w:b/>
           <w:bCs/>
           <w:sz w:val="24"/>
@@ -13373,6 +15466,7 @@
       </w:r>
       <w:r>
         <w:rPr>
+          <w:rFonts w:ascii="Aptos" w:hAnsi="Aptos"/>
           <w:b/>
           <w:bCs/>
           <w:sz w:val="24"/>
@@ -13382,6 +15476,7 @@
       </w:r>
       <w:r>
         <w:rPr>
+          <w:rFonts w:ascii="Aptos" w:hAnsi="Aptos"/>
           <w:b/>
           <w:bCs/>
           <w:sz w:val="24"/>
@@ -13389,8 +15484,10 @@
         </w:rPr>
         <w:t>(PTQ for LLMs)</w:t>
       </w:r>
-      <w:r>
-        <w:rPr>
+      <w:bookmarkEnd w:id="16"/>
+      <w:r>
+        <w:rPr>
+          <w:rFonts w:ascii="Aptos" w:hAnsi="Aptos"/>
           <w:b/>
           <w:bCs/>
           <w:sz w:val="24"/>
@@ -13410,14 +15507,25 @@
           <w:szCs w:val="24"/>
         </w:rPr>
       </w:pPr>
-      <w:r>
-        <w:rPr>
-          <w:rFonts w:ascii="Aptos" w:hAnsi="Aptos" w:cs="Arial"/>
-          <w:color w:val="000000" w:themeColor="text1"/>
-          <w:sz w:val="24"/>
-          <w:szCs w:val="24"/>
-        </w:rPr>
-        <w:t>is an advanced method to shrink large language models after training. It reduces the model size and speeds up inference by converting high-precision weights into lower-bit numbers (like 4-bit</w:t>
+      <w:proofErr w:type="gramStart"/>
+      <w:r>
+        <w:rPr>
+          <w:rFonts w:ascii="Aptos" w:hAnsi="Aptos" w:cs="Arial"/>
+          <w:color w:val="000000" w:themeColor="text1"/>
+          <w:sz w:val="24"/>
+          <w:szCs w:val="24"/>
+        </w:rPr>
+        <w:t>is</w:t>
+      </w:r>
+      <w:proofErr w:type="gramEnd"/>
+      <w:r>
+        <w:rPr>
+          <w:rFonts w:ascii="Aptos" w:hAnsi="Aptos" w:cs="Arial"/>
+          <w:color w:val="000000" w:themeColor="text1"/>
+          <w:sz w:val="24"/>
+          <w:szCs w:val="24"/>
+        </w:rPr>
+        <w:t xml:space="preserve"> an advanced method to shrink large language models after training. It reduces the model size and speeds up inference by converting high-precision weights into lower-bit numbers (like 4-bit</w:t>
       </w:r>
       <w:r>
         <w:rPr>
@@ -13759,7 +15867,6 @@
           <w:sz w:val="24"/>
           <w:szCs w:val="24"/>
         </w:rPr>
-        <w:lastRenderedPageBreak/>
         <w:tab/>
       </w:r>
       <w:r>
@@ -13780,7 +15887,9 @@
       </w:r>
       <w:r>
         <w:rPr>
+          <w:rFonts w:ascii="Aptos" w:hAnsi="Aptos"/>
           <w:noProof/>
+          <w:lang w:eastAsia="en-IN"/>
         </w:rPr>
         <w:drawing>
           <wp:inline distT="0" distB="0" distL="0" distR="0" wp14:anchorId="5F9DBAE9" wp14:editId="705399C2">
@@ -13840,8 +15949,11 @@
       </w:pPr>
       <w:r>
         <w:rPr>
+          <w:rFonts w:ascii="Aptos" w:hAnsi="Aptos"/>
           <w:noProof/>
-        </w:rPr>
+          <w:lang w:eastAsia="en-IN"/>
+        </w:rPr>
+        <w:lastRenderedPageBreak/>
         <w:drawing>
           <wp:inline distT="0" distB="0" distL="0" distR="0" wp14:anchorId="7B6A94F1" wp14:editId="5F4410B1">
             <wp:extent cx="5731510" cy="1881505"/>
@@ -13897,7 +16009,27 @@
           <w:bCs/>
           <w:color w:val="000000" w:themeColor="text1"/>
         </w:rPr>
-        <w:t>Intuition Behind Hessian Matrix</w:t>
+        <w:t xml:space="preserve">Intuition </w:t>
+      </w:r>
+      <w:proofErr w:type="gramStart"/>
+      <w:r>
+        <w:rPr>
+          <w:rFonts w:ascii="Aptos" w:hAnsi="Aptos" w:cs="Arial"/>
+          <w:b/>
+          <w:bCs/>
+          <w:color w:val="000000" w:themeColor="text1"/>
+        </w:rPr>
+        <w:t>Behind</w:t>
+      </w:r>
+      <w:proofErr w:type="gramEnd"/>
+      <w:r>
+        <w:rPr>
+          <w:rFonts w:ascii="Aptos" w:hAnsi="Aptos" w:cs="Arial"/>
+          <w:b/>
+          <w:bCs/>
+          <w:color w:val="000000" w:themeColor="text1"/>
+        </w:rPr>
+        <w:t xml:space="preserve"> Hessian Matrix</w:t>
       </w:r>
     </w:p>
     <w:p>
@@ -13914,7 +16046,23 @@
           <w:rFonts w:ascii="Aptos" w:hAnsi="Aptos" w:cs="Arial"/>
           <w:color w:val="000000" w:themeColor="text1"/>
         </w:rPr>
-        <w:t>The Hessian describes the local curvature of a multivariable function’s "surface." Imagine a function f(x,y)</w:t>
+        <w:t>The Hessian describes the local curvature of a multivariable function’s "surface." Imagine a function f(x</w:t>
+      </w:r>
+      <w:proofErr w:type="gramStart"/>
+      <w:r>
+        <w:rPr>
+          <w:rFonts w:ascii="Aptos" w:hAnsi="Aptos" w:cs="Arial"/>
+          <w:color w:val="000000" w:themeColor="text1"/>
+        </w:rPr>
+        <w:t>,y</w:t>
+      </w:r>
+      <w:proofErr w:type="gramEnd"/>
+      <w:r>
+        <w:rPr>
+          <w:rFonts w:ascii="Aptos" w:hAnsi="Aptos" w:cs="Arial"/>
+          <w:color w:val="000000" w:themeColor="text1"/>
+        </w:rPr>
+        <w:t>)</w:t>
       </w:r>
       <w:r>
         <w:rPr>
@@ -14040,12 +16188,14 @@
     <w:p>
       <w:pPr>
         <w:rPr>
+          <w:rFonts w:ascii="Aptos" w:hAnsi="Aptos"/>
           <w:b/>
           <w:bCs/>
         </w:rPr>
       </w:pPr>
       <w:r>
         <w:rPr>
+          <w:rFonts w:ascii="Aptos" w:hAnsi="Aptos"/>
           <w:b/>
           <w:bCs/>
         </w:rPr>
@@ -14053,14 +16203,16 @@
       </w:r>
     </w:p>
     <w:p>
-      <w:r>
-        <w:t xml:space="preserve">The Hessian essentially extends the concept of the double derivative for single-variable functions to multiple variables. While </w:t>
-      </w:r>
-      <w:r>
-        <w:t>the first derivative (gradient) tells how the function changes in each coordinate direction (the slope), the second derivative</w:t>
-      </w:r>
-      <w:r>
-        <w:t> (Hessian) tells how these slopes themselves change, i.e., the curvature. Thus, the Hessian is a matrix of all possible "double derivatives" with respect to variables and their combinations.</w:t>
+      <w:pPr>
+        <w:rPr>
+          <w:rFonts w:ascii="Aptos" w:hAnsi="Aptos"/>
+        </w:rPr>
+      </w:pPr>
+      <w:r>
+        <w:rPr>
+          <w:rFonts w:ascii="Aptos" w:hAnsi="Aptos"/>
+        </w:rPr>
+        <w:t>The Hessian essentially extends the concept of the double derivative for single-variable functions to multiple variables. While the first derivative (gradient) tells how the function changes in each coordinate direction (the slope), the second derivative (Hessian) tells how these slopes themselves change, i.e., the curvature. Thus, the Hessian is a matrix of all possible "double derivatives" with respect to variables and their combinations.</w:t>
       </w:r>
     </w:p>
     <w:p>
@@ -14126,7 +16278,6 @@
           <w:sz w:val="24"/>
           <w:szCs w:val="24"/>
         </w:rPr>
-        <w:lastRenderedPageBreak/>
         <w:t>Machine Learning: It aids in understanding the curvature of loss functions, helping improve convergence and stability.</w:t>
       </w:r>
     </w:p>
@@ -14215,6 +16366,7 @@
           <w:sz w:val="24"/>
           <w:szCs w:val="24"/>
         </w:rPr>
+        <w:lastRenderedPageBreak/>
         <w:t>The first derivative or gradient measures the slope or direction of steepest change of a function.</w:t>
       </w:r>
     </w:p>
@@ -14415,15 +16567,7 @@
           <w:sz w:val="24"/>
           <w:szCs w:val="24"/>
         </w:rPr>
-        <w:t>Avoiding Saddle Points: Gradient information alone can fail to escape saddle points because gradients vanish there.</w:t>
-      </w:r>
-      <w:r>
-        <w:rPr>
-          <w:rFonts w:ascii="Aptos" w:hAnsi="Aptos"/>
-          <w:sz w:val="24"/>
-          <w:szCs w:val="24"/>
-        </w:rPr>
-        <w:t xml:space="preserve"> Hessian eigenvalues reveal these points via negative or zero curvatures, helping algorithms recognize and move away from such problematic areas.</w:t>
+        <w:t>Avoiding Saddle Points: Gradient information alone can fail to escape saddle points because gradients vanish there. Hessian eigenvalues reveal these points via negative or zero curvatures, helping algorithms recognize and move away from such problematic areas.</w:t>
       </w:r>
     </w:p>
     <w:p>
@@ -14467,7 +16611,6 @@
           <w:sz w:val="24"/>
           <w:szCs w:val="24"/>
         </w:rPr>
-        <w:lastRenderedPageBreak/>
         <w:t>In summary, the Hessian’s curvature information improves optimization by guiding step size, direction, and stability, leading to faster, more precise convergence compared to methods relying solely on the gradient.</w:t>
       </w:r>
     </w:p>
@@ -14576,6 +16719,7 @@
           <w:sz w:val="24"/>
           <w:szCs w:val="24"/>
         </w:rPr>
+        <w:lastRenderedPageBreak/>
         <w:t>Achieve more precise weight quantization by considering output impact rather than just raw weight differences.</w:t>
       </w:r>
     </w:p>
@@ -14684,7 +16828,9 @@
       </w:pPr>
       <w:r>
         <w:rPr>
+          <w:rFonts w:ascii="Aptos" w:hAnsi="Aptos"/>
           <w:noProof/>
+          <w:lang w:eastAsia="en-IN"/>
         </w:rPr>
         <w:drawing>
           <wp:inline distT="0" distB="0" distL="0" distR="0" wp14:anchorId="40FCFA3B" wp14:editId="3251A9E8">
@@ -14784,7 +16930,9 @@
       </w:pPr>
       <w:r>
         <w:rPr>
+          <w:rFonts w:ascii="Aptos" w:hAnsi="Aptos"/>
           <w:noProof/>
+          <w:lang w:eastAsia="en-IN"/>
         </w:rPr>
         <w:drawing>
           <wp:inline distT="0" distB="0" distL="0" distR="0" wp14:anchorId="5F7F098F" wp14:editId="0B81DD0D">
@@ -14844,7 +16992,7 @@
       </w:r>
       <w:r>
         <w:rPr>
-          <w:rFonts w:ascii="Segoe UI Symbol" w:hAnsi="Segoe UI Symbol" w:cs="Segoe UI Symbol"/>
+          <w:rFonts w:ascii="Cambria Math" w:hAnsi="Cambria Math" w:cs="Cambria Math"/>
           <w:color w:val="000000" w:themeColor="text1"/>
           <w:sz w:val="24"/>
           <w:szCs w:val="24"/>
@@ -14940,7 +17088,6 @@
           <w:sz w:val="24"/>
           <w:szCs w:val="24"/>
         </w:rPr>
-        <w:lastRenderedPageBreak/>
         <w:t>(Example in Notes)</w:t>
       </w:r>
     </w:p>
@@ -15141,6 +17288,7 @@
           <w:sz w:val="24"/>
           <w:szCs w:val="24"/>
         </w:rPr>
+        <w:lastRenderedPageBreak/>
         <w:t>For each column wi</w:t>
       </w:r>
       <w:r>
@@ -15229,25 +17377,7 @@
           <w:sz w:val="24"/>
           <w:szCs w:val="24"/>
         </w:rPr>
-        <w:t>Compute quantization error introduced by wi</w:t>
-      </w:r>
-      <w:r>
-        <w:rPr>
-          <w:rFonts w:ascii="Arial" w:hAnsi="Arial" w:cs="Arial"/>
-          <w:color w:val="000000" w:themeColor="text1"/>
-          <w:sz w:val="24"/>
-          <w:szCs w:val="24"/>
-        </w:rPr>
-        <w:t>→</w:t>
-      </w:r>
-      <w:r>
-        <w:rPr>
-          <w:rFonts w:ascii="Aptos" w:hAnsi="Aptos" w:cs="Arial"/>
-          <w:color w:val="000000" w:themeColor="text1"/>
-          <w:sz w:val="24"/>
-          <w:szCs w:val="24"/>
-        </w:rPr>
-        <w:t>w^i</w:t>
+        <w:t>Compute quantization error introduced by wi→w^i</w:t>
       </w:r>
       <w:r>
         <w:rPr>
@@ -15262,7 +17392,7 @@
       </w:r>
       <w:r>
         <w:rPr>
-          <w:rFonts w:ascii="Arial" w:hAnsi="Arial" w:cs="Arial"/>
+          <w:rFonts w:ascii="Aptos" w:hAnsi="Aptos" w:cs="Arial"/>
           <w:color w:val="000000" w:themeColor="text1"/>
           <w:sz w:val="24"/>
           <w:szCs w:val="24"/>
@@ -15517,6 +17647,7 @@
           <w:szCs w:val="28"/>
         </w:rPr>
       </w:pPr>
+      <w:bookmarkStart w:id="17" w:name="_Toc215323164"/>
       <w:r>
         <w:rPr>
           <w:rFonts w:ascii="Aptos" w:hAnsi="Aptos"/>
@@ -15526,7 +17657,6 @@
           <w:sz w:val="28"/>
           <w:szCs w:val="28"/>
         </w:rPr>
-        <w:lastRenderedPageBreak/>
         <w:t>AWQ (</w:t>
       </w:r>
       <w:r>
@@ -15595,9 +17725,18 @@
         </w:rPr>
         <w:t>(dynamic PTQ for LLMs):</w:t>
       </w:r>
-    </w:p>
-    <w:p>
-      <w:r>
+      <w:bookmarkEnd w:id="17"/>
+    </w:p>
+    <w:p>
+      <w:pPr>
+        <w:rPr>
+          <w:rFonts w:ascii="Aptos" w:hAnsi="Aptos"/>
+        </w:rPr>
+      </w:pPr>
+      <w:r>
+        <w:rPr>
+          <w:rFonts w:ascii="Aptos" w:hAnsi="Aptos"/>
+        </w:rPr>
         <w:t>AWQ usually means Activation-aware Weight Quantization, a method to make large language models smaller and faster by carefully rounding (quantizing) their weights while trying to keep accuracy high.​</w:t>
       </w:r>
     </w:p>
@@ -15605,12 +17744,14 @@
       <w:pPr>
         <w:spacing w:after="80"/>
         <w:rPr>
+          <w:rFonts w:ascii="Aptos" w:hAnsi="Aptos"/>
           <w:b/>
           <w:bCs/>
         </w:rPr>
       </w:pPr>
       <w:r>
         <w:rPr>
+          <w:rFonts w:ascii="Aptos" w:hAnsi="Aptos"/>
           <w:b/>
           <w:bCs/>
         </w:rPr>
@@ -15621,16 +17762,25 @@
       <w:pPr>
         <w:numPr>
           <w:ilvl w:val="0"/>
-          <w:numId w:val="50"/>
+          <w:numId w:val="47"/>
         </w:numPr>
         <w:tabs>
           <w:tab w:val="num" w:pos="720"/>
         </w:tabs>
-      </w:pPr>
-      <w:r>
+        <w:rPr>
+          <w:rFonts w:ascii="Aptos" w:hAnsi="Aptos"/>
+        </w:rPr>
+      </w:pPr>
+      <w:r>
+        <w:rPr>
+          <w:rFonts w:ascii="Aptos" w:hAnsi="Aptos"/>
+        </w:rPr>
         <w:t>AWQ looks at which weights matter most for activations (the neurons that “fire” strongly) and preserves those more carefully when converting to low-bit numbers like 4</w:t>
       </w:r>
       <w:r>
+        <w:rPr>
+          <w:rFonts w:ascii="Aptos" w:hAnsi="Aptos"/>
+        </w:rPr>
         <w:noBreakHyphen/>
         <w:t>bit.​</w:t>
       </w:r>
@@ -15639,13 +17789,19 @@
       <w:pPr>
         <w:numPr>
           <w:ilvl w:val="0"/>
-          <w:numId w:val="50"/>
+          <w:numId w:val="47"/>
         </w:numPr>
         <w:tabs>
           <w:tab w:val="num" w:pos="720"/>
         </w:tabs>
-      </w:pPr>
-      <w:r>
+        <w:rPr>
+          <w:rFonts w:ascii="Aptos" w:hAnsi="Aptos"/>
+        </w:rPr>
+      </w:pPr>
+      <w:r>
+        <w:rPr>
+          <w:rFonts w:ascii="Aptos" w:hAnsi="Aptos"/>
+        </w:rPr>
         <w:t>This reduces memory use and speeds up inference, while keeping model quality close to the original full-precision model.​</w:t>
       </w:r>
     </w:p>
@@ -15653,12 +17809,14 @@
       <w:pPr>
         <w:spacing w:after="80"/>
         <w:rPr>
+          <w:rFonts w:ascii="Aptos" w:hAnsi="Aptos"/>
           <w:b/>
           <w:bCs/>
         </w:rPr>
       </w:pPr>
       <w:r>
         <w:rPr>
+          <w:rFonts w:ascii="Aptos" w:hAnsi="Aptos"/>
           <w:b/>
           <w:bCs/>
         </w:rPr>
@@ -15669,13 +17827,19 @@
       <w:pPr>
         <w:numPr>
           <w:ilvl w:val="0"/>
-          <w:numId w:val="51"/>
+          <w:numId w:val="48"/>
         </w:numPr>
         <w:tabs>
           <w:tab w:val="num" w:pos="720"/>
         </w:tabs>
-      </w:pPr>
-      <w:r>
+        <w:rPr>
+          <w:rFonts w:ascii="Aptos" w:hAnsi="Aptos"/>
+        </w:rPr>
+      </w:pPr>
+      <w:r>
+        <w:rPr>
+          <w:rFonts w:ascii="Aptos" w:hAnsi="Aptos"/>
+        </w:rPr>
         <w:t>Take a big model.</w:t>
       </w:r>
     </w:p>
@@ -15683,13 +17847,19 @@
       <w:pPr>
         <w:numPr>
           <w:ilvl w:val="0"/>
-          <w:numId w:val="51"/>
+          <w:numId w:val="48"/>
         </w:numPr>
         <w:tabs>
           <w:tab w:val="num" w:pos="720"/>
         </w:tabs>
-      </w:pPr>
-      <w:r>
+        <w:rPr>
+          <w:rFonts w:ascii="Aptos" w:hAnsi="Aptos"/>
+        </w:rPr>
+      </w:pPr>
+      <w:r>
+        <w:rPr>
+          <w:rFonts w:ascii="Aptos" w:hAnsi="Aptos"/>
+        </w:rPr>
         <w:t>Find the most important weights (those tied to strong activations).</w:t>
       </w:r>
     </w:p>
@@ -15697,20 +17867,20 @@
       <w:pPr>
         <w:numPr>
           <w:ilvl w:val="0"/>
-          <w:numId w:val="51"/>
+          <w:numId w:val="48"/>
         </w:numPr>
         <w:tabs>
           <w:tab w:val="num" w:pos="720"/>
         </w:tabs>
-      </w:pPr>
-      <w:r>
-        <w:t xml:space="preserve">Quantize </w:t>
-      </w:r>
-      <w:r>
-        <w:t>everything but</w:t>
-      </w:r>
-      <w:r>
-        <w:t xml:space="preserve"> protect those important weights so performance drops as little as possible.</w:t>
+        <w:rPr>
+          <w:rFonts w:ascii="Aptos" w:hAnsi="Aptos"/>
+        </w:rPr>
+      </w:pPr>
+      <w:r>
+        <w:rPr>
+          <w:rFonts w:ascii="Aptos" w:hAnsi="Aptos"/>
+        </w:rPr>
+        <w:t>Quantize everything but protect those important weights so performance drops as little as possible.</w:t>
       </w:r>
     </w:p>
     <w:p>
@@ -15734,6 +17904,7 @@
           <w:szCs w:val="28"/>
         </w:rPr>
       </w:pPr>
+      <w:bookmarkStart w:id="18" w:name="_Toc215323165"/>
       <w:r>
         <w:rPr>
           <w:rStyle w:val="Heading3Char"/>
@@ -15743,6 +17914,7 @@
         </w:rPr>
         <w:t>llama.cpp</w:t>
       </w:r>
+      <w:bookmarkEnd w:id="18"/>
       <w:r>
         <w:rPr>
           <w:rFonts w:ascii="Aptos" w:hAnsi="Aptos" w:cs="Arial"/>
@@ -15764,23 +17936,25 @@
           <w:szCs w:val="24"/>
         </w:rPr>
       </w:pPr>
-      <w:r>
-        <w:rPr>
-          <w:rFonts w:ascii="Aptos" w:hAnsi="Aptos" w:cs="Arial"/>
-          <w:color w:val="000000" w:themeColor="text1"/>
-          <w:sz w:val="24"/>
-          <w:szCs w:val="24"/>
-        </w:rPr>
-        <w:t xml:space="preserve">is a lightweight, fast C++ library designed to run large language models locally on regular </w:t>
-      </w:r>
-      <w:r>
-        <w:rPr>
-          <w:rFonts w:ascii="Aptos" w:hAnsi="Aptos" w:cs="Arial"/>
-          <w:color w:val="000000" w:themeColor="text1"/>
-          <w:sz w:val="24"/>
-          <w:szCs w:val="24"/>
-        </w:rPr>
-        <w:t>computers without needing expensive GPUs or cloud access. It makes LLMs accessible to everyone by efficiently using CPUs and reducing memory requirements through quantization. This enables privacy, offline use, and cost savings while giving users full control over their models.</w:t>
+      <w:proofErr w:type="gramStart"/>
+      <w:r>
+        <w:rPr>
+          <w:rFonts w:ascii="Aptos" w:hAnsi="Aptos" w:cs="Arial"/>
+          <w:color w:val="000000" w:themeColor="text1"/>
+          <w:sz w:val="24"/>
+          <w:szCs w:val="24"/>
+        </w:rPr>
+        <w:t>is</w:t>
+      </w:r>
+      <w:proofErr w:type="gramEnd"/>
+      <w:r>
+        <w:rPr>
+          <w:rFonts w:ascii="Aptos" w:hAnsi="Aptos" w:cs="Arial"/>
+          <w:color w:val="000000" w:themeColor="text1"/>
+          <w:sz w:val="24"/>
+          <w:szCs w:val="24"/>
+        </w:rPr>
+        <w:t xml:space="preserve"> a lightweight, fast C++ library designed to run large language models locally on regular computers without needing expensive GPUs or cloud access. It makes LLMs accessible to everyone by efficiently using CPUs and reducing memory requirements through quantization. This enables privacy, offline use, and cost savings while giving users full control over their models.</w:t>
       </w:r>
     </w:p>
     <w:p>
@@ -15994,14 +18168,25 @@
           <w:szCs w:val="24"/>
         </w:rPr>
       </w:pPr>
-      <w:r>
-        <w:rPr>
-          <w:rFonts w:ascii="Aptos" w:hAnsi="Aptos" w:cs="Arial"/>
-          <w:color w:val="000000" w:themeColor="text1"/>
-          <w:sz w:val="24"/>
-          <w:szCs w:val="24"/>
-        </w:rPr>
-        <w:t>llama.cpp serves as a powerful core engine behind many user-friendly applications and production systems by providing optimized, flexible, cross-platform local inference.</w:t>
+      <w:proofErr w:type="gramStart"/>
+      <w:r>
+        <w:rPr>
+          <w:rFonts w:ascii="Aptos" w:hAnsi="Aptos" w:cs="Arial"/>
+          <w:color w:val="000000" w:themeColor="text1"/>
+          <w:sz w:val="24"/>
+          <w:szCs w:val="24"/>
+        </w:rPr>
+        <w:t>llama.cpp</w:t>
+      </w:r>
+      <w:proofErr w:type="gramEnd"/>
+      <w:r>
+        <w:rPr>
+          <w:rFonts w:ascii="Aptos" w:hAnsi="Aptos" w:cs="Arial"/>
+          <w:color w:val="000000" w:themeColor="text1"/>
+          <w:sz w:val="24"/>
+          <w:szCs w:val="24"/>
+        </w:rPr>
+        <w:t xml:space="preserve"> serves as a powerful core engine behind many user-friendly applications and production systems by providing optimized, flexible, cross-platform local inference.</w:t>
       </w:r>
     </w:p>
     <w:p>
@@ -16033,17 +18218,7 @@
           <w:sz w:val="24"/>
           <w:szCs w:val="24"/>
         </w:rPr>
-        <w:t xml:space="preserve"> is a binary file format designed for efficient storage and deployment of large language models (LLMs). It supports quick loading and saving, making it ideal for inference tasks. GGUF organizes model data, weights, and metadata in a structured, extensible way that allows easy updates and compatibility with new features. It also supports different quantization levels to reduce model size and computational requirements, making it suitable for fast, resource-efficient AI applications. GGUF is a modern successor to older </w:t>
-      </w:r>
-      <w:r>
-        <w:rPr>
-          <w:rFonts w:ascii="Aptos" w:hAnsi="Aptos" w:cs="Arial"/>
-          <w:color w:val="000000" w:themeColor="text1"/>
-          <w:sz w:val="24"/>
-          <w:szCs w:val="24"/>
-        </w:rPr>
-        <w:lastRenderedPageBreak/>
-        <w:t xml:space="preserve">formats like GGML, offering better performance, flexibility, and </w:t>
+        <w:t xml:space="preserve"> is a binary file format designed for efficient storage and deployment of large language models (LLMs). It supports quick loading and saving, making it ideal for inference tasks. GGUF organizes model data, weights, and metadata in a structured, extensible way that allows easy updates and compatibility with new features. It also supports different quantization levels to reduce model size and computational requirements, making it suitable for fast, resource-efficient AI applications. GGUF is a modern successor to older formats like GGML, offering better performance, flexibility, and </w:t>
       </w:r>
       <w:r>
         <w:rPr>
@@ -16094,9 +18269,11 @@
           <w:rFonts w:ascii="Aptos" w:hAnsi="Aptos"/>
         </w:rPr>
       </w:pPr>
-      <w:r>
-        <w:rPr>
-          <w:rFonts w:ascii="Aptos" w:hAnsi="Aptos"/>
+      <w:bookmarkStart w:id="19" w:name="_Toc215323166"/>
+      <w:r>
+        <w:rPr>
+          <w:rFonts w:ascii="Aptos" w:hAnsi="Aptos"/>
+          <w:b/>
         </w:rPr>
         <w:lastRenderedPageBreak/>
         <w:t xml:space="preserve">Train LLMs </w:t>
@@ -16104,26 +18281,43 @@
       <w:r>
         <w:rPr>
           <w:rFonts w:ascii="Aptos" w:hAnsi="Aptos"/>
+          <w:b/>
         </w:rPr>
         <w:t>(here</w:t>
       </w:r>
       <w:r>
         <w:rPr>
           <w:rFonts w:ascii="Aptos" w:hAnsi="Aptos"/>
+          <w:b/>
         </w:rPr>
         <w:t xml:space="preserve"> do the </w:t>
       </w:r>
       <w:r>
         <w:rPr>
           <w:rFonts w:ascii="Aptos" w:hAnsi="Aptos"/>
+          <w:b/>
         </w:rPr>
         <w:t>fine-tuning</w:t>
       </w:r>
       <w:r>
         <w:rPr>
           <w:rFonts w:ascii="Aptos" w:hAnsi="Aptos"/>
-        </w:rPr>
-        <w:t xml:space="preserve"> stuff, like types and variants and all). </w:t>
+          <w:b/>
+        </w:rPr>
+        <w:t xml:space="preserve"> stuff, like types and variants and all)</w:t>
+      </w:r>
+      <w:r>
+        <w:rPr>
+          <w:rFonts w:ascii="Aptos" w:hAnsi="Aptos"/>
+        </w:rPr>
+        <w:t>.</w:t>
+      </w:r>
+      <w:bookmarkEnd w:id="19"/>
+      <w:r>
+        <w:rPr>
+          <w:rFonts w:ascii="Aptos" w:hAnsi="Aptos"/>
+        </w:rPr>
+        <w:t xml:space="preserve"> </w:t>
       </w:r>
     </w:p>
     <w:p>
@@ -16382,7 +18576,21 @@
         <w:rPr>
           <w:rFonts w:ascii="Aptos" w:hAnsi="Aptos"/>
         </w:rPr>
-        <w:t>Prefix Training: Adds trainable continuous vectors ("prefixes") to each transformer layer's input, modulating model behaviour without changing the main weights.</w:t>
+        <w:t>Prefix Training: </w:t>
+      </w:r>
+      <w:proofErr w:type="gramStart"/>
+      <w:r>
+        <w:rPr>
+          <w:rFonts w:ascii="Aptos" w:hAnsi="Aptos"/>
+        </w:rPr>
+        <w:t>Adds</w:t>
+      </w:r>
+      <w:proofErr w:type="gramEnd"/>
+      <w:r>
+        <w:rPr>
+          <w:rFonts w:ascii="Aptos" w:hAnsi="Aptos"/>
+        </w:rPr>
+        <w:t xml:space="preserve"> trainable continuous vectors ("prefixes") to each transformer layer's input, modulating model behaviour without changing the main weights.</w:t>
       </w:r>
     </w:p>
     <w:p>
@@ -16685,8 +18893,8 @@
 </file>
 
 <file path=word/numbering.xml><?xml version="1.0" encoding="utf-8"?>
-<w:numbering xmlns:wpc="http://schemas.microsoft.com/office/word/2010/wordprocessingCanvas" xmlns:cx="http://schemas.microsoft.com/office/drawing/2014/chartex" xmlns:cx1="http://schemas.microsoft.com/office/drawing/2015/9/8/chartex" xmlns:cx2="http://schemas.microsoft.com/office/drawing/2015/10/21/chartex" xmlns:cx3="http://schemas.microsoft.com/office/drawing/2016/5/9/chartex" xmlns:cx4="http://schemas.microsoft.com/office/drawing/2016/5/10/chartex" xmlns:cx5="http://schemas.microsoft.com/office/drawing/2016/5/11/chartex" xmlns:cx6="http://schemas.microsoft.com/office/drawing/2016/5/12/chartex" xmlns:cx7="http://schemas.microsoft.com/office/drawing/2016/5/13/chartex" xmlns:cx8="http://schemas.microsoft.com/office/drawing/2016/5/14/chartex" xmlns:mc="http://schemas.openxmlformats.org/markup-compatibility/2006" xmlns:aink="http://schemas.microsoft.com/office/drawing/2016/ink" xmlns:am3d="http://schemas.microsoft.com/office/drawing/2017/model3d" xmlns:o="urn:schemas-microsoft-com:office:office" xmlns:oel="http://schemas.microsoft.com/office/2019/extlst" xmlns:r="http://schemas.openxmlformats.org/officeDocument/2006/relationships" xmlns:m="http://schemas.openxmlformats.org/officeDocument/2006/math" xmlns:v="urn:schemas-microsoft-com:vml" xmlns:wp14="http://schemas.microsoft.com/office/word/2010/wordprocessingDrawing" xmlns:wp="http://schemas.openxmlformats.org/drawingml/2006/wordprocessingDrawing" xmlns:w10="urn:schemas-microsoft-com:office:word" xmlns:w="http://schemas.openxmlformats.org/wordprocessingml/2006/main" xmlns:w14="http://schemas.microsoft.com/office/word/2010/wordml" xmlns:w15="http://schemas.microsoft.com/office/word/2012/wordml" xmlns:w16cex="http://schemas.microsoft.com/office/word/2018/wordml/cex" xmlns:w16cid="http://schemas.microsoft.com/office/word/2016/wordml/cid" xmlns:w16="http://schemas.microsoft.com/office/word/2018/wordml" xmlns:w16du="http://schemas.microsoft.com/office/word/2023/wordml/word16du" xmlns:w16sdtdh="http://schemas.microsoft.com/office/word/2020/wordml/sdtdatahash" xmlns:w16sdtfl="http://schemas.microsoft.com/office/word/2024/wordml/sdtformatlock" xmlns:w16se="http://schemas.microsoft.com/office/word/2015/wordml/symex" xmlns:wpg="http://schemas.microsoft.com/office/word/2010/wordprocessingGroup" xmlns:wpi="http://schemas.microsoft.com/office/word/2010/wordprocessingInk" xmlns:wne="http://schemas.microsoft.com/office/word/2006/wordml" xmlns:wps="http://schemas.microsoft.com/office/word/2010/wordprocessingShape" mc:Ignorable="w14 w15 w16se w16cid w16 w16cex w16sdtdh w16sdtfl w16du wp14">
-  <w:abstractNum w:abstractNumId="0" w15:restartNumberingAfterBreak="0">
+<w:numbering xmlns:wpc="http://schemas.microsoft.com/office/word/2010/wordprocessingCanvas" xmlns:mc="http://schemas.openxmlformats.org/markup-compatibility/2006" xmlns:o="urn:schemas-microsoft-com:office:office" xmlns:r="http://schemas.openxmlformats.org/officeDocument/2006/relationships" xmlns:m="http://schemas.openxmlformats.org/officeDocument/2006/math" xmlns:v="urn:schemas-microsoft-com:vml" xmlns:wp14="http://schemas.microsoft.com/office/word/2010/wordprocessingDrawing" xmlns:wp="http://schemas.openxmlformats.org/drawingml/2006/wordprocessingDrawing" xmlns:w10="urn:schemas-microsoft-com:office:word" xmlns:w="http://schemas.openxmlformats.org/wordprocessingml/2006/main" xmlns:w14="http://schemas.microsoft.com/office/word/2010/wordml" xmlns:w15="http://schemas.microsoft.com/office/word/2012/wordml" xmlns:wpg="http://schemas.microsoft.com/office/word/2010/wordprocessingGroup" xmlns:wpi="http://schemas.microsoft.com/office/word/2010/wordprocessingInk" xmlns:wne="http://schemas.microsoft.com/office/word/2006/wordml" xmlns:wps="http://schemas.microsoft.com/office/word/2010/wordprocessingShape" mc:Ignorable="w14 w15 wp14">
+  <w:abstractNum w:abstractNumId="0">
     <w:nsid w:val="02C8727C"/>
     <w:multiLevelType w:val="multilevel"/>
     <w:tmpl w:val="8982CF44"/>
@@ -16834,124 +19042,7 @@
       </w:rPr>
     </w:lvl>
   </w:abstractNum>
-  <w:abstractNum w:abstractNumId="1" w15:restartNumberingAfterBreak="0">
-    <w:nsid w:val="02DF623C"/>
-    <w:multiLevelType w:val="multilevel"/>
-    <w:tmpl w:val="A63A70F0"/>
-    <w:lvl w:ilvl="0">
-      <w:start w:val="1"/>
-      <w:numFmt w:val="decimal"/>
-      <w:lvlText w:val="%1."/>
-      <w:lvlJc w:val="left"/>
-      <w:pPr>
-        <w:tabs>
-          <w:tab w:val="num" w:pos="720"/>
-        </w:tabs>
-        <w:ind w:left="720" w:hanging="360"/>
-      </w:pPr>
-    </w:lvl>
-    <w:lvl w:ilvl="1">
-      <w:start w:val="1"/>
-      <w:numFmt w:val="bullet"/>
-      <w:lvlText w:val=""/>
-      <w:lvlJc w:val="left"/>
-      <w:pPr>
-        <w:tabs>
-          <w:tab w:val="num" w:pos="1440"/>
-        </w:tabs>
-        <w:ind w:left="1440" w:hanging="360"/>
-      </w:pPr>
-      <w:rPr>
-        <w:rFonts w:ascii="Symbol" w:hAnsi="Symbol" w:hint="default"/>
-        <w:sz w:val="20"/>
-      </w:rPr>
-    </w:lvl>
-    <w:lvl w:ilvl="2" w:tentative="1">
-      <w:start w:val="1"/>
-      <w:numFmt w:val="decimal"/>
-      <w:lvlText w:val="%3."/>
-      <w:lvlJc w:val="left"/>
-      <w:pPr>
-        <w:tabs>
-          <w:tab w:val="num" w:pos="2160"/>
-        </w:tabs>
-        <w:ind w:left="2160" w:hanging="360"/>
-      </w:pPr>
-    </w:lvl>
-    <w:lvl w:ilvl="3" w:tentative="1">
-      <w:start w:val="1"/>
-      <w:numFmt w:val="decimal"/>
-      <w:lvlText w:val="%4."/>
-      <w:lvlJc w:val="left"/>
-      <w:pPr>
-        <w:tabs>
-          <w:tab w:val="num" w:pos="2880"/>
-        </w:tabs>
-        <w:ind w:left="2880" w:hanging="360"/>
-      </w:pPr>
-    </w:lvl>
-    <w:lvl w:ilvl="4" w:tentative="1">
-      <w:start w:val="1"/>
-      <w:numFmt w:val="decimal"/>
-      <w:lvlText w:val="%5."/>
-      <w:lvlJc w:val="left"/>
-      <w:pPr>
-        <w:tabs>
-          <w:tab w:val="num" w:pos="3600"/>
-        </w:tabs>
-        <w:ind w:left="3600" w:hanging="360"/>
-      </w:pPr>
-    </w:lvl>
-    <w:lvl w:ilvl="5" w:tentative="1">
-      <w:start w:val="1"/>
-      <w:numFmt w:val="decimal"/>
-      <w:lvlText w:val="%6."/>
-      <w:lvlJc w:val="left"/>
-      <w:pPr>
-        <w:tabs>
-          <w:tab w:val="num" w:pos="4320"/>
-        </w:tabs>
-        <w:ind w:left="4320" w:hanging="360"/>
-      </w:pPr>
-    </w:lvl>
-    <w:lvl w:ilvl="6" w:tentative="1">
-      <w:start w:val="1"/>
-      <w:numFmt w:val="decimal"/>
-      <w:lvlText w:val="%7."/>
-      <w:lvlJc w:val="left"/>
-      <w:pPr>
-        <w:tabs>
-          <w:tab w:val="num" w:pos="5040"/>
-        </w:tabs>
-        <w:ind w:left="5040" w:hanging="360"/>
-      </w:pPr>
-    </w:lvl>
-    <w:lvl w:ilvl="7" w:tentative="1">
-      <w:start w:val="1"/>
-      <w:numFmt w:val="decimal"/>
-      <w:lvlText w:val="%8."/>
-      <w:lvlJc w:val="left"/>
-      <w:pPr>
-        <w:tabs>
-          <w:tab w:val="num" w:pos="5760"/>
-        </w:tabs>
-        <w:ind w:left="5760" w:hanging="360"/>
-      </w:pPr>
-    </w:lvl>
-    <w:lvl w:ilvl="8" w:tentative="1">
-      <w:start w:val="1"/>
-      <w:numFmt w:val="decimal"/>
-      <w:lvlText w:val="%9."/>
-      <w:lvlJc w:val="left"/>
-      <w:pPr>
-        <w:tabs>
-          <w:tab w:val="num" w:pos="6480"/>
-        </w:tabs>
-        <w:ind w:left="6480" w:hanging="360"/>
-      </w:pPr>
-    </w:lvl>
-  </w:abstractNum>
-  <w:abstractNum w:abstractNumId="2" w15:restartNumberingAfterBreak="0">
+  <w:abstractNum w:abstractNumId="1">
     <w:nsid w:val="039F1C32"/>
     <w:multiLevelType w:val="multilevel"/>
     <w:tmpl w:val="A12A4344"/>
@@ -17100,7 +19191,7 @@
       </w:rPr>
     </w:lvl>
   </w:abstractNum>
-  <w:abstractNum w:abstractNumId="3" w15:restartNumberingAfterBreak="0">
+  <w:abstractNum w:abstractNumId="2">
     <w:nsid w:val="04B25551"/>
     <w:multiLevelType w:val="multilevel"/>
     <w:tmpl w:val="4E02262C"/>
@@ -17248,7 +19339,7 @@
       </w:rPr>
     </w:lvl>
   </w:abstractNum>
-  <w:abstractNum w:abstractNumId="4" w15:restartNumberingAfterBreak="0">
+  <w:abstractNum w:abstractNumId="3">
     <w:nsid w:val="053E5E53"/>
     <w:multiLevelType w:val="multilevel"/>
     <w:tmpl w:val="F780758A"/>
@@ -17395,7 +19486,7 @@
       </w:rPr>
     </w:lvl>
   </w:abstractNum>
-  <w:abstractNum w:abstractNumId="5" w15:restartNumberingAfterBreak="0">
+  <w:abstractNum w:abstractNumId="4">
     <w:nsid w:val="068837FB"/>
     <w:multiLevelType w:val="multilevel"/>
     <w:tmpl w:val="1E807A3A"/>
@@ -17542,7 +19633,7 @@
       </w:rPr>
     </w:lvl>
   </w:abstractNum>
-  <w:abstractNum w:abstractNumId="6" w15:restartNumberingAfterBreak="0">
+  <w:abstractNum w:abstractNumId="5">
     <w:nsid w:val="0A016E65"/>
     <w:multiLevelType w:val="multilevel"/>
     <w:tmpl w:val="21C62722"/>
@@ -17689,7 +19780,7 @@
       </w:rPr>
     </w:lvl>
   </w:abstractNum>
-  <w:abstractNum w:abstractNumId="7" w15:restartNumberingAfterBreak="0">
+  <w:abstractNum w:abstractNumId="6">
     <w:nsid w:val="0D977F48"/>
     <w:multiLevelType w:val="multilevel"/>
     <w:tmpl w:val="8EAA81A2"/>
@@ -17838,10 +19929,10 @@
       </w:rPr>
     </w:lvl>
   </w:abstractNum>
-  <w:abstractNum w:abstractNumId="8" w15:restartNumberingAfterBreak="0">
+  <w:abstractNum w:abstractNumId="7">
     <w:nsid w:val="0F2C41EB"/>
     <w:multiLevelType w:val="multilevel"/>
-    <w:tmpl w:val="D2127AB8"/>
+    <w:tmpl w:val="FA8C7BB6"/>
     <w:lvl w:ilvl="0">
       <w:start w:val="1"/>
       <w:numFmt w:val="decimal"/>
@@ -17963,7 +20054,146 @@
       </w:rPr>
     </w:lvl>
   </w:abstractNum>
-  <w:abstractNum w:abstractNumId="9" w15:restartNumberingAfterBreak="0">
+  <w:abstractNum w:abstractNumId="8">
+    <w:nsid w:val="1006690B"/>
+    <w:multiLevelType w:val="multilevel"/>
+    <w:tmpl w:val="08587774"/>
+    <w:lvl w:ilvl="0">
+      <w:start w:val="1"/>
+      <w:numFmt w:val="decimal"/>
+      <w:lvlText w:val="%1."/>
+      <w:lvlJc w:val="left"/>
+      <w:pPr>
+        <w:tabs>
+          <w:tab w:val="num" w:pos="720"/>
+        </w:tabs>
+        <w:ind w:left="720" w:hanging="360"/>
+      </w:pPr>
+      <w:rPr>
+        <w:rFonts w:hint="default"/>
+      </w:rPr>
+    </w:lvl>
+    <w:lvl w:ilvl="1">
+      <w:start w:val="1"/>
+      <w:numFmt w:val="bullet"/>
+      <w:suff w:val="space"/>
+      <w:lvlText w:val=""/>
+      <w:lvlJc w:val="left"/>
+      <w:pPr>
+        <w:ind w:left="1440" w:hanging="360"/>
+      </w:pPr>
+      <w:rPr>
+        <w:rFonts w:ascii="Symbol" w:hAnsi="Symbol" w:hint="default"/>
+        <w:sz w:val="20"/>
+      </w:rPr>
+    </w:lvl>
+    <w:lvl w:ilvl="2">
+      <w:start w:val="1"/>
+      <w:numFmt w:val="decimal"/>
+      <w:lvlText w:val="%3."/>
+      <w:lvlJc w:val="left"/>
+      <w:pPr>
+        <w:tabs>
+          <w:tab w:val="num" w:pos="2160"/>
+        </w:tabs>
+        <w:ind w:left="2160" w:hanging="360"/>
+      </w:pPr>
+      <w:rPr>
+        <w:rFonts w:hint="default"/>
+      </w:rPr>
+    </w:lvl>
+    <w:lvl w:ilvl="3">
+      <w:start w:val="1"/>
+      <w:numFmt w:val="decimal"/>
+      <w:lvlText w:val="%4."/>
+      <w:lvlJc w:val="left"/>
+      <w:pPr>
+        <w:tabs>
+          <w:tab w:val="num" w:pos="2880"/>
+        </w:tabs>
+        <w:ind w:left="2880" w:hanging="360"/>
+      </w:pPr>
+      <w:rPr>
+        <w:rFonts w:hint="default"/>
+      </w:rPr>
+    </w:lvl>
+    <w:lvl w:ilvl="4">
+      <w:start w:val="1"/>
+      <w:numFmt w:val="decimal"/>
+      <w:lvlText w:val="%5."/>
+      <w:lvlJc w:val="left"/>
+      <w:pPr>
+        <w:tabs>
+          <w:tab w:val="num" w:pos="3600"/>
+        </w:tabs>
+        <w:ind w:left="3600" w:hanging="360"/>
+      </w:pPr>
+      <w:rPr>
+        <w:rFonts w:hint="default"/>
+      </w:rPr>
+    </w:lvl>
+    <w:lvl w:ilvl="5">
+      <w:start w:val="1"/>
+      <w:numFmt w:val="decimal"/>
+      <w:lvlText w:val="%6."/>
+      <w:lvlJc w:val="left"/>
+      <w:pPr>
+        <w:tabs>
+          <w:tab w:val="num" w:pos="4320"/>
+        </w:tabs>
+        <w:ind w:left="4320" w:hanging="360"/>
+      </w:pPr>
+      <w:rPr>
+        <w:rFonts w:hint="default"/>
+      </w:rPr>
+    </w:lvl>
+    <w:lvl w:ilvl="6">
+      <w:start w:val="1"/>
+      <w:numFmt w:val="decimal"/>
+      <w:lvlText w:val="%7."/>
+      <w:lvlJc w:val="left"/>
+      <w:pPr>
+        <w:tabs>
+          <w:tab w:val="num" w:pos="5040"/>
+        </w:tabs>
+        <w:ind w:left="5040" w:hanging="360"/>
+      </w:pPr>
+      <w:rPr>
+        <w:rFonts w:hint="default"/>
+      </w:rPr>
+    </w:lvl>
+    <w:lvl w:ilvl="7">
+      <w:start w:val="1"/>
+      <w:numFmt w:val="decimal"/>
+      <w:lvlText w:val="%8."/>
+      <w:lvlJc w:val="left"/>
+      <w:pPr>
+        <w:tabs>
+          <w:tab w:val="num" w:pos="5760"/>
+        </w:tabs>
+        <w:ind w:left="5760" w:hanging="360"/>
+      </w:pPr>
+      <w:rPr>
+        <w:rFonts w:hint="default"/>
+      </w:rPr>
+    </w:lvl>
+    <w:lvl w:ilvl="8">
+      <w:start w:val="1"/>
+      <w:numFmt w:val="decimal"/>
+      <w:lvlText w:val="%9."/>
+      <w:lvlJc w:val="left"/>
+      <w:pPr>
+        <w:tabs>
+          <w:tab w:val="num" w:pos="6480"/>
+        </w:tabs>
+        <w:ind w:left="6480" w:hanging="360"/>
+      </w:pPr>
+      <w:rPr>
+        <w:rFonts w:hint="default"/>
+      </w:rPr>
+    </w:lvl>
+  </w:abstractNum>
+  <w:abstractNum w:abstractNumId="9">
     <w:nsid w:val="107B7F69"/>
     <w:multiLevelType w:val="multilevel"/>
     <w:tmpl w:val="7C462F3E"/>
@@ -18112,7 +20342,7 @@
       </w:rPr>
     </w:lvl>
   </w:abstractNum>
-  <w:abstractNum w:abstractNumId="10" w15:restartNumberingAfterBreak="0">
+  <w:abstractNum w:abstractNumId="10">
     <w:nsid w:val="10B05935"/>
     <w:multiLevelType w:val="hybridMultilevel"/>
     <w:tmpl w:val="F2624004"/>
@@ -18226,7 +20456,7 @@
       </w:rPr>
     </w:lvl>
   </w:abstractNum>
-  <w:abstractNum w:abstractNumId="11" w15:restartNumberingAfterBreak="0">
+  <w:abstractNum w:abstractNumId="11">
     <w:nsid w:val="199641C0"/>
     <w:multiLevelType w:val="multilevel"/>
     <w:tmpl w:val="8EE2F0F6"/>
@@ -18373,7 +20603,7 @@
       </w:rPr>
     </w:lvl>
   </w:abstractNum>
-  <w:abstractNum w:abstractNumId="12" w15:restartNumberingAfterBreak="0">
+  <w:abstractNum w:abstractNumId="12">
     <w:nsid w:val="1B193D0E"/>
     <w:multiLevelType w:val="multilevel"/>
     <w:tmpl w:val="006210B6"/>
@@ -18519,7 +20749,7 @@
       </w:rPr>
     </w:lvl>
   </w:abstractNum>
-  <w:abstractNum w:abstractNumId="13" w15:restartNumberingAfterBreak="0">
+  <w:abstractNum w:abstractNumId="13">
     <w:nsid w:val="1EAF5596"/>
     <w:multiLevelType w:val="hybridMultilevel"/>
     <w:tmpl w:val="44106DA2"/>
@@ -18611,7 +20841,7 @@
       </w:pPr>
     </w:lvl>
   </w:abstractNum>
-  <w:abstractNum w:abstractNumId="14" w15:restartNumberingAfterBreak="0">
+  <w:abstractNum w:abstractNumId="14">
     <w:nsid w:val="21E04A78"/>
     <w:multiLevelType w:val="hybridMultilevel"/>
     <w:tmpl w:val="45040D84"/>
@@ -18701,7 +20931,7 @@
       </w:pPr>
     </w:lvl>
   </w:abstractNum>
-  <w:abstractNum w:abstractNumId="15" w15:restartNumberingAfterBreak="0">
+  <w:abstractNum w:abstractNumId="15">
     <w:nsid w:val="25293E21"/>
     <w:multiLevelType w:val="multilevel"/>
     <w:tmpl w:val="0EB6B566"/>
@@ -18848,7 +21078,7 @@
       </w:rPr>
     </w:lvl>
   </w:abstractNum>
-  <w:abstractNum w:abstractNumId="16" w15:restartNumberingAfterBreak="0">
+  <w:abstractNum w:abstractNumId="16">
     <w:nsid w:val="29723AD8"/>
     <w:multiLevelType w:val="hybridMultilevel"/>
     <w:tmpl w:val="5E7E7832"/>
@@ -18938,7 +21168,7 @@
       </w:pPr>
     </w:lvl>
   </w:abstractNum>
-  <w:abstractNum w:abstractNumId="17" w15:restartNumberingAfterBreak="0">
+  <w:abstractNum w:abstractNumId="17">
     <w:nsid w:val="2EE415FF"/>
     <w:multiLevelType w:val="multilevel"/>
     <w:tmpl w:val="9EB06E8C"/>
@@ -19085,7 +21315,7 @@
       </w:rPr>
     </w:lvl>
   </w:abstractNum>
-  <w:abstractNum w:abstractNumId="18" w15:restartNumberingAfterBreak="0">
+  <w:abstractNum w:abstractNumId="18">
     <w:nsid w:val="2FD124BF"/>
     <w:multiLevelType w:val="hybridMultilevel"/>
     <w:tmpl w:val="D23E470C"/>
@@ -19179,7 +21409,7 @@
       </w:pPr>
     </w:lvl>
   </w:abstractNum>
-  <w:abstractNum w:abstractNumId="19" w15:restartNumberingAfterBreak="0">
+  <w:abstractNum w:abstractNumId="19">
     <w:nsid w:val="312F2538"/>
     <w:multiLevelType w:val="multilevel"/>
     <w:tmpl w:val="5874ED9E"/>
@@ -19326,124 +21556,7 @@
       </w:rPr>
     </w:lvl>
   </w:abstractNum>
-  <w:abstractNum w:abstractNumId="20" w15:restartNumberingAfterBreak="0">
-    <w:nsid w:val="3175068C"/>
-    <w:multiLevelType w:val="multilevel"/>
-    <w:tmpl w:val="A260A5BE"/>
-    <w:lvl w:ilvl="0">
-      <w:start w:val="1"/>
-      <w:numFmt w:val="decimal"/>
-      <w:lvlText w:val="%1."/>
-      <w:lvlJc w:val="left"/>
-      <w:pPr>
-        <w:tabs>
-          <w:tab w:val="num" w:pos="720"/>
-        </w:tabs>
-        <w:ind w:left="720" w:hanging="360"/>
-      </w:pPr>
-    </w:lvl>
-    <w:lvl w:ilvl="1">
-      <w:start w:val="1"/>
-      <w:numFmt w:val="bullet"/>
-      <w:lvlText w:val="o"/>
-      <w:lvlJc w:val="left"/>
-      <w:pPr>
-        <w:tabs>
-          <w:tab w:val="num" w:pos="1440"/>
-        </w:tabs>
-        <w:ind w:left="1440" w:hanging="360"/>
-      </w:pPr>
-      <w:rPr>
-        <w:rFonts w:ascii="Courier New" w:hAnsi="Courier New" w:hint="default"/>
-        <w:sz w:val="20"/>
-      </w:rPr>
-    </w:lvl>
-    <w:lvl w:ilvl="2" w:tentative="1">
-      <w:start w:val="1"/>
-      <w:numFmt w:val="decimal"/>
-      <w:lvlText w:val="%3."/>
-      <w:lvlJc w:val="left"/>
-      <w:pPr>
-        <w:tabs>
-          <w:tab w:val="num" w:pos="2160"/>
-        </w:tabs>
-        <w:ind w:left="2160" w:hanging="360"/>
-      </w:pPr>
-    </w:lvl>
-    <w:lvl w:ilvl="3" w:tentative="1">
-      <w:start w:val="1"/>
-      <w:numFmt w:val="decimal"/>
-      <w:lvlText w:val="%4."/>
-      <w:lvlJc w:val="left"/>
-      <w:pPr>
-        <w:tabs>
-          <w:tab w:val="num" w:pos="2880"/>
-        </w:tabs>
-        <w:ind w:left="2880" w:hanging="360"/>
-      </w:pPr>
-    </w:lvl>
-    <w:lvl w:ilvl="4" w:tentative="1">
-      <w:start w:val="1"/>
-      <w:numFmt w:val="decimal"/>
-      <w:lvlText w:val="%5."/>
-      <w:lvlJc w:val="left"/>
-      <w:pPr>
-        <w:tabs>
-          <w:tab w:val="num" w:pos="3600"/>
-        </w:tabs>
-        <w:ind w:left="3600" w:hanging="360"/>
-      </w:pPr>
-    </w:lvl>
-    <w:lvl w:ilvl="5" w:tentative="1">
-      <w:start w:val="1"/>
-      <w:numFmt w:val="decimal"/>
-      <w:lvlText w:val="%6."/>
-      <w:lvlJc w:val="left"/>
-      <w:pPr>
-        <w:tabs>
-          <w:tab w:val="num" w:pos="4320"/>
-        </w:tabs>
-        <w:ind w:left="4320" w:hanging="360"/>
-      </w:pPr>
-    </w:lvl>
-    <w:lvl w:ilvl="6" w:tentative="1">
-      <w:start w:val="1"/>
-      <w:numFmt w:val="decimal"/>
-      <w:lvlText w:val="%7."/>
-      <w:lvlJc w:val="left"/>
-      <w:pPr>
-        <w:tabs>
-          <w:tab w:val="num" w:pos="5040"/>
-        </w:tabs>
-        <w:ind w:left="5040" w:hanging="360"/>
-      </w:pPr>
-    </w:lvl>
-    <w:lvl w:ilvl="7" w:tentative="1">
-      <w:start w:val="1"/>
-      <w:numFmt w:val="decimal"/>
-      <w:lvlText w:val="%8."/>
-      <w:lvlJc w:val="left"/>
-      <w:pPr>
-        <w:tabs>
-          <w:tab w:val="num" w:pos="5760"/>
-        </w:tabs>
-        <w:ind w:left="5760" w:hanging="360"/>
-      </w:pPr>
-    </w:lvl>
-    <w:lvl w:ilvl="8" w:tentative="1">
-      <w:start w:val="1"/>
-      <w:numFmt w:val="decimal"/>
-      <w:lvlText w:val="%9."/>
-      <w:lvlJc w:val="left"/>
-      <w:pPr>
-        <w:tabs>
-          <w:tab w:val="num" w:pos="6480"/>
-        </w:tabs>
-        <w:ind w:left="6480" w:hanging="360"/>
-      </w:pPr>
-    </w:lvl>
-  </w:abstractNum>
-  <w:abstractNum w:abstractNumId="21" w15:restartNumberingAfterBreak="0">
+  <w:abstractNum w:abstractNumId="20">
     <w:nsid w:val="31A251B2"/>
     <w:multiLevelType w:val="hybridMultilevel"/>
     <w:tmpl w:val="0ACC6DAE"/>
@@ -19539,7 +21652,7 @@
       </w:pPr>
     </w:lvl>
   </w:abstractNum>
-  <w:abstractNum w:abstractNumId="22" w15:restartNumberingAfterBreak="0">
+  <w:abstractNum w:abstractNumId="21">
     <w:nsid w:val="36730A13"/>
     <w:multiLevelType w:val="hybridMultilevel"/>
     <w:tmpl w:val="DC1A79E6"/>
@@ -19633,7 +21746,7 @@
       </w:pPr>
     </w:lvl>
   </w:abstractNum>
-  <w:abstractNum w:abstractNumId="23" w15:restartNumberingAfterBreak="0">
+  <w:abstractNum w:abstractNumId="22">
     <w:nsid w:val="381F2DE5"/>
     <w:multiLevelType w:val="multilevel"/>
     <w:tmpl w:val="CC50AFA8"/>
@@ -19782,7 +21895,7 @@
       </w:rPr>
     </w:lvl>
   </w:abstractNum>
-  <w:abstractNum w:abstractNumId="24" w15:restartNumberingAfterBreak="0">
+  <w:abstractNum w:abstractNumId="23">
     <w:nsid w:val="382F1381"/>
     <w:multiLevelType w:val="multilevel"/>
     <w:tmpl w:val="8C8C8148"/>
@@ -19929,7 +22042,7 @@
       </w:rPr>
     </w:lvl>
   </w:abstractNum>
-  <w:abstractNum w:abstractNumId="25" w15:restartNumberingAfterBreak="0">
+  <w:abstractNum w:abstractNumId="24">
     <w:nsid w:val="3C3F0072"/>
     <w:multiLevelType w:val="multilevel"/>
     <w:tmpl w:val="8A008778"/>
@@ -20078,7 +22191,7 @@
       </w:rPr>
     </w:lvl>
   </w:abstractNum>
-  <w:abstractNum w:abstractNumId="26" w15:restartNumberingAfterBreak="0">
+  <w:abstractNum w:abstractNumId="25">
     <w:nsid w:val="3C8B51D0"/>
     <w:multiLevelType w:val="multilevel"/>
     <w:tmpl w:val="C8ECB744"/>
@@ -20225,7 +22338,7 @@
       </w:rPr>
     </w:lvl>
   </w:abstractNum>
-  <w:abstractNum w:abstractNumId="27" w15:restartNumberingAfterBreak="0">
+  <w:abstractNum w:abstractNumId="26">
     <w:nsid w:val="3D965428"/>
     <w:multiLevelType w:val="multilevel"/>
     <w:tmpl w:val="6DA27BBE"/>
@@ -20371,120 +22484,7 @@
       </w:rPr>
     </w:lvl>
   </w:abstractNum>
-  <w:abstractNum w:abstractNumId="28" w15:restartNumberingAfterBreak="0">
-    <w:nsid w:val="3E24353D"/>
-    <w:multiLevelType w:val="multilevel"/>
-    <w:tmpl w:val="504861CA"/>
-    <w:lvl w:ilvl="0">
-      <w:start w:val="1"/>
-      <w:numFmt w:val="decimal"/>
-      <w:lvlText w:val="%1."/>
-      <w:lvlJc w:val="left"/>
-      <w:pPr>
-        <w:tabs>
-          <w:tab w:val="num" w:pos="720"/>
-        </w:tabs>
-        <w:ind w:left="720" w:hanging="360"/>
-      </w:pPr>
-    </w:lvl>
-    <w:lvl w:ilvl="1" w:tentative="1">
-      <w:start w:val="1"/>
-      <w:numFmt w:val="decimal"/>
-      <w:lvlText w:val="%2."/>
-      <w:lvlJc w:val="left"/>
-      <w:pPr>
-        <w:tabs>
-          <w:tab w:val="num" w:pos="1440"/>
-        </w:tabs>
-        <w:ind w:left="1440" w:hanging="360"/>
-      </w:pPr>
-    </w:lvl>
-    <w:lvl w:ilvl="2" w:tentative="1">
-      <w:start w:val="1"/>
-      <w:numFmt w:val="decimal"/>
-      <w:lvlText w:val="%3."/>
-      <w:lvlJc w:val="left"/>
-      <w:pPr>
-        <w:tabs>
-          <w:tab w:val="num" w:pos="2160"/>
-        </w:tabs>
-        <w:ind w:left="2160" w:hanging="360"/>
-      </w:pPr>
-    </w:lvl>
-    <w:lvl w:ilvl="3" w:tentative="1">
-      <w:start w:val="1"/>
-      <w:numFmt w:val="decimal"/>
-      <w:lvlText w:val="%4."/>
-      <w:lvlJc w:val="left"/>
-      <w:pPr>
-        <w:tabs>
-          <w:tab w:val="num" w:pos="2880"/>
-        </w:tabs>
-        <w:ind w:left="2880" w:hanging="360"/>
-      </w:pPr>
-    </w:lvl>
-    <w:lvl w:ilvl="4" w:tentative="1">
-      <w:start w:val="1"/>
-      <w:numFmt w:val="decimal"/>
-      <w:lvlText w:val="%5."/>
-      <w:lvlJc w:val="left"/>
-      <w:pPr>
-        <w:tabs>
-          <w:tab w:val="num" w:pos="3600"/>
-        </w:tabs>
-        <w:ind w:left="3600" w:hanging="360"/>
-      </w:pPr>
-    </w:lvl>
-    <w:lvl w:ilvl="5" w:tentative="1">
-      <w:start w:val="1"/>
-      <w:numFmt w:val="decimal"/>
-      <w:lvlText w:val="%6."/>
-      <w:lvlJc w:val="left"/>
-      <w:pPr>
-        <w:tabs>
-          <w:tab w:val="num" w:pos="4320"/>
-        </w:tabs>
-        <w:ind w:left="4320" w:hanging="360"/>
-      </w:pPr>
-    </w:lvl>
-    <w:lvl w:ilvl="6" w:tentative="1">
-      <w:start w:val="1"/>
-      <w:numFmt w:val="decimal"/>
-      <w:lvlText w:val="%7."/>
-      <w:lvlJc w:val="left"/>
-      <w:pPr>
-        <w:tabs>
-          <w:tab w:val="num" w:pos="5040"/>
-        </w:tabs>
-        <w:ind w:left="5040" w:hanging="360"/>
-      </w:pPr>
-    </w:lvl>
-    <w:lvl w:ilvl="7" w:tentative="1">
-      <w:start w:val="1"/>
-      <w:numFmt w:val="decimal"/>
-      <w:lvlText w:val="%8."/>
-      <w:lvlJc w:val="left"/>
-      <w:pPr>
-        <w:tabs>
-          <w:tab w:val="num" w:pos="5760"/>
-        </w:tabs>
-        <w:ind w:left="5760" w:hanging="360"/>
-      </w:pPr>
-    </w:lvl>
-    <w:lvl w:ilvl="8" w:tentative="1">
-      <w:start w:val="1"/>
-      <w:numFmt w:val="decimal"/>
-      <w:lvlText w:val="%9."/>
-      <w:lvlJc w:val="left"/>
-      <w:pPr>
-        <w:tabs>
-          <w:tab w:val="num" w:pos="6480"/>
-        </w:tabs>
-        <w:ind w:left="6480" w:hanging="360"/>
-      </w:pPr>
-    </w:lvl>
-  </w:abstractNum>
-  <w:abstractNum w:abstractNumId="29" w15:restartNumberingAfterBreak="0">
+  <w:abstractNum w:abstractNumId="27">
     <w:nsid w:val="3F3522F1"/>
     <w:multiLevelType w:val="multilevel"/>
     <w:tmpl w:val="43AA400C"/>
@@ -20633,7 +22633,7 @@
       </w:rPr>
     </w:lvl>
   </w:abstractNum>
-  <w:abstractNum w:abstractNumId="30" w15:restartNumberingAfterBreak="0">
+  <w:abstractNum w:abstractNumId="28">
     <w:nsid w:val="3F6C64B4"/>
     <w:multiLevelType w:val="multilevel"/>
     <w:tmpl w:val="FC84F726"/>
@@ -20780,21 +22780,22 @@
       </w:rPr>
     </w:lvl>
   </w:abstractNum>
-  <w:abstractNum w:abstractNumId="31" w15:restartNumberingAfterBreak="0">
+  <w:abstractNum w:abstractNumId="29">
     <w:nsid w:val="47A53E20"/>
     <w:multiLevelType w:val="hybridMultilevel"/>
-    <w:tmpl w:val="FD5ECCCC"/>
-    <w:lvl w:ilvl="0" w:tplc="8872E926">
+    <w:tmpl w:val="8954D116"/>
+    <w:lvl w:ilvl="0" w:tplc="E98C6596">
       <w:start w:val="1"/>
       <w:numFmt w:val="decimal"/>
       <w:suff w:val="space"/>
       <w:lvlText w:val="%1."/>
       <w:lvlJc w:val="left"/>
       <w:pPr>
-        <w:ind w:left="720" w:hanging="360"/>
+        <w:ind w:left="360" w:hanging="360"/>
       </w:pPr>
       <w:rPr>
         <w:rFonts w:hint="default"/>
+        <w:color w:val="000000" w:themeColor="text1"/>
       </w:rPr>
     </w:lvl>
     <w:lvl w:ilvl="1" w:tplc="40090003" w:tentative="1">
@@ -20803,7 +22804,7 @@
       <w:lvlText w:val="o"/>
       <w:lvlJc w:val="left"/>
       <w:pPr>
-        <w:ind w:left="1440" w:hanging="360"/>
+        <w:ind w:left="-119" w:hanging="360"/>
       </w:pPr>
       <w:rPr>
         <w:rFonts w:ascii="Courier New" w:hAnsi="Courier New" w:cs="Courier New" w:hint="default"/>
@@ -20815,7 +22816,7 @@
       <w:lvlText w:val=""/>
       <w:lvlJc w:val="left"/>
       <w:pPr>
-        <w:ind w:left="2160" w:hanging="360"/>
+        <w:ind w:left="601" w:hanging="360"/>
       </w:pPr>
       <w:rPr>
         <w:rFonts w:ascii="Wingdings" w:hAnsi="Wingdings" w:hint="default"/>
@@ -20827,7 +22828,7 @@
       <w:lvlText w:val=""/>
       <w:lvlJc w:val="left"/>
       <w:pPr>
-        <w:ind w:left="2880" w:hanging="360"/>
+        <w:ind w:left="1321" w:hanging="360"/>
       </w:pPr>
       <w:rPr>
         <w:rFonts w:ascii="Symbol" w:hAnsi="Symbol" w:hint="default"/>
@@ -20839,7 +22840,7 @@
       <w:lvlText w:val="o"/>
       <w:lvlJc w:val="left"/>
       <w:pPr>
-        <w:ind w:left="3600" w:hanging="360"/>
+        <w:ind w:left="2041" w:hanging="360"/>
       </w:pPr>
       <w:rPr>
         <w:rFonts w:ascii="Courier New" w:hAnsi="Courier New" w:cs="Courier New" w:hint="default"/>
@@ -20851,7 +22852,7 @@
       <w:lvlText w:val=""/>
       <w:lvlJc w:val="left"/>
       <w:pPr>
-        <w:ind w:left="4320" w:hanging="360"/>
+        <w:ind w:left="2761" w:hanging="360"/>
       </w:pPr>
       <w:rPr>
         <w:rFonts w:ascii="Wingdings" w:hAnsi="Wingdings" w:hint="default"/>
@@ -20863,7 +22864,7 @@
       <w:lvlText w:val=""/>
       <w:lvlJc w:val="left"/>
       <w:pPr>
-        <w:ind w:left="5040" w:hanging="360"/>
+        <w:ind w:left="3481" w:hanging="360"/>
       </w:pPr>
       <w:rPr>
         <w:rFonts w:ascii="Symbol" w:hAnsi="Symbol" w:hint="default"/>
@@ -20875,7 +22876,7 @@
       <w:lvlText w:val="o"/>
       <w:lvlJc w:val="left"/>
       <w:pPr>
-        <w:ind w:left="5760" w:hanging="360"/>
+        <w:ind w:left="4201" w:hanging="360"/>
       </w:pPr>
       <w:rPr>
         <w:rFonts w:ascii="Courier New" w:hAnsi="Courier New" w:cs="Courier New" w:hint="default"/>
@@ -20887,14 +22888,14 @@
       <w:lvlText w:val=""/>
       <w:lvlJc w:val="left"/>
       <w:pPr>
-        <w:ind w:left="6480" w:hanging="360"/>
+        <w:ind w:left="4921" w:hanging="360"/>
       </w:pPr>
       <w:rPr>
         <w:rFonts w:ascii="Wingdings" w:hAnsi="Wingdings" w:hint="default"/>
       </w:rPr>
     </w:lvl>
   </w:abstractNum>
-  <w:abstractNum w:abstractNumId="32" w15:restartNumberingAfterBreak="0">
+  <w:abstractNum w:abstractNumId="30">
     <w:nsid w:val="49562A85"/>
     <w:multiLevelType w:val="multilevel"/>
     <w:tmpl w:val="F12E11EE"/>
@@ -21043,7 +23044,7 @@
       </w:rPr>
     </w:lvl>
   </w:abstractNum>
-  <w:abstractNum w:abstractNumId="33" w15:restartNumberingAfterBreak="0">
+  <w:abstractNum w:abstractNumId="31">
     <w:nsid w:val="58091859"/>
     <w:multiLevelType w:val="multilevel"/>
     <w:tmpl w:val="7BDC1630"/>
@@ -21192,13 +23193,14 @@
       </w:rPr>
     </w:lvl>
   </w:abstractNum>
-  <w:abstractNum w:abstractNumId="34" w15:restartNumberingAfterBreak="0">
+  <w:abstractNum w:abstractNumId="32">
     <w:nsid w:val="59333424"/>
     <w:multiLevelType w:val="multilevel"/>
-    <w:tmpl w:val="89D88EB8"/>
+    <w:tmpl w:val="424CE0C2"/>
     <w:lvl w:ilvl="0">
       <w:start w:val="1"/>
       <w:numFmt w:val="decimal"/>
+      <w:suff w:val="space"/>
       <w:lvlText w:val="%1."/>
       <w:lvlJc w:val="left"/>
       <w:pPr>
@@ -21315,7 +23317,7 @@
       </w:rPr>
     </w:lvl>
   </w:abstractNum>
-  <w:abstractNum w:abstractNumId="35" w15:restartNumberingAfterBreak="0">
+  <w:abstractNum w:abstractNumId="33">
     <w:nsid w:val="5C5E4140"/>
     <w:multiLevelType w:val="multilevel"/>
     <w:tmpl w:val="1346C4E8"/>
@@ -21462,7 +23464,7 @@
       </w:rPr>
     </w:lvl>
   </w:abstractNum>
-  <w:abstractNum w:abstractNumId="36" w15:restartNumberingAfterBreak="0">
+  <w:abstractNum w:abstractNumId="34">
     <w:nsid w:val="5EF36307"/>
     <w:multiLevelType w:val="multilevel"/>
     <w:tmpl w:val="AD4A8F60"/>
@@ -21611,7 +23613,7 @@
       </w:rPr>
     </w:lvl>
   </w:abstractNum>
-  <w:abstractNum w:abstractNumId="37" w15:restartNumberingAfterBreak="0">
+  <w:abstractNum w:abstractNumId="35">
     <w:nsid w:val="6164725E"/>
     <w:multiLevelType w:val="multilevel"/>
     <w:tmpl w:val="9282E76A"/>
@@ -21760,7 +23762,7 @@
       </w:rPr>
     </w:lvl>
   </w:abstractNum>
-  <w:abstractNum w:abstractNumId="38" w15:restartNumberingAfterBreak="0">
+  <w:abstractNum w:abstractNumId="36">
     <w:nsid w:val="65676615"/>
     <w:multiLevelType w:val="multilevel"/>
     <w:tmpl w:val="20108214"/>
@@ -21909,7 +23911,7 @@
       </w:rPr>
     </w:lvl>
   </w:abstractNum>
-  <w:abstractNum w:abstractNumId="39" w15:restartNumberingAfterBreak="0">
+  <w:abstractNum w:abstractNumId="37">
     <w:nsid w:val="664C328F"/>
     <w:multiLevelType w:val="hybridMultilevel"/>
     <w:tmpl w:val="893AF31E"/>
@@ -22003,7 +24005,7 @@
       </w:pPr>
     </w:lvl>
   </w:abstractNum>
-  <w:abstractNum w:abstractNumId="40" w15:restartNumberingAfterBreak="0">
+  <w:abstractNum w:abstractNumId="38">
     <w:nsid w:val="684F64B1"/>
     <w:multiLevelType w:val="hybridMultilevel"/>
     <w:tmpl w:val="357AD188"/>
@@ -22093,10 +24095,10 @@
       </w:pPr>
     </w:lvl>
   </w:abstractNum>
-  <w:abstractNum w:abstractNumId="41" w15:restartNumberingAfterBreak="0">
+  <w:abstractNum w:abstractNumId="39">
     <w:nsid w:val="691642A8"/>
     <w:multiLevelType w:val="multilevel"/>
-    <w:tmpl w:val="F78A25A0"/>
+    <w:tmpl w:val="08587774"/>
     <w:lvl w:ilvl="0">
       <w:start w:val="1"/>
       <w:numFmt w:val="decimal"/>
@@ -22108,24 +24110,25 @@
         </w:tabs>
         <w:ind w:left="720" w:hanging="360"/>
       </w:pPr>
+      <w:rPr>
+        <w:rFonts w:hint="default"/>
+      </w:rPr>
     </w:lvl>
     <w:lvl w:ilvl="1">
       <w:start w:val="1"/>
       <w:numFmt w:val="bullet"/>
+      <w:suff w:val="space"/>
       <w:lvlText w:val=""/>
       <w:lvlJc w:val="left"/>
       <w:pPr>
-        <w:tabs>
-          <w:tab w:val="num" w:pos="1440"/>
-        </w:tabs>
-        <w:ind w:left="1440" w:hanging="360"/>
+        <w:ind w:left="502" w:hanging="360"/>
       </w:pPr>
       <w:rPr>
         <w:rFonts w:ascii="Symbol" w:hAnsi="Symbol" w:hint="default"/>
         <w:sz w:val="20"/>
       </w:rPr>
     </w:lvl>
-    <w:lvl w:ilvl="2" w:tentative="1">
+    <w:lvl w:ilvl="2">
       <w:start w:val="1"/>
       <w:numFmt w:val="decimal"/>
       <w:lvlText w:val="%3."/>
@@ -22136,8 +24139,11 @@
         </w:tabs>
         <w:ind w:left="2160" w:hanging="360"/>
       </w:pPr>
-    </w:lvl>
-    <w:lvl w:ilvl="3" w:tentative="1">
+      <w:rPr>
+        <w:rFonts w:hint="default"/>
+      </w:rPr>
+    </w:lvl>
+    <w:lvl w:ilvl="3">
       <w:start w:val="1"/>
       <w:numFmt w:val="decimal"/>
       <w:lvlText w:val="%4."/>
@@ -22148,8 +24154,11 @@
         </w:tabs>
         <w:ind w:left="2880" w:hanging="360"/>
       </w:pPr>
-    </w:lvl>
-    <w:lvl w:ilvl="4" w:tentative="1">
+      <w:rPr>
+        <w:rFonts w:hint="default"/>
+      </w:rPr>
+    </w:lvl>
+    <w:lvl w:ilvl="4">
       <w:start w:val="1"/>
       <w:numFmt w:val="decimal"/>
       <w:lvlText w:val="%5."/>
@@ -22160,8 +24169,11 @@
         </w:tabs>
         <w:ind w:left="3600" w:hanging="360"/>
       </w:pPr>
-    </w:lvl>
-    <w:lvl w:ilvl="5" w:tentative="1">
+      <w:rPr>
+        <w:rFonts w:hint="default"/>
+      </w:rPr>
+    </w:lvl>
+    <w:lvl w:ilvl="5">
       <w:start w:val="1"/>
       <w:numFmt w:val="decimal"/>
       <w:lvlText w:val="%6."/>
@@ -22172,8 +24184,11 @@
         </w:tabs>
         <w:ind w:left="4320" w:hanging="360"/>
       </w:pPr>
-    </w:lvl>
-    <w:lvl w:ilvl="6" w:tentative="1">
+      <w:rPr>
+        <w:rFonts w:hint="default"/>
+      </w:rPr>
+    </w:lvl>
+    <w:lvl w:ilvl="6">
       <w:start w:val="1"/>
       <w:numFmt w:val="decimal"/>
       <w:lvlText w:val="%7."/>
@@ -22184,8 +24199,11 @@
         </w:tabs>
         <w:ind w:left="5040" w:hanging="360"/>
       </w:pPr>
-    </w:lvl>
-    <w:lvl w:ilvl="7" w:tentative="1">
+      <w:rPr>
+        <w:rFonts w:hint="default"/>
+      </w:rPr>
+    </w:lvl>
+    <w:lvl w:ilvl="7">
       <w:start w:val="1"/>
       <w:numFmt w:val="decimal"/>
       <w:lvlText w:val="%8."/>
@@ -22196,8 +24214,11 @@
         </w:tabs>
         <w:ind w:left="5760" w:hanging="360"/>
       </w:pPr>
-    </w:lvl>
-    <w:lvl w:ilvl="8" w:tentative="1">
+      <w:rPr>
+        <w:rFonts w:hint="default"/>
+      </w:rPr>
+    </w:lvl>
+    <w:lvl w:ilvl="8">
       <w:start w:val="1"/>
       <w:numFmt w:val="decimal"/>
       <w:lvlText w:val="%9."/>
@@ -22208,9 +24229,12 @@
         </w:tabs>
         <w:ind w:left="6480" w:hanging="360"/>
       </w:pPr>
+      <w:rPr>
+        <w:rFonts w:hint="default"/>
+      </w:rPr>
     </w:lvl>
   </w:abstractNum>
-  <w:abstractNum w:abstractNumId="42" w15:restartNumberingAfterBreak="0">
+  <w:abstractNum w:abstractNumId="40">
     <w:nsid w:val="6C0D0125"/>
     <w:multiLevelType w:val="multilevel"/>
     <w:tmpl w:val="93CA4C76"/>
@@ -22347,7 +24371,7 @@
       </w:rPr>
     </w:lvl>
   </w:abstractNum>
-  <w:abstractNum w:abstractNumId="43" w15:restartNumberingAfterBreak="0">
+  <w:abstractNum w:abstractNumId="41">
     <w:nsid w:val="6C3D2ECB"/>
     <w:multiLevelType w:val="multilevel"/>
     <w:tmpl w:val="B598010E"/>
@@ -22496,7 +24520,7 @@
       </w:rPr>
     </w:lvl>
   </w:abstractNum>
-  <w:abstractNum w:abstractNumId="44" w15:restartNumberingAfterBreak="0">
+  <w:abstractNum w:abstractNumId="42">
     <w:nsid w:val="6D1A5A44"/>
     <w:multiLevelType w:val="multilevel"/>
     <w:tmpl w:val="D3364470"/>
@@ -22641,7 +24665,7 @@
       </w:rPr>
     </w:lvl>
   </w:abstractNum>
-  <w:abstractNum w:abstractNumId="45" w15:restartNumberingAfterBreak="0">
+  <w:abstractNum w:abstractNumId="43">
     <w:nsid w:val="71452EDD"/>
     <w:multiLevelType w:val="multilevel"/>
     <w:tmpl w:val="424CE2D2"/>
@@ -22790,7 +24814,7 @@
       </w:rPr>
     </w:lvl>
   </w:abstractNum>
-  <w:abstractNum w:abstractNumId="46" w15:restartNumberingAfterBreak="0">
+  <w:abstractNum w:abstractNumId="44">
     <w:nsid w:val="722838F2"/>
     <w:multiLevelType w:val="multilevel"/>
     <w:tmpl w:val="46520722"/>
@@ -22937,7 +24961,7 @@
       </w:rPr>
     </w:lvl>
   </w:abstractNum>
-  <w:abstractNum w:abstractNumId="47" w15:restartNumberingAfterBreak="0">
+  <w:abstractNum w:abstractNumId="45">
     <w:nsid w:val="74860ABE"/>
     <w:multiLevelType w:val="multilevel"/>
     <w:tmpl w:val="90F80408"/>
@@ -23086,7 +25110,7 @@
       </w:rPr>
     </w:lvl>
   </w:abstractNum>
-  <w:abstractNum w:abstractNumId="48" w15:restartNumberingAfterBreak="0">
+  <w:abstractNum w:abstractNumId="46">
     <w:nsid w:val="77BD530B"/>
     <w:multiLevelType w:val="multilevel"/>
     <w:tmpl w:val="146CF396"/>
@@ -23233,7 +25257,7 @@
       </w:rPr>
     </w:lvl>
   </w:abstractNum>
-  <w:abstractNum w:abstractNumId="49" w15:restartNumberingAfterBreak="0">
+  <w:abstractNum w:abstractNumId="47">
     <w:nsid w:val="7DF90783"/>
     <w:multiLevelType w:val="multilevel"/>
     <w:tmpl w:val="5282ABD0"/>
@@ -23380,7 +25404,7 @@
       </w:rPr>
     </w:lvl>
   </w:abstractNum>
-  <w:abstractNum w:abstractNumId="50" w15:restartNumberingAfterBreak="0">
+  <w:abstractNum w:abstractNumId="48">
     <w:nsid w:val="7F0C4E68"/>
     <w:multiLevelType w:val="multilevel"/>
     <w:tmpl w:val="60702952"/>
@@ -23527,165 +25551,159 @@
       </w:rPr>
     </w:lvl>
   </w:abstractNum>
-  <w:num w:numId="1" w16cid:durableId="1375471081">
+  <w:num w:numId="1">
+    <w:abstractNumId w:val="29"/>
+  </w:num>
+  <w:num w:numId="2">
+    <w:abstractNumId w:val="14"/>
+  </w:num>
+  <w:num w:numId="3">
+    <w:abstractNumId w:val="20"/>
+  </w:num>
+  <w:num w:numId="4">
+    <w:abstractNumId w:val="18"/>
+  </w:num>
+  <w:num w:numId="5">
+    <w:abstractNumId w:val="21"/>
+  </w:num>
+  <w:num w:numId="6">
+    <w:abstractNumId w:val="37"/>
+  </w:num>
+  <w:num w:numId="7">
+    <w:abstractNumId w:val="16"/>
+  </w:num>
+  <w:num w:numId="8">
+    <w:abstractNumId w:val="32"/>
+  </w:num>
+  <w:num w:numId="9">
+    <w:abstractNumId w:val="13"/>
+  </w:num>
+  <w:num w:numId="10">
+    <w:abstractNumId w:val="19"/>
+  </w:num>
+  <w:num w:numId="11">
+    <w:abstractNumId w:val="22"/>
+  </w:num>
+  <w:num w:numId="12">
+    <w:abstractNumId w:val="41"/>
+  </w:num>
+  <w:num w:numId="13">
+    <w:abstractNumId w:val="34"/>
+  </w:num>
+  <w:num w:numId="14">
+    <w:abstractNumId w:val="43"/>
+  </w:num>
+  <w:num w:numId="15">
+    <w:abstractNumId w:val="36"/>
+  </w:num>
+  <w:num w:numId="16">
+    <w:abstractNumId w:val="5"/>
+  </w:num>
+  <w:num w:numId="17">
+    <w:abstractNumId w:val="48"/>
+  </w:num>
+  <w:num w:numId="18">
+    <w:abstractNumId w:val="11"/>
+  </w:num>
+  <w:num w:numId="19">
+    <w:abstractNumId w:val="27"/>
+  </w:num>
+  <w:num w:numId="20">
+    <w:abstractNumId w:val="30"/>
+  </w:num>
+  <w:num w:numId="21">
+    <w:abstractNumId w:val="9"/>
+  </w:num>
+  <w:num w:numId="22">
+    <w:abstractNumId w:val="45"/>
+  </w:num>
+  <w:num w:numId="23">
+    <w:abstractNumId w:val="7"/>
+  </w:num>
+  <w:num w:numId="24">
+    <w:abstractNumId w:val="26"/>
+  </w:num>
+  <w:num w:numId="25">
+    <w:abstractNumId w:val="38"/>
+  </w:num>
+  <w:num w:numId="26">
+    <w:abstractNumId w:val="12"/>
+  </w:num>
+  <w:num w:numId="27">
+    <w:abstractNumId w:val="2"/>
+  </w:num>
+  <w:num w:numId="28">
+    <w:abstractNumId w:val="4"/>
+  </w:num>
+  <w:num w:numId="29">
+    <w:abstractNumId w:val="46"/>
+  </w:num>
+  <w:num w:numId="30">
+    <w:abstractNumId w:val="3"/>
+  </w:num>
+  <w:num w:numId="31">
+    <w:abstractNumId w:val="10"/>
+  </w:num>
+  <w:num w:numId="32">
+    <w:abstractNumId w:val="44"/>
+  </w:num>
+  <w:num w:numId="33">
+    <w:abstractNumId w:val="42"/>
+  </w:num>
+  <w:num w:numId="34">
+    <w:abstractNumId w:val="25"/>
+  </w:num>
+  <w:num w:numId="35">
+    <w:abstractNumId w:val="33"/>
+  </w:num>
+  <w:num w:numId="36">
+    <w:abstractNumId w:val="47"/>
+  </w:num>
+  <w:num w:numId="37">
+    <w:abstractNumId w:val="17"/>
+  </w:num>
+  <w:num w:numId="38">
     <w:abstractNumId w:val="31"/>
   </w:num>
-  <w:num w:numId="2" w16cid:durableId="624510925">
-    <w:abstractNumId w:val="14"/>
+  <w:num w:numId="39">
+    <w:abstractNumId w:val="0"/>
   </w:num>
-  <w:num w:numId="3" w16cid:durableId="343675224">
-    <w:abstractNumId w:val="21"/>
+  <w:num w:numId="40">
+    <w:abstractNumId w:val="28"/>
   </w:num>
-  <w:num w:numId="4" w16cid:durableId="1408502721">
-    <w:abstractNumId w:val="18"/>
+  <w:num w:numId="41">
+    <w:abstractNumId w:val="40"/>
   </w:num>
-  <w:num w:numId="5" w16cid:durableId="1478379325">
-    <w:abstractNumId w:val="22"/>
+  <w:num w:numId="42">
+    <w:abstractNumId w:val="1"/>
   </w:num>
-  <w:num w:numId="6" w16cid:durableId="627858618">
+  <w:num w:numId="43">
+    <w:abstractNumId w:val="24"/>
+  </w:num>
+  <w:num w:numId="44">
     <w:abstractNumId w:val="39"/>
   </w:num>
-  <w:num w:numId="7" w16cid:durableId="1767506117">
-    <w:abstractNumId w:val="16"/>
+  <w:num w:numId="45">
+    <w:abstractNumId w:val="35"/>
   </w:num>
-  <w:num w:numId="8" w16cid:durableId="1473863886">
-    <w:abstractNumId w:val="34"/>
+  <w:num w:numId="46">
+    <w:abstractNumId w:val="6"/>
   </w:num>
-  <w:num w:numId="9" w16cid:durableId="1334257179">
-    <w:abstractNumId w:val="13"/>
-  </w:num>
-  <w:num w:numId="10" w16cid:durableId="1159812372">
-    <w:abstractNumId w:val="19"/>
-  </w:num>
-  <w:num w:numId="11" w16cid:durableId="1373379802">
+  <w:num w:numId="47">
     <w:abstractNumId w:val="23"/>
   </w:num>
-  <w:num w:numId="12" w16cid:durableId="13507264">
-    <w:abstractNumId w:val="43"/>
+  <w:num w:numId="48">
+    <w:abstractNumId w:val="15"/>
   </w:num>
-  <w:num w:numId="13" w16cid:durableId="670184685">
-    <w:abstractNumId w:val="36"/>
-  </w:num>
-  <w:num w:numId="14" w16cid:durableId="2020696904">
-    <w:abstractNumId w:val="45"/>
-  </w:num>
-  <w:num w:numId="15" w16cid:durableId="1359618504">
-    <w:abstractNumId w:val="38"/>
-  </w:num>
-  <w:num w:numId="16" w16cid:durableId="583998444">
-    <w:abstractNumId w:val="6"/>
-  </w:num>
-  <w:num w:numId="17" w16cid:durableId="1017272755">
-    <w:abstractNumId w:val="50"/>
-  </w:num>
-  <w:num w:numId="18" w16cid:durableId="1477259349">
-    <w:abstractNumId w:val="11"/>
-  </w:num>
-  <w:num w:numId="19" w16cid:durableId="1827088644">
-    <w:abstractNumId w:val="29"/>
-  </w:num>
-  <w:num w:numId="20" w16cid:durableId="2094546850">
-    <w:abstractNumId w:val="32"/>
-  </w:num>
-  <w:num w:numId="21" w16cid:durableId="669479240">
-    <w:abstractNumId w:val="9"/>
-  </w:num>
-  <w:num w:numId="22" w16cid:durableId="974407414">
-    <w:abstractNumId w:val="47"/>
-  </w:num>
-  <w:num w:numId="23" w16cid:durableId="1425112024">
+  <w:num w:numId="49">
     <w:abstractNumId w:val="8"/>
   </w:num>
-  <w:num w:numId="24" w16cid:durableId="1942836869">
-    <w:abstractNumId w:val="27"/>
-  </w:num>
-  <w:num w:numId="25" w16cid:durableId="364257588">
-    <w:abstractNumId w:val="40"/>
-  </w:num>
-  <w:num w:numId="26" w16cid:durableId="572662113">
-    <w:abstractNumId w:val="12"/>
-  </w:num>
-  <w:num w:numId="27" w16cid:durableId="1228959545">
-    <w:abstractNumId w:val="3"/>
-  </w:num>
-  <w:num w:numId="28" w16cid:durableId="1796093158">
-    <w:abstractNumId w:val="5"/>
-  </w:num>
-  <w:num w:numId="29" w16cid:durableId="519126930">
-    <w:abstractNumId w:val="48"/>
-  </w:num>
-  <w:num w:numId="30" w16cid:durableId="1138835574">
-    <w:abstractNumId w:val="4"/>
-  </w:num>
-  <w:num w:numId="31" w16cid:durableId="2010592408">
-    <w:abstractNumId w:val="10"/>
-  </w:num>
-  <w:num w:numId="32" w16cid:durableId="436102549">
-    <w:abstractNumId w:val="46"/>
-  </w:num>
-  <w:num w:numId="33" w16cid:durableId="915019887">
-    <w:abstractNumId w:val="44"/>
-  </w:num>
-  <w:num w:numId="34" w16cid:durableId="1231841121">
-    <w:abstractNumId w:val="26"/>
-  </w:num>
-  <w:num w:numId="35" w16cid:durableId="1792241525">
-    <w:abstractNumId w:val="35"/>
-  </w:num>
-  <w:num w:numId="36" w16cid:durableId="1096292661">
-    <w:abstractNumId w:val="49"/>
-  </w:num>
-  <w:num w:numId="37" w16cid:durableId="795567301">
-    <w:abstractNumId w:val="17"/>
-  </w:num>
-  <w:num w:numId="38" w16cid:durableId="1473716595">
-    <w:abstractNumId w:val="33"/>
-  </w:num>
-  <w:num w:numId="39" w16cid:durableId="969896689">
-    <w:abstractNumId w:val="0"/>
-  </w:num>
-  <w:num w:numId="40" w16cid:durableId="908153507">
-    <w:abstractNumId w:val="30"/>
-  </w:num>
-  <w:num w:numId="41" w16cid:durableId="893933386">
-    <w:abstractNumId w:val="42"/>
-  </w:num>
-  <w:num w:numId="42" w16cid:durableId="2101443070">
-    <w:abstractNumId w:val="2"/>
-  </w:num>
-  <w:num w:numId="43" w16cid:durableId="1226572568">
-    <w:abstractNumId w:val="25"/>
-  </w:num>
-  <w:num w:numId="44" w16cid:durableId="2054384968">
-    <w:abstractNumId w:val="41"/>
-  </w:num>
-  <w:num w:numId="45" w16cid:durableId="601374244">
-    <w:abstractNumId w:val="1"/>
-  </w:num>
-  <w:num w:numId="46" w16cid:durableId="120998818">
-    <w:abstractNumId w:val="20"/>
-  </w:num>
-  <w:num w:numId="47" w16cid:durableId="62684904">
-    <w:abstractNumId w:val="28"/>
-  </w:num>
-  <w:num w:numId="48" w16cid:durableId="842354429">
-    <w:abstractNumId w:val="37"/>
-  </w:num>
-  <w:num w:numId="49" w16cid:durableId="1435978434">
-    <w:abstractNumId w:val="7"/>
-  </w:num>
-  <w:num w:numId="50" w16cid:durableId="1961643420">
-    <w:abstractNumId w:val="24"/>
-  </w:num>
-  <w:num w:numId="51" w16cid:durableId="1097217285">
-    <w:abstractNumId w:val="15"/>
-  </w:num>
-  <w:numIdMacAtCleanup w:val="41"/>
+  <w:numIdMacAtCleanup w:val="49"/>
 </w:numbering>
 </file>
 
 <file path=word/styles.xml><?xml version="1.0" encoding="utf-8"?>
-<w:styles xmlns:mc="http://schemas.openxmlformats.org/markup-compatibility/2006" xmlns:r="http://schemas.openxmlformats.org/officeDocument/2006/relationships" xmlns:w="http://schemas.openxmlformats.org/wordprocessingml/2006/main" xmlns:w14="http://schemas.microsoft.com/office/word/2010/wordml" xmlns:w15="http://schemas.microsoft.com/office/word/2012/wordml" xmlns:w16cex="http://schemas.microsoft.com/office/word/2018/wordml/cex" xmlns:w16cid="http://schemas.microsoft.com/office/word/2016/wordml/cid" xmlns:w16="http://schemas.microsoft.com/office/word/2018/wordml" xmlns:w16du="http://schemas.microsoft.com/office/word/2023/wordml/word16du" xmlns:w16sdtdh="http://schemas.microsoft.com/office/word/2020/wordml/sdtdatahash" xmlns:w16sdtfl="http://schemas.microsoft.com/office/word/2024/wordml/sdtformatlock" xmlns:w16se="http://schemas.microsoft.com/office/word/2015/wordml/symex" mc:Ignorable="w14 w15 w16se w16cid w16 w16cex w16sdtdh w16sdtfl w16du">
+<w:styles xmlns:mc="http://schemas.openxmlformats.org/markup-compatibility/2006" xmlns:r="http://schemas.openxmlformats.org/officeDocument/2006/relationships" xmlns:w="http://schemas.openxmlformats.org/wordprocessingml/2006/main" xmlns:w14="http://schemas.microsoft.com/office/word/2010/wordml" xmlns:w15="http://schemas.microsoft.com/office/word/2012/wordml" mc:Ignorable="w14 w15">
   <w:docDefaults>
     <w:rPrDefault>
       <w:rPr>
@@ -23701,7 +25719,7 @@
       </w:pPr>
     </w:pPrDefault>
   </w:docDefaults>
-  <w:latentStyles w:defLockedState="0" w:defUIPriority="99" w:defSemiHidden="0" w:defUnhideWhenUsed="0" w:defQFormat="0" w:count="376">
+  <w:latentStyles w:defLockedState="0" w:defUIPriority="99" w:defSemiHidden="0" w:defUnhideWhenUsed="0" w:defQFormat="0" w:count="371">
     <w:lsdException w:name="Normal" w:uiPriority="0" w:qFormat="1"/>
     <w:lsdException w:name="heading 1" w:uiPriority="9" w:qFormat="1"/>
     <w:lsdException w:name="heading 2" w:semiHidden="1" w:uiPriority="9" w:unhideWhenUsed="1" w:qFormat="1"/>
@@ -24073,11 +26091,6 @@
     <w:lsdException w:name="List Table 5 Dark Accent 6" w:uiPriority="50"/>
     <w:lsdException w:name="List Table 6 Colorful Accent 6" w:uiPriority="51"/>
     <w:lsdException w:name="List Table 7 Colorful Accent 6" w:uiPriority="52"/>
-    <w:lsdException w:name="Mention" w:semiHidden="1" w:unhideWhenUsed="1"/>
-    <w:lsdException w:name="Smart Hyperlink" w:semiHidden="1" w:unhideWhenUsed="1"/>
-    <w:lsdException w:name="Hashtag" w:semiHidden="1" w:unhideWhenUsed="1"/>
-    <w:lsdException w:name="Unresolved Mention" w:semiHidden="1" w:unhideWhenUsed="1"/>
-    <w:lsdException w:name="Smart Link" w:semiHidden="1" w:unhideWhenUsed="1"/>
   </w:latentStyles>
   <w:style w:type="paragraph" w:default="1" w:styleId="Normal">
     <w:name w:val="Normal"/>
@@ -24171,6 +26184,7 @@
   <w:style w:type="character" w:default="1" w:styleId="DefaultParagraphFont">
     <w:name w:val="Default Paragraph Font"/>
     <w:uiPriority w:val="1"/>
+    <w:semiHidden/>
     <w:unhideWhenUsed/>
   </w:style>
   <w:style w:type="table" w:default="1" w:styleId="TableNormal">
@@ -24368,7 +26382,7 @@
       <w:u w:val="single"/>
     </w:rPr>
   </w:style>
-  <w:style w:type="character" w:styleId="UnresolvedMention">
+  <w:style w:type="character" w:customStyle="1" w:styleId="UnresolvedMention">
     <w:name w:val="Unresolved Mention"/>
     <w:basedOn w:val="DefaultParagraphFont"/>
     <w:uiPriority w:val="99"/>
@@ -24379,6 +26393,59 @@
       <w:color w:val="605E5C"/>
       <w:shd w:val="clear" w:color="auto" w:fill="E1DFDD"/>
     </w:rPr>
+  </w:style>
+  <w:style w:type="paragraph" w:styleId="TOCHeading">
+    <w:name w:val="TOC Heading"/>
+    <w:basedOn w:val="Heading1"/>
+    <w:next w:val="Normal"/>
+    <w:uiPriority w:val="39"/>
+    <w:unhideWhenUsed/>
+    <w:qFormat/>
+    <w:rsid w:val="00FC6093"/>
+    <w:pPr>
+      <w:outlineLvl w:val="9"/>
+    </w:pPr>
+    <w:rPr>
+      <w:lang w:val="en-US"/>
+    </w:rPr>
+  </w:style>
+  <w:style w:type="paragraph" w:styleId="TOC1">
+    <w:name w:val="toc 1"/>
+    <w:basedOn w:val="Normal"/>
+    <w:next w:val="Normal"/>
+    <w:autoRedefine/>
+    <w:uiPriority w:val="39"/>
+    <w:unhideWhenUsed/>
+    <w:rsid w:val="00FC6093"/>
+    <w:pPr>
+      <w:spacing w:after="100"/>
+    </w:pPr>
+  </w:style>
+  <w:style w:type="paragraph" w:styleId="TOC2">
+    <w:name w:val="toc 2"/>
+    <w:basedOn w:val="Normal"/>
+    <w:next w:val="Normal"/>
+    <w:autoRedefine/>
+    <w:uiPriority w:val="39"/>
+    <w:unhideWhenUsed/>
+    <w:rsid w:val="00FC6093"/>
+    <w:pPr>
+      <w:spacing w:after="100"/>
+      <w:ind w:left="220"/>
+    </w:pPr>
+  </w:style>
+  <w:style w:type="paragraph" w:styleId="TOC3">
+    <w:name w:val="toc 3"/>
+    <w:basedOn w:val="Normal"/>
+    <w:next w:val="Normal"/>
+    <w:autoRedefine/>
+    <w:uiPriority w:val="39"/>
+    <w:unhideWhenUsed/>
+    <w:rsid w:val="00FC6093"/>
+    <w:pPr>
+      <w:spacing w:after="100"/>
+      <w:ind w:left="440"/>
+    </w:pPr>
   </w:style>
 </w:styles>
 </file>
@@ -24649,7 +26716,7 @@
 </file>
 
 <file path=customXml/itemProps1.xml><?xml version="1.0" encoding="utf-8"?>
-<ds:datastoreItem xmlns:ds="http://schemas.openxmlformats.org/officeDocument/2006/customXml" ds:itemID="{E5D99D69-D211-4551-A16D-F54AB6EEA6C9}">
+<ds:datastoreItem xmlns:ds="http://schemas.openxmlformats.org/officeDocument/2006/customXml" ds:itemID="{217CC877-3F0B-4426-BB06-8FC8C2F9DB41}">
   <ds:schemaRefs>
     <ds:schemaRef ds:uri="http://schemas.openxmlformats.org/officeDocument/2006/bibliography"/>
   </ds:schemaRefs>

--- a/FINE-TUNING.docx
+++ b/FINE-TUNING.docx
@@ -1,1483 +1,33 @@
 
 <file path=word/document.xml><?xml version="1.0" encoding="utf-8"?>
-<w:document xmlns:wpc="http://schemas.microsoft.com/office/word/2010/wordprocessingCanvas" xmlns:mc="http://schemas.openxmlformats.org/markup-compatibility/2006" xmlns:o="urn:schemas-microsoft-com:office:office" xmlns:r="http://schemas.openxmlformats.org/officeDocument/2006/relationships" xmlns:m="http://schemas.openxmlformats.org/officeDocument/2006/math" xmlns:v="urn:schemas-microsoft-com:vml" xmlns:wp14="http://schemas.microsoft.com/office/word/2010/wordprocessingDrawing" xmlns:wp="http://schemas.openxmlformats.org/drawingml/2006/wordprocessingDrawing" xmlns:w10="urn:schemas-microsoft-com:office:word" xmlns:w="http://schemas.openxmlformats.org/wordprocessingml/2006/main" xmlns:w14="http://schemas.microsoft.com/office/word/2010/wordml" xmlns:w15="http://schemas.microsoft.com/office/word/2012/wordml" xmlns:wpg="http://schemas.microsoft.com/office/word/2010/wordprocessingGroup" xmlns:wpi="http://schemas.microsoft.com/office/word/2010/wordprocessingInk" xmlns:wne="http://schemas.microsoft.com/office/word/2006/wordml" xmlns:wps="http://schemas.microsoft.com/office/word/2010/wordprocessingShape" mc:Ignorable="w14 w15 wp14">
+<w:document xmlns:wpc="http://schemas.microsoft.com/office/word/2010/wordprocessingCanvas" xmlns:cx="http://schemas.microsoft.com/office/drawing/2014/chartex" xmlns:cx1="http://schemas.microsoft.com/office/drawing/2015/9/8/chartex" xmlns:cx2="http://schemas.microsoft.com/office/drawing/2015/10/21/chartex" xmlns:cx3="http://schemas.microsoft.com/office/drawing/2016/5/9/chartex" xmlns:cx4="http://schemas.microsoft.com/office/drawing/2016/5/10/chartex" xmlns:cx5="http://schemas.microsoft.com/office/drawing/2016/5/11/chartex" xmlns:cx6="http://schemas.microsoft.com/office/drawing/2016/5/12/chartex" xmlns:cx7="http://schemas.microsoft.com/office/drawing/2016/5/13/chartex" xmlns:cx8="http://schemas.microsoft.com/office/drawing/2016/5/14/chartex" xmlns:mc="http://schemas.openxmlformats.org/markup-compatibility/2006" xmlns:aink="http://schemas.microsoft.com/office/drawing/2016/ink" xmlns:am3d="http://schemas.microsoft.com/office/drawing/2017/model3d" xmlns:o="urn:schemas-microsoft-com:office:office" xmlns:oel="http://schemas.microsoft.com/office/2019/extlst" xmlns:r="http://schemas.openxmlformats.org/officeDocument/2006/relationships" xmlns:m="http://schemas.openxmlformats.org/officeDocument/2006/math" xmlns:v="urn:schemas-microsoft-com:vml" xmlns:wp14="http://schemas.microsoft.com/office/word/2010/wordprocessingDrawing" xmlns:wp="http://schemas.openxmlformats.org/drawingml/2006/wordprocessingDrawing" xmlns:w10="urn:schemas-microsoft-com:office:word" xmlns:w="http://schemas.openxmlformats.org/wordprocessingml/2006/main" xmlns:w14="http://schemas.microsoft.com/office/word/2010/wordml" xmlns:w15="http://schemas.microsoft.com/office/word/2012/wordml" xmlns:w16cex="http://schemas.microsoft.com/office/word/2018/wordml/cex" xmlns:w16cid="http://schemas.microsoft.com/office/word/2016/wordml/cid" xmlns:w16="http://schemas.microsoft.com/office/word/2018/wordml" xmlns:w16du="http://schemas.microsoft.com/office/word/2023/wordml/word16du" xmlns:w16sdtdh="http://schemas.microsoft.com/office/word/2020/wordml/sdtdatahash" xmlns:w16sdtfl="http://schemas.microsoft.com/office/word/2024/wordml/sdtformatlock" xmlns:w16se="http://schemas.microsoft.com/office/word/2015/wordml/symex" xmlns:wpg="http://schemas.microsoft.com/office/word/2010/wordprocessingGroup" xmlns:wpi="http://schemas.microsoft.com/office/word/2010/wordprocessingInk" xmlns:wne="http://schemas.microsoft.com/office/word/2006/wordml" xmlns:wps="http://schemas.microsoft.com/office/word/2010/wordprocessingShape" mc:Ignorable="w14 w15 w16se w16cid w16 w16cex w16sdtdh w16sdtfl w16du wp14">
   <w:body>
-    <w:sdt>
-      <w:sdtPr>
-        <w:id w:val="28772110"/>
-        <w:docPartObj>
-          <w:docPartGallery w:val="Table of Contents"/>
-          <w:docPartUnique/>
-        </w:docPartObj>
-      </w:sdtPr>
-      <w:sdtEndPr>
-        <w:rPr>
-          <w:rFonts w:asciiTheme="minorHAnsi" w:eastAsiaTheme="minorHAnsi" w:hAnsiTheme="minorHAnsi" w:cstheme="minorBidi"/>
-          <w:b/>
-          <w:bCs/>
-          <w:noProof/>
-          <w:color w:val="auto"/>
-          <w:sz w:val="22"/>
-          <w:szCs w:val="22"/>
-          <w:lang w:val="en-IN"/>
-        </w:rPr>
-      </w:sdtEndPr>
-      <w:sdtContent>
-        <w:bookmarkStart w:id="0" w:name="_GoBack" w:displacedByCustomXml="prev"/>
-        <w:bookmarkEnd w:id="0" w:displacedByCustomXml="prev"/>
-        <w:p>
-          <w:pPr>
-            <w:pStyle w:val="TOCHeading"/>
-          </w:pPr>
-          <w:r>
-            <w:t>Contents</w:t>
-          </w:r>
-        </w:p>
-        <w:p>
-          <w:pPr>
-            <w:pStyle w:val="TOC1"/>
-            <w:tabs>
-              <w:tab w:val="right" w:leader="dot" w:pos="9736"/>
-            </w:tabs>
-            <w:rPr>
-              <w:rFonts w:eastAsiaTheme="minorEastAsia"/>
-              <w:noProof/>
-              <w:lang w:eastAsia="en-IN"/>
-            </w:rPr>
-          </w:pPr>
-          <w:r>
-            <w:fldChar w:fldCharType="begin"/>
-          </w:r>
-          <w:r>
-            <w:instrText xml:space="preserve"> TOC \o "1-3" \h \z \u </w:instrText>
-          </w:r>
-          <w:r>
-            <w:fldChar w:fldCharType="separate"/>
-          </w:r>
-          <w:hyperlink w:anchor="_Toc215323148" w:history="1">
-            <w:r>
-              <w:rPr>
-                <w:rStyle w:val="Hyperlink"/>
-                <w:rFonts w:ascii="Aptos" w:hAnsi="Aptos"/>
-                <w:b/>
-                <w:noProof/>
-                <w:lang w:val="en-US"/>
-              </w:rPr>
-              <w:t>1. Fine tuning:</w:t>
-            </w:r>
-            <w:r>
-              <w:rPr>
-                <w:noProof/>
-                <w:webHidden/>
-              </w:rPr>
-              <w:tab/>
-            </w:r>
-            <w:r>
-              <w:rPr>
-                <w:noProof/>
-                <w:webHidden/>
-              </w:rPr>
-              <w:fldChar w:fldCharType="begin"/>
-            </w:r>
-            <w:r>
-              <w:rPr>
-                <w:noProof/>
-                <w:webHidden/>
-              </w:rPr>
-              <w:instrText xml:space="preserve"> PAGEREF _Toc215323148 \h </w:instrText>
-            </w:r>
-            <w:r>
-              <w:rPr>
-                <w:noProof/>
-                <w:webHidden/>
-              </w:rPr>
-            </w:r>
-            <w:r>
-              <w:rPr>
-                <w:noProof/>
-                <w:webHidden/>
-              </w:rPr>
-              <w:fldChar w:fldCharType="separate"/>
-            </w:r>
-            <w:r>
-              <w:rPr>
-                <w:noProof/>
-                <w:webHidden/>
-              </w:rPr>
-              <w:t>2</w:t>
-            </w:r>
-            <w:r>
-              <w:rPr>
-                <w:noProof/>
-                <w:webHidden/>
-              </w:rPr>
-              <w:fldChar w:fldCharType="end"/>
-            </w:r>
-          </w:hyperlink>
-        </w:p>
-        <w:p>
-          <w:pPr>
-            <w:pStyle w:val="TOC2"/>
-            <w:tabs>
-              <w:tab w:val="right" w:leader="dot" w:pos="9736"/>
-            </w:tabs>
-            <w:rPr>
-              <w:rFonts w:eastAsiaTheme="minorEastAsia"/>
-              <w:noProof/>
-              <w:lang w:eastAsia="en-IN"/>
-            </w:rPr>
-          </w:pPr>
-          <w:hyperlink w:anchor="_Toc215323149" w:history="1">
-            <w:r>
-              <w:rPr>
-                <w:rStyle w:val="Hyperlink"/>
-                <w:rFonts w:ascii="Aptos" w:hAnsi="Aptos"/>
-                <w:b/>
-                <w:noProof/>
-                <w:lang w:val="en-US"/>
-              </w:rPr>
-              <w:t>Sunny Savita</w:t>
-            </w:r>
-            <w:r>
-              <w:rPr>
-                <w:noProof/>
-                <w:webHidden/>
-              </w:rPr>
-              <w:tab/>
-            </w:r>
-            <w:r>
-              <w:rPr>
-                <w:noProof/>
-                <w:webHidden/>
-              </w:rPr>
-              <w:fldChar w:fldCharType="begin"/>
-            </w:r>
-            <w:r>
-              <w:rPr>
-                <w:noProof/>
-                <w:webHidden/>
-              </w:rPr>
-              <w:instrText xml:space="preserve"> PAGEREF _Toc215323149 \h </w:instrText>
-            </w:r>
-            <w:r>
-              <w:rPr>
-                <w:noProof/>
-                <w:webHidden/>
-              </w:rPr>
-            </w:r>
-            <w:r>
-              <w:rPr>
-                <w:noProof/>
-                <w:webHidden/>
-              </w:rPr>
-              <w:fldChar w:fldCharType="separate"/>
-            </w:r>
-            <w:r>
-              <w:rPr>
-                <w:noProof/>
-                <w:webHidden/>
-              </w:rPr>
-              <w:t>2</w:t>
-            </w:r>
-            <w:r>
-              <w:rPr>
-                <w:noProof/>
-                <w:webHidden/>
-              </w:rPr>
-              <w:fldChar w:fldCharType="end"/>
-            </w:r>
-          </w:hyperlink>
-        </w:p>
-        <w:p>
-          <w:pPr>
-            <w:pStyle w:val="TOC1"/>
-            <w:tabs>
-              <w:tab w:val="right" w:leader="dot" w:pos="9736"/>
-            </w:tabs>
-            <w:rPr>
-              <w:rFonts w:eastAsiaTheme="minorEastAsia"/>
-              <w:noProof/>
-              <w:lang w:eastAsia="en-IN"/>
-            </w:rPr>
-          </w:pPr>
-          <w:hyperlink w:anchor="_Toc215323150" w:history="1">
-            <w:r>
-              <w:rPr>
-                <w:rStyle w:val="Hyperlink"/>
-                <w:rFonts w:ascii="Aptos" w:hAnsi="Aptos"/>
-                <w:b/>
-                <w:noProof/>
-                <w:lang w:val="en-US"/>
-              </w:rPr>
-              <w:t>2. Transfer learning</w:t>
-            </w:r>
-            <w:r>
-              <w:rPr>
-                <w:noProof/>
-                <w:webHidden/>
-              </w:rPr>
-              <w:tab/>
-            </w:r>
-            <w:r>
-              <w:rPr>
-                <w:noProof/>
-                <w:webHidden/>
-              </w:rPr>
-              <w:fldChar w:fldCharType="begin"/>
-            </w:r>
-            <w:r>
-              <w:rPr>
-                <w:noProof/>
-                <w:webHidden/>
-              </w:rPr>
-              <w:instrText xml:space="preserve"> PAGEREF _Toc215323150 \h </w:instrText>
-            </w:r>
-            <w:r>
-              <w:rPr>
-                <w:noProof/>
-                <w:webHidden/>
-              </w:rPr>
-            </w:r>
-            <w:r>
-              <w:rPr>
-                <w:noProof/>
-                <w:webHidden/>
-              </w:rPr>
-              <w:fldChar w:fldCharType="separate"/>
-            </w:r>
-            <w:r>
-              <w:rPr>
-                <w:noProof/>
-                <w:webHidden/>
-              </w:rPr>
-              <w:t>2</w:t>
-            </w:r>
-            <w:r>
-              <w:rPr>
-                <w:noProof/>
-                <w:webHidden/>
-              </w:rPr>
-              <w:fldChar w:fldCharType="end"/>
-            </w:r>
-          </w:hyperlink>
-        </w:p>
-        <w:p>
-          <w:pPr>
-            <w:pStyle w:val="TOC3"/>
-            <w:tabs>
-              <w:tab w:val="right" w:leader="dot" w:pos="9736"/>
-            </w:tabs>
-            <w:rPr>
-              <w:rFonts w:eastAsiaTheme="minorEastAsia"/>
-              <w:noProof/>
-              <w:lang w:eastAsia="en-IN"/>
-            </w:rPr>
-          </w:pPr>
-          <w:hyperlink w:anchor="_Toc215323151" w:history="1">
-            <w:r>
-              <w:rPr>
-                <w:rStyle w:val="Hyperlink"/>
-                <w:rFonts w:ascii="Aptos" w:hAnsi="Aptos"/>
-                <w:noProof/>
-                <w:lang w:val="en-US"/>
-              </w:rPr>
-              <w:t>Fine tuning Frameworks:</w:t>
-            </w:r>
-            <w:r>
-              <w:rPr>
-                <w:noProof/>
-                <w:webHidden/>
-              </w:rPr>
-              <w:tab/>
-            </w:r>
-            <w:r>
-              <w:rPr>
-                <w:noProof/>
-                <w:webHidden/>
-              </w:rPr>
-              <w:fldChar w:fldCharType="begin"/>
-            </w:r>
-            <w:r>
-              <w:rPr>
-                <w:noProof/>
-                <w:webHidden/>
-              </w:rPr>
-              <w:instrText xml:space="preserve"> PAGEREF _Toc215323151 \h </w:instrText>
-            </w:r>
-            <w:r>
-              <w:rPr>
-                <w:noProof/>
-                <w:webHidden/>
-              </w:rPr>
-            </w:r>
-            <w:r>
-              <w:rPr>
-                <w:noProof/>
-                <w:webHidden/>
-              </w:rPr>
-              <w:fldChar w:fldCharType="separate"/>
-            </w:r>
-            <w:r>
-              <w:rPr>
-                <w:noProof/>
-                <w:webHidden/>
-              </w:rPr>
-              <w:t>2</w:t>
-            </w:r>
-            <w:r>
-              <w:rPr>
-                <w:noProof/>
-                <w:webHidden/>
-              </w:rPr>
-              <w:fldChar w:fldCharType="end"/>
-            </w:r>
-          </w:hyperlink>
-        </w:p>
-        <w:p>
-          <w:pPr>
-            <w:pStyle w:val="TOC2"/>
-            <w:tabs>
-              <w:tab w:val="right" w:leader="dot" w:pos="9736"/>
-            </w:tabs>
-            <w:rPr>
-              <w:rFonts w:eastAsiaTheme="minorEastAsia"/>
-              <w:noProof/>
-              <w:lang w:eastAsia="en-IN"/>
-            </w:rPr>
-          </w:pPr>
-          <w:hyperlink w:anchor="_Toc215323152" w:history="1">
-            <w:r>
-              <w:rPr>
-                <w:rStyle w:val="Hyperlink"/>
-                <w:rFonts w:ascii="Aptos" w:hAnsi="Aptos"/>
-                <w:noProof/>
-              </w:rPr>
-              <w:t>Why Finetuning Was Difficult in RNN or LSTM – How Transformers Changed the Game</w:t>
-            </w:r>
-            <w:r>
-              <w:rPr>
-                <w:noProof/>
-                <w:webHidden/>
-              </w:rPr>
-              <w:tab/>
-            </w:r>
-            <w:r>
-              <w:rPr>
-                <w:noProof/>
-                <w:webHidden/>
-              </w:rPr>
-              <w:fldChar w:fldCharType="begin"/>
-            </w:r>
-            <w:r>
-              <w:rPr>
-                <w:noProof/>
-                <w:webHidden/>
-              </w:rPr>
-              <w:instrText xml:space="preserve"> PAGEREF _Toc215323152 \h </w:instrText>
-            </w:r>
-            <w:r>
-              <w:rPr>
-                <w:noProof/>
-                <w:webHidden/>
-              </w:rPr>
-            </w:r>
-            <w:r>
-              <w:rPr>
-                <w:noProof/>
-                <w:webHidden/>
-              </w:rPr>
-              <w:fldChar w:fldCharType="separate"/>
-            </w:r>
-            <w:r>
-              <w:rPr>
-                <w:noProof/>
-                <w:webHidden/>
-              </w:rPr>
-              <w:t>6</w:t>
-            </w:r>
-            <w:r>
-              <w:rPr>
-                <w:noProof/>
-                <w:webHidden/>
-              </w:rPr>
-              <w:fldChar w:fldCharType="end"/>
-            </w:r>
-          </w:hyperlink>
-        </w:p>
-        <w:p>
-          <w:pPr>
-            <w:pStyle w:val="TOC2"/>
-            <w:tabs>
-              <w:tab w:val="right" w:leader="dot" w:pos="9736"/>
-            </w:tabs>
-            <w:rPr>
-              <w:rFonts w:eastAsiaTheme="minorEastAsia"/>
-              <w:noProof/>
-              <w:lang w:eastAsia="en-IN"/>
-            </w:rPr>
-          </w:pPr>
-          <w:hyperlink w:anchor="_Toc215323153" w:history="1">
-            <w:r>
-              <w:rPr>
-                <w:rStyle w:val="Hyperlink"/>
-                <w:rFonts w:ascii="Aptos" w:hAnsi="Aptos"/>
-                <w:noProof/>
-              </w:rPr>
-              <w:t>LSTM vs Transformer | Why Transformers Replaced LSTM in NLP</w:t>
-            </w:r>
-            <w:r>
-              <w:rPr>
-                <w:noProof/>
-                <w:webHidden/>
-              </w:rPr>
-              <w:tab/>
-            </w:r>
-            <w:r>
-              <w:rPr>
-                <w:noProof/>
-                <w:webHidden/>
-              </w:rPr>
-              <w:fldChar w:fldCharType="begin"/>
-            </w:r>
-            <w:r>
-              <w:rPr>
-                <w:noProof/>
-                <w:webHidden/>
-              </w:rPr>
-              <w:instrText xml:space="preserve"> PAGEREF _Toc215323153 \h </w:instrText>
-            </w:r>
-            <w:r>
-              <w:rPr>
-                <w:noProof/>
-                <w:webHidden/>
-              </w:rPr>
-            </w:r>
-            <w:r>
-              <w:rPr>
-                <w:noProof/>
-                <w:webHidden/>
-              </w:rPr>
-              <w:fldChar w:fldCharType="separate"/>
-            </w:r>
-            <w:r>
-              <w:rPr>
-                <w:noProof/>
-                <w:webHidden/>
-              </w:rPr>
-              <w:t>6</w:t>
-            </w:r>
-            <w:r>
-              <w:rPr>
-                <w:noProof/>
-                <w:webHidden/>
-              </w:rPr>
-              <w:fldChar w:fldCharType="end"/>
-            </w:r>
-          </w:hyperlink>
-        </w:p>
-        <w:p>
-          <w:pPr>
-            <w:pStyle w:val="TOC1"/>
-            <w:tabs>
-              <w:tab w:val="right" w:leader="dot" w:pos="9736"/>
-            </w:tabs>
-            <w:rPr>
-              <w:rFonts w:eastAsiaTheme="minorEastAsia"/>
-              <w:noProof/>
-              <w:lang w:eastAsia="en-IN"/>
-            </w:rPr>
-          </w:pPr>
-          <w:hyperlink w:anchor="_Toc215323154" w:history="1">
-            <w:r>
-              <w:rPr>
-                <w:rStyle w:val="Hyperlink"/>
-                <w:noProof/>
-              </w:rPr>
-              <w:t>Fine tuning VS RAG VS Agents</w:t>
-            </w:r>
-            <w:r>
-              <w:rPr>
-                <w:noProof/>
-                <w:webHidden/>
-              </w:rPr>
-              <w:tab/>
-            </w:r>
-            <w:r>
-              <w:rPr>
-                <w:noProof/>
-                <w:webHidden/>
-              </w:rPr>
-              <w:fldChar w:fldCharType="begin"/>
-            </w:r>
-            <w:r>
-              <w:rPr>
-                <w:noProof/>
-                <w:webHidden/>
-              </w:rPr>
-              <w:instrText xml:space="preserve"> PAGEREF _Toc215323154 \h </w:instrText>
-            </w:r>
-            <w:r>
-              <w:rPr>
-                <w:noProof/>
-                <w:webHidden/>
-              </w:rPr>
-            </w:r>
-            <w:r>
-              <w:rPr>
-                <w:noProof/>
-                <w:webHidden/>
-              </w:rPr>
-              <w:fldChar w:fldCharType="separate"/>
-            </w:r>
-            <w:r>
-              <w:rPr>
-                <w:noProof/>
-                <w:webHidden/>
-              </w:rPr>
-              <w:t>7</w:t>
-            </w:r>
-            <w:r>
-              <w:rPr>
-                <w:noProof/>
-                <w:webHidden/>
-              </w:rPr>
-              <w:fldChar w:fldCharType="end"/>
-            </w:r>
-          </w:hyperlink>
-        </w:p>
-        <w:p>
-          <w:pPr>
-            <w:pStyle w:val="TOC2"/>
-            <w:tabs>
-              <w:tab w:val="right" w:leader="dot" w:pos="9736"/>
-            </w:tabs>
-            <w:rPr>
-              <w:rFonts w:eastAsiaTheme="minorEastAsia"/>
-              <w:noProof/>
-              <w:lang w:eastAsia="en-IN"/>
-            </w:rPr>
-          </w:pPr>
-          <w:hyperlink w:anchor="_Toc215323155" w:history="1">
-            <w:r>
-              <w:rPr>
-                <w:rStyle w:val="Hyperlink"/>
-                <w:rFonts w:ascii="Aptos" w:hAnsi="Aptos"/>
-                <w:b/>
-                <w:noProof/>
-              </w:rPr>
-              <w:t>Master Hugging Face</w:t>
-            </w:r>
-            <w:r>
-              <w:rPr>
-                <w:noProof/>
-                <w:webHidden/>
-              </w:rPr>
-              <w:tab/>
-            </w:r>
-            <w:r>
-              <w:rPr>
-                <w:noProof/>
-                <w:webHidden/>
-              </w:rPr>
-              <w:fldChar w:fldCharType="begin"/>
-            </w:r>
-            <w:r>
-              <w:rPr>
-                <w:noProof/>
-                <w:webHidden/>
-              </w:rPr>
-              <w:instrText xml:space="preserve"> PAGEREF _Toc215323155 \h </w:instrText>
-            </w:r>
-            <w:r>
-              <w:rPr>
-                <w:noProof/>
-                <w:webHidden/>
-              </w:rPr>
-            </w:r>
-            <w:r>
-              <w:rPr>
-                <w:noProof/>
-                <w:webHidden/>
-              </w:rPr>
-              <w:fldChar w:fldCharType="separate"/>
-            </w:r>
-            <w:r>
-              <w:rPr>
-                <w:noProof/>
-                <w:webHidden/>
-              </w:rPr>
-              <w:t>9</w:t>
-            </w:r>
-            <w:r>
-              <w:rPr>
-                <w:noProof/>
-                <w:webHidden/>
-              </w:rPr>
-              <w:fldChar w:fldCharType="end"/>
-            </w:r>
-          </w:hyperlink>
-        </w:p>
-        <w:p>
-          <w:pPr>
-            <w:pStyle w:val="TOC2"/>
-            <w:tabs>
-              <w:tab w:val="right" w:leader="dot" w:pos="9736"/>
-            </w:tabs>
-            <w:rPr>
-              <w:rFonts w:eastAsiaTheme="minorEastAsia"/>
-              <w:noProof/>
-              <w:lang w:eastAsia="en-IN"/>
-            </w:rPr>
-          </w:pPr>
-          <w:hyperlink w:anchor="_Toc215323156" w:history="1">
-            <w:r>
-              <w:rPr>
-                <w:rStyle w:val="Hyperlink"/>
-                <w:rFonts w:ascii="Aptos" w:hAnsi="Aptos"/>
-                <w:noProof/>
-              </w:rPr>
-              <w:t>Evaluation:</w:t>
-            </w:r>
-            <w:r>
-              <w:rPr>
-                <w:noProof/>
-                <w:webHidden/>
-              </w:rPr>
-              <w:tab/>
-            </w:r>
-            <w:r>
-              <w:rPr>
-                <w:noProof/>
-                <w:webHidden/>
-              </w:rPr>
-              <w:fldChar w:fldCharType="begin"/>
-            </w:r>
-            <w:r>
-              <w:rPr>
-                <w:noProof/>
-                <w:webHidden/>
-              </w:rPr>
-              <w:instrText xml:space="preserve"> PAGEREF _Toc215323156 \h </w:instrText>
-            </w:r>
-            <w:r>
-              <w:rPr>
-                <w:noProof/>
-                <w:webHidden/>
-              </w:rPr>
-            </w:r>
-            <w:r>
-              <w:rPr>
-                <w:noProof/>
-                <w:webHidden/>
-              </w:rPr>
-              <w:fldChar w:fldCharType="separate"/>
-            </w:r>
-            <w:r>
-              <w:rPr>
-                <w:noProof/>
-                <w:webHidden/>
-              </w:rPr>
-              <w:t>10</w:t>
-            </w:r>
-            <w:r>
-              <w:rPr>
-                <w:noProof/>
-                <w:webHidden/>
-              </w:rPr>
-              <w:fldChar w:fldCharType="end"/>
-            </w:r>
-          </w:hyperlink>
-        </w:p>
-        <w:p>
-          <w:pPr>
-            <w:pStyle w:val="TOC3"/>
-            <w:tabs>
-              <w:tab w:val="right" w:leader="dot" w:pos="9736"/>
-            </w:tabs>
-            <w:rPr>
-              <w:rFonts w:eastAsiaTheme="minorEastAsia"/>
-              <w:noProof/>
-              <w:lang w:eastAsia="en-IN"/>
-            </w:rPr>
-          </w:pPr>
-          <w:hyperlink w:anchor="_Toc215323157" w:history="1">
-            <w:r>
-              <w:rPr>
-                <w:rStyle w:val="Hyperlink"/>
-                <w:rFonts w:ascii="Aptos" w:hAnsi="Aptos" w:cs="Arial"/>
-                <w:noProof/>
-                <w:bdr w:val="none" w:sz="0" w:space="0" w:color="auto" w:frame="1"/>
-              </w:rPr>
-              <w:t>Fine-Tuning BERT for NLP</w:t>
-            </w:r>
-            <w:r>
-              <w:rPr>
-                <w:noProof/>
-                <w:webHidden/>
-              </w:rPr>
-              <w:tab/>
-            </w:r>
-            <w:r>
-              <w:rPr>
-                <w:noProof/>
-                <w:webHidden/>
-              </w:rPr>
-              <w:fldChar w:fldCharType="begin"/>
-            </w:r>
-            <w:r>
-              <w:rPr>
-                <w:noProof/>
-                <w:webHidden/>
-              </w:rPr>
-              <w:instrText xml:space="preserve"> PAGEREF _Toc215323157 \h </w:instrText>
-            </w:r>
-            <w:r>
-              <w:rPr>
-                <w:noProof/>
-                <w:webHidden/>
-              </w:rPr>
-            </w:r>
-            <w:r>
-              <w:rPr>
-                <w:noProof/>
-                <w:webHidden/>
-              </w:rPr>
-              <w:fldChar w:fldCharType="separate"/>
-            </w:r>
-            <w:r>
-              <w:rPr>
-                <w:noProof/>
-                <w:webHidden/>
-              </w:rPr>
-              <w:t>11</w:t>
-            </w:r>
-            <w:r>
-              <w:rPr>
-                <w:noProof/>
-                <w:webHidden/>
-              </w:rPr>
-              <w:fldChar w:fldCharType="end"/>
-            </w:r>
-          </w:hyperlink>
-        </w:p>
-        <w:p>
-          <w:pPr>
-            <w:pStyle w:val="TOC1"/>
-            <w:tabs>
-              <w:tab w:val="right" w:leader="dot" w:pos="9736"/>
-            </w:tabs>
-            <w:rPr>
-              <w:rFonts w:eastAsiaTheme="minorEastAsia"/>
-              <w:noProof/>
-              <w:lang w:eastAsia="en-IN"/>
-            </w:rPr>
-          </w:pPr>
-          <w:hyperlink w:anchor="_Toc215323158" w:history="1">
-            <w:r>
-              <w:rPr>
-                <w:rStyle w:val="Hyperlink"/>
-                <w:noProof/>
-              </w:rPr>
-              <w:t>LLM Knowledge Distillation</w:t>
-            </w:r>
-            <w:r>
-              <w:rPr>
-                <w:noProof/>
-                <w:webHidden/>
-              </w:rPr>
-              <w:tab/>
-            </w:r>
-            <w:r>
-              <w:rPr>
-                <w:noProof/>
-                <w:webHidden/>
-              </w:rPr>
-              <w:fldChar w:fldCharType="begin"/>
-            </w:r>
-            <w:r>
-              <w:rPr>
-                <w:noProof/>
-                <w:webHidden/>
-              </w:rPr>
-              <w:instrText xml:space="preserve"> PAGEREF _Toc215323158 \h </w:instrText>
-            </w:r>
-            <w:r>
-              <w:rPr>
-                <w:noProof/>
-                <w:webHidden/>
-              </w:rPr>
-            </w:r>
-            <w:r>
-              <w:rPr>
-                <w:noProof/>
-                <w:webHidden/>
-              </w:rPr>
-              <w:fldChar w:fldCharType="separate"/>
-            </w:r>
-            <w:r>
-              <w:rPr>
-                <w:noProof/>
-                <w:webHidden/>
-              </w:rPr>
-              <w:t>12</w:t>
-            </w:r>
-            <w:r>
-              <w:rPr>
-                <w:noProof/>
-                <w:webHidden/>
-              </w:rPr>
-              <w:fldChar w:fldCharType="end"/>
-            </w:r>
-          </w:hyperlink>
-        </w:p>
-        <w:p>
-          <w:pPr>
-            <w:pStyle w:val="TOC1"/>
-            <w:tabs>
-              <w:tab w:val="right" w:leader="dot" w:pos="9736"/>
-            </w:tabs>
-            <w:rPr>
-              <w:rFonts w:eastAsiaTheme="minorEastAsia"/>
-              <w:noProof/>
-              <w:lang w:eastAsia="en-IN"/>
-            </w:rPr>
-          </w:pPr>
-          <w:hyperlink w:anchor="_Toc215323159" w:history="1">
-            <w:r>
-              <w:rPr>
-                <w:rStyle w:val="Hyperlink"/>
-                <w:b/>
-                <w:noProof/>
-              </w:rPr>
-              <w:t>Quantization:</w:t>
-            </w:r>
-            <w:r>
-              <w:rPr>
-                <w:noProof/>
-                <w:webHidden/>
-              </w:rPr>
-              <w:tab/>
-            </w:r>
-            <w:r>
-              <w:rPr>
-                <w:noProof/>
-                <w:webHidden/>
-              </w:rPr>
-              <w:fldChar w:fldCharType="begin"/>
-            </w:r>
-            <w:r>
-              <w:rPr>
-                <w:noProof/>
-                <w:webHidden/>
-              </w:rPr>
-              <w:instrText xml:space="preserve"> PAGEREF _Toc215323159 \h </w:instrText>
-            </w:r>
-            <w:r>
-              <w:rPr>
-                <w:noProof/>
-                <w:webHidden/>
-              </w:rPr>
-            </w:r>
-            <w:r>
-              <w:rPr>
-                <w:noProof/>
-                <w:webHidden/>
-              </w:rPr>
-              <w:fldChar w:fldCharType="separate"/>
-            </w:r>
-            <w:r>
-              <w:rPr>
-                <w:noProof/>
-                <w:webHidden/>
-              </w:rPr>
-              <w:t>15</w:t>
-            </w:r>
-            <w:r>
-              <w:rPr>
-                <w:noProof/>
-                <w:webHidden/>
-              </w:rPr>
-              <w:fldChar w:fldCharType="end"/>
-            </w:r>
-          </w:hyperlink>
-        </w:p>
-        <w:p>
-          <w:pPr>
-            <w:pStyle w:val="TOC3"/>
-            <w:tabs>
-              <w:tab w:val="right" w:leader="dot" w:pos="9736"/>
-            </w:tabs>
-            <w:rPr>
-              <w:rFonts w:eastAsiaTheme="minorEastAsia"/>
-              <w:noProof/>
-              <w:lang w:eastAsia="en-IN"/>
-            </w:rPr>
-          </w:pPr>
-          <w:hyperlink w:anchor="_Toc215323160" w:history="1">
-            <w:r>
-              <w:rPr>
-                <w:rStyle w:val="Hyperlink"/>
-                <w:rFonts w:ascii="Aptos" w:hAnsi="Aptos" w:cstheme="minorHAnsi"/>
-                <w:noProof/>
-              </w:rPr>
-              <w:t>How quantization bits conversion happens (FLOW):</w:t>
-            </w:r>
-            <w:r>
-              <w:rPr>
-                <w:noProof/>
-                <w:webHidden/>
-              </w:rPr>
-              <w:tab/>
-            </w:r>
-            <w:r>
-              <w:rPr>
-                <w:noProof/>
-                <w:webHidden/>
-              </w:rPr>
-              <w:fldChar w:fldCharType="begin"/>
-            </w:r>
-            <w:r>
-              <w:rPr>
-                <w:noProof/>
-                <w:webHidden/>
-              </w:rPr>
-              <w:instrText xml:space="preserve"> PAGEREF _Toc215323160 \h </w:instrText>
-            </w:r>
-            <w:r>
-              <w:rPr>
-                <w:noProof/>
-                <w:webHidden/>
-              </w:rPr>
-            </w:r>
-            <w:r>
-              <w:rPr>
-                <w:noProof/>
-                <w:webHidden/>
-              </w:rPr>
-              <w:fldChar w:fldCharType="separate"/>
-            </w:r>
-            <w:r>
-              <w:rPr>
-                <w:noProof/>
-                <w:webHidden/>
-              </w:rPr>
-              <w:t>16</w:t>
-            </w:r>
-            <w:r>
-              <w:rPr>
-                <w:noProof/>
-                <w:webHidden/>
-              </w:rPr>
-              <w:fldChar w:fldCharType="end"/>
-            </w:r>
-          </w:hyperlink>
-        </w:p>
-        <w:p>
-          <w:pPr>
-            <w:pStyle w:val="TOC2"/>
-            <w:tabs>
-              <w:tab w:val="right" w:leader="dot" w:pos="9736"/>
-            </w:tabs>
-            <w:rPr>
-              <w:rFonts w:eastAsiaTheme="minorEastAsia"/>
-              <w:noProof/>
-              <w:lang w:eastAsia="en-IN"/>
-            </w:rPr>
-          </w:pPr>
-          <w:hyperlink w:anchor="_Toc215323161" w:history="1">
-            <w:r>
-              <w:rPr>
-                <w:rStyle w:val="Hyperlink"/>
-                <w:rFonts w:ascii="Aptos" w:hAnsi="Aptos"/>
-                <w:b/>
-                <w:bCs/>
-                <w:noProof/>
-              </w:rPr>
-              <w:t>5.1. PTQ:</w:t>
-            </w:r>
-            <w:r>
-              <w:rPr>
-                <w:noProof/>
-                <w:webHidden/>
-              </w:rPr>
-              <w:tab/>
-            </w:r>
-            <w:r>
-              <w:rPr>
-                <w:noProof/>
-                <w:webHidden/>
-              </w:rPr>
-              <w:fldChar w:fldCharType="begin"/>
-            </w:r>
-            <w:r>
-              <w:rPr>
-                <w:noProof/>
-                <w:webHidden/>
-              </w:rPr>
-              <w:instrText xml:space="preserve"> PAGEREF _Toc215323161 \h </w:instrText>
-            </w:r>
-            <w:r>
-              <w:rPr>
-                <w:noProof/>
-                <w:webHidden/>
-              </w:rPr>
-            </w:r>
-            <w:r>
-              <w:rPr>
-                <w:noProof/>
-                <w:webHidden/>
-              </w:rPr>
-              <w:fldChar w:fldCharType="separate"/>
-            </w:r>
-            <w:r>
-              <w:rPr>
-                <w:noProof/>
-                <w:webHidden/>
-              </w:rPr>
-              <w:t>17</w:t>
-            </w:r>
-            <w:r>
-              <w:rPr>
-                <w:noProof/>
-                <w:webHidden/>
-              </w:rPr>
-              <w:fldChar w:fldCharType="end"/>
-            </w:r>
-          </w:hyperlink>
-        </w:p>
-        <w:p>
-          <w:pPr>
-            <w:pStyle w:val="TOC2"/>
-            <w:tabs>
-              <w:tab w:val="right" w:leader="dot" w:pos="9736"/>
-            </w:tabs>
-            <w:rPr>
-              <w:rFonts w:eastAsiaTheme="minorEastAsia"/>
-              <w:noProof/>
-              <w:lang w:eastAsia="en-IN"/>
-            </w:rPr>
-          </w:pPr>
-          <w:hyperlink w:anchor="_Toc215323162" w:history="1">
-            <w:r>
-              <w:rPr>
-                <w:rStyle w:val="Hyperlink"/>
-                <w:rFonts w:ascii="Aptos" w:hAnsi="Aptos" w:cs="Arial"/>
-                <w:b/>
-                <w:bCs/>
-                <w:noProof/>
-              </w:rPr>
-              <w:t>5.2. QAT</w:t>
-            </w:r>
-            <w:r>
-              <w:rPr>
-                <w:noProof/>
-                <w:webHidden/>
-              </w:rPr>
-              <w:tab/>
-            </w:r>
-            <w:r>
-              <w:rPr>
-                <w:noProof/>
-                <w:webHidden/>
-              </w:rPr>
-              <w:fldChar w:fldCharType="begin"/>
-            </w:r>
-            <w:r>
-              <w:rPr>
-                <w:noProof/>
-                <w:webHidden/>
-              </w:rPr>
-              <w:instrText xml:space="preserve"> PAGEREF _Toc215323162 \h </w:instrText>
-            </w:r>
-            <w:r>
-              <w:rPr>
-                <w:noProof/>
-                <w:webHidden/>
-              </w:rPr>
-            </w:r>
-            <w:r>
-              <w:rPr>
-                <w:noProof/>
-                <w:webHidden/>
-              </w:rPr>
-              <w:fldChar w:fldCharType="separate"/>
-            </w:r>
-            <w:r>
-              <w:rPr>
-                <w:noProof/>
-                <w:webHidden/>
-              </w:rPr>
-              <w:t>18</w:t>
-            </w:r>
-            <w:r>
-              <w:rPr>
-                <w:noProof/>
-                <w:webHidden/>
-              </w:rPr>
-              <w:fldChar w:fldCharType="end"/>
-            </w:r>
-          </w:hyperlink>
-        </w:p>
-        <w:p>
-          <w:pPr>
-            <w:pStyle w:val="TOC2"/>
-            <w:tabs>
-              <w:tab w:val="right" w:leader="dot" w:pos="9736"/>
-            </w:tabs>
-            <w:rPr>
-              <w:rFonts w:eastAsiaTheme="minorEastAsia"/>
-              <w:noProof/>
-              <w:lang w:eastAsia="en-IN"/>
-            </w:rPr>
-          </w:pPr>
-          <w:hyperlink w:anchor="_Toc215323163" w:history="1">
-            <w:r>
-              <w:rPr>
-                <w:rStyle w:val="Hyperlink"/>
-                <w:rFonts w:ascii="Aptos" w:hAnsi="Aptos"/>
-                <w:b/>
-                <w:bCs/>
-                <w:noProof/>
-              </w:rPr>
-              <w:t>5.3. GPTQ (Generalized/Gradient Post-Training Quantization) / (PTQ for LLMs)</w:t>
-            </w:r>
-            <w:r>
-              <w:rPr>
-                <w:noProof/>
-                <w:webHidden/>
-              </w:rPr>
-              <w:tab/>
-            </w:r>
-            <w:r>
-              <w:rPr>
-                <w:noProof/>
-                <w:webHidden/>
-              </w:rPr>
-              <w:fldChar w:fldCharType="begin"/>
-            </w:r>
-            <w:r>
-              <w:rPr>
-                <w:noProof/>
-                <w:webHidden/>
-              </w:rPr>
-              <w:instrText xml:space="preserve"> PAGEREF _Toc215323163 \h </w:instrText>
-            </w:r>
-            <w:r>
-              <w:rPr>
-                <w:noProof/>
-                <w:webHidden/>
-              </w:rPr>
-            </w:r>
-            <w:r>
-              <w:rPr>
-                <w:noProof/>
-                <w:webHidden/>
-              </w:rPr>
-              <w:fldChar w:fldCharType="separate"/>
-            </w:r>
-            <w:r>
-              <w:rPr>
-                <w:noProof/>
-                <w:webHidden/>
-              </w:rPr>
-              <w:t>19</w:t>
-            </w:r>
-            <w:r>
-              <w:rPr>
-                <w:noProof/>
-                <w:webHidden/>
-              </w:rPr>
-              <w:fldChar w:fldCharType="end"/>
-            </w:r>
-          </w:hyperlink>
-        </w:p>
-        <w:p>
-          <w:pPr>
-            <w:pStyle w:val="TOC2"/>
-            <w:tabs>
-              <w:tab w:val="right" w:leader="dot" w:pos="9736"/>
-            </w:tabs>
-            <w:rPr>
-              <w:rFonts w:eastAsiaTheme="minorEastAsia"/>
-              <w:noProof/>
-              <w:lang w:eastAsia="en-IN"/>
-            </w:rPr>
-          </w:pPr>
-          <w:hyperlink w:anchor="_Toc215323164" w:history="1">
-            <w:r>
-              <w:rPr>
-                <w:rStyle w:val="Hyperlink"/>
-                <w:rFonts w:ascii="Aptos" w:hAnsi="Aptos"/>
-                <w:b/>
-                <w:bCs/>
-                <w:noProof/>
-              </w:rPr>
-              <w:t>5.4. AWQ (Activation aware quantization) / (dynamic PTQ for LLMs):</w:t>
-            </w:r>
-            <w:r>
-              <w:rPr>
-                <w:noProof/>
-                <w:webHidden/>
-              </w:rPr>
-              <w:tab/>
-            </w:r>
-            <w:r>
-              <w:rPr>
-                <w:noProof/>
-                <w:webHidden/>
-              </w:rPr>
-              <w:fldChar w:fldCharType="begin"/>
-            </w:r>
-            <w:r>
-              <w:rPr>
-                <w:noProof/>
-                <w:webHidden/>
-              </w:rPr>
-              <w:instrText xml:space="preserve"> PAGEREF _Toc215323164 \h </w:instrText>
-            </w:r>
-            <w:r>
-              <w:rPr>
-                <w:noProof/>
-                <w:webHidden/>
-              </w:rPr>
-            </w:r>
-            <w:r>
-              <w:rPr>
-                <w:noProof/>
-                <w:webHidden/>
-              </w:rPr>
-              <w:fldChar w:fldCharType="separate"/>
-            </w:r>
-            <w:r>
-              <w:rPr>
-                <w:noProof/>
-                <w:webHidden/>
-              </w:rPr>
-              <w:t>23</w:t>
-            </w:r>
-            <w:r>
-              <w:rPr>
-                <w:noProof/>
-                <w:webHidden/>
-              </w:rPr>
-              <w:fldChar w:fldCharType="end"/>
-            </w:r>
-          </w:hyperlink>
-        </w:p>
-        <w:p>
-          <w:pPr>
-            <w:pStyle w:val="TOC2"/>
-            <w:tabs>
-              <w:tab w:val="right" w:leader="dot" w:pos="9736"/>
-            </w:tabs>
-            <w:rPr>
-              <w:rFonts w:eastAsiaTheme="minorEastAsia"/>
-              <w:noProof/>
-              <w:lang w:eastAsia="en-IN"/>
-            </w:rPr>
-          </w:pPr>
-          <w:hyperlink w:anchor="_Toc215323165" w:history="1">
-            <w:r>
-              <w:rPr>
-                <w:rStyle w:val="Hyperlink"/>
-                <w:rFonts w:ascii="Aptos" w:hAnsi="Aptos" w:cs="Times New Roman"/>
-                <w:b/>
-                <w:bCs/>
-                <w:noProof/>
-                <w:lang w:eastAsia="en-IN"/>
-              </w:rPr>
-              <w:t>llama.cpp</w:t>
-            </w:r>
-            <w:r>
-              <w:rPr>
-                <w:noProof/>
-                <w:webHidden/>
-              </w:rPr>
-              <w:tab/>
-            </w:r>
-            <w:r>
-              <w:rPr>
-                <w:noProof/>
-                <w:webHidden/>
-              </w:rPr>
-              <w:fldChar w:fldCharType="begin"/>
-            </w:r>
-            <w:r>
-              <w:rPr>
-                <w:noProof/>
-                <w:webHidden/>
-              </w:rPr>
-              <w:instrText xml:space="preserve"> PAGEREF _Toc215323165 \h </w:instrText>
-            </w:r>
-            <w:r>
-              <w:rPr>
-                <w:noProof/>
-                <w:webHidden/>
-              </w:rPr>
-            </w:r>
-            <w:r>
-              <w:rPr>
-                <w:noProof/>
-                <w:webHidden/>
-              </w:rPr>
-              <w:fldChar w:fldCharType="separate"/>
-            </w:r>
-            <w:r>
-              <w:rPr>
-                <w:noProof/>
-                <w:webHidden/>
-              </w:rPr>
-              <w:t>24</w:t>
-            </w:r>
-            <w:r>
-              <w:rPr>
-                <w:noProof/>
-                <w:webHidden/>
-              </w:rPr>
-              <w:fldChar w:fldCharType="end"/>
-            </w:r>
-          </w:hyperlink>
-        </w:p>
-        <w:p>
-          <w:pPr>
-            <w:pStyle w:val="TOC2"/>
-            <w:tabs>
-              <w:tab w:val="right" w:leader="dot" w:pos="9736"/>
-            </w:tabs>
-            <w:rPr>
-              <w:rFonts w:eastAsiaTheme="minorEastAsia"/>
-              <w:noProof/>
-              <w:lang w:eastAsia="en-IN"/>
-            </w:rPr>
-          </w:pPr>
-          <w:hyperlink w:anchor="_Toc215323166" w:history="1">
-            <w:r>
-              <w:rPr>
-                <w:rStyle w:val="Hyperlink"/>
-                <w:rFonts w:ascii="Aptos" w:hAnsi="Aptos"/>
-                <w:b/>
-                <w:noProof/>
-              </w:rPr>
-              <w:t>Train LLMs (here do the fine-tuning stuff, like types and variants and all)</w:t>
-            </w:r>
-            <w:r>
-              <w:rPr>
-                <w:rStyle w:val="Hyperlink"/>
-                <w:rFonts w:ascii="Aptos" w:hAnsi="Aptos"/>
-                <w:noProof/>
-              </w:rPr>
-              <w:t>.</w:t>
-            </w:r>
-            <w:r>
-              <w:rPr>
-                <w:noProof/>
-                <w:webHidden/>
-              </w:rPr>
-              <w:tab/>
-            </w:r>
-            <w:r>
-              <w:rPr>
-                <w:noProof/>
-                <w:webHidden/>
-              </w:rPr>
-              <w:fldChar w:fldCharType="begin"/>
-            </w:r>
-            <w:r>
-              <w:rPr>
-                <w:noProof/>
-                <w:webHidden/>
-              </w:rPr>
-              <w:instrText xml:space="preserve"> PAGEREF _Toc215323166 \h </w:instrText>
-            </w:r>
-            <w:r>
-              <w:rPr>
-                <w:noProof/>
-                <w:webHidden/>
-              </w:rPr>
-            </w:r>
-            <w:r>
-              <w:rPr>
-                <w:noProof/>
-                <w:webHidden/>
-              </w:rPr>
-              <w:fldChar w:fldCharType="separate"/>
-            </w:r>
-            <w:r>
-              <w:rPr>
-                <w:noProof/>
-                <w:webHidden/>
-              </w:rPr>
-              <w:t>25</w:t>
-            </w:r>
-            <w:r>
-              <w:rPr>
-                <w:noProof/>
-                <w:webHidden/>
-              </w:rPr>
-              <w:fldChar w:fldCharType="end"/>
-            </w:r>
-          </w:hyperlink>
-        </w:p>
-        <w:p>
-          <w:r>
-            <w:rPr>
-              <w:b/>
-              <w:bCs/>
-              <w:noProof/>
-            </w:rPr>
-            <w:fldChar w:fldCharType="end"/>
-          </w:r>
-        </w:p>
-      </w:sdtContent>
-    </w:sdt>
-    <w:p>
-      <w:pPr>
-        <w:rPr>
-          <w:rFonts w:ascii="Aptos" w:hAnsi="Aptos"/>
-          <w:lang w:val="en-US"/>
-        </w:rPr>
-      </w:pPr>
-      <w:r>
-        <w:rPr>
-          <w:rFonts w:ascii="Aptos" w:hAnsi="Aptos"/>
-          <w:lang w:val="en-US"/>
-        </w:rPr>
-        <w:br w:type="page"/>
-      </w:r>
-    </w:p>
-    <w:p>
-      <w:pPr>
-        <w:pStyle w:val="Heading1"/>
+    <w:p>
+      <w:pPr>
+        <w:pStyle w:val="ListParagraph"/>
         <w:numPr>
           <w:ilvl w:val="0"/>
           <w:numId w:val="1"/>
         </w:numPr>
-        <w:spacing w:after="80"/>
-        <w:rPr>
-          <w:rFonts w:ascii="Aptos" w:hAnsi="Aptos"/>
-          <w:b/>
+        <w:rPr>
+          <w:rFonts w:ascii="Aptos" w:hAnsi="Aptos"/>
           <w:lang w:val="en-US"/>
         </w:rPr>
       </w:pPr>
-      <w:bookmarkStart w:id="1" w:name="_Toc215323148"/>
-      <w:r>
-        <w:rPr>
-          <w:rFonts w:ascii="Aptos" w:hAnsi="Aptos"/>
-          <w:b/>
-          <w:color w:val="000000" w:themeColor="text1"/>
+      <w:r>
+        <w:rPr>
+          <w:rFonts w:ascii="Aptos" w:hAnsi="Aptos"/>
           <w:lang w:val="en-US"/>
         </w:rPr>
-        <w:lastRenderedPageBreak/>
-        <w:t>Fine tuning:</w:t>
-      </w:r>
-      <w:bookmarkEnd w:id="1"/>
+        <w:t>What is fine tuning?</w:t>
+      </w:r>
     </w:p>
     <w:p>
       <w:pPr>
         <w:pStyle w:val="ListParagraph"/>
         <w:numPr>
           <w:ilvl w:val="0"/>
-          <w:numId w:val="49"/>
+          <w:numId w:val="1"/>
         </w:numPr>
         <w:rPr>
           <w:rFonts w:ascii="Aptos" w:hAnsi="Aptos"/>
@@ -1489,7 +39,7 @@
           <w:rFonts w:ascii="Aptos" w:hAnsi="Aptos"/>
           <w:lang w:val="en-US"/>
         </w:rPr>
-        <w:t>What is fine tuning?</w:t>
+        <w:t>Pre-Training VS Fine-Tuning</w:t>
       </w:r>
     </w:p>
     <w:p>
@@ -1497,7 +47,7 @@
         <w:pStyle w:val="ListParagraph"/>
         <w:numPr>
           <w:ilvl w:val="0"/>
-          <w:numId w:val="49"/>
+          <w:numId w:val="1"/>
         </w:numPr>
         <w:rPr>
           <w:rFonts w:ascii="Aptos" w:hAnsi="Aptos"/>
@@ -1509,7 +59,7 @@
           <w:rFonts w:ascii="Aptos" w:hAnsi="Aptos"/>
           <w:lang w:val="en-US"/>
         </w:rPr>
-        <w:t>Pre-Training VS Fine-Tuning</w:t>
+        <w:t>Prompt Engineering VS Fine-Tuning?</w:t>
       </w:r>
     </w:p>
     <w:p>
@@ -1517,7 +67,7 @@
         <w:pStyle w:val="ListParagraph"/>
         <w:numPr>
           <w:ilvl w:val="0"/>
-          <w:numId w:val="49"/>
+          <w:numId w:val="1"/>
         </w:numPr>
         <w:rPr>
           <w:rFonts w:ascii="Aptos" w:hAnsi="Aptos"/>
@@ -1529,7 +79,7 @@
           <w:rFonts w:ascii="Aptos" w:hAnsi="Aptos"/>
           <w:lang w:val="en-US"/>
         </w:rPr>
-        <w:t>Prompt Engineering VS Fine-Tuning?</w:t>
+        <w:t>What does fine tuning actually do?</w:t>
       </w:r>
     </w:p>
     <w:p>
@@ -1537,7 +87,7 @@
         <w:pStyle w:val="ListParagraph"/>
         <w:numPr>
           <w:ilvl w:val="0"/>
-          <w:numId w:val="49"/>
+          <w:numId w:val="1"/>
         </w:numPr>
         <w:rPr>
           <w:rFonts w:ascii="Aptos" w:hAnsi="Aptos"/>
@@ -1549,7 +99,7 @@
           <w:rFonts w:ascii="Aptos" w:hAnsi="Aptos"/>
           <w:lang w:val="en-US"/>
         </w:rPr>
-        <w:t>What does fine tuning actually do?</w:t>
+        <w:t>Benefits of fine tuning LLM?</w:t>
       </w:r>
     </w:p>
     <w:p>
@@ -1557,7 +107,7 @@
         <w:pStyle w:val="ListParagraph"/>
         <w:numPr>
           <w:ilvl w:val="0"/>
-          <w:numId w:val="49"/>
+          <w:numId w:val="1"/>
         </w:numPr>
         <w:rPr>
           <w:rFonts w:ascii="Aptos" w:hAnsi="Aptos"/>
@@ -1569,7 +119,7 @@
           <w:rFonts w:ascii="Aptos" w:hAnsi="Aptos"/>
           <w:lang w:val="en-US"/>
         </w:rPr>
-        <w:t>Benefits of fine tuning LLM?</w:t>
+        <w:t>Fine tuning LLM – step by step</w:t>
       </w:r>
     </w:p>
     <w:p>
@@ -1577,7 +127,7 @@
         <w:pStyle w:val="ListParagraph"/>
         <w:numPr>
           <w:ilvl w:val="0"/>
-          <w:numId w:val="49"/>
+          <w:numId w:val="1"/>
         </w:numPr>
         <w:rPr>
           <w:rFonts w:ascii="Aptos" w:hAnsi="Aptos"/>
@@ -1589,7 +139,7 @@
           <w:rFonts w:ascii="Aptos" w:hAnsi="Aptos"/>
           <w:lang w:val="en-US"/>
         </w:rPr>
-        <w:t>Fine tuning LLM – step by step</w:t>
+        <w:t>Methods of fine tuning LLMs</w:t>
       </w:r>
     </w:p>
     <w:p>
@@ -1597,7 +147,7 @@
         <w:pStyle w:val="ListParagraph"/>
         <w:numPr>
           <w:ilvl w:val="0"/>
-          <w:numId w:val="49"/>
+          <w:numId w:val="1"/>
         </w:numPr>
         <w:rPr>
           <w:rFonts w:ascii="Aptos" w:hAnsi="Aptos"/>
@@ -1609,7 +159,7 @@
           <w:rFonts w:ascii="Aptos" w:hAnsi="Aptos"/>
           <w:lang w:val="en-US"/>
         </w:rPr>
-        <w:t>Methods of fine tuning LLMs</w:t>
+        <w:t xml:space="preserve">SFT VS SSFT VS RLHF </w:t>
       </w:r>
     </w:p>
     <w:p>
@@ -1617,7 +167,7 @@
         <w:pStyle w:val="ListParagraph"/>
         <w:numPr>
           <w:ilvl w:val="0"/>
-          <w:numId w:val="49"/>
+          <w:numId w:val="1"/>
         </w:numPr>
         <w:rPr>
           <w:rFonts w:ascii="Aptos" w:hAnsi="Aptos"/>
@@ -1629,7 +179,7 @@
           <w:rFonts w:ascii="Aptos" w:hAnsi="Aptos"/>
           <w:lang w:val="en-US"/>
         </w:rPr>
-        <w:t xml:space="preserve">SFT VS SSFT VS RLHF </w:t>
+        <w:t>3 options of parameter tuning</w:t>
       </w:r>
     </w:p>
     <w:p>
@@ -1637,7 +187,7 @@
         <w:pStyle w:val="ListParagraph"/>
         <w:numPr>
           <w:ilvl w:val="0"/>
-          <w:numId w:val="49"/>
+          <w:numId w:val="1"/>
         </w:numPr>
         <w:rPr>
           <w:rFonts w:ascii="Aptos" w:hAnsi="Aptos"/>
@@ -1649,7 +199,21 @@
           <w:rFonts w:ascii="Aptos" w:hAnsi="Aptos"/>
           <w:lang w:val="en-US"/>
         </w:rPr>
-        <w:t>3 options of parameter tuning</w:t>
+        <w:t>Parameter efficient Fine-</w:t>
+      </w:r>
+      <w:r>
+        <w:rPr>
+          <w:rFonts w:ascii="Aptos" w:hAnsi="Aptos"/>
+          <w:lang w:val="en-US"/>
+        </w:rPr>
+        <w:t>Tuning (</w:t>
+      </w:r>
+      <w:r>
+        <w:rPr>
+          <w:rFonts w:ascii="Aptos" w:hAnsi="Aptos"/>
+          <w:lang w:val="en-US"/>
+        </w:rPr>
+        <w:t>PEFT)</w:t>
       </w:r>
     </w:p>
     <w:p>
@@ -1657,7 +221,7 @@
         <w:pStyle w:val="ListParagraph"/>
         <w:numPr>
           <w:ilvl w:val="0"/>
-          <w:numId w:val="49"/>
+          <w:numId w:val="1"/>
         </w:numPr>
         <w:rPr>
           <w:rFonts w:ascii="Aptos" w:hAnsi="Aptos"/>
@@ -1669,30 +233,41 @@
           <w:rFonts w:ascii="Aptos" w:hAnsi="Aptos"/>
           <w:lang w:val="en-US"/>
         </w:rPr>
-        <w:t>Parameter efficient Fine-</w:t>
+        <w:t xml:space="preserve">Low Rank </w:t>
       </w:r>
       <w:r>
         <w:rPr>
           <w:rFonts w:ascii="Aptos" w:hAnsi="Aptos"/>
           <w:lang w:val="en-US"/>
         </w:rPr>
-        <w:t>Tuning (</w:t>
+        <w:t>Adaptation (</w:t>
       </w:r>
       <w:r>
         <w:rPr>
           <w:rFonts w:ascii="Aptos" w:hAnsi="Aptos"/>
           <w:lang w:val="en-US"/>
         </w:rPr>
-        <w:t>PEFT)</w:t>
+        <w:t>LoRA) for Fine-tuning LLMs</w:t>
+      </w:r>
+    </w:p>
+    <w:p>
+      <w:pPr>
+        <w:rPr>
+          <w:rFonts w:ascii="Aptos" w:hAnsi="Aptos"/>
+          <w:lang w:val="en-US"/>
+        </w:rPr>
+      </w:pPr>
+      <w:r>
+        <w:rPr>
+          <w:rFonts w:ascii="Aptos" w:hAnsi="Aptos"/>
+          <w:lang w:val="en-US"/>
+        </w:rPr>
+        <w:br w:type="page"/>
       </w:r>
     </w:p>
     <w:p>
       <w:pPr>
         <w:pStyle w:val="ListParagraph"/>
-        <w:numPr>
-          <w:ilvl w:val="0"/>
-          <w:numId w:val="49"/>
-        </w:numPr>
         <w:rPr>
           <w:rFonts w:ascii="Aptos" w:hAnsi="Aptos"/>
           <w:lang w:val="en-US"/>
@@ -1701,55 +276,11 @@
       <w:r>
         <w:rPr>
           <w:rFonts w:ascii="Aptos" w:hAnsi="Aptos"/>
+          <w:b/>
+          <w:sz w:val="24"/>
           <w:lang w:val="en-US"/>
         </w:rPr>
-        <w:t xml:space="preserve">Low Rank </w:t>
-      </w:r>
-      <w:r>
-        <w:rPr>
-          <w:rFonts w:ascii="Aptos" w:hAnsi="Aptos"/>
-          <w:lang w:val="en-US"/>
-        </w:rPr>
-        <w:t>Adaptation (</w:t>
-      </w:r>
-      <w:r>
-        <w:rPr>
-          <w:rFonts w:ascii="Aptos" w:hAnsi="Aptos"/>
-          <w:lang w:val="en-US"/>
-        </w:rPr>
-        <w:t>LoRA) for Fine-tuning LLMs</w:t>
-      </w:r>
-    </w:p>
-    <w:p>
-      <w:pPr>
-        <w:rPr>
-          <w:rFonts w:ascii="Aptos" w:hAnsi="Aptos"/>
-          <w:lang w:val="en-US"/>
-        </w:rPr>
-      </w:pPr>
-      <w:r>
-        <w:rPr>
-          <w:rFonts w:ascii="Aptos" w:hAnsi="Aptos"/>
-          <w:lang w:val="en-US"/>
-        </w:rPr>
-        <w:br w:type="page"/>
-      </w:r>
-    </w:p>
-    <w:p>
-      <w:pPr>
-        <w:pStyle w:val="ListParagraph"/>
-        <w:rPr>
-          <w:rFonts w:ascii="Aptos" w:hAnsi="Aptos"/>
-          <w:lang w:val="en-US"/>
-        </w:rPr>
-      </w:pPr>
-      <w:r>
-        <w:rPr>
-          <w:rFonts w:ascii="Aptos" w:hAnsi="Aptos"/>
-          <w:b/>
-          <w:sz w:val="24"/>
-          <w:lang w:val="en-US"/>
-        </w:rPr>
+        <w:lastRenderedPageBreak/>
         <w:t>Life cycle of LLMs.</w:t>
       </w:r>
       <w:r>
@@ -1923,6 +454,7 @@
           <w:noProof/>
           <w:lang w:eastAsia="en-IN"/>
         </w:rPr>
+        <w:lastRenderedPageBreak/>
         <w:drawing>
           <wp:inline distT="0" distB="0" distL="0" distR="0" wp14:anchorId="715464B1" wp14:editId="4DA7DF13">
             <wp:extent cx="4914900" cy="2562225"/>
@@ -2071,6 +603,7 @@
           <w:rFonts w:ascii="Aptos" w:hAnsi="Aptos"/>
           <w:sz w:val="28"/>
         </w:rPr>
+        <w:lastRenderedPageBreak/>
         <w:t>Pretraining</w:t>
       </w:r>
       <w:r>
@@ -2176,10 +709,10 @@
         <w:tblLook w:val="04A0" w:firstRow="1" w:lastRow="0" w:firstColumn="1" w:lastColumn="0" w:noHBand="0" w:noVBand="1"/>
       </w:tblPr>
       <w:tblGrid>
-        <w:gridCol w:w="723"/>
-        <w:gridCol w:w="1451"/>
-        <w:gridCol w:w="1762"/>
-        <w:gridCol w:w="5810"/>
+        <w:gridCol w:w="755"/>
+        <w:gridCol w:w="1558"/>
+        <w:gridCol w:w="1793"/>
+        <w:gridCol w:w="5640"/>
       </w:tblGrid>
       <w:tr>
         <w:trPr>
@@ -2427,27 +960,7 @@
                 <w:szCs w:val="24"/>
                 <w:lang w:eastAsia="en-IN"/>
               </w:rPr>
-              <w:t xml:space="preserve">Trained on diverse sources (Common Crawl, Books, Wikipedia, </w:t>
-            </w:r>
-            <w:proofErr w:type="gramStart"/>
-            <w:r>
-              <w:rPr>
-                <w:rFonts w:ascii="Aptos" w:eastAsia="Times New Roman" w:hAnsi="Aptos" w:cstheme="minorHAnsi"/>
-                <w:sz w:val="24"/>
-                <w:szCs w:val="24"/>
-                <w:lang w:eastAsia="en-IN"/>
-              </w:rPr>
-              <w:t>WebText</w:t>
-            </w:r>
-            <w:proofErr w:type="gramEnd"/>
-            <w:r>
-              <w:rPr>
-                <w:rFonts w:ascii="Aptos" w:eastAsia="Times New Roman" w:hAnsi="Aptos" w:cstheme="minorHAnsi"/>
-                <w:sz w:val="24"/>
-                <w:szCs w:val="24"/>
-                <w:lang w:eastAsia="en-IN"/>
-              </w:rPr>
-              <w:t>). Introduced few-shot and zero-shot capabilities.</w:t>
+              <w:t>Trained on diverse sources (Common Crawl, Books, Wikipedia, WebText). Introduced few-shot and zero-shot capabilities.</w:t>
             </w:r>
           </w:p>
         </w:tc>
@@ -2630,9 +1143,9 @@
         <w:tblLook w:val="04A0" w:firstRow="1" w:lastRow="0" w:firstColumn="1" w:lastColumn="0" w:noHBand="0" w:noVBand="1"/>
       </w:tblPr>
       <w:tblGrid>
-        <w:gridCol w:w="1474"/>
-        <w:gridCol w:w="4350"/>
-        <w:gridCol w:w="3922"/>
+        <w:gridCol w:w="1564"/>
+        <w:gridCol w:w="4271"/>
+        <w:gridCol w:w="3911"/>
       </w:tblGrid>
       <w:tr>
         <w:trPr>
@@ -3492,6 +2005,7 @@
           <w:sz w:val="28"/>
           <w:lang w:val="en-US"/>
         </w:rPr>
+        <w:lastRenderedPageBreak/>
         <w:t xml:space="preserve">Prompt Engineering VS Fine-Tuning </w:t>
       </w:r>
     </w:p>
@@ -3517,9 +2031,9 @@
         <w:tblLook w:val="04A0" w:firstRow="1" w:lastRow="0" w:firstColumn="1" w:lastColumn="0" w:noHBand="0" w:noVBand="1"/>
       </w:tblPr>
       <w:tblGrid>
-        <w:gridCol w:w="1605"/>
-        <w:gridCol w:w="4250"/>
-        <w:gridCol w:w="3891"/>
+        <w:gridCol w:w="1712"/>
+        <w:gridCol w:w="4197"/>
+        <w:gridCol w:w="3837"/>
       </w:tblGrid>
       <w:tr>
         <w:trPr>
@@ -4407,6 +2921,7 @@
           <w:sz w:val="28"/>
           <w:lang w:val="en-US"/>
         </w:rPr>
+        <w:lastRenderedPageBreak/>
         <w:t>Fine tuning step by step:</w:t>
       </w:r>
     </w:p>
@@ -4688,6 +3203,7 @@
           <w:noProof/>
           <w:lang w:eastAsia="en-IN"/>
         </w:rPr>
+        <w:lastRenderedPageBreak/>
         <w:drawing>
           <wp:inline distT="0" distB="0" distL="0" distR="0" wp14:anchorId="4B7B56AA" wp14:editId="55B8921F">
             <wp:extent cx="5334000" cy="2742127"/>
@@ -4956,6 +3472,7 @@
           <w:noProof/>
           <w:lang w:eastAsia="en-IN"/>
         </w:rPr>
+        <w:lastRenderedPageBreak/>
         <w:drawing>
           <wp:inline distT="0" distB="0" distL="0" distR="0" wp14:anchorId="0DF0F026" wp14:editId="6F399102">
             <wp:extent cx="5267325" cy="2505075"/>
@@ -5099,6 +3616,7 @@
           <w:sz w:val="28"/>
           <w:lang w:val="en-US"/>
         </w:rPr>
+        <w:lastRenderedPageBreak/>
         <w:t>Fine tuning techniques:</w:t>
       </w:r>
     </w:p>
@@ -5726,6 +4244,7 @@
           <w:szCs w:val="24"/>
           <w:lang w:eastAsia="en-IN"/>
         </w:rPr>
+        <w:lastRenderedPageBreak/>
         <w:t>Supervised fine-tuning (SFT)</w:t>
       </w:r>
       <w:r>
@@ -6102,7 +4621,21 @@
         <w:rPr>
           <w:rFonts w:ascii="Aptos" w:hAnsi="Aptos"/>
         </w:rPr>
-        <w:t>In pseudo-labeling, a model trained on a small labeled dataset is used to predict labels for a large set of unlabeled data. These predicted labels (called pseudo-labels) are treated as ground truth, and the model is then retrained on the combination of real and pseudo-labeled data. This approach effectively enlarges the training set and helps the model generalize better, provided the initial model’s predictions are reasonably accurate.</w:t>
+        <w:t xml:space="preserve">In pseudo-labeling, a model trained on a small </w:t>
+      </w:r>
+      <w:proofErr w:type="spellStart"/>
+      <w:r>
+        <w:rPr>
+          <w:rFonts w:ascii="Aptos" w:hAnsi="Aptos"/>
+        </w:rPr>
+        <w:t>labeled</w:t>
+      </w:r>
+      <w:proofErr w:type="spellEnd"/>
+      <w:r>
+        <w:rPr>
+          <w:rFonts w:ascii="Aptos" w:hAnsi="Aptos"/>
+        </w:rPr>
+        <w:t xml:space="preserve"> dataset is used to predict labels for a large set of unlabeled data. These predicted labels (called pseudo-labels) are treated as ground truth, and the model is then retrained on the combination of real and pseudo-labeled data. This approach effectively enlarges the training set and helps the model generalize better, provided the initial model’s predictions are reasonably accurate.</w:t>
       </w:r>
     </w:p>
     <w:p>
@@ -6348,7 +4881,17 @@
           <w:szCs w:val="24"/>
           <w:lang w:eastAsia="en-IN"/>
         </w:rPr>
-        <w:t xml:space="preserve">, such as masked language modeling (predicting missing words), next-token prediction, or denoising reconstruction. No human-provided labels are used; instead, the model learns from patterns within the data itself. This helps the model absorb </w:t>
+        <w:t xml:space="preserve">, such as masked language modeling (predicting missing words), next-token prediction, or denoising reconstruction. No </w:t>
+      </w:r>
+      <w:r>
+        <w:rPr>
+          <w:rFonts w:ascii="Aptos" w:eastAsia="Times New Roman" w:hAnsi="Aptos" w:cstheme="minorHAnsi"/>
+          <w:sz w:val="24"/>
+          <w:szCs w:val="24"/>
+          <w:lang w:eastAsia="en-IN"/>
+        </w:rPr>
+        <w:lastRenderedPageBreak/>
+        <w:t xml:space="preserve">human-provided labels are used; instead, the model learns from patterns within the data itself. This helps the model absorb </w:t>
       </w:r>
       <w:r>
         <w:rPr>
@@ -6683,61 +5226,22 @@
     </w:p>
     <w:p>
       <w:pPr>
-        <w:pStyle w:val="Heading2"/>
-        <w:spacing w:before="80" w:after="80"/>
         <w:rPr>
           <w:rFonts w:ascii="Aptos" w:hAnsi="Aptos"/>
           <w:b/>
-          <w:color w:val="000000" w:themeColor="text1"/>
+          <w:sz w:val="44"/>
           <w:lang w:val="en-US"/>
         </w:rPr>
       </w:pPr>
-      <w:bookmarkStart w:id="2" w:name="_Toc215323149"/>
       <w:r>
         <w:rPr>
           <w:rFonts w:ascii="Aptos" w:hAnsi="Aptos"/>
           <w:b/>
-          <w:color w:val="000000" w:themeColor="text1"/>
+          <w:sz w:val="44"/>
           <w:lang w:val="en-US"/>
         </w:rPr>
+        <w:lastRenderedPageBreak/>
         <w:t>Sunny Savita</w:t>
-      </w:r>
-      <w:bookmarkEnd w:id="2"/>
-    </w:p>
-    <w:p>
-      <w:pPr>
-        <w:pStyle w:val="Heading1"/>
-        <w:numPr>
-          <w:ilvl w:val="0"/>
-          <w:numId w:val="8"/>
-        </w:numPr>
-        <w:spacing w:before="80" w:after="80"/>
-        <w:rPr>
-          <w:rFonts w:ascii="Aptos" w:hAnsi="Aptos"/>
-          <w:b/>
-          <w:color w:val="000000" w:themeColor="text1"/>
-          <w:lang w:val="en-US"/>
-        </w:rPr>
-      </w:pPr>
-      <w:bookmarkStart w:id="3" w:name="_Toc215323150"/>
-      <w:r>
-        <w:rPr>
-          <w:rFonts w:ascii="Aptos" w:hAnsi="Aptos"/>
-          <w:b/>
-          <w:color w:val="000000" w:themeColor="text1"/>
-          <w:lang w:val="en-US"/>
-        </w:rPr>
-        <w:t>Transfer learning</w:t>
-      </w:r>
-      <w:bookmarkEnd w:id="3"/>
-      <w:r>
-        <w:rPr>
-          <w:rFonts w:ascii="Aptos" w:hAnsi="Aptos"/>
-          <w:b/>
-          <w:color w:val="000000" w:themeColor="text1"/>
-          <w:lang w:val="en-US"/>
-        </w:rPr>
-        <w:t xml:space="preserve"> </w:t>
       </w:r>
     </w:p>
     <w:p>
@@ -6891,37 +5395,40 @@
         <w:rPr>
           <w:rFonts w:ascii="Aptos" w:hAnsi="Aptos" w:cs="Arial"/>
         </w:rPr>
-        <w:t>In the pre-transformer era, transfer learning was far more successful and efficient in CNN-based computer vision than in LSTM-based sequential/NLP tasks, because visual features are more universal, and CNN architectures support easy feature reuse — while LSTMs produced task- and domain-specific representations that didn’t generalize as well. This is mainly because CNNs learn hierarchical and spatially invariant features (such as edges, textures, and shapes) that are reusable across different visual domains, and their convolutional weight-sharing structure allows stable and efficient fine-tuning. In contrast, LSTMs depend on sequential context and domain-specific vocabularies, making their learned representations sensitive to data distribution, tokenization, and task type. Additionally, CNNs benefited from large-scale pretrained models like ImageNet networks, while LSTMs lacked standardized large-scale pretraining before models like ULMFiT, further limiting thei</w:t>
-      </w:r>
-      <w:r>
-        <w:rPr>
-          <w:rFonts w:ascii="Aptos" w:hAnsi="Aptos" w:cs="Arial"/>
-        </w:rPr>
-        <w:t>r transfer learning efficiency.</w:t>
-      </w:r>
-    </w:p>
-    <w:p>
-      <w:pPr>
-        <w:pStyle w:val="Heading3"/>
-        <w:spacing w:before="80" w:beforeAutospacing="0" w:after="120" w:afterAutospacing="0"/>
-        <w:rPr>
-          <w:rFonts w:ascii="Aptos" w:hAnsi="Aptos"/>
-          <w:sz w:val="24"/>
-          <w:szCs w:val="24"/>
+        <w:t>In the pre-transformer era, transfer learning was far more successful and efficient in CNN-based computer vision than in LSTM-based sequential/NLP tasks, because visual features are more universal, and CNN architectures support easy feature reuse — while LSTMs produced task- and domain-specific representations that didn’t generalize as well. This is mainly because CNNs learn hierarchical and spatially invariant features (such as edges, textures, and shapes) that are reusable across different visual domains, and their convolutional weight-sharing structure allows stable and efficient fine-tuning. In contrast, LSTMs depend on sequential context and domain-specific vocabularies, making their learned representations sensitive to data distribution, tokenization, and task type. Additionally, CNNs benefited from large-scale pretrained models like ImageNet networks, while LSTMs lacked standardized large-scale pretraining before models like ULMFiT, further limiting their transfer learning efficiency.</w:t>
+      </w:r>
+    </w:p>
+    <w:p>
+      <w:pPr>
+        <w:ind w:left="360"/>
+        <w:rPr>
+          <w:rFonts w:ascii="Aptos" w:hAnsi="Aptos"/>
+        </w:rPr>
+      </w:pPr>
+    </w:p>
+    <w:p>
+      <w:pPr>
+        <w:rPr>
+          <w:rFonts w:ascii="Aptos" w:hAnsi="Aptos"/>
           <w:lang w:val="en-US"/>
         </w:rPr>
       </w:pPr>
-      <w:bookmarkStart w:id="4" w:name="_Toc215323151"/>
-      <w:r>
-        <w:rPr>
-          <w:rFonts w:ascii="Aptos" w:hAnsi="Aptos"/>
-          <w:sz w:val="24"/>
-          <w:szCs w:val="24"/>
+    </w:p>
+    <w:p>
+      <w:pPr>
+        <w:pStyle w:val="Heading2"/>
+        <w:rPr>
+          <w:rFonts w:ascii="Aptos" w:hAnsi="Aptos"/>
           <w:lang w:val="en-US"/>
         </w:rPr>
+      </w:pPr>
+      <w:r>
+        <w:rPr>
+          <w:rFonts w:ascii="Aptos" w:hAnsi="Aptos"/>
+          <w:lang w:val="en-US"/>
+        </w:rPr>
         <w:t>Fine tuning Frameworks:</w:t>
       </w:r>
-      <w:bookmarkEnd w:id="4"/>
     </w:p>
     <w:p>
       <w:pPr>
@@ -6964,8 +5471,29 @@
       </w:r>
     </w:p>
     <w:p>
-      <w:r>
-        <w:t>What it offers:</w:t>
+      <w:pPr>
+        <w:pStyle w:val="Heading3"/>
+        <w:rPr>
+          <w:rFonts w:ascii="Aptos" w:hAnsi="Aptos" w:cstheme="minorHAnsi"/>
+          <w:sz w:val="24"/>
+          <w:szCs w:val="24"/>
+        </w:rPr>
+      </w:pPr>
+      <w:r>
+        <w:rPr>
+          <w:rFonts w:ascii="Segoe UI Emoji" w:hAnsi="Segoe UI Emoji" w:cs="Segoe UI Emoji"/>
+          <w:sz w:val="24"/>
+          <w:szCs w:val="24"/>
+        </w:rPr>
+        <w:t>🔹</w:t>
+      </w:r>
+      <w:r>
+        <w:rPr>
+          <w:rFonts w:ascii="Aptos" w:hAnsi="Aptos" w:cstheme="minorHAnsi"/>
+          <w:sz w:val="24"/>
+          <w:szCs w:val="24"/>
+        </w:rPr>
+        <w:t xml:space="preserve"> What it offers:</w:t>
       </w:r>
     </w:p>
     <w:p>
@@ -7237,22 +5765,29 @@
       </w:r>
     </w:p>
     <w:p>
-      <w:r>
-        <w:rPr>
-          <w:rFonts w:ascii="Segoe UI Symbol" w:hAnsi="Segoe UI Symbol" w:cs="Segoe UI Symbol"/>
+      <w:pPr>
+        <w:pStyle w:val="Heading3"/>
+        <w:rPr>
+          <w:rFonts w:ascii="Aptos" w:hAnsi="Aptos" w:cstheme="minorHAnsi"/>
+          <w:sz w:val="24"/>
+          <w:szCs w:val="24"/>
+        </w:rPr>
+      </w:pPr>
+      <w:r>
+        <w:rPr>
+          <w:rFonts w:ascii="Segoe UI Emoji" w:hAnsi="Segoe UI Emoji" w:cs="Segoe UI Emoji"/>
+          <w:sz w:val="24"/>
+          <w:szCs w:val="24"/>
         </w:rPr>
         <w:t>💡</w:t>
       </w:r>
       <w:r>
-        <w:t xml:space="preserve"> </w:t>
-      </w:r>
-      <w:proofErr w:type="gramStart"/>
-      <w:r>
-        <w:t>Why</w:t>
-      </w:r>
-      <w:proofErr w:type="gramEnd"/>
-      <w:r>
-        <w:t xml:space="preserve"> it exists:</w:t>
+        <w:rPr>
+          <w:rFonts w:ascii="Aptos" w:hAnsi="Aptos" w:cstheme="minorHAnsi"/>
+          <w:sz w:val="24"/>
+          <w:szCs w:val="24"/>
+        </w:rPr>
+        <w:t xml:space="preserve"> Why it exists:</w:t>
       </w:r>
     </w:p>
     <w:p>
@@ -7320,27 +5855,34 @@
           <w:rFonts w:ascii="Aptos" w:hAnsi="Aptos" w:cstheme="minorHAnsi"/>
           <w:i w:val="0"/>
         </w:rPr>
+        <w:lastRenderedPageBreak/>
         <w:t>Designed for scaling LLM training and fine-tuning efficiently.</w:t>
       </w:r>
     </w:p>
     <w:p>
-      <w:r>
-        <w:rPr>
-          <w:rFonts w:ascii="Segoe UI Symbol" w:hAnsi="Segoe UI Symbol" w:cs="Segoe UI Symbol"/>
-        </w:rPr>
-        <w:lastRenderedPageBreak/>
+      <w:pPr>
+        <w:pStyle w:val="Heading3"/>
+        <w:rPr>
+          <w:rFonts w:ascii="Aptos" w:hAnsi="Aptos" w:cstheme="minorHAnsi"/>
+          <w:sz w:val="24"/>
+          <w:szCs w:val="24"/>
+        </w:rPr>
+      </w:pPr>
+      <w:r>
+        <w:rPr>
+          <w:rFonts w:ascii="Segoe UI Emoji" w:hAnsi="Segoe UI Emoji" w:cs="Segoe UI Emoji"/>
+          <w:sz w:val="24"/>
+          <w:szCs w:val="24"/>
+        </w:rPr>
         <w:t>🔹</w:t>
       </w:r>
       <w:r>
-        <w:t xml:space="preserve"> </w:t>
-      </w:r>
-      <w:proofErr w:type="gramStart"/>
-      <w:r>
-        <w:t>What</w:t>
-      </w:r>
-      <w:proofErr w:type="gramEnd"/>
-      <w:r>
-        <w:t xml:space="preserve"> it offers:</w:t>
+        <w:rPr>
+          <w:rFonts w:ascii="Aptos" w:hAnsi="Aptos" w:cstheme="minorHAnsi"/>
+          <w:sz w:val="24"/>
+          <w:szCs w:val="24"/>
+        </w:rPr>
+        <w:t xml:space="preserve"> What it offers:</w:t>
       </w:r>
     </w:p>
     <w:p>
@@ -7445,7 +5987,7 @@
       </w:r>
       <w:r>
         <w:rPr>
-          <w:rFonts w:ascii="Aptos" w:hAnsi="Aptos" w:cs="Arial"/>
+          <w:rFonts w:ascii="Arial" w:hAnsi="Arial" w:cs="Arial"/>
         </w:rPr>
         <w:t>→</w:t>
       </w:r>
@@ -7457,7 +5999,7 @@
       </w:r>
       <w:r>
         <w:rPr>
-          <w:rFonts w:ascii="Aptos" w:hAnsi="Aptos" w:cs="Arial"/>
+          <w:rFonts w:ascii="Arial" w:hAnsi="Arial" w:cs="Arial"/>
         </w:rPr>
         <w:t>→</w:t>
       </w:r>
@@ -7487,22 +6029,29 @@
       </w:r>
     </w:p>
     <w:p>
-      <w:r>
-        <w:rPr>
-          <w:rFonts w:ascii="Segoe UI Symbol" w:hAnsi="Segoe UI Symbol" w:cs="Segoe UI Symbol"/>
+      <w:pPr>
+        <w:pStyle w:val="Heading3"/>
+        <w:rPr>
+          <w:rFonts w:ascii="Aptos" w:hAnsi="Aptos" w:cstheme="minorHAnsi"/>
+          <w:sz w:val="24"/>
+          <w:szCs w:val="24"/>
+        </w:rPr>
+      </w:pPr>
+      <w:r>
+        <w:rPr>
+          <w:rFonts w:ascii="Segoe UI Emoji" w:hAnsi="Segoe UI Emoji" w:cs="Segoe UI Emoji"/>
+          <w:sz w:val="24"/>
+          <w:szCs w:val="24"/>
         </w:rPr>
         <w:t>💡</w:t>
       </w:r>
       <w:r>
-        <w:t xml:space="preserve"> </w:t>
-      </w:r>
-      <w:proofErr w:type="gramStart"/>
-      <w:r>
-        <w:t>Why</w:t>
-      </w:r>
-      <w:proofErr w:type="gramEnd"/>
-      <w:r>
-        <w:t xml:space="preserve"> it exists:</w:t>
+        <w:rPr>
+          <w:rFonts w:ascii="Aptos" w:hAnsi="Aptos" w:cstheme="minorHAnsi"/>
+          <w:sz w:val="24"/>
+          <w:szCs w:val="24"/>
+        </w:rPr>
+        <w:t xml:space="preserve"> Why it exists:</w:t>
       </w:r>
     </w:p>
     <w:p>
@@ -7584,22 +6133,29 @@
       </w:r>
     </w:p>
     <w:p>
-      <w:r>
-        <w:rPr>
-          <w:rFonts w:ascii="Segoe UI Symbol" w:hAnsi="Segoe UI Symbol" w:cs="Segoe UI Symbol"/>
+      <w:pPr>
+        <w:pStyle w:val="Heading3"/>
+        <w:rPr>
+          <w:rFonts w:ascii="Aptos" w:hAnsi="Aptos" w:cstheme="minorHAnsi"/>
+          <w:sz w:val="24"/>
+          <w:szCs w:val="24"/>
+        </w:rPr>
+      </w:pPr>
+      <w:r>
+        <w:rPr>
+          <w:rFonts w:ascii="Segoe UI Emoji" w:hAnsi="Segoe UI Emoji" w:cs="Segoe UI Emoji"/>
+          <w:sz w:val="24"/>
+          <w:szCs w:val="24"/>
         </w:rPr>
         <w:t>🔹</w:t>
       </w:r>
       <w:r>
-        <w:t xml:space="preserve"> </w:t>
-      </w:r>
-      <w:proofErr w:type="gramStart"/>
-      <w:r>
-        <w:t>What</w:t>
-      </w:r>
-      <w:proofErr w:type="gramEnd"/>
-      <w:r>
-        <w:t xml:space="preserve"> it offers:</w:t>
+        <w:rPr>
+          <w:rFonts w:ascii="Aptos" w:hAnsi="Aptos" w:cstheme="minorHAnsi"/>
+          <w:sz w:val="24"/>
+          <w:szCs w:val="24"/>
+        </w:rPr>
+        <w:t xml:space="preserve"> What it offers:</w:t>
       </w:r>
     </w:p>
     <w:p>
@@ -7701,22 +6257,29 @@
       </w:r>
     </w:p>
     <w:p>
-      <w:r>
-        <w:rPr>
-          <w:rFonts w:ascii="Segoe UI Symbol" w:hAnsi="Segoe UI Symbol" w:cs="Segoe UI Symbol"/>
+      <w:pPr>
+        <w:pStyle w:val="Heading3"/>
+        <w:rPr>
+          <w:rFonts w:ascii="Aptos" w:hAnsi="Aptos" w:cstheme="minorHAnsi"/>
+          <w:sz w:val="24"/>
+          <w:szCs w:val="24"/>
+        </w:rPr>
+      </w:pPr>
+      <w:r>
+        <w:rPr>
+          <w:rFonts w:ascii="Segoe UI Emoji" w:hAnsi="Segoe UI Emoji" w:cs="Segoe UI Emoji"/>
+          <w:sz w:val="24"/>
+          <w:szCs w:val="24"/>
         </w:rPr>
         <w:t>💡</w:t>
       </w:r>
       <w:r>
-        <w:t xml:space="preserve"> </w:t>
-      </w:r>
-      <w:proofErr w:type="gramStart"/>
-      <w:r>
-        <w:t>Why</w:t>
-      </w:r>
-      <w:proofErr w:type="gramEnd"/>
-      <w:r>
-        <w:t xml:space="preserve"> it exists:</w:t>
+        <w:rPr>
+          <w:rFonts w:ascii="Aptos" w:hAnsi="Aptos" w:cstheme="minorHAnsi"/>
+          <w:sz w:val="24"/>
+          <w:szCs w:val="24"/>
+        </w:rPr>
+        <w:t xml:space="preserve"> Why it exists:</w:t>
       </w:r>
     </w:p>
     <w:p>
@@ -7812,20 +6375,30 @@
       </w:r>
     </w:p>
     <w:p>
-      <w:r>
-        <w:rPr>
-          <w:rFonts w:ascii="Segoe UI Symbol" w:hAnsi="Segoe UI Symbol" w:cs="Segoe UI Symbol"/>
+      <w:pPr>
+        <w:pStyle w:val="Heading3"/>
+        <w:rPr>
+          <w:rFonts w:ascii="Aptos" w:hAnsi="Aptos" w:cstheme="minorHAnsi"/>
+          <w:sz w:val="24"/>
+          <w:szCs w:val="24"/>
+        </w:rPr>
+      </w:pPr>
+      <w:r>
+        <w:rPr>
+          <w:rFonts w:ascii="Segoe UI Emoji" w:hAnsi="Segoe UI Emoji" w:cs="Segoe UI Emoji"/>
+          <w:sz w:val="24"/>
+          <w:szCs w:val="24"/>
         </w:rPr>
         <w:t>🔹</w:t>
       </w:r>
       <w:r>
-        <w:t xml:space="preserve"> What It </w:t>
-      </w:r>
-      <w:proofErr w:type="gramStart"/>
-      <w:r>
-        <w:t>Offers:</w:t>
-      </w:r>
-      <w:proofErr w:type="gramEnd"/>
+        <w:rPr>
+          <w:rFonts w:ascii="Aptos" w:hAnsi="Aptos" w:cstheme="minorHAnsi"/>
+          <w:sz w:val="24"/>
+          <w:szCs w:val="24"/>
+        </w:rPr>
+        <w:t xml:space="preserve"> What It Offers:</w:t>
+      </w:r>
     </w:p>
     <w:p>
       <w:pPr>
@@ -8080,13 +6653,29 @@
       </w:r>
     </w:p>
     <w:p>
-      <w:r>
-        <w:rPr>
-          <w:rFonts w:ascii="Segoe UI Symbol" w:hAnsi="Segoe UI Symbol" w:cs="Segoe UI Symbol"/>
-        </w:rPr>
+      <w:pPr>
+        <w:pStyle w:val="Heading3"/>
+        <w:rPr>
+          <w:rFonts w:ascii="Aptos" w:hAnsi="Aptos" w:cstheme="minorHAnsi"/>
+          <w:sz w:val="24"/>
+          <w:szCs w:val="24"/>
+        </w:rPr>
+      </w:pPr>
+      <w:r>
+        <w:rPr>
+          <w:rFonts w:ascii="Segoe UI Emoji" w:hAnsi="Segoe UI Emoji" w:cs="Segoe UI Emoji"/>
+          <w:sz w:val="24"/>
+          <w:szCs w:val="24"/>
+        </w:rPr>
+        <w:lastRenderedPageBreak/>
         <w:t>💡</w:t>
       </w:r>
       <w:r>
+        <w:rPr>
+          <w:rFonts w:ascii="Aptos" w:hAnsi="Aptos" w:cstheme="minorHAnsi"/>
+          <w:sz w:val="24"/>
+          <w:szCs w:val="24"/>
+        </w:rPr>
         <w:t xml:space="preserve"> Why It Exists:</w:t>
       </w:r>
     </w:p>
@@ -8101,7 +6690,6 @@
         <w:rPr>
           <w:rFonts w:ascii="Aptos" w:hAnsi="Aptos" w:cstheme="minorHAnsi"/>
         </w:rPr>
-        <w:lastRenderedPageBreak/>
         <w:t xml:space="preserve">Fine-tuning large models was traditionally resource-heavy. Unsloth aims to </w:t>
       </w:r>
       <w:r>
@@ -8179,20 +6767,30 @@
       </w:r>
     </w:p>
     <w:p>
-      <w:r>
-        <w:rPr>
-          <w:rFonts w:ascii="Segoe UI Symbol" w:hAnsi="Segoe UI Symbol" w:cs="Segoe UI Symbol"/>
+      <w:pPr>
+        <w:pStyle w:val="Heading3"/>
+        <w:rPr>
+          <w:rFonts w:ascii="Aptos" w:hAnsi="Aptos" w:cstheme="minorHAnsi"/>
+          <w:sz w:val="24"/>
+          <w:szCs w:val="24"/>
+        </w:rPr>
+      </w:pPr>
+      <w:r>
+        <w:rPr>
+          <w:rFonts w:ascii="Segoe UI Emoji" w:hAnsi="Segoe UI Emoji" w:cs="Segoe UI Emoji"/>
+          <w:sz w:val="24"/>
+          <w:szCs w:val="24"/>
         </w:rPr>
         <w:t>🔹</w:t>
       </w:r>
       <w:r>
-        <w:t xml:space="preserve"> What It </w:t>
-      </w:r>
-      <w:proofErr w:type="gramStart"/>
-      <w:r>
-        <w:t>Offers:</w:t>
-      </w:r>
-      <w:proofErr w:type="gramEnd"/>
+        <w:rPr>
+          <w:rFonts w:ascii="Aptos" w:hAnsi="Aptos" w:cstheme="minorHAnsi"/>
+          <w:sz w:val="24"/>
+          <w:szCs w:val="24"/>
+        </w:rPr>
+        <w:t xml:space="preserve"> What It Offers:</w:t>
+      </w:r>
     </w:p>
     <w:p>
       <w:pPr>
@@ -8314,13 +6912,28 @@
       </w:r>
     </w:p>
     <w:p>
-      <w:r>
-        <w:rPr>
-          <w:rFonts w:ascii="Segoe UI Symbol" w:hAnsi="Segoe UI Symbol" w:cs="Segoe UI Symbol"/>
+      <w:pPr>
+        <w:pStyle w:val="Heading3"/>
+        <w:rPr>
+          <w:rFonts w:ascii="Aptos" w:hAnsi="Aptos" w:cstheme="minorHAnsi"/>
+          <w:sz w:val="24"/>
+          <w:szCs w:val="24"/>
+        </w:rPr>
+      </w:pPr>
+      <w:r>
+        <w:rPr>
+          <w:rFonts w:ascii="Segoe UI Emoji" w:hAnsi="Segoe UI Emoji" w:cs="Segoe UI Emoji"/>
+          <w:sz w:val="24"/>
+          <w:szCs w:val="24"/>
         </w:rPr>
         <w:t>💡</w:t>
       </w:r>
       <w:r>
+        <w:rPr>
+          <w:rFonts w:ascii="Aptos" w:hAnsi="Aptos" w:cstheme="minorHAnsi"/>
+          <w:sz w:val="24"/>
+          <w:szCs w:val="24"/>
+        </w:rPr>
         <w:t xml:space="preserve"> Why It Exists:</w:t>
       </w:r>
     </w:p>
@@ -8348,21 +6961,7 @@
         <w:rPr>
           <w:rFonts w:ascii="Aptos" w:hAnsi="Aptos" w:cstheme="minorHAnsi"/>
         </w:rPr>
-        <w:t xml:space="preserve">, enabling fast, reproducible, </w:t>
-      </w:r>
-      <w:proofErr w:type="gramStart"/>
-      <w:r>
-        <w:rPr>
-          <w:rFonts w:ascii="Aptos" w:hAnsi="Aptos" w:cstheme="minorHAnsi"/>
-        </w:rPr>
-        <w:t>end</w:t>
-      </w:r>
-      <w:proofErr w:type="gramEnd"/>
-      <w:r>
-        <w:rPr>
-          <w:rFonts w:ascii="Aptos" w:hAnsi="Aptos" w:cstheme="minorHAnsi"/>
-        </w:rPr>
-        <w:t>-to-end pipelines for instruction or chat tuning.</w:t>
+        <w:t>, enabling fast, reproducible, end-to-end pipelines for instruction or chat tuning.</w:t>
       </w:r>
     </w:p>
     <w:p>
@@ -8405,20 +7004,30 @@
       </w:r>
     </w:p>
     <w:p>
-      <w:r>
-        <w:rPr>
-          <w:rFonts w:ascii="Segoe UI Symbol" w:hAnsi="Segoe UI Symbol" w:cs="Segoe UI Symbol"/>
+      <w:pPr>
+        <w:pStyle w:val="Heading3"/>
+        <w:rPr>
+          <w:rFonts w:ascii="Aptos" w:hAnsi="Aptos" w:cstheme="minorHAnsi"/>
+          <w:sz w:val="24"/>
+          <w:szCs w:val="24"/>
+        </w:rPr>
+      </w:pPr>
+      <w:r>
+        <w:rPr>
+          <w:rFonts w:ascii="Segoe UI Emoji" w:hAnsi="Segoe UI Emoji" w:cs="Segoe UI Emoji"/>
+          <w:sz w:val="24"/>
+          <w:szCs w:val="24"/>
         </w:rPr>
         <w:t>🔹</w:t>
       </w:r>
       <w:r>
-        <w:t xml:space="preserve"> What It </w:t>
-      </w:r>
-      <w:proofErr w:type="gramStart"/>
-      <w:r>
-        <w:t>Offers:</w:t>
-      </w:r>
-      <w:proofErr w:type="gramEnd"/>
+        <w:rPr>
+          <w:rFonts w:ascii="Aptos" w:hAnsi="Aptos" w:cstheme="minorHAnsi"/>
+          <w:sz w:val="24"/>
+          <w:szCs w:val="24"/>
+        </w:rPr>
+        <w:t xml:space="preserve"> What It Offers:</w:t>
+      </w:r>
     </w:p>
     <w:p>
       <w:pPr>
@@ -8496,13 +7105,28 @@
       </w:r>
     </w:p>
     <w:p>
-      <w:r>
-        <w:rPr>
-          <w:rFonts w:ascii="Segoe UI Symbol" w:hAnsi="Segoe UI Symbol" w:cs="Segoe UI Symbol"/>
+      <w:pPr>
+        <w:pStyle w:val="Heading3"/>
+        <w:rPr>
+          <w:rFonts w:ascii="Aptos" w:hAnsi="Aptos" w:cstheme="minorHAnsi"/>
+          <w:sz w:val="24"/>
+          <w:szCs w:val="24"/>
+        </w:rPr>
+      </w:pPr>
+      <w:r>
+        <w:rPr>
+          <w:rFonts w:ascii="Segoe UI Emoji" w:hAnsi="Segoe UI Emoji" w:cs="Segoe UI Emoji"/>
+          <w:sz w:val="24"/>
+          <w:szCs w:val="24"/>
         </w:rPr>
         <w:t>💡</w:t>
       </w:r>
       <w:r>
+        <w:rPr>
+          <w:rFonts w:ascii="Aptos" w:hAnsi="Aptos" w:cstheme="minorHAnsi"/>
+          <w:sz w:val="24"/>
+          <w:szCs w:val="24"/>
+        </w:rPr>
         <w:t xml:space="preserve"> Why It Exists:</w:t>
       </w:r>
     </w:p>
@@ -8563,17 +7187,8 @@
           <w:rStyle w:val="Strong"/>
           <w:rFonts w:ascii="Aptos" w:hAnsi="Aptos" w:cstheme="minorHAnsi"/>
         </w:rPr>
-        <w:t>What it is</w:t>
-      </w:r>
-      <w:proofErr w:type="gramStart"/>
-      <w:r>
-        <w:rPr>
-          <w:rStyle w:val="Strong"/>
-          <w:rFonts w:ascii="Aptos" w:hAnsi="Aptos" w:cstheme="minorHAnsi"/>
-        </w:rPr>
-        <w:t>:</w:t>
-      </w:r>
-      <w:proofErr w:type="gramEnd"/>
+        <w:t>What it is:</w:t>
+      </w:r>
       <w:r>
         <w:rPr>
           <w:rFonts w:ascii="Aptos" w:hAnsi="Aptos" w:cstheme="minorHAnsi"/>
@@ -8669,17 +7284,9 @@
           <w:rStyle w:val="Strong"/>
           <w:rFonts w:ascii="Aptos" w:hAnsi="Aptos" w:cstheme="minorHAnsi"/>
         </w:rPr>
-        <w:t>What it is</w:t>
-      </w:r>
-      <w:proofErr w:type="gramStart"/>
-      <w:r>
-        <w:rPr>
-          <w:rStyle w:val="Strong"/>
-          <w:rFonts w:ascii="Aptos" w:hAnsi="Aptos" w:cstheme="minorHAnsi"/>
-        </w:rPr>
-        <w:t>:</w:t>
-      </w:r>
-      <w:proofErr w:type="gramEnd"/>
+        <w:lastRenderedPageBreak/>
+        <w:t>What it is:</w:t>
+      </w:r>
       <w:r>
         <w:rPr>
           <w:rFonts w:ascii="Aptos" w:hAnsi="Aptos" w:cstheme="minorHAnsi"/>
@@ -8711,7 +7318,6 @@
           <w:rStyle w:val="Strong"/>
           <w:rFonts w:ascii="Aptos" w:hAnsi="Aptos" w:cstheme="minorHAnsi"/>
         </w:rPr>
-        <w:lastRenderedPageBreak/>
         <w:t>Offers:</w:t>
       </w:r>
       <w:r>
@@ -8785,17 +7391,8 @@
           <w:rStyle w:val="Strong"/>
           <w:rFonts w:ascii="Aptos" w:hAnsi="Aptos" w:cstheme="minorHAnsi"/>
         </w:rPr>
-        <w:t>What it is</w:t>
-      </w:r>
-      <w:proofErr w:type="gramStart"/>
-      <w:r>
-        <w:rPr>
-          <w:rStyle w:val="Strong"/>
-          <w:rFonts w:ascii="Aptos" w:hAnsi="Aptos" w:cstheme="minorHAnsi"/>
-        </w:rPr>
-        <w:t>:</w:t>
-      </w:r>
-      <w:proofErr w:type="gramEnd"/>
+        <w:t>What it is:</w:t>
+      </w:r>
       <w:r>
         <w:rPr>
           <w:rFonts w:ascii="Aptos" w:hAnsi="Aptos" w:cstheme="minorHAnsi"/>
@@ -8936,7 +7533,7 @@
       </w:pPr>
       <w:r>
         <w:rPr>
-          <w:rFonts w:ascii="Segoe UI Symbol" w:eastAsia="Times New Roman" w:hAnsi="Segoe UI Symbol" w:cs="Segoe UI Symbol"/>
+          <w:rFonts w:ascii="Segoe UI Emoji" w:eastAsia="Times New Roman" w:hAnsi="Segoe UI Emoji" w:cs="Segoe UI Emoji"/>
           <w:sz w:val="24"/>
           <w:szCs w:val="24"/>
           <w:lang w:eastAsia="en-IN"/>
@@ -8952,7 +7549,6 @@
         </w:rPr>
         <w:t xml:space="preserve"> </w:t>
       </w:r>
-      <w:proofErr w:type="gramStart"/>
       <w:r>
         <w:rPr>
           <w:rFonts w:ascii="Aptos" w:eastAsia="Times New Roman" w:hAnsi="Aptos" w:cstheme="minorHAnsi"/>
@@ -8964,7 +7560,6 @@
         </w:rPr>
         <w:t>what</w:t>
       </w:r>
-      <w:proofErr w:type="gramEnd"/>
       <w:r>
         <w:rPr>
           <w:rFonts w:ascii="Aptos" w:eastAsia="Times New Roman" w:hAnsi="Aptos" w:cstheme="minorHAnsi"/>
@@ -9129,7 +7724,7 @@
       </w:pPr>
       <w:r>
         <w:rPr>
-          <w:rFonts w:ascii="Segoe UI Symbol" w:eastAsia="Times New Roman" w:hAnsi="Segoe UI Symbol" w:cs="Segoe UI Symbol"/>
+          <w:rFonts w:ascii="Segoe UI Emoji" w:eastAsia="Times New Roman" w:hAnsi="Segoe UI Emoji" w:cs="Segoe UI Emoji"/>
           <w:sz w:val="24"/>
           <w:szCs w:val="24"/>
           <w:lang w:eastAsia="en-IN"/>
@@ -9154,21 +7749,8 @@
           <w:szCs w:val="24"/>
           <w:lang w:eastAsia="en-IN"/>
         </w:rPr>
-        <w:t>Why it exists</w:t>
-      </w:r>
-      <w:proofErr w:type="gramStart"/>
-      <w:r>
-        <w:rPr>
-          <w:rFonts w:ascii="Aptos" w:eastAsia="Times New Roman" w:hAnsi="Aptos" w:cstheme="minorHAnsi"/>
-          <w:b/>
-          <w:bCs/>
-          <w:sz w:val="24"/>
-          <w:szCs w:val="24"/>
-          <w:lang w:eastAsia="en-IN"/>
-        </w:rPr>
-        <w:t>:</w:t>
-      </w:r>
-      <w:proofErr w:type="gramEnd"/>
+        <w:t>Why it exists:</w:t>
+      </w:r>
       <w:r>
         <w:rPr>
           <w:rFonts w:ascii="Aptos" w:eastAsia="Times New Roman" w:hAnsi="Aptos" w:cstheme="minorHAnsi"/>
@@ -9184,96 +7766,25 @@
       <w:pPr>
         <w:pStyle w:val="Heading2"/>
         <w:rPr>
+          <w:rFonts w:ascii="Aptos" w:hAnsi="Aptos"/>
+        </w:rPr>
+      </w:pPr>
+      <w:r>
+        <w:rPr>
           <w:rFonts w:ascii="Aptos" w:eastAsia="Times New Roman" w:hAnsi="Aptos" w:cstheme="minorHAnsi"/>
           <w:sz w:val="24"/>
           <w:szCs w:val="24"/>
           <w:lang w:eastAsia="en-IN"/>
         </w:rPr>
-      </w:pPr>
-      <w:r>
-        <w:rPr>
-          <w:rFonts w:ascii="Aptos" w:eastAsia="Times New Roman" w:hAnsi="Aptos" w:cstheme="minorHAnsi"/>
-          <w:sz w:val="24"/>
-          <w:szCs w:val="24"/>
-          <w:lang w:eastAsia="en-IN"/>
-        </w:rPr>
         <w:br w:type="page"/>
       </w:r>
-    </w:p>
-    <w:p>
-      <w:pPr>
-        <w:pStyle w:val="Heading2"/>
-        <w:rPr>
-          <w:rFonts w:ascii="Aptos" w:hAnsi="Aptos"/>
-        </w:rPr>
-      </w:pPr>
-      <w:bookmarkStart w:id="5" w:name="_Toc215323152"/>
-      <w:r>
-        <w:rPr>
-          <w:rFonts w:ascii="Aptos" w:hAnsi="Aptos"/>
-        </w:rPr>
-        <w:lastRenderedPageBreak/>
-        <w:t>Why Finetuning Was Difficult in RNN or LSTM – How Transformers Changed the Game</w:t>
-      </w:r>
-      <w:bookmarkEnd w:id="5"/>
-    </w:p>
-    <w:p>
-      <w:pPr>
-        <w:pStyle w:val="Heading2"/>
-        <w:rPr>
-          <w:rFonts w:ascii="Aptos" w:hAnsi="Aptos"/>
-        </w:rPr>
-      </w:pPr>
-      <w:bookmarkStart w:id="6" w:name="_Toc215323153"/>
-      <w:r>
-        <w:rPr>
-          <w:rFonts w:ascii="Aptos" w:hAnsi="Aptos"/>
-        </w:rPr>
-        <w:t xml:space="preserve">LSTM </w:t>
-      </w:r>
-      <w:proofErr w:type="spellStart"/>
-      <w:r>
-        <w:rPr>
-          <w:rFonts w:ascii="Aptos" w:hAnsi="Aptos"/>
-        </w:rPr>
-        <w:t>vs</w:t>
-      </w:r>
-      <w:proofErr w:type="spellEnd"/>
-      <w:r>
-        <w:rPr>
-          <w:rFonts w:ascii="Aptos" w:hAnsi="Aptos"/>
-        </w:rPr>
-        <w:t xml:space="preserve"> Transformer | Why Transformers Replaced LSTM in NLP</w:t>
-      </w:r>
-      <w:bookmarkEnd w:id="6"/>
-    </w:p>
-    <w:p/>
-    <w:p>
-      <w:pPr>
-        <w:rPr>
-          <w:rFonts w:ascii="Aptos" w:eastAsiaTheme="majorEastAsia" w:hAnsi="Aptos" w:cstheme="majorBidi"/>
-          <w:color w:val="2E74B5" w:themeColor="accent1" w:themeShade="BF"/>
-          <w:sz w:val="26"/>
-          <w:szCs w:val="26"/>
-        </w:rPr>
-      </w:pPr>
-      <w:r>
-        <w:rPr>
-          <w:rFonts w:ascii="Aptos" w:hAnsi="Aptos"/>
-        </w:rPr>
-        <w:br w:type="page"/>
-      </w:r>
-    </w:p>
-    <w:p>
-      <w:pPr>
-        <w:pStyle w:val="Heading1"/>
-      </w:pPr>
-      <w:bookmarkStart w:id="7" w:name="_Toc215323154"/>
-      <w:r>
+      <w:r>
+        <w:rPr>
+          <w:rFonts w:ascii="Aptos" w:hAnsi="Aptos"/>
+        </w:rPr>
         <w:lastRenderedPageBreak/>
         <w:t>Fine tuning VS RAG VS Agents</w:t>
       </w:r>
-      <w:bookmarkEnd w:id="7"/>
     </w:p>
     <w:p>
       <w:pPr>
@@ -9309,17 +7820,8 @@
           <w:rStyle w:val="Strong"/>
           <w:rFonts w:ascii="Aptos" w:hAnsi="Aptos" w:cstheme="minorHAnsi"/>
         </w:rPr>
-        <w:t>What it is</w:t>
-      </w:r>
-      <w:proofErr w:type="gramStart"/>
-      <w:r>
-        <w:rPr>
-          <w:rStyle w:val="Strong"/>
-          <w:rFonts w:ascii="Aptos" w:hAnsi="Aptos" w:cstheme="minorHAnsi"/>
-        </w:rPr>
-        <w:t>:</w:t>
-      </w:r>
-      <w:proofErr w:type="gramEnd"/>
+        <w:t>What it is:</w:t>
+      </w:r>
       <w:r>
         <w:rPr>
           <w:rFonts w:ascii="Aptos" w:hAnsi="Aptos" w:cstheme="minorHAnsi"/>
@@ -9332,7 +7834,28 @@
           <w:rStyle w:val="Strong"/>
           <w:rFonts w:ascii="Aptos" w:hAnsi="Aptos" w:cstheme="minorHAnsi"/>
         </w:rPr>
-        <w:t>training a pre-trained LLM further on domain-specific or task-specific labelled data,</w:t>
+        <w:t xml:space="preserve">training a pre-trained LLM further on domain-specific or task-specific </w:t>
+      </w:r>
+      <w:r>
+        <w:rPr>
+          <w:rStyle w:val="Strong"/>
+          <w:rFonts w:ascii="Aptos" w:hAnsi="Aptos" w:cstheme="minorHAnsi"/>
+        </w:rPr>
+        <w:t>labelled</w:t>
+      </w:r>
+      <w:r>
+        <w:rPr>
+          <w:rStyle w:val="Strong"/>
+          <w:rFonts w:ascii="Aptos" w:hAnsi="Aptos" w:cstheme="minorHAnsi"/>
+        </w:rPr>
+        <w:t xml:space="preserve"> </w:t>
+      </w:r>
+      <w:r>
+        <w:rPr>
+          <w:rStyle w:val="Strong"/>
+          <w:rFonts w:ascii="Aptos" w:hAnsi="Aptos" w:cstheme="minorHAnsi"/>
+        </w:rPr>
+        <w:t>data,</w:t>
       </w:r>
       <w:r>
         <w:rPr>
@@ -9373,21 +7896,7 @@
         <w:rPr>
           <w:rFonts w:ascii="Aptos" w:hAnsi="Aptos" w:cstheme="minorHAnsi"/>
         </w:rPr>
-        <w:t xml:space="preserve">You take a base model (e.g., GPT, </w:t>
-      </w:r>
-      <w:proofErr w:type="spellStart"/>
-      <w:r>
-        <w:rPr>
-          <w:rFonts w:ascii="Aptos" w:hAnsi="Aptos" w:cstheme="minorHAnsi"/>
-        </w:rPr>
-        <w:t>LLaMA</w:t>
-      </w:r>
-      <w:proofErr w:type="spellEnd"/>
-      <w:r>
-        <w:rPr>
-          <w:rFonts w:ascii="Aptos" w:hAnsi="Aptos" w:cstheme="minorHAnsi"/>
-        </w:rPr>
-        <w:t>).</w:t>
+        <w:t>You take a base model (e.g., GPT, LLaMA).</w:t>
       </w:r>
     </w:p>
     <w:p>
@@ -9478,17 +7987,8 @@
           <w:rStyle w:val="Strong"/>
           <w:rFonts w:ascii="Aptos" w:hAnsi="Aptos" w:cstheme="minorHAnsi"/>
         </w:rPr>
-        <w:t xml:space="preserve">specialized style or consistent </w:t>
-      </w:r>
-      <w:proofErr w:type="spellStart"/>
-      <w:r>
-        <w:rPr>
-          <w:rStyle w:val="Strong"/>
-          <w:rFonts w:ascii="Aptos" w:hAnsi="Aptos" w:cstheme="minorHAnsi"/>
-        </w:rPr>
-        <w:t>behavior</w:t>
-      </w:r>
-      <w:proofErr w:type="spellEnd"/>
+        <w:t>specialized style or consistent behavior</w:t>
+      </w:r>
       <w:r>
         <w:rPr>
           <w:rFonts w:ascii="Aptos" w:hAnsi="Aptos" w:cstheme="minorHAnsi"/>
@@ -9641,7 +8141,14 @@
           <w:rStyle w:val="Strong"/>
           <w:rFonts w:ascii="Aptos" w:hAnsi="Aptos" w:cstheme="minorHAnsi"/>
         </w:rPr>
-        <w:t xml:space="preserve">What it is: </w:t>
+        <w:t>What it is</w:t>
+      </w:r>
+      <w:r>
+        <w:rPr>
+          <w:rStyle w:val="Strong"/>
+          <w:rFonts w:ascii="Aptos" w:hAnsi="Aptos" w:cstheme="minorHAnsi"/>
+        </w:rPr>
+        <w:t xml:space="preserve">: </w:t>
       </w:r>
       <w:r>
         <w:rPr>
@@ -9892,19 +8399,43 @@
     </w:p>
     <w:p>
       <w:pPr>
-        <w:rPr>
-          <w:rFonts w:ascii="Aptos" w:hAnsi="Aptos" w:cstheme="minorHAnsi"/>
-          <w:sz w:val="24"/>
-          <w:szCs w:val="24"/>
-        </w:rPr>
-      </w:pPr>
-      <w:r>
-        <w:rPr>
-          <w:rFonts w:ascii="Aptos" w:hAnsi="Aptos" w:cstheme="minorHAnsi"/>
-          <w:sz w:val="24"/>
-          <w:szCs w:val="24"/>
-        </w:rPr>
-        <w:pict w14:anchorId="3F256C0B">
+        <w:pStyle w:val="NormalWeb"/>
+        <w:rPr>
+          <w:rFonts w:ascii="Aptos" w:hAnsi="Aptos" w:cstheme="minorHAnsi"/>
+        </w:rPr>
+      </w:pPr>
+    </w:p>
+    <w:p>
+      <w:pPr>
+        <w:pStyle w:val="NormalWeb"/>
+        <w:rPr>
+          <w:rFonts w:ascii="Aptos" w:hAnsi="Aptos" w:cstheme="minorHAnsi"/>
+        </w:rPr>
+      </w:pPr>
+    </w:p>
+    <w:p>
+      <w:pPr>
+        <w:pStyle w:val="NormalWeb"/>
+        <w:rPr>
+          <w:rFonts w:ascii="Aptos" w:hAnsi="Aptos" w:cstheme="minorHAnsi"/>
+        </w:rPr>
+      </w:pPr>
+    </w:p>
+    <w:p>
+      <w:pPr>
+        <w:rPr>
+          <w:rFonts w:ascii="Aptos" w:hAnsi="Aptos" w:cstheme="minorHAnsi"/>
+          <w:sz w:val="24"/>
+          <w:szCs w:val="24"/>
+        </w:rPr>
+      </w:pPr>
+      <w:r>
+        <w:rPr>
+          <w:rFonts w:ascii="Aptos" w:hAnsi="Aptos" w:cstheme="minorHAnsi"/>
+          <w:sz w:val="24"/>
+          <w:szCs w:val="24"/>
+        </w:rPr>
+        <w:pict w14:anchorId="42C37332">
           <v:rect id="_x0000_i1025" style="width:0;height:1.5pt" o:hralign="center" o:hrstd="t" o:hr="t" fillcolor="#a0a0a0" stroked="f"/>
         </w:pict>
       </w:r>
@@ -9937,17 +8468,9 @@
           <w:rStyle w:val="Strong"/>
           <w:rFonts w:ascii="Aptos" w:hAnsi="Aptos" w:cstheme="minorHAnsi"/>
         </w:rPr>
-        <w:t>What it is</w:t>
-      </w:r>
-      <w:proofErr w:type="gramStart"/>
-      <w:r>
-        <w:rPr>
-          <w:rStyle w:val="Strong"/>
-          <w:rFonts w:ascii="Aptos" w:hAnsi="Aptos" w:cstheme="minorHAnsi"/>
-        </w:rPr>
-        <w:t>:</w:t>
-      </w:r>
-      <w:proofErr w:type="gramEnd"/>
+        <w:lastRenderedPageBreak/>
+        <w:t>What it is:</w:t>
+      </w:r>
       <w:r>
         <w:rPr>
           <w:rFonts w:ascii="Aptos" w:hAnsi="Aptos" w:cstheme="minorHAnsi"/>
@@ -10030,7 +8553,6 @@
         <w:rPr>
           <w:rFonts w:ascii="Aptos" w:hAnsi="Aptos" w:cstheme="minorHAnsi"/>
         </w:rPr>
-        <w:lastRenderedPageBreak/>
         <w:t xml:space="preserve">Decides </w:t>
       </w:r>
       <w:r>
@@ -10044,21 +8566,7 @@
         <w:rPr>
           <w:rFonts w:ascii="Aptos" w:hAnsi="Aptos" w:cstheme="minorHAnsi"/>
         </w:rPr>
-        <w:t xml:space="preserve"> (e.g., search the web, run code, </w:t>
-      </w:r>
-      <w:proofErr w:type="gramStart"/>
-      <w:r>
-        <w:rPr>
-          <w:rFonts w:ascii="Aptos" w:hAnsi="Aptos" w:cstheme="minorHAnsi"/>
-        </w:rPr>
-        <w:t>call</w:t>
-      </w:r>
-      <w:proofErr w:type="gramEnd"/>
-      <w:r>
-        <w:rPr>
-          <w:rFonts w:ascii="Aptos" w:hAnsi="Aptos" w:cstheme="minorHAnsi"/>
-        </w:rPr>
-        <w:t xml:space="preserve"> RAG).</w:t>
+        <w:t xml:space="preserve"> (e.g., search the web, run code, call RAG).</w:t>
       </w:r>
     </w:p>
     <w:p>
@@ -10166,21 +8674,7 @@
         <w:rPr>
           <w:rFonts w:ascii="Aptos" w:hAnsi="Aptos" w:cstheme="minorHAnsi"/>
         </w:rPr>
-        <w:t xml:space="preserve">Example: An AI assistant that books flights, summarizes emails, and </w:t>
-      </w:r>
-      <w:proofErr w:type="spellStart"/>
-      <w:r>
-        <w:rPr>
-          <w:rFonts w:ascii="Aptos" w:hAnsi="Aptos" w:cstheme="minorHAnsi"/>
-        </w:rPr>
-        <w:t>analyzes</w:t>
-      </w:r>
-      <w:proofErr w:type="spellEnd"/>
-      <w:r>
-        <w:rPr>
-          <w:rFonts w:ascii="Aptos" w:hAnsi="Aptos" w:cstheme="minorHAnsi"/>
-        </w:rPr>
-        <w:t xml:space="preserve"> data.</w:t>
+        <w:t>Example: An AI assistant that books flights, summarizes emails, and analyzes data.</w:t>
       </w:r>
     </w:p>
     <w:p>
@@ -10234,7 +8728,7 @@
       </w:pPr>
       <w:r>
         <w:rPr>
-          <w:rFonts w:ascii="Aptos" w:hAnsi="Aptos"/>
+          <w:rFonts w:ascii="Aptos" w:hAnsi="Aptos" w:cstheme="minorHAnsi"/>
         </w:rPr>
         <w:br w:type="page"/>
       </w:r>
@@ -10243,12 +8737,70 @@
       <w:pPr>
         <w:pStyle w:val="Heading2"/>
         <w:rPr>
+          <w:rFonts w:ascii="Aptos" w:hAnsi="Aptos"/>
+        </w:rPr>
+      </w:pPr>
+      <w:r>
+        <w:rPr>
+          <w:rFonts w:ascii="Aptos" w:hAnsi="Aptos"/>
+        </w:rPr>
+        <w:lastRenderedPageBreak/>
+        <w:t>Why Finetuning Was Difficult in RNN or LSTM – How Transformers Changed the Game</w:t>
+      </w:r>
+    </w:p>
+    <w:p>
+      <w:pPr>
+        <w:rPr>
+          <w:rFonts w:ascii="Aptos" w:hAnsi="Aptos"/>
+        </w:rPr>
+      </w:pPr>
+      <w:r>
+        <w:rPr>
+          <w:rFonts w:ascii="Aptos" w:hAnsi="Aptos"/>
+        </w:rPr>
+        <w:br w:type="page"/>
+      </w:r>
+    </w:p>
+    <w:p>
+      <w:pPr>
+        <w:pStyle w:val="Heading2"/>
+        <w:rPr>
+          <w:rFonts w:ascii="Aptos" w:hAnsi="Aptos"/>
+        </w:rPr>
+      </w:pPr>
+      <w:r>
+        <w:rPr>
+          <w:rFonts w:ascii="Aptos" w:hAnsi="Aptos"/>
+        </w:rPr>
+        <w:lastRenderedPageBreak/>
+        <w:t>LSTM vs Transformer | Why Transformers Replaced LSTM in NLP</w:t>
+      </w:r>
+    </w:p>
+    <w:p>
+      <w:pPr>
+        <w:rPr>
+          <w:rFonts w:ascii="Aptos" w:eastAsiaTheme="majorEastAsia" w:hAnsi="Aptos" w:cstheme="majorBidi"/>
+          <w:color w:val="2E74B5" w:themeColor="accent1" w:themeShade="BF"/>
+          <w:sz w:val="26"/>
+          <w:szCs w:val="26"/>
+        </w:rPr>
+      </w:pPr>
+      <w:r>
+        <w:rPr>
+          <w:rFonts w:ascii="Aptos" w:hAnsi="Aptos"/>
+        </w:rPr>
+        <w:br w:type="page"/>
+      </w:r>
+    </w:p>
+    <w:p>
+      <w:pPr>
+        <w:pStyle w:val="Heading2"/>
+        <w:rPr>
           <w:rStyle w:val="style-scope"/>
           <w:rFonts w:ascii="Aptos" w:hAnsi="Aptos"/>
           <w:b/>
         </w:rPr>
       </w:pPr>
-      <w:bookmarkStart w:id="8" w:name="_Toc215323155"/>
       <w:r>
         <w:rPr>
           <w:rStyle w:val="style-scope"/>
@@ -10258,7 +8810,6 @@
         <w:lastRenderedPageBreak/>
         <w:t>Master Hugging Face</w:t>
       </w:r>
-      <w:bookmarkEnd w:id="8"/>
     </w:p>
     <w:p>
       <w:pPr>
@@ -10338,23 +8889,7 @@
           <w:rFonts w:ascii="Aptos" w:hAnsi="Aptos" w:cs="Arial"/>
           <w:color w:val="000000" w:themeColor="text1"/>
         </w:rPr>
-        <w:t xml:space="preserve">LangChain mainly provides you the ability to connect to different LLM APIs, prompting etc. i.e. ability for RAG application, tools for agents (primarily in LangGraph). Whereas </w:t>
-      </w:r>
-      <w:proofErr w:type="gramStart"/>
-      <w:r>
-        <w:rPr>
-          <w:rFonts w:ascii="Aptos" w:hAnsi="Aptos" w:cs="Arial"/>
-          <w:color w:val="000000" w:themeColor="text1"/>
-        </w:rPr>
-        <w:t>Hugging</w:t>
-      </w:r>
-      <w:proofErr w:type="gramEnd"/>
-      <w:r>
-        <w:rPr>
-          <w:rFonts w:ascii="Aptos" w:hAnsi="Aptos" w:cs="Arial"/>
-          <w:color w:val="000000" w:themeColor="text1"/>
-        </w:rPr>
-        <w:t xml:space="preserve"> face is an ecosystem which provides different model resource, embedding resource, dataset resource and provides libraries and frameworks for fine tuning and complex DL/AI/Gen AI tasks. </w:t>
+        <w:t xml:space="preserve">LangChain mainly provides you the ability to connect to different LLM APIs, prompting etc. i.e. ability for RAG application, tools for agents (primarily in LangGraph). Whereas Hugging face is an ecosystem which provides different model resource, embedding resource, dataset resource and provides libraries and frameworks for fine tuning and complex DL/AI/Gen AI tasks. </w:t>
       </w:r>
     </w:p>
     <w:p>
@@ -10655,20 +9190,12 @@
           <w:color w:val="000000" w:themeColor="text1"/>
         </w:rPr>
       </w:pPr>
-      <w:bookmarkStart w:id="9" w:name="_Toc215323156"/>
       <w:r>
         <w:rPr>
           <w:rFonts w:ascii="Aptos" w:hAnsi="Aptos"/>
         </w:rPr>
         <w:lastRenderedPageBreak/>
-        <w:t>Evaluation:</w:t>
-      </w:r>
-      <w:bookmarkEnd w:id="9"/>
-      <w:r>
-        <w:rPr>
-          <w:rFonts w:ascii="Aptos" w:hAnsi="Aptos"/>
-        </w:rPr>
-        <w:t xml:space="preserve"> </w:t>
+        <w:t xml:space="preserve">Evaluation: </w:t>
       </w:r>
     </w:p>
     <w:p>
@@ -11056,11 +9583,11 @@
         <w:tblLook w:val="04A0" w:firstRow="1" w:lastRow="0" w:firstColumn="1" w:lastColumn="0" w:noHBand="0" w:noVBand="1"/>
       </w:tblPr>
       <w:tblGrid>
-        <w:gridCol w:w="1258"/>
-        <w:gridCol w:w="2128"/>
-        <w:gridCol w:w="1947"/>
-        <w:gridCol w:w="1882"/>
-        <w:gridCol w:w="2531"/>
+        <w:gridCol w:w="1297"/>
+        <w:gridCol w:w="2277"/>
+        <w:gridCol w:w="1870"/>
+        <w:gridCol w:w="1929"/>
+        <w:gridCol w:w="2373"/>
       </w:tblGrid>
       <w:tr>
         <w:trPr>
@@ -11744,7 +10271,6 @@
           <w:bdr w:val="none" w:sz="0" w:space="0" w:color="auto" w:frame="1"/>
         </w:rPr>
       </w:pPr>
-      <w:bookmarkStart w:id="10" w:name="_Toc215323157"/>
       <w:r>
         <w:rPr>
           <w:rStyle w:val="style-scope"/>
@@ -11755,7 +10281,6 @@
         <w:lastRenderedPageBreak/>
         <w:t>Fine-Tuning BERT for NLP</w:t>
       </w:r>
-      <w:bookmarkEnd w:id="10"/>
     </w:p>
     <w:p>
       <w:pPr>
@@ -11794,14 +10319,18 @@
     </w:p>
     <w:p>
       <w:pPr>
-        <w:pStyle w:val="Heading1"/>
-      </w:pPr>
-      <w:bookmarkStart w:id="11" w:name="_Toc215323158"/>
-      <w:r>
+        <w:pStyle w:val="Heading2"/>
+        <w:rPr>
+          <w:rFonts w:ascii="Aptos" w:hAnsi="Aptos"/>
+        </w:rPr>
+      </w:pPr>
+      <w:r>
+        <w:rPr>
+          <w:rFonts w:ascii="Aptos" w:hAnsi="Aptos"/>
+        </w:rPr>
         <w:lastRenderedPageBreak/>
         <w:t>LLM Knowledge Distillation</w:t>
       </w:r>
-      <w:bookmarkEnd w:id="11"/>
     </w:p>
     <w:p>
       <w:pPr>
@@ -11911,23 +10440,7 @@
           <w:rFonts w:ascii="Aptos" w:hAnsi="Aptos" w:cs="Arial"/>
           <w:color w:val="000000" w:themeColor="text1"/>
         </w:rPr>
-        <w:t> (approximation), KL divergence </w:t>
-      </w:r>
-      <w:proofErr w:type="gramStart"/>
-      <w:r>
-        <w:rPr>
-          <w:rFonts w:ascii="Aptos" w:hAnsi="Aptos" w:cs="Arial"/>
-          <w:color w:val="000000" w:themeColor="text1"/>
-        </w:rPr>
-        <w:t>DKL(</w:t>
-      </w:r>
-      <w:proofErr w:type="gramEnd"/>
-      <w:r>
-        <w:rPr>
-          <w:rFonts w:ascii="Aptos" w:hAnsi="Aptos" w:cs="Arial"/>
-          <w:color w:val="000000" w:themeColor="text1"/>
-        </w:rPr>
-        <w:t>P</w:t>
+        <w:t> (approximation), KL divergence DKL(P</w:t>
       </w:r>
       <w:r>
         <w:rPr>
@@ -12269,7 +10782,6 @@
           <w:szCs w:val="24"/>
         </w:rPr>
       </w:pPr>
-      <w:proofErr w:type="gramStart"/>
       <w:r>
         <w:rPr>
           <w:rFonts w:ascii="Aptos" w:hAnsi="Aptos" w:cs="Arial"/>
@@ -12279,19 +10791,8 @@
           <w:sz w:val="24"/>
           <w:szCs w:val="24"/>
         </w:rPr>
-        <w:t>transferring</w:t>
-      </w:r>
-      <w:proofErr w:type="gramEnd"/>
-      <w:r>
-        <w:rPr>
-          <w:rFonts w:ascii="Aptos" w:hAnsi="Aptos" w:cs="Arial"/>
-          <w:b/>
-          <w:bCs/>
-          <w:color w:val="000000" w:themeColor="text1"/>
-          <w:sz w:val="24"/>
-          <w:szCs w:val="24"/>
-        </w:rPr>
-        <w:t xml:space="preserve"> knowledge about similarities:</w:t>
+        <w:lastRenderedPageBreak/>
+        <w:t>transferring knowledge about similarities:</w:t>
       </w:r>
     </w:p>
     <w:p>
@@ -12314,7 +10815,6 @@
           <w:sz w:val="24"/>
           <w:szCs w:val="24"/>
         </w:rPr>
-        <w:lastRenderedPageBreak/>
         <w:t>While it might seem that transferring knowledge about differences (how classes differ) would directly help the student to classify better, learning similarities is actually more beneficial because:</w:t>
       </w:r>
     </w:p>
@@ -12442,7 +10942,16 @@
           <w:sz w:val="24"/>
           <w:szCs w:val="24"/>
         </w:rPr>
-        <w:t>Thus, learning from similarities allows the student to develop a more informed and generalizable model compared to learning only from differences.​</w:t>
+        <w:t>Thus, learning from similarities allows the student to develop a more informed and generalizable model compared to learning only from differences.</w:t>
+      </w:r>
+      <w:r>
+        <w:rPr>
+          <w:rFonts w:ascii="Arial" w:hAnsi="Arial" w:cs="Arial"/>
+          <w:color w:val="000000" w:themeColor="text1"/>
+          <w:sz w:val="24"/>
+          <w:szCs w:val="24"/>
+        </w:rPr>
+        <w:t>​</w:t>
       </w:r>
     </w:p>
     <w:p>
@@ -12865,7 +11374,17 @@
           <w:sz w:val="24"/>
           <w:szCs w:val="24"/>
         </w:rPr>
-        <w:t xml:space="preserve">in those probabilities, enabling idea of exaggeration of similarities between the classes. Then you can think, you are descaling the probabilities by same factor then it would have similar impact on all, but activation is non-linear so dividing by T is just not the descaling. Difference of two descaled numbers activation is far smaller than two original numbers. Like suppose 4 and </w:t>
+        <w:t xml:space="preserve">in those probabilities, enabling idea of exaggeration of similarities between the classes. Then you can think, you are descaling the probabilities by same factor then it would have similar impact on all, but activation is non-linear so dividing by T is just not the descaling. Difference </w:t>
+      </w:r>
+      <w:r>
+        <w:rPr>
+          <w:rFonts w:ascii="Aptos" w:hAnsi="Aptos" w:cs="Arial"/>
+          <w:color w:val="000000" w:themeColor="text1"/>
+          <w:sz w:val="24"/>
+          <w:szCs w:val="24"/>
+        </w:rPr>
+        <w:lastRenderedPageBreak/>
+        <w:t xml:space="preserve">of two descaled numbers activation is far smaller than two original numbers. Like suppose 4 and </w:t>
       </w:r>
       <w:r>
         <w:rPr>
@@ -12883,17 +11402,7 @@
           <w:sz w:val="24"/>
           <w:szCs w:val="24"/>
         </w:rPr>
-        <w:t xml:space="preserve"> original </w:t>
-      </w:r>
-      <w:r>
-        <w:rPr>
-          <w:rFonts w:ascii="Aptos" w:hAnsi="Aptos" w:cs="Arial"/>
-          <w:color w:val="000000" w:themeColor="text1"/>
-          <w:sz w:val="24"/>
-          <w:szCs w:val="24"/>
-        </w:rPr>
-        <w:lastRenderedPageBreak/>
-        <w:t xml:space="preserve">logits then closeness in probabilities for this number if they were descaled is far more compared to the original ones. </w:t>
+        <w:t xml:space="preserve"> original logits then closeness in probabilities for this number if they were descaled is far more compared to the original ones. </w:t>
       </w:r>
     </w:p>
     <w:p>
@@ -13264,25 +11773,31 @@
     <w:p>
       <w:pPr>
         <w:pStyle w:val="Heading1"/>
+        <w:numPr>
+          <w:ilvl w:val="0"/>
+          <w:numId w:val="23"/>
+        </w:numPr>
         <w:rPr>
           <w:b/>
-        </w:rPr>
-      </w:pPr>
-      <w:bookmarkStart w:id="12" w:name="_Toc215323159"/>
+          <w:bCs/>
+        </w:rPr>
+      </w:pPr>
       <w:r>
         <w:rPr>
           <w:b/>
+          <w:bCs/>
         </w:rPr>
         <w:lastRenderedPageBreak/>
-        <w:t>Quantization:</w:t>
-      </w:r>
-      <w:bookmarkEnd w:id="12"/>
-      <w:r>
-        <w:rPr>
-          <w:b/>
-        </w:rPr>
-        <w:t xml:space="preserve"> </w:t>
-      </w:r>
+        <w:t xml:space="preserve">Quantization: </w:t>
+      </w:r>
+    </w:p>
+    <w:p>
+      <w:pPr>
+        <w:rPr>
+          <w:sz w:val="24"/>
+          <w:szCs w:val="24"/>
+        </w:rPr>
+      </w:pPr>
     </w:p>
     <w:p>
       <w:pPr>
@@ -13800,626 +12315,11 @@
     </w:p>
     <w:p>
       <w:pPr>
-        <w:pStyle w:val="Heading3"/>
-        <w:spacing w:before="0" w:beforeAutospacing="0" w:after="80" w:afterAutospacing="0"/>
-        <w:rPr>
-          <w:rFonts w:ascii="Aptos" w:hAnsi="Aptos" w:cstheme="minorHAnsi"/>
-        </w:rPr>
-      </w:pPr>
-      <w:bookmarkStart w:id="13" w:name="_Toc215323160"/>
-      <w:r>
-        <w:rPr>
-          <w:rFonts w:ascii="Aptos" w:hAnsi="Aptos" w:cstheme="minorHAnsi"/>
-        </w:rPr>
-        <w:t>How quantization bits conversion happens (FLOW):</w:t>
-      </w:r>
-      <w:bookmarkEnd w:id="13"/>
-    </w:p>
-    <w:p>
-      <w:pPr>
-        <w:pStyle w:val="ListParagraph"/>
-        <w:numPr>
-          <w:ilvl w:val="1"/>
-          <w:numId w:val="44"/>
-        </w:numPr>
-        <w:spacing w:before="40" w:after="40"/>
-        <w:rPr>
-          <w:rFonts w:ascii="Aptos" w:hAnsi="Aptos"/>
-          <w:sz w:val="24"/>
-        </w:rPr>
-      </w:pPr>
-      <w:r>
-        <w:rPr>
-          <w:rFonts w:ascii="Aptos" w:hAnsi="Aptos"/>
-          <w:sz w:val="24"/>
-        </w:rPr>
-        <w:t xml:space="preserve">Non-Linear </w:t>
-      </w:r>
-    </w:p>
-    <w:p>
-      <w:pPr>
-        <w:spacing w:after="0"/>
-        <w:jc w:val="center"/>
-        <w:rPr>
-          <w:rFonts w:ascii="Aptos" w:hAnsi="Aptos"/>
-          <w:sz w:val="24"/>
-        </w:rPr>
-      </w:pPr>
-      <w:r>
-        <w:rPr>
-          <w:rFonts w:ascii="Aptos" w:hAnsi="Aptos"/>
-          <w:sz w:val="24"/>
-        </w:rPr>
-        <w:t>Layer Input: INT8</w:t>
-      </w:r>
-    </w:p>
-    <w:p>
-      <w:pPr>
-        <w:spacing w:after="0"/>
-        <w:jc w:val="center"/>
-        <w:rPr>
-          <w:rFonts w:ascii="Aptos" w:hAnsi="Aptos"/>
-          <w:sz w:val="24"/>
-        </w:rPr>
-      </w:pPr>
-      <w:r>
-        <w:rPr>
-          <w:rFonts w:ascii="Aptos" w:hAnsi="Aptos"/>
-          <w:sz w:val="24"/>
-        </w:rPr>
-        <w:t>↓</w:t>
-      </w:r>
-    </w:p>
-    <w:p>
-      <w:pPr>
-        <w:spacing w:after="0"/>
-        <w:jc w:val="center"/>
-        <w:rPr>
-          <w:rFonts w:ascii="Aptos" w:hAnsi="Aptos"/>
-          <w:sz w:val="24"/>
-        </w:rPr>
-      </w:pPr>
-      <w:proofErr w:type="spellStart"/>
-      <w:r>
-        <w:rPr>
-          <w:rFonts w:ascii="Aptos" w:hAnsi="Aptos"/>
-          <w:sz w:val="24"/>
-        </w:rPr>
-        <w:t>MatMul</w:t>
-      </w:r>
-      <w:proofErr w:type="spellEnd"/>
-      <w:r>
-        <w:rPr>
-          <w:rFonts w:ascii="Aptos" w:hAnsi="Aptos"/>
-          <w:sz w:val="24"/>
-        </w:rPr>
-        <w:t xml:space="preserve"> / </w:t>
-      </w:r>
-      <w:proofErr w:type="spellStart"/>
-      <w:r>
-        <w:rPr>
-          <w:rFonts w:ascii="Aptos" w:hAnsi="Aptos"/>
-          <w:sz w:val="24"/>
-        </w:rPr>
-        <w:t>Conv</w:t>
-      </w:r>
-      <w:proofErr w:type="spellEnd"/>
-      <w:r>
-        <w:rPr>
-          <w:rFonts w:ascii="Aptos" w:hAnsi="Aptos"/>
-          <w:sz w:val="24"/>
-        </w:rPr>
-        <w:t>: INT8 × INT8 → INT32 accumulator</w:t>
-      </w:r>
-    </w:p>
-    <w:p>
-      <w:pPr>
-        <w:spacing w:after="0"/>
-        <w:jc w:val="center"/>
-        <w:rPr>
-          <w:rFonts w:ascii="Aptos" w:hAnsi="Aptos"/>
-          <w:sz w:val="24"/>
-        </w:rPr>
-      </w:pPr>
-      <w:r>
-        <w:rPr>
-          <w:rFonts w:ascii="Aptos" w:hAnsi="Aptos"/>
-          <w:sz w:val="24"/>
-        </w:rPr>
-        <w:t>↓</w:t>
-      </w:r>
-    </w:p>
-    <w:p>
-      <w:pPr>
-        <w:spacing w:after="0"/>
-        <w:jc w:val="center"/>
-        <w:rPr>
-          <w:rFonts w:ascii="Aptos" w:hAnsi="Aptos"/>
-          <w:sz w:val="24"/>
-        </w:rPr>
-      </w:pPr>
-      <w:proofErr w:type="spellStart"/>
-      <w:r>
-        <w:rPr>
-          <w:rFonts w:ascii="Aptos" w:hAnsi="Aptos"/>
-          <w:sz w:val="24"/>
-        </w:rPr>
-        <w:t>Requantization</w:t>
-      </w:r>
-      <w:proofErr w:type="spellEnd"/>
-      <w:r>
-        <w:rPr>
-          <w:rFonts w:ascii="Aptos" w:hAnsi="Aptos"/>
-          <w:sz w:val="24"/>
-        </w:rPr>
-        <w:t>: INT32 → INT8</w:t>
-      </w:r>
-    </w:p>
-    <w:p>
-      <w:pPr>
-        <w:spacing w:after="0"/>
-        <w:jc w:val="center"/>
-        <w:rPr>
-          <w:rFonts w:ascii="Aptos" w:hAnsi="Aptos"/>
-          <w:sz w:val="24"/>
-        </w:rPr>
-      </w:pPr>
-      <w:r>
-        <w:rPr>
-          <w:rFonts w:ascii="Aptos" w:hAnsi="Aptos"/>
-          <w:sz w:val="24"/>
-        </w:rPr>
-        <w:t>↓</w:t>
-      </w:r>
-    </w:p>
-    <w:p>
-      <w:pPr>
-        <w:spacing w:after="0"/>
-        <w:jc w:val="center"/>
-        <w:rPr>
-          <w:rFonts w:ascii="Aptos" w:hAnsi="Aptos"/>
-          <w:sz w:val="24"/>
-        </w:rPr>
-      </w:pPr>
-      <w:r>
-        <w:rPr>
-          <w:rFonts w:ascii="Aptos" w:hAnsi="Aptos"/>
-          <w:sz w:val="24"/>
-        </w:rPr>
-        <w:t>Non-linear Activation</w:t>
-      </w:r>
-    </w:p>
-    <w:p>
-      <w:pPr>
-        <w:spacing w:after="0"/>
-        <w:jc w:val="center"/>
-        <w:rPr>
-          <w:rFonts w:ascii="Aptos" w:hAnsi="Aptos"/>
-          <w:sz w:val="24"/>
-        </w:rPr>
-      </w:pPr>
-      <w:r>
-        <w:rPr>
-          <w:rFonts w:ascii="Aptos" w:hAnsi="Aptos"/>
-          <w:sz w:val="24"/>
-        </w:rPr>
-        <w:t>↓</w:t>
-      </w:r>
-    </w:p>
-    <w:p>
-      <w:pPr>
-        <w:spacing w:after="0"/>
-        <w:jc w:val="center"/>
-        <w:rPr>
-          <w:rFonts w:ascii="Aptos" w:hAnsi="Aptos"/>
-          <w:sz w:val="24"/>
-        </w:rPr>
-      </w:pPr>
-      <w:proofErr w:type="spellStart"/>
-      <w:r>
-        <w:rPr>
-          <w:rFonts w:ascii="Aptos" w:hAnsi="Aptos"/>
-          <w:sz w:val="24"/>
-        </w:rPr>
-        <w:t>Dequantize</w:t>
-      </w:r>
-      <w:proofErr w:type="spellEnd"/>
-      <w:r>
-        <w:rPr>
-          <w:rFonts w:ascii="Aptos" w:hAnsi="Aptos"/>
-          <w:sz w:val="24"/>
-        </w:rPr>
-        <w:t xml:space="preserve"> INT8 → FP32</w:t>
-      </w:r>
-    </w:p>
-    <w:p>
-      <w:pPr>
-        <w:spacing w:after="0"/>
-        <w:jc w:val="center"/>
-        <w:rPr>
-          <w:rFonts w:ascii="Aptos" w:hAnsi="Aptos"/>
-          <w:sz w:val="24"/>
-        </w:rPr>
-      </w:pPr>
-      <w:r>
-        <w:rPr>
-          <w:rFonts w:ascii="Aptos" w:hAnsi="Aptos"/>
-          <w:sz w:val="24"/>
-        </w:rPr>
-        <w:t>↓</w:t>
-      </w:r>
-    </w:p>
-    <w:p>
-      <w:pPr>
-        <w:spacing w:after="0"/>
-        <w:jc w:val="center"/>
-        <w:rPr>
-          <w:rFonts w:ascii="Aptos" w:hAnsi="Aptos"/>
-          <w:sz w:val="24"/>
-        </w:rPr>
-      </w:pPr>
-      <w:r>
-        <w:rPr>
-          <w:rFonts w:ascii="Aptos" w:hAnsi="Aptos"/>
-          <w:sz w:val="24"/>
-        </w:rPr>
-        <w:t>Apply Activation in FP32</w:t>
-      </w:r>
-    </w:p>
-    <w:p>
-      <w:pPr>
-        <w:spacing w:after="0"/>
-        <w:jc w:val="center"/>
-        <w:rPr>
-          <w:rFonts w:ascii="Aptos" w:hAnsi="Aptos"/>
-          <w:sz w:val="24"/>
-        </w:rPr>
-      </w:pPr>
-      <w:r>
-        <w:rPr>
-          <w:rFonts w:ascii="Aptos" w:hAnsi="Aptos"/>
-          <w:sz w:val="24"/>
-        </w:rPr>
-        <w:t>↓</w:t>
-      </w:r>
-    </w:p>
-    <w:p>
-      <w:pPr>
-        <w:spacing w:after="0"/>
-        <w:jc w:val="center"/>
-        <w:rPr>
-          <w:rFonts w:ascii="Aptos" w:hAnsi="Aptos"/>
-          <w:sz w:val="24"/>
-        </w:rPr>
-      </w:pPr>
-      <w:r>
-        <w:rPr>
-          <w:rFonts w:ascii="Aptos" w:hAnsi="Aptos"/>
-          <w:sz w:val="24"/>
-        </w:rPr>
-        <w:t>Activation Output: FP32</w:t>
-      </w:r>
-    </w:p>
-    <w:p>
-      <w:pPr>
-        <w:spacing w:after="0"/>
-        <w:jc w:val="center"/>
-        <w:rPr>
-          <w:rFonts w:ascii="Aptos" w:hAnsi="Aptos"/>
-          <w:sz w:val="24"/>
-        </w:rPr>
-      </w:pPr>
-      <w:r>
-        <w:rPr>
-          <w:rFonts w:ascii="Aptos" w:hAnsi="Aptos"/>
-          <w:sz w:val="24"/>
-        </w:rPr>
-        <w:t>↓</w:t>
-      </w:r>
-    </w:p>
-    <w:p>
-      <w:pPr>
-        <w:spacing w:after="0"/>
-        <w:jc w:val="center"/>
-        <w:rPr>
-          <w:rFonts w:ascii="Aptos" w:hAnsi="Aptos"/>
-          <w:sz w:val="24"/>
-        </w:rPr>
-      </w:pPr>
-      <w:proofErr w:type="spellStart"/>
-      <w:r>
-        <w:rPr>
-          <w:rFonts w:ascii="Aptos" w:hAnsi="Aptos"/>
-          <w:sz w:val="24"/>
-        </w:rPr>
-        <w:t>Requantize</w:t>
-      </w:r>
-      <w:proofErr w:type="spellEnd"/>
-      <w:r>
-        <w:rPr>
-          <w:rFonts w:ascii="Aptos" w:hAnsi="Aptos"/>
-          <w:sz w:val="24"/>
-        </w:rPr>
-        <w:t xml:space="preserve"> FP32 → INT8 for next layer</w:t>
-      </w:r>
-    </w:p>
-    <w:p>
-      <w:pPr>
-        <w:spacing w:after="0"/>
-        <w:rPr>
-          <w:rFonts w:ascii="Aptos" w:hAnsi="Aptos"/>
-          <w:b/>
-          <w:sz w:val="24"/>
-        </w:rPr>
-      </w:pPr>
-    </w:p>
-    <w:p>
-      <w:pPr>
-        <w:spacing w:after="0"/>
-        <w:rPr>
-          <w:rFonts w:ascii="Aptos" w:hAnsi="Aptos"/>
-          <w:b/>
-          <w:sz w:val="24"/>
-        </w:rPr>
-      </w:pPr>
-    </w:p>
-    <w:p>
-      <w:pPr>
-        <w:pStyle w:val="ListParagraph"/>
-        <w:numPr>
-          <w:ilvl w:val="1"/>
-          <w:numId w:val="44"/>
-        </w:numPr>
-        <w:spacing w:after="0"/>
-        <w:rPr>
-          <w:rFonts w:ascii="Aptos" w:hAnsi="Aptos"/>
-          <w:sz w:val="24"/>
-        </w:rPr>
-      </w:pPr>
-      <w:r>
-        <w:rPr>
-          <w:rFonts w:ascii="Aptos" w:hAnsi="Aptos"/>
-          <w:sz w:val="24"/>
-        </w:rPr>
-        <w:t>Linear:</w:t>
-      </w:r>
-    </w:p>
-    <w:p>
-      <w:pPr>
-        <w:spacing w:after="0"/>
-        <w:jc w:val="center"/>
-        <w:rPr>
-          <w:rFonts w:ascii="Aptos" w:hAnsi="Aptos"/>
-          <w:sz w:val="24"/>
-        </w:rPr>
-      </w:pPr>
-      <w:r>
-        <w:rPr>
-          <w:rFonts w:ascii="Aptos" w:hAnsi="Aptos"/>
-          <w:sz w:val="24"/>
-        </w:rPr>
-        <w:t>Layer Input: INT8</w:t>
-      </w:r>
-    </w:p>
-    <w:p>
-      <w:pPr>
-        <w:spacing w:after="0"/>
-        <w:jc w:val="center"/>
-        <w:rPr>
-          <w:rFonts w:ascii="Aptos" w:hAnsi="Aptos"/>
-          <w:sz w:val="24"/>
-        </w:rPr>
-      </w:pPr>
-      <w:r>
-        <w:rPr>
-          <w:rFonts w:ascii="Aptos" w:hAnsi="Aptos"/>
-          <w:sz w:val="24"/>
-        </w:rPr>
-        <w:t xml:space="preserve">    ↓</w:t>
-      </w:r>
-    </w:p>
-    <w:p>
-      <w:pPr>
-        <w:spacing w:after="0"/>
-        <w:jc w:val="center"/>
-        <w:rPr>
-          <w:rFonts w:ascii="Aptos" w:hAnsi="Aptos"/>
-          <w:sz w:val="24"/>
-        </w:rPr>
-      </w:pPr>
-      <w:r>
-        <w:rPr>
-          <w:rFonts w:ascii="Aptos" w:hAnsi="Aptos"/>
-          <w:sz w:val="24"/>
-        </w:rPr>
-        <w:t>Weights: INT8</w:t>
-      </w:r>
-    </w:p>
-    <w:p>
-      <w:pPr>
-        <w:spacing w:after="0"/>
-        <w:jc w:val="center"/>
-        <w:rPr>
-          <w:rFonts w:ascii="Aptos" w:hAnsi="Aptos"/>
-          <w:sz w:val="24"/>
-        </w:rPr>
-      </w:pPr>
-      <w:r>
-        <w:rPr>
-          <w:rFonts w:ascii="Aptos" w:hAnsi="Aptos"/>
-          <w:sz w:val="24"/>
-        </w:rPr>
-        <w:t xml:space="preserve">    ↓</w:t>
-      </w:r>
-    </w:p>
-    <w:p>
-      <w:pPr>
-        <w:spacing w:after="0"/>
-        <w:jc w:val="center"/>
-        <w:rPr>
-          <w:rFonts w:ascii="Aptos" w:hAnsi="Aptos"/>
-          <w:sz w:val="24"/>
-        </w:rPr>
-      </w:pPr>
-      <w:proofErr w:type="spellStart"/>
-      <w:r>
-        <w:rPr>
-          <w:rFonts w:ascii="Aptos" w:hAnsi="Aptos"/>
-          <w:sz w:val="24"/>
-        </w:rPr>
-        <w:t>MatMul</w:t>
-      </w:r>
-      <w:proofErr w:type="spellEnd"/>
-      <w:r>
-        <w:rPr>
-          <w:rFonts w:ascii="Aptos" w:hAnsi="Aptos"/>
-          <w:sz w:val="24"/>
-        </w:rPr>
-        <w:t xml:space="preserve"> / </w:t>
-      </w:r>
-      <w:proofErr w:type="spellStart"/>
-      <w:r>
-        <w:rPr>
-          <w:rFonts w:ascii="Aptos" w:hAnsi="Aptos"/>
-          <w:sz w:val="24"/>
-        </w:rPr>
-        <w:t>Conv</w:t>
-      </w:r>
-      <w:proofErr w:type="spellEnd"/>
-      <w:r>
-        <w:rPr>
-          <w:rFonts w:ascii="Aptos" w:hAnsi="Aptos"/>
-          <w:sz w:val="24"/>
-        </w:rPr>
-        <w:t>: INT8 × INT8 → INT32 accumulator</w:t>
-      </w:r>
-    </w:p>
-    <w:p>
-      <w:pPr>
-        <w:spacing w:after="0"/>
-        <w:jc w:val="center"/>
-        <w:rPr>
-          <w:rFonts w:ascii="Aptos" w:hAnsi="Aptos"/>
-          <w:sz w:val="24"/>
-        </w:rPr>
-      </w:pPr>
-      <w:r>
-        <w:rPr>
-          <w:rFonts w:ascii="Aptos" w:hAnsi="Aptos"/>
-          <w:sz w:val="24"/>
-        </w:rPr>
-        <w:t xml:space="preserve">    ↓</w:t>
-      </w:r>
-    </w:p>
-    <w:p>
-      <w:pPr>
-        <w:spacing w:after="0"/>
-        <w:jc w:val="center"/>
-        <w:rPr>
-          <w:rFonts w:ascii="Aptos" w:hAnsi="Aptos"/>
-          <w:sz w:val="24"/>
-        </w:rPr>
-      </w:pPr>
-      <w:r>
-        <w:rPr>
-          <w:rFonts w:ascii="Aptos" w:hAnsi="Aptos"/>
-          <w:sz w:val="24"/>
-        </w:rPr>
-        <w:t>Add Bias: INT32</w:t>
-      </w:r>
-    </w:p>
-    <w:p>
-      <w:pPr>
-        <w:spacing w:after="0"/>
-        <w:jc w:val="center"/>
-        <w:rPr>
-          <w:rFonts w:ascii="Aptos" w:hAnsi="Aptos"/>
-          <w:sz w:val="24"/>
-        </w:rPr>
-      </w:pPr>
-      <w:r>
-        <w:rPr>
-          <w:rFonts w:ascii="Aptos" w:hAnsi="Aptos"/>
-          <w:sz w:val="24"/>
-        </w:rPr>
-        <w:t xml:space="preserve">    ↓</w:t>
-      </w:r>
-    </w:p>
-    <w:p>
-      <w:pPr>
-        <w:spacing w:after="0"/>
-        <w:jc w:val="center"/>
-        <w:rPr>
-          <w:rFonts w:ascii="Aptos" w:hAnsi="Aptos"/>
-          <w:sz w:val="24"/>
-        </w:rPr>
-      </w:pPr>
-      <w:proofErr w:type="spellStart"/>
-      <w:r>
-        <w:rPr>
-          <w:rFonts w:ascii="Aptos" w:hAnsi="Aptos"/>
-          <w:sz w:val="24"/>
-        </w:rPr>
-        <w:t>Requantization</w:t>
-      </w:r>
-      <w:proofErr w:type="spellEnd"/>
-      <w:r>
-        <w:rPr>
-          <w:rFonts w:ascii="Aptos" w:hAnsi="Aptos"/>
-          <w:sz w:val="24"/>
-        </w:rPr>
-        <w:t>: INT32 → INT8</w:t>
-      </w:r>
-    </w:p>
-    <w:p>
-      <w:pPr>
-        <w:spacing w:after="0"/>
-        <w:jc w:val="center"/>
-        <w:rPr>
-          <w:rFonts w:ascii="Aptos" w:hAnsi="Aptos"/>
-          <w:sz w:val="24"/>
-        </w:rPr>
-      </w:pPr>
-      <w:r>
-        <w:rPr>
-          <w:rFonts w:ascii="Aptos" w:hAnsi="Aptos"/>
-          <w:sz w:val="24"/>
-        </w:rPr>
-        <w:t xml:space="preserve">    ↓</w:t>
-      </w:r>
-    </w:p>
-    <w:p>
-      <w:pPr>
-        <w:spacing w:after="0"/>
-        <w:jc w:val="center"/>
-        <w:rPr>
-          <w:rFonts w:ascii="Aptos" w:hAnsi="Aptos"/>
-          <w:sz w:val="24"/>
-        </w:rPr>
-      </w:pPr>
-      <w:r>
-        <w:rPr>
-          <w:rFonts w:ascii="Aptos" w:hAnsi="Aptos"/>
-          <w:sz w:val="24"/>
-        </w:rPr>
-        <w:t>Layer Output: INT8 → Next Layer</w:t>
-      </w:r>
-    </w:p>
-    <w:p>
-      <w:pPr>
-        <w:pStyle w:val="Heading3"/>
-        <w:spacing w:before="0" w:beforeAutospacing="0" w:after="80" w:afterAutospacing="0"/>
-        <w:rPr>
-          <w:rFonts w:ascii="Aptos" w:hAnsi="Aptos" w:cstheme="minorHAnsi"/>
-        </w:rPr>
-      </w:pPr>
-    </w:p>
-    <w:p>
-      <w:pPr>
-        <w:pStyle w:val="Heading3"/>
-        <w:spacing w:before="0" w:beforeAutospacing="0" w:after="80" w:afterAutospacing="0"/>
-        <w:rPr>
-          <w:rFonts w:ascii="Aptos" w:hAnsi="Aptos" w:cstheme="minorHAnsi"/>
+        <w:spacing w:after="240" w:line="276" w:lineRule="auto"/>
+        <w:jc w:val="both"/>
+        <w:rPr>
+          <w:rFonts w:ascii="Aptos" w:hAnsi="Aptos" w:cs="Arial"/>
+          <w:color w:val="000000" w:themeColor="text1"/>
         </w:rPr>
       </w:pPr>
     </w:p>
@@ -14437,7 +12337,6 @@
           <w:color w:val="000000" w:themeColor="text1"/>
         </w:rPr>
       </w:pPr>
-      <w:bookmarkStart w:id="14" w:name="_Toc215323161"/>
       <w:r>
         <w:rPr>
           <w:rFonts w:ascii="Aptos" w:hAnsi="Aptos"/>
@@ -14445,10 +12344,8 @@
           <w:bCs/>
           <w:color w:val="000000" w:themeColor="text1"/>
         </w:rPr>
-        <w:lastRenderedPageBreak/>
         <w:t>PTQ:</w:t>
       </w:r>
-      <w:bookmarkEnd w:id="14"/>
     </w:p>
     <w:p>
       <w:pPr>
@@ -14787,6 +12684,7 @@
           <w:sz w:val="24"/>
           <w:szCs w:val="24"/>
         </w:rPr>
+        <w:lastRenderedPageBreak/>
         <w:t xml:space="preserve">No dequantization during inference </w:t>
       </w:r>
     </w:p>
@@ -14809,7 +12707,16 @@
           <w:sz w:val="24"/>
           <w:szCs w:val="24"/>
         </w:rPr>
-        <w:t>Yes, exactly—dequantizing weights during inference negates most quantization benefits, making it equivalent to running a full-precision (dequantized) model with higher memory use and slower speed from floating-point operations. Optimized inference engines (e.g., TensorRT, ONNX Runtime) keep weights quantized as integers for direct low-precision arithmetic, avoiding dequantization overhead entirely.​</w:t>
+        <w:t>Yes, exactly—dequantizing weights during inference negates most quantization benefits, making it equivalent to running a full-precision (dequantized) model with higher memory use and slower speed from floating-point operations. Optimized inference engines (e.g., TensorRT, ONNX Runtime) keep weights quantized as integers for direct low-precision arithmetic, avoiding dequantization overhead entirely.</w:t>
+      </w:r>
+      <w:r>
+        <w:rPr>
+          <w:rFonts w:ascii="Arial" w:hAnsi="Arial" w:cs="Arial"/>
+          <w:color w:val="000000" w:themeColor="text1"/>
+          <w:sz w:val="24"/>
+          <w:szCs w:val="24"/>
+        </w:rPr>
+        <w:t>​</w:t>
       </w:r>
     </w:p>
     <w:p>
@@ -14842,7 +12749,7 @@
       <w:pPr>
         <w:numPr>
           <w:ilvl w:val="0"/>
-          <w:numId w:val="45"/>
+          <w:numId w:val="48"/>
         </w:numPr>
         <w:spacing w:line="276" w:lineRule="auto"/>
         <w:jc w:val="both"/>
@@ -14860,14 +12767,23 @@
           <w:sz w:val="24"/>
           <w:szCs w:val="24"/>
         </w:rPr>
-        <w:t>Speed: Integer ops (e.g., INT8 GEMM) run 2-4x faster than FP32 on supported hardware.​</w:t>
+        <w:t>Speed: Integer ops (e.g., INT8 GEMM) run 2-4x faster than FP32 on supported hardware.</w:t>
+      </w:r>
+      <w:r>
+        <w:rPr>
+          <w:rFonts w:ascii="Arial" w:hAnsi="Arial" w:cs="Arial"/>
+          <w:color w:val="000000" w:themeColor="text1"/>
+          <w:sz w:val="24"/>
+          <w:szCs w:val="24"/>
+        </w:rPr>
+        <w:t>​</w:t>
       </w:r>
     </w:p>
     <w:p>
       <w:pPr>
         <w:numPr>
           <w:ilvl w:val="0"/>
-          <w:numId w:val="45"/>
+          <w:numId w:val="48"/>
         </w:numPr>
         <w:spacing w:line="276" w:lineRule="auto"/>
         <w:jc w:val="both"/>
@@ -14885,14 +12801,41 @@
           <w:sz w:val="24"/>
           <w:szCs w:val="24"/>
         </w:rPr>
-        <w:t>Memory: Quantized weights use 4x less space (e.g., FP32 → INT8), enabling larger models or batch sizes.​</w:t>
+        <w:t xml:space="preserve">Memory: Quantized weights use 4x less space (e.g., FP32 </w:t>
+      </w:r>
+      <w:r>
+        <w:rPr>
+          <w:rFonts w:ascii="Arial" w:hAnsi="Arial" w:cs="Arial"/>
+          <w:color w:val="000000" w:themeColor="text1"/>
+          <w:sz w:val="24"/>
+          <w:szCs w:val="24"/>
+        </w:rPr>
+        <w:t>→</w:t>
+      </w:r>
+      <w:r>
+        <w:rPr>
+          <w:rFonts w:ascii="Aptos" w:hAnsi="Aptos" w:cs="Arial"/>
+          <w:color w:val="000000" w:themeColor="text1"/>
+          <w:sz w:val="24"/>
+          <w:szCs w:val="24"/>
+        </w:rPr>
+        <w:t xml:space="preserve"> INT8), enabling larger models or batch sizes.</w:t>
+      </w:r>
+      <w:r>
+        <w:rPr>
+          <w:rFonts w:ascii="Arial" w:hAnsi="Arial" w:cs="Arial"/>
+          <w:color w:val="000000" w:themeColor="text1"/>
+          <w:sz w:val="24"/>
+          <w:szCs w:val="24"/>
+        </w:rPr>
+        <w:t>​</w:t>
       </w:r>
     </w:p>
     <w:p>
       <w:pPr>
         <w:numPr>
           <w:ilvl w:val="0"/>
-          <w:numId w:val="45"/>
+          <w:numId w:val="48"/>
         </w:numPr>
         <w:spacing w:line="276" w:lineRule="auto"/>
         <w:jc w:val="both"/>
@@ -14910,8 +12853,16 @@
           <w:sz w:val="24"/>
           <w:szCs w:val="24"/>
         </w:rPr>
-        <w:lastRenderedPageBreak/>
-        <w:t>Power efficiency: Lower precision reduces compute cycles and energy draw.​</w:t>
+        <w:t>Power efficiency: Lower precision reduces compute cycles and energy draw.</w:t>
+      </w:r>
+      <w:r>
+        <w:rPr>
+          <w:rFonts w:ascii="Arial" w:hAnsi="Arial" w:cs="Arial"/>
+          <w:color w:val="000000" w:themeColor="text1"/>
+          <w:sz w:val="24"/>
+          <w:szCs w:val="24"/>
+        </w:rPr>
+        <w:t>​</w:t>
       </w:r>
     </w:p>
     <w:p>
@@ -14944,7 +12895,7 @@
       <w:pPr>
         <w:numPr>
           <w:ilvl w:val="0"/>
-          <w:numId w:val="46"/>
+          <w:numId w:val="49"/>
         </w:numPr>
         <w:spacing w:line="276" w:lineRule="auto"/>
         <w:jc w:val="both"/>
@@ -14962,14 +12913,23 @@
           <w:sz w:val="24"/>
           <w:szCs w:val="24"/>
         </w:rPr>
-        <w:t>Only at final output layer for prediction probabilities, or in mixed-precision paths where unavoidable.​</w:t>
+        <w:t>Only at final output layer for prediction probabilities, or in mixed-precision paths where unavoidable.</w:t>
+      </w:r>
+      <w:r>
+        <w:rPr>
+          <w:rFonts w:ascii="Arial" w:hAnsi="Arial" w:cs="Arial"/>
+          <w:color w:val="000000" w:themeColor="text1"/>
+          <w:sz w:val="24"/>
+          <w:szCs w:val="24"/>
+        </w:rPr>
+        <w:t>​</w:t>
       </w:r>
     </w:p>
     <w:p>
       <w:pPr>
         <w:numPr>
           <w:ilvl w:val="0"/>
-          <w:numId w:val="46"/>
+          <w:numId w:val="49"/>
         </w:numPr>
         <w:spacing w:line="276" w:lineRule="auto"/>
         <w:jc w:val="both"/>
@@ -14987,7 +12947,16 @@
           <w:sz w:val="24"/>
           <w:szCs w:val="24"/>
         </w:rPr>
-        <w:t>Loading a pre-dequantized model skips quantization gains, matching original FP32 latency without size savings.​</w:t>
+        <w:t>Loading a pre-dequantized model skips quantization gains, matching original FP32 latency without size savings.</w:t>
+      </w:r>
+      <w:r>
+        <w:rPr>
+          <w:rFonts w:ascii="Arial" w:hAnsi="Arial" w:cs="Arial"/>
+          <w:color w:val="000000" w:themeColor="text1"/>
+          <w:sz w:val="24"/>
+          <w:szCs w:val="24"/>
+        </w:rPr>
+        <w:t>​</w:t>
       </w:r>
     </w:p>
     <w:p>
@@ -15175,36 +13144,6 @@
           <w:szCs w:val="24"/>
         </w:rPr>
         <w:t>Overall, static quantization is preferred for maximizing inference speed and efficiency when a good calibration dataset is available, while dynamic quantization offers simplicity and flexibility at some runtime cost.</w:t>
-      </w:r>
-    </w:p>
-    <w:p>
-      <w:pPr>
-        <w:spacing w:line="276" w:lineRule="auto"/>
-        <w:jc w:val="both"/>
-        <w:rPr>
-          <w:rFonts w:ascii="Aptos" w:hAnsi="Aptos" w:cs="Arial"/>
-          <w:color w:val="000000" w:themeColor="text1"/>
-          <w:sz w:val="24"/>
-          <w:szCs w:val="24"/>
-        </w:rPr>
-      </w:pPr>
-      <w:r>
-        <w:rPr>
-          <w:rFonts w:ascii="Aptos" w:hAnsi="Aptos" w:cs="Arial"/>
-          <w:color w:val="000000" w:themeColor="text1"/>
-          <w:sz w:val="24"/>
-          <w:szCs w:val="24"/>
-        </w:rPr>
-        <w:t xml:space="preserve">The difference in static and dynamic quantization is about how the re-quantization of the </w:t>
-      </w:r>
-      <w:r>
-        <w:rPr>
-          <w:rFonts w:ascii="Aptos" w:hAnsi="Aptos" w:cs="Arial"/>
-          <w:color w:val="000000" w:themeColor="text1"/>
-          <w:sz w:val="24"/>
-          <w:szCs w:val="24"/>
-        </w:rPr>
-        <w:t xml:space="preserve">outputs do happen, before passing this outputs to the activation function. </w:t>
       </w:r>
     </w:p>
     <w:p>
@@ -15215,7 +13154,7 @@
           <w:numId w:val="23"/>
         </w:numPr>
         <w:rPr>
-          <w:rFonts w:ascii="Aptos" w:hAnsi="Aptos" w:cs="Arial"/>
+          <w:rFonts w:ascii="Arial" w:hAnsi="Arial" w:cs="Arial"/>
           <w:b/>
           <w:bCs/>
           <w:color w:val="000000" w:themeColor="text1"/>
@@ -15223,10 +13162,9 @@
           <w:szCs w:val="24"/>
         </w:rPr>
       </w:pPr>
-      <w:bookmarkStart w:id="15" w:name="_Toc215323162"/>
-      <w:r>
-        <w:rPr>
-          <w:rFonts w:ascii="Aptos" w:hAnsi="Aptos" w:cs="Arial"/>
+      <w:r>
+        <w:rPr>
+          <w:rFonts w:ascii="Arial" w:hAnsi="Arial" w:cs="Arial"/>
           <w:b/>
           <w:bCs/>
           <w:color w:val="000000" w:themeColor="text1"/>
@@ -15235,7 +13173,6 @@
         </w:rPr>
         <w:t>QAT</w:t>
       </w:r>
-      <w:bookmarkEnd w:id="15"/>
     </w:p>
     <w:p>
       <w:pPr>
@@ -15264,25 +13201,17 @@
           <w:sz w:val="24"/>
           <w:szCs w:val="24"/>
         </w:rPr>
-        <w:t xml:space="preserve">s a training technique where the model learns to handle the errors introduced by quantizing weights and </w:t>
-      </w:r>
-      <w:r>
-        <w:rPr>
-          <w:rFonts w:ascii="Aptos" w:hAnsi="Aptos" w:cs="Arial"/>
-          <w:color w:val="000000" w:themeColor="text1"/>
-          <w:sz w:val="24"/>
-          <w:szCs w:val="24"/>
-        </w:rPr>
-        <w:t>activations?</w:t>
-      </w:r>
-      <w:r>
-        <w:rPr>
-          <w:rFonts w:ascii="Aptos" w:hAnsi="Aptos" w:cs="Arial"/>
-          <w:color w:val="000000" w:themeColor="text1"/>
-          <w:sz w:val="24"/>
-          <w:szCs w:val="24"/>
-        </w:rPr>
-        <w:t xml:space="preserve"> During training, in the forward pass, the outputs from each layer are quantized to simulate low-precision inference and then dequantized back to floating-point, which introduces quantization noise. These noisy outputs are passed as inputs to the next layer, so the model experiences quantization effects throughout its forward computations. During backpropagation, the model adjusts its weights using gradients that flow through this quantization simulation, effectively learning to compensate for and minimize the errors caused by quantization. This allows the final quantized model to maintain high accuracy when deployed for low-precision inference.</w:t>
+        <w:t xml:space="preserve">s a training technique where the model learns to handle the errors introduced by quantizing weights and activations. During training, in the forward pass, the outputs from each layer are quantized to simulate low-precision inference and then dequantized back to floating-point, which introduces quantization noise. These noisy outputs are passed as inputs to the next layer, so the model experiences quantization effects throughout its forward computations. During backpropagation, the model adjusts its weights using gradients that flow through this quantization simulation, effectively learning to compensate for and minimize the errors caused </w:t>
+      </w:r>
+      <w:r>
+        <w:rPr>
+          <w:rFonts w:ascii="Aptos" w:hAnsi="Aptos" w:cs="Arial"/>
+          <w:color w:val="000000" w:themeColor="text1"/>
+          <w:sz w:val="24"/>
+          <w:szCs w:val="24"/>
+        </w:rPr>
+        <w:lastRenderedPageBreak/>
+        <w:t>by quantization. This allows the final quantized model to maintain high accuracy when deployed for low-precision inference.</w:t>
       </w:r>
     </w:p>
     <w:p>
@@ -15405,28 +13334,23 @@
           <w:numId w:val="23"/>
         </w:numPr>
         <w:rPr>
-          <w:rFonts w:ascii="Aptos" w:hAnsi="Aptos"/>
           <w:b/>
           <w:bCs/>
           <w:sz w:val="24"/>
           <w:szCs w:val="24"/>
         </w:rPr>
       </w:pPr>
-      <w:bookmarkStart w:id="16" w:name="_Toc215323163"/>
-      <w:r>
-        <w:rPr>
-          <w:rFonts w:ascii="Aptos" w:hAnsi="Aptos"/>
+      <w:r>
+        <w:rPr>
           <w:b/>
           <w:bCs/>
           <w:sz w:val="24"/>
           <w:szCs w:val="24"/>
         </w:rPr>
-        <w:lastRenderedPageBreak/>
         <w:t>GPTQ (Generalized</w:t>
       </w:r>
       <w:r>
         <w:rPr>
-          <w:rFonts w:ascii="Aptos" w:hAnsi="Aptos"/>
           <w:b/>
           <w:bCs/>
           <w:sz w:val="24"/>
@@ -15436,7 +13360,6 @@
       </w:r>
       <w:r>
         <w:rPr>
-          <w:rFonts w:ascii="Aptos" w:hAnsi="Aptos"/>
           <w:b/>
           <w:bCs/>
           <w:sz w:val="24"/>
@@ -15446,7 +13369,6 @@
       </w:r>
       <w:r>
         <w:rPr>
-          <w:rFonts w:ascii="Aptos" w:hAnsi="Aptos"/>
           <w:b/>
           <w:bCs/>
           <w:sz w:val="24"/>
@@ -15456,7 +13378,6 @@
       </w:r>
       <w:r>
         <w:rPr>
-          <w:rFonts w:ascii="Aptos" w:hAnsi="Aptos"/>
           <w:b/>
           <w:bCs/>
           <w:sz w:val="24"/>
@@ -15466,7 +13387,6 @@
       </w:r>
       <w:r>
         <w:rPr>
-          <w:rFonts w:ascii="Aptos" w:hAnsi="Aptos"/>
           <w:b/>
           <w:bCs/>
           <w:sz w:val="24"/>
@@ -15476,7 +13396,6 @@
       </w:r>
       <w:r>
         <w:rPr>
-          <w:rFonts w:ascii="Aptos" w:hAnsi="Aptos"/>
           <w:b/>
           <w:bCs/>
           <w:sz w:val="24"/>
@@ -15484,10 +13403,8 @@
         </w:rPr>
         <w:t>(PTQ for LLMs)</w:t>
       </w:r>
-      <w:bookmarkEnd w:id="16"/>
-      <w:r>
-        <w:rPr>
-          <w:rFonts w:ascii="Aptos" w:hAnsi="Aptos"/>
+      <w:r>
+        <w:rPr>
           <w:b/>
           <w:bCs/>
           <w:sz w:val="24"/>
@@ -15507,25 +13424,14 @@
           <w:szCs w:val="24"/>
         </w:rPr>
       </w:pPr>
-      <w:proofErr w:type="gramStart"/>
-      <w:r>
-        <w:rPr>
-          <w:rFonts w:ascii="Aptos" w:hAnsi="Aptos" w:cs="Arial"/>
-          <w:color w:val="000000" w:themeColor="text1"/>
-          <w:sz w:val="24"/>
-          <w:szCs w:val="24"/>
-        </w:rPr>
-        <w:t>is</w:t>
-      </w:r>
-      <w:proofErr w:type="gramEnd"/>
-      <w:r>
-        <w:rPr>
-          <w:rFonts w:ascii="Aptos" w:hAnsi="Aptos" w:cs="Arial"/>
-          <w:color w:val="000000" w:themeColor="text1"/>
-          <w:sz w:val="24"/>
-          <w:szCs w:val="24"/>
-        </w:rPr>
-        <w:t xml:space="preserve"> an advanced method to shrink large language models after training. It reduces the model size and speeds up inference by converting high-precision weights into lower-bit numbers (like 4-bit</w:t>
+      <w:r>
+        <w:rPr>
+          <w:rFonts w:ascii="Aptos" w:hAnsi="Aptos" w:cs="Arial"/>
+          <w:color w:val="000000" w:themeColor="text1"/>
+          <w:sz w:val="24"/>
+          <w:szCs w:val="24"/>
+        </w:rPr>
+        <w:t>is an advanced method to shrink large language models after training. It reduces the model size and speeds up inference by converting high-precision weights into lower-bit numbers (like 4-bit</w:t>
       </w:r>
       <w:r>
         <w:rPr>
@@ -15867,6 +13773,7 @@
           <w:sz w:val="24"/>
           <w:szCs w:val="24"/>
         </w:rPr>
+        <w:lastRenderedPageBreak/>
         <w:tab/>
       </w:r>
       <w:r>
@@ -15887,9 +13794,7 @@
       </w:r>
       <w:r>
         <w:rPr>
-          <w:rFonts w:ascii="Aptos" w:hAnsi="Aptos"/>
           <w:noProof/>
-          <w:lang w:eastAsia="en-IN"/>
         </w:rPr>
         <w:drawing>
           <wp:inline distT="0" distB="0" distL="0" distR="0" wp14:anchorId="5F9DBAE9" wp14:editId="705399C2">
@@ -15949,11 +13854,8 @@
       </w:pPr>
       <w:r>
         <w:rPr>
-          <w:rFonts w:ascii="Aptos" w:hAnsi="Aptos"/>
           <w:noProof/>
-          <w:lang w:eastAsia="en-IN"/>
-        </w:rPr>
-        <w:lastRenderedPageBreak/>
+        </w:rPr>
         <w:drawing>
           <wp:inline distT="0" distB="0" distL="0" distR="0" wp14:anchorId="7B6A94F1" wp14:editId="5F4410B1">
             <wp:extent cx="5731510" cy="1881505"/>
@@ -16009,27 +13911,7 @@
           <w:bCs/>
           <w:color w:val="000000" w:themeColor="text1"/>
         </w:rPr>
-        <w:t xml:space="preserve">Intuition </w:t>
-      </w:r>
-      <w:proofErr w:type="gramStart"/>
-      <w:r>
-        <w:rPr>
-          <w:rFonts w:ascii="Aptos" w:hAnsi="Aptos" w:cs="Arial"/>
-          <w:b/>
-          <w:bCs/>
-          <w:color w:val="000000" w:themeColor="text1"/>
-        </w:rPr>
-        <w:t>Behind</w:t>
-      </w:r>
-      <w:proofErr w:type="gramEnd"/>
-      <w:r>
-        <w:rPr>
-          <w:rFonts w:ascii="Aptos" w:hAnsi="Aptos" w:cs="Arial"/>
-          <w:b/>
-          <w:bCs/>
-          <w:color w:val="000000" w:themeColor="text1"/>
-        </w:rPr>
-        <w:t xml:space="preserve"> Hessian Matrix</w:t>
+        <w:t>Intuition Behind Hessian Matrix</w:t>
       </w:r>
     </w:p>
     <w:p>
@@ -16046,23 +13928,7 @@
           <w:rFonts w:ascii="Aptos" w:hAnsi="Aptos" w:cs="Arial"/>
           <w:color w:val="000000" w:themeColor="text1"/>
         </w:rPr>
-        <w:t>The Hessian describes the local curvature of a multivariable function’s "surface." Imagine a function f(x</w:t>
-      </w:r>
-      <w:proofErr w:type="gramStart"/>
-      <w:r>
-        <w:rPr>
-          <w:rFonts w:ascii="Aptos" w:hAnsi="Aptos" w:cs="Arial"/>
-          <w:color w:val="000000" w:themeColor="text1"/>
-        </w:rPr>
-        <w:t>,y</w:t>
-      </w:r>
-      <w:proofErr w:type="gramEnd"/>
-      <w:r>
-        <w:rPr>
-          <w:rFonts w:ascii="Aptos" w:hAnsi="Aptos" w:cs="Arial"/>
-          <w:color w:val="000000" w:themeColor="text1"/>
-        </w:rPr>
-        <w:t>)</w:t>
+        <w:t>The Hessian describes the local curvature of a multivariable function’s "surface." Imagine a function f(x,y)</w:t>
       </w:r>
       <w:r>
         <w:rPr>
@@ -16188,14 +14054,12 @@
     <w:p>
       <w:pPr>
         <w:rPr>
-          <w:rFonts w:ascii="Aptos" w:hAnsi="Aptos"/>
           <w:b/>
           <w:bCs/>
         </w:rPr>
       </w:pPr>
       <w:r>
         <w:rPr>
-          <w:rFonts w:ascii="Aptos" w:hAnsi="Aptos"/>
           <w:b/>
           <w:bCs/>
         </w:rPr>
@@ -16203,16 +14067,14 @@
       </w:r>
     </w:p>
     <w:p>
-      <w:pPr>
-        <w:rPr>
-          <w:rFonts w:ascii="Aptos" w:hAnsi="Aptos"/>
-        </w:rPr>
-      </w:pPr>
-      <w:r>
-        <w:rPr>
-          <w:rFonts w:ascii="Aptos" w:hAnsi="Aptos"/>
-        </w:rPr>
-        <w:t>The Hessian essentially extends the concept of the double derivative for single-variable functions to multiple variables. While the first derivative (gradient) tells how the function changes in each coordinate direction (the slope), the second derivative (Hessian) tells how these slopes themselves change, i.e., the curvature. Thus, the Hessian is a matrix of all possible "double derivatives" with respect to variables and their combinations.</w:t>
+      <w:r>
+        <w:t xml:space="preserve">The Hessian essentially extends the concept of the double derivative for single-variable functions to multiple variables. While </w:t>
+      </w:r>
+      <w:r>
+        <w:t>the first derivative (gradient) tells how the function changes in each coordinate direction (the slope), the second derivative</w:t>
+      </w:r>
+      <w:r>
+        <w:t> (Hessian) tells how these slopes themselves change, i.e., the curvature. Thus, the Hessian is a matrix of all possible "double derivatives" with respect to variables and their combinations.</w:t>
       </w:r>
     </w:p>
     <w:p>
@@ -16278,6 +14140,7 @@
           <w:sz w:val="24"/>
           <w:szCs w:val="24"/>
         </w:rPr>
+        <w:lastRenderedPageBreak/>
         <w:t>Machine Learning: It aids in understanding the curvature of loss functions, helping improve convergence and stability.</w:t>
       </w:r>
     </w:p>
@@ -16366,7 +14229,6 @@
           <w:sz w:val="24"/>
           <w:szCs w:val="24"/>
         </w:rPr>
-        <w:lastRenderedPageBreak/>
         <w:t>The first derivative or gradient measures the slope or direction of steepest change of a function.</w:t>
       </w:r>
     </w:p>
@@ -16567,7 +14429,15 @@
           <w:sz w:val="24"/>
           <w:szCs w:val="24"/>
         </w:rPr>
-        <w:t>Avoiding Saddle Points: Gradient information alone can fail to escape saddle points because gradients vanish there. Hessian eigenvalues reveal these points via negative or zero curvatures, helping algorithms recognize and move away from such problematic areas.</w:t>
+        <w:t>Avoiding Saddle Points: Gradient information alone can fail to escape saddle points because gradients vanish there.</w:t>
+      </w:r>
+      <w:r>
+        <w:rPr>
+          <w:rFonts w:ascii="Aptos" w:hAnsi="Aptos"/>
+          <w:sz w:val="24"/>
+          <w:szCs w:val="24"/>
+        </w:rPr>
+        <w:t xml:space="preserve"> Hessian eigenvalues reveal these points via negative or zero curvatures, helping algorithms recognize and move away from such problematic areas.</w:t>
       </w:r>
     </w:p>
     <w:p>
@@ -16611,6 +14481,7 @@
           <w:sz w:val="24"/>
           <w:szCs w:val="24"/>
         </w:rPr>
+        <w:lastRenderedPageBreak/>
         <w:t>In summary, the Hessian’s curvature information improves optimization by guiding step size, direction, and stability, leading to faster, more precise convergence compared to methods relying solely on the gradient.</w:t>
       </w:r>
     </w:p>
@@ -16719,7 +14590,6 @@
           <w:sz w:val="24"/>
           <w:szCs w:val="24"/>
         </w:rPr>
-        <w:lastRenderedPageBreak/>
         <w:t>Achieve more precise weight quantization by considering output impact rather than just raw weight differences.</w:t>
       </w:r>
     </w:p>
@@ -16828,9 +14698,7 @@
       </w:pPr>
       <w:r>
         <w:rPr>
-          <w:rFonts w:ascii="Aptos" w:hAnsi="Aptos"/>
           <w:noProof/>
-          <w:lang w:eastAsia="en-IN"/>
         </w:rPr>
         <w:drawing>
           <wp:inline distT="0" distB="0" distL="0" distR="0" wp14:anchorId="40FCFA3B" wp14:editId="3251A9E8">
@@ -16930,9 +14798,7 @@
       </w:pPr>
       <w:r>
         <w:rPr>
-          <w:rFonts w:ascii="Aptos" w:hAnsi="Aptos"/>
           <w:noProof/>
-          <w:lang w:eastAsia="en-IN"/>
         </w:rPr>
         <w:drawing>
           <wp:inline distT="0" distB="0" distL="0" distR="0" wp14:anchorId="5F7F098F" wp14:editId="0B81DD0D">
@@ -16992,7 +14858,7 @@
       </w:r>
       <w:r>
         <w:rPr>
-          <w:rFonts w:ascii="Cambria Math" w:hAnsi="Cambria Math" w:cs="Cambria Math"/>
+          <w:rFonts w:ascii="Segoe UI Symbol" w:hAnsi="Segoe UI Symbol" w:cs="Segoe UI Symbol"/>
           <w:color w:val="000000" w:themeColor="text1"/>
           <w:sz w:val="24"/>
           <w:szCs w:val="24"/>
@@ -17088,6 +14954,7 @@
           <w:sz w:val="24"/>
           <w:szCs w:val="24"/>
         </w:rPr>
+        <w:lastRenderedPageBreak/>
         <w:t>(Example in Notes)</w:t>
       </w:r>
     </w:p>
@@ -17288,7 +15155,6 @@
           <w:sz w:val="24"/>
           <w:szCs w:val="24"/>
         </w:rPr>
-        <w:lastRenderedPageBreak/>
         <w:t>For each column wi</w:t>
       </w:r>
       <w:r>
@@ -17377,7 +15243,25 @@
           <w:sz w:val="24"/>
           <w:szCs w:val="24"/>
         </w:rPr>
-        <w:t>Compute quantization error introduced by wi→w^i</w:t>
+        <w:t>Compute quantization error introduced by wi</w:t>
+      </w:r>
+      <w:r>
+        <w:rPr>
+          <w:rFonts w:ascii="Arial" w:hAnsi="Arial" w:cs="Arial"/>
+          <w:color w:val="000000" w:themeColor="text1"/>
+          <w:sz w:val="24"/>
+          <w:szCs w:val="24"/>
+        </w:rPr>
+        <w:t>→</w:t>
+      </w:r>
+      <w:r>
+        <w:rPr>
+          <w:rFonts w:ascii="Aptos" w:hAnsi="Aptos" w:cs="Arial"/>
+          <w:color w:val="000000" w:themeColor="text1"/>
+          <w:sz w:val="24"/>
+          <w:szCs w:val="24"/>
+        </w:rPr>
+        <w:t>w^i</w:t>
       </w:r>
       <w:r>
         <w:rPr>
@@ -17392,7 +15276,7 @@
       </w:r>
       <w:r>
         <w:rPr>
-          <w:rFonts w:ascii="Aptos" w:hAnsi="Aptos" w:cs="Arial"/>
+          <w:rFonts w:ascii="Arial" w:hAnsi="Arial" w:cs="Arial"/>
           <w:color w:val="000000" w:themeColor="text1"/>
           <w:sz w:val="24"/>
           <w:szCs w:val="24"/>
@@ -17647,7 +15531,6 @@
           <w:szCs w:val="28"/>
         </w:rPr>
       </w:pPr>
-      <w:bookmarkStart w:id="17" w:name="_Toc215323164"/>
       <w:r>
         <w:rPr>
           <w:rFonts w:ascii="Aptos" w:hAnsi="Aptos"/>
@@ -17657,6 +15540,7 @@
           <w:sz w:val="28"/>
           <w:szCs w:val="28"/>
         </w:rPr>
+        <w:lastRenderedPageBreak/>
         <w:t>AWQ (</w:t>
       </w:r>
       <w:r>
@@ -17725,18 +15609,9 @@
         </w:rPr>
         <w:t>(dynamic PTQ for LLMs):</w:t>
       </w:r>
-      <w:bookmarkEnd w:id="17"/>
-    </w:p>
-    <w:p>
-      <w:pPr>
-        <w:rPr>
-          <w:rFonts w:ascii="Aptos" w:hAnsi="Aptos"/>
-        </w:rPr>
-      </w:pPr>
-      <w:r>
-        <w:rPr>
-          <w:rFonts w:ascii="Aptos" w:hAnsi="Aptos"/>
-        </w:rPr>
+    </w:p>
+    <w:p>
+      <w:r>
         <w:t>AWQ usually means Activation-aware Weight Quantization, a method to make large language models smaller and faster by carefully rounding (quantizing) their weights while trying to keep accuracy high.​</w:t>
       </w:r>
     </w:p>
@@ -17744,14 +15619,12 @@
       <w:pPr>
         <w:spacing w:after="80"/>
         <w:rPr>
-          <w:rFonts w:ascii="Aptos" w:hAnsi="Aptos"/>
           <w:b/>
           <w:bCs/>
         </w:rPr>
       </w:pPr>
       <w:r>
         <w:rPr>
-          <w:rFonts w:ascii="Aptos" w:hAnsi="Aptos"/>
           <w:b/>
           <w:bCs/>
         </w:rPr>
@@ -17762,25 +15635,16 @@
       <w:pPr>
         <w:numPr>
           <w:ilvl w:val="0"/>
-          <w:numId w:val="47"/>
+          <w:numId w:val="50"/>
         </w:numPr>
         <w:tabs>
           <w:tab w:val="num" w:pos="720"/>
         </w:tabs>
-        <w:rPr>
-          <w:rFonts w:ascii="Aptos" w:hAnsi="Aptos"/>
-        </w:rPr>
-      </w:pPr>
-      <w:r>
-        <w:rPr>
-          <w:rFonts w:ascii="Aptos" w:hAnsi="Aptos"/>
-        </w:rPr>
+      </w:pPr>
+      <w:r>
         <w:t>AWQ looks at which weights matter most for activations (the neurons that “fire” strongly) and preserves those more carefully when converting to low-bit numbers like 4</w:t>
       </w:r>
       <w:r>
-        <w:rPr>
-          <w:rFonts w:ascii="Aptos" w:hAnsi="Aptos"/>
-        </w:rPr>
         <w:noBreakHyphen/>
         <w:t>bit.​</w:t>
       </w:r>
@@ -17789,19 +15653,13 @@
       <w:pPr>
         <w:numPr>
           <w:ilvl w:val="0"/>
-          <w:numId w:val="47"/>
+          <w:numId w:val="50"/>
         </w:numPr>
         <w:tabs>
           <w:tab w:val="num" w:pos="720"/>
         </w:tabs>
-        <w:rPr>
-          <w:rFonts w:ascii="Aptos" w:hAnsi="Aptos"/>
-        </w:rPr>
-      </w:pPr>
-      <w:r>
-        <w:rPr>
-          <w:rFonts w:ascii="Aptos" w:hAnsi="Aptos"/>
-        </w:rPr>
+      </w:pPr>
+      <w:r>
         <w:t>This reduces memory use and speeds up inference, while keeping model quality close to the original full-precision model.​</w:t>
       </w:r>
     </w:p>
@@ -17809,14 +15667,12 @@
       <w:pPr>
         <w:spacing w:after="80"/>
         <w:rPr>
-          <w:rFonts w:ascii="Aptos" w:hAnsi="Aptos"/>
           <w:b/>
           <w:bCs/>
         </w:rPr>
       </w:pPr>
       <w:r>
         <w:rPr>
-          <w:rFonts w:ascii="Aptos" w:hAnsi="Aptos"/>
           <w:b/>
           <w:bCs/>
         </w:rPr>
@@ -17827,19 +15683,13 @@
       <w:pPr>
         <w:numPr>
           <w:ilvl w:val="0"/>
-          <w:numId w:val="48"/>
+          <w:numId w:val="51"/>
         </w:numPr>
         <w:tabs>
           <w:tab w:val="num" w:pos="720"/>
         </w:tabs>
-        <w:rPr>
-          <w:rFonts w:ascii="Aptos" w:hAnsi="Aptos"/>
-        </w:rPr>
-      </w:pPr>
-      <w:r>
-        <w:rPr>
-          <w:rFonts w:ascii="Aptos" w:hAnsi="Aptos"/>
-        </w:rPr>
+      </w:pPr>
+      <w:r>
         <w:t>Take a big model.</w:t>
       </w:r>
     </w:p>
@@ -17847,19 +15697,13 @@
       <w:pPr>
         <w:numPr>
           <w:ilvl w:val="0"/>
-          <w:numId w:val="48"/>
+          <w:numId w:val="51"/>
         </w:numPr>
         <w:tabs>
           <w:tab w:val="num" w:pos="720"/>
         </w:tabs>
-        <w:rPr>
-          <w:rFonts w:ascii="Aptos" w:hAnsi="Aptos"/>
-        </w:rPr>
-      </w:pPr>
-      <w:r>
-        <w:rPr>
-          <w:rFonts w:ascii="Aptos" w:hAnsi="Aptos"/>
-        </w:rPr>
+      </w:pPr>
+      <w:r>
         <w:t>Find the most important weights (those tied to strong activations).</w:t>
       </w:r>
     </w:p>
@@ -17867,19 +15711,13 @@
       <w:pPr>
         <w:numPr>
           <w:ilvl w:val="0"/>
-          <w:numId w:val="48"/>
+          <w:numId w:val="51"/>
         </w:numPr>
         <w:tabs>
           <w:tab w:val="num" w:pos="720"/>
         </w:tabs>
-        <w:rPr>
-          <w:rFonts w:ascii="Aptos" w:hAnsi="Aptos"/>
-        </w:rPr>
-      </w:pPr>
-      <w:r>
-        <w:rPr>
-          <w:rFonts w:ascii="Aptos" w:hAnsi="Aptos"/>
-        </w:rPr>
+      </w:pPr>
+      <w:r>
         <w:t>Quantize everything but protect those important weights so performance drops as little as possible.</w:t>
       </w:r>
     </w:p>
@@ -17904,7 +15742,6 @@
           <w:szCs w:val="28"/>
         </w:rPr>
       </w:pPr>
-      <w:bookmarkStart w:id="18" w:name="_Toc215323165"/>
       <w:r>
         <w:rPr>
           <w:rStyle w:val="Heading3Char"/>
@@ -17914,7 +15751,6 @@
         </w:rPr>
         <w:t>llama.cpp</w:t>
       </w:r>
-      <w:bookmarkEnd w:id="18"/>
       <w:r>
         <w:rPr>
           <w:rFonts w:ascii="Aptos" w:hAnsi="Aptos" w:cs="Arial"/>
@@ -17936,25 +15772,23 @@
           <w:szCs w:val="24"/>
         </w:rPr>
       </w:pPr>
-      <w:proofErr w:type="gramStart"/>
-      <w:r>
-        <w:rPr>
-          <w:rFonts w:ascii="Aptos" w:hAnsi="Aptos" w:cs="Arial"/>
-          <w:color w:val="000000" w:themeColor="text1"/>
-          <w:sz w:val="24"/>
-          <w:szCs w:val="24"/>
-        </w:rPr>
-        <w:t>is</w:t>
-      </w:r>
-      <w:proofErr w:type="gramEnd"/>
-      <w:r>
-        <w:rPr>
-          <w:rFonts w:ascii="Aptos" w:hAnsi="Aptos" w:cs="Arial"/>
-          <w:color w:val="000000" w:themeColor="text1"/>
-          <w:sz w:val="24"/>
-          <w:szCs w:val="24"/>
-        </w:rPr>
-        <w:t xml:space="preserve"> a lightweight, fast C++ library designed to run large language models locally on regular computers without needing expensive GPUs or cloud access. It makes LLMs accessible to everyone by efficiently using CPUs and reducing memory requirements through quantization. This enables privacy, offline use, and cost savings while giving users full control over their models.</w:t>
+      <w:r>
+        <w:rPr>
+          <w:rFonts w:ascii="Aptos" w:hAnsi="Aptos" w:cs="Arial"/>
+          <w:color w:val="000000" w:themeColor="text1"/>
+          <w:sz w:val="24"/>
+          <w:szCs w:val="24"/>
+        </w:rPr>
+        <w:t xml:space="preserve">is a lightweight, fast C++ library designed to run large language models locally on regular </w:t>
+      </w:r>
+      <w:r>
+        <w:rPr>
+          <w:rFonts w:ascii="Aptos" w:hAnsi="Aptos" w:cs="Arial"/>
+          <w:color w:val="000000" w:themeColor="text1"/>
+          <w:sz w:val="24"/>
+          <w:szCs w:val="24"/>
+        </w:rPr>
+        <w:t>computers without needing expensive GPUs or cloud access. It makes LLMs accessible to everyone by efficiently using CPUs and reducing memory requirements through quantization. This enables privacy, offline use, and cost savings while giving users full control over their models.</w:t>
       </w:r>
     </w:p>
     <w:p>
@@ -18168,25 +16002,14 @@
           <w:szCs w:val="24"/>
         </w:rPr>
       </w:pPr>
-      <w:proofErr w:type="gramStart"/>
-      <w:r>
-        <w:rPr>
-          <w:rFonts w:ascii="Aptos" w:hAnsi="Aptos" w:cs="Arial"/>
-          <w:color w:val="000000" w:themeColor="text1"/>
-          <w:sz w:val="24"/>
-          <w:szCs w:val="24"/>
-        </w:rPr>
-        <w:t>llama.cpp</w:t>
-      </w:r>
-      <w:proofErr w:type="gramEnd"/>
-      <w:r>
-        <w:rPr>
-          <w:rFonts w:ascii="Aptos" w:hAnsi="Aptos" w:cs="Arial"/>
-          <w:color w:val="000000" w:themeColor="text1"/>
-          <w:sz w:val="24"/>
-          <w:szCs w:val="24"/>
-        </w:rPr>
-        <w:t xml:space="preserve"> serves as a powerful core engine behind many user-friendly applications and production systems by providing optimized, flexible, cross-platform local inference.</w:t>
+      <w:r>
+        <w:rPr>
+          <w:rFonts w:ascii="Aptos" w:hAnsi="Aptos" w:cs="Arial"/>
+          <w:color w:val="000000" w:themeColor="text1"/>
+          <w:sz w:val="24"/>
+          <w:szCs w:val="24"/>
+        </w:rPr>
+        <w:t>llama.cpp serves as a powerful core engine behind many user-friendly applications and production systems by providing optimized, flexible, cross-platform local inference.</w:t>
       </w:r>
     </w:p>
     <w:p>
@@ -18218,7 +16041,17 @@
           <w:sz w:val="24"/>
           <w:szCs w:val="24"/>
         </w:rPr>
-        <w:t xml:space="preserve"> is a binary file format designed for efficient storage and deployment of large language models (LLMs). It supports quick loading and saving, making it ideal for inference tasks. GGUF organizes model data, weights, and metadata in a structured, extensible way that allows easy updates and compatibility with new features. It also supports different quantization levels to reduce model size and computational requirements, making it suitable for fast, resource-efficient AI applications. GGUF is a modern successor to older formats like GGML, offering better performance, flexibility, and </w:t>
+        <w:t xml:space="preserve"> is a binary file format designed for efficient storage and deployment of large language models (LLMs). It supports quick loading and saving, making it ideal for inference tasks. GGUF organizes model data, weights, and metadata in a structured, extensible way that allows easy updates and compatibility with new features. It also supports different quantization levels to reduce model size and computational requirements, making it suitable for fast, resource-efficient AI applications. GGUF is a modern successor to older </w:t>
+      </w:r>
+      <w:r>
+        <w:rPr>
+          <w:rFonts w:ascii="Aptos" w:hAnsi="Aptos" w:cs="Arial"/>
+          <w:color w:val="000000" w:themeColor="text1"/>
+          <w:sz w:val="24"/>
+          <w:szCs w:val="24"/>
+        </w:rPr>
+        <w:lastRenderedPageBreak/>
+        <w:t xml:space="preserve">formats like GGML, offering better performance, flexibility, and </w:t>
       </w:r>
       <w:r>
         <w:rPr>
@@ -18269,11 +16102,9 @@
           <w:rFonts w:ascii="Aptos" w:hAnsi="Aptos"/>
         </w:rPr>
       </w:pPr>
-      <w:bookmarkStart w:id="19" w:name="_Toc215323166"/>
-      <w:r>
-        <w:rPr>
-          <w:rFonts w:ascii="Aptos" w:hAnsi="Aptos"/>
-          <w:b/>
+      <w:r>
+        <w:rPr>
+          <w:rFonts w:ascii="Aptos" w:hAnsi="Aptos"/>
         </w:rPr>
         <w:lastRenderedPageBreak/>
         <w:t xml:space="preserve">Train LLMs </w:t>
@@ -18281,43 +16112,26 @@
       <w:r>
         <w:rPr>
           <w:rFonts w:ascii="Aptos" w:hAnsi="Aptos"/>
-          <w:b/>
         </w:rPr>
         <w:t>(here</w:t>
       </w:r>
       <w:r>
         <w:rPr>
           <w:rFonts w:ascii="Aptos" w:hAnsi="Aptos"/>
-          <w:b/>
         </w:rPr>
         <w:t xml:space="preserve"> do the </w:t>
       </w:r>
       <w:r>
         <w:rPr>
           <w:rFonts w:ascii="Aptos" w:hAnsi="Aptos"/>
-          <w:b/>
         </w:rPr>
         <w:t>fine-tuning</w:t>
       </w:r>
       <w:r>
         <w:rPr>
           <w:rFonts w:ascii="Aptos" w:hAnsi="Aptos"/>
-          <w:b/>
-        </w:rPr>
-        <w:t xml:space="preserve"> stuff, like types and variants and all)</w:t>
-      </w:r>
-      <w:r>
-        <w:rPr>
-          <w:rFonts w:ascii="Aptos" w:hAnsi="Aptos"/>
-        </w:rPr>
-        <w:t>.</w:t>
-      </w:r>
-      <w:bookmarkEnd w:id="19"/>
-      <w:r>
-        <w:rPr>
-          <w:rFonts w:ascii="Aptos" w:hAnsi="Aptos"/>
-        </w:rPr>
-        <w:t xml:space="preserve"> </w:t>
+        </w:rPr>
+        <w:t xml:space="preserve"> stuff, like types and variants and all). </w:t>
       </w:r>
     </w:p>
     <w:p>
@@ -18576,21 +16390,7 @@
         <w:rPr>
           <w:rFonts w:ascii="Aptos" w:hAnsi="Aptos"/>
         </w:rPr>
-        <w:t>Prefix Training: </w:t>
-      </w:r>
-      <w:proofErr w:type="gramStart"/>
-      <w:r>
-        <w:rPr>
-          <w:rFonts w:ascii="Aptos" w:hAnsi="Aptos"/>
-        </w:rPr>
-        <w:t>Adds</w:t>
-      </w:r>
-      <w:proofErr w:type="gramEnd"/>
-      <w:r>
-        <w:rPr>
-          <w:rFonts w:ascii="Aptos" w:hAnsi="Aptos"/>
-        </w:rPr>
-        <w:t xml:space="preserve"> trainable continuous vectors ("prefixes") to each transformer layer's input, modulating model behaviour without changing the main weights.</w:t>
+        <w:t>Prefix Training: Adds trainable continuous vectors ("prefixes") to each transformer layer's input, modulating model behaviour without changing the main weights.</w:t>
       </w:r>
     </w:p>
     <w:p>
@@ -18893,8 +16693,8 @@
 </file>
 
 <file path=word/numbering.xml><?xml version="1.0" encoding="utf-8"?>
-<w:numbering xmlns:wpc="http://schemas.microsoft.com/office/word/2010/wordprocessingCanvas" xmlns:mc="http://schemas.openxmlformats.org/markup-compatibility/2006" xmlns:o="urn:schemas-microsoft-com:office:office" xmlns:r="http://schemas.openxmlformats.org/officeDocument/2006/relationships" xmlns:m="http://schemas.openxmlformats.org/officeDocument/2006/math" xmlns:v="urn:schemas-microsoft-com:vml" xmlns:wp14="http://schemas.microsoft.com/office/word/2010/wordprocessingDrawing" xmlns:wp="http://schemas.openxmlformats.org/drawingml/2006/wordprocessingDrawing" xmlns:w10="urn:schemas-microsoft-com:office:word" xmlns:w="http://schemas.openxmlformats.org/wordprocessingml/2006/main" xmlns:w14="http://schemas.microsoft.com/office/word/2010/wordml" xmlns:w15="http://schemas.microsoft.com/office/word/2012/wordml" xmlns:wpg="http://schemas.microsoft.com/office/word/2010/wordprocessingGroup" xmlns:wpi="http://schemas.microsoft.com/office/word/2010/wordprocessingInk" xmlns:wne="http://schemas.microsoft.com/office/word/2006/wordml" xmlns:wps="http://schemas.microsoft.com/office/word/2010/wordprocessingShape" mc:Ignorable="w14 w15 wp14">
-  <w:abstractNum w:abstractNumId="0">
+<w:numbering xmlns:wpc="http://schemas.microsoft.com/office/word/2010/wordprocessingCanvas" xmlns:cx="http://schemas.microsoft.com/office/drawing/2014/chartex" xmlns:cx1="http://schemas.microsoft.com/office/drawing/2015/9/8/chartex" xmlns:cx2="http://schemas.microsoft.com/office/drawing/2015/10/21/chartex" xmlns:cx3="http://schemas.microsoft.com/office/drawing/2016/5/9/chartex" xmlns:cx4="http://schemas.microsoft.com/office/drawing/2016/5/10/chartex" xmlns:cx5="http://schemas.microsoft.com/office/drawing/2016/5/11/chartex" xmlns:cx6="http://schemas.microsoft.com/office/drawing/2016/5/12/chartex" xmlns:cx7="http://schemas.microsoft.com/office/drawing/2016/5/13/chartex" xmlns:cx8="http://schemas.microsoft.com/office/drawing/2016/5/14/chartex" xmlns:mc="http://schemas.openxmlformats.org/markup-compatibility/2006" xmlns:aink="http://schemas.microsoft.com/office/drawing/2016/ink" xmlns:am3d="http://schemas.microsoft.com/office/drawing/2017/model3d" xmlns:o="urn:schemas-microsoft-com:office:office" xmlns:oel="http://schemas.microsoft.com/office/2019/extlst" xmlns:r="http://schemas.openxmlformats.org/officeDocument/2006/relationships" xmlns:m="http://schemas.openxmlformats.org/officeDocument/2006/math" xmlns:v="urn:schemas-microsoft-com:vml" xmlns:wp14="http://schemas.microsoft.com/office/word/2010/wordprocessingDrawing" xmlns:wp="http://schemas.openxmlformats.org/drawingml/2006/wordprocessingDrawing" xmlns:w10="urn:schemas-microsoft-com:office:word" xmlns:w="http://schemas.openxmlformats.org/wordprocessingml/2006/main" xmlns:w14="http://schemas.microsoft.com/office/word/2010/wordml" xmlns:w15="http://schemas.microsoft.com/office/word/2012/wordml" xmlns:w16cex="http://schemas.microsoft.com/office/word/2018/wordml/cex" xmlns:w16cid="http://schemas.microsoft.com/office/word/2016/wordml/cid" xmlns:w16="http://schemas.microsoft.com/office/word/2018/wordml" xmlns:w16du="http://schemas.microsoft.com/office/word/2023/wordml/word16du" xmlns:w16sdtdh="http://schemas.microsoft.com/office/word/2020/wordml/sdtdatahash" xmlns:w16sdtfl="http://schemas.microsoft.com/office/word/2024/wordml/sdtformatlock" xmlns:w16se="http://schemas.microsoft.com/office/word/2015/wordml/symex" xmlns:wpg="http://schemas.microsoft.com/office/word/2010/wordprocessingGroup" xmlns:wpi="http://schemas.microsoft.com/office/word/2010/wordprocessingInk" xmlns:wne="http://schemas.microsoft.com/office/word/2006/wordml" xmlns:wps="http://schemas.microsoft.com/office/word/2010/wordprocessingShape" mc:Ignorable="w14 w15 w16se w16cid w16 w16cex w16sdtdh w16sdtfl w16du wp14">
+  <w:abstractNum w:abstractNumId="0" w15:restartNumberingAfterBreak="0">
     <w:nsid w:val="02C8727C"/>
     <w:multiLevelType w:val="multilevel"/>
     <w:tmpl w:val="8982CF44"/>
@@ -19042,7 +16842,124 @@
       </w:rPr>
     </w:lvl>
   </w:abstractNum>
-  <w:abstractNum w:abstractNumId="1">
+  <w:abstractNum w:abstractNumId="1" w15:restartNumberingAfterBreak="0">
+    <w:nsid w:val="02DF623C"/>
+    <w:multiLevelType w:val="multilevel"/>
+    <w:tmpl w:val="A63A70F0"/>
+    <w:lvl w:ilvl="0">
+      <w:start w:val="1"/>
+      <w:numFmt w:val="decimal"/>
+      <w:lvlText w:val="%1."/>
+      <w:lvlJc w:val="left"/>
+      <w:pPr>
+        <w:tabs>
+          <w:tab w:val="num" w:pos="720"/>
+        </w:tabs>
+        <w:ind w:left="720" w:hanging="360"/>
+      </w:pPr>
+    </w:lvl>
+    <w:lvl w:ilvl="1">
+      <w:start w:val="1"/>
+      <w:numFmt w:val="bullet"/>
+      <w:lvlText w:val=""/>
+      <w:lvlJc w:val="left"/>
+      <w:pPr>
+        <w:tabs>
+          <w:tab w:val="num" w:pos="1440"/>
+        </w:tabs>
+        <w:ind w:left="1440" w:hanging="360"/>
+      </w:pPr>
+      <w:rPr>
+        <w:rFonts w:ascii="Symbol" w:hAnsi="Symbol" w:hint="default"/>
+        <w:sz w:val="20"/>
+      </w:rPr>
+    </w:lvl>
+    <w:lvl w:ilvl="2" w:tentative="1">
+      <w:start w:val="1"/>
+      <w:numFmt w:val="decimal"/>
+      <w:lvlText w:val="%3."/>
+      <w:lvlJc w:val="left"/>
+      <w:pPr>
+        <w:tabs>
+          <w:tab w:val="num" w:pos="2160"/>
+        </w:tabs>
+        <w:ind w:left="2160" w:hanging="360"/>
+      </w:pPr>
+    </w:lvl>
+    <w:lvl w:ilvl="3" w:tentative="1">
+      <w:start w:val="1"/>
+      <w:numFmt w:val="decimal"/>
+      <w:lvlText w:val="%4."/>
+      <w:lvlJc w:val="left"/>
+      <w:pPr>
+        <w:tabs>
+          <w:tab w:val="num" w:pos="2880"/>
+        </w:tabs>
+        <w:ind w:left="2880" w:hanging="360"/>
+      </w:pPr>
+    </w:lvl>
+    <w:lvl w:ilvl="4" w:tentative="1">
+      <w:start w:val="1"/>
+      <w:numFmt w:val="decimal"/>
+      <w:lvlText w:val="%5."/>
+      <w:lvlJc w:val="left"/>
+      <w:pPr>
+        <w:tabs>
+          <w:tab w:val="num" w:pos="3600"/>
+        </w:tabs>
+        <w:ind w:left="3600" w:hanging="360"/>
+      </w:pPr>
+    </w:lvl>
+    <w:lvl w:ilvl="5" w:tentative="1">
+      <w:start w:val="1"/>
+      <w:numFmt w:val="decimal"/>
+      <w:lvlText w:val="%6."/>
+      <w:lvlJc w:val="left"/>
+      <w:pPr>
+        <w:tabs>
+          <w:tab w:val="num" w:pos="4320"/>
+        </w:tabs>
+        <w:ind w:left="4320" w:hanging="360"/>
+      </w:pPr>
+    </w:lvl>
+    <w:lvl w:ilvl="6" w:tentative="1">
+      <w:start w:val="1"/>
+      <w:numFmt w:val="decimal"/>
+      <w:lvlText w:val="%7."/>
+      <w:lvlJc w:val="left"/>
+      <w:pPr>
+        <w:tabs>
+          <w:tab w:val="num" w:pos="5040"/>
+        </w:tabs>
+        <w:ind w:left="5040" w:hanging="360"/>
+      </w:pPr>
+    </w:lvl>
+    <w:lvl w:ilvl="7" w:tentative="1">
+      <w:start w:val="1"/>
+      <w:numFmt w:val="decimal"/>
+      <w:lvlText w:val="%8."/>
+      <w:lvlJc w:val="left"/>
+      <w:pPr>
+        <w:tabs>
+          <w:tab w:val="num" w:pos="5760"/>
+        </w:tabs>
+        <w:ind w:left="5760" w:hanging="360"/>
+      </w:pPr>
+    </w:lvl>
+    <w:lvl w:ilvl="8" w:tentative="1">
+      <w:start w:val="1"/>
+      <w:numFmt w:val="decimal"/>
+      <w:lvlText w:val="%9."/>
+      <w:lvlJc w:val="left"/>
+      <w:pPr>
+        <w:tabs>
+          <w:tab w:val="num" w:pos="6480"/>
+        </w:tabs>
+        <w:ind w:left="6480" w:hanging="360"/>
+      </w:pPr>
+    </w:lvl>
+  </w:abstractNum>
+  <w:abstractNum w:abstractNumId="2" w15:restartNumberingAfterBreak="0">
     <w:nsid w:val="039F1C32"/>
     <w:multiLevelType w:val="multilevel"/>
     <w:tmpl w:val="A12A4344"/>
@@ -19191,7 +17108,7 @@
       </w:rPr>
     </w:lvl>
   </w:abstractNum>
-  <w:abstractNum w:abstractNumId="2">
+  <w:abstractNum w:abstractNumId="3" w15:restartNumberingAfterBreak="0">
     <w:nsid w:val="04B25551"/>
     <w:multiLevelType w:val="multilevel"/>
     <w:tmpl w:val="4E02262C"/>
@@ -19339,7 +17256,7 @@
       </w:rPr>
     </w:lvl>
   </w:abstractNum>
-  <w:abstractNum w:abstractNumId="3">
+  <w:abstractNum w:abstractNumId="4" w15:restartNumberingAfterBreak="0">
     <w:nsid w:val="053E5E53"/>
     <w:multiLevelType w:val="multilevel"/>
     <w:tmpl w:val="F780758A"/>
@@ -19486,7 +17403,7 @@
       </w:rPr>
     </w:lvl>
   </w:abstractNum>
-  <w:abstractNum w:abstractNumId="4">
+  <w:abstractNum w:abstractNumId="5" w15:restartNumberingAfterBreak="0">
     <w:nsid w:val="068837FB"/>
     <w:multiLevelType w:val="multilevel"/>
     <w:tmpl w:val="1E807A3A"/>
@@ -19633,7 +17550,7 @@
       </w:rPr>
     </w:lvl>
   </w:abstractNum>
-  <w:abstractNum w:abstractNumId="5">
+  <w:abstractNum w:abstractNumId="6" w15:restartNumberingAfterBreak="0">
     <w:nsid w:val="0A016E65"/>
     <w:multiLevelType w:val="multilevel"/>
     <w:tmpl w:val="21C62722"/>
@@ -19780,7 +17697,7 @@
       </w:rPr>
     </w:lvl>
   </w:abstractNum>
-  <w:abstractNum w:abstractNumId="6">
+  <w:abstractNum w:abstractNumId="7" w15:restartNumberingAfterBreak="0">
     <w:nsid w:val="0D977F48"/>
     <w:multiLevelType w:val="multilevel"/>
     <w:tmpl w:val="8EAA81A2"/>
@@ -19929,10 +17846,10 @@
       </w:rPr>
     </w:lvl>
   </w:abstractNum>
-  <w:abstractNum w:abstractNumId="7">
+  <w:abstractNum w:abstractNumId="8" w15:restartNumberingAfterBreak="0">
     <w:nsid w:val="0F2C41EB"/>
     <w:multiLevelType w:val="multilevel"/>
-    <w:tmpl w:val="FA8C7BB6"/>
+    <w:tmpl w:val="D2127AB8"/>
     <w:lvl w:ilvl="0">
       <w:start w:val="1"/>
       <w:numFmt w:val="decimal"/>
@@ -20054,146 +17971,7 @@
       </w:rPr>
     </w:lvl>
   </w:abstractNum>
-  <w:abstractNum w:abstractNumId="8">
-    <w:nsid w:val="1006690B"/>
-    <w:multiLevelType w:val="multilevel"/>
-    <w:tmpl w:val="08587774"/>
-    <w:lvl w:ilvl="0">
-      <w:start w:val="1"/>
-      <w:numFmt w:val="decimal"/>
-      <w:lvlText w:val="%1."/>
-      <w:lvlJc w:val="left"/>
-      <w:pPr>
-        <w:tabs>
-          <w:tab w:val="num" w:pos="720"/>
-        </w:tabs>
-        <w:ind w:left="720" w:hanging="360"/>
-      </w:pPr>
-      <w:rPr>
-        <w:rFonts w:hint="default"/>
-      </w:rPr>
-    </w:lvl>
-    <w:lvl w:ilvl="1">
-      <w:start w:val="1"/>
-      <w:numFmt w:val="bullet"/>
-      <w:suff w:val="space"/>
-      <w:lvlText w:val=""/>
-      <w:lvlJc w:val="left"/>
-      <w:pPr>
-        <w:ind w:left="1440" w:hanging="360"/>
-      </w:pPr>
-      <w:rPr>
-        <w:rFonts w:ascii="Symbol" w:hAnsi="Symbol" w:hint="default"/>
-        <w:sz w:val="20"/>
-      </w:rPr>
-    </w:lvl>
-    <w:lvl w:ilvl="2">
-      <w:start w:val="1"/>
-      <w:numFmt w:val="decimal"/>
-      <w:lvlText w:val="%3."/>
-      <w:lvlJc w:val="left"/>
-      <w:pPr>
-        <w:tabs>
-          <w:tab w:val="num" w:pos="2160"/>
-        </w:tabs>
-        <w:ind w:left="2160" w:hanging="360"/>
-      </w:pPr>
-      <w:rPr>
-        <w:rFonts w:hint="default"/>
-      </w:rPr>
-    </w:lvl>
-    <w:lvl w:ilvl="3">
-      <w:start w:val="1"/>
-      <w:numFmt w:val="decimal"/>
-      <w:lvlText w:val="%4."/>
-      <w:lvlJc w:val="left"/>
-      <w:pPr>
-        <w:tabs>
-          <w:tab w:val="num" w:pos="2880"/>
-        </w:tabs>
-        <w:ind w:left="2880" w:hanging="360"/>
-      </w:pPr>
-      <w:rPr>
-        <w:rFonts w:hint="default"/>
-      </w:rPr>
-    </w:lvl>
-    <w:lvl w:ilvl="4">
-      <w:start w:val="1"/>
-      <w:numFmt w:val="decimal"/>
-      <w:lvlText w:val="%5."/>
-      <w:lvlJc w:val="left"/>
-      <w:pPr>
-        <w:tabs>
-          <w:tab w:val="num" w:pos="3600"/>
-        </w:tabs>
-        <w:ind w:left="3600" w:hanging="360"/>
-      </w:pPr>
-      <w:rPr>
-        <w:rFonts w:hint="default"/>
-      </w:rPr>
-    </w:lvl>
-    <w:lvl w:ilvl="5">
-      <w:start w:val="1"/>
-      <w:numFmt w:val="decimal"/>
-      <w:lvlText w:val="%6."/>
-      <w:lvlJc w:val="left"/>
-      <w:pPr>
-        <w:tabs>
-          <w:tab w:val="num" w:pos="4320"/>
-        </w:tabs>
-        <w:ind w:left="4320" w:hanging="360"/>
-      </w:pPr>
-      <w:rPr>
-        <w:rFonts w:hint="default"/>
-      </w:rPr>
-    </w:lvl>
-    <w:lvl w:ilvl="6">
-      <w:start w:val="1"/>
-      <w:numFmt w:val="decimal"/>
-      <w:lvlText w:val="%7."/>
-      <w:lvlJc w:val="left"/>
-      <w:pPr>
-        <w:tabs>
-          <w:tab w:val="num" w:pos="5040"/>
-        </w:tabs>
-        <w:ind w:left="5040" w:hanging="360"/>
-      </w:pPr>
-      <w:rPr>
-        <w:rFonts w:hint="default"/>
-      </w:rPr>
-    </w:lvl>
-    <w:lvl w:ilvl="7">
-      <w:start w:val="1"/>
-      <w:numFmt w:val="decimal"/>
-      <w:lvlText w:val="%8."/>
-      <w:lvlJc w:val="left"/>
-      <w:pPr>
-        <w:tabs>
-          <w:tab w:val="num" w:pos="5760"/>
-        </w:tabs>
-        <w:ind w:left="5760" w:hanging="360"/>
-      </w:pPr>
-      <w:rPr>
-        <w:rFonts w:hint="default"/>
-      </w:rPr>
-    </w:lvl>
-    <w:lvl w:ilvl="8">
-      <w:start w:val="1"/>
-      <w:numFmt w:val="decimal"/>
-      <w:lvlText w:val="%9."/>
-      <w:lvlJc w:val="left"/>
-      <w:pPr>
-        <w:tabs>
-          <w:tab w:val="num" w:pos="6480"/>
-        </w:tabs>
-        <w:ind w:left="6480" w:hanging="360"/>
-      </w:pPr>
-      <w:rPr>
-        <w:rFonts w:hint="default"/>
-      </w:rPr>
-    </w:lvl>
-  </w:abstractNum>
-  <w:abstractNum w:abstractNumId="9">
+  <w:abstractNum w:abstractNumId="9" w15:restartNumberingAfterBreak="0">
     <w:nsid w:val="107B7F69"/>
     <w:multiLevelType w:val="multilevel"/>
     <w:tmpl w:val="7C462F3E"/>
@@ -20342,7 +18120,7 @@
       </w:rPr>
     </w:lvl>
   </w:abstractNum>
-  <w:abstractNum w:abstractNumId="10">
+  <w:abstractNum w:abstractNumId="10" w15:restartNumberingAfterBreak="0">
     <w:nsid w:val="10B05935"/>
     <w:multiLevelType w:val="hybridMultilevel"/>
     <w:tmpl w:val="F2624004"/>
@@ -20456,7 +18234,7 @@
       </w:rPr>
     </w:lvl>
   </w:abstractNum>
-  <w:abstractNum w:abstractNumId="11">
+  <w:abstractNum w:abstractNumId="11" w15:restartNumberingAfterBreak="0">
     <w:nsid w:val="199641C0"/>
     <w:multiLevelType w:val="multilevel"/>
     <w:tmpl w:val="8EE2F0F6"/>
@@ -20603,7 +18381,7 @@
       </w:rPr>
     </w:lvl>
   </w:abstractNum>
-  <w:abstractNum w:abstractNumId="12">
+  <w:abstractNum w:abstractNumId="12" w15:restartNumberingAfterBreak="0">
     <w:nsid w:val="1B193D0E"/>
     <w:multiLevelType w:val="multilevel"/>
     <w:tmpl w:val="006210B6"/>
@@ -20749,7 +18527,7 @@
       </w:rPr>
     </w:lvl>
   </w:abstractNum>
-  <w:abstractNum w:abstractNumId="13">
+  <w:abstractNum w:abstractNumId="13" w15:restartNumberingAfterBreak="0">
     <w:nsid w:val="1EAF5596"/>
     <w:multiLevelType w:val="hybridMultilevel"/>
     <w:tmpl w:val="44106DA2"/>
@@ -20841,7 +18619,7 @@
       </w:pPr>
     </w:lvl>
   </w:abstractNum>
-  <w:abstractNum w:abstractNumId="14">
+  <w:abstractNum w:abstractNumId="14" w15:restartNumberingAfterBreak="0">
     <w:nsid w:val="21E04A78"/>
     <w:multiLevelType w:val="hybridMultilevel"/>
     <w:tmpl w:val="45040D84"/>
@@ -20931,7 +18709,7 @@
       </w:pPr>
     </w:lvl>
   </w:abstractNum>
-  <w:abstractNum w:abstractNumId="15">
+  <w:abstractNum w:abstractNumId="15" w15:restartNumberingAfterBreak="0">
     <w:nsid w:val="25293E21"/>
     <w:multiLevelType w:val="multilevel"/>
     <w:tmpl w:val="0EB6B566"/>
@@ -21078,7 +18856,7 @@
       </w:rPr>
     </w:lvl>
   </w:abstractNum>
-  <w:abstractNum w:abstractNumId="16">
+  <w:abstractNum w:abstractNumId="16" w15:restartNumberingAfterBreak="0">
     <w:nsid w:val="29723AD8"/>
     <w:multiLevelType w:val="hybridMultilevel"/>
     <w:tmpl w:val="5E7E7832"/>
@@ -21168,7 +18946,7 @@
       </w:pPr>
     </w:lvl>
   </w:abstractNum>
-  <w:abstractNum w:abstractNumId="17">
+  <w:abstractNum w:abstractNumId="17" w15:restartNumberingAfterBreak="0">
     <w:nsid w:val="2EE415FF"/>
     <w:multiLevelType w:val="multilevel"/>
     <w:tmpl w:val="9EB06E8C"/>
@@ -21315,7 +19093,7 @@
       </w:rPr>
     </w:lvl>
   </w:abstractNum>
-  <w:abstractNum w:abstractNumId="18">
+  <w:abstractNum w:abstractNumId="18" w15:restartNumberingAfterBreak="0">
     <w:nsid w:val="2FD124BF"/>
     <w:multiLevelType w:val="hybridMultilevel"/>
     <w:tmpl w:val="D23E470C"/>
@@ -21409,7 +19187,7 @@
       </w:pPr>
     </w:lvl>
   </w:abstractNum>
-  <w:abstractNum w:abstractNumId="19">
+  <w:abstractNum w:abstractNumId="19" w15:restartNumberingAfterBreak="0">
     <w:nsid w:val="312F2538"/>
     <w:multiLevelType w:val="multilevel"/>
     <w:tmpl w:val="5874ED9E"/>
@@ -21556,7 +19334,124 @@
       </w:rPr>
     </w:lvl>
   </w:abstractNum>
-  <w:abstractNum w:abstractNumId="20">
+  <w:abstractNum w:abstractNumId="20" w15:restartNumberingAfterBreak="0">
+    <w:nsid w:val="3175068C"/>
+    <w:multiLevelType w:val="multilevel"/>
+    <w:tmpl w:val="A260A5BE"/>
+    <w:lvl w:ilvl="0">
+      <w:start w:val="1"/>
+      <w:numFmt w:val="decimal"/>
+      <w:lvlText w:val="%1."/>
+      <w:lvlJc w:val="left"/>
+      <w:pPr>
+        <w:tabs>
+          <w:tab w:val="num" w:pos="720"/>
+        </w:tabs>
+        <w:ind w:left="720" w:hanging="360"/>
+      </w:pPr>
+    </w:lvl>
+    <w:lvl w:ilvl="1">
+      <w:start w:val="1"/>
+      <w:numFmt w:val="bullet"/>
+      <w:lvlText w:val="o"/>
+      <w:lvlJc w:val="left"/>
+      <w:pPr>
+        <w:tabs>
+          <w:tab w:val="num" w:pos="1440"/>
+        </w:tabs>
+        <w:ind w:left="1440" w:hanging="360"/>
+      </w:pPr>
+      <w:rPr>
+        <w:rFonts w:ascii="Courier New" w:hAnsi="Courier New" w:hint="default"/>
+        <w:sz w:val="20"/>
+      </w:rPr>
+    </w:lvl>
+    <w:lvl w:ilvl="2" w:tentative="1">
+      <w:start w:val="1"/>
+      <w:numFmt w:val="decimal"/>
+      <w:lvlText w:val="%3."/>
+      <w:lvlJc w:val="left"/>
+      <w:pPr>
+        <w:tabs>
+          <w:tab w:val="num" w:pos="2160"/>
+        </w:tabs>
+        <w:ind w:left="2160" w:hanging="360"/>
+      </w:pPr>
+    </w:lvl>
+    <w:lvl w:ilvl="3" w:tentative="1">
+      <w:start w:val="1"/>
+      <w:numFmt w:val="decimal"/>
+      <w:lvlText w:val="%4."/>
+      <w:lvlJc w:val="left"/>
+      <w:pPr>
+        <w:tabs>
+          <w:tab w:val="num" w:pos="2880"/>
+        </w:tabs>
+        <w:ind w:left="2880" w:hanging="360"/>
+      </w:pPr>
+    </w:lvl>
+    <w:lvl w:ilvl="4" w:tentative="1">
+      <w:start w:val="1"/>
+      <w:numFmt w:val="decimal"/>
+      <w:lvlText w:val="%5."/>
+      <w:lvlJc w:val="left"/>
+      <w:pPr>
+        <w:tabs>
+          <w:tab w:val="num" w:pos="3600"/>
+        </w:tabs>
+        <w:ind w:left="3600" w:hanging="360"/>
+      </w:pPr>
+    </w:lvl>
+    <w:lvl w:ilvl="5" w:tentative="1">
+      <w:start w:val="1"/>
+      <w:numFmt w:val="decimal"/>
+      <w:lvlText w:val="%6."/>
+      <w:lvlJc w:val="left"/>
+      <w:pPr>
+        <w:tabs>
+          <w:tab w:val="num" w:pos="4320"/>
+        </w:tabs>
+        <w:ind w:left="4320" w:hanging="360"/>
+      </w:pPr>
+    </w:lvl>
+    <w:lvl w:ilvl="6" w:tentative="1">
+      <w:start w:val="1"/>
+      <w:numFmt w:val="decimal"/>
+      <w:lvlText w:val="%7."/>
+      <w:lvlJc w:val="left"/>
+      <w:pPr>
+        <w:tabs>
+          <w:tab w:val="num" w:pos="5040"/>
+        </w:tabs>
+        <w:ind w:left="5040" w:hanging="360"/>
+      </w:pPr>
+    </w:lvl>
+    <w:lvl w:ilvl="7" w:tentative="1">
+      <w:start w:val="1"/>
+      <w:numFmt w:val="decimal"/>
+      <w:lvlText w:val="%8."/>
+      <w:lvlJc w:val="left"/>
+      <w:pPr>
+        <w:tabs>
+          <w:tab w:val="num" w:pos="5760"/>
+        </w:tabs>
+        <w:ind w:left="5760" w:hanging="360"/>
+      </w:pPr>
+    </w:lvl>
+    <w:lvl w:ilvl="8" w:tentative="1">
+      <w:start w:val="1"/>
+      <w:numFmt w:val="decimal"/>
+      <w:lvlText w:val="%9."/>
+      <w:lvlJc w:val="left"/>
+      <w:pPr>
+        <w:tabs>
+          <w:tab w:val="num" w:pos="6480"/>
+        </w:tabs>
+        <w:ind w:left="6480" w:hanging="360"/>
+      </w:pPr>
+    </w:lvl>
+  </w:abstractNum>
+  <w:abstractNum w:abstractNumId="21" w15:restartNumberingAfterBreak="0">
     <w:nsid w:val="31A251B2"/>
     <w:multiLevelType w:val="hybridMultilevel"/>
     <w:tmpl w:val="0ACC6DAE"/>
@@ -21652,7 +19547,7 @@
       </w:pPr>
     </w:lvl>
   </w:abstractNum>
-  <w:abstractNum w:abstractNumId="21">
+  <w:abstractNum w:abstractNumId="22" w15:restartNumberingAfterBreak="0">
     <w:nsid w:val="36730A13"/>
     <w:multiLevelType w:val="hybridMultilevel"/>
     <w:tmpl w:val="DC1A79E6"/>
@@ -21746,7 +19641,7 @@
       </w:pPr>
     </w:lvl>
   </w:abstractNum>
-  <w:abstractNum w:abstractNumId="22">
+  <w:abstractNum w:abstractNumId="23" w15:restartNumberingAfterBreak="0">
     <w:nsid w:val="381F2DE5"/>
     <w:multiLevelType w:val="multilevel"/>
     <w:tmpl w:val="CC50AFA8"/>
@@ -21895,7 +19790,7 @@
       </w:rPr>
     </w:lvl>
   </w:abstractNum>
-  <w:abstractNum w:abstractNumId="23">
+  <w:abstractNum w:abstractNumId="24" w15:restartNumberingAfterBreak="0">
     <w:nsid w:val="382F1381"/>
     <w:multiLevelType w:val="multilevel"/>
     <w:tmpl w:val="8C8C8148"/>
@@ -22042,7 +19937,7 @@
       </w:rPr>
     </w:lvl>
   </w:abstractNum>
-  <w:abstractNum w:abstractNumId="24">
+  <w:abstractNum w:abstractNumId="25" w15:restartNumberingAfterBreak="0">
     <w:nsid w:val="3C3F0072"/>
     <w:multiLevelType w:val="multilevel"/>
     <w:tmpl w:val="8A008778"/>
@@ -22191,7 +20086,7 @@
       </w:rPr>
     </w:lvl>
   </w:abstractNum>
-  <w:abstractNum w:abstractNumId="25">
+  <w:abstractNum w:abstractNumId="26" w15:restartNumberingAfterBreak="0">
     <w:nsid w:val="3C8B51D0"/>
     <w:multiLevelType w:val="multilevel"/>
     <w:tmpl w:val="C8ECB744"/>
@@ -22338,7 +20233,7 @@
       </w:rPr>
     </w:lvl>
   </w:abstractNum>
-  <w:abstractNum w:abstractNumId="26">
+  <w:abstractNum w:abstractNumId="27" w15:restartNumberingAfterBreak="0">
     <w:nsid w:val="3D965428"/>
     <w:multiLevelType w:val="multilevel"/>
     <w:tmpl w:val="6DA27BBE"/>
@@ -22484,7 +20379,120 @@
       </w:rPr>
     </w:lvl>
   </w:abstractNum>
-  <w:abstractNum w:abstractNumId="27">
+  <w:abstractNum w:abstractNumId="28" w15:restartNumberingAfterBreak="0">
+    <w:nsid w:val="3E24353D"/>
+    <w:multiLevelType w:val="multilevel"/>
+    <w:tmpl w:val="504861CA"/>
+    <w:lvl w:ilvl="0">
+      <w:start w:val="1"/>
+      <w:numFmt w:val="decimal"/>
+      <w:lvlText w:val="%1."/>
+      <w:lvlJc w:val="left"/>
+      <w:pPr>
+        <w:tabs>
+          <w:tab w:val="num" w:pos="720"/>
+        </w:tabs>
+        <w:ind w:left="720" w:hanging="360"/>
+      </w:pPr>
+    </w:lvl>
+    <w:lvl w:ilvl="1" w:tentative="1">
+      <w:start w:val="1"/>
+      <w:numFmt w:val="decimal"/>
+      <w:lvlText w:val="%2."/>
+      <w:lvlJc w:val="left"/>
+      <w:pPr>
+        <w:tabs>
+          <w:tab w:val="num" w:pos="1440"/>
+        </w:tabs>
+        <w:ind w:left="1440" w:hanging="360"/>
+      </w:pPr>
+    </w:lvl>
+    <w:lvl w:ilvl="2" w:tentative="1">
+      <w:start w:val="1"/>
+      <w:numFmt w:val="decimal"/>
+      <w:lvlText w:val="%3."/>
+      <w:lvlJc w:val="left"/>
+      <w:pPr>
+        <w:tabs>
+          <w:tab w:val="num" w:pos="2160"/>
+        </w:tabs>
+        <w:ind w:left="2160" w:hanging="360"/>
+      </w:pPr>
+    </w:lvl>
+    <w:lvl w:ilvl="3" w:tentative="1">
+      <w:start w:val="1"/>
+      <w:numFmt w:val="decimal"/>
+      <w:lvlText w:val="%4."/>
+      <w:lvlJc w:val="left"/>
+      <w:pPr>
+        <w:tabs>
+          <w:tab w:val="num" w:pos="2880"/>
+        </w:tabs>
+        <w:ind w:left="2880" w:hanging="360"/>
+      </w:pPr>
+    </w:lvl>
+    <w:lvl w:ilvl="4" w:tentative="1">
+      <w:start w:val="1"/>
+      <w:numFmt w:val="decimal"/>
+      <w:lvlText w:val="%5."/>
+      <w:lvlJc w:val="left"/>
+      <w:pPr>
+        <w:tabs>
+          <w:tab w:val="num" w:pos="3600"/>
+        </w:tabs>
+        <w:ind w:left="3600" w:hanging="360"/>
+      </w:pPr>
+    </w:lvl>
+    <w:lvl w:ilvl="5" w:tentative="1">
+      <w:start w:val="1"/>
+      <w:numFmt w:val="decimal"/>
+      <w:lvlText w:val="%6."/>
+      <w:lvlJc w:val="left"/>
+      <w:pPr>
+        <w:tabs>
+          <w:tab w:val="num" w:pos="4320"/>
+        </w:tabs>
+        <w:ind w:left="4320" w:hanging="360"/>
+      </w:pPr>
+    </w:lvl>
+    <w:lvl w:ilvl="6" w:tentative="1">
+      <w:start w:val="1"/>
+      <w:numFmt w:val="decimal"/>
+      <w:lvlText w:val="%7."/>
+      <w:lvlJc w:val="left"/>
+      <w:pPr>
+        <w:tabs>
+          <w:tab w:val="num" w:pos="5040"/>
+        </w:tabs>
+        <w:ind w:left="5040" w:hanging="360"/>
+      </w:pPr>
+    </w:lvl>
+    <w:lvl w:ilvl="7" w:tentative="1">
+      <w:start w:val="1"/>
+      <w:numFmt w:val="decimal"/>
+      <w:lvlText w:val="%8."/>
+      <w:lvlJc w:val="left"/>
+      <w:pPr>
+        <w:tabs>
+          <w:tab w:val="num" w:pos="5760"/>
+        </w:tabs>
+        <w:ind w:left="5760" w:hanging="360"/>
+      </w:pPr>
+    </w:lvl>
+    <w:lvl w:ilvl="8" w:tentative="1">
+      <w:start w:val="1"/>
+      <w:numFmt w:val="decimal"/>
+      <w:lvlText w:val="%9."/>
+      <w:lvlJc w:val="left"/>
+      <w:pPr>
+        <w:tabs>
+          <w:tab w:val="num" w:pos="6480"/>
+        </w:tabs>
+        <w:ind w:left="6480" w:hanging="360"/>
+      </w:pPr>
+    </w:lvl>
+  </w:abstractNum>
+  <w:abstractNum w:abstractNumId="29" w15:restartNumberingAfterBreak="0">
     <w:nsid w:val="3F3522F1"/>
     <w:multiLevelType w:val="multilevel"/>
     <w:tmpl w:val="43AA400C"/>
@@ -22633,7 +20641,7 @@
       </w:rPr>
     </w:lvl>
   </w:abstractNum>
-  <w:abstractNum w:abstractNumId="28">
+  <w:abstractNum w:abstractNumId="30" w15:restartNumberingAfterBreak="0">
     <w:nsid w:val="3F6C64B4"/>
     <w:multiLevelType w:val="multilevel"/>
     <w:tmpl w:val="FC84F726"/>
@@ -22780,22 +20788,21 @@
       </w:rPr>
     </w:lvl>
   </w:abstractNum>
-  <w:abstractNum w:abstractNumId="29">
+  <w:abstractNum w:abstractNumId="31" w15:restartNumberingAfterBreak="0">
     <w:nsid w:val="47A53E20"/>
     <w:multiLevelType w:val="hybridMultilevel"/>
-    <w:tmpl w:val="8954D116"/>
-    <w:lvl w:ilvl="0" w:tplc="E98C6596">
+    <w:tmpl w:val="FD5ECCCC"/>
+    <w:lvl w:ilvl="0" w:tplc="8872E926">
       <w:start w:val="1"/>
       <w:numFmt w:val="decimal"/>
       <w:suff w:val="space"/>
       <w:lvlText w:val="%1."/>
       <w:lvlJc w:val="left"/>
       <w:pPr>
-        <w:ind w:left="360" w:hanging="360"/>
+        <w:ind w:left="720" w:hanging="360"/>
       </w:pPr>
       <w:rPr>
         <w:rFonts w:hint="default"/>
-        <w:color w:val="000000" w:themeColor="text1"/>
       </w:rPr>
     </w:lvl>
     <w:lvl w:ilvl="1" w:tplc="40090003" w:tentative="1">
@@ -22804,7 +20811,7 @@
       <w:lvlText w:val="o"/>
       <w:lvlJc w:val="left"/>
       <w:pPr>
-        <w:ind w:left="-119" w:hanging="360"/>
+        <w:ind w:left="1440" w:hanging="360"/>
       </w:pPr>
       <w:rPr>
         <w:rFonts w:ascii="Courier New" w:hAnsi="Courier New" w:cs="Courier New" w:hint="default"/>
@@ -22816,7 +20823,7 @@
       <w:lvlText w:val=""/>
       <w:lvlJc w:val="left"/>
       <w:pPr>
-        <w:ind w:left="601" w:hanging="360"/>
+        <w:ind w:left="2160" w:hanging="360"/>
       </w:pPr>
       <w:rPr>
         <w:rFonts w:ascii="Wingdings" w:hAnsi="Wingdings" w:hint="default"/>
@@ -22828,7 +20835,7 @@
       <w:lvlText w:val=""/>
       <w:lvlJc w:val="left"/>
       <w:pPr>
-        <w:ind w:left="1321" w:hanging="360"/>
+        <w:ind w:left="2880" w:hanging="360"/>
       </w:pPr>
       <w:rPr>
         <w:rFonts w:ascii="Symbol" w:hAnsi="Symbol" w:hint="default"/>
@@ -22840,7 +20847,7 @@
       <w:lvlText w:val="o"/>
       <w:lvlJc w:val="left"/>
       <w:pPr>
-        <w:ind w:left="2041" w:hanging="360"/>
+        <w:ind w:left="3600" w:hanging="360"/>
       </w:pPr>
       <w:rPr>
         <w:rFonts w:ascii="Courier New" w:hAnsi="Courier New" w:cs="Courier New" w:hint="default"/>
@@ -22852,7 +20859,7 @@
       <w:lvlText w:val=""/>
       <w:lvlJc w:val="left"/>
       <w:pPr>
-        <w:ind w:left="2761" w:hanging="360"/>
+        <w:ind w:left="4320" w:hanging="360"/>
       </w:pPr>
       <w:rPr>
         <w:rFonts w:ascii="Wingdings" w:hAnsi="Wingdings" w:hint="default"/>
@@ -22864,7 +20871,7 @@
       <w:lvlText w:val=""/>
       <w:lvlJc w:val="left"/>
       <w:pPr>
-        <w:ind w:left="3481" w:hanging="360"/>
+        <w:ind w:left="5040" w:hanging="360"/>
       </w:pPr>
       <w:rPr>
         <w:rFonts w:ascii="Symbol" w:hAnsi="Symbol" w:hint="default"/>
@@ -22876,7 +20883,7 @@
       <w:lvlText w:val="o"/>
       <w:lvlJc w:val="left"/>
       <w:pPr>
-        <w:ind w:left="4201" w:hanging="360"/>
+        <w:ind w:left="5760" w:hanging="360"/>
       </w:pPr>
       <w:rPr>
         <w:rFonts w:ascii="Courier New" w:hAnsi="Courier New" w:cs="Courier New" w:hint="default"/>
@@ -22888,14 +20895,14 @@
       <w:lvlText w:val=""/>
       <w:lvlJc w:val="left"/>
       <w:pPr>
-        <w:ind w:left="4921" w:hanging="360"/>
+        <w:ind w:left="6480" w:hanging="360"/>
       </w:pPr>
       <w:rPr>
         <w:rFonts w:ascii="Wingdings" w:hAnsi="Wingdings" w:hint="default"/>
       </w:rPr>
     </w:lvl>
   </w:abstractNum>
-  <w:abstractNum w:abstractNumId="30">
+  <w:abstractNum w:abstractNumId="32" w15:restartNumberingAfterBreak="0">
     <w:nsid w:val="49562A85"/>
     <w:multiLevelType w:val="multilevel"/>
     <w:tmpl w:val="F12E11EE"/>
@@ -23044,7 +21051,7 @@
       </w:rPr>
     </w:lvl>
   </w:abstractNum>
-  <w:abstractNum w:abstractNumId="31">
+  <w:abstractNum w:abstractNumId="33" w15:restartNumberingAfterBreak="0">
     <w:nsid w:val="58091859"/>
     <w:multiLevelType w:val="multilevel"/>
     <w:tmpl w:val="7BDC1630"/>
@@ -23193,14 +21200,13 @@
       </w:rPr>
     </w:lvl>
   </w:abstractNum>
-  <w:abstractNum w:abstractNumId="32">
+  <w:abstractNum w:abstractNumId="34" w15:restartNumberingAfterBreak="0">
     <w:nsid w:val="59333424"/>
     <w:multiLevelType w:val="multilevel"/>
-    <w:tmpl w:val="424CE0C2"/>
+    <w:tmpl w:val="89D88EB8"/>
     <w:lvl w:ilvl="0">
       <w:start w:val="1"/>
       <w:numFmt w:val="decimal"/>
-      <w:suff w:val="space"/>
       <w:lvlText w:val="%1."/>
       <w:lvlJc w:val="left"/>
       <w:pPr>
@@ -23317,7 +21323,7 @@
       </w:rPr>
     </w:lvl>
   </w:abstractNum>
-  <w:abstractNum w:abstractNumId="33">
+  <w:abstractNum w:abstractNumId="35" w15:restartNumberingAfterBreak="0">
     <w:nsid w:val="5C5E4140"/>
     <w:multiLevelType w:val="multilevel"/>
     <w:tmpl w:val="1346C4E8"/>
@@ -23464,7 +21470,7 @@
       </w:rPr>
     </w:lvl>
   </w:abstractNum>
-  <w:abstractNum w:abstractNumId="34">
+  <w:abstractNum w:abstractNumId="36" w15:restartNumberingAfterBreak="0">
     <w:nsid w:val="5EF36307"/>
     <w:multiLevelType w:val="multilevel"/>
     <w:tmpl w:val="AD4A8F60"/>
@@ -23613,7 +21619,7 @@
       </w:rPr>
     </w:lvl>
   </w:abstractNum>
-  <w:abstractNum w:abstractNumId="35">
+  <w:abstractNum w:abstractNumId="37" w15:restartNumberingAfterBreak="0">
     <w:nsid w:val="6164725E"/>
     <w:multiLevelType w:val="multilevel"/>
     <w:tmpl w:val="9282E76A"/>
@@ -23762,7 +21768,7 @@
       </w:rPr>
     </w:lvl>
   </w:abstractNum>
-  <w:abstractNum w:abstractNumId="36">
+  <w:abstractNum w:abstractNumId="38" w15:restartNumberingAfterBreak="0">
     <w:nsid w:val="65676615"/>
     <w:multiLevelType w:val="multilevel"/>
     <w:tmpl w:val="20108214"/>
@@ -23911,7 +21917,7 @@
       </w:rPr>
     </w:lvl>
   </w:abstractNum>
-  <w:abstractNum w:abstractNumId="37">
+  <w:abstractNum w:abstractNumId="39" w15:restartNumberingAfterBreak="0">
     <w:nsid w:val="664C328F"/>
     <w:multiLevelType w:val="hybridMultilevel"/>
     <w:tmpl w:val="893AF31E"/>
@@ -24005,7 +22011,7 @@
       </w:pPr>
     </w:lvl>
   </w:abstractNum>
-  <w:abstractNum w:abstractNumId="38">
+  <w:abstractNum w:abstractNumId="40" w15:restartNumberingAfterBreak="0">
     <w:nsid w:val="684F64B1"/>
     <w:multiLevelType w:val="hybridMultilevel"/>
     <w:tmpl w:val="357AD188"/>
@@ -24095,10 +22101,10 @@
       </w:pPr>
     </w:lvl>
   </w:abstractNum>
-  <w:abstractNum w:abstractNumId="39">
+  <w:abstractNum w:abstractNumId="41" w15:restartNumberingAfterBreak="0">
     <w:nsid w:val="691642A8"/>
     <w:multiLevelType w:val="multilevel"/>
-    <w:tmpl w:val="08587774"/>
+    <w:tmpl w:val="F78A25A0"/>
     <w:lvl w:ilvl="0">
       <w:start w:val="1"/>
       <w:numFmt w:val="decimal"/>
@@ -24110,25 +22116,24 @@
         </w:tabs>
         <w:ind w:left="720" w:hanging="360"/>
       </w:pPr>
-      <w:rPr>
-        <w:rFonts w:hint="default"/>
-      </w:rPr>
     </w:lvl>
     <w:lvl w:ilvl="1">
       <w:start w:val="1"/>
       <w:numFmt w:val="bullet"/>
-      <w:suff w:val="space"/>
       <w:lvlText w:val=""/>
       <w:lvlJc w:val="left"/>
       <w:pPr>
-        <w:ind w:left="502" w:hanging="360"/>
+        <w:tabs>
+          <w:tab w:val="num" w:pos="1440"/>
+        </w:tabs>
+        <w:ind w:left="1440" w:hanging="360"/>
       </w:pPr>
       <w:rPr>
         <w:rFonts w:ascii="Symbol" w:hAnsi="Symbol" w:hint="default"/>
         <w:sz w:val="20"/>
       </w:rPr>
     </w:lvl>
-    <w:lvl w:ilvl="2">
+    <w:lvl w:ilvl="2" w:tentative="1">
       <w:start w:val="1"/>
       <w:numFmt w:val="decimal"/>
       <w:lvlText w:val="%3."/>
@@ -24139,11 +22144,8 @@
         </w:tabs>
         <w:ind w:left="2160" w:hanging="360"/>
       </w:pPr>
-      <w:rPr>
-        <w:rFonts w:hint="default"/>
-      </w:rPr>
-    </w:lvl>
-    <w:lvl w:ilvl="3">
+    </w:lvl>
+    <w:lvl w:ilvl="3" w:tentative="1">
       <w:start w:val="1"/>
       <w:numFmt w:val="decimal"/>
       <w:lvlText w:val="%4."/>
@@ -24154,11 +22156,8 @@
         </w:tabs>
         <w:ind w:left="2880" w:hanging="360"/>
       </w:pPr>
-      <w:rPr>
-        <w:rFonts w:hint="default"/>
-      </w:rPr>
-    </w:lvl>
-    <w:lvl w:ilvl="4">
+    </w:lvl>
+    <w:lvl w:ilvl="4" w:tentative="1">
       <w:start w:val="1"/>
       <w:numFmt w:val="decimal"/>
       <w:lvlText w:val="%5."/>
@@ -24169,11 +22168,8 @@
         </w:tabs>
         <w:ind w:left="3600" w:hanging="360"/>
       </w:pPr>
-      <w:rPr>
-        <w:rFonts w:hint="default"/>
-      </w:rPr>
-    </w:lvl>
-    <w:lvl w:ilvl="5">
+    </w:lvl>
+    <w:lvl w:ilvl="5" w:tentative="1">
       <w:start w:val="1"/>
       <w:numFmt w:val="decimal"/>
       <w:lvlText w:val="%6."/>
@@ -24184,11 +22180,8 @@
         </w:tabs>
         <w:ind w:left="4320" w:hanging="360"/>
       </w:pPr>
-      <w:rPr>
-        <w:rFonts w:hint="default"/>
-      </w:rPr>
-    </w:lvl>
-    <w:lvl w:ilvl="6">
+    </w:lvl>
+    <w:lvl w:ilvl="6" w:tentative="1">
       <w:start w:val="1"/>
       <w:numFmt w:val="decimal"/>
       <w:lvlText w:val="%7."/>
@@ -24199,11 +22192,8 @@
         </w:tabs>
         <w:ind w:left="5040" w:hanging="360"/>
       </w:pPr>
-      <w:rPr>
-        <w:rFonts w:hint="default"/>
-      </w:rPr>
-    </w:lvl>
-    <w:lvl w:ilvl="7">
+    </w:lvl>
+    <w:lvl w:ilvl="7" w:tentative="1">
       <w:start w:val="1"/>
       <w:numFmt w:val="decimal"/>
       <w:lvlText w:val="%8."/>
@@ -24214,11 +22204,8 @@
         </w:tabs>
         <w:ind w:left="5760" w:hanging="360"/>
       </w:pPr>
-      <w:rPr>
-        <w:rFonts w:hint="default"/>
-      </w:rPr>
-    </w:lvl>
-    <w:lvl w:ilvl="8">
+    </w:lvl>
+    <w:lvl w:ilvl="8" w:tentative="1">
       <w:start w:val="1"/>
       <w:numFmt w:val="decimal"/>
       <w:lvlText w:val="%9."/>
@@ -24229,12 +22216,9 @@
         </w:tabs>
         <w:ind w:left="6480" w:hanging="360"/>
       </w:pPr>
-      <w:rPr>
-        <w:rFonts w:hint="default"/>
-      </w:rPr>
     </w:lvl>
   </w:abstractNum>
-  <w:abstractNum w:abstractNumId="40">
+  <w:abstractNum w:abstractNumId="42" w15:restartNumberingAfterBreak="0">
     <w:nsid w:val="6C0D0125"/>
     <w:multiLevelType w:val="multilevel"/>
     <w:tmpl w:val="93CA4C76"/>
@@ -24371,7 +22355,7 @@
       </w:rPr>
     </w:lvl>
   </w:abstractNum>
-  <w:abstractNum w:abstractNumId="41">
+  <w:abstractNum w:abstractNumId="43" w15:restartNumberingAfterBreak="0">
     <w:nsid w:val="6C3D2ECB"/>
     <w:multiLevelType w:val="multilevel"/>
     <w:tmpl w:val="B598010E"/>
@@ -24520,7 +22504,7 @@
       </w:rPr>
     </w:lvl>
   </w:abstractNum>
-  <w:abstractNum w:abstractNumId="42">
+  <w:abstractNum w:abstractNumId="44" w15:restartNumberingAfterBreak="0">
     <w:nsid w:val="6D1A5A44"/>
     <w:multiLevelType w:val="multilevel"/>
     <w:tmpl w:val="D3364470"/>
@@ -24665,7 +22649,7 @@
       </w:rPr>
     </w:lvl>
   </w:abstractNum>
-  <w:abstractNum w:abstractNumId="43">
+  <w:abstractNum w:abstractNumId="45" w15:restartNumberingAfterBreak="0">
     <w:nsid w:val="71452EDD"/>
     <w:multiLevelType w:val="multilevel"/>
     <w:tmpl w:val="424CE2D2"/>
@@ -24814,7 +22798,7 @@
       </w:rPr>
     </w:lvl>
   </w:abstractNum>
-  <w:abstractNum w:abstractNumId="44">
+  <w:abstractNum w:abstractNumId="46" w15:restartNumberingAfterBreak="0">
     <w:nsid w:val="722838F2"/>
     <w:multiLevelType w:val="multilevel"/>
     <w:tmpl w:val="46520722"/>
@@ -24961,7 +22945,7 @@
       </w:rPr>
     </w:lvl>
   </w:abstractNum>
-  <w:abstractNum w:abstractNumId="45">
+  <w:abstractNum w:abstractNumId="47" w15:restartNumberingAfterBreak="0">
     <w:nsid w:val="74860ABE"/>
     <w:multiLevelType w:val="multilevel"/>
     <w:tmpl w:val="90F80408"/>
@@ -25110,7 +23094,7 @@
       </w:rPr>
     </w:lvl>
   </w:abstractNum>
-  <w:abstractNum w:abstractNumId="46">
+  <w:abstractNum w:abstractNumId="48" w15:restartNumberingAfterBreak="0">
     <w:nsid w:val="77BD530B"/>
     <w:multiLevelType w:val="multilevel"/>
     <w:tmpl w:val="146CF396"/>
@@ -25257,7 +23241,7 @@
       </w:rPr>
     </w:lvl>
   </w:abstractNum>
-  <w:abstractNum w:abstractNumId="47">
+  <w:abstractNum w:abstractNumId="49" w15:restartNumberingAfterBreak="0">
     <w:nsid w:val="7DF90783"/>
     <w:multiLevelType w:val="multilevel"/>
     <w:tmpl w:val="5282ABD0"/>
@@ -25404,7 +23388,7 @@
       </w:rPr>
     </w:lvl>
   </w:abstractNum>
-  <w:abstractNum w:abstractNumId="48">
+  <w:abstractNum w:abstractNumId="50" w15:restartNumberingAfterBreak="0">
     <w:nsid w:val="7F0C4E68"/>
     <w:multiLevelType w:val="multilevel"/>
     <w:tmpl w:val="60702952"/>
@@ -25551,159 +23535,165 @@
       </w:rPr>
     </w:lvl>
   </w:abstractNum>
-  <w:num w:numId="1">
+  <w:num w:numId="1" w16cid:durableId="1375471081">
+    <w:abstractNumId w:val="31"/>
+  </w:num>
+  <w:num w:numId="2" w16cid:durableId="624510925">
+    <w:abstractNumId w:val="14"/>
+  </w:num>
+  <w:num w:numId="3" w16cid:durableId="343675224">
+    <w:abstractNumId w:val="21"/>
+  </w:num>
+  <w:num w:numId="4" w16cid:durableId="1408502721">
+    <w:abstractNumId w:val="18"/>
+  </w:num>
+  <w:num w:numId="5" w16cid:durableId="1478379325">
+    <w:abstractNumId w:val="22"/>
+  </w:num>
+  <w:num w:numId="6" w16cid:durableId="627858618">
+    <w:abstractNumId w:val="39"/>
+  </w:num>
+  <w:num w:numId="7" w16cid:durableId="1767506117">
+    <w:abstractNumId w:val="16"/>
+  </w:num>
+  <w:num w:numId="8" w16cid:durableId="1473863886">
+    <w:abstractNumId w:val="34"/>
+  </w:num>
+  <w:num w:numId="9" w16cid:durableId="1334257179">
+    <w:abstractNumId w:val="13"/>
+  </w:num>
+  <w:num w:numId="10" w16cid:durableId="1159812372">
+    <w:abstractNumId w:val="19"/>
+  </w:num>
+  <w:num w:numId="11" w16cid:durableId="1373379802">
+    <w:abstractNumId w:val="23"/>
+  </w:num>
+  <w:num w:numId="12" w16cid:durableId="13507264">
+    <w:abstractNumId w:val="43"/>
+  </w:num>
+  <w:num w:numId="13" w16cid:durableId="670184685">
+    <w:abstractNumId w:val="36"/>
+  </w:num>
+  <w:num w:numId="14" w16cid:durableId="2020696904">
+    <w:abstractNumId w:val="45"/>
+  </w:num>
+  <w:num w:numId="15" w16cid:durableId="1359618504">
+    <w:abstractNumId w:val="38"/>
+  </w:num>
+  <w:num w:numId="16" w16cid:durableId="583998444">
+    <w:abstractNumId w:val="6"/>
+  </w:num>
+  <w:num w:numId="17" w16cid:durableId="1017272755">
+    <w:abstractNumId w:val="50"/>
+  </w:num>
+  <w:num w:numId="18" w16cid:durableId="1477259349">
+    <w:abstractNumId w:val="11"/>
+  </w:num>
+  <w:num w:numId="19" w16cid:durableId="1827088644">
     <w:abstractNumId w:val="29"/>
   </w:num>
-  <w:num w:numId="2">
-    <w:abstractNumId w:val="14"/>
+  <w:num w:numId="20" w16cid:durableId="2094546850">
+    <w:abstractNumId w:val="32"/>
   </w:num>
-  <w:num w:numId="3">
+  <w:num w:numId="21" w16cid:durableId="669479240">
+    <w:abstractNumId w:val="9"/>
+  </w:num>
+  <w:num w:numId="22" w16cid:durableId="974407414">
+    <w:abstractNumId w:val="47"/>
+  </w:num>
+  <w:num w:numId="23" w16cid:durableId="1425112024">
+    <w:abstractNumId w:val="8"/>
+  </w:num>
+  <w:num w:numId="24" w16cid:durableId="1942836869">
+    <w:abstractNumId w:val="27"/>
+  </w:num>
+  <w:num w:numId="25" w16cid:durableId="364257588">
+    <w:abstractNumId w:val="40"/>
+  </w:num>
+  <w:num w:numId="26" w16cid:durableId="572662113">
+    <w:abstractNumId w:val="12"/>
+  </w:num>
+  <w:num w:numId="27" w16cid:durableId="1228959545">
+    <w:abstractNumId w:val="3"/>
+  </w:num>
+  <w:num w:numId="28" w16cid:durableId="1796093158">
+    <w:abstractNumId w:val="5"/>
+  </w:num>
+  <w:num w:numId="29" w16cid:durableId="519126930">
+    <w:abstractNumId w:val="48"/>
+  </w:num>
+  <w:num w:numId="30" w16cid:durableId="1138835574">
+    <w:abstractNumId w:val="4"/>
+  </w:num>
+  <w:num w:numId="31" w16cid:durableId="2010592408">
+    <w:abstractNumId w:val="10"/>
+  </w:num>
+  <w:num w:numId="32" w16cid:durableId="436102549">
+    <w:abstractNumId w:val="46"/>
+  </w:num>
+  <w:num w:numId="33" w16cid:durableId="915019887">
+    <w:abstractNumId w:val="44"/>
+  </w:num>
+  <w:num w:numId="34" w16cid:durableId="1231841121">
+    <w:abstractNumId w:val="26"/>
+  </w:num>
+  <w:num w:numId="35" w16cid:durableId="1792241525">
+    <w:abstractNumId w:val="35"/>
+  </w:num>
+  <w:num w:numId="36" w16cid:durableId="1096292661">
+    <w:abstractNumId w:val="49"/>
+  </w:num>
+  <w:num w:numId="37" w16cid:durableId="795567301">
+    <w:abstractNumId w:val="17"/>
+  </w:num>
+  <w:num w:numId="38" w16cid:durableId="1473716595">
+    <w:abstractNumId w:val="33"/>
+  </w:num>
+  <w:num w:numId="39" w16cid:durableId="969896689">
+    <w:abstractNumId w:val="0"/>
+  </w:num>
+  <w:num w:numId="40" w16cid:durableId="908153507">
+    <w:abstractNumId w:val="30"/>
+  </w:num>
+  <w:num w:numId="41" w16cid:durableId="893933386">
+    <w:abstractNumId w:val="42"/>
+  </w:num>
+  <w:num w:numId="42" w16cid:durableId="2101443070">
+    <w:abstractNumId w:val="2"/>
+  </w:num>
+  <w:num w:numId="43" w16cid:durableId="1226572568">
+    <w:abstractNumId w:val="25"/>
+  </w:num>
+  <w:num w:numId="44" w16cid:durableId="2054384968">
+    <w:abstractNumId w:val="41"/>
+  </w:num>
+  <w:num w:numId="45" w16cid:durableId="601374244">
+    <w:abstractNumId w:val="1"/>
+  </w:num>
+  <w:num w:numId="46" w16cid:durableId="120998818">
     <w:abstractNumId w:val="20"/>
   </w:num>
-  <w:num w:numId="4">
-    <w:abstractNumId w:val="18"/>
+  <w:num w:numId="47" w16cid:durableId="62684904">
+    <w:abstractNumId w:val="28"/>
   </w:num>
-  <w:num w:numId="5">
-    <w:abstractNumId w:val="21"/>
-  </w:num>
-  <w:num w:numId="6">
+  <w:num w:numId="48" w16cid:durableId="842354429">
     <w:abstractNumId w:val="37"/>
   </w:num>
-  <w:num w:numId="7">
-    <w:abstractNumId w:val="16"/>
-  </w:num>
-  <w:num w:numId="8">
-    <w:abstractNumId w:val="32"/>
-  </w:num>
-  <w:num w:numId="9">
-    <w:abstractNumId w:val="13"/>
-  </w:num>
-  <w:num w:numId="10">
-    <w:abstractNumId w:val="19"/>
-  </w:num>
-  <w:num w:numId="11">
-    <w:abstractNumId w:val="22"/>
-  </w:num>
-  <w:num w:numId="12">
-    <w:abstractNumId w:val="41"/>
-  </w:num>
-  <w:num w:numId="13">
-    <w:abstractNumId w:val="34"/>
-  </w:num>
-  <w:num w:numId="14">
-    <w:abstractNumId w:val="43"/>
-  </w:num>
-  <w:num w:numId="15">
-    <w:abstractNumId w:val="36"/>
-  </w:num>
-  <w:num w:numId="16">
-    <w:abstractNumId w:val="5"/>
-  </w:num>
-  <w:num w:numId="17">
-    <w:abstractNumId w:val="48"/>
-  </w:num>
-  <w:num w:numId="18">
-    <w:abstractNumId w:val="11"/>
-  </w:num>
-  <w:num w:numId="19">
-    <w:abstractNumId w:val="27"/>
-  </w:num>
-  <w:num w:numId="20">
-    <w:abstractNumId w:val="30"/>
-  </w:num>
-  <w:num w:numId="21">
-    <w:abstractNumId w:val="9"/>
-  </w:num>
-  <w:num w:numId="22">
-    <w:abstractNumId w:val="45"/>
-  </w:num>
-  <w:num w:numId="23">
+  <w:num w:numId="49" w16cid:durableId="1435978434">
     <w:abstractNumId w:val="7"/>
   </w:num>
-  <w:num w:numId="24">
-    <w:abstractNumId w:val="26"/>
-  </w:num>
-  <w:num w:numId="25">
-    <w:abstractNumId w:val="38"/>
-  </w:num>
-  <w:num w:numId="26">
-    <w:abstractNumId w:val="12"/>
-  </w:num>
-  <w:num w:numId="27">
-    <w:abstractNumId w:val="2"/>
-  </w:num>
-  <w:num w:numId="28">
-    <w:abstractNumId w:val="4"/>
-  </w:num>
-  <w:num w:numId="29">
-    <w:abstractNumId w:val="46"/>
-  </w:num>
-  <w:num w:numId="30">
-    <w:abstractNumId w:val="3"/>
-  </w:num>
-  <w:num w:numId="31">
-    <w:abstractNumId w:val="10"/>
-  </w:num>
-  <w:num w:numId="32">
-    <w:abstractNumId w:val="44"/>
-  </w:num>
-  <w:num w:numId="33">
-    <w:abstractNumId w:val="42"/>
-  </w:num>
-  <w:num w:numId="34">
-    <w:abstractNumId w:val="25"/>
-  </w:num>
-  <w:num w:numId="35">
-    <w:abstractNumId w:val="33"/>
-  </w:num>
-  <w:num w:numId="36">
-    <w:abstractNumId w:val="47"/>
-  </w:num>
-  <w:num w:numId="37">
-    <w:abstractNumId w:val="17"/>
-  </w:num>
-  <w:num w:numId="38">
-    <w:abstractNumId w:val="31"/>
-  </w:num>
-  <w:num w:numId="39">
-    <w:abstractNumId w:val="0"/>
-  </w:num>
-  <w:num w:numId="40">
-    <w:abstractNumId w:val="28"/>
-  </w:num>
-  <w:num w:numId="41">
-    <w:abstractNumId w:val="40"/>
-  </w:num>
-  <w:num w:numId="42">
-    <w:abstractNumId w:val="1"/>
-  </w:num>
-  <w:num w:numId="43">
+  <w:num w:numId="50" w16cid:durableId="1961643420">
     <w:abstractNumId w:val="24"/>
   </w:num>
-  <w:num w:numId="44">
-    <w:abstractNumId w:val="39"/>
-  </w:num>
-  <w:num w:numId="45">
-    <w:abstractNumId w:val="35"/>
-  </w:num>
-  <w:num w:numId="46">
-    <w:abstractNumId w:val="6"/>
-  </w:num>
-  <w:num w:numId="47">
-    <w:abstractNumId w:val="23"/>
-  </w:num>
-  <w:num w:numId="48">
+  <w:num w:numId="51" w16cid:durableId="1097217285">
     <w:abstractNumId w:val="15"/>
   </w:num>
-  <w:num w:numId="49">
-    <w:abstractNumId w:val="8"/>
-  </w:num>
-  <w:numIdMacAtCleanup w:val="49"/>
+  <w:numIdMacAtCleanup w:val="41"/>
 </w:numbering>
 </file>
 
 <file path=word/styles.xml><?xml version="1.0" encoding="utf-8"?>
-<w:styles xmlns:mc="http://schemas.openxmlformats.org/markup-compatibility/2006" xmlns:r="http://schemas.openxmlformats.org/officeDocument/2006/relationships" xmlns:w="http://schemas.openxmlformats.org/wordprocessingml/2006/main" xmlns:w14="http://schemas.microsoft.com/office/word/2010/wordml" xmlns:w15="http://schemas.microsoft.com/office/word/2012/wordml" mc:Ignorable="w14 w15">
+<w:styles xmlns:mc="http://schemas.openxmlformats.org/markup-compatibility/2006" xmlns:r="http://schemas.openxmlformats.org/officeDocument/2006/relationships" xmlns:w="http://schemas.openxmlformats.org/wordprocessingml/2006/main" xmlns:w14="http://schemas.microsoft.com/office/word/2010/wordml" xmlns:w15="http://schemas.microsoft.com/office/word/2012/wordml" xmlns:w16cex="http://schemas.microsoft.com/office/word/2018/wordml/cex" xmlns:w16cid="http://schemas.microsoft.com/office/word/2016/wordml/cid" xmlns:w16="http://schemas.microsoft.com/office/word/2018/wordml" xmlns:w16du="http://schemas.microsoft.com/office/word/2023/wordml/word16du" xmlns:w16sdtdh="http://schemas.microsoft.com/office/word/2020/wordml/sdtdatahash" xmlns:w16sdtfl="http://schemas.microsoft.com/office/word/2024/wordml/sdtformatlock" xmlns:w16se="http://schemas.microsoft.com/office/word/2015/wordml/symex" mc:Ignorable="w14 w15 w16se w16cid w16 w16cex w16sdtdh w16sdtfl w16du">
   <w:docDefaults>
     <w:rPrDefault>
       <w:rPr>
@@ -25719,7 +23709,7 @@
       </w:pPr>
     </w:pPrDefault>
   </w:docDefaults>
-  <w:latentStyles w:defLockedState="0" w:defUIPriority="99" w:defSemiHidden="0" w:defUnhideWhenUsed="0" w:defQFormat="0" w:count="371">
+  <w:latentStyles w:defLockedState="0" w:defUIPriority="99" w:defSemiHidden="0" w:defUnhideWhenUsed="0" w:defQFormat="0" w:count="376">
     <w:lsdException w:name="Normal" w:uiPriority="0" w:qFormat="1"/>
     <w:lsdException w:name="heading 1" w:uiPriority="9" w:qFormat="1"/>
     <w:lsdException w:name="heading 2" w:semiHidden="1" w:uiPriority="9" w:unhideWhenUsed="1" w:qFormat="1"/>
@@ -26091,6 +24081,11 @@
     <w:lsdException w:name="List Table 5 Dark Accent 6" w:uiPriority="50"/>
     <w:lsdException w:name="List Table 6 Colorful Accent 6" w:uiPriority="51"/>
     <w:lsdException w:name="List Table 7 Colorful Accent 6" w:uiPriority="52"/>
+    <w:lsdException w:name="Mention" w:semiHidden="1" w:unhideWhenUsed="1"/>
+    <w:lsdException w:name="Smart Hyperlink" w:semiHidden="1" w:unhideWhenUsed="1"/>
+    <w:lsdException w:name="Hashtag" w:semiHidden="1" w:unhideWhenUsed="1"/>
+    <w:lsdException w:name="Unresolved Mention" w:semiHidden="1" w:unhideWhenUsed="1"/>
+    <w:lsdException w:name="Smart Link" w:semiHidden="1" w:unhideWhenUsed="1"/>
   </w:latentStyles>
   <w:style w:type="paragraph" w:default="1" w:styleId="Normal">
     <w:name w:val="Normal"/>
@@ -26382,7 +24377,7 @@
       <w:u w:val="single"/>
     </w:rPr>
   </w:style>
-  <w:style w:type="character" w:customStyle="1" w:styleId="UnresolvedMention">
+  <w:style w:type="character" w:styleId="UnresolvedMention">
     <w:name w:val="Unresolved Mention"/>
     <w:basedOn w:val="DefaultParagraphFont"/>
     <w:uiPriority w:val="99"/>
@@ -26393,59 +24388,6 @@
       <w:color w:val="605E5C"/>
       <w:shd w:val="clear" w:color="auto" w:fill="E1DFDD"/>
     </w:rPr>
-  </w:style>
-  <w:style w:type="paragraph" w:styleId="TOCHeading">
-    <w:name w:val="TOC Heading"/>
-    <w:basedOn w:val="Heading1"/>
-    <w:next w:val="Normal"/>
-    <w:uiPriority w:val="39"/>
-    <w:unhideWhenUsed/>
-    <w:qFormat/>
-    <w:rsid w:val="00FC6093"/>
-    <w:pPr>
-      <w:outlineLvl w:val="9"/>
-    </w:pPr>
-    <w:rPr>
-      <w:lang w:val="en-US"/>
-    </w:rPr>
-  </w:style>
-  <w:style w:type="paragraph" w:styleId="TOC1">
-    <w:name w:val="toc 1"/>
-    <w:basedOn w:val="Normal"/>
-    <w:next w:val="Normal"/>
-    <w:autoRedefine/>
-    <w:uiPriority w:val="39"/>
-    <w:unhideWhenUsed/>
-    <w:rsid w:val="00FC6093"/>
-    <w:pPr>
-      <w:spacing w:after="100"/>
-    </w:pPr>
-  </w:style>
-  <w:style w:type="paragraph" w:styleId="TOC2">
-    <w:name w:val="toc 2"/>
-    <w:basedOn w:val="Normal"/>
-    <w:next w:val="Normal"/>
-    <w:autoRedefine/>
-    <w:uiPriority w:val="39"/>
-    <w:unhideWhenUsed/>
-    <w:rsid w:val="00FC6093"/>
-    <w:pPr>
-      <w:spacing w:after="100"/>
-      <w:ind w:left="220"/>
-    </w:pPr>
-  </w:style>
-  <w:style w:type="paragraph" w:styleId="TOC3">
-    <w:name w:val="toc 3"/>
-    <w:basedOn w:val="Normal"/>
-    <w:next w:val="Normal"/>
-    <w:autoRedefine/>
-    <w:uiPriority w:val="39"/>
-    <w:unhideWhenUsed/>
-    <w:rsid w:val="00FC6093"/>
-    <w:pPr>
-      <w:spacing w:after="100"/>
-      <w:ind w:left="440"/>
-    </w:pPr>
   </w:style>
 </w:styles>
 </file>
@@ -26716,7 +24658,7 @@
 </file>
 
 <file path=customXml/itemProps1.xml><?xml version="1.0" encoding="utf-8"?>
-<ds:datastoreItem xmlns:ds="http://schemas.openxmlformats.org/officeDocument/2006/customXml" ds:itemID="{217CC877-3F0B-4426-BB06-8FC8C2F9DB41}">
+<ds:datastoreItem xmlns:ds="http://schemas.openxmlformats.org/officeDocument/2006/customXml" ds:itemID="{E5D99D69-D211-4551-A16D-F54AB6EEA6C9}">
   <ds:schemaRefs>
     <ds:schemaRef ds:uri="http://schemas.openxmlformats.org/officeDocument/2006/bibliography"/>
   </ds:schemaRefs>

--- a/FINE-TUNING.docx
+++ b/FINE-TUNING.docx
@@ -1,7 +1,2356 @@
 
 <file path=word/document.xml><?xml version="1.0" encoding="utf-8"?>
-<w:document xmlns:wpc="http://schemas.microsoft.com/office/word/2010/wordprocessingCanvas" xmlns:cx="http://schemas.microsoft.com/office/drawing/2014/chartex" xmlns:cx1="http://schemas.microsoft.com/office/drawing/2015/9/8/chartex" xmlns:cx2="http://schemas.microsoft.com/office/drawing/2015/10/21/chartex" xmlns:cx3="http://schemas.microsoft.com/office/drawing/2016/5/9/chartex" xmlns:cx4="http://schemas.microsoft.com/office/drawing/2016/5/10/chartex" xmlns:cx5="http://schemas.microsoft.com/office/drawing/2016/5/11/chartex" xmlns:cx6="http://schemas.microsoft.com/office/drawing/2016/5/12/chartex" xmlns:cx7="http://schemas.microsoft.com/office/drawing/2016/5/13/chartex" xmlns:cx8="http://schemas.microsoft.com/office/drawing/2016/5/14/chartex" xmlns:mc="http://schemas.openxmlformats.org/markup-compatibility/2006" xmlns:aink="http://schemas.microsoft.com/office/drawing/2016/ink" xmlns:am3d="http://schemas.microsoft.com/office/drawing/2017/model3d" xmlns:o="urn:schemas-microsoft-com:office:office" xmlns:oel="http://schemas.microsoft.com/office/2019/extlst" xmlns:r="http://schemas.openxmlformats.org/officeDocument/2006/relationships" xmlns:m="http://schemas.openxmlformats.org/officeDocument/2006/math" xmlns:v="urn:schemas-microsoft-com:vml" xmlns:wp14="http://schemas.microsoft.com/office/word/2010/wordprocessingDrawing" xmlns:wp="http://schemas.openxmlformats.org/drawingml/2006/wordprocessingDrawing" xmlns:w10="urn:schemas-microsoft-com:office:word" xmlns:w="http://schemas.openxmlformats.org/wordprocessingml/2006/main" xmlns:w14="http://schemas.microsoft.com/office/word/2010/wordml" xmlns:w15="http://schemas.microsoft.com/office/word/2012/wordml" xmlns:w16cex="http://schemas.microsoft.com/office/word/2018/wordml/cex" xmlns:w16cid="http://schemas.microsoft.com/office/word/2016/wordml/cid" xmlns:w16="http://schemas.microsoft.com/office/word/2018/wordml" xmlns:w16du="http://schemas.microsoft.com/office/word/2023/wordml/word16du" xmlns:w16sdtdh="http://schemas.microsoft.com/office/word/2020/wordml/sdtdatahash" xmlns:w16sdtfl="http://schemas.microsoft.com/office/word/2024/wordml/sdtformatlock" xmlns:w16se="http://schemas.microsoft.com/office/word/2015/wordml/symex" xmlns:wpg="http://schemas.microsoft.com/office/word/2010/wordprocessingGroup" xmlns:wpi="http://schemas.microsoft.com/office/word/2010/wordprocessingInk" xmlns:wne="http://schemas.microsoft.com/office/word/2006/wordml" xmlns:wps="http://schemas.microsoft.com/office/word/2010/wordprocessingShape" mc:Ignorable="w14 w15 w16se w16cid w16 w16cex w16sdtdh w16sdtfl w16du wp14">
+<w:document xmlns:wpc="http://schemas.microsoft.com/office/word/2010/wordprocessingCanvas" xmlns:mc="http://schemas.openxmlformats.org/markup-compatibility/2006" xmlns:o="urn:schemas-microsoft-com:office:office" xmlns:r="http://schemas.openxmlformats.org/officeDocument/2006/relationships" xmlns:m="http://schemas.openxmlformats.org/officeDocument/2006/math" xmlns:v="urn:schemas-microsoft-com:vml" xmlns:wp14="http://schemas.microsoft.com/office/word/2010/wordprocessingDrawing" xmlns:wp="http://schemas.openxmlformats.org/drawingml/2006/wordprocessingDrawing" xmlns:w10="urn:schemas-microsoft-com:office:word" xmlns:w="http://schemas.openxmlformats.org/wordprocessingml/2006/main" xmlns:w14="http://schemas.microsoft.com/office/word/2010/wordml" xmlns:w15="http://schemas.microsoft.com/office/word/2012/wordml" xmlns:wpg="http://schemas.microsoft.com/office/word/2010/wordprocessingGroup" xmlns:wpi="http://schemas.microsoft.com/office/word/2010/wordprocessingInk" xmlns:wne="http://schemas.microsoft.com/office/word/2006/wordml" xmlns:wps="http://schemas.microsoft.com/office/word/2010/wordprocessingShape" mc:Ignorable="w14 w15 wp14">
   <w:body>
+    <w:sdt>
+      <w:sdtPr>
+        <w:rPr>
+          <w:rFonts w:asciiTheme="minorHAnsi" w:eastAsiaTheme="minorHAnsi" w:hAnsiTheme="minorHAnsi" w:cstheme="minorBidi"/>
+          <w:color w:val="auto"/>
+          <w:sz w:val="22"/>
+          <w:szCs w:val="22"/>
+          <w:lang w:val="en-IN"/>
+        </w:rPr>
+        <w:id w:val="-1690213510"/>
+        <w:docPartObj>
+          <w:docPartGallery w:val="Table of Contents"/>
+          <w:docPartUnique/>
+        </w:docPartObj>
+      </w:sdtPr>
+      <w:sdtEndPr>
+        <w:rPr>
+          <w:b/>
+          <w:bCs/>
+          <w:noProof/>
+        </w:rPr>
+      </w:sdtEndPr>
+      <w:sdtContent>
+        <w:p>
+          <w:pPr>
+            <w:pStyle w:val="TOCHeading"/>
+          </w:pPr>
+          <w:r>
+            <w:t>Contents</w:t>
+          </w:r>
+        </w:p>
+        <w:p>
+          <w:pPr>
+            <w:pStyle w:val="TOC1"/>
+            <w:tabs>
+              <w:tab w:val="right" w:leader="dot" w:pos="9736"/>
+            </w:tabs>
+            <w:rPr>
+              <w:rFonts w:eastAsiaTheme="minorEastAsia"/>
+              <w:noProof/>
+              <w:lang w:eastAsia="en-IN"/>
+            </w:rPr>
+          </w:pPr>
+          <w:r>
+            <w:fldChar w:fldCharType="begin"/>
+          </w:r>
+          <w:r>
+            <w:instrText xml:space="preserve"> TOC \o "1-3" \h \z \u </w:instrText>
+          </w:r>
+          <w:r>
+            <w:fldChar w:fldCharType="separate"/>
+          </w:r>
+          <w:hyperlink w:anchor="_Toc216033513" w:history="1">
+            <w:r>
+              <w:rPr>
+                <w:rStyle w:val="Hyperlink"/>
+                <w:noProof/>
+                <w:lang w:val="en-US"/>
+              </w:rPr>
+              <w:t>1. Fine tuning</w:t>
+            </w:r>
+            <w:r>
+              <w:rPr>
+                <w:noProof/>
+                <w:webHidden/>
+              </w:rPr>
+              <w:tab/>
+            </w:r>
+            <w:r>
+              <w:rPr>
+                <w:noProof/>
+                <w:webHidden/>
+              </w:rPr>
+              <w:fldChar w:fldCharType="begin"/>
+            </w:r>
+            <w:r>
+              <w:rPr>
+                <w:noProof/>
+                <w:webHidden/>
+              </w:rPr>
+              <w:instrText xml:space="preserve"> PAGEREF _Toc216033513 \h </w:instrText>
+            </w:r>
+            <w:r>
+              <w:rPr>
+                <w:noProof/>
+                <w:webHidden/>
+              </w:rPr>
+            </w:r>
+            <w:r>
+              <w:rPr>
+                <w:noProof/>
+                <w:webHidden/>
+              </w:rPr>
+              <w:fldChar w:fldCharType="separate"/>
+            </w:r>
+            <w:r>
+              <w:rPr>
+                <w:noProof/>
+                <w:webHidden/>
+              </w:rPr>
+              <w:t>2</w:t>
+            </w:r>
+            <w:r>
+              <w:rPr>
+                <w:noProof/>
+                <w:webHidden/>
+              </w:rPr>
+              <w:fldChar w:fldCharType="end"/>
+            </w:r>
+          </w:hyperlink>
+        </w:p>
+        <w:p>
+          <w:pPr>
+            <w:pStyle w:val="TOC3"/>
+            <w:tabs>
+              <w:tab w:val="right" w:leader="dot" w:pos="9736"/>
+            </w:tabs>
+            <w:rPr>
+              <w:rFonts w:eastAsiaTheme="minorEastAsia"/>
+              <w:noProof/>
+              <w:lang w:eastAsia="en-IN"/>
+            </w:rPr>
+          </w:pPr>
+          <w:hyperlink w:anchor="_Toc216033514" w:history="1">
+            <w:r>
+              <w:rPr>
+                <w:rStyle w:val="Hyperlink"/>
+                <w:noProof/>
+                <w:lang w:val="en-US"/>
+              </w:rPr>
+              <w:t>Sunny Savita</w:t>
+            </w:r>
+            <w:r>
+              <w:rPr>
+                <w:noProof/>
+                <w:webHidden/>
+              </w:rPr>
+              <w:tab/>
+            </w:r>
+            <w:r>
+              <w:rPr>
+                <w:noProof/>
+                <w:webHidden/>
+              </w:rPr>
+              <w:fldChar w:fldCharType="begin"/>
+            </w:r>
+            <w:r>
+              <w:rPr>
+                <w:noProof/>
+                <w:webHidden/>
+              </w:rPr>
+              <w:instrText xml:space="preserve"> PAGEREF _Toc216033514 \h </w:instrText>
+            </w:r>
+            <w:r>
+              <w:rPr>
+                <w:noProof/>
+                <w:webHidden/>
+              </w:rPr>
+            </w:r>
+            <w:r>
+              <w:rPr>
+                <w:noProof/>
+                <w:webHidden/>
+              </w:rPr>
+              <w:fldChar w:fldCharType="separate"/>
+            </w:r>
+            <w:r>
+              <w:rPr>
+                <w:noProof/>
+                <w:webHidden/>
+              </w:rPr>
+              <w:t>13</w:t>
+            </w:r>
+            <w:r>
+              <w:rPr>
+                <w:noProof/>
+                <w:webHidden/>
+              </w:rPr>
+              <w:fldChar w:fldCharType="end"/>
+            </w:r>
+          </w:hyperlink>
+        </w:p>
+        <w:p>
+          <w:pPr>
+            <w:pStyle w:val="TOC1"/>
+            <w:tabs>
+              <w:tab w:val="right" w:leader="dot" w:pos="9736"/>
+            </w:tabs>
+            <w:rPr>
+              <w:rFonts w:eastAsiaTheme="minorEastAsia"/>
+              <w:noProof/>
+              <w:lang w:eastAsia="en-IN"/>
+            </w:rPr>
+          </w:pPr>
+          <w:hyperlink w:anchor="_Toc216033515" w:history="1">
+            <w:r>
+              <w:rPr>
+                <w:rStyle w:val="Hyperlink"/>
+                <w:b/>
+                <w:noProof/>
+                <w:lang w:val="en-US"/>
+              </w:rPr>
+              <w:t>2. Transfer Learning</w:t>
+            </w:r>
+            <w:r>
+              <w:rPr>
+                <w:noProof/>
+                <w:webHidden/>
+              </w:rPr>
+              <w:tab/>
+            </w:r>
+            <w:r>
+              <w:rPr>
+                <w:noProof/>
+                <w:webHidden/>
+              </w:rPr>
+              <w:fldChar w:fldCharType="begin"/>
+            </w:r>
+            <w:r>
+              <w:rPr>
+                <w:noProof/>
+                <w:webHidden/>
+              </w:rPr>
+              <w:instrText xml:space="preserve"> PAGEREF _Toc216033515 \h </w:instrText>
+            </w:r>
+            <w:r>
+              <w:rPr>
+                <w:noProof/>
+                <w:webHidden/>
+              </w:rPr>
+            </w:r>
+            <w:r>
+              <w:rPr>
+                <w:noProof/>
+                <w:webHidden/>
+              </w:rPr>
+              <w:fldChar w:fldCharType="separate"/>
+            </w:r>
+            <w:r>
+              <w:rPr>
+                <w:noProof/>
+                <w:webHidden/>
+              </w:rPr>
+              <w:t>13</w:t>
+            </w:r>
+            <w:r>
+              <w:rPr>
+                <w:noProof/>
+                <w:webHidden/>
+              </w:rPr>
+              <w:fldChar w:fldCharType="end"/>
+            </w:r>
+          </w:hyperlink>
+        </w:p>
+        <w:p>
+          <w:pPr>
+            <w:pStyle w:val="TOC2"/>
+            <w:tabs>
+              <w:tab w:val="right" w:leader="dot" w:pos="9736"/>
+            </w:tabs>
+            <w:rPr>
+              <w:rFonts w:eastAsiaTheme="minorEastAsia"/>
+              <w:noProof/>
+              <w:lang w:eastAsia="en-IN"/>
+            </w:rPr>
+          </w:pPr>
+          <w:hyperlink w:anchor="_Toc216033516" w:history="1">
+            <w:r>
+              <w:rPr>
+                <w:rStyle w:val="Hyperlink"/>
+                <w:rFonts w:ascii="Aptos" w:hAnsi="Aptos"/>
+                <w:noProof/>
+                <w:lang w:val="en-US"/>
+              </w:rPr>
+              <w:t>Fine tuning Frameworks:</w:t>
+            </w:r>
+            <w:r>
+              <w:rPr>
+                <w:noProof/>
+                <w:webHidden/>
+              </w:rPr>
+              <w:tab/>
+            </w:r>
+            <w:r>
+              <w:rPr>
+                <w:noProof/>
+                <w:webHidden/>
+              </w:rPr>
+              <w:fldChar w:fldCharType="begin"/>
+            </w:r>
+            <w:r>
+              <w:rPr>
+                <w:noProof/>
+                <w:webHidden/>
+              </w:rPr>
+              <w:instrText xml:space="preserve"> PAGEREF _Toc216033516 \h </w:instrText>
+            </w:r>
+            <w:r>
+              <w:rPr>
+                <w:noProof/>
+                <w:webHidden/>
+              </w:rPr>
+            </w:r>
+            <w:r>
+              <w:rPr>
+                <w:noProof/>
+                <w:webHidden/>
+              </w:rPr>
+              <w:fldChar w:fldCharType="separate"/>
+            </w:r>
+            <w:r>
+              <w:rPr>
+                <w:noProof/>
+                <w:webHidden/>
+              </w:rPr>
+              <w:t>13</w:t>
+            </w:r>
+            <w:r>
+              <w:rPr>
+                <w:noProof/>
+                <w:webHidden/>
+              </w:rPr>
+              <w:fldChar w:fldCharType="end"/>
+            </w:r>
+          </w:hyperlink>
+        </w:p>
+        <w:p>
+          <w:pPr>
+            <w:pStyle w:val="TOC3"/>
+            <w:tabs>
+              <w:tab w:val="right" w:leader="dot" w:pos="9736"/>
+            </w:tabs>
+            <w:rPr>
+              <w:rFonts w:eastAsiaTheme="minorEastAsia"/>
+              <w:noProof/>
+              <w:lang w:eastAsia="en-IN"/>
+            </w:rPr>
+          </w:pPr>
+          <w:hyperlink w:anchor="_Toc216033517" w:history="1">
+            <w:r>
+              <w:rPr>
+                <w:rStyle w:val="Hyperlink"/>
+                <w:rFonts w:ascii="Segoe UI Emoji" w:hAnsi="Segoe UI Emoji" w:cs="Segoe UI Emoji"/>
+                <w:noProof/>
+              </w:rPr>
+              <w:t>🔹</w:t>
+            </w:r>
+            <w:r>
+              <w:rPr>
+                <w:rStyle w:val="Hyperlink"/>
+                <w:rFonts w:ascii="Aptos" w:hAnsi="Aptos" w:cstheme="minorHAnsi"/>
+                <w:noProof/>
+              </w:rPr>
+              <w:t xml:space="preserve"> What it offers:</w:t>
+            </w:r>
+            <w:r>
+              <w:rPr>
+                <w:noProof/>
+                <w:webHidden/>
+              </w:rPr>
+              <w:tab/>
+            </w:r>
+            <w:r>
+              <w:rPr>
+                <w:noProof/>
+                <w:webHidden/>
+              </w:rPr>
+              <w:fldChar w:fldCharType="begin"/>
+            </w:r>
+            <w:r>
+              <w:rPr>
+                <w:noProof/>
+                <w:webHidden/>
+              </w:rPr>
+              <w:instrText xml:space="preserve"> PAGEREF _Toc216033517 \h </w:instrText>
+            </w:r>
+            <w:r>
+              <w:rPr>
+                <w:noProof/>
+                <w:webHidden/>
+              </w:rPr>
+            </w:r>
+            <w:r>
+              <w:rPr>
+                <w:noProof/>
+                <w:webHidden/>
+              </w:rPr>
+              <w:fldChar w:fldCharType="separate"/>
+            </w:r>
+            <w:r>
+              <w:rPr>
+                <w:noProof/>
+                <w:webHidden/>
+              </w:rPr>
+              <w:t>13</w:t>
+            </w:r>
+            <w:r>
+              <w:rPr>
+                <w:noProof/>
+                <w:webHidden/>
+              </w:rPr>
+              <w:fldChar w:fldCharType="end"/>
+            </w:r>
+          </w:hyperlink>
+        </w:p>
+        <w:p>
+          <w:pPr>
+            <w:pStyle w:val="TOC3"/>
+            <w:tabs>
+              <w:tab w:val="right" w:leader="dot" w:pos="9736"/>
+            </w:tabs>
+            <w:rPr>
+              <w:rFonts w:eastAsiaTheme="minorEastAsia"/>
+              <w:noProof/>
+              <w:lang w:eastAsia="en-IN"/>
+            </w:rPr>
+          </w:pPr>
+          <w:hyperlink w:anchor="_Toc216033518" w:history="1">
+            <w:r>
+              <w:rPr>
+                <w:rStyle w:val="Hyperlink"/>
+                <w:rFonts w:ascii="Segoe UI Emoji" w:hAnsi="Segoe UI Emoji" w:cs="Segoe UI Emoji"/>
+                <w:noProof/>
+              </w:rPr>
+              <w:t>💡</w:t>
+            </w:r>
+            <w:r>
+              <w:rPr>
+                <w:rStyle w:val="Hyperlink"/>
+                <w:rFonts w:ascii="Aptos" w:hAnsi="Aptos" w:cstheme="minorHAnsi"/>
+                <w:noProof/>
+              </w:rPr>
+              <w:t xml:space="preserve"> Why it exists:</w:t>
+            </w:r>
+            <w:r>
+              <w:rPr>
+                <w:noProof/>
+                <w:webHidden/>
+              </w:rPr>
+              <w:tab/>
+            </w:r>
+            <w:r>
+              <w:rPr>
+                <w:noProof/>
+                <w:webHidden/>
+              </w:rPr>
+              <w:fldChar w:fldCharType="begin"/>
+            </w:r>
+            <w:r>
+              <w:rPr>
+                <w:noProof/>
+                <w:webHidden/>
+              </w:rPr>
+              <w:instrText xml:space="preserve"> PAGEREF _Toc216033518 \h </w:instrText>
+            </w:r>
+            <w:r>
+              <w:rPr>
+                <w:noProof/>
+                <w:webHidden/>
+              </w:rPr>
+            </w:r>
+            <w:r>
+              <w:rPr>
+                <w:noProof/>
+                <w:webHidden/>
+              </w:rPr>
+              <w:fldChar w:fldCharType="separate"/>
+            </w:r>
+            <w:r>
+              <w:rPr>
+                <w:noProof/>
+                <w:webHidden/>
+              </w:rPr>
+              <w:t>13</w:t>
+            </w:r>
+            <w:r>
+              <w:rPr>
+                <w:noProof/>
+                <w:webHidden/>
+              </w:rPr>
+              <w:fldChar w:fldCharType="end"/>
+            </w:r>
+          </w:hyperlink>
+        </w:p>
+        <w:p>
+          <w:pPr>
+            <w:pStyle w:val="TOC3"/>
+            <w:tabs>
+              <w:tab w:val="right" w:leader="dot" w:pos="9736"/>
+            </w:tabs>
+            <w:rPr>
+              <w:rFonts w:eastAsiaTheme="minorEastAsia"/>
+              <w:noProof/>
+              <w:lang w:eastAsia="en-IN"/>
+            </w:rPr>
+          </w:pPr>
+          <w:hyperlink w:anchor="_Toc216033519" w:history="1">
+            <w:r>
+              <w:rPr>
+                <w:rStyle w:val="Hyperlink"/>
+                <w:rFonts w:ascii="Segoe UI Emoji" w:hAnsi="Segoe UI Emoji" w:cs="Segoe UI Emoji"/>
+                <w:noProof/>
+              </w:rPr>
+              <w:t>🔹</w:t>
+            </w:r>
+            <w:r>
+              <w:rPr>
+                <w:rStyle w:val="Hyperlink"/>
+                <w:rFonts w:ascii="Aptos" w:hAnsi="Aptos" w:cstheme="minorHAnsi"/>
+                <w:noProof/>
+              </w:rPr>
+              <w:t xml:space="preserve"> What it offers:</w:t>
+            </w:r>
+            <w:r>
+              <w:rPr>
+                <w:noProof/>
+                <w:webHidden/>
+              </w:rPr>
+              <w:tab/>
+            </w:r>
+            <w:r>
+              <w:rPr>
+                <w:noProof/>
+                <w:webHidden/>
+              </w:rPr>
+              <w:fldChar w:fldCharType="begin"/>
+            </w:r>
+            <w:r>
+              <w:rPr>
+                <w:noProof/>
+                <w:webHidden/>
+              </w:rPr>
+              <w:instrText xml:space="preserve"> PAGEREF _Toc216033519 \h </w:instrText>
+            </w:r>
+            <w:r>
+              <w:rPr>
+                <w:noProof/>
+                <w:webHidden/>
+              </w:rPr>
+            </w:r>
+            <w:r>
+              <w:rPr>
+                <w:noProof/>
+                <w:webHidden/>
+              </w:rPr>
+              <w:fldChar w:fldCharType="separate"/>
+            </w:r>
+            <w:r>
+              <w:rPr>
+                <w:noProof/>
+                <w:webHidden/>
+              </w:rPr>
+              <w:t>14</w:t>
+            </w:r>
+            <w:r>
+              <w:rPr>
+                <w:noProof/>
+                <w:webHidden/>
+              </w:rPr>
+              <w:fldChar w:fldCharType="end"/>
+            </w:r>
+          </w:hyperlink>
+        </w:p>
+        <w:p>
+          <w:pPr>
+            <w:pStyle w:val="TOC3"/>
+            <w:tabs>
+              <w:tab w:val="right" w:leader="dot" w:pos="9736"/>
+            </w:tabs>
+            <w:rPr>
+              <w:rFonts w:eastAsiaTheme="minorEastAsia"/>
+              <w:noProof/>
+              <w:lang w:eastAsia="en-IN"/>
+            </w:rPr>
+          </w:pPr>
+          <w:hyperlink w:anchor="_Toc216033520" w:history="1">
+            <w:r>
+              <w:rPr>
+                <w:rStyle w:val="Hyperlink"/>
+                <w:rFonts w:ascii="Segoe UI Emoji" w:hAnsi="Segoe UI Emoji" w:cs="Segoe UI Emoji"/>
+                <w:noProof/>
+              </w:rPr>
+              <w:t>💡</w:t>
+            </w:r>
+            <w:r>
+              <w:rPr>
+                <w:rStyle w:val="Hyperlink"/>
+                <w:rFonts w:ascii="Aptos" w:hAnsi="Aptos" w:cstheme="minorHAnsi"/>
+                <w:noProof/>
+              </w:rPr>
+              <w:t xml:space="preserve"> Why it exists:</w:t>
+            </w:r>
+            <w:r>
+              <w:rPr>
+                <w:noProof/>
+                <w:webHidden/>
+              </w:rPr>
+              <w:tab/>
+            </w:r>
+            <w:r>
+              <w:rPr>
+                <w:noProof/>
+                <w:webHidden/>
+              </w:rPr>
+              <w:fldChar w:fldCharType="begin"/>
+            </w:r>
+            <w:r>
+              <w:rPr>
+                <w:noProof/>
+                <w:webHidden/>
+              </w:rPr>
+              <w:instrText xml:space="preserve"> PAGEREF _Toc216033520 \h </w:instrText>
+            </w:r>
+            <w:r>
+              <w:rPr>
+                <w:noProof/>
+                <w:webHidden/>
+              </w:rPr>
+            </w:r>
+            <w:r>
+              <w:rPr>
+                <w:noProof/>
+                <w:webHidden/>
+              </w:rPr>
+              <w:fldChar w:fldCharType="separate"/>
+            </w:r>
+            <w:r>
+              <w:rPr>
+                <w:noProof/>
+                <w:webHidden/>
+              </w:rPr>
+              <w:t>14</w:t>
+            </w:r>
+            <w:r>
+              <w:rPr>
+                <w:noProof/>
+                <w:webHidden/>
+              </w:rPr>
+              <w:fldChar w:fldCharType="end"/>
+            </w:r>
+          </w:hyperlink>
+        </w:p>
+        <w:p>
+          <w:pPr>
+            <w:pStyle w:val="TOC3"/>
+            <w:tabs>
+              <w:tab w:val="right" w:leader="dot" w:pos="9736"/>
+            </w:tabs>
+            <w:rPr>
+              <w:rFonts w:eastAsiaTheme="minorEastAsia"/>
+              <w:noProof/>
+              <w:lang w:eastAsia="en-IN"/>
+            </w:rPr>
+          </w:pPr>
+          <w:hyperlink w:anchor="_Toc216033521" w:history="1">
+            <w:r>
+              <w:rPr>
+                <w:rStyle w:val="Hyperlink"/>
+                <w:rFonts w:ascii="Segoe UI Emoji" w:hAnsi="Segoe UI Emoji" w:cs="Segoe UI Emoji"/>
+                <w:noProof/>
+              </w:rPr>
+              <w:t>🔹</w:t>
+            </w:r>
+            <w:r>
+              <w:rPr>
+                <w:rStyle w:val="Hyperlink"/>
+                <w:rFonts w:ascii="Aptos" w:hAnsi="Aptos" w:cstheme="minorHAnsi"/>
+                <w:noProof/>
+              </w:rPr>
+              <w:t xml:space="preserve"> What it offers:</w:t>
+            </w:r>
+            <w:r>
+              <w:rPr>
+                <w:noProof/>
+                <w:webHidden/>
+              </w:rPr>
+              <w:tab/>
+            </w:r>
+            <w:r>
+              <w:rPr>
+                <w:noProof/>
+                <w:webHidden/>
+              </w:rPr>
+              <w:fldChar w:fldCharType="begin"/>
+            </w:r>
+            <w:r>
+              <w:rPr>
+                <w:noProof/>
+                <w:webHidden/>
+              </w:rPr>
+              <w:instrText xml:space="preserve"> PAGEREF _Toc216033521 \h </w:instrText>
+            </w:r>
+            <w:r>
+              <w:rPr>
+                <w:noProof/>
+                <w:webHidden/>
+              </w:rPr>
+            </w:r>
+            <w:r>
+              <w:rPr>
+                <w:noProof/>
+                <w:webHidden/>
+              </w:rPr>
+              <w:fldChar w:fldCharType="separate"/>
+            </w:r>
+            <w:r>
+              <w:rPr>
+                <w:noProof/>
+                <w:webHidden/>
+              </w:rPr>
+              <w:t>14</w:t>
+            </w:r>
+            <w:r>
+              <w:rPr>
+                <w:noProof/>
+                <w:webHidden/>
+              </w:rPr>
+              <w:fldChar w:fldCharType="end"/>
+            </w:r>
+          </w:hyperlink>
+        </w:p>
+        <w:p>
+          <w:pPr>
+            <w:pStyle w:val="TOC3"/>
+            <w:tabs>
+              <w:tab w:val="right" w:leader="dot" w:pos="9736"/>
+            </w:tabs>
+            <w:rPr>
+              <w:rFonts w:eastAsiaTheme="minorEastAsia"/>
+              <w:noProof/>
+              <w:lang w:eastAsia="en-IN"/>
+            </w:rPr>
+          </w:pPr>
+          <w:hyperlink w:anchor="_Toc216033522" w:history="1">
+            <w:r>
+              <w:rPr>
+                <w:rStyle w:val="Hyperlink"/>
+                <w:rFonts w:ascii="Segoe UI Emoji" w:hAnsi="Segoe UI Emoji" w:cs="Segoe UI Emoji"/>
+                <w:noProof/>
+              </w:rPr>
+              <w:t>💡</w:t>
+            </w:r>
+            <w:r>
+              <w:rPr>
+                <w:rStyle w:val="Hyperlink"/>
+                <w:rFonts w:ascii="Aptos" w:hAnsi="Aptos" w:cstheme="minorHAnsi"/>
+                <w:noProof/>
+              </w:rPr>
+              <w:t xml:space="preserve"> Why it exists:</w:t>
+            </w:r>
+            <w:r>
+              <w:rPr>
+                <w:noProof/>
+                <w:webHidden/>
+              </w:rPr>
+              <w:tab/>
+            </w:r>
+            <w:r>
+              <w:rPr>
+                <w:noProof/>
+                <w:webHidden/>
+              </w:rPr>
+              <w:fldChar w:fldCharType="begin"/>
+            </w:r>
+            <w:r>
+              <w:rPr>
+                <w:noProof/>
+                <w:webHidden/>
+              </w:rPr>
+              <w:instrText xml:space="preserve"> PAGEREF _Toc216033522 \h </w:instrText>
+            </w:r>
+            <w:r>
+              <w:rPr>
+                <w:noProof/>
+                <w:webHidden/>
+              </w:rPr>
+            </w:r>
+            <w:r>
+              <w:rPr>
+                <w:noProof/>
+                <w:webHidden/>
+              </w:rPr>
+              <w:fldChar w:fldCharType="separate"/>
+            </w:r>
+            <w:r>
+              <w:rPr>
+                <w:noProof/>
+                <w:webHidden/>
+              </w:rPr>
+              <w:t>14</w:t>
+            </w:r>
+            <w:r>
+              <w:rPr>
+                <w:noProof/>
+                <w:webHidden/>
+              </w:rPr>
+              <w:fldChar w:fldCharType="end"/>
+            </w:r>
+          </w:hyperlink>
+        </w:p>
+        <w:p>
+          <w:pPr>
+            <w:pStyle w:val="TOC3"/>
+            <w:tabs>
+              <w:tab w:val="right" w:leader="dot" w:pos="9736"/>
+            </w:tabs>
+            <w:rPr>
+              <w:rFonts w:eastAsiaTheme="minorEastAsia"/>
+              <w:noProof/>
+              <w:lang w:eastAsia="en-IN"/>
+            </w:rPr>
+          </w:pPr>
+          <w:hyperlink w:anchor="_Toc216033523" w:history="1">
+            <w:r>
+              <w:rPr>
+                <w:rStyle w:val="Hyperlink"/>
+                <w:rFonts w:ascii="Segoe UI Emoji" w:hAnsi="Segoe UI Emoji" w:cs="Segoe UI Emoji"/>
+                <w:noProof/>
+              </w:rPr>
+              <w:t>🔹</w:t>
+            </w:r>
+            <w:r>
+              <w:rPr>
+                <w:rStyle w:val="Hyperlink"/>
+                <w:rFonts w:ascii="Aptos" w:hAnsi="Aptos" w:cstheme="minorHAnsi"/>
+                <w:noProof/>
+              </w:rPr>
+              <w:t xml:space="preserve"> What It Offers:</w:t>
+            </w:r>
+            <w:r>
+              <w:rPr>
+                <w:noProof/>
+                <w:webHidden/>
+              </w:rPr>
+              <w:tab/>
+            </w:r>
+            <w:r>
+              <w:rPr>
+                <w:noProof/>
+                <w:webHidden/>
+              </w:rPr>
+              <w:fldChar w:fldCharType="begin"/>
+            </w:r>
+            <w:r>
+              <w:rPr>
+                <w:noProof/>
+                <w:webHidden/>
+              </w:rPr>
+              <w:instrText xml:space="preserve"> PAGEREF _Toc216033523 \h </w:instrText>
+            </w:r>
+            <w:r>
+              <w:rPr>
+                <w:noProof/>
+                <w:webHidden/>
+              </w:rPr>
+            </w:r>
+            <w:r>
+              <w:rPr>
+                <w:noProof/>
+                <w:webHidden/>
+              </w:rPr>
+              <w:fldChar w:fldCharType="separate"/>
+            </w:r>
+            <w:r>
+              <w:rPr>
+                <w:noProof/>
+                <w:webHidden/>
+              </w:rPr>
+              <w:t>14</w:t>
+            </w:r>
+            <w:r>
+              <w:rPr>
+                <w:noProof/>
+                <w:webHidden/>
+              </w:rPr>
+              <w:fldChar w:fldCharType="end"/>
+            </w:r>
+          </w:hyperlink>
+        </w:p>
+        <w:p>
+          <w:pPr>
+            <w:pStyle w:val="TOC3"/>
+            <w:tabs>
+              <w:tab w:val="right" w:leader="dot" w:pos="9736"/>
+            </w:tabs>
+            <w:rPr>
+              <w:rFonts w:eastAsiaTheme="minorEastAsia"/>
+              <w:noProof/>
+              <w:lang w:eastAsia="en-IN"/>
+            </w:rPr>
+          </w:pPr>
+          <w:hyperlink w:anchor="_Toc216033524" w:history="1">
+            <w:r>
+              <w:rPr>
+                <w:rStyle w:val="Hyperlink"/>
+                <w:rFonts w:ascii="Segoe UI Emoji" w:hAnsi="Segoe UI Emoji" w:cs="Segoe UI Emoji"/>
+                <w:noProof/>
+              </w:rPr>
+              <w:t>💡</w:t>
+            </w:r>
+            <w:r>
+              <w:rPr>
+                <w:rStyle w:val="Hyperlink"/>
+                <w:rFonts w:ascii="Aptos" w:hAnsi="Aptos" w:cstheme="minorHAnsi"/>
+                <w:noProof/>
+              </w:rPr>
+              <w:t xml:space="preserve"> Why It Exists:</w:t>
+            </w:r>
+            <w:r>
+              <w:rPr>
+                <w:noProof/>
+                <w:webHidden/>
+              </w:rPr>
+              <w:tab/>
+            </w:r>
+            <w:r>
+              <w:rPr>
+                <w:noProof/>
+                <w:webHidden/>
+              </w:rPr>
+              <w:fldChar w:fldCharType="begin"/>
+            </w:r>
+            <w:r>
+              <w:rPr>
+                <w:noProof/>
+                <w:webHidden/>
+              </w:rPr>
+              <w:instrText xml:space="preserve"> PAGEREF _Toc216033524 \h </w:instrText>
+            </w:r>
+            <w:r>
+              <w:rPr>
+                <w:noProof/>
+                <w:webHidden/>
+              </w:rPr>
+            </w:r>
+            <w:r>
+              <w:rPr>
+                <w:noProof/>
+                <w:webHidden/>
+              </w:rPr>
+              <w:fldChar w:fldCharType="separate"/>
+            </w:r>
+            <w:r>
+              <w:rPr>
+                <w:noProof/>
+                <w:webHidden/>
+              </w:rPr>
+              <w:t>14</w:t>
+            </w:r>
+            <w:r>
+              <w:rPr>
+                <w:noProof/>
+                <w:webHidden/>
+              </w:rPr>
+              <w:fldChar w:fldCharType="end"/>
+            </w:r>
+          </w:hyperlink>
+        </w:p>
+        <w:p>
+          <w:pPr>
+            <w:pStyle w:val="TOC3"/>
+            <w:tabs>
+              <w:tab w:val="right" w:leader="dot" w:pos="9736"/>
+            </w:tabs>
+            <w:rPr>
+              <w:rFonts w:eastAsiaTheme="minorEastAsia"/>
+              <w:noProof/>
+              <w:lang w:eastAsia="en-IN"/>
+            </w:rPr>
+          </w:pPr>
+          <w:hyperlink w:anchor="_Toc216033525" w:history="1">
+            <w:r>
+              <w:rPr>
+                <w:rStyle w:val="Hyperlink"/>
+                <w:rFonts w:ascii="Segoe UI Emoji" w:hAnsi="Segoe UI Emoji" w:cs="Segoe UI Emoji"/>
+                <w:noProof/>
+              </w:rPr>
+              <w:t>🔹</w:t>
+            </w:r>
+            <w:r>
+              <w:rPr>
+                <w:rStyle w:val="Hyperlink"/>
+                <w:rFonts w:ascii="Aptos" w:hAnsi="Aptos" w:cstheme="minorHAnsi"/>
+                <w:noProof/>
+              </w:rPr>
+              <w:t xml:space="preserve"> What It Offers:</w:t>
+            </w:r>
+            <w:r>
+              <w:rPr>
+                <w:noProof/>
+                <w:webHidden/>
+              </w:rPr>
+              <w:tab/>
+            </w:r>
+            <w:r>
+              <w:rPr>
+                <w:noProof/>
+                <w:webHidden/>
+              </w:rPr>
+              <w:fldChar w:fldCharType="begin"/>
+            </w:r>
+            <w:r>
+              <w:rPr>
+                <w:noProof/>
+                <w:webHidden/>
+              </w:rPr>
+              <w:instrText xml:space="preserve"> PAGEREF _Toc216033525 \h </w:instrText>
+            </w:r>
+            <w:r>
+              <w:rPr>
+                <w:noProof/>
+                <w:webHidden/>
+              </w:rPr>
+            </w:r>
+            <w:r>
+              <w:rPr>
+                <w:noProof/>
+                <w:webHidden/>
+              </w:rPr>
+              <w:fldChar w:fldCharType="separate"/>
+            </w:r>
+            <w:r>
+              <w:rPr>
+                <w:noProof/>
+                <w:webHidden/>
+              </w:rPr>
+              <w:t>15</w:t>
+            </w:r>
+            <w:r>
+              <w:rPr>
+                <w:noProof/>
+                <w:webHidden/>
+              </w:rPr>
+              <w:fldChar w:fldCharType="end"/>
+            </w:r>
+          </w:hyperlink>
+        </w:p>
+        <w:p>
+          <w:pPr>
+            <w:pStyle w:val="TOC3"/>
+            <w:tabs>
+              <w:tab w:val="right" w:leader="dot" w:pos="9736"/>
+            </w:tabs>
+            <w:rPr>
+              <w:rFonts w:eastAsiaTheme="minorEastAsia"/>
+              <w:noProof/>
+              <w:lang w:eastAsia="en-IN"/>
+            </w:rPr>
+          </w:pPr>
+          <w:hyperlink w:anchor="_Toc216033526" w:history="1">
+            <w:r>
+              <w:rPr>
+                <w:rStyle w:val="Hyperlink"/>
+                <w:rFonts w:ascii="Segoe UI Emoji" w:hAnsi="Segoe UI Emoji" w:cs="Segoe UI Emoji"/>
+                <w:noProof/>
+              </w:rPr>
+              <w:t>💡</w:t>
+            </w:r>
+            <w:r>
+              <w:rPr>
+                <w:rStyle w:val="Hyperlink"/>
+                <w:rFonts w:ascii="Aptos" w:hAnsi="Aptos" w:cstheme="minorHAnsi"/>
+                <w:noProof/>
+              </w:rPr>
+              <w:t xml:space="preserve"> Why It Exists:</w:t>
+            </w:r>
+            <w:r>
+              <w:rPr>
+                <w:noProof/>
+                <w:webHidden/>
+              </w:rPr>
+              <w:tab/>
+            </w:r>
+            <w:r>
+              <w:rPr>
+                <w:noProof/>
+                <w:webHidden/>
+              </w:rPr>
+              <w:fldChar w:fldCharType="begin"/>
+            </w:r>
+            <w:r>
+              <w:rPr>
+                <w:noProof/>
+                <w:webHidden/>
+              </w:rPr>
+              <w:instrText xml:space="preserve"> PAGEREF _Toc216033526 \h </w:instrText>
+            </w:r>
+            <w:r>
+              <w:rPr>
+                <w:noProof/>
+                <w:webHidden/>
+              </w:rPr>
+            </w:r>
+            <w:r>
+              <w:rPr>
+                <w:noProof/>
+                <w:webHidden/>
+              </w:rPr>
+              <w:fldChar w:fldCharType="separate"/>
+            </w:r>
+            <w:r>
+              <w:rPr>
+                <w:noProof/>
+                <w:webHidden/>
+              </w:rPr>
+              <w:t>15</w:t>
+            </w:r>
+            <w:r>
+              <w:rPr>
+                <w:noProof/>
+                <w:webHidden/>
+              </w:rPr>
+              <w:fldChar w:fldCharType="end"/>
+            </w:r>
+          </w:hyperlink>
+        </w:p>
+        <w:p>
+          <w:pPr>
+            <w:pStyle w:val="TOC3"/>
+            <w:tabs>
+              <w:tab w:val="right" w:leader="dot" w:pos="9736"/>
+            </w:tabs>
+            <w:rPr>
+              <w:rFonts w:eastAsiaTheme="minorEastAsia"/>
+              <w:noProof/>
+              <w:lang w:eastAsia="en-IN"/>
+            </w:rPr>
+          </w:pPr>
+          <w:hyperlink w:anchor="_Toc216033527" w:history="1">
+            <w:r>
+              <w:rPr>
+                <w:rStyle w:val="Hyperlink"/>
+                <w:rFonts w:ascii="Segoe UI Emoji" w:hAnsi="Segoe UI Emoji" w:cs="Segoe UI Emoji"/>
+                <w:noProof/>
+              </w:rPr>
+              <w:t>🔹</w:t>
+            </w:r>
+            <w:r>
+              <w:rPr>
+                <w:rStyle w:val="Hyperlink"/>
+                <w:rFonts w:ascii="Aptos" w:hAnsi="Aptos" w:cstheme="minorHAnsi"/>
+                <w:noProof/>
+              </w:rPr>
+              <w:t xml:space="preserve"> What It Offers:</w:t>
+            </w:r>
+            <w:r>
+              <w:rPr>
+                <w:noProof/>
+                <w:webHidden/>
+              </w:rPr>
+              <w:tab/>
+            </w:r>
+            <w:r>
+              <w:rPr>
+                <w:noProof/>
+                <w:webHidden/>
+              </w:rPr>
+              <w:fldChar w:fldCharType="begin"/>
+            </w:r>
+            <w:r>
+              <w:rPr>
+                <w:noProof/>
+                <w:webHidden/>
+              </w:rPr>
+              <w:instrText xml:space="preserve"> PAGEREF _Toc216033527 \h </w:instrText>
+            </w:r>
+            <w:r>
+              <w:rPr>
+                <w:noProof/>
+                <w:webHidden/>
+              </w:rPr>
+            </w:r>
+            <w:r>
+              <w:rPr>
+                <w:noProof/>
+                <w:webHidden/>
+              </w:rPr>
+              <w:fldChar w:fldCharType="separate"/>
+            </w:r>
+            <w:r>
+              <w:rPr>
+                <w:noProof/>
+                <w:webHidden/>
+              </w:rPr>
+              <w:t>15</w:t>
+            </w:r>
+            <w:r>
+              <w:rPr>
+                <w:noProof/>
+                <w:webHidden/>
+              </w:rPr>
+              <w:fldChar w:fldCharType="end"/>
+            </w:r>
+          </w:hyperlink>
+        </w:p>
+        <w:p>
+          <w:pPr>
+            <w:pStyle w:val="TOC3"/>
+            <w:tabs>
+              <w:tab w:val="right" w:leader="dot" w:pos="9736"/>
+            </w:tabs>
+            <w:rPr>
+              <w:rFonts w:eastAsiaTheme="minorEastAsia"/>
+              <w:noProof/>
+              <w:lang w:eastAsia="en-IN"/>
+            </w:rPr>
+          </w:pPr>
+          <w:hyperlink w:anchor="_Toc216033528" w:history="1">
+            <w:r>
+              <w:rPr>
+                <w:rStyle w:val="Hyperlink"/>
+                <w:rFonts w:ascii="Segoe UI Emoji" w:hAnsi="Segoe UI Emoji" w:cs="Segoe UI Emoji"/>
+                <w:noProof/>
+              </w:rPr>
+              <w:t>💡</w:t>
+            </w:r>
+            <w:r>
+              <w:rPr>
+                <w:rStyle w:val="Hyperlink"/>
+                <w:rFonts w:ascii="Aptos" w:hAnsi="Aptos" w:cstheme="minorHAnsi"/>
+                <w:noProof/>
+              </w:rPr>
+              <w:t xml:space="preserve"> Why It Exists:</w:t>
+            </w:r>
+            <w:r>
+              <w:rPr>
+                <w:noProof/>
+                <w:webHidden/>
+              </w:rPr>
+              <w:tab/>
+            </w:r>
+            <w:r>
+              <w:rPr>
+                <w:noProof/>
+                <w:webHidden/>
+              </w:rPr>
+              <w:fldChar w:fldCharType="begin"/>
+            </w:r>
+            <w:r>
+              <w:rPr>
+                <w:noProof/>
+                <w:webHidden/>
+              </w:rPr>
+              <w:instrText xml:space="preserve"> PAGEREF _Toc216033528 \h </w:instrText>
+            </w:r>
+            <w:r>
+              <w:rPr>
+                <w:noProof/>
+                <w:webHidden/>
+              </w:rPr>
+            </w:r>
+            <w:r>
+              <w:rPr>
+                <w:noProof/>
+                <w:webHidden/>
+              </w:rPr>
+              <w:fldChar w:fldCharType="separate"/>
+            </w:r>
+            <w:r>
+              <w:rPr>
+                <w:noProof/>
+                <w:webHidden/>
+              </w:rPr>
+              <w:t>15</w:t>
+            </w:r>
+            <w:r>
+              <w:rPr>
+                <w:noProof/>
+                <w:webHidden/>
+              </w:rPr>
+              <w:fldChar w:fldCharType="end"/>
+            </w:r>
+          </w:hyperlink>
+        </w:p>
+        <w:p>
+          <w:pPr>
+            <w:pStyle w:val="TOC1"/>
+            <w:tabs>
+              <w:tab w:val="right" w:leader="dot" w:pos="9736"/>
+            </w:tabs>
+            <w:rPr>
+              <w:rFonts w:eastAsiaTheme="minorEastAsia"/>
+              <w:noProof/>
+              <w:lang w:eastAsia="en-IN"/>
+            </w:rPr>
+          </w:pPr>
+          <w:hyperlink w:anchor="_Toc216033529" w:history="1">
+            <w:r>
+              <w:rPr>
+                <w:rStyle w:val="Hyperlink"/>
+                <w:b/>
+                <w:noProof/>
+              </w:rPr>
+              <w:t>Fine tun</w:t>
+            </w:r>
+            <w:r>
+              <w:rPr>
+                <w:rStyle w:val="Hyperlink"/>
+                <w:b/>
+                <w:noProof/>
+              </w:rPr>
+              <w:t>i</w:t>
+            </w:r>
+            <w:r>
+              <w:rPr>
+                <w:rStyle w:val="Hyperlink"/>
+                <w:b/>
+                <w:noProof/>
+              </w:rPr>
+              <w:t>ng VS RAG VS Agents</w:t>
+            </w:r>
+            <w:r>
+              <w:rPr>
+                <w:noProof/>
+                <w:webHidden/>
+              </w:rPr>
+              <w:tab/>
+            </w:r>
+            <w:r>
+              <w:rPr>
+                <w:noProof/>
+                <w:webHidden/>
+              </w:rPr>
+              <w:fldChar w:fldCharType="begin"/>
+            </w:r>
+            <w:r>
+              <w:rPr>
+                <w:noProof/>
+                <w:webHidden/>
+              </w:rPr>
+              <w:instrText xml:space="preserve"> PAGEREF _Toc216033529 \h </w:instrText>
+            </w:r>
+            <w:r>
+              <w:rPr>
+                <w:noProof/>
+                <w:webHidden/>
+              </w:rPr>
+            </w:r>
+            <w:r>
+              <w:rPr>
+                <w:noProof/>
+                <w:webHidden/>
+              </w:rPr>
+              <w:fldChar w:fldCharType="separate"/>
+            </w:r>
+            <w:r>
+              <w:rPr>
+                <w:noProof/>
+                <w:webHidden/>
+              </w:rPr>
+              <w:t>17</w:t>
+            </w:r>
+            <w:r>
+              <w:rPr>
+                <w:noProof/>
+                <w:webHidden/>
+              </w:rPr>
+              <w:fldChar w:fldCharType="end"/>
+            </w:r>
+          </w:hyperlink>
+        </w:p>
+        <w:p>
+          <w:pPr>
+            <w:pStyle w:val="TOC2"/>
+            <w:tabs>
+              <w:tab w:val="right" w:leader="dot" w:pos="9736"/>
+            </w:tabs>
+            <w:rPr>
+              <w:rFonts w:eastAsiaTheme="minorEastAsia"/>
+              <w:noProof/>
+              <w:lang w:eastAsia="en-IN"/>
+            </w:rPr>
+          </w:pPr>
+          <w:hyperlink w:anchor="_Toc216033530" w:history="1">
+            <w:r>
+              <w:rPr>
+                <w:rStyle w:val="Hyperlink"/>
+                <w:rFonts w:ascii="Aptos" w:hAnsi="Aptos"/>
+                <w:noProof/>
+              </w:rPr>
+              <w:t>Why Finetuning Was Difficult in RNN or LSTM – How Transformers Changed the Game</w:t>
+            </w:r>
+            <w:r>
+              <w:rPr>
+                <w:noProof/>
+                <w:webHidden/>
+              </w:rPr>
+              <w:tab/>
+            </w:r>
+            <w:r>
+              <w:rPr>
+                <w:noProof/>
+                <w:webHidden/>
+              </w:rPr>
+              <w:fldChar w:fldCharType="begin"/>
+            </w:r>
+            <w:r>
+              <w:rPr>
+                <w:noProof/>
+                <w:webHidden/>
+              </w:rPr>
+              <w:instrText xml:space="preserve"> PAGEREF _Toc216033530 \h </w:instrText>
+            </w:r>
+            <w:r>
+              <w:rPr>
+                <w:noProof/>
+                <w:webHidden/>
+              </w:rPr>
+            </w:r>
+            <w:r>
+              <w:rPr>
+                <w:noProof/>
+                <w:webHidden/>
+              </w:rPr>
+              <w:fldChar w:fldCharType="separate"/>
+            </w:r>
+            <w:r>
+              <w:rPr>
+                <w:noProof/>
+                <w:webHidden/>
+              </w:rPr>
+              <w:t>19</w:t>
+            </w:r>
+            <w:r>
+              <w:rPr>
+                <w:noProof/>
+                <w:webHidden/>
+              </w:rPr>
+              <w:fldChar w:fldCharType="end"/>
+            </w:r>
+          </w:hyperlink>
+        </w:p>
+        <w:p>
+          <w:pPr>
+            <w:pStyle w:val="TOC2"/>
+            <w:tabs>
+              <w:tab w:val="right" w:leader="dot" w:pos="9736"/>
+            </w:tabs>
+            <w:rPr>
+              <w:rFonts w:eastAsiaTheme="minorEastAsia"/>
+              <w:noProof/>
+              <w:lang w:eastAsia="en-IN"/>
+            </w:rPr>
+          </w:pPr>
+          <w:hyperlink w:anchor="_Toc216033531" w:history="1">
+            <w:r>
+              <w:rPr>
+                <w:rStyle w:val="Hyperlink"/>
+                <w:rFonts w:ascii="Aptos" w:hAnsi="Aptos"/>
+                <w:noProof/>
+              </w:rPr>
+              <w:t>LSTM vs Transformer | Why Transformers Replaced LSTM in NLP</w:t>
+            </w:r>
+            <w:r>
+              <w:rPr>
+                <w:noProof/>
+                <w:webHidden/>
+              </w:rPr>
+              <w:tab/>
+            </w:r>
+            <w:r>
+              <w:rPr>
+                <w:noProof/>
+                <w:webHidden/>
+              </w:rPr>
+              <w:fldChar w:fldCharType="begin"/>
+            </w:r>
+            <w:r>
+              <w:rPr>
+                <w:noProof/>
+                <w:webHidden/>
+              </w:rPr>
+              <w:instrText xml:space="preserve"> PAGEREF _Toc216033531 \h </w:instrText>
+            </w:r>
+            <w:r>
+              <w:rPr>
+                <w:noProof/>
+                <w:webHidden/>
+              </w:rPr>
+            </w:r>
+            <w:r>
+              <w:rPr>
+                <w:noProof/>
+                <w:webHidden/>
+              </w:rPr>
+              <w:fldChar w:fldCharType="separate"/>
+            </w:r>
+            <w:r>
+              <w:rPr>
+                <w:noProof/>
+                <w:webHidden/>
+              </w:rPr>
+              <w:t>20</w:t>
+            </w:r>
+            <w:r>
+              <w:rPr>
+                <w:noProof/>
+                <w:webHidden/>
+              </w:rPr>
+              <w:fldChar w:fldCharType="end"/>
+            </w:r>
+          </w:hyperlink>
+        </w:p>
+        <w:p>
+          <w:pPr>
+            <w:pStyle w:val="TOC2"/>
+            <w:tabs>
+              <w:tab w:val="right" w:leader="dot" w:pos="9736"/>
+            </w:tabs>
+            <w:rPr>
+              <w:rFonts w:eastAsiaTheme="minorEastAsia"/>
+              <w:noProof/>
+              <w:lang w:eastAsia="en-IN"/>
+            </w:rPr>
+          </w:pPr>
+          <w:hyperlink w:anchor="_Toc216033532" w:history="1">
+            <w:r>
+              <w:rPr>
+                <w:rStyle w:val="Hyperlink"/>
+                <w:rFonts w:ascii="Aptos" w:hAnsi="Aptos"/>
+                <w:b/>
+                <w:noProof/>
+              </w:rPr>
+              <w:t>Master Hugging Face</w:t>
+            </w:r>
+            <w:r>
+              <w:rPr>
+                <w:noProof/>
+                <w:webHidden/>
+              </w:rPr>
+              <w:tab/>
+            </w:r>
+            <w:r>
+              <w:rPr>
+                <w:noProof/>
+                <w:webHidden/>
+              </w:rPr>
+              <w:fldChar w:fldCharType="begin"/>
+            </w:r>
+            <w:r>
+              <w:rPr>
+                <w:noProof/>
+                <w:webHidden/>
+              </w:rPr>
+              <w:instrText xml:space="preserve"> PAGEREF _Toc216033532 \h </w:instrText>
+            </w:r>
+            <w:r>
+              <w:rPr>
+                <w:noProof/>
+                <w:webHidden/>
+              </w:rPr>
+            </w:r>
+            <w:r>
+              <w:rPr>
+                <w:noProof/>
+                <w:webHidden/>
+              </w:rPr>
+              <w:fldChar w:fldCharType="separate"/>
+            </w:r>
+            <w:r>
+              <w:rPr>
+                <w:noProof/>
+                <w:webHidden/>
+              </w:rPr>
+              <w:t>21</w:t>
+            </w:r>
+            <w:r>
+              <w:rPr>
+                <w:noProof/>
+                <w:webHidden/>
+              </w:rPr>
+              <w:fldChar w:fldCharType="end"/>
+            </w:r>
+          </w:hyperlink>
+        </w:p>
+        <w:p>
+          <w:pPr>
+            <w:pStyle w:val="TOC2"/>
+            <w:tabs>
+              <w:tab w:val="right" w:leader="dot" w:pos="9736"/>
+            </w:tabs>
+            <w:rPr>
+              <w:rFonts w:eastAsiaTheme="minorEastAsia"/>
+              <w:noProof/>
+              <w:lang w:eastAsia="en-IN"/>
+            </w:rPr>
+          </w:pPr>
+          <w:hyperlink w:anchor="_Toc216033533" w:history="1">
+            <w:r>
+              <w:rPr>
+                <w:rStyle w:val="Hyperlink"/>
+                <w:rFonts w:ascii="Aptos" w:hAnsi="Aptos"/>
+                <w:noProof/>
+              </w:rPr>
+              <w:t>Evaluation:</w:t>
+            </w:r>
+            <w:r>
+              <w:rPr>
+                <w:noProof/>
+                <w:webHidden/>
+              </w:rPr>
+              <w:tab/>
+            </w:r>
+            <w:r>
+              <w:rPr>
+                <w:noProof/>
+                <w:webHidden/>
+              </w:rPr>
+              <w:fldChar w:fldCharType="begin"/>
+            </w:r>
+            <w:r>
+              <w:rPr>
+                <w:noProof/>
+                <w:webHidden/>
+              </w:rPr>
+              <w:instrText xml:space="preserve"> PAGEREF _Toc216033533 \h </w:instrText>
+            </w:r>
+            <w:r>
+              <w:rPr>
+                <w:noProof/>
+                <w:webHidden/>
+              </w:rPr>
+            </w:r>
+            <w:r>
+              <w:rPr>
+                <w:noProof/>
+                <w:webHidden/>
+              </w:rPr>
+              <w:fldChar w:fldCharType="separate"/>
+            </w:r>
+            <w:r>
+              <w:rPr>
+                <w:noProof/>
+                <w:webHidden/>
+              </w:rPr>
+              <w:t>22</w:t>
+            </w:r>
+            <w:r>
+              <w:rPr>
+                <w:noProof/>
+                <w:webHidden/>
+              </w:rPr>
+              <w:fldChar w:fldCharType="end"/>
+            </w:r>
+          </w:hyperlink>
+        </w:p>
+        <w:p>
+          <w:pPr>
+            <w:pStyle w:val="TOC3"/>
+            <w:tabs>
+              <w:tab w:val="right" w:leader="dot" w:pos="9736"/>
+            </w:tabs>
+            <w:rPr>
+              <w:rFonts w:eastAsiaTheme="minorEastAsia"/>
+              <w:noProof/>
+              <w:lang w:eastAsia="en-IN"/>
+            </w:rPr>
+          </w:pPr>
+          <w:hyperlink w:anchor="_Toc216033534" w:history="1">
+            <w:r>
+              <w:rPr>
+                <w:rStyle w:val="Hyperlink"/>
+                <w:rFonts w:ascii="Aptos" w:hAnsi="Aptos" w:cs="Arial"/>
+                <w:noProof/>
+                <w:bdr w:val="none" w:sz="0" w:space="0" w:color="auto" w:frame="1"/>
+              </w:rPr>
+              <w:t>Fine-Tuning BERT for NLP</w:t>
+            </w:r>
+            <w:r>
+              <w:rPr>
+                <w:noProof/>
+                <w:webHidden/>
+              </w:rPr>
+              <w:tab/>
+            </w:r>
+            <w:r>
+              <w:rPr>
+                <w:noProof/>
+                <w:webHidden/>
+              </w:rPr>
+              <w:fldChar w:fldCharType="begin"/>
+            </w:r>
+            <w:r>
+              <w:rPr>
+                <w:noProof/>
+                <w:webHidden/>
+              </w:rPr>
+              <w:instrText xml:space="preserve"> PAGEREF _Toc216033534 \h </w:instrText>
+            </w:r>
+            <w:r>
+              <w:rPr>
+                <w:noProof/>
+                <w:webHidden/>
+              </w:rPr>
+            </w:r>
+            <w:r>
+              <w:rPr>
+                <w:noProof/>
+                <w:webHidden/>
+              </w:rPr>
+              <w:fldChar w:fldCharType="separate"/>
+            </w:r>
+            <w:r>
+              <w:rPr>
+                <w:noProof/>
+                <w:webHidden/>
+              </w:rPr>
+              <w:t>23</w:t>
+            </w:r>
+            <w:r>
+              <w:rPr>
+                <w:noProof/>
+                <w:webHidden/>
+              </w:rPr>
+              <w:fldChar w:fldCharType="end"/>
+            </w:r>
+          </w:hyperlink>
+        </w:p>
+        <w:p>
+          <w:pPr>
+            <w:pStyle w:val="TOC2"/>
+            <w:tabs>
+              <w:tab w:val="right" w:leader="dot" w:pos="9736"/>
+            </w:tabs>
+            <w:rPr>
+              <w:rFonts w:eastAsiaTheme="minorEastAsia"/>
+              <w:noProof/>
+              <w:lang w:eastAsia="en-IN"/>
+            </w:rPr>
+          </w:pPr>
+          <w:hyperlink w:anchor="_Toc216033535" w:history="1">
+            <w:r>
+              <w:rPr>
+                <w:rStyle w:val="Hyperlink"/>
+                <w:rFonts w:ascii="Aptos" w:hAnsi="Aptos"/>
+                <w:noProof/>
+              </w:rPr>
+              <w:t>LLM Knowledge Distillation</w:t>
+            </w:r>
+            <w:r>
+              <w:rPr>
+                <w:noProof/>
+                <w:webHidden/>
+              </w:rPr>
+              <w:tab/>
+            </w:r>
+            <w:r>
+              <w:rPr>
+                <w:noProof/>
+                <w:webHidden/>
+              </w:rPr>
+              <w:fldChar w:fldCharType="begin"/>
+            </w:r>
+            <w:r>
+              <w:rPr>
+                <w:noProof/>
+                <w:webHidden/>
+              </w:rPr>
+              <w:instrText xml:space="preserve"> PAGEREF _Toc216033535 \h </w:instrText>
+            </w:r>
+            <w:r>
+              <w:rPr>
+                <w:noProof/>
+                <w:webHidden/>
+              </w:rPr>
+            </w:r>
+            <w:r>
+              <w:rPr>
+                <w:noProof/>
+                <w:webHidden/>
+              </w:rPr>
+              <w:fldChar w:fldCharType="separate"/>
+            </w:r>
+            <w:r>
+              <w:rPr>
+                <w:noProof/>
+                <w:webHidden/>
+              </w:rPr>
+              <w:t>24</w:t>
+            </w:r>
+            <w:r>
+              <w:rPr>
+                <w:noProof/>
+                <w:webHidden/>
+              </w:rPr>
+              <w:fldChar w:fldCharType="end"/>
+            </w:r>
+          </w:hyperlink>
+        </w:p>
+        <w:p>
+          <w:pPr>
+            <w:pStyle w:val="TOC1"/>
+            <w:tabs>
+              <w:tab w:val="right" w:leader="dot" w:pos="9736"/>
+            </w:tabs>
+            <w:rPr>
+              <w:rFonts w:eastAsiaTheme="minorEastAsia"/>
+              <w:noProof/>
+              <w:lang w:eastAsia="en-IN"/>
+            </w:rPr>
+          </w:pPr>
+          <w:hyperlink w:anchor="_Toc216033536" w:history="1">
+            <w:r>
+              <w:rPr>
+                <w:rStyle w:val="Hyperlink"/>
+                <w:b/>
+                <w:bCs/>
+                <w:noProof/>
+              </w:rPr>
+              <w:t>6. Quantization:</w:t>
+            </w:r>
+            <w:r>
+              <w:rPr>
+                <w:noProof/>
+                <w:webHidden/>
+              </w:rPr>
+              <w:tab/>
+            </w:r>
+            <w:r>
+              <w:rPr>
+                <w:noProof/>
+                <w:webHidden/>
+              </w:rPr>
+              <w:fldChar w:fldCharType="begin"/>
+            </w:r>
+            <w:r>
+              <w:rPr>
+                <w:noProof/>
+                <w:webHidden/>
+              </w:rPr>
+              <w:instrText xml:space="preserve"> PAGEREF _Toc216033536 \h </w:instrText>
+            </w:r>
+            <w:r>
+              <w:rPr>
+                <w:noProof/>
+                <w:webHidden/>
+              </w:rPr>
+            </w:r>
+            <w:r>
+              <w:rPr>
+                <w:noProof/>
+                <w:webHidden/>
+              </w:rPr>
+              <w:fldChar w:fldCharType="separate"/>
+            </w:r>
+            <w:r>
+              <w:rPr>
+                <w:noProof/>
+                <w:webHidden/>
+              </w:rPr>
+              <w:t>27</w:t>
+            </w:r>
+            <w:r>
+              <w:rPr>
+                <w:noProof/>
+                <w:webHidden/>
+              </w:rPr>
+              <w:fldChar w:fldCharType="end"/>
+            </w:r>
+          </w:hyperlink>
+        </w:p>
+        <w:p>
+          <w:pPr>
+            <w:pStyle w:val="TOC2"/>
+            <w:tabs>
+              <w:tab w:val="right" w:leader="dot" w:pos="9736"/>
+            </w:tabs>
+            <w:rPr>
+              <w:rFonts w:eastAsiaTheme="minorEastAsia"/>
+              <w:noProof/>
+              <w:lang w:eastAsia="en-IN"/>
+            </w:rPr>
+          </w:pPr>
+          <w:hyperlink w:anchor="_Toc216033537" w:history="1">
+            <w:r>
+              <w:rPr>
+                <w:rStyle w:val="Hyperlink"/>
+                <w:rFonts w:ascii="Aptos" w:hAnsi="Aptos"/>
+                <w:b/>
+                <w:bCs/>
+                <w:noProof/>
+              </w:rPr>
+              <w:t>6.1. PTQ:</w:t>
+            </w:r>
+            <w:r>
+              <w:rPr>
+                <w:noProof/>
+                <w:webHidden/>
+              </w:rPr>
+              <w:tab/>
+            </w:r>
+            <w:r>
+              <w:rPr>
+                <w:noProof/>
+                <w:webHidden/>
+              </w:rPr>
+              <w:fldChar w:fldCharType="begin"/>
+            </w:r>
+            <w:r>
+              <w:rPr>
+                <w:noProof/>
+                <w:webHidden/>
+              </w:rPr>
+              <w:instrText xml:space="preserve"> PAGEREF _Toc216033537 \h </w:instrText>
+            </w:r>
+            <w:r>
+              <w:rPr>
+                <w:noProof/>
+                <w:webHidden/>
+              </w:rPr>
+            </w:r>
+            <w:r>
+              <w:rPr>
+                <w:noProof/>
+                <w:webHidden/>
+              </w:rPr>
+              <w:fldChar w:fldCharType="separate"/>
+            </w:r>
+            <w:r>
+              <w:rPr>
+                <w:noProof/>
+                <w:webHidden/>
+              </w:rPr>
+              <w:t>28</w:t>
+            </w:r>
+            <w:r>
+              <w:rPr>
+                <w:noProof/>
+                <w:webHidden/>
+              </w:rPr>
+              <w:fldChar w:fldCharType="end"/>
+            </w:r>
+          </w:hyperlink>
+        </w:p>
+        <w:p>
+          <w:pPr>
+            <w:pStyle w:val="TOC2"/>
+            <w:tabs>
+              <w:tab w:val="right" w:leader="dot" w:pos="9736"/>
+            </w:tabs>
+            <w:rPr>
+              <w:rFonts w:eastAsiaTheme="minorEastAsia"/>
+              <w:noProof/>
+              <w:lang w:eastAsia="en-IN"/>
+            </w:rPr>
+          </w:pPr>
+          <w:hyperlink w:anchor="_Toc216033538" w:history="1">
+            <w:r>
+              <w:rPr>
+                <w:rStyle w:val="Hyperlink"/>
+                <w:rFonts w:ascii="Arial" w:hAnsi="Arial" w:cs="Arial"/>
+                <w:b/>
+                <w:bCs/>
+                <w:noProof/>
+              </w:rPr>
+              <w:t>6.2. QAT</w:t>
+            </w:r>
+            <w:r>
+              <w:rPr>
+                <w:noProof/>
+                <w:webHidden/>
+              </w:rPr>
+              <w:tab/>
+            </w:r>
+            <w:r>
+              <w:rPr>
+                <w:noProof/>
+                <w:webHidden/>
+              </w:rPr>
+              <w:fldChar w:fldCharType="begin"/>
+            </w:r>
+            <w:r>
+              <w:rPr>
+                <w:noProof/>
+                <w:webHidden/>
+              </w:rPr>
+              <w:instrText xml:space="preserve"> PAGEREF _Toc216033538 \h </w:instrText>
+            </w:r>
+            <w:r>
+              <w:rPr>
+                <w:noProof/>
+                <w:webHidden/>
+              </w:rPr>
+            </w:r>
+            <w:r>
+              <w:rPr>
+                <w:noProof/>
+                <w:webHidden/>
+              </w:rPr>
+              <w:fldChar w:fldCharType="separate"/>
+            </w:r>
+            <w:r>
+              <w:rPr>
+                <w:noProof/>
+                <w:webHidden/>
+              </w:rPr>
+              <w:t>29</w:t>
+            </w:r>
+            <w:r>
+              <w:rPr>
+                <w:noProof/>
+                <w:webHidden/>
+              </w:rPr>
+              <w:fldChar w:fldCharType="end"/>
+            </w:r>
+          </w:hyperlink>
+        </w:p>
+        <w:p>
+          <w:pPr>
+            <w:pStyle w:val="TOC2"/>
+            <w:tabs>
+              <w:tab w:val="right" w:leader="dot" w:pos="9736"/>
+            </w:tabs>
+            <w:rPr>
+              <w:rFonts w:eastAsiaTheme="minorEastAsia"/>
+              <w:noProof/>
+              <w:lang w:eastAsia="en-IN"/>
+            </w:rPr>
+          </w:pPr>
+          <w:hyperlink w:anchor="_Toc216033539" w:history="1">
+            <w:r>
+              <w:rPr>
+                <w:rStyle w:val="Hyperlink"/>
+                <w:b/>
+                <w:bCs/>
+                <w:noProof/>
+              </w:rPr>
+              <w:t>6.3. GPTQ (Generalized/Gradient Post-Training Quantization) / (PTQ for LLMs)</w:t>
+            </w:r>
+            <w:r>
+              <w:rPr>
+                <w:noProof/>
+                <w:webHidden/>
+              </w:rPr>
+              <w:tab/>
+            </w:r>
+            <w:r>
+              <w:rPr>
+                <w:noProof/>
+                <w:webHidden/>
+              </w:rPr>
+              <w:fldChar w:fldCharType="begin"/>
+            </w:r>
+            <w:r>
+              <w:rPr>
+                <w:noProof/>
+                <w:webHidden/>
+              </w:rPr>
+              <w:instrText xml:space="preserve"> PAGEREF _Toc216033539 \h </w:instrText>
+            </w:r>
+            <w:r>
+              <w:rPr>
+                <w:noProof/>
+                <w:webHidden/>
+              </w:rPr>
+            </w:r>
+            <w:r>
+              <w:rPr>
+                <w:noProof/>
+                <w:webHidden/>
+              </w:rPr>
+              <w:fldChar w:fldCharType="separate"/>
+            </w:r>
+            <w:r>
+              <w:rPr>
+                <w:noProof/>
+                <w:webHidden/>
+              </w:rPr>
+              <w:t>30</w:t>
+            </w:r>
+            <w:r>
+              <w:rPr>
+                <w:noProof/>
+                <w:webHidden/>
+              </w:rPr>
+              <w:fldChar w:fldCharType="end"/>
+            </w:r>
+          </w:hyperlink>
+        </w:p>
+        <w:p>
+          <w:pPr>
+            <w:pStyle w:val="TOC2"/>
+            <w:tabs>
+              <w:tab w:val="right" w:leader="dot" w:pos="9736"/>
+            </w:tabs>
+            <w:rPr>
+              <w:rFonts w:eastAsiaTheme="minorEastAsia"/>
+              <w:noProof/>
+              <w:lang w:eastAsia="en-IN"/>
+            </w:rPr>
+          </w:pPr>
+          <w:hyperlink w:anchor="_Toc216033540" w:history="1">
+            <w:r>
+              <w:rPr>
+                <w:rStyle w:val="Hyperlink"/>
+                <w:rFonts w:ascii="Aptos" w:hAnsi="Aptos"/>
+                <w:b/>
+                <w:bCs/>
+                <w:noProof/>
+              </w:rPr>
+              <w:t>6.4. AWQ (Activation aware quantization) / (dynamic PTQ for LLMs):</w:t>
+            </w:r>
+            <w:r>
+              <w:rPr>
+                <w:noProof/>
+                <w:webHidden/>
+              </w:rPr>
+              <w:tab/>
+            </w:r>
+            <w:r>
+              <w:rPr>
+                <w:noProof/>
+                <w:webHidden/>
+              </w:rPr>
+              <w:fldChar w:fldCharType="begin"/>
+            </w:r>
+            <w:r>
+              <w:rPr>
+                <w:noProof/>
+                <w:webHidden/>
+              </w:rPr>
+              <w:instrText xml:space="preserve"> PAGEREF _Toc216033540 \h </w:instrText>
+            </w:r>
+            <w:r>
+              <w:rPr>
+                <w:noProof/>
+                <w:webHidden/>
+              </w:rPr>
+            </w:r>
+            <w:r>
+              <w:rPr>
+                <w:noProof/>
+                <w:webHidden/>
+              </w:rPr>
+              <w:fldChar w:fldCharType="separate"/>
+            </w:r>
+            <w:r>
+              <w:rPr>
+                <w:noProof/>
+                <w:webHidden/>
+              </w:rPr>
+              <w:t>34</w:t>
+            </w:r>
+            <w:r>
+              <w:rPr>
+                <w:noProof/>
+                <w:webHidden/>
+              </w:rPr>
+              <w:fldChar w:fldCharType="end"/>
+            </w:r>
+          </w:hyperlink>
+        </w:p>
+        <w:p>
+          <w:pPr>
+            <w:pStyle w:val="TOC2"/>
+            <w:tabs>
+              <w:tab w:val="right" w:leader="dot" w:pos="9736"/>
+            </w:tabs>
+            <w:rPr>
+              <w:rFonts w:eastAsiaTheme="minorEastAsia"/>
+              <w:noProof/>
+              <w:lang w:eastAsia="en-IN"/>
+            </w:rPr>
+          </w:pPr>
+          <w:hyperlink w:anchor="_Toc216033541" w:history="1">
+            <w:r>
+              <w:rPr>
+                <w:rStyle w:val="Hyperlink"/>
+                <w:rFonts w:ascii="Aptos" w:hAnsi="Aptos" w:cs="Times New Roman"/>
+                <w:b/>
+                <w:bCs/>
+                <w:noProof/>
+                <w:lang w:eastAsia="en-IN"/>
+              </w:rPr>
+              <w:t>llama.cpp</w:t>
+            </w:r>
+            <w:r>
+              <w:rPr>
+                <w:noProof/>
+                <w:webHidden/>
+              </w:rPr>
+              <w:tab/>
+            </w:r>
+            <w:r>
+              <w:rPr>
+                <w:noProof/>
+                <w:webHidden/>
+              </w:rPr>
+              <w:fldChar w:fldCharType="begin"/>
+            </w:r>
+            <w:r>
+              <w:rPr>
+                <w:noProof/>
+                <w:webHidden/>
+              </w:rPr>
+              <w:instrText xml:space="preserve"> PAGEREF _Toc216033541 \h </w:instrText>
+            </w:r>
+            <w:r>
+              <w:rPr>
+                <w:noProof/>
+                <w:webHidden/>
+              </w:rPr>
+            </w:r>
+            <w:r>
+              <w:rPr>
+                <w:noProof/>
+                <w:webHidden/>
+              </w:rPr>
+              <w:fldChar w:fldCharType="separate"/>
+            </w:r>
+            <w:r>
+              <w:rPr>
+                <w:noProof/>
+                <w:webHidden/>
+              </w:rPr>
+              <w:t>35</w:t>
+            </w:r>
+            <w:r>
+              <w:rPr>
+                <w:noProof/>
+                <w:webHidden/>
+              </w:rPr>
+              <w:fldChar w:fldCharType="end"/>
+            </w:r>
+          </w:hyperlink>
+        </w:p>
+        <w:p>
+          <w:pPr>
+            <w:pStyle w:val="TOC2"/>
+            <w:tabs>
+              <w:tab w:val="right" w:leader="dot" w:pos="9736"/>
+            </w:tabs>
+            <w:rPr>
+              <w:rFonts w:eastAsiaTheme="minorEastAsia"/>
+              <w:noProof/>
+              <w:lang w:eastAsia="en-IN"/>
+            </w:rPr>
+          </w:pPr>
+          <w:hyperlink w:anchor="_Toc216033542" w:history="1">
+            <w:r>
+              <w:rPr>
+                <w:rStyle w:val="Hyperlink"/>
+                <w:rFonts w:ascii="Aptos" w:hAnsi="Aptos"/>
+                <w:noProof/>
+              </w:rPr>
+              <w:t>Train LLMs (here do the fine-tuning stuff, like types and variants and all).</w:t>
+            </w:r>
+            <w:r>
+              <w:rPr>
+                <w:noProof/>
+                <w:webHidden/>
+              </w:rPr>
+              <w:tab/>
+            </w:r>
+            <w:r>
+              <w:rPr>
+                <w:noProof/>
+                <w:webHidden/>
+              </w:rPr>
+              <w:fldChar w:fldCharType="begin"/>
+            </w:r>
+            <w:r>
+              <w:rPr>
+                <w:noProof/>
+                <w:webHidden/>
+              </w:rPr>
+              <w:instrText xml:space="preserve"> PAGEREF _Toc216033542 \h </w:instrText>
+            </w:r>
+            <w:r>
+              <w:rPr>
+                <w:noProof/>
+                <w:webHidden/>
+              </w:rPr>
+            </w:r>
+            <w:r>
+              <w:rPr>
+                <w:noProof/>
+                <w:webHidden/>
+              </w:rPr>
+              <w:fldChar w:fldCharType="separate"/>
+            </w:r>
+            <w:r>
+              <w:rPr>
+                <w:noProof/>
+                <w:webHidden/>
+              </w:rPr>
+              <w:t>36</w:t>
+            </w:r>
+            <w:r>
+              <w:rPr>
+                <w:noProof/>
+                <w:webHidden/>
+              </w:rPr>
+              <w:fldChar w:fldCharType="end"/>
+            </w:r>
+          </w:hyperlink>
+        </w:p>
+        <w:p>
+          <w:r>
+            <w:rPr>
+              <w:b/>
+              <w:bCs/>
+              <w:noProof/>
+            </w:rPr>
+            <w:fldChar w:fldCharType="end"/>
+          </w:r>
+        </w:p>
+      </w:sdtContent>
+    </w:sdt>
+    <w:p>
+      <w:pPr>
+        <w:rPr>
+          <w:rFonts w:asciiTheme="majorHAnsi" w:eastAsiaTheme="majorEastAsia" w:hAnsiTheme="majorHAnsi" w:cstheme="majorBidi"/>
+          <w:color w:val="2E74B5" w:themeColor="accent1" w:themeShade="BF"/>
+          <w:sz w:val="32"/>
+          <w:szCs w:val="32"/>
+          <w:lang w:val="en-US"/>
+        </w:rPr>
+      </w:pPr>
+      <w:r>
+        <w:rPr>
+          <w:lang w:val="en-US"/>
+        </w:rPr>
+        <w:br w:type="page"/>
+      </w:r>
+    </w:p>
+    <w:p>
+      <w:pPr>
+        <w:pStyle w:val="Heading1"/>
+        <w:rPr>
+          <w:lang w:val="en-US"/>
+        </w:rPr>
+      </w:pPr>
+      <w:bookmarkStart w:id="0" w:name="_Toc216033513"/>
+      <w:r>
+        <w:rPr>
+          <w:lang w:val="en-US"/>
+        </w:rPr>
+        <w:lastRenderedPageBreak/>
+        <w:t xml:space="preserve">1. </w:t>
+      </w:r>
+      <w:r>
+        <w:rPr>
+          <w:lang w:val="en-US"/>
+        </w:rPr>
+        <w:t>Fine tuning</w:t>
+      </w:r>
+      <w:bookmarkEnd w:id="0"/>
+    </w:p>
     <w:p>
       <w:pPr>
         <w:pStyle w:val="ListParagraph"/>
@@ -709,10 +3058,10 @@
         <w:tblLook w:val="04A0" w:firstRow="1" w:lastRow="0" w:firstColumn="1" w:lastColumn="0" w:noHBand="0" w:noVBand="1"/>
       </w:tblPr>
       <w:tblGrid>
-        <w:gridCol w:w="755"/>
-        <w:gridCol w:w="1558"/>
-        <w:gridCol w:w="1793"/>
-        <w:gridCol w:w="5640"/>
+        <w:gridCol w:w="723"/>
+        <w:gridCol w:w="1451"/>
+        <w:gridCol w:w="1762"/>
+        <w:gridCol w:w="5810"/>
       </w:tblGrid>
       <w:tr>
         <w:trPr>
@@ -960,7 +3309,27 @@
                 <w:szCs w:val="24"/>
                 <w:lang w:eastAsia="en-IN"/>
               </w:rPr>
-              <w:t>Trained on diverse sources (Common Crawl, Books, Wikipedia, WebText). Introduced few-shot and zero-shot capabilities.</w:t>
+              <w:t xml:space="preserve">Trained on diverse sources (Common Crawl, Books, Wikipedia, </w:t>
+            </w:r>
+            <w:proofErr w:type="gramStart"/>
+            <w:r>
+              <w:rPr>
+                <w:rFonts w:ascii="Aptos" w:eastAsia="Times New Roman" w:hAnsi="Aptos" w:cstheme="minorHAnsi"/>
+                <w:sz w:val="24"/>
+                <w:szCs w:val="24"/>
+                <w:lang w:eastAsia="en-IN"/>
+              </w:rPr>
+              <w:t>WebText</w:t>
+            </w:r>
+            <w:proofErr w:type="gramEnd"/>
+            <w:r>
+              <w:rPr>
+                <w:rFonts w:ascii="Aptos" w:eastAsia="Times New Roman" w:hAnsi="Aptos" w:cstheme="minorHAnsi"/>
+                <w:sz w:val="24"/>
+                <w:szCs w:val="24"/>
+                <w:lang w:eastAsia="en-IN"/>
+              </w:rPr>
+              <w:t>). Introduced few-shot and zero-shot capabilities.</w:t>
             </w:r>
           </w:p>
         </w:tc>
@@ -1143,9 +3512,9 @@
         <w:tblLook w:val="04A0" w:firstRow="1" w:lastRow="0" w:firstColumn="1" w:lastColumn="0" w:noHBand="0" w:noVBand="1"/>
       </w:tblPr>
       <w:tblGrid>
-        <w:gridCol w:w="1564"/>
-        <w:gridCol w:w="4271"/>
-        <w:gridCol w:w="3911"/>
+        <w:gridCol w:w="1474"/>
+        <w:gridCol w:w="4350"/>
+        <w:gridCol w:w="3922"/>
       </w:tblGrid>
       <w:tr>
         <w:trPr>
@@ -2031,9 +4400,9 @@
         <w:tblLook w:val="04A0" w:firstRow="1" w:lastRow="0" w:firstColumn="1" w:lastColumn="0" w:noHBand="0" w:noVBand="1"/>
       </w:tblPr>
       <w:tblGrid>
-        <w:gridCol w:w="1712"/>
-        <w:gridCol w:w="4197"/>
-        <w:gridCol w:w="3837"/>
+        <w:gridCol w:w="1605"/>
+        <w:gridCol w:w="4250"/>
+        <w:gridCol w:w="3891"/>
       </w:tblGrid>
       <w:tr>
         <w:trPr>
@@ -3251,6 +5620,16 @@
     <w:p>
       <w:pPr>
         <w:pStyle w:val="ListParagraph"/>
+        <w:spacing w:line="240" w:lineRule="auto"/>
+        <w:rPr>
+          <w:rFonts w:ascii="Aptos" w:hAnsi="Aptos"/>
+          <w:lang w:val="en-US"/>
+        </w:rPr>
+      </w:pPr>
+    </w:p>
+    <w:p>
+      <w:pPr>
+        <w:pStyle w:val="ListParagraph"/>
         <w:numPr>
           <w:ilvl w:val="0"/>
           <w:numId w:val="2"/>
@@ -4881,7 +7260,7 @@
           <w:szCs w:val="24"/>
           <w:lang w:eastAsia="en-IN"/>
         </w:rPr>
-        <w:t xml:space="preserve">, such as masked language modeling (predicting missing words), next-token prediction, or denoising reconstruction. No </w:t>
+        <w:t xml:space="preserve">, such as masked language modeling (predicting missing words), next-token prediction, or denoising reconstruction. No human-provided labels are used; instead, the model learns from patterns within the data itself. This helps the model </w:t>
       </w:r>
       <w:r>
         <w:rPr>
@@ -4891,7 +7270,7 @@
           <w:lang w:eastAsia="en-IN"/>
         </w:rPr>
         <w:lastRenderedPageBreak/>
-        <w:t xml:space="preserve">human-provided labels are used; instead, the model learns from patterns within the data itself. This helps the model absorb </w:t>
+        <w:t xml:space="preserve">absorb </w:t>
       </w:r>
       <w:r>
         <w:rPr>
@@ -5226,22 +7605,61 @@
     </w:p>
     <w:p>
       <w:pPr>
-        <w:rPr>
-          <w:rFonts w:ascii="Aptos" w:hAnsi="Aptos"/>
+        <w:pStyle w:val="Heading3"/>
+        <w:spacing w:before="0" w:beforeAutospacing="0" w:after="0" w:afterAutospacing="0"/>
+        <w:rPr>
+          <w:sz w:val="28"/>
+          <w:lang w:val="en-US"/>
+        </w:rPr>
+      </w:pPr>
+      <w:bookmarkStart w:id="1" w:name="_Toc216033514"/>
+      <w:r>
+        <w:rPr>
+          <w:sz w:val="28"/>
+          <w:lang w:val="en-US"/>
+        </w:rPr>
+        <w:lastRenderedPageBreak/>
+        <w:t xml:space="preserve">Sunny </w:t>
+      </w:r>
+      <w:proofErr w:type="spellStart"/>
+      <w:r>
+        <w:rPr>
+          <w:sz w:val="28"/>
+          <w:lang w:val="en-US"/>
+        </w:rPr>
+        <w:t>Savita</w:t>
+      </w:r>
+      <w:bookmarkEnd w:id="1"/>
+      <w:proofErr w:type="spellEnd"/>
+    </w:p>
+    <w:p>
+      <w:pPr>
+        <w:pStyle w:val="Heading1"/>
+        <w:numPr>
+          <w:ilvl w:val="0"/>
+          <w:numId w:val="8"/>
+        </w:numPr>
+        <w:spacing w:before="120"/>
+        <w:rPr>
           <w:b/>
-          <w:sz w:val="44"/>
           <w:lang w:val="en-US"/>
         </w:rPr>
       </w:pPr>
-      <w:r>
-        <w:rPr>
-          <w:rFonts w:ascii="Aptos" w:hAnsi="Aptos"/>
+      <w:bookmarkStart w:id="2" w:name="_Toc216033515"/>
+      <w:r>
+        <w:rPr>
           <w:b/>
-          <w:sz w:val="44"/>
           <w:lang w:val="en-US"/>
         </w:rPr>
-        <w:lastRenderedPageBreak/>
-        <w:t>Sunny Savita</w:t>
+        <w:t>Transfer Learning</w:t>
+      </w:r>
+      <w:bookmarkEnd w:id="2"/>
+      <w:r>
+        <w:rPr>
+          <w:b/>
+          <w:lang w:val="en-US"/>
+        </w:rPr>
+        <w:t xml:space="preserve"> </w:t>
       </w:r>
     </w:p>
     <w:p>
@@ -5278,6 +7696,7 @@
         <w:rPr>
           <w:rFonts w:ascii="Aptos" w:hAnsi="Aptos"/>
           <w:b/>
+          <w:sz w:val="24"/>
           <w:lang w:val="en-US"/>
         </w:rPr>
       </w:pPr>
@@ -5286,6 +7705,7 @@
           <w:rStyle w:val="style-scope"/>
           <w:rFonts w:ascii="Aptos" w:hAnsi="Aptos" w:cs="Arial"/>
           <w:color w:val="0F0F0F"/>
+          <w:sz w:val="24"/>
           <w:bdr w:val="none" w:sz="0" w:space="0" w:color="auto" w:frame="1"/>
         </w:rPr>
         <w:t>Understanding Model Pretraining and Training in AI (</w:t>
@@ -5294,6 +7714,7 @@
         <w:rPr>
           <w:rFonts w:ascii="Aptos" w:hAnsi="Aptos"/>
           <w:b/>
+          <w:sz w:val="24"/>
           <w:lang w:val="en-US"/>
         </w:rPr>
         <w:t>PDF notes 2)</w:t>
@@ -5310,6 +7731,7 @@
         <w:rPr>
           <w:rFonts w:ascii="Aptos" w:hAnsi="Aptos"/>
           <w:b/>
+          <w:sz w:val="24"/>
           <w:lang w:val="en-US"/>
         </w:rPr>
       </w:pPr>
@@ -5317,6 +7739,7 @@
         <w:rPr>
           <w:rFonts w:ascii="Aptos" w:hAnsi="Aptos"/>
           <w:b/>
+          <w:sz w:val="24"/>
           <w:lang w:val="en-US"/>
         </w:rPr>
         <w:t>Transfer learning and model fine tuning?</w:t>
@@ -5325,6 +7748,7 @@
         <w:rPr>
           <w:rFonts w:ascii="Aptos" w:hAnsi="Aptos"/>
           <w:b/>
+          <w:sz w:val="24"/>
           <w:lang w:val="en-US"/>
         </w:rPr>
         <w:t xml:space="preserve"> (PDF notes</w:t>
@@ -5333,6 +7757,7 @@
         <w:rPr>
           <w:rFonts w:ascii="Aptos" w:hAnsi="Aptos"/>
           <w:b/>
+          <w:sz w:val="24"/>
           <w:lang w:val="en-US"/>
         </w:rPr>
         <w:t xml:space="preserve"> 3</w:t>
@@ -5341,6 +7766,7 @@
         <w:rPr>
           <w:rFonts w:ascii="Aptos" w:hAnsi="Aptos"/>
           <w:b/>
+          <w:sz w:val="24"/>
           <w:lang w:val="en-US"/>
         </w:rPr>
         <w:t>)</w:t>
@@ -5351,84 +7777,75 @@
         <w:ind w:left="360"/>
         <w:rPr>
           <w:rFonts w:ascii="Aptos" w:hAnsi="Aptos"/>
+          <w:sz w:val="24"/>
         </w:rPr>
       </w:pPr>
       <w:r>
         <w:rPr>
           <w:rFonts w:ascii="Aptos" w:hAnsi="Aptos"/>
+          <w:sz w:val="24"/>
         </w:rPr>
         <w:t>Transfer learning means taking experience from one problem and using it to solve another related problem.</w:t>
       </w:r>
       <w:r>
         <w:rPr>
           <w:rFonts w:ascii="Aptos" w:hAnsi="Aptos"/>
+          <w:sz w:val="24"/>
         </w:rPr>
         <w:t xml:space="preserve"> </w:t>
       </w:r>
     </w:p>
     <w:p>
       <w:pPr>
+        <w:pStyle w:val="Heading4"/>
+        <w:rPr>
+          <w:b/>
+          <w:i w:val="0"/>
+          <w:sz w:val="24"/>
+        </w:rPr>
+      </w:pPr>
+      <w:r>
+        <w:rPr>
+          <w:b/>
+          <w:i w:val="0"/>
+          <w:sz w:val="24"/>
+        </w:rPr>
+        <w:t>CNNs are better for transfer learning than LSTMs?</w:t>
+      </w:r>
+    </w:p>
+    <w:p>
+      <w:pPr>
         <w:jc w:val="both"/>
         <w:rPr>
           <w:rFonts w:ascii="Aptos" w:hAnsi="Aptos" w:cs="Arial"/>
-          <w:b/>
-          <w:bCs/>
-        </w:rPr>
-      </w:pPr>
-      <w:r>
-        <w:rPr>
-          <w:rFonts w:ascii="Aptos" w:hAnsi="Aptos" w:cs="Arial"/>
-          <w:b/>
-          <w:bCs/>
-        </w:rPr>
-        <w:t>CNNs are better for transfer learning than LSTMs?</w:t>
-      </w:r>
-    </w:p>
-    <w:p>
-      <w:pPr>
-        <w:jc w:val="both"/>
-        <w:rPr>
-          <w:rFonts w:ascii="Aptos" w:hAnsi="Aptos" w:cs="Arial"/>
-        </w:rPr>
-      </w:pPr>
-      <w:r>
-        <w:rPr>
-          <w:rFonts w:ascii="Aptos" w:hAnsi="Aptos" w:cs="Arial"/>
+          <w:sz w:val="24"/>
+        </w:rPr>
+      </w:pPr>
+      <w:r>
+        <w:rPr>
+          <w:rFonts w:ascii="Aptos" w:hAnsi="Aptos" w:cs="Arial"/>
+          <w:sz w:val="24"/>
         </w:rPr>
         <w:t>In the pre-transformer era, transfer learning was far more successful and efficient in CNN-based computer vision than in LSTM-based sequential/NLP tasks, because visual features are more universal, and CNN architectures support easy feature reuse — while LSTMs produced task- and domain-specific representations that didn’t generalize as well. This is mainly because CNNs learn hierarchical and spatially invariant features (such as edges, textures, and shapes) that are reusable across different visual domains, and their convolutional weight-sharing structure allows stable and efficient fine-tuning. In contrast, LSTMs depend on sequential context and domain-specific vocabularies, making their learned representations sensitive to data distribution, tokenization, and task type. Additionally, CNNs benefited from large-scale pretrained models like ImageNet networks, while LSTMs lacked standardized large-scale pretraining before models like ULMFiT, further limiting their transfer learning efficiency.</w:t>
       </w:r>
     </w:p>
     <w:p>
       <w:pPr>
-        <w:ind w:left="360"/>
-        <w:rPr>
-          <w:rFonts w:ascii="Aptos" w:hAnsi="Aptos"/>
-        </w:rPr>
-      </w:pPr>
-    </w:p>
-    <w:p>
-      <w:pPr>
+        <w:pStyle w:val="Heading2"/>
         <w:rPr>
           <w:rFonts w:ascii="Aptos" w:hAnsi="Aptos"/>
           <w:lang w:val="en-US"/>
         </w:rPr>
       </w:pPr>
-    </w:p>
-    <w:p>
-      <w:pPr>
-        <w:pStyle w:val="Heading2"/>
+      <w:bookmarkStart w:id="3" w:name="_Toc216033516"/>
+      <w:r>
         <w:rPr>
           <w:rFonts w:ascii="Aptos" w:hAnsi="Aptos"/>
           <w:lang w:val="en-US"/>
         </w:rPr>
-      </w:pPr>
-      <w:r>
-        <w:rPr>
-          <w:rFonts w:ascii="Aptos" w:hAnsi="Aptos"/>
-          <w:lang w:val="en-US"/>
-        </w:rPr>
         <w:t>Fine tuning Frameworks:</w:t>
       </w:r>
+      <w:bookmarkEnd w:id="3"/>
     </w:p>
     <w:p>
       <w:pPr>
@@ -5479,6 +7896,7 @@
           <w:szCs w:val="24"/>
         </w:rPr>
       </w:pPr>
+      <w:bookmarkStart w:id="4" w:name="_Toc216033517"/>
       <w:r>
         <w:rPr>
           <w:rFonts w:ascii="Segoe UI Emoji" w:hAnsi="Segoe UI Emoji" w:cs="Segoe UI Emoji"/>
@@ -5493,8 +7911,27 @@
           <w:sz w:val="24"/>
           <w:szCs w:val="24"/>
         </w:rPr>
-        <w:t xml:space="preserve"> What it offers:</w:t>
-      </w:r>
+        <w:t xml:space="preserve"> </w:t>
+      </w:r>
+      <w:proofErr w:type="gramStart"/>
+      <w:r>
+        <w:rPr>
+          <w:rFonts w:ascii="Aptos" w:hAnsi="Aptos" w:cstheme="minorHAnsi"/>
+          <w:sz w:val="24"/>
+          <w:szCs w:val="24"/>
+        </w:rPr>
+        <w:t>What</w:t>
+      </w:r>
+      <w:proofErr w:type="gramEnd"/>
+      <w:r>
+        <w:rPr>
+          <w:rFonts w:ascii="Aptos" w:hAnsi="Aptos" w:cstheme="minorHAnsi"/>
+          <w:sz w:val="24"/>
+          <w:szCs w:val="24"/>
+        </w:rPr>
+        <w:t xml:space="preserve"> it offers:</w:t>
+      </w:r>
+      <w:bookmarkEnd w:id="4"/>
     </w:p>
     <w:p>
       <w:pPr>
@@ -5773,6 +8210,7 @@
           <w:szCs w:val="24"/>
         </w:rPr>
       </w:pPr>
+      <w:bookmarkStart w:id="5" w:name="_Toc216033518"/>
       <w:r>
         <w:rPr>
           <w:rFonts w:ascii="Segoe UI Emoji" w:hAnsi="Segoe UI Emoji" w:cs="Segoe UI Emoji"/>
@@ -5787,8 +8225,27 @@
           <w:sz w:val="24"/>
           <w:szCs w:val="24"/>
         </w:rPr>
-        <w:t xml:space="preserve"> Why it exists:</w:t>
-      </w:r>
+        <w:t xml:space="preserve"> </w:t>
+      </w:r>
+      <w:proofErr w:type="gramStart"/>
+      <w:r>
+        <w:rPr>
+          <w:rFonts w:ascii="Aptos" w:hAnsi="Aptos" w:cstheme="minorHAnsi"/>
+          <w:sz w:val="24"/>
+          <w:szCs w:val="24"/>
+        </w:rPr>
+        <w:t>Why</w:t>
+      </w:r>
+      <w:proofErr w:type="gramEnd"/>
+      <w:r>
+        <w:rPr>
+          <w:rFonts w:ascii="Aptos" w:hAnsi="Aptos" w:cstheme="minorHAnsi"/>
+          <w:sz w:val="24"/>
+          <w:szCs w:val="24"/>
+        </w:rPr>
+        <w:t xml:space="preserve"> it exists:</w:t>
+      </w:r>
+      <w:bookmarkEnd w:id="5"/>
     </w:p>
     <w:p>
       <w:pPr>
@@ -5855,25 +8312,26 @@
           <w:rFonts w:ascii="Aptos" w:hAnsi="Aptos" w:cstheme="minorHAnsi"/>
           <w:i w:val="0"/>
         </w:rPr>
+        <w:t>Designed for scaling LLM training and fine-tuning efficiently.</w:t>
+      </w:r>
+    </w:p>
+    <w:p>
+      <w:pPr>
+        <w:pStyle w:val="Heading3"/>
+        <w:rPr>
+          <w:rFonts w:ascii="Aptos" w:hAnsi="Aptos" w:cstheme="minorHAnsi"/>
+          <w:sz w:val="24"/>
+          <w:szCs w:val="24"/>
+        </w:rPr>
+      </w:pPr>
+      <w:bookmarkStart w:id="6" w:name="_Toc216033519"/>
+      <w:r>
+        <w:rPr>
+          <w:rFonts w:ascii="Segoe UI Emoji" w:hAnsi="Segoe UI Emoji" w:cs="Segoe UI Emoji"/>
+          <w:sz w:val="24"/>
+          <w:szCs w:val="24"/>
+        </w:rPr>
         <w:lastRenderedPageBreak/>
-        <w:t>Designed for scaling LLM training and fine-tuning efficiently.</w:t>
-      </w:r>
-    </w:p>
-    <w:p>
-      <w:pPr>
-        <w:pStyle w:val="Heading3"/>
-        <w:rPr>
-          <w:rFonts w:ascii="Aptos" w:hAnsi="Aptos" w:cstheme="minorHAnsi"/>
-          <w:sz w:val="24"/>
-          <w:szCs w:val="24"/>
-        </w:rPr>
-      </w:pPr>
-      <w:r>
-        <w:rPr>
-          <w:rFonts w:ascii="Segoe UI Emoji" w:hAnsi="Segoe UI Emoji" w:cs="Segoe UI Emoji"/>
-          <w:sz w:val="24"/>
-          <w:szCs w:val="24"/>
-        </w:rPr>
         <w:t>🔹</w:t>
       </w:r>
       <w:r>
@@ -5882,8 +8340,27 @@
           <w:sz w:val="24"/>
           <w:szCs w:val="24"/>
         </w:rPr>
-        <w:t xml:space="preserve"> What it offers:</w:t>
-      </w:r>
+        <w:t xml:space="preserve"> </w:t>
+      </w:r>
+      <w:proofErr w:type="gramStart"/>
+      <w:r>
+        <w:rPr>
+          <w:rFonts w:ascii="Aptos" w:hAnsi="Aptos" w:cstheme="minorHAnsi"/>
+          <w:sz w:val="24"/>
+          <w:szCs w:val="24"/>
+        </w:rPr>
+        <w:t>What</w:t>
+      </w:r>
+      <w:proofErr w:type="gramEnd"/>
+      <w:r>
+        <w:rPr>
+          <w:rFonts w:ascii="Aptos" w:hAnsi="Aptos" w:cstheme="minorHAnsi"/>
+          <w:sz w:val="24"/>
+          <w:szCs w:val="24"/>
+        </w:rPr>
+        <w:t xml:space="preserve"> it offers:</w:t>
+      </w:r>
+      <w:bookmarkEnd w:id="6"/>
     </w:p>
     <w:p>
       <w:pPr>
@@ -6037,6 +8514,7 @@
           <w:szCs w:val="24"/>
         </w:rPr>
       </w:pPr>
+      <w:bookmarkStart w:id="7" w:name="_Toc216033520"/>
       <w:r>
         <w:rPr>
           <w:rFonts w:ascii="Segoe UI Emoji" w:hAnsi="Segoe UI Emoji" w:cs="Segoe UI Emoji"/>
@@ -6051,8 +8529,27 @@
           <w:sz w:val="24"/>
           <w:szCs w:val="24"/>
         </w:rPr>
-        <w:t xml:space="preserve"> Why it exists:</w:t>
-      </w:r>
+        <w:t xml:space="preserve"> </w:t>
+      </w:r>
+      <w:proofErr w:type="gramStart"/>
+      <w:r>
+        <w:rPr>
+          <w:rFonts w:ascii="Aptos" w:hAnsi="Aptos" w:cstheme="minorHAnsi"/>
+          <w:sz w:val="24"/>
+          <w:szCs w:val="24"/>
+        </w:rPr>
+        <w:t>Why</w:t>
+      </w:r>
+      <w:proofErr w:type="gramEnd"/>
+      <w:r>
+        <w:rPr>
+          <w:rFonts w:ascii="Aptos" w:hAnsi="Aptos" w:cstheme="minorHAnsi"/>
+          <w:sz w:val="24"/>
+          <w:szCs w:val="24"/>
+        </w:rPr>
+        <w:t xml:space="preserve"> it exists:</w:t>
+      </w:r>
+      <w:bookmarkEnd w:id="7"/>
     </w:p>
     <w:p>
       <w:pPr>
@@ -6141,6 +8638,7 @@
           <w:szCs w:val="24"/>
         </w:rPr>
       </w:pPr>
+      <w:bookmarkStart w:id="8" w:name="_Toc216033521"/>
       <w:r>
         <w:rPr>
           <w:rFonts w:ascii="Segoe UI Emoji" w:hAnsi="Segoe UI Emoji" w:cs="Segoe UI Emoji"/>
@@ -6155,8 +8653,27 @@
           <w:sz w:val="24"/>
           <w:szCs w:val="24"/>
         </w:rPr>
-        <w:t xml:space="preserve"> What it offers:</w:t>
-      </w:r>
+        <w:t xml:space="preserve"> </w:t>
+      </w:r>
+      <w:proofErr w:type="gramStart"/>
+      <w:r>
+        <w:rPr>
+          <w:rFonts w:ascii="Aptos" w:hAnsi="Aptos" w:cstheme="minorHAnsi"/>
+          <w:sz w:val="24"/>
+          <w:szCs w:val="24"/>
+        </w:rPr>
+        <w:t>What</w:t>
+      </w:r>
+      <w:proofErr w:type="gramEnd"/>
+      <w:r>
+        <w:rPr>
+          <w:rFonts w:ascii="Aptos" w:hAnsi="Aptos" w:cstheme="minorHAnsi"/>
+          <w:sz w:val="24"/>
+          <w:szCs w:val="24"/>
+        </w:rPr>
+        <w:t xml:space="preserve"> it offers:</w:t>
+      </w:r>
+      <w:bookmarkEnd w:id="8"/>
     </w:p>
     <w:p>
       <w:pPr>
@@ -6265,6 +8782,7 @@
           <w:szCs w:val="24"/>
         </w:rPr>
       </w:pPr>
+      <w:bookmarkStart w:id="9" w:name="_Toc216033522"/>
       <w:r>
         <w:rPr>
           <w:rFonts w:ascii="Segoe UI Emoji" w:hAnsi="Segoe UI Emoji" w:cs="Segoe UI Emoji"/>
@@ -6279,8 +8797,27 @@
           <w:sz w:val="24"/>
           <w:szCs w:val="24"/>
         </w:rPr>
-        <w:t xml:space="preserve"> Why it exists:</w:t>
-      </w:r>
+        <w:t xml:space="preserve"> </w:t>
+      </w:r>
+      <w:proofErr w:type="gramStart"/>
+      <w:r>
+        <w:rPr>
+          <w:rFonts w:ascii="Aptos" w:hAnsi="Aptos" w:cstheme="minorHAnsi"/>
+          <w:sz w:val="24"/>
+          <w:szCs w:val="24"/>
+        </w:rPr>
+        <w:t>Why</w:t>
+      </w:r>
+      <w:proofErr w:type="gramEnd"/>
+      <w:r>
+        <w:rPr>
+          <w:rFonts w:ascii="Aptos" w:hAnsi="Aptos" w:cstheme="minorHAnsi"/>
+          <w:sz w:val="24"/>
+          <w:szCs w:val="24"/>
+        </w:rPr>
+        <w:t xml:space="preserve"> it exists:</w:t>
+      </w:r>
+      <w:bookmarkEnd w:id="9"/>
     </w:p>
     <w:p>
       <w:pPr>
@@ -6383,6 +8920,7 @@
           <w:szCs w:val="24"/>
         </w:rPr>
       </w:pPr>
+      <w:bookmarkStart w:id="10" w:name="_Toc216033523"/>
       <w:r>
         <w:rPr>
           <w:rFonts w:ascii="Segoe UI Emoji" w:hAnsi="Segoe UI Emoji" w:cs="Segoe UI Emoji"/>
@@ -6397,8 +8935,19 @@
           <w:sz w:val="24"/>
           <w:szCs w:val="24"/>
         </w:rPr>
-        <w:t xml:space="preserve"> What It Offers:</w:t>
-      </w:r>
+        <w:t xml:space="preserve"> What It </w:t>
+      </w:r>
+      <w:proofErr w:type="gramStart"/>
+      <w:r>
+        <w:rPr>
+          <w:rFonts w:ascii="Aptos" w:hAnsi="Aptos" w:cstheme="minorHAnsi"/>
+          <w:sz w:val="24"/>
+          <w:szCs w:val="24"/>
+        </w:rPr>
+        <w:t>Offers:</w:t>
+      </w:r>
+      <w:bookmarkEnd w:id="10"/>
+      <w:proofErr w:type="gramEnd"/>
     </w:p>
     <w:p>
       <w:pPr>
@@ -6661,35 +9210,37 @@
           <w:szCs w:val="24"/>
         </w:rPr>
       </w:pPr>
+      <w:bookmarkStart w:id="11" w:name="_Toc216033524"/>
       <w:r>
         <w:rPr>
           <w:rFonts w:ascii="Segoe UI Emoji" w:hAnsi="Segoe UI Emoji" w:cs="Segoe UI Emoji"/>
           <w:sz w:val="24"/>
           <w:szCs w:val="24"/>
         </w:rPr>
+        <w:t>💡</w:t>
+      </w:r>
+      <w:r>
+        <w:rPr>
+          <w:rFonts w:ascii="Aptos" w:hAnsi="Aptos" w:cstheme="minorHAnsi"/>
+          <w:sz w:val="24"/>
+          <w:szCs w:val="24"/>
+        </w:rPr>
+        <w:t xml:space="preserve"> Why It Exists:</w:t>
+      </w:r>
+      <w:bookmarkEnd w:id="11"/>
+    </w:p>
+    <w:p>
+      <w:pPr>
+        <w:pStyle w:val="NormalWeb"/>
+        <w:rPr>
+          <w:rFonts w:ascii="Aptos" w:hAnsi="Aptos" w:cstheme="minorHAnsi"/>
+        </w:rPr>
+      </w:pPr>
+      <w:r>
+        <w:rPr>
+          <w:rFonts w:ascii="Aptos" w:hAnsi="Aptos" w:cstheme="minorHAnsi"/>
+        </w:rPr>
         <w:lastRenderedPageBreak/>
-        <w:t>💡</w:t>
-      </w:r>
-      <w:r>
-        <w:rPr>
-          <w:rFonts w:ascii="Aptos" w:hAnsi="Aptos" w:cstheme="minorHAnsi"/>
-          <w:sz w:val="24"/>
-          <w:szCs w:val="24"/>
-        </w:rPr>
-        <w:t xml:space="preserve"> Why It Exists:</w:t>
-      </w:r>
-    </w:p>
-    <w:p>
-      <w:pPr>
-        <w:pStyle w:val="NormalWeb"/>
-        <w:rPr>
-          <w:rFonts w:ascii="Aptos" w:hAnsi="Aptos" w:cstheme="minorHAnsi"/>
-        </w:rPr>
-      </w:pPr>
-      <w:r>
-        <w:rPr>
-          <w:rFonts w:ascii="Aptos" w:hAnsi="Aptos" w:cstheme="minorHAnsi"/>
-        </w:rPr>
         <w:t xml:space="preserve">Fine-tuning large models was traditionally resource-heavy. Unsloth aims to </w:t>
       </w:r>
       <w:r>
@@ -6775,6 +9326,7 @@
           <w:szCs w:val="24"/>
         </w:rPr>
       </w:pPr>
+      <w:bookmarkStart w:id="12" w:name="_Toc216033525"/>
       <w:r>
         <w:rPr>
           <w:rFonts w:ascii="Segoe UI Emoji" w:hAnsi="Segoe UI Emoji" w:cs="Segoe UI Emoji"/>
@@ -6789,8 +9341,19 @@
           <w:sz w:val="24"/>
           <w:szCs w:val="24"/>
         </w:rPr>
-        <w:t xml:space="preserve"> What It Offers:</w:t>
-      </w:r>
+        <w:t xml:space="preserve"> What It </w:t>
+      </w:r>
+      <w:proofErr w:type="gramStart"/>
+      <w:r>
+        <w:rPr>
+          <w:rFonts w:ascii="Aptos" w:hAnsi="Aptos" w:cstheme="minorHAnsi"/>
+          <w:sz w:val="24"/>
+          <w:szCs w:val="24"/>
+        </w:rPr>
+        <w:t>Offers:</w:t>
+      </w:r>
+      <w:bookmarkEnd w:id="12"/>
+      <w:proofErr w:type="gramEnd"/>
     </w:p>
     <w:p>
       <w:pPr>
@@ -6920,6 +9483,7 @@
           <w:szCs w:val="24"/>
         </w:rPr>
       </w:pPr>
+      <w:bookmarkStart w:id="13" w:name="_Toc216033526"/>
       <w:r>
         <w:rPr>
           <w:rFonts w:ascii="Segoe UI Emoji" w:hAnsi="Segoe UI Emoji" w:cs="Segoe UI Emoji"/>
@@ -6936,6 +9500,7 @@
         </w:rPr>
         <w:t xml:space="preserve"> Why It Exists:</w:t>
       </w:r>
+      <w:bookmarkEnd w:id="13"/>
     </w:p>
     <w:p>
       <w:pPr>
@@ -6961,7 +9526,21 @@
         <w:rPr>
           <w:rFonts w:ascii="Aptos" w:hAnsi="Aptos" w:cstheme="minorHAnsi"/>
         </w:rPr>
-        <w:t>, enabling fast, reproducible, end-to-end pipelines for instruction or chat tuning.</w:t>
+        <w:t xml:space="preserve">, enabling fast, reproducible, </w:t>
+      </w:r>
+      <w:proofErr w:type="gramStart"/>
+      <w:r>
+        <w:rPr>
+          <w:rFonts w:ascii="Aptos" w:hAnsi="Aptos" w:cstheme="minorHAnsi"/>
+        </w:rPr>
+        <w:t>end</w:t>
+      </w:r>
+      <w:proofErr w:type="gramEnd"/>
+      <w:r>
+        <w:rPr>
+          <w:rFonts w:ascii="Aptos" w:hAnsi="Aptos" w:cstheme="minorHAnsi"/>
+        </w:rPr>
+        <w:t>-to-end pipelines for instruction or chat tuning.</w:t>
       </w:r>
     </w:p>
     <w:p>
@@ -7012,6 +9591,7 @@
           <w:szCs w:val="24"/>
         </w:rPr>
       </w:pPr>
+      <w:bookmarkStart w:id="14" w:name="_Toc216033527"/>
       <w:r>
         <w:rPr>
           <w:rFonts w:ascii="Segoe UI Emoji" w:hAnsi="Segoe UI Emoji" w:cs="Segoe UI Emoji"/>
@@ -7026,8 +9606,19 @@
           <w:sz w:val="24"/>
           <w:szCs w:val="24"/>
         </w:rPr>
-        <w:t xml:space="preserve"> What It Offers:</w:t>
-      </w:r>
+        <w:t xml:space="preserve"> What It </w:t>
+      </w:r>
+      <w:proofErr w:type="gramStart"/>
+      <w:r>
+        <w:rPr>
+          <w:rFonts w:ascii="Aptos" w:hAnsi="Aptos" w:cstheme="minorHAnsi"/>
+          <w:sz w:val="24"/>
+          <w:szCs w:val="24"/>
+        </w:rPr>
+        <w:t>Offers:</w:t>
+      </w:r>
+      <w:bookmarkEnd w:id="14"/>
+      <w:proofErr w:type="gramEnd"/>
     </w:p>
     <w:p>
       <w:pPr>
@@ -7113,6 +9704,7 @@
           <w:szCs w:val="24"/>
         </w:rPr>
       </w:pPr>
+      <w:bookmarkStart w:id="15" w:name="_Toc216033528"/>
       <w:r>
         <w:rPr>
           <w:rFonts w:ascii="Segoe UI Emoji" w:hAnsi="Segoe UI Emoji" w:cs="Segoe UI Emoji"/>
@@ -7129,6 +9721,7 @@
         </w:rPr>
         <w:t xml:space="preserve"> Why It Exists:</w:t>
       </w:r>
+      <w:bookmarkEnd w:id="15"/>
     </w:p>
     <w:p>
       <w:pPr>
@@ -7187,8 +9780,17 @@
           <w:rStyle w:val="Strong"/>
           <w:rFonts w:ascii="Aptos" w:hAnsi="Aptos" w:cstheme="minorHAnsi"/>
         </w:rPr>
-        <w:t>What it is:</w:t>
-      </w:r>
+        <w:t>What it is</w:t>
+      </w:r>
+      <w:proofErr w:type="gramStart"/>
+      <w:r>
+        <w:rPr>
+          <w:rStyle w:val="Strong"/>
+          <w:rFonts w:ascii="Aptos" w:hAnsi="Aptos" w:cstheme="minorHAnsi"/>
+        </w:rPr>
+        <w:t>:</w:t>
+      </w:r>
+      <w:proofErr w:type="gramEnd"/>
       <w:r>
         <w:rPr>
           <w:rFonts w:ascii="Aptos" w:hAnsi="Aptos" w:cstheme="minorHAnsi"/>
@@ -7284,9 +9886,17 @@
           <w:rStyle w:val="Strong"/>
           <w:rFonts w:ascii="Aptos" w:hAnsi="Aptos" w:cstheme="minorHAnsi"/>
         </w:rPr>
-        <w:lastRenderedPageBreak/>
-        <w:t>What it is:</w:t>
-      </w:r>
+        <w:t>What it is</w:t>
+      </w:r>
+      <w:proofErr w:type="gramStart"/>
+      <w:r>
+        <w:rPr>
+          <w:rStyle w:val="Strong"/>
+          <w:rFonts w:ascii="Aptos" w:hAnsi="Aptos" w:cstheme="minorHAnsi"/>
+        </w:rPr>
+        <w:t>:</w:t>
+      </w:r>
+      <w:proofErr w:type="gramEnd"/>
       <w:r>
         <w:rPr>
           <w:rFonts w:ascii="Aptos" w:hAnsi="Aptos" w:cstheme="minorHAnsi"/>
@@ -7318,6 +9928,7 @@
           <w:rStyle w:val="Strong"/>
           <w:rFonts w:ascii="Aptos" w:hAnsi="Aptos" w:cstheme="minorHAnsi"/>
         </w:rPr>
+        <w:lastRenderedPageBreak/>
         <w:t>Offers:</w:t>
       </w:r>
       <w:r>
@@ -7391,8 +10002,17 @@
           <w:rStyle w:val="Strong"/>
           <w:rFonts w:ascii="Aptos" w:hAnsi="Aptos" w:cstheme="minorHAnsi"/>
         </w:rPr>
-        <w:t>What it is:</w:t>
-      </w:r>
+        <w:t>What it is</w:t>
+      </w:r>
+      <w:proofErr w:type="gramStart"/>
+      <w:r>
+        <w:rPr>
+          <w:rStyle w:val="Strong"/>
+          <w:rFonts w:ascii="Aptos" w:hAnsi="Aptos" w:cstheme="minorHAnsi"/>
+        </w:rPr>
+        <w:t>:</w:t>
+      </w:r>
+      <w:proofErr w:type="gramEnd"/>
       <w:r>
         <w:rPr>
           <w:rFonts w:ascii="Aptos" w:hAnsi="Aptos" w:cstheme="minorHAnsi"/>
@@ -7549,6 +10169,7 @@
         </w:rPr>
         <w:t xml:space="preserve"> </w:t>
       </w:r>
+      <w:proofErr w:type="gramStart"/>
       <w:r>
         <w:rPr>
           <w:rFonts w:ascii="Aptos" w:eastAsia="Times New Roman" w:hAnsi="Aptos" w:cstheme="minorHAnsi"/>
@@ -7560,6 +10181,7 @@
         </w:rPr>
         <w:t>what</w:t>
       </w:r>
+      <w:proofErr w:type="gramEnd"/>
       <w:r>
         <w:rPr>
           <w:rFonts w:ascii="Aptos" w:eastAsia="Times New Roman" w:hAnsi="Aptos" w:cstheme="minorHAnsi"/>
@@ -7749,8 +10371,21 @@
           <w:szCs w:val="24"/>
           <w:lang w:eastAsia="en-IN"/>
         </w:rPr>
-        <w:t>Why it exists:</w:t>
-      </w:r>
+        <w:t>Why it exists</w:t>
+      </w:r>
+      <w:proofErr w:type="gramStart"/>
+      <w:r>
+        <w:rPr>
+          <w:rFonts w:ascii="Aptos" w:eastAsia="Times New Roman" w:hAnsi="Aptos" w:cstheme="minorHAnsi"/>
+          <w:b/>
+          <w:bCs/>
+          <w:sz w:val="24"/>
+          <w:szCs w:val="24"/>
+          <w:lang w:eastAsia="en-IN"/>
+        </w:rPr>
+        <w:t>:</w:t>
+      </w:r>
+      <w:proofErr w:type="gramEnd"/>
       <w:r>
         <w:rPr>
           <w:rFonts w:ascii="Aptos" w:eastAsia="Times New Roman" w:hAnsi="Aptos" w:cstheme="minorHAnsi"/>
@@ -7764,27 +10399,33 @@
     </w:p>
     <w:p>
       <w:pPr>
-        <w:pStyle w:val="Heading2"/>
-        <w:rPr>
-          <w:rFonts w:ascii="Aptos" w:hAnsi="Aptos"/>
-        </w:rPr>
-      </w:pPr>
-      <w:r>
-        <w:rPr>
-          <w:rFonts w:ascii="Aptos" w:eastAsia="Times New Roman" w:hAnsi="Aptos" w:cstheme="minorHAnsi"/>
+        <w:pStyle w:val="Heading1"/>
+        <w:numPr>
+          <w:ilvl w:val="1"/>
+          <w:numId w:val="3"/>
+        </w:numPr>
+        <w:rPr>
+          <w:b/>
+        </w:rPr>
+      </w:pPr>
+      <w:r>
+        <w:rPr>
+          <w:rFonts w:eastAsia="Times New Roman" w:cstheme="minorHAnsi"/>
           <w:sz w:val="24"/>
           <w:szCs w:val="24"/>
           <w:lang w:eastAsia="en-IN"/>
         </w:rPr>
         <w:br w:type="page"/>
       </w:r>
-      <w:r>
-        <w:rPr>
-          <w:rFonts w:ascii="Aptos" w:hAnsi="Aptos"/>
+      <w:bookmarkStart w:id="16" w:name="_Toc216033529"/>
+      <w:r>
+        <w:rPr>
+          <w:b/>
         </w:rPr>
         <w:lastRenderedPageBreak/>
         <w:t>Fine tuning VS RAG VS Agents</w:t>
       </w:r>
+      <w:bookmarkEnd w:id="16"/>
     </w:p>
     <w:p>
       <w:pPr>
@@ -7820,8 +10461,17 @@
           <w:rStyle w:val="Strong"/>
           <w:rFonts w:ascii="Aptos" w:hAnsi="Aptos" w:cstheme="minorHAnsi"/>
         </w:rPr>
-        <w:t>What it is:</w:t>
-      </w:r>
+        <w:t>What it is</w:t>
+      </w:r>
+      <w:proofErr w:type="gramStart"/>
+      <w:r>
+        <w:rPr>
+          <w:rStyle w:val="Strong"/>
+          <w:rFonts w:ascii="Aptos" w:hAnsi="Aptos" w:cstheme="minorHAnsi"/>
+        </w:rPr>
+        <w:t>:</w:t>
+      </w:r>
+      <w:proofErr w:type="gramEnd"/>
       <w:r>
         <w:rPr>
           <w:rFonts w:ascii="Aptos" w:hAnsi="Aptos" w:cstheme="minorHAnsi"/>
@@ -8469,8 +11119,17 @@
           <w:rFonts w:ascii="Aptos" w:hAnsi="Aptos" w:cstheme="minorHAnsi"/>
         </w:rPr>
         <w:lastRenderedPageBreak/>
-        <w:t>What it is:</w:t>
-      </w:r>
+        <w:t>What it is</w:t>
+      </w:r>
+      <w:proofErr w:type="gramStart"/>
+      <w:r>
+        <w:rPr>
+          <w:rStyle w:val="Strong"/>
+          <w:rFonts w:ascii="Aptos" w:hAnsi="Aptos" w:cstheme="minorHAnsi"/>
+        </w:rPr>
+        <w:t>:</w:t>
+      </w:r>
+      <w:proofErr w:type="gramEnd"/>
       <w:r>
         <w:rPr>
           <w:rFonts w:ascii="Aptos" w:hAnsi="Aptos" w:cstheme="minorHAnsi"/>
@@ -8566,7 +11225,21 @@
         <w:rPr>
           <w:rFonts w:ascii="Aptos" w:hAnsi="Aptos" w:cstheme="minorHAnsi"/>
         </w:rPr>
-        <w:t xml:space="preserve"> (e.g., search the web, run code, call RAG).</w:t>
+        <w:t xml:space="preserve"> (e.g., search the web, run code, </w:t>
+      </w:r>
+      <w:proofErr w:type="gramStart"/>
+      <w:r>
+        <w:rPr>
+          <w:rFonts w:ascii="Aptos" w:hAnsi="Aptos" w:cstheme="minorHAnsi"/>
+        </w:rPr>
+        <w:t>call</w:t>
+      </w:r>
+      <w:proofErr w:type="gramEnd"/>
+      <w:r>
+        <w:rPr>
+          <w:rFonts w:ascii="Aptos" w:hAnsi="Aptos" w:cstheme="minorHAnsi"/>
+        </w:rPr>
+        <w:t xml:space="preserve"> RAG).</w:t>
       </w:r>
     </w:p>
     <w:p>
@@ -8740,6 +11413,7 @@
           <w:rFonts w:ascii="Aptos" w:hAnsi="Aptos"/>
         </w:rPr>
       </w:pPr>
+      <w:bookmarkStart w:id="17" w:name="_Toc216033530"/>
       <w:r>
         <w:rPr>
           <w:rFonts w:ascii="Aptos" w:hAnsi="Aptos"/>
@@ -8747,6 +11421,7 @@
         <w:lastRenderedPageBreak/>
         <w:t>Why Finetuning Was Difficult in RNN or LSTM – How Transformers Changed the Game</w:t>
       </w:r>
+      <w:bookmarkEnd w:id="17"/>
     </w:p>
     <w:p>
       <w:pPr>
@@ -8768,6 +11443,7 @@
           <w:rFonts w:ascii="Aptos" w:hAnsi="Aptos"/>
         </w:rPr>
       </w:pPr>
+      <w:bookmarkStart w:id="18" w:name="_Toc216033531"/>
       <w:r>
         <w:rPr>
           <w:rFonts w:ascii="Aptos" w:hAnsi="Aptos"/>
@@ -8775,6 +11451,7 @@
         <w:lastRenderedPageBreak/>
         <w:t>LSTM vs Transformer | Why Transformers Replaced LSTM in NLP</w:t>
       </w:r>
+      <w:bookmarkEnd w:id="18"/>
     </w:p>
     <w:p>
       <w:pPr>
@@ -8796,27 +11473,21 @@
       <w:pPr>
         <w:pStyle w:val="Heading2"/>
         <w:rPr>
+          <w:rFonts w:ascii="Aptos" w:hAnsi="Aptos"/>
+          <w:b/>
+        </w:rPr>
+      </w:pPr>
+      <w:bookmarkStart w:id="19" w:name="_Toc216033532"/>
+      <w:r>
+        <w:rPr>
           <w:rStyle w:val="style-scope"/>
           <w:rFonts w:ascii="Aptos" w:hAnsi="Aptos"/>
           <w:b/>
         </w:rPr>
-      </w:pPr>
-      <w:r>
-        <w:rPr>
-          <w:rStyle w:val="style-scope"/>
-          <w:rFonts w:ascii="Aptos" w:hAnsi="Aptos"/>
-          <w:b/>
-        </w:rPr>
         <w:lastRenderedPageBreak/>
         <w:t>Master Hugging Face</w:t>
       </w:r>
-    </w:p>
-    <w:p>
-      <w:pPr>
-        <w:rPr>
-          <w:rFonts w:ascii="Aptos" w:hAnsi="Aptos"/>
-        </w:rPr>
-      </w:pPr>
+      <w:bookmarkEnd w:id="19"/>
     </w:p>
     <w:p>
       <w:pPr>
@@ -8848,14 +11519,15 @@
         <w:rPr>
           <w:rFonts w:ascii="Aptos" w:hAnsi="Aptos" w:cs="Arial"/>
           <w:color w:val="000000" w:themeColor="text1"/>
-          <w:sz w:val="24"/>
-          <w:szCs w:val="24"/>
-        </w:rPr>
-      </w:pPr>
-      <w:r>
-        <w:rPr>
-          <w:rFonts w:ascii="Aptos" w:hAnsi="Aptos" w:cs="Arial"/>
-          <w:color w:val="000000" w:themeColor="text1"/>
+          <w:sz w:val="26"/>
+          <w:szCs w:val="24"/>
+        </w:rPr>
+      </w:pPr>
+      <w:r>
+        <w:rPr>
+          <w:rFonts w:ascii="Aptos" w:hAnsi="Aptos" w:cs="Arial"/>
+          <w:color w:val="000000" w:themeColor="text1"/>
+          <w:sz w:val="24"/>
         </w:rPr>
         <w:t>Details PDF notes</w:t>
       </w:r>
@@ -8866,12 +11538,14 @@
         <w:rPr>
           <w:rFonts w:ascii="Aptos" w:hAnsi="Aptos" w:cs="Arial"/>
           <w:color w:val="000000" w:themeColor="text1"/>
-        </w:rPr>
-      </w:pPr>
-      <w:r>
-        <w:rPr>
-          <w:rFonts w:ascii="Aptos" w:hAnsi="Aptos" w:cs="Arial"/>
-          <w:color w:val="000000" w:themeColor="text1"/>
+          <w:sz w:val="24"/>
+        </w:rPr>
+      </w:pPr>
+      <w:r>
+        <w:rPr>
+          <w:rFonts w:ascii="Aptos" w:hAnsi="Aptos" w:cs="Arial"/>
+          <w:color w:val="000000" w:themeColor="text1"/>
+          <w:sz w:val="24"/>
         </w:rPr>
         <w:t>Hugging Face vs LangChain</w:t>
       </w:r>
@@ -8882,12 +11556,14 @@
         <w:rPr>
           <w:rFonts w:ascii="Aptos" w:hAnsi="Aptos" w:cs="Arial"/>
           <w:color w:val="000000" w:themeColor="text1"/>
-        </w:rPr>
-      </w:pPr>
-      <w:r>
-        <w:rPr>
-          <w:rFonts w:ascii="Aptos" w:hAnsi="Aptos" w:cs="Arial"/>
-          <w:color w:val="000000" w:themeColor="text1"/>
+          <w:sz w:val="24"/>
+        </w:rPr>
+      </w:pPr>
+      <w:r>
+        <w:rPr>
+          <w:rFonts w:ascii="Aptos" w:hAnsi="Aptos" w:cs="Arial"/>
+          <w:color w:val="000000" w:themeColor="text1"/>
+          <w:sz w:val="24"/>
         </w:rPr>
         <w:t xml:space="preserve">LangChain mainly provides you the ability to connect to different LLM APIs, prompting etc. i.e. ability for RAG application, tools for agents (primarily in LangGraph). Whereas Hugging face is an ecosystem which provides different model resource, embedding resource, dataset resource and provides libraries and frameworks for fine tuning and complex DL/AI/Gen AI tasks. </w:t>
       </w:r>
@@ -8906,6 +11582,7 @@
           <w:b/>
           <w:bCs/>
           <w:color w:val="000000" w:themeColor="text1"/>
+          <w:sz w:val="24"/>
         </w:rPr>
       </w:pPr>
       <w:r>
@@ -8914,6 +11591,7 @@
           <w:b/>
           <w:bCs/>
           <w:color w:val="000000" w:themeColor="text1"/>
+          <w:sz w:val="24"/>
         </w:rPr>
         <w:t>Hugging face tokens and connecting to hugging face:</w:t>
       </w:r>
@@ -8925,12 +11603,14 @@
         <w:rPr>
           <w:rFonts w:ascii="Aptos" w:hAnsi="Aptos" w:cs="Arial"/>
           <w:color w:val="000000" w:themeColor="text1"/>
-        </w:rPr>
-      </w:pPr>
-      <w:r>
-        <w:rPr>
-          <w:rFonts w:ascii="Aptos" w:hAnsi="Aptos" w:cs="Arial"/>
-          <w:color w:val="000000" w:themeColor="text1"/>
+          <w:sz w:val="24"/>
+        </w:rPr>
+      </w:pPr>
+      <w:r>
+        <w:rPr>
+          <w:rFonts w:ascii="Aptos" w:hAnsi="Aptos" w:cs="Arial"/>
+          <w:color w:val="000000" w:themeColor="text1"/>
+          <w:sz w:val="24"/>
         </w:rPr>
         <w:t xml:space="preserve">      There are two kinds of tokens read and write. Do learn the secret in the COLAB. </w:t>
       </w:r>
@@ -8942,12 +11622,14 @@
         <w:rPr>
           <w:rFonts w:ascii="Aptos" w:hAnsi="Aptos" w:cs="Arial"/>
           <w:color w:val="000000" w:themeColor="text1"/>
-        </w:rPr>
-      </w:pPr>
-      <w:r>
-        <w:rPr>
-          <w:rFonts w:ascii="Aptos" w:hAnsi="Aptos" w:cs="Arial"/>
-          <w:color w:val="000000" w:themeColor="text1"/>
+          <w:sz w:val="24"/>
+        </w:rPr>
+      </w:pPr>
+      <w:r>
+        <w:rPr>
+          <w:rFonts w:ascii="Aptos" w:hAnsi="Aptos" w:cs="Arial"/>
+          <w:color w:val="000000" w:themeColor="text1"/>
+          <w:sz w:val="24"/>
         </w:rPr>
         <w:t xml:space="preserve">      There are three ways to connect to the hugging face. </w:t>
       </w:r>
@@ -8959,12 +11641,14 @@
         <w:rPr>
           <w:rFonts w:ascii="Aptos" w:hAnsi="Aptos" w:cs="Arial"/>
           <w:color w:val="000000" w:themeColor="text1"/>
-        </w:rPr>
-      </w:pPr>
-      <w:r>
-        <w:rPr>
-          <w:rFonts w:ascii="Aptos" w:hAnsi="Aptos" w:cs="Arial"/>
-          <w:color w:val="000000" w:themeColor="text1"/>
+          <w:sz w:val="24"/>
+        </w:rPr>
+      </w:pPr>
+      <w:r>
+        <w:rPr>
+          <w:rFonts w:ascii="Aptos" w:hAnsi="Aptos" w:cs="Arial"/>
+          <w:color w:val="000000" w:themeColor="text1"/>
+          <w:sz w:val="24"/>
         </w:rPr>
         <w:t xml:space="preserve">      CLI, API and COLAB notebook. Details of all three are in COLAB file. </w:t>
       </w:r>
@@ -8983,6 +11667,7 @@
           <w:b/>
           <w:bCs/>
           <w:color w:val="000000" w:themeColor="text1"/>
+          <w:sz w:val="24"/>
         </w:rPr>
       </w:pPr>
       <w:r>
@@ -8991,6 +11676,7 @@
           <w:b/>
           <w:bCs/>
           <w:color w:val="000000" w:themeColor="text1"/>
+          <w:sz w:val="24"/>
         </w:rPr>
         <w:t xml:space="preserve">Hugging Face Dataset library, Preprocessing and Visualization. </w:t>
       </w:r>
@@ -9003,12 +11689,14 @@
         <w:rPr>
           <w:rFonts w:ascii="Aptos" w:hAnsi="Aptos" w:cs="Arial"/>
           <w:color w:val="000000" w:themeColor="text1"/>
-        </w:rPr>
-      </w:pPr>
-      <w:r>
-        <w:rPr>
-          <w:rFonts w:ascii="Aptos" w:hAnsi="Aptos" w:cs="Arial"/>
-          <w:color w:val="000000" w:themeColor="text1"/>
+          <w:sz w:val="24"/>
+        </w:rPr>
+      </w:pPr>
+      <w:r>
+        <w:rPr>
+          <w:rFonts w:ascii="Aptos" w:hAnsi="Aptos" w:cs="Arial"/>
+          <w:color w:val="000000" w:themeColor="text1"/>
+          <w:sz w:val="24"/>
         </w:rPr>
         <w:t xml:space="preserve">In COLAB various datasets are loaded with all the different parameters available. Look at those different dataset loads and do mention those unique things in here. </w:t>
       </w:r>
@@ -9021,12 +11709,14 @@
         <w:rPr>
           <w:rFonts w:ascii="Aptos" w:hAnsi="Aptos" w:cs="Arial"/>
           <w:color w:val="000000" w:themeColor="text1"/>
-        </w:rPr>
-      </w:pPr>
-      <w:r>
-        <w:rPr>
-          <w:rFonts w:ascii="Aptos" w:hAnsi="Aptos" w:cs="Arial"/>
-          <w:color w:val="000000" w:themeColor="text1"/>
+          <w:sz w:val="24"/>
+        </w:rPr>
+      </w:pPr>
+      <w:r>
+        <w:rPr>
+          <w:rFonts w:ascii="Aptos" w:hAnsi="Aptos" w:cs="Arial"/>
+          <w:color w:val="000000" w:themeColor="text1"/>
+          <w:sz w:val="24"/>
         </w:rPr>
         <w:t xml:space="preserve">Visualization is like what it is in normal python. </w:t>
       </w:r>
@@ -9043,6 +11733,7 @@
         <w:rPr>
           <w:rFonts w:ascii="Aptos" w:hAnsi="Aptos" w:cs="Arial"/>
           <w:color w:val="000000" w:themeColor="text1"/>
+          <w:sz w:val="24"/>
         </w:rPr>
       </w:pPr>
       <w:r>
@@ -9051,6 +11742,7 @@
           <w:b/>
           <w:bCs/>
           <w:color w:val="000000" w:themeColor="text1"/>
+          <w:sz w:val="24"/>
         </w:rPr>
         <w:t xml:space="preserve">Custom dataset: </w:t>
       </w:r>
@@ -9058,6 +11750,7 @@
         <w:rPr>
           <w:rFonts w:ascii="Aptos" w:hAnsi="Aptos" w:cs="Arial"/>
           <w:color w:val="000000" w:themeColor="text1"/>
+          <w:sz w:val="24"/>
         </w:rPr>
         <w:t xml:space="preserve">convert a data frame into a dataset format and then do push the file to the dataset repo.  </w:t>
       </w:r>
@@ -9076,6 +11769,7 @@
           <w:b/>
           <w:bCs/>
           <w:color w:val="000000" w:themeColor="text1"/>
+          <w:sz w:val="24"/>
         </w:rPr>
       </w:pPr>
       <w:r>
@@ -9084,6 +11778,7 @@
           <w:b/>
           <w:bCs/>
           <w:color w:val="000000" w:themeColor="text1"/>
+          <w:sz w:val="24"/>
         </w:rPr>
         <w:t>Tokenization:</w:t>
       </w:r>
@@ -9092,6 +11787,7 @@
           <w:rFonts w:ascii="Aptos" w:hAnsi="Aptos" w:cs="Arial"/>
           <w:b/>
           <w:bCs/>
+          <w:sz w:val="24"/>
         </w:rPr>
         <w:t xml:space="preserve"> </w:t>
       </w:r>
@@ -9110,6 +11806,7 @@
           <w:b/>
           <w:bCs/>
           <w:color w:val="000000" w:themeColor="text1"/>
+          <w:sz w:val="24"/>
         </w:rPr>
       </w:pPr>
       <w:r>
@@ -9117,6 +11814,7 @@
           <w:rFonts w:ascii="Aptos" w:hAnsi="Aptos" w:cs="Arial"/>
           <w:b/>
           <w:bCs/>
+          <w:sz w:val="24"/>
         </w:rPr>
         <w:t>Embedding</w:t>
       </w:r>
@@ -9125,6 +11823,7 @@
           <w:rFonts w:ascii="Aptos" w:hAnsi="Aptos" w:cs="Arial"/>
           <w:b/>
           <w:bCs/>
+          <w:sz w:val="24"/>
         </w:rPr>
         <w:t xml:space="preserve">: </w:t>
       </w:r>
@@ -9143,6 +11842,7 @@
           <w:b/>
           <w:bCs/>
           <w:color w:val="000000" w:themeColor="text1"/>
+          <w:sz w:val="24"/>
         </w:rPr>
       </w:pPr>
       <w:r>
@@ -9150,6 +11850,7 @@
           <w:rFonts w:ascii="Aptos" w:hAnsi="Aptos" w:cs="Arial"/>
           <w:b/>
           <w:bCs/>
+          <w:sz w:val="24"/>
         </w:rPr>
         <w:t>Download:  simple codes in COLAB</w:t>
       </w:r>
@@ -9187,45 +11888,64 @@
         <w:pStyle w:val="Heading2"/>
         <w:rPr>
           <w:rFonts w:ascii="Aptos" w:hAnsi="Aptos"/>
-          <w:color w:val="000000" w:themeColor="text1"/>
-        </w:rPr>
-      </w:pPr>
+          <w:b/>
+          <w:color w:val="000000" w:themeColor="text1"/>
+          <w:sz w:val="24"/>
+          <w:szCs w:val="24"/>
+        </w:rPr>
+      </w:pPr>
+      <w:bookmarkStart w:id="20" w:name="_Toc216033533"/>
       <w:r>
         <w:rPr>
           <w:rFonts w:ascii="Aptos" w:hAnsi="Aptos"/>
+          <w:b/>
+          <w:sz w:val="24"/>
+          <w:szCs w:val="24"/>
         </w:rPr>
         <w:lastRenderedPageBreak/>
-        <w:t xml:space="preserve">Evaluation: </w:t>
-      </w:r>
-    </w:p>
-    <w:p>
-      <w:pPr>
-        <w:pStyle w:val="ListParagraph"/>
-        <w:ind w:left="288"/>
+        <w:t>Evaluation:</w:t>
+      </w:r>
+      <w:bookmarkEnd w:id="20"/>
+      <w:r>
+        <w:rPr>
+          <w:rFonts w:ascii="Aptos" w:hAnsi="Aptos"/>
+          <w:b/>
+          <w:sz w:val="24"/>
+          <w:szCs w:val="24"/>
+        </w:rPr>
+        <w:t xml:space="preserve"> </w:t>
+      </w:r>
+    </w:p>
+    <w:p>
+      <w:pPr>
         <w:jc w:val="both"/>
         <w:rPr>
           <w:rFonts w:ascii="Aptos" w:hAnsi="Aptos" w:cs="Arial"/>
           <w:color w:val="000000" w:themeColor="text1"/>
-        </w:rPr>
-      </w:pPr>
-      <w:r>
-        <w:rPr>
-          <w:rFonts w:ascii="Aptos" w:hAnsi="Aptos" w:cs="Arial"/>
-          <w:color w:val="000000" w:themeColor="text1"/>
+          <w:sz w:val="24"/>
+          <w:szCs w:val="24"/>
+        </w:rPr>
+      </w:pPr>
+      <w:r>
+        <w:rPr>
+          <w:rFonts w:ascii="Aptos" w:hAnsi="Aptos" w:cs="Arial"/>
+          <w:color w:val="000000" w:themeColor="text1"/>
+          <w:sz w:val="24"/>
+          <w:szCs w:val="24"/>
         </w:rPr>
         <w:t>Here is a clear and concise summary of the BLEU, ROUGE, and Perplexity metrics, focusing on their purpose, what they measure, and where they are best used:</w:t>
       </w:r>
     </w:p>
     <w:p>
       <w:pPr>
-        <w:pStyle w:val="ListParagraph"/>
-        <w:ind w:left="288"/>
         <w:jc w:val="both"/>
         <w:rPr>
           <w:rFonts w:ascii="Aptos" w:hAnsi="Aptos" w:cs="Arial"/>
           <w:b/>
           <w:bCs/>
           <w:color w:val="000000" w:themeColor="text1"/>
+          <w:sz w:val="24"/>
+          <w:szCs w:val="24"/>
         </w:rPr>
       </w:pPr>
       <w:r>
@@ -9234,6 +11954,8 @@
           <w:b/>
           <w:bCs/>
           <w:color w:val="000000" w:themeColor="text1"/>
+          <w:sz w:val="24"/>
+          <w:szCs w:val="24"/>
         </w:rPr>
         <w:t>BLEU</w:t>
       </w:r>
@@ -9250,12 +11972,16 @@
         <w:rPr>
           <w:rFonts w:ascii="Aptos" w:hAnsi="Aptos" w:cs="Arial"/>
           <w:color w:val="000000" w:themeColor="text1"/>
-        </w:rPr>
-      </w:pPr>
-      <w:r>
-        <w:rPr>
-          <w:rFonts w:ascii="Aptos" w:hAnsi="Aptos" w:cs="Arial"/>
-          <w:color w:val="000000" w:themeColor="text1"/>
+          <w:sz w:val="24"/>
+          <w:szCs w:val="24"/>
+        </w:rPr>
+      </w:pPr>
+      <w:r>
+        <w:rPr>
+          <w:rFonts w:ascii="Aptos" w:hAnsi="Aptos" w:cs="Arial"/>
+          <w:color w:val="000000" w:themeColor="text1"/>
+          <w:sz w:val="24"/>
+          <w:szCs w:val="24"/>
         </w:rPr>
         <w:t>Purpose: Measures how closely machine-generated text matches one or more human reference texts.</w:t>
       </w:r>
@@ -9272,12 +11998,16 @@
         <w:rPr>
           <w:rFonts w:ascii="Aptos" w:hAnsi="Aptos" w:cs="Arial"/>
           <w:color w:val="000000" w:themeColor="text1"/>
-        </w:rPr>
-      </w:pPr>
-      <w:r>
-        <w:rPr>
-          <w:rFonts w:ascii="Aptos" w:hAnsi="Aptos" w:cs="Arial"/>
-          <w:color w:val="000000" w:themeColor="text1"/>
+          <w:sz w:val="24"/>
+          <w:szCs w:val="24"/>
+        </w:rPr>
+      </w:pPr>
+      <w:r>
+        <w:rPr>
+          <w:rFonts w:ascii="Aptos" w:hAnsi="Aptos" w:cs="Arial"/>
+          <w:color w:val="000000" w:themeColor="text1"/>
+          <w:sz w:val="24"/>
+          <w:szCs w:val="24"/>
         </w:rPr>
         <w:t>What it measures: Precision of overlapping n-grams between generated and reference texts, with a brevity penalty to avoid short outputs.</w:t>
       </w:r>
@@ -9294,12 +12024,16 @@
         <w:rPr>
           <w:rFonts w:ascii="Aptos" w:hAnsi="Aptos" w:cs="Arial"/>
           <w:color w:val="000000" w:themeColor="text1"/>
-        </w:rPr>
-      </w:pPr>
-      <w:r>
-        <w:rPr>
-          <w:rFonts w:ascii="Aptos" w:hAnsi="Aptos" w:cs="Arial"/>
-          <w:color w:val="000000" w:themeColor="text1"/>
+          <w:sz w:val="24"/>
+          <w:szCs w:val="24"/>
+        </w:rPr>
+      </w:pPr>
+      <w:r>
+        <w:rPr>
+          <w:rFonts w:ascii="Aptos" w:hAnsi="Aptos" w:cs="Arial"/>
+          <w:color w:val="000000" w:themeColor="text1"/>
+          <w:sz w:val="24"/>
+          <w:szCs w:val="24"/>
         </w:rPr>
         <w:t>Use case: Best suited for machine translation and tasks where a close match to reference text phrasing is desired.</w:t>
       </w:r>
@@ -9316,12 +12050,16 @@
         <w:rPr>
           <w:rFonts w:ascii="Aptos" w:hAnsi="Aptos" w:cs="Arial"/>
           <w:color w:val="000000" w:themeColor="text1"/>
-        </w:rPr>
-      </w:pPr>
-      <w:r>
-        <w:rPr>
-          <w:rFonts w:ascii="Aptos" w:hAnsi="Aptos" w:cs="Arial"/>
-          <w:color w:val="000000" w:themeColor="text1"/>
+          <w:sz w:val="24"/>
+          <w:szCs w:val="24"/>
+        </w:rPr>
+      </w:pPr>
+      <w:r>
+        <w:rPr>
+          <w:rFonts w:ascii="Aptos" w:hAnsi="Aptos" w:cs="Arial"/>
+          <w:color w:val="000000" w:themeColor="text1"/>
+          <w:sz w:val="24"/>
+          <w:szCs w:val="24"/>
         </w:rPr>
         <w:t>Interpretation: Higher BLEU means generated text closely matches references in exact wording and phrases.</w:t>
       </w:r>
@@ -9339,6 +12077,8 @@
           <w:b/>
           <w:bCs/>
           <w:color w:val="000000" w:themeColor="text1"/>
+          <w:sz w:val="24"/>
+          <w:szCs w:val="24"/>
         </w:rPr>
       </w:pPr>
       <w:r>
@@ -9347,6 +12087,8 @@
           <w:b/>
           <w:bCs/>
           <w:color w:val="000000" w:themeColor="text1"/>
+          <w:sz w:val="24"/>
+          <w:szCs w:val="24"/>
         </w:rPr>
         <w:t>ROUGE</w:t>
       </w:r>
@@ -9356,6 +12098,8 @@
           <w:b/>
           <w:bCs/>
           <w:color w:val="000000" w:themeColor="text1"/>
+          <w:sz w:val="24"/>
+          <w:szCs w:val="24"/>
         </w:rPr>
         <w:tab/>
       </w:r>
@@ -9372,12 +12116,16 @@
         <w:rPr>
           <w:rFonts w:ascii="Aptos" w:hAnsi="Aptos" w:cs="Arial"/>
           <w:color w:val="000000" w:themeColor="text1"/>
-        </w:rPr>
-      </w:pPr>
-      <w:r>
-        <w:rPr>
-          <w:rFonts w:ascii="Aptos" w:hAnsi="Aptos" w:cs="Arial"/>
-          <w:color w:val="000000" w:themeColor="text1"/>
+          <w:sz w:val="24"/>
+          <w:szCs w:val="24"/>
+        </w:rPr>
+      </w:pPr>
+      <w:r>
+        <w:rPr>
+          <w:rFonts w:ascii="Aptos" w:hAnsi="Aptos" w:cs="Arial"/>
+          <w:color w:val="000000" w:themeColor="text1"/>
+          <w:sz w:val="24"/>
+          <w:szCs w:val="24"/>
         </w:rPr>
         <w:t>Purpose: Measures how much of the important content from reference text is captured in the generated output.</w:t>
       </w:r>
@@ -9394,12 +12142,16 @@
         <w:rPr>
           <w:rFonts w:ascii="Aptos" w:hAnsi="Aptos" w:cs="Arial"/>
           <w:color w:val="000000" w:themeColor="text1"/>
-        </w:rPr>
-      </w:pPr>
-      <w:r>
-        <w:rPr>
-          <w:rFonts w:ascii="Aptos" w:hAnsi="Aptos" w:cs="Arial"/>
-          <w:color w:val="000000" w:themeColor="text1"/>
+          <w:sz w:val="24"/>
+          <w:szCs w:val="24"/>
+        </w:rPr>
+      </w:pPr>
+      <w:r>
+        <w:rPr>
+          <w:rFonts w:ascii="Aptos" w:hAnsi="Aptos" w:cs="Arial"/>
+          <w:color w:val="000000" w:themeColor="text1"/>
+          <w:sz w:val="24"/>
+          <w:szCs w:val="24"/>
         </w:rPr>
         <w:t>What it measures: Recall of overlapping n-grams or longest common subsequence between generated and reference texts.</w:t>
       </w:r>
@@ -9416,12 +12168,16 @@
         <w:rPr>
           <w:rFonts w:ascii="Aptos" w:hAnsi="Aptos" w:cs="Arial"/>
           <w:color w:val="000000" w:themeColor="text1"/>
-        </w:rPr>
-      </w:pPr>
-      <w:r>
-        <w:rPr>
-          <w:rFonts w:ascii="Aptos" w:hAnsi="Aptos" w:cs="Arial"/>
-          <w:color w:val="000000" w:themeColor="text1"/>
+          <w:sz w:val="24"/>
+          <w:szCs w:val="24"/>
+        </w:rPr>
+      </w:pPr>
+      <w:r>
+        <w:rPr>
+          <w:rFonts w:ascii="Aptos" w:hAnsi="Aptos" w:cs="Arial"/>
+          <w:color w:val="000000" w:themeColor="text1"/>
+          <w:sz w:val="24"/>
+          <w:szCs w:val="24"/>
         </w:rPr>
         <w:t>Use case: Primarily used for summarization and content coverage tasks, where the goal is to capture all salient information.</w:t>
       </w:r>
@@ -9438,12 +12194,16 @@
         <w:rPr>
           <w:rFonts w:ascii="Aptos" w:hAnsi="Aptos" w:cs="Arial"/>
           <w:color w:val="000000" w:themeColor="text1"/>
-        </w:rPr>
-      </w:pPr>
-      <w:r>
-        <w:rPr>
-          <w:rFonts w:ascii="Aptos" w:hAnsi="Aptos" w:cs="Arial"/>
-          <w:color w:val="000000" w:themeColor="text1"/>
+          <w:sz w:val="24"/>
+          <w:szCs w:val="24"/>
+        </w:rPr>
+      </w:pPr>
+      <w:r>
+        <w:rPr>
+          <w:rFonts w:ascii="Aptos" w:hAnsi="Aptos" w:cs="Arial"/>
+          <w:color w:val="000000" w:themeColor="text1"/>
+          <w:sz w:val="24"/>
+          <w:szCs w:val="24"/>
         </w:rPr>
         <w:t>Interpretation: Higher ROUGE means more coverage of the original content from references.</w:t>
       </w:r>
@@ -9458,6 +12218,8 @@
           <w:b/>
           <w:bCs/>
           <w:color w:val="000000" w:themeColor="text1"/>
+          <w:sz w:val="24"/>
+          <w:szCs w:val="24"/>
         </w:rPr>
       </w:pPr>
       <w:r>
@@ -9466,6 +12228,8 @@
           <w:b/>
           <w:bCs/>
           <w:color w:val="000000" w:themeColor="text1"/>
+          <w:sz w:val="24"/>
+          <w:szCs w:val="24"/>
         </w:rPr>
         <w:t>Perplexity</w:t>
       </w:r>
@@ -9482,12 +12246,16 @@
         <w:rPr>
           <w:rFonts w:ascii="Aptos" w:hAnsi="Aptos" w:cs="Arial"/>
           <w:color w:val="000000" w:themeColor="text1"/>
-        </w:rPr>
-      </w:pPr>
-      <w:r>
-        <w:rPr>
-          <w:rFonts w:ascii="Aptos" w:hAnsi="Aptos" w:cs="Arial"/>
-          <w:color w:val="000000" w:themeColor="text1"/>
+          <w:sz w:val="24"/>
+          <w:szCs w:val="24"/>
+        </w:rPr>
+      </w:pPr>
+      <w:r>
+        <w:rPr>
+          <w:rFonts w:ascii="Aptos" w:hAnsi="Aptos" w:cs="Arial"/>
+          <w:color w:val="000000" w:themeColor="text1"/>
+          <w:sz w:val="24"/>
+          <w:szCs w:val="24"/>
         </w:rPr>
         <w:t>Purpose: Evaluates the fluency and the predictive power of a language model in generating or predicting a sequence of words.</w:t>
       </w:r>
@@ -9504,12 +12272,16 @@
         <w:rPr>
           <w:rFonts w:ascii="Aptos" w:hAnsi="Aptos" w:cs="Arial"/>
           <w:color w:val="000000" w:themeColor="text1"/>
-        </w:rPr>
-      </w:pPr>
-      <w:r>
-        <w:rPr>
-          <w:rFonts w:ascii="Aptos" w:hAnsi="Aptos" w:cs="Arial"/>
-          <w:color w:val="000000" w:themeColor="text1"/>
+          <w:sz w:val="24"/>
+          <w:szCs w:val="24"/>
+        </w:rPr>
+      </w:pPr>
+      <w:r>
+        <w:rPr>
+          <w:rFonts w:ascii="Aptos" w:hAnsi="Aptos" w:cs="Arial"/>
+          <w:color w:val="000000" w:themeColor="text1"/>
+          <w:sz w:val="24"/>
+          <w:szCs w:val="24"/>
         </w:rPr>
         <w:t>What it measures: The uncertainty or "surprise" of a model when predicting the next word, using the exponentiated average negative log-likelihood.</w:t>
       </w:r>
@@ -9526,12 +12298,16 @@
         <w:rPr>
           <w:rFonts w:ascii="Aptos" w:hAnsi="Aptos" w:cs="Arial"/>
           <w:color w:val="000000" w:themeColor="text1"/>
-        </w:rPr>
-      </w:pPr>
-      <w:r>
-        <w:rPr>
-          <w:rFonts w:ascii="Aptos" w:hAnsi="Aptos" w:cs="Arial"/>
-          <w:color w:val="000000" w:themeColor="text1"/>
+          <w:sz w:val="24"/>
+          <w:szCs w:val="24"/>
+        </w:rPr>
+      </w:pPr>
+      <w:r>
+        <w:rPr>
+          <w:rFonts w:ascii="Aptos" w:hAnsi="Aptos" w:cs="Arial"/>
+          <w:color w:val="000000" w:themeColor="text1"/>
+          <w:sz w:val="24"/>
+          <w:szCs w:val="24"/>
         </w:rPr>
         <w:t>Use case: Used to assess and compare language models' ability to generate coherent and natural text.</w:t>
       </w:r>
@@ -9548,12 +12324,16 @@
         <w:rPr>
           <w:rFonts w:ascii="Aptos" w:hAnsi="Aptos" w:cs="Arial"/>
           <w:color w:val="000000" w:themeColor="text1"/>
-        </w:rPr>
-      </w:pPr>
-      <w:r>
-        <w:rPr>
-          <w:rFonts w:ascii="Aptos" w:hAnsi="Aptos" w:cs="Arial"/>
-          <w:color w:val="000000" w:themeColor="text1"/>
+          <w:sz w:val="24"/>
+          <w:szCs w:val="24"/>
+        </w:rPr>
+      </w:pPr>
+      <w:r>
+        <w:rPr>
+          <w:rFonts w:ascii="Aptos" w:hAnsi="Aptos" w:cs="Arial"/>
+          <w:color w:val="000000" w:themeColor="text1"/>
+          <w:sz w:val="24"/>
+          <w:szCs w:val="24"/>
         </w:rPr>
         <w:t>Interpretation: Lower perplexity indicates better confidence and fluency; higher perplexity indicates uncertainty or diverse generation.</w:t>
       </w:r>
@@ -9566,12 +12346,16 @@
         <w:rPr>
           <w:rFonts w:ascii="Aptos" w:hAnsi="Aptos" w:cs="Arial"/>
           <w:color w:val="000000" w:themeColor="text1"/>
-        </w:rPr>
-      </w:pPr>
-      <w:r>
-        <w:rPr>
-          <w:rFonts w:ascii="Aptos" w:hAnsi="Aptos" w:cs="Arial"/>
-          <w:color w:val="000000" w:themeColor="text1"/>
+          <w:sz w:val="24"/>
+          <w:szCs w:val="24"/>
+        </w:rPr>
+      </w:pPr>
+      <w:r>
+        <w:rPr>
+          <w:rFonts w:ascii="Aptos" w:hAnsi="Aptos" w:cs="Arial"/>
+          <w:color w:val="000000" w:themeColor="text1"/>
+          <w:sz w:val="24"/>
+          <w:szCs w:val="24"/>
         </w:rPr>
         <w:t>Summary Table</w:t>
       </w:r>
@@ -9583,11 +12367,11 @@
         <w:tblLook w:val="04A0" w:firstRow="1" w:lastRow="0" w:firstColumn="1" w:lastColumn="0" w:noHBand="0" w:noVBand="1"/>
       </w:tblPr>
       <w:tblGrid>
-        <w:gridCol w:w="1297"/>
-        <w:gridCol w:w="2277"/>
-        <w:gridCol w:w="1870"/>
-        <w:gridCol w:w="1929"/>
-        <w:gridCol w:w="2373"/>
+        <w:gridCol w:w="1258"/>
+        <w:gridCol w:w="2128"/>
+        <w:gridCol w:w="1947"/>
+        <w:gridCol w:w="1882"/>
+        <w:gridCol w:w="2531"/>
       </w:tblGrid>
       <w:tr>
         <w:trPr>
@@ -10271,6 +13055,7 @@
           <w:bdr w:val="none" w:sz="0" w:space="0" w:color="auto" w:frame="1"/>
         </w:rPr>
       </w:pPr>
+      <w:bookmarkStart w:id="21" w:name="_Toc216033534"/>
       <w:r>
         <w:rPr>
           <w:rStyle w:val="style-scope"/>
@@ -10281,6 +13066,7 @@
         <w:lastRenderedPageBreak/>
         <w:t>Fine-Tuning BERT for NLP</w:t>
       </w:r>
+      <w:bookmarkEnd w:id="21"/>
     </w:p>
     <w:p>
       <w:pPr>
@@ -10324,6 +13110,7 @@
           <w:rFonts w:ascii="Aptos" w:hAnsi="Aptos"/>
         </w:rPr>
       </w:pPr>
+      <w:bookmarkStart w:id="22" w:name="_Toc216033535"/>
       <w:r>
         <w:rPr>
           <w:rFonts w:ascii="Aptos" w:hAnsi="Aptos"/>
@@ -10331,6 +13118,9 @@
         <w:lastRenderedPageBreak/>
         <w:t>LLM Knowledge Distillation</w:t>
       </w:r>
+      <w:bookmarkStart w:id="23" w:name="_GoBack"/>
+      <w:bookmarkEnd w:id="22"/>
+      <w:bookmarkEnd w:id="23"/>
     </w:p>
     <w:p>
       <w:pPr>
@@ -10440,7 +13230,23 @@
           <w:rFonts w:ascii="Aptos" w:hAnsi="Aptos" w:cs="Arial"/>
           <w:color w:val="000000" w:themeColor="text1"/>
         </w:rPr>
-        <w:t> (approximation), KL divergence DKL(P</w:t>
+        <w:t> (approximation), KL divergence </w:t>
+      </w:r>
+      <w:proofErr w:type="gramStart"/>
+      <w:r>
+        <w:rPr>
+          <w:rFonts w:ascii="Aptos" w:hAnsi="Aptos" w:cs="Arial"/>
+          <w:color w:val="000000" w:themeColor="text1"/>
+        </w:rPr>
+        <w:t>DKL(</w:t>
+      </w:r>
+      <w:proofErr w:type="gramEnd"/>
+      <w:r>
+        <w:rPr>
+          <w:rFonts w:ascii="Aptos" w:hAnsi="Aptos" w:cs="Arial"/>
+          <w:color w:val="000000" w:themeColor="text1"/>
+        </w:rPr>
+        <w:t>P</w:t>
       </w:r>
       <w:r>
         <w:rPr>
@@ -10782,6 +13588,7 @@
           <w:szCs w:val="24"/>
         </w:rPr>
       </w:pPr>
+      <w:proofErr w:type="gramStart"/>
       <w:r>
         <w:rPr>
           <w:rFonts w:ascii="Aptos" w:hAnsi="Aptos" w:cs="Arial"/>
@@ -10791,8 +13598,19 @@
           <w:sz w:val="24"/>
           <w:szCs w:val="24"/>
         </w:rPr>
-        <w:lastRenderedPageBreak/>
-        <w:t>transferring knowledge about similarities:</w:t>
+        <w:t>transferring</w:t>
+      </w:r>
+      <w:proofErr w:type="gramEnd"/>
+      <w:r>
+        <w:rPr>
+          <w:rFonts w:ascii="Aptos" w:hAnsi="Aptos" w:cs="Arial"/>
+          <w:b/>
+          <w:bCs/>
+          <w:color w:val="000000" w:themeColor="text1"/>
+          <w:sz w:val="24"/>
+          <w:szCs w:val="24"/>
+        </w:rPr>
+        <w:t xml:space="preserve"> knowledge about similarities:</w:t>
       </w:r>
     </w:p>
     <w:p>
@@ -10815,6 +13633,7 @@
           <w:sz w:val="24"/>
           <w:szCs w:val="24"/>
         </w:rPr>
+        <w:lastRenderedPageBreak/>
         <w:t>While it might seem that transferring knowledge about differences (how classes differ) would directly help the student to classify better, learning similarities is actually more beneficial because:</w:t>
       </w:r>
     </w:p>
@@ -11374,7 +14193,25 @@
           <w:sz w:val="24"/>
           <w:szCs w:val="24"/>
         </w:rPr>
-        <w:t xml:space="preserve">in those probabilities, enabling idea of exaggeration of similarities between the classes. Then you can think, you are descaling the probabilities by same factor then it would have similar impact on all, but activation is non-linear so dividing by T is just not the descaling. Difference </w:t>
+        <w:t xml:space="preserve">in those probabilities, enabling idea of exaggeration of similarities between the classes. Then you can think, you are descaling the probabilities by same factor then it would have similar impact on all, but activation is non-linear so dividing by T is just not the descaling. Difference of two descaled numbers activation is far smaller than two original numbers. Like suppose 4 and </w:t>
+      </w:r>
+      <w:r>
+        <w:rPr>
+          <w:rFonts w:ascii="Aptos" w:hAnsi="Aptos" w:cs="Arial"/>
+          <w:color w:val="000000" w:themeColor="text1"/>
+          <w:sz w:val="24"/>
+          <w:szCs w:val="24"/>
+        </w:rPr>
+        <w:t>2 were</w:t>
+      </w:r>
+      <w:r>
+        <w:rPr>
+          <w:rFonts w:ascii="Aptos" w:hAnsi="Aptos" w:cs="Arial"/>
+          <w:color w:val="000000" w:themeColor="text1"/>
+          <w:sz w:val="24"/>
+          <w:szCs w:val="24"/>
+        </w:rPr>
+        <w:t xml:space="preserve"> original </w:t>
       </w:r>
       <w:r>
         <w:rPr>
@@ -11384,25 +14221,7 @@
           <w:szCs w:val="24"/>
         </w:rPr>
         <w:lastRenderedPageBreak/>
-        <w:t xml:space="preserve">of two descaled numbers activation is far smaller than two original numbers. Like suppose 4 and </w:t>
-      </w:r>
-      <w:r>
-        <w:rPr>
-          <w:rFonts w:ascii="Aptos" w:hAnsi="Aptos" w:cs="Arial"/>
-          <w:color w:val="000000" w:themeColor="text1"/>
-          <w:sz w:val="24"/>
-          <w:szCs w:val="24"/>
-        </w:rPr>
-        <w:t>2 were</w:t>
-      </w:r>
-      <w:r>
-        <w:rPr>
-          <w:rFonts w:ascii="Aptos" w:hAnsi="Aptos" w:cs="Arial"/>
-          <w:color w:val="000000" w:themeColor="text1"/>
-          <w:sz w:val="24"/>
-          <w:szCs w:val="24"/>
-        </w:rPr>
-        <w:t xml:space="preserve"> original logits then closeness in probabilities for this number if they were descaled is far more compared to the original ones. </w:t>
+        <w:t xml:space="preserve">logits then closeness in probabilities for this number if they were descaled is far more compared to the original ones. </w:t>
       </w:r>
     </w:p>
     <w:p>
@@ -11782,22 +14601,23 @@
           <w:bCs/>
         </w:rPr>
       </w:pPr>
+      <w:bookmarkStart w:id="24" w:name="_Toc216033536"/>
       <w:r>
         <w:rPr>
           <w:b/>
           <w:bCs/>
         </w:rPr>
         <w:lastRenderedPageBreak/>
-        <w:t xml:space="preserve">Quantization: </w:t>
-      </w:r>
-    </w:p>
-    <w:p>
-      <w:pPr>
-        <w:rPr>
-          <w:sz w:val="24"/>
-          <w:szCs w:val="24"/>
-        </w:rPr>
-      </w:pPr>
+        <w:t>Quantization:</w:t>
+      </w:r>
+      <w:bookmarkEnd w:id="24"/>
+      <w:r>
+        <w:rPr>
+          <w:b/>
+          <w:bCs/>
+        </w:rPr>
+        <w:t xml:space="preserve"> </w:t>
+      </w:r>
     </w:p>
     <w:p>
       <w:pPr>
@@ -11965,7 +14785,7 @@
           <w:ilvl w:val="0"/>
           <w:numId w:val="44"/>
         </w:numPr>
-        <w:spacing w:after="240" w:line="276" w:lineRule="auto"/>
+        <w:spacing w:after="80" w:line="276" w:lineRule="auto"/>
         <w:jc w:val="both"/>
         <w:rPr>
           <w:rFonts w:ascii="Aptos" w:hAnsi="Aptos" w:cs="Arial"/>
@@ -11986,7 +14806,7 @@
           <w:ilvl w:val="1"/>
           <w:numId w:val="44"/>
         </w:numPr>
-        <w:spacing w:after="240" w:line="276" w:lineRule="auto"/>
+        <w:spacing w:after="80" w:line="276" w:lineRule="auto"/>
         <w:jc w:val="both"/>
         <w:rPr>
           <w:rFonts w:ascii="Aptos" w:hAnsi="Aptos" w:cs="Arial"/>
@@ -12199,7 +15019,6 @@
           <w:rFonts w:ascii="Aptos" w:hAnsi="Aptos" w:cs="Arial"/>
           <w:color w:val="000000" w:themeColor="text1"/>
         </w:rPr>
-        <w:lastRenderedPageBreak/>
         <w:t>Offers finer granularity, capturing local variations better but with more metadata overhead.</w:t>
       </w:r>
     </w:p>
@@ -12224,6 +15043,7 @@
           <w:bCs/>
           <w:color w:val="000000" w:themeColor="text1"/>
         </w:rPr>
+        <w:lastRenderedPageBreak/>
         <w:t>Per-element quantization:</w:t>
       </w:r>
     </w:p>
@@ -12337,6 +15157,7 @@
           <w:color w:val="000000" w:themeColor="text1"/>
         </w:rPr>
       </w:pPr>
+      <w:bookmarkStart w:id="25" w:name="_Toc216033537"/>
       <w:r>
         <w:rPr>
           <w:rFonts w:ascii="Aptos" w:hAnsi="Aptos"/>
@@ -12346,6 +15167,7 @@
         </w:rPr>
         <w:t>PTQ:</w:t>
       </w:r>
+      <w:bookmarkEnd w:id="25"/>
     </w:p>
     <w:p>
       <w:pPr>
@@ -12684,7 +15506,6 @@
           <w:sz w:val="24"/>
           <w:szCs w:val="24"/>
         </w:rPr>
-        <w:lastRenderedPageBreak/>
         <w:t xml:space="preserve">No dequantization during inference </w:t>
       </w:r>
     </w:p>
@@ -12707,6 +15528,7 @@
           <w:sz w:val="24"/>
           <w:szCs w:val="24"/>
         </w:rPr>
+        <w:lastRenderedPageBreak/>
         <w:t>Yes, exactly—dequantizing weights during inference negates most quantization benefits, making it equivalent to running a full-precision (dequantized) model with higher memory use and slower speed from floating-point operations. Optimized inference engines (e.g., TensorRT, ONNX Runtime) keep weights quantized as integers for direct low-precision arithmetic, avoiding dequantization overhead entirely.</w:t>
       </w:r>
       <w:r>
@@ -13162,6 +15984,7 @@
           <w:szCs w:val="24"/>
         </w:rPr>
       </w:pPr>
+      <w:bookmarkStart w:id="26" w:name="_Toc216033538"/>
       <w:r>
         <w:rPr>
           <w:rFonts w:ascii="Arial" w:hAnsi="Arial" w:cs="Arial"/>
@@ -13173,6 +15996,7 @@
         </w:rPr>
         <w:t>QAT</w:t>
       </w:r>
+      <w:bookmarkEnd w:id="26"/>
     </w:p>
     <w:p>
       <w:pPr>
@@ -13201,17 +16025,27 @@
           <w:sz w:val="24"/>
           <w:szCs w:val="24"/>
         </w:rPr>
-        <w:t xml:space="preserve">s a training technique where the model learns to handle the errors introduced by quantizing weights and activations. During training, in the forward pass, the outputs from each layer are quantized to simulate low-precision inference and then dequantized back to floating-point, which introduces quantization noise. These noisy outputs are passed as inputs to the next layer, so the model experiences quantization effects throughout its forward computations. During backpropagation, the model adjusts its weights using gradients that flow through this quantization simulation, effectively learning to compensate for and minimize the errors caused </w:t>
-      </w:r>
-      <w:r>
-        <w:rPr>
-          <w:rFonts w:ascii="Aptos" w:hAnsi="Aptos" w:cs="Arial"/>
-          <w:color w:val="000000" w:themeColor="text1"/>
-          <w:sz w:val="24"/>
-          <w:szCs w:val="24"/>
-        </w:rPr>
-        <w:lastRenderedPageBreak/>
-        <w:t>by quantization. This allows the final quantized model to maintain high accuracy when deployed for low-precision inference.</w:t>
+        <w:t xml:space="preserve">s a training technique where the model learns to handle the errors introduced by quantizing weights and </w:t>
+      </w:r>
+      <w:proofErr w:type="gramStart"/>
+      <w:r>
+        <w:rPr>
+          <w:rFonts w:ascii="Aptos" w:hAnsi="Aptos" w:cs="Arial"/>
+          <w:color w:val="000000" w:themeColor="text1"/>
+          <w:sz w:val="24"/>
+          <w:szCs w:val="24"/>
+        </w:rPr>
+        <w:t>activations.</w:t>
+      </w:r>
+      <w:proofErr w:type="gramEnd"/>
+      <w:r>
+        <w:rPr>
+          <w:rFonts w:ascii="Aptos" w:hAnsi="Aptos" w:cs="Arial"/>
+          <w:color w:val="000000" w:themeColor="text1"/>
+          <w:sz w:val="24"/>
+          <w:szCs w:val="24"/>
+        </w:rPr>
+        <w:t xml:space="preserve"> During training, in the forward pass, the outputs from each layer are quantized to simulate low-precision inference and then dequantized back to floating-point, which introduces quantization noise. These noisy outputs are passed as inputs to the next layer, so the model experiences quantization effects throughout its forward computations. During backpropagation, the model adjusts its weights using gradients that flow through this quantization simulation, effectively learning to compensate for and minimize the errors caused by quantization. This allows the final quantized model to maintain high accuracy when deployed for low-precision inference.</w:t>
       </w:r>
     </w:p>
     <w:p>
@@ -13267,6 +16101,7 @@
           <w:sz w:val="24"/>
           <w:szCs w:val="24"/>
         </w:rPr>
+        <w:lastRenderedPageBreak/>
         <w:t>Model weights remain in full precision during training to avoid numerical instability.</w:t>
       </w:r>
     </w:p>
@@ -13340,6 +16175,7 @@
           <w:szCs w:val="24"/>
         </w:rPr>
       </w:pPr>
+      <w:bookmarkStart w:id="27" w:name="_Toc216033539"/>
       <w:r>
         <w:rPr>
           <w:b/>
@@ -13403,6 +16239,7 @@
         </w:rPr>
         <w:t>(PTQ for LLMs)</w:t>
       </w:r>
+      <w:bookmarkEnd w:id="27"/>
       <w:r>
         <w:rPr>
           <w:b/>
@@ -13424,14 +16261,25 @@
           <w:szCs w:val="24"/>
         </w:rPr>
       </w:pPr>
-      <w:r>
-        <w:rPr>
-          <w:rFonts w:ascii="Aptos" w:hAnsi="Aptos" w:cs="Arial"/>
-          <w:color w:val="000000" w:themeColor="text1"/>
-          <w:sz w:val="24"/>
-          <w:szCs w:val="24"/>
-        </w:rPr>
-        <w:t>is an advanced method to shrink large language models after training. It reduces the model size and speeds up inference by converting high-precision weights into lower-bit numbers (like 4-bit</w:t>
+      <w:proofErr w:type="gramStart"/>
+      <w:r>
+        <w:rPr>
+          <w:rFonts w:ascii="Aptos" w:hAnsi="Aptos" w:cs="Arial"/>
+          <w:color w:val="000000" w:themeColor="text1"/>
+          <w:sz w:val="24"/>
+          <w:szCs w:val="24"/>
+        </w:rPr>
+        <w:t>is</w:t>
+      </w:r>
+      <w:proofErr w:type="gramEnd"/>
+      <w:r>
+        <w:rPr>
+          <w:rFonts w:ascii="Aptos" w:hAnsi="Aptos" w:cs="Arial"/>
+          <w:color w:val="000000" w:themeColor="text1"/>
+          <w:sz w:val="24"/>
+          <w:szCs w:val="24"/>
+        </w:rPr>
+        <w:t xml:space="preserve"> an advanced method to shrink large language models after training. It reduces the model size and speeds up inference by converting high-precision weights into lower-bit numbers (like 4-bit</w:t>
       </w:r>
       <w:r>
         <w:rPr>
@@ -13773,7 +16621,6 @@
           <w:sz w:val="24"/>
           <w:szCs w:val="24"/>
         </w:rPr>
-        <w:lastRenderedPageBreak/>
         <w:tab/>
       </w:r>
       <w:r>
@@ -13795,6 +16642,7 @@
       <w:r>
         <w:rPr>
           <w:noProof/>
+          <w:lang w:eastAsia="en-IN"/>
         </w:rPr>
         <w:drawing>
           <wp:inline distT="0" distB="0" distL="0" distR="0" wp14:anchorId="5F9DBAE9" wp14:editId="705399C2">
@@ -13855,6 +16703,7 @@
       <w:r>
         <w:rPr>
           <w:noProof/>
+          <w:lang w:eastAsia="en-IN"/>
         </w:rPr>
         <w:drawing>
           <wp:inline distT="0" distB="0" distL="0" distR="0" wp14:anchorId="7B6A94F1" wp14:editId="5F4410B1">
@@ -13911,7 +16760,27 @@
           <w:bCs/>
           <w:color w:val="000000" w:themeColor="text1"/>
         </w:rPr>
-        <w:t>Intuition Behind Hessian Matrix</w:t>
+        <w:t xml:space="preserve">Intuition </w:t>
+      </w:r>
+      <w:proofErr w:type="gramStart"/>
+      <w:r>
+        <w:rPr>
+          <w:rFonts w:ascii="Aptos" w:hAnsi="Aptos" w:cs="Arial"/>
+          <w:b/>
+          <w:bCs/>
+          <w:color w:val="000000" w:themeColor="text1"/>
+        </w:rPr>
+        <w:t>Behind</w:t>
+      </w:r>
+      <w:proofErr w:type="gramEnd"/>
+      <w:r>
+        <w:rPr>
+          <w:rFonts w:ascii="Aptos" w:hAnsi="Aptos" w:cs="Arial"/>
+          <w:b/>
+          <w:bCs/>
+          <w:color w:val="000000" w:themeColor="text1"/>
+        </w:rPr>
+        <w:t xml:space="preserve"> Hessian Matrix</w:t>
       </w:r>
     </w:p>
     <w:p>
@@ -13928,7 +16797,23 @@
           <w:rFonts w:ascii="Aptos" w:hAnsi="Aptos" w:cs="Arial"/>
           <w:color w:val="000000" w:themeColor="text1"/>
         </w:rPr>
-        <w:t>The Hessian describes the local curvature of a multivariable function’s "surface." Imagine a function f(x,y)</w:t>
+        <w:t>The Hessian describes the local curvature of a multivariable function’s "surface." Imagine a function f(x</w:t>
+      </w:r>
+      <w:proofErr w:type="gramStart"/>
+      <w:r>
+        <w:rPr>
+          <w:rFonts w:ascii="Aptos" w:hAnsi="Aptos" w:cs="Arial"/>
+          <w:color w:val="000000" w:themeColor="text1"/>
+        </w:rPr>
+        <w:t>,y</w:t>
+      </w:r>
+      <w:proofErr w:type="gramEnd"/>
+      <w:r>
+        <w:rPr>
+          <w:rFonts w:ascii="Aptos" w:hAnsi="Aptos" w:cs="Arial"/>
+          <w:color w:val="000000" w:themeColor="text1"/>
+        </w:rPr>
+        <w:t>)</w:t>
       </w:r>
       <w:r>
         <w:rPr>
@@ -14140,7 +17025,6 @@
           <w:sz w:val="24"/>
           <w:szCs w:val="24"/>
         </w:rPr>
-        <w:lastRenderedPageBreak/>
         <w:t>Machine Learning: It aids in understanding the curvature of loss functions, helping improve convergence and stability.</w:t>
       </w:r>
     </w:p>
@@ -14229,6 +17113,7 @@
           <w:sz w:val="24"/>
           <w:szCs w:val="24"/>
         </w:rPr>
+        <w:lastRenderedPageBreak/>
         <w:t>The first derivative or gradient measures the slope or direction of steepest change of a function.</w:t>
       </w:r>
     </w:p>
@@ -14481,7 +17366,6 @@
           <w:sz w:val="24"/>
           <w:szCs w:val="24"/>
         </w:rPr>
-        <w:lastRenderedPageBreak/>
         <w:t>In summary, the Hessian’s curvature information improves optimization by guiding step size, direction, and stability, leading to faster, more precise convergence compared to methods relying solely on the gradient.</w:t>
       </w:r>
     </w:p>
@@ -14590,6 +17474,7 @@
           <w:sz w:val="24"/>
           <w:szCs w:val="24"/>
         </w:rPr>
+        <w:lastRenderedPageBreak/>
         <w:t>Achieve more precise weight quantization by considering output impact rather than just raw weight differences.</w:t>
       </w:r>
     </w:p>
@@ -14699,6 +17584,7 @@
       <w:r>
         <w:rPr>
           <w:noProof/>
+          <w:lang w:eastAsia="en-IN"/>
         </w:rPr>
         <w:drawing>
           <wp:inline distT="0" distB="0" distL="0" distR="0" wp14:anchorId="40FCFA3B" wp14:editId="3251A9E8">
@@ -14799,6 +17685,7 @@
       <w:r>
         <w:rPr>
           <w:noProof/>
+          <w:lang w:eastAsia="en-IN"/>
         </w:rPr>
         <w:drawing>
           <wp:inline distT="0" distB="0" distL="0" distR="0" wp14:anchorId="5F7F098F" wp14:editId="0B81DD0D">
@@ -14954,7 +17841,6 @@
           <w:sz w:val="24"/>
           <w:szCs w:val="24"/>
         </w:rPr>
-        <w:lastRenderedPageBreak/>
         <w:t>(Example in Notes)</w:t>
       </w:r>
     </w:p>
@@ -15155,6 +18041,7 @@
           <w:sz w:val="24"/>
           <w:szCs w:val="24"/>
         </w:rPr>
+        <w:lastRenderedPageBreak/>
         <w:t>For each column wi</w:t>
       </w:r>
       <w:r>
@@ -15531,6 +18418,7 @@
           <w:szCs w:val="28"/>
         </w:rPr>
       </w:pPr>
+      <w:bookmarkStart w:id="28" w:name="_Toc216033540"/>
       <w:r>
         <w:rPr>
           <w:rFonts w:ascii="Aptos" w:hAnsi="Aptos"/>
@@ -15540,7 +18428,6 @@
           <w:sz w:val="28"/>
           <w:szCs w:val="28"/>
         </w:rPr>
-        <w:lastRenderedPageBreak/>
         <w:t>AWQ (</w:t>
       </w:r>
       <w:r>
@@ -15609,6 +18496,7 @@
         </w:rPr>
         <w:t>(dynamic PTQ for LLMs):</w:t>
       </w:r>
+      <w:bookmarkEnd w:id="28"/>
     </w:p>
     <w:p>
       <w:r>
@@ -15742,6 +18630,7 @@
           <w:szCs w:val="28"/>
         </w:rPr>
       </w:pPr>
+      <w:bookmarkStart w:id="29" w:name="_Toc216033541"/>
       <w:r>
         <w:rPr>
           <w:rStyle w:val="Heading3Char"/>
@@ -15751,6 +18640,7 @@
         </w:rPr>
         <w:t>llama.cpp</w:t>
       </w:r>
+      <w:bookmarkEnd w:id="29"/>
       <w:r>
         <w:rPr>
           <w:rFonts w:ascii="Aptos" w:hAnsi="Aptos" w:cs="Arial"/>
@@ -15772,14 +18662,25 @@
           <w:szCs w:val="24"/>
         </w:rPr>
       </w:pPr>
-      <w:r>
-        <w:rPr>
-          <w:rFonts w:ascii="Aptos" w:hAnsi="Aptos" w:cs="Arial"/>
-          <w:color w:val="000000" w:themeColor="text1"/>
-          <w:sz w:val="24"/>
-          <w:szCs w:val="24"/>
-        </w:rPr>
-        <w:t xml:space="preserve">is a lightweight, fast C++ library designed to run large language models locally on regular </w:t>
+      <w:proofErr w:type="gramStart"/>
+      <w:r>
+        <w:rPr>
+          <w:rFonts w:ascii="Aptos" w:hAnsi="Aptos" w:cs="Arial"/>
+          <w:color w:val="000000" w:themeColor="text1"/>
+          <w:sz w:val="24"/>
+          <w:szCs w:val="24"/>
+        </w:rPr>
+        <w:t>is</w:t>
+      </w:r>
+      <w:proofErr w:type="gramEnd"/>
+      <w:r>
+        <w:rPr>
+          <w:rFonts w:ascii="Aptos" w:hAnsi="Aptos" w:cs="Arial"/>
+          <w:color w:val="000000" w:themeColor="text1"/>
+          <w:sz w:val="24"/>
+          <w:szCs w:val="24"/>
+        </w:rPr>
+        <w:t xml:space="preserve"> a lightweight, fast C++ library designed to run large language models locally on regular </w:t>
       </w:r>
       <w:r>
         <w:rPr>
@@ -16002,14 +18903,25 @@
           <w:szCs w:val="24"/>
         </w:rPr>
       </w:pPr>
-      <w:r>
-        <w:rPr>
-          <w:rFonts w:ascii="Aptos" w:hAnsi="Aptos" w:cs="Arial"/>
-          <w:color w:val="000000" w:themeColor="text1"/>
-          <w:sz w:val="24"/>
-          <w:szCs w:val="24"/>
-        </w:rPr>
-        <w:t>llama.cpp serves as a powerful core engine behind many user-friendly applications and production systems by providing optimized, flexible, cross-platform local inference.</w:t>
+      <w:proofErr w:type="gramStart"/>
+      <w:r>
+        <w:rPr>
+          <w:rFonts w:ascii="Aptos" w:hAnsi="Aptos" w:cs="Arial"/>
+          <w:color w:val="000000" w:themeColor="text1"/>
+          <w:sz w:val="24"/>
+          <w:szCs w:val="24"/>
+        </w:rPr>
+        <w:t>llama.cpp</w:t>
+      </w:r>
+      <w:proofErr w:type="gramEnd"/>
+      <w:r>
+        <w:rPr>
+          <w:rFonts w:ascii="Aptos" w:hAnsi="Aptos" w:cs="Arial"/>
+          <w:color w:val="000000" w:themeColor="text1"/>
+          <w:sz w:val="24"/>
+          <w:szCs w:val="24"/>
+        </w:rPr>
+        <w:t xml:space="preserve"> serves as a powerful core engine behind many user-friendly applications and production systems by providing optimized, flexible, cross-platform local inference.</w:t>
       </w:r>
     </w:p>
     <w:p>
@@ -16041,17 +18953,7 @@
           <w:sz w:val="24"/>
           <w:szCs w:val="24"/>
         </w:rPr>
-        <w:t xml:space="preserve"> is a binary file format designed for efficient storage and deployment of large language models (LLMs). It supports quick loading and saving, making it ideal for inference tasks. GGUF organizes model data, weights, and metadata in a structured, extensible way that allows easy updates and compatibility with new features. It also supports different quantization levels to reduce model size and computational requirements, making it suitable for fast, resource-efficient AI applications. GGUF is a modern successor to older </w:t>
-      </w:r>
-      <w:r>
-        <w:rPr>
-          <w:rFonts w:ascii="Aptos" w:hAnsi="Aptos" w:cs="Arial"/>
-          <w:color w:val="000000" w:themeColor="text1"/>
-          <w:sz w:val="24"/>
-          <w:szCs w:val="24"/>
-        </w:rPr>
-        <w:lastRenderedPageBreak/>
-        <w:t xml:space="preserve">formats like GGML, offering better performance, flexibility, and </w:t>
+        <w:t xml:space="preserve"> is a binary file format designed for efficient storage and deployment of large language models (LLMs). It supports quick loading and saving, making it ideal for inference tasks. GGUF organizes model data, weights, and metadata in a structured, extensible way that allows easy updates and compatibility with new features. It also supports different quantization levels to reduce model size and computational requirements, making it suitable for fast, resource-efficient AI applications. GGUF is a modern successor to older formats like GGML, offering better performance, flexibility, and </w:t>
       </w:r>
       <w:r>
         <w:rPr>
@@ -16102,6 +19004,7 @@
           <w:rFonts w:ascii="Aptos" w:hAnsi="Aptos"/>
         </w:rPr>
       </w:pPr>
+      <w:bookmarkStart w:id="30" w:name="_Toc216033542"/>
       <w:r>
         <w:rPr>
           <w:rFonts w:ascii="Aptos" w:hAnsi="Aptos"/>
@@ -16131,7 +19034,14 @@
         <w:rPr>
           <w:rFonts w:ascii="Aptos" w:hAnsi="Aptos"/>
         </w:rPr>
-        <w:t xml:space="preserve"> stuff, like types and variants and all). </w:t>
+        <w:t xml:space="preserve"> stuff, like types and variants and all).</w:t>
+      </w:r>
+      <w:bookmarkEnd w:id="30"/>
+      <w:r>
+        <w:rPr>
+          <w:rFonts w:ascii="Aptos" w:hAnsi="Aptos"/>
+        </w:rPr>
+        <w:t xml:space="preserve"> </w:t>
       </w:r>
     </w:p>
     <w:p>
@@ -16390,7 +19300,21 @@
         <w:rPr>
           <w:rFonts w:ascii="Aptos" w:hAnsi="Aptos"/>
         </w:rPr>
-        <w:t>Prefix Training: Adds trainable continuous vectors ("prefixes") to each transformer layer's input, modulating model behaviour without changing the main weights.</w:t>
+        <w:t>Prefix Training: </w:t>
+      </w:r>
+      <w:proofErr w:type="gramStart"/>
+      <w:r>
+        <w:rPr>
+          <w:rFonts w:ascii="Aptos" w:hAnsi="Aptos"/>
+        </w:rPr>
+        <w:t>Adds</w:t>
+      </w:r>
+      <w:proofErr w:type="gramEnd"/>
+      <w:r>
+        <w:rPr>
+          <w:rFonts w:ascii="Aptos" w:hAnsi="Aptos"/>
+        </w:rPr>
+        <w:t xml:space="preserve"> trainable continuous vectors ("prefixes") to each transformer layer's input, modulating model behaviour without changing the main weights.</w:t>
       </w:r>
     </w:p>
     <w:p>
@@ -16693,8 +19617,8 @@
 </file>
 
 <file path=word/numbering.xml><?xml version="1.0" encoding="utf-8"?>
-<w:numbering xmlns:wpc="http://schemas.microsoft.com/office/word/2010/wordprocessingCanvas" xmlns:cx="http://schemas.microsoft.com/office/drawing/2014/chartex" xmlns:cx1="http://schemas.microsoft.com/office/drawing/2015/9/8/chartex" xmlns:cx2="http://schemas.microsoft.com/office/drawing/2015/10/21/chartex" xmlns:cx3="http://schemas.microsoft.com/office/drawing/2016/5/9/chartex" xmlns:cx4="http://schemas.microsoft.com/office/drawing/2016/5/10/chartex" xmlns:cx5="http://schemas.microsoft.com/office/drawing/2016/5/11/chartex" xmlns:cx6="http://schemas.microsoft.com/office/drawing/2016/5/12/chartex" xmlns:cx7="http://schemas.microsoft.com/office/drawing/2016/5/13/chartex" xmlns:cx8="http://schemas.microsoft.com/office/drawing/2016/5/14/chartex" xmlns:mc="http://schemas.openxmlformats.org/markup-compatibility/2006" xmlns:aink="http://schemas.microsoft.com/office/drawing/2016/ink" xmlns:am3d="http://schemas.microsoft.com/office/drawing/2017/model3d" xmlns:o="urn:schemas-microsoft-com:office:office" xmlns:oel="http://schemas.microsoft.com/office/2019/extlst" xmlns:r="http://schemas.openxmlformats.org/officeDocument/2006/relationships" xmlns:m="http://schemas.openxmlformats.org/officeDocument/2006/math" xmlns:v="urn:schemas-microsoft-com:vml" xmlns:wp14="http://schemas.microsoft.com/office/word/2010/wordprocessingDrawing" xmlns:wp="http://schemas.openxmlformats.org/drawingml/2006/wordprocessingDrawing" xmlns:w10="urn:schemas-microsoft-com:office:word" xmlns:w="http://schemas.openxmlformats.org/wordprocessingml/2006/main" xmlns:w14="http://schemas.microsoft.com/office/word/2010/wordml" xmlns:w15="http://schemas.microsoft.com/office/word/2012/wordml" xmlns:w16cex="http://schemas.microsoft.com/office/word/2018/wordml/cex" xmlns:w16cid="http://schemas.microsoft.com/office/word/2016/wordml/cid" xmlns:w16="http://schemas.microsoft.com/office/word/2018/wordml" xmlns:w16du="http://schemas.microsoft.com/office/word/2023/wordml/word16du" xmlns:w16sdtdh="http://schemas.microsoft.com/office/word/2020/wordml/sdtdatahash" xmlns:w16sdtfl="http://schemas.microsoft.com/office/word/2024/wordml/sdtformatlock" xmlns:w16se="http://schemas.microsoft.com/office/word/2015/wordml/symex" xmlns:wpg="http://schemas.microsoft.com/office/word/2010/wordprocessingGroup" xmlns:wpi="http://schemas.microsoft.com/office/word/2010/wordprocessingInk" xmlns:wne="http://schemas.microsoft.com/office/word/2006/wordml" xmlns:wps="http://schemas.microsoft.com/office/word/2010/wordprocessingShape" mc:Ignorable="w14 w15 w16se w16cid w16 w16cex w16sdtdh w16sdtfl w16du wp14">
-  <w:abstractNum w:abstractNumId="0" w15:restartNumberingAfterBreak="0">
+<w:numbering xmlns:wpc="http://schemas.microsoft.com/office/word/2010/wordprocessingCanvas" xmlns:mc="http://schemas.openxmlformats.org/markup-compatibility/2006" xmlns:o="urn:schemas-microsoft-com:office:office" xmlns:r="http://schemas.openxmlformats.org/officeDocument/2006/relationships" xmlns:m="http://schemas.openxmlformats.org/officeDocument/2006/math" xmlns:v="urn:schemas-microsoft-com:vml" xmlns:wp14="http://schemas.microsoft.com/office/word/2010/wordprocessingDrawing" xmlns:wp="http://schemas.openxmlformats.org/drawingml/2006/wordprocessingDrawing" xmlns:w10="urn:schemas-microsoft-com:office:word" xmlns:w="http://schemas.openxmlformats.org/wordprocessingml/2006/main" xmlns:w14="http://schemas.microsoft.com/office/word/2010/wordml" xmlns:w15="http://schemas.microsoft.com/office/word/2012/wordml" xmlns:wpg="http://schemas.microsoft.com/office/word/2010/wordprocessingGroup" xmlns:wpi="http://schemas.microsoft.com/office/word/2010/wordprocessingInk" xmlns:wne="http://schemas.microsoft.com/office/word/2006/wordml" xmlns:wps="http://schemas.microsoft.com/office/word/2010/wordprocessingShape" mc:Ignorable="w14 w15 wp14">
+  <w:abstractNum w:abstractNumId="0">
     <w:nsid w:val="02C8727C"/>
     <w:multiLevelType w:val="multilevel"/>
     <w:tmpl w:val="8982CF44"/>
@@ -16842,7 +19766,7 @@
       </w:rPr>
     </w:lvl>
   </w:abstractNum>
-  <w:abstractNum w:abstractNumId="1" w15:restartNumberingAfterBreak="0">
+  <w:abstractNum w:abstractNumId="1">
     <w:nsid w:val="02DF623C"/>
     <w:multiLevelType w:val="multilevel"/>
     <w:tmpl w:val="A63A70F0"/>
@@ -16959,7 +19883,7 @@
       </w:pPr>
     </w:lvl>
   </w:abstractNum>
-  <w:abstractNum w:abstractNumId="2" w15:restartNumberingAfterBreak="0">
+  <w:abstractNum w:abstractNumId="2">
     <w:nsid w:val="039F1C32"/>
     <w:multiLevelType w:val="multilevel"/>
     <w:tmpl w:val="A12A4344"/>
@@ -17108,7 +20032,7 @@
       </w:rPr>
     </w:lvl>
   </w:abstractNum>
-  <w:abstractNum w:abstractNumId="3" w15:restartNumberingAfterBreak="0">
+  <w:abstractNum w:abstractNumId="3">
     <w:nsid w:val="04B25551"/>
     <w:multiLevelType w:val="multilevel"/>
     <w:tmpl w:val="4E02262C"/>
@@ -17256,7 +20180,7 @@
       </w:rPr>
     </w:lvl>
   </w:abstractNum>
-  <w:abstractNum w:abstractNumId="4" w15:restartNumberingAfterBreak="0">
+  <w:abstractNum w:abstractNumId="4">
     <w:nsid w:val="053E5E53"/>
     <w:multiLevelType w:val="multilevel"/>
     <w:tmpl w:val="F780758A"/>
@@ -17403,7 +20327,7 @@
       </w:rPr>
     </w:lvl>
   </w:abstractNum>
-  <w:abstractNum w:abstractNumId="5" w15:restartNumberingAfterBreak="0">
+  <w:abstractNum w:abstractNumId="5">
     <w:nsid w:val="068837FB"/>
     <w:multiLevelType w:val="multilevel"/>
     <w:tmpl w:val="1E807A3A"/>
@@ -17414,7 +20338,7 @@
       <w:lvlText w:val=""/>
       <w:lvlJc w:val="left"/>
       <w:pPr>
-        <w:ind w:left="504" w:hanging="144"/>
+        <w:ind w:left="144" w:hanging="144"/>
       </w:pPr>
       <w:rPr>
         <w:rFonts w:ascii="Symbol" w:hAnsi="Symbol" w:hint="default"/>
@@ -17428,9 +20352,9 @@
       <w:lvlJc w:val="left"/>
       <w:pPr>
         <w:tabs>
-          <w:tab w:val="num" w:pos="1440"/>
-        </w:tabs>
-        <w:ind w:left="1440" w:hanging="360"/>
+          <w:tab w:val="num" w:pos="1080"/>
+        </w:tabs>
+        <w:ind w:left="1080" w:hanging="360"/>
       </w:pPr>
       <w:rPr>
         <w:rFonts w:ascii="Courier New" w:hAnsi="Courier New" w:cs="Times New Roman" w:hint="default"/>
@@ -17444,9 +20368,9 @@
       <w:lvlJc w:val="left"/>
       <w:pPr>
         <w:tabs>
-          <w:tab w:val="num" w:pos="2160"/>
-        </w:tabs>
-        <w:ind w:left="2160" w:hanging="360"/>
+          <w:tab w:val="num" w:pos="1800"/>
+        </w:tabs>
+        <w:ind w:left="1800" w:hanging="360"/>
       </w:pPr>
       <w:rPr>
         <w:rFonts w:ascii="Wingdings" w:hAnsi="Wingdings" w:hint="default"/>
@@ -17460,9 +20384,9 @@
       <w:lvlJc w:val="left"/>
       <w:pPr>
         <w:tabs>
-          <w:tab w:val="num" w:pos="2880"/>
-        </w:tabs>
-        <w:ind w:left="2880" w:hanging="360"/>
+          <w:tab w:val="num" w:pos="2520"/>
+        </w:tabs>
+        <w:ind w:left="2520" w:hanging="360"/>
       </w:pPr>
       <w:rPr>
         <w:rFonts w:ascii="Wingdings" w:hAnsi="Wingdings" w:hint="default"/>
@@ -17476,9 +20400,9 @@
       <w:lvlJc w:val="left"/>
       <w:pPr>
         <w:tabs>
-          <w:tab w:val="num" w:pos="3600"/>
-        </w:tabs>
-        <w:ind w:left="3600" w:hanging="360"/>
+          <w:tab w:val="num" w:pos="3240"/>
+        </w:tabs>
+        <w:ind w:left="3240" w:hanging="360"/>
       </w:pPr>
       <w:rPr>
         <w:rFonts w:ascii="Wingdings" w:hAnsi="Wingdings" w:hint="default"/>
@@ -17492,9 +20416,9 @@
       <w:lvlJc w:val="left"/>
       <w:pPr>
         <w:tabs>
-          <w:tab w:val="num" w:pos="4320"/>
-        </w:tabs>
-        <w:ind w:left="4320" w:hanging="360"/>
+          <w:tab w:val="num" w:pos="3960"/>
+        </w:tabs>
+        <w:ind w:left="3960" w:hanging="360"/>
       </w:pPr>
       <w:rPr>
         <w:rFonts w:ascii="Wingdings" w:hAnsi="Wingdings" w:hint="default"/>
@@ -17508,9 +20432,9 @@
       <w:lvlJc w:val="left"/>
       <w:pPr>
         <w:tabs>
-          <w:tab w:val="num" w:pos="5040"/>
-        </w:tabs>
-        <w:ind w:left="5040" w:hanging="360"/>
+          <w:tab w:val="num" w:pos="4680"/>
+        </w:tabs>
+        <w:ind w:left="4680" w:hanging="360"/>
       </w:pPr>
       <w:rPr>
         <w:rFonts w:ascii="Wingdings" w:hAnsi="Wingdings" w:hint="default"/>
@@ -17524,9 +20448,9 @@
       <w:lvlJc w:val="left"/>
       <w:pPr>
         <w:tabs>
-          <w:tab w:val="num" w:pos="5760"/>
-        </w:tabs>
-        <w:ind w:left="5760" w:hanging="360"/>
+          <w:tab w:val="num" w:pos="5400"/>
+        </w:tabs>
+        <w:ind w:left="5400" w:hanging="360"/>
       </w:pPr>
       <w:rPr>
         <w:rFonts w:ascii="Wingdings" w:hAnsi="Wingdings" w:hint="default"/>
@@ -17540,9 +20464,9 @@
       <w:lvlJc w:val="left"/>
       <w:pPr>
         <w:tabs>
-          <w:tab w:val="num" w:pos="6480"/>
-        </w:tabs>
-        <w:ind w:left="6480" w:hanging="360"/>
+          <w:tab w:val="num" w:pos="6120"/>
+        </w:tabs>
+        <w:ind w:left="6120" w:hanging="360"/>
       </w:pPr>
       <w:rPr>
         <w:rFonts w:ascii="Wingdings" w:hAnsi="Wingdings" w:hint="default"/>
@@ -17550,7 +20474,7 @@
       </w:rPr>
     </w:lvl>
   </w:abstractNum>
-  <w:abstractNum w:abstractNumId="6" w15:restartNumberingAfterBreak="0">
+  <w:abstractNum w:abstractNumId="6">
     <w:nsid w:val="0A016E65"/>
     <w:multiLevelType w:val="multilevel"/>
     <w:tmpl w:val="21C62722"/>
@@ -17697,7 +20621,7 @@
       </w:rPr>
     </w:lvl>
   </w:abstractNum>
-  <w:abstractNum w:abstractNumId="7" w15:restartNumberingAfterBreak="0">
+  <w:abstractNum w:abstractNumId="7">
     <w:nsid w:val="0D977F48"/>
     <w:multiLevelType w:val="multilevel"/>
     <w:tmpl w:val="8EAA81A2"/>
@@ -17846,7 +20770,7 @@
       </w:rPr>
     </w:lvl>
   </w:abstractNum>
-  <w:abstractNum w:abstractNumId="8" w15:restartNumberingAfterBreak="0">
+  <w:abstractNum w:abstractNumId="8">
     <w:nsid w:val="0F2C41EB"/>
     <w:multiLevelType w:val="multilevel"/>
     <w:tmpl w:val="D2127AB8"/>
@@ -17971,7 +20895,7 @@
       </w:rPr>
     </w:lvl>
   </w:abstractNum>
-  <w:abstractNum w:abstractNumId="9" w15:restartNumberingAfterBreak="0">
+  <w:abstractNum w:abstractNumId="9">
     <w:nsid w:val="107B7F69"/>
     <w:multiLevelType w:val="multilevel"/>
     <w:tmpl w:val="7C462F3E"/>
@@ -18120,7 +21044,7 @@
       </w:rPr>
     </w:lvl>
   </w:abstractNum>
-  <w:abstractNum w:abstractNumId="10" w15:restartNumberingAfterBreak="0">
+  <w:abstractNum w:abstractNumId="10">
     <w:nsid w:val="10B05935"/>
     <w:multiLevelType w:val="hybridMultilevel"/>
     <w:tmpl w:val="F2624004"/>
@@ -18234,7 +21158,7 @@
       </w:rPr>
     </w:lvl>
   </w:abstractNum>
-  <w:abstractNum w:abstractNumId="11" w15:restartNumberingAfterBreak="0">
+  <w:abstractNum w:abstractNumId="11">
     <w:nsid w:val="199641C0"/>
     <w:multiLevelType w:val="multilevel"/>
     <w:tmpl w:val="8EE2F0F6"/>
@@ -18381,7 +21305,7 @@
       </w:rPr>
     </w:lvl>
   </w:abstractNum>
-  <w:abstractNum w:abstractNumId="12" w15:restartNumberingAfterBreak="0">
+  <w:abstractNum w:abstractNumId="12">
     <w:nsid w:val="1B193D0E"/>
     <w:multiLevelType w:val="multilevel"/>
     <w:tmpl w:val="006210B6"/>
@@ -18527,7 +21451,7 @@
       </w:rPr>
     </w:lvl>
   </w:abstractNum>
-  <w:abstractNum w:abstractNumId="13" w15:restartNumberingAfterBreak="0">
+  <w:abstractNum w:abstractNumId="13">
     <w:nsid w:val="1EAF5596"/>
     <w:multiLevelType w:val="hybridMultilevel"/>
     <w:tmpl w:val="44106DA2"/>
@@ -18619,7 +21543,7 @@
       </w:pPr>
     </w:lvl>
   </w:abstractNum>
-  <w:abstractNum w:abstractNumId="14" w15:restartNumberingAfterBreak="0">
+  <w:abstractNum w:abstractNumId="14">
     <w:nsid w:val="21E04A78"/>
     <w:multiLevelType w:val="hybridMultilevel"/>
     <w:tmpl w:val="45040D84"/>
@@ -18709,7 +21633,7 @@
       </w:pPr>
     </w:lvl>
   </w:abstractNum>
-  <w:abstractNum w:abstractNumId="15" w15:restartNumberingAfterBreak="0">
+  <w:abstractNum w:abstractNumId="15">
     <w:nsid w:val="25293E21"/>
     <w:multiLevelType w:val="multilevel"/>
     <w:tmpl w:val="0EB6B566"/>
@@ -18856,7 +21780,7 @@
       </w:rPr>
     </w:lvl>
   </w:abstractNum>
-  <w:abstractNum w:abstractNumId="16" w15:restartNumberingAfterBreak="0">
+  <w:abstractNum w:abstractNumId="16">
     <w:nsid w:val="29723AD8"/>
     <w:multiLevelType w:val="hybridMultilevel"/>
     <w:tmpl w:val="5E7E7832"/>
@@ -18946,7 +21870,7 @@
       </w:pPr>
     </w:lvl>
   </w:abstractNum>
-  <w:abstractNum w:abstractNumId="17" w15:restartNumberingAfterBreak="0">
+  <w:abstractNum w:abstractNumId="17">
     <w:nsid w:val="2EE415FF"/>
     <w:multiLevelType w:val="multilevel"/>
     <w:tmpl w:val="9EB06E8C"/>
@@ -19093,7 +22017,7 @@
       </w:rPr>
     </w:lvl>
   </w:abstractNum>
-  <w:abstractNum w:abstractNumId="18" w15:restartNumberingAfterBreak="0">
+  <w:abstractNum w:abstractNumId="18">
     <w:nsid w:val="2FD124BF"/>
     <w:multiLevelType w:val="hybridMultilevel"/>
     <w:tmpl w:val="D23E470C"/>
@@ -19187,7 +22111,7 @@
       </w:pPr>
     </w:lvl>
   </w:abstractNum>
-  <w:abstractNum w:abstractNumId="19" w15:restartNumberingAfterBreak="0">
+  <w:abstractNum w:abstractNumId="19">
     <w:nsid w:val="312F2538"/>
     <w:multiLevelType w:val="multilevel"/>
     <w:tmpl w:val="5874ED9E"/>
@@ -19334,7 +22258,7 @@
       </w:rPr>
     </w:lvl>
   </w:abstractNum>
-  <w:abstractNum w:abstractNumId="20" w15:restartNumberingAfterBreak="0">
+  <w:abstractNum w:abstractNumId="20">
     <w:nsid w:val="3175068C"/>
     <w:multiLevelType w:val="multilevel"/>
     <w:tmpl w:val="A260A5BE"/>
@@ -19451,7 +22375,7 @@
       </w:pPr>
     </w:lvl>
   </w:abstractNum>
-  <w:abstractNum w:abstractNumId="21" w15:restartNumberingAfterBreak="0">
+  <w:abstractNum w:abstractNumId="21">
     <w:nsid w:val="31A251B2"/>
     <w:multiLevelType w:val="hybridMultilevel"/>
     <w:tmpl w:val="0ACC6DAE"/>
@@ -19547,7 +22471,7 @@
       </w:pPr>
     </w:lvl>
   </w:abstractNum>
-  <w:abstractNum w:abstractNumId="22" w15:restartNumberingAfterBreak="0">
+  <w:abstractNum w:abstractNumId="22">
     <w:nsid w:val="36730A13"/>
     <w:multiLevelType w:val="hybridMultilevel"/>
     <w:tmpl w:val="DC1A79E6"/>
@@ -19641,7 +22565,7 @@
       </w:pPr>
     </w:lvl>
   </w:abstractNum>
-  <w:abstractNum w:abstractNumId="23" w15:restartNumberingAfterBreak="0">
+  <w:abstractNum w:abstractNumId="23">
     <w:nsid w:val="381F2DE5"/>
     <w:multiLevelType w:val="multilevel"/>
     <w:tmpl w:val="CC50AFA8"/>
@@ -19790,7 +22714,7 @@
       </w:rPr>
     </w:lvl>
   </w:abstractNum>
-  <w:abstractNum w:abstractNumId="24" w15:restartNumberingAfterBreak="0">
+  <w:abstractNum w:abstractNumId="24">
     <w:nsid w:val="382F1381"/>
     <w:multiLevelType w:val="multilevel"/>
     <w:tmpl w:val="8C8C8148"/>
@@ -19937,7 +22861,7 @@
       </w:rPr>
     </w:lvl>
   </w:abstractNum>
-  <w:abstractNum w:abstractNumId="25" w15:restartNumberingAfterBreak="0">
+  <w:abstractNum w:abstractNumId="25">
     <w:nsid w:val="3C3F0072"/>
     <w:multiLevelType w:val="multilevel"/>
     <w:tmpl w:val="8A008778"/>
@@ -20086,7 +23010,7 @@
       </w:rPr>
     </w:lvl>
   </w:abstractNum>
-  <w:abstractNum w:abstractNumId="26" w15:restartNumberingAfterBreak="0">
+  <w:abstractNum w:abstractNumId="26">
     <w:nsid w:val="3C8B51D0"/>
     <w:multiLevelType w:val="multilevel"/>
     <w:tmpl w:val="C8ECB744"/>
@@ -20233,7 +23157,7 @@
       </w:rPr>
     </w:lvl>
   </w:abstractNum>
-  <w:abstractNum w:abstractNumId="27" w15:restartNumberingAfterBreak="0">
+  <w:abstractNum w:abstractNumId="27">
     <w:nsid w:val="3D965428"/>
     <w:multiLevelType w:val="multilevel"/>
     <w:tmpl w:val="6DA27BBE"/>
@@ -20379,7 +23303,7 @@
       </w:rPr>
     </w:lvl>
   </w:abstractNum>
-  <w:abstractNum w:abstractNumId="28" w15:restartNumberingAfterBreak="0">
+  <w:abstractNum w:abstractNumId="28">
     <w:nsid w:val="3E24353D"/>
     <w:multiLevelType w:val="multilevel"/>
     <w:tmpl w:val="504861CA"/>
@@ -20492,7 +23416,7 @@
       </w:pPr>
     </w:lvl>
   </w:abstractNum>
-  <w:abstractNum w:abstractNumId="29" w15:restartNumberingAfterBreak="0">
+  <w:abstractNum w:abstractNumId="29">
     <w:nsid w:val="3F3522F1"/>
     <w:multiLevelType w:val="multilevel"/>
     <w:tmpl w:val="43AA400C"/>
@@ -20641,7 +23565,7 @@
       </w:rPr>
     </w:lvl>
   </w:abstractNum>
-  <w:abstractNum w:abstractNumId="30" w15:restartNumberingAfterBreak="0">
+  <w:abstractNum w:abstractNumId="30">
     <w:nsid w:val="3F6C64B4"/>
     <w:multiLevelType w:val="multilevel"/>
     <w:tmpl w:val="FC84F726"/>
@@ -20788,7 +23712,7 @@
       </w:rPr>
     </w:lvl>
   </w:abstractNum>
-  <w:abstractNum w:abstractNumId="31" w15:restartNumberingAfterBreak="0">
+  <w:abstractNum w:abstractNumId="31">
     <w:nsid w:val="47A53E20"/>
     <w:multiLevelType w:val="hybridMultilevel"/>
     <w:tmpl w:val="FD5ECCCC"/>
@@ -20902,7 +23826,7 @@
       </w:rPr>
     </w:lvl>
   </w:abstractNum>
-  <w:abstractNum w:abstractNumId="32" w15:restartNumberingAfterBreak="0">
+  <w:abstractNum w:abstractNumId="32">
     <w:nsid w:val="49562A85"/>
     <w:multiLevelType w:val="multilevel"/>
     <w:tmpl w:val="F12E11EE"/>
@@ -21051,7 +23975,7 @@
       </w:rPr>
     </w:lvl>
   </w:abstractNum>
-  <w:abstractNum w:abstractNumId="33" w15:restartNumberingAfterBreak="0">
+  <w:abstractNum w:abstractNumId="33">
     <w:nsid w:val="58091859"/>
     <w:multiLevelType w:val="multilevel"/>
     <w:tmpl w:val="7BDC1630"/>
@@ -21200,13 +24124,14 @@
       </w:rPr>
     </w:lvl>
   </w:abstractNum>
-  <w:abstractNum w:abstractNumId="34" w15:restartNumberingAfterBreak="0">
+  <w:abstractNum w:abstractNumId="34">
     <w:nsid w:val="59333424"/>
     <w:multiLevelType w:val="multilevel"/>
-    <w:tmpl w:val="89D88EB8"/>
+    <w:tmpl w:val="E7DC9632"/>
     <w:lvl w:ilvl="0">
       <w:start w:val="1"/>
       <w:numFmt w:val="decimal"/>
+      <w:suff w:val="space"/>
       <w:lvlText w:val="%1."/>
       <w:lvlJc w:val="left"/>
       <w:pPr>
@@ -21323,7 +24248,7 @@
       </w:rPr>
     </w:lvl>
   </w:abstractNum>
-  <w:abstractNum w:abstractNumId="35" w15:restartNumberingAfterBreak="0">
+  <w:abstractNum w:abstractNumId="35">
     <w:nsid w:val="5C5E4140"/>
     <w:multiLevelType w:val="multilevel"/>
     <w:tmpl w:val="1346C4E8"/>
@@ -21470,7 +24395,7 @@
       </w:rPr>
     </w:lvl>
   </w:abstractNum>
-  <w:abstractNum w:abstractNumId="36" w15:restartNumberingAfterBreak="0">
+  <w:abstractNum w:abstractNumId="36">
     <w:nsid w:val="5EF36307"/>
     <w:multiLevelType w:val="multilevel"/>
     <w:tmpl w:val="AD4A8F60"/>
@@ -21619,7 +24544,7 @@
       </w:rPr>
     </w:lvl>
   </w:abstractNum>
-  <w:abstractNum w:abstractNumId="37" w15:restartNumberingAfterBreak="0">
+  <w:abstractNum w:abstractNumId="37">
     <w:nsid w:val="6164725E"/>
     <w:multiLevelType w:val="multilevel"/>
     <w:tmpl w:val="9282E76A"/>
@@ -21768,7 +24693,7 @@
       </w:rPr>
     </w:lvl>
   </w:abstractNum>
-  <w:abstractNum w:abstractNumId="38" w15:restartNumberingAfterBreak="0">
+  <w:abstractNum w:abstractNumId="38">
     <w:nsid w:val="65676615"/>
     <w:multiLevelType w:val="multilevel"/>
     <w:tmpl w:val="20108214"/>
@@ -21917,7 +24842,7 @@
       </w:rPr>
     </w:lvl>
   </w:abstractNum>
-  <w:abstractNum w:abstractNumId="39" w15:restartNumberingAfterBreak="0">
+  <w:abstractNum w:abstractNumId="39">
     <w:nsid w:val="664C328F"/>
     <w:multiLevelType w:val="hybridMultilevel"/>
     <w:tmpl w:val="893AF31E"/>
@@ -22011,7 +24936,7 @@
       </w:pPr>
     </w:lvl>
   </w:abstractNum>
-  <w:abstractNum w:abstractNumId="40" w15:restartNumberingAfterBreak="0">
+  <w:abstractNum w:abstractNumId="40">
     <w:nsid w:val="684F64B1"/>
     <w:multiLevelType w:val="hybridMultilevel"/>
     <w:tmpl w:val="357AD188"/>
@@ -22101,124 +25026,144 @@
       </w:pPr>
     </w:lvl>
   </w:abstractNum>
-  <w:abstractNum w:abstractNumId="41" w15:restartNumberingAfterBreak="0">
+  <w:abstractNum w:abstractNumId="41">
     <w:nsid w:val="691642A8"/>
     <w:multiLevelType w:val="multilevel"/>
-    <w:tmpl w:val="F78A25A0"/>
+    <w:tmpl w:val="F45054BA"/>
     <w:lvl w:ilvl="0">
       <w:start w:val="1"/>
       <w:numFmt w:val="decimal"/>
+      <w:suff w:val="space"/>
       <w:lvlText w:val="%1."/>
       <w:lvlJc w:val="left"/>
       <w:pPr>
-        <w:tabs>
-          <w:tab w:val="num" w:pos="720"/>
-        </w:tabs>
-        <w:ind w:left="720" w:hanging="360"/>
-      </w:pPr>
+        <w:ind w:left="360" w:hanging="360"/>
+      </w:pPr>
+      <w:rPr>
+        <w:rFonts w:hint="default"/>
+      </w:rPr>
     </w:lvl>
     <w:lvl w:ilvl="1">
       <w:start w:val="1"/>
       <w:numFmt w:val="bullet"/>
+      <w:suff w:val="space"/>
       <w:lvlText w:val=""/>
       <w:lvlJc w:val="left"/>
       <w:pPr>
-        <w:tabs>
-          <w:tab w:val="num" w:pos="1440"/>
-        </w:tabs>
-        <w:ind w:left="1440" w:hanging="360"/>
+        <w:ind w:left="709" w:hanging="360"/>
       </w:pPr>
       <w:rPr>
         <w:rFonts w:ascii="Symbol" w:hAnsi="Symbol" w:hint="default"/>
         <w:sz w:val="20"/>
       </w:rPr>
     </w:lvl>
-    <w:lvl w:ilvl="2" w:tentative="1">
+    <w:lvl w:ilvl="2">
       <w:start w:val="1"/>
       <w:numFmt w:val="decimal"/>
       <w:lvlText w:val="%3."/>
       <w:lvlJc w:val="left"/>
       <w:pPr>
         <w:tabs>
-          <w:tab w:val="num" w:pos="2160"/>
-        </w:tabs>
-        <w:ind w:left="2160" w:hanging="360"/>
-      </w:pPr>
-    </w:lvl>
-    <w:lvl w:ilvl="3" w:tentative="1">
+          <w:tab w:val="num" w:pos="1800"/>
+        </w:tabs>
+        <w:ind w:left="1800" w:hanging="360"/>
+      </w:pPr>
+      <w:rPr>
+        <w:rFonts w:hint="default"/>
+      </w:rPr>
+    </w:lvl>
+    <w:lvl w:ilvl="3">
       <w:start w:val="1"/>
       <w:numFmt w:val="decimal"/>
       <w:lvlText w:val="%4."/>
       <w:lvlJc w:val="left"/>
       <w:pPr>
         <w:tabs>
-          <w:tab w:val="num" w:pos="2880"/>
-        </w:tabs>
-        <w:ind w:left="2880" w:hanging="360"/>
-      </w:pPr>
-    </w:lvl>
-    <w:lvl w:ilvl="4" w:tentative="1">
+          <w:tab w:val="num" w:pos="2520"/>
+        </w:tabs>
+        <w:ind w:left="2520" w:hanging="360"/>
+      </w:pPr>
+      <w:rPr>
+        <w:rFonts w:hint="default"/>
+      </w:rPr>
+    </w:lvl>
+    <w:lvl w:ilvl="4">
       <w:start w:val="1"/>
       <w:numFmt w:val="decimal"/>
       <w:lvlText w:val="%5."/>
       <w:lvlJc w:val="left"/>
       <w:pPr>
         <w:tabs>
-          <w:tab w:val="num" w:pos="3600"/>
-        </w:tabs>
-        <w:ind w:left="3600" w:hanging="360"/>
-      </w:pPr>
-    </w:lvl>
-    <w:lvl w:ilvl="5" w:tentative="1">
+          <w:tab w:val="num" w:pos="3240"/>
+        </w:tabs>
+        <w:ind w:left="3240" w:hanging="360"/>
+      </w:pPr>
+      <w:rPr>
+        <w:rFonts w:hint="default"/>
+      </w:rPr>
+    </w:lvl>
+    <w:lvl w:ilvl="5">
       <w:start w:val="1"/>
       <w:numFmt w:val="decimal"/>
       <w:lvlText w:val="%6."/>
       <w:lvlJc w:val="left"/>
       <w:pPr>
         <w:tabs>
-          <w:tab w:val="num" w:pos="4320"/>
-        </w:tabs>
-        <w:ind w:left="4320" w:hanging="360"/>
-      </w:pPr>
-    </w:lvl>
-    <w:lvl w:ilvl="6" w:tentative="1">
+          <w:tab w:val="num" w:pos="3960"/>
+        </w:tabs>
+        <w:ind w:left="3960" w:hanging="360"/>
+      </w:pPr>
+      <w:rPr>
+        <w:rFonts w:hint="default"/>
+      </w:rPr>
+    </w:lvl>
+    <w:lvl w:ilvl="6">
       <w:start w:val="1"/>
       <w:numFmt w:val="decimal"/>
       <w:lvlText w:val="%7."/>
       <w:lvlJc w:val="left"/>
       <w:pPr>
         <w:tabs>
-          <w:tab w:val="num" w:pos="5040"/>
-        </w:tabs>
-        <w:ind w:left="5040" w:hanging="360"/>
-      </w:pPr>
-    </w:lvl>
-    <w:lvl w:ilvl="7" w:tentative="1">
+          <w:tab w:val="num" w:pos="4680"/>
+        </w:tabs>
+        <w:ind w:left="4680" w:hanging="360"/>
+      </w:pPr>
+      <w:rPr>
+        <w:rFonts w:hint="default"/>
+      </w:rPr>
+    </w:lvl>
+    <w:lvl w:ilvl="7">
       <w:start w:val="1"/>
       <w:numFmt w:val="decimal"/>
       <w:lvlText w:val="%8."/>
       <w:lvlJc w:val="left"/>
       <w:pPr>
         <w:tabs>
-          <w:tab w:val="num" w:pos="5760"/>
-        </w:tabs>
-        <w:ind w:left="5760" w:hanging="360"/>
-      </w:pPr>
-    </w:lvl>
-    <w:lvl w:ilvl="8" w:tentative="1">
+          <w:tab w:val="num" w:pos="5400"/>
+        </w:tabs>
+        <w:ind w:left="5400" w:hanging="360"/>
+      </w:pPr>
+      <w:rPr>
+        <w:rFonts w:hint="default"/>
+      </w:rPr>
+    </w:lvl>
+    <w:lvl w:ilvl="8">
       <w:start w:val="1"/>
       <w:numFmt w:val="decimal"/>
       <w:lvlText w:val="%9."/>
       <w:lvlJc w:val="left"/>
       <w:pPr>
         <w:tabs>
-          <w:tab w:val="num" w:pos="6480"/>
-        </w:tabs>
-        <w:ind w:left="6480" w:hanging="360"/>
-      </w:pPr>
+          <w:tab w:val="num" w:pos="6120"/>
+        </w:tabs>
+        <w:ind w:left="6120" w:hanging="360"/>
+      </w:pPr>
+      <w:rPr>
+        <w:rFonts w:hint="default"/>
+      </w:rPr>
     </w:lvl>
   </w:abstractNum>
-  <w:abstractNum w:abstractNumId="42" w15:restartNumberingAfterBreak="0">
+  <w:abstractNum w:abstractNumId="42">
     <w:nsid w:val="6C0D0125"/>
     <w:multiLevelType w:val="multilevel"/>
     <w:tmpl w:val="93CA4C76"/>
@@ -22355,7 +25300,7 @@
       </w:rPr>
     </w:lvl>
   </w:abstractNum>
-  <w:abstractNum w:abstractNumId="43" w15:restartNumberingAfterBreak="0">
+  <w:abstractNum w:abstractNumId="43">
     <w:nsid w:val="6C3D2ECB"/>
     <w:multiLevelType w:val="multilevel"/>
     <w:tmpl w:val="B598010E"/>
@@ -22504,7 +25449,7 @@
       </w:rPr>
     </w:lvl>
   </w:abstractNum>
-  <w:abstractNum w:abstractNumId="44" w15:restartNumberingAfterBreak="0">
+  <w:abstractNum w:abstractNumId="44">
     <w:nsid w:val="6D1A5A44"/>
     <w:multiLevelType w:val="multilevel"/>
     <w:tmpl w:val="D3364470"/>
@@ -22649,7 +25594,7 @@
       </w:rPr>
     </w:lvl>
   </w:abstractNum>
-  <w:abstractNum w:abstractNumId="45" w15:restartNumberingAfterBreak="0">
+  <w:abstractNum w:abstractNumId="45">
     <w:nsid w:val="71452EDD"/>
     <w:multiLevelType w:val="multilevel"/>
     <w:tmpl w:val="424CE2D2"/>
@@ -22798,7 +25743,7 @@
       </w:rPr>
     </w:lvl>
   </w:abstractNum>
-  <w:abstractNum w:abstractNumId="46" w15:restartNumberingAfterBreak="0">
+  <w:abstractNum w:abstractNumId="46">
     <w:nsid w:val="722838F2"/>
     <w:multiLevelType w:val="multilevel"/>
     <w:tmpl w:val="46520722"/>
@@ -22945,7 +25890,7 @@
       </w:rPr>
     </w:lvl>
   </w:abstractNum>
-  <w:abstractNum w:abstractNumId="47" w15:restartNumberingAfterBreak="0">
+  <w:abstractNum w:abstractNumId="47">
     <w:nsid w:val="74860ABE"/>
     <w:multiLevelType w:val="multilevel"/>
     <w:tmpl w:val="90F80408"/>
@@ -23094,7 +26039,7 @@
       </w:rPr>
     </w:lvl>
   </w:abstractNum>
-  <w:abstractNum w:abstractNumId="48" w15:restartNumberingAfterBreak="0">
+  <w:abstractNum w:abstractNumId="48">
     <w:nsid w:val="77BD530B"/>
     <w:multiLevelType w:val="multilevel"/>
     <w:tmpl w:val="146CF396"/>
@@ -23241,7 +26186,7 @@
       </w:rPr>
     </w:lvl>
   </w:abstractNum>
-  <w:abstractNum w:abstractNumId="49" w15:restartNumberingAfterBreak="0">
+  <w:abstractNum w:abstractNumId="49">
     <w:nsid w:val="7DF90783"/>
     <w:multiLevelType w:val="multilevel"/>
     <w:tmpl w:val="5282ABD0"/>
@@ -23388,7 +26333,7 @@
       </w:rPr>
     </w:lvl>
   </w:abstractNum>
-  <w:abstractNum w:abstractNumId="50" w15:restartNumberingAfterBreak="0">
+  <w:abstractNum w:abstractNumId="50">
     <w:nsid w:val="7F0C4E68"/>
     <w:multiLevelType w:val="multilevel"/>
     <w:tmpl w:val="60702952"/>
@@ -23535,157 +26480,157 @@
       </w:rPr>
     </w:lvl>
   </w:abstractNum>
-  <w:num w:numId="1" w16cid:durableId="1375471081">
+  <w:num w:numId="1">
     <w:abstractNumId w:val="31"/>
   </w:num>
-  <w:num w:numId="2" w16cid:durableId="624510925">
+  <w:num w:numId="2">
     <w:abstractNumId w:val="14"/>
   </w:num>
-  <w:num w:numId="3" w16cid:durableId="343675224">
+  <w:num w:numId="3">
     <w:abstractNumId w:val="21"/>
   </w:num>
-  <w:num w:numId="4" w16cid:durableId="1408502721">
+  <w:num w:numId="4">
     <w:abstractNumId w:val="18"/>
   </w:num>
-  <w:num w:numId="5" w16cid:durableId="1478379325">
+  <w:num w:numId="5">
     <w:abstractNumId w:val="22"/>
   </w:num>
-  <w:num w:numId="6" w16cid:durableId="627858618">
+  <w:num w:numId="6">
     <w:abstractNumId w:val="39"/>
   </w:num>
-  <w:num w:numId="7" w16cid:durableId="1767506117">
+  <w:num w:numId="7">
     <w:abstractNumId w:val="16"/>
   </w:num>
-  <w:num w:numId="8" w16cid:durableId="1473863886">
+  <w:num w:numId="8">
     <w:abstractNumId w:val="34"/>
   </w:num>
-  <w:num w:numId="9" w16cid:durableId="1334257179">
+  <w:num w:numId="9">
     <w:abstractNumId w:val="13"/>
   </w:num>
-  <w:num w:numId="10" w16cid:durableId="1159812372">
+  <w:num w:numId="10">
     <w:abstractNumId w:val="19"/>
   </w:num>
-  <w:num w:numId="11" w16cid:durableId="1373379802">
+  <w:num w:numId="11">
     <w:abstractNumId w:val="23"/>
   </w:num>
-  <w:num w:numId="12" w16cid:durableId="13507264">
+  <w:num w:numId="12">
     <w:abstractNumId w:val="43"/>
   </w:num>
-  <w:num w:numId="13" w16cid:durableId="670184685">
+  <w:num w:numId="13">
     <w:abstractNumId w:val="36"/>
   </w:num>
-  <w:num w:numId="14" w16cid:durableId="2020696904">
+  <w:num w:numId="14">
     <w:abstractNumId w:val="45"/>
   </w:num>
-  <w:num w:numId="15" w16cid:durableId="1359618504">
+  <w:num w:numId="15">
     <w:abstractNumId w:val="38"/>
   </w:num>
-  <w:num w:numId="16" w16cid:durableId="583998444">
+  <w:num w:numId="16">
     <w:abstractNumId w:val="6"/>
   </w:num>
-  <w:num w:numId="17" w16cid:durableId="1017272755">
+  <w:num w:numId="17">
     <w:abstractNumId w:val="50"/>
   </w:num>
-  <w:num w:numId="18" w16cid:durableId="1477259349">
+  <w:num w:numId="18">
     <w:abstractNumId w:val="11"/>
   </w:num>
-  <w:num w:numId="19" w16cid:durableId="1827088644">
+  <w:num w:numId="19">
     <w:abstractNumId w:val="29"/>
   </w:num>
-  <w:num w:numId="20" w16cid:durableId="2094546850">
+  <w:num w:numId="20">
     <w:abstractNumId w:val="32"/>
   </w:num>
-  <w:num w:numId="21" w16cid:durableId="669479240">
+  <w:num w:numId="21">
     <w:abstractNumId w:val="9"/>
   </w:num>
-  <w:num w:numId="22" w16cid:durableId="974407414">
+  <w:num w:numId="22">
     <w:abstractNumId w:val="47"/>
   </w:num>
-  <w:num w:numId="23" w16cid:durableId="1425112024">
+  <w:num w:numId="23">
     <w:abstractNumId w:val="8"/>
   </w:num>
-  <w:num w:numId="24" w16cid:durableId="1942836869">
+  <w:num w:numId="24">
     <w:abstractNumId w:val="27"/>
   </w:num>
-  <w:num w:numId="25" w16cid:durableId="364257588">
+  <w:num w:numId="25">
     <w:abstractNumId w:val="40"/>
   </w:num>
-  <w:num w:numId="26" w16cid:durableId="572662113">
+  <w:num w:numId="26">
     <w:abstractNumId w:val="12"/>
   </w:num>
-  <w:num w:numId="27" w16cid:durableId="1228959545">
+  <w:num w:numId="27">
     <w:abstractNumId w:val="3"/>
   </w:num>
-  <w:num w:numId="28" w16cid:durableId="1796093158">
+  <w:num w:numId="28">
     <w:abstractNumId w:val="5"/>
   </w:num>
-  <w:num w:numId="29" w16cid:durableId="519126930">
+  <w:num w:numId="29">
     <w:abstractNumId w:val="48"/>
   </w:num>
-  <w:num w:numId="30" w16cid:durableId="1138835574">
+  <w:num w:numId="30">
     <w:abstractNumId w:val="4"/>
   </w:num>
-  <w:num w:numId="31" w16cid:durableId="2010592408">
+  <w:num w:numId="31">
     <w:abstractNumId w:val="10"/>
   </w:num>
-  <w:num w:numId="32" w16cid:durableId="436102549">
+  <w:num w:numId="32">
     <w:abstractNumId w:val="46"/>
   </w:num>
-  <w:num w:numId="33" w16cid:durableId="915019887">
+  <w:num w:numId="33">
     <w:abstractNumId w:val="44"/>
   </w:num>
-  <w:num w:numId="34" w16cid:durableId="1231841121">
+  <w:num w:numId="34">
     <w:abstractNumId w:val="26"/>
   </w:num>
-  <w:num w:numId="35" w16cid:durableId="1792241525">
+  <w:num w:numId="35">
     <w:abstractNumId w:val="35"/>
   </w:num>
-  <w:num w:numId="36" w16cid:durableId="1096292661">
+  <w:num w:numId="36">
     <w:abstractNumId w:val="49"/>
   </w:num>
-  <w:num w:numId="37" w16cid:durableId="795567301">
+  <w:num w:numId="37">
     <w:abstractNumId w:val="17"/>
   </w:num>
-  <w:num w:numId="38" w16cid:durableId="1473716595">
+  <w:num w:numId="38">
     <w:abstractNumId w:val="33"/>
   </w:num>
-  <w:num w:numId="39" w16cid:durableId="969896689">
+  <w:num w:numId="39">
     <w:abstractNumId w:val="0"/>
   </w:num>
-  <w:num w:numId="40" w16cid:durableId="908153507">
+  <w:num w:numId="40">
     <w:abstractNumId w:val="30"/>
   </w:num>
-  <w:num w:numId="41" w16cid:durableId="893933386">
+  <w:num w:numId="41">
     <w:abstractNumId w:val="42"/>
   </w:num>
-  <w:num w:numId="42" w16cid:durableId="2101443070">
+  <w:num w:numId="42">
     <w:abstractNumId w:val="2"/>
   </w:num>
-  <w:num w:numId="43" w16cid:durableId="1226572568">
+  <w:num w:numId="43">
     <w:abstractNumId w:val="25"/>
   </w:num>
-  <w:num w:numId="44" w16cid:durableId="2054384968">
+  <w:num w:numId="44">
     <w:abstractNumId w:val="41"/>
   </w:num>
-  <w:num w:numId="45" w16cid:durableId="601374244">
+  <w:num w:numId="45">
     <w:abstractNumId w:val="1"/>
   </w:num>
-  <w:num w:numId="46" w16cid:durableId="120998818">
+  <w:num w:numId="46">
     <w:abstractNumId w:val="20"/>
   </w:num>
-  <w:num w:numId="47" w16cid:durableId="62684904">
+  <w:num w:numId="47">
     <w:abstractNumId w:val="28"/>
   </w:num>
-  <w:num w:numId="48" w16cid:durableId="842354429">
+  <w:num w:numId="48">
     <w:abstractNumId w:val="37"/>
   </w:num>
-  <w:num w:numId="49" w16cid:durableId="1435978434">
+  <w:num w:numId="49">
     <w:abstractNumId w:val="7"/>
   </w:num>
-  <w:num w:numId="50" w16cid:durableId="1961643420">
+  <w:num w:numId="50">
     <w:abstractNumId w:val="24"/>
   </w:num>
-  <w:num w:numId="51" w16cid:durableId="1097217285">
+  <w:num w:numId="51">
     <w:abstractNumId w:val="15"/>
   </w:num>
   <w:numIdMacAtCleanup w:val="41"/>
@@ -23693,7 +26638,7 @@
 </file>
 
 <file path=word/styles.xml><?xml version="1.0" encoding="utf-8"?>
-<w:styles xmlns:mc="http://schemas.openxmlformats.org/markup-compatibility/2006" xmlns:r="http://schemas.openxmlformats.org/officeDocument/2006/relationships" xmlns:w="http://schemas.openxmlformats.org/wordprocessingml/2006/main" xmlns:w14="http://schemas.microsoft.com/office/word/2010/wordml" xmlns:w15="http://schemas.microsoft.com/office/word/2012/wordml" xmlns:w16cex="http://schemas.microsoft.com/office/word/2018/wordml/cex" xmlns:w16cid="http://schemas.microsoft.com/office/word/2016/wordml/cid" xmlns:w16="http://schemas.microsoft.com/office/word/2018/wordml" xmlns:w16du="http://schemas.microsoft.com/office/word/2023/wordml/word16du" xmlns:w16sdtdh="http://schemas.microsoft.com/office/word/2020/wordml/sdtdatahash" xmlns:w16sdtfl="http://schemas.microsoft.com/office/word/2024/wordml/sdtformatlock" xmlns:w16se="http://schemas.microsoft.com/office/word/2015/wordml/symex" mc:Ignorable="w14 w15 w16se w16cid w16 w16cex w16sdtdh w16sdtfl w16du">
+<w:styles xmlns:mc="http://schemas.openxmlformats.org/markup-compatibility/2006" xmlns:r="http://schemas.openxmlformats.org/officeDocument/2006/relationships" xmlns:w="http://schemas.openxmlformats.org/wordprocessingml/2006/main" xmlns:w14="http://schemas.microsoft.com/office/word/2010/wordml" xmlns:w15="http://schemas.microsoft.com/office/word/2012/wordml" mc:Ignorable="w14 w15">
   <w:docDefaults>
     <w:rPrDefault>
       <w:rPr>
@@ -23709,7 +26654,7 @@
       </w:pPr>
     </w:pPrDefault>
   </w:docDefaults>
-  <w:latentStyles w:defLockedState="0" w:defUIPriority="99" w:defSemiHidden="0" w:defUnhideWhenUsed="0" w:defQFormat="0" w:count="376">
+  <w:latentStyles w:defLockedState="0" w:defUIPriority="99" w:defSemiHidden="0" w:defUnhideWhenUsed="0" w:defQFormat="0" w:count="371">
     <w:lsdException w:name="Normal" w:uiPriority="0" w:qFormat="1"/>
     <w:lsdException w:name="heading 1" w:uiPriority="9" w:qFormat="1"/>
     <w:lsdException w:name="heading 2" w:semiHidden="1" w:uiPriority="9" w:unhideWhenUsed="1" w:qFormat="1"/>
@@ -24081,11 +27026,6 @@
     <w:lsdException w:name="List Table 5 Dark Accent 6" w:uiPriority="50"/>
     <w:lsdException w:name="List Table 6 Colorful Accent 6" w:uiPriority="51"/>
     <w:lsdException w:name="List Table 7 Colorful Accent 6" w:uiPriority="52"/>
-    <w:lsdException w:name="Mention" w:semiHidden="1" w:unhideWhenUsed="1"/>
-    <w:lsdException w:name="Smart Hyperlink" w:semiHidden="1" w:unhideWhenUsed="1"/>
-    <w:lsdException w:name="Hashtag" w:semiHidden="1" w:unhideWhenUsed="1"/>
-    <w:lsdException w:name="Unresolved Mention" w:semiHidden="1" w:unhideWhenUsed="1"/>
-    <w:lsdException w:name="Smart Link" w:semiHidden="1" w:unhideWhenUsed="1"/>
   </w:latentStyles>
   <w:style w:type="paragraph" w:default="1" w:styleId="Normal">
     <w:name w:val="Normal"/>
@@ -24377,7 +27317,7 @@
       <w:u w:val="single"/>
     </w:rPr>
   </w:style>
-  <w:style w:type="character" w:styleId="UnresolvedMention">
+  <w:style w:type="character" w:customStyle="1" w:styleId="UnresolvedMention">
     <w:name w:val="Unresolved Mention"/>
     <w:basedOn w:val="DefaultParagraphFont"/>
     <w:uiPriority w:val="99"/>
@@ -24388,6 +27328,59 @@
       <w:color w:val="605E5C"/>
       <w:shd w:val="clear" w:color="auto" w:fill="E1DFDD"/>
     </w:rPr>
+  </w:style>
+  <w:style w:type="paragraph" w:styleId="TOCHeading">
+    <w:name w:val="TOC Heading"/>
+    <w:basedOn w:val="Heading1"/>
+    <w:next w:val="Normal"/>
+    <w:uiPriority w:val="39"/>
+    <w:unhideWhenUsed/>
+    <w:qFormat/>
+    <w:rsid w:val="00771C9E"/>
+    <w:pPr>
+      <w:outlineLvl w:val="9"/>
+    </w:pPr>
+    <w:rPr>
+      <w:lang w:val="en-US"/>
+    </w:rPr>
+  </w:style>
+  <w:style w:type="paragraph" w:styleId="TOC1">
+    <w:name w:val="toc 1"/>
+    <w:basedOn w:val="Normal"/>
+    <w:next w:val="Normal"/>
+    <w:autoRedefine/>
+    <w:uiPriority w:val="39"/>
+    <w:unhideWhenUsed/>
+    <w:rsid w:val="00771C9E"/>
+    <w:pPr>
+      <w:spacing w:after="100"/>
+    </w:pPr>
+  </w:style>
+  <w:style w:type="paragraph" w:styleId="TOC2">
+    <w:name w:val="toc 2"/>
+    <w:basedOn w:val="Normal"/>
+    <w:next w:val="Normal"/>
+    <w:autoRedefine/>
+    <w:uiPriority w:val="39"/>
+    <w:unhideWhenUsed/>
+    <w:rsid w:val="00771C9E"/>
+    <w:pPr>
+      <w:spacing w:after="100"/>
+      <w:ind w:left="220"/>
+    </w:pPr>
+  </w:style>
+  <w:style w:type="paragraph" w:styleId="TOC3">
+    <w:name w:val="toc 3"/>
+    <w:basedOn w:val="Normal"/>
+    <w:next w:val="Normal"/>
+    <w:autoRedefine/>
+    <w:uiPriority w:val="39"/>
+    <w:unhideWhenUsed/>
+    <w:rsid w:val="00771C9E"/>
+    <w:pPr>
+      <w:spacing w:after="100"/>
+      <w:ind w:left="440"/>
+    </w:pPr>
   </w:style>
 </w:styles>
 </file>
@@ -24658,7 +27651,7 @@
 </file>
 
 <file path=customXml/itemProps1.xml><?xml version="1.0" encoding="utf-8"?>
-<ds:datastoreItem xmlns:ds="http://schemas.openxmlformats.org/officeDocument/2006/customXml" ds:itemID="{E5D99D69-D211-4551-A16D-F54AB6EEA6C9}">
+<ds:datastoreItem xmlns:ds="http://schemas.openxmlformats.org/officeDocument/2006/customXml" ds:itemID="{34166F41-681A-437C-A098-688AED64EC86}">
   <ds:schemaRefs>
     <ds:schemaRef ds:uri="http://schemas.openxmlformats.org/officeDocument/2006/bibliography"/>
   </ds:schemaRefs>
